--- a/latest/ORB.docx
+++ b/latest/ORB.docx
@@ -117,7 +117,7 @@
         <w:pStyle w:val="FirstParagraph"/>
       </w:pPr>
       <w:r>
-        <w:t xml:space="preserve">Not available yet</w:t>
+        <w:t xml:space="preserve">Not available, see previous versions of the document for its history.</w:t>
       </w:r>
     </w:p>
     <w:bookmarkEnd w:id="25"/>
@@ -151,7 +151,7 @@
         </w:numPr>
       </w:pPr>
       <w:r>
-        <w:t xml:space="preserve">Ake Rosenqvist, soloEO / Japan Aerospace Exploration Agency (JAXA), Japan</w:t>
+        <w:t xml:space="preserve">Ake Rosenqvist, soloEO / Japan Aerospace Exploration Agency, Japan</w:t>
       </w:r>
     </w:p>
     <w:p>
@@ -235,6 +235,18 @@
         </w:numPr>
       </w:pPr>
       <w:r>
+        <w:t xml:space="preserve">David Bekaert, Jet Propulsion Laboratory, USA</w:t>
+      </w:r>
+    </w:p>
+    <w:p>
+      <w:pPr>
+        <w:pStyle w:val="Compact"/>
+        <w:numPr>
+          <w:ilvl w:val="0"/>
+          <w:numId w:val="1001"/>
+        </w:numPr>
+      </w:pPr>
+      <w:r>
         <w:t xml:space="preserve">Virginia Brancato, Jet Propulsion Laboratory, USA</w:t>
       </w:r>
     </w:p>
@@ -271,6 +283,18 @@
         </w:numPr>
       </w:pPr>
       <w:r>
+        <w:t xml:space="preserve">Matt Garthwaite, CSIRO, Australia</w:t>
+      </w:r>
+    </w:p>
+    <w:p>
+      <w:pPr>
+        <w:pStyle w:val="Compact"/>
+        <w:numPr>
+          <w:ilvl w:val="0"/>
+          <w:numId w:val="1001"/>
+        </w:numPr>
+      </w:pPr>
+      <w:r>
         <w:t xml:space="preserve">Guillaume Hajduch, Collecte Localisation Satellites, France</w:t>
       </w:r>
     </w:p>
@@ -283,6 +307,18 @@
         </w:numPr>
       </w:pPr>
       <w:r>
+        <w:t xml:space="preserve">P.V. Jayasri, ISRO, India</w:t>
+      </w:r>
+    </w:p>
+    <w:p>
+      <w:pPr>
+        <w:pStyle w:val="Compact"/>
+        <w:numPr>
+          <w:ilvl w:val="0"/>
+          <w:numId w:val="1001"/>
+        </w:numPr>
+      </w:pPr>
+      <w:r>
         <w:t xml:space="preserve">Josef Kellndorfer, Earth Big Data, USA</w:t>
       </w:r>
     </w:p>
@@ -307,7 +343,7 @@
         </w:numPr>
       </w:pPr>
       <w:r>
-        <w:t xml:space="preserve">Adam Lewis, Geoscience Australia, Australia</w:t>
+        <w:t xml:space="preserve">Thomas Logan, Alaska Satellite Facility, USA</w:t>
       </w:r>
     </w:p>
     <w:p>
@@ -319,7 +355,7 @@
         </w:numPr>
       </w:pPr>
       <w:r>
-        <w:t xml:space="preserve">Thomas Logan, Alaska Satellite Facility, USA</w:t>
+        <w:t xml:space="preserve">Franz Meyer, Alaska Satellite Facility, USA</w:t>
       </w:r>
     </w:p>
     <w:p>
@@ -331,7 +367,7 @@
         </w:numPr>
       </w:pPr>
       <w:r>
-        <w:t xml:space="preserve">Franz Meyer, Alaska Satellite Facility, USA</w:t>
+        <w:t xml:space="preserve">Nuno Miranda, European Space Agency (ESA), Italy</w:t>
       </w:r>
     </w:p>
     <w:p>
@@ -343,7 +379,7 @@
         </w:numPr>
       </w:pPr>
       <w:r>
-        <w:t xml:space="preserve">Nuno Miranda, European Space Agency (ESA), Italy</w:t>
+        <w:t xml:space="preserve">Muriel Pinheiro, European Space Agency (ESA), Italy</w:t>
       </w:r>
     </w:p>
     <w:p>
@@ -355,7 +391,7 @@
         </w:numPr>
       </w:pPr>
       <w:r>
-        <w:t xml:space="preserve">Muriel Pinheiro, European Space Agency (ESA), Italy</w:t>
+        <w:t xml:space="preserve">Marko Repse, Sinergise, Slovenia</w:t>
       </w:r>
     </w:p>
     <w:p>
@@ -367,7 +403,7 @@
         </w:numPr>
       </w:pPr>
       <w:r>
-        <w:t xml:space="preserve">Marko Repse, Sinergise, Slovenia</w:t>
+        <w:t xml:space="preserve">HariPriya Sakethapuram, ISRO, India</w:t>
       </w:r>
     </w:p>
     <w:p>
@@ -379,7 +415,7 @@
         </w:numPr>
       </w:pPr>
       <w:r>
-        <w:t xml:space="preserve">HariPriya Sakethapuram, ISRO, India</w:t>
+        <w:t xml:space="preserve">Gustavo H. X. Shiroma, Jet Propulsion Laboratory, USA</w:t>
       </w:r>
     </w:p>
     <w:p>
@@ -403,7 +439,7 @@
         </w:numPr>
       </w:pPr>
       <w:r>
-        <w:t xml:space="preserve">Gustavo Shiroma, Jet Propulsion Laboratory, USA</w:t>
+        <w:t xml:space="preserve">Scott Staniewicz, Jet Propulsion Laboratory, USA</w:t>
       </w:r>
     </w:p>
     <w:p>
@@ -439,7 +475,7 @@
         </w:numPr>
       </w:pPr>
       <w:r>
-        <w:t xml:space="preserve">Antonio Valentino, RHEA for European Space Agency (ESA), Italy</w:t>
+        <w:t xml:space="preserve">Antonio Valentino, Starion for European Space Agency (ESA), Italy</w:t>
       </w:r>
     </w:p>
     <w:p>
@@ -464,6 +500,18 @@
       </w:pPr>
       <w:r>
         <w:t xml:space="preserve">Fang Yuan, Digital Earth Africa, Australia</w:t>
+      </w:r>
+    </w:p>
+    <w:p>
+      <w:pPr>
+        <w:pStyle w:val="Compact"/>
+        <w:numPr>
+          <w:ilvl w:val="0"/>
+          <w:numId w:val="1001"/>
+        </w:numPr>
+      </w:pPr>
+      <w:r>
+        <w:t xml:space="preserve">Francesco De Zan, Delta-Phi Remote Sensing GmbH, Germany</w:t>
       </w:r>
     </w:p>
     <w:p>
@@ -1329,7 +1377,7 @@
         <w:t xml:space="preserve">suitability of the dataset, and must meet the requirements listed below.</w:t>
       </w:r>
     </w:p>
-    <w:bookmarkStart w:id="34" w:name="sec:meta.metadata-traceability-sar"/>
+    <w:bookmarkStart w:id="34" w:name="sec:meta-trcsar"/>
     <w:p>
       <w:pPr>
         <w:pStyle w:val="berschrift4"/>
@@ -1361,7 +1409,7 @@
         <w:rPr>
           <w:rStyle w:val="VerbatimChar"/>
         </w:rPr>
-        <w:t xml:space="preserve">meta.metadata-traceability-sar</w:t>
+        <w:t xml:space="preserve">meta-trcsar</w:t>
       </w:r>
     </w:p>
     <w:bookmarkStart w:id="31" w:name="threshold-requirements"/>
@@ -1424,7 +1472,7 @@
       <w:r>
         <w:t xml:space="preserve">“</w:t>
       </w:r>
-      <w:hyperlink w:anchor="X96f5cf0495ba802547027bd915355aff9549cc2">
+      <w:hyperlink w:anchor="sec:rcm-rmasar">
         <w:r>
           <w:rPr>
             <w:rStyle w:val="Hyperlink"/>
@@ -1518,7 +1566,7 @@
     </w:p>
     <w:bookmarkEnd w:id="33"/>
     <w:bookmarkEnd w:id="34"/>
-    <w:bookmarkStart w:id="38" w:name="X395b65d2d68dbeeea9cb452c7d813188d36eeff"/>
+    <w:bookmarkStart w:id="38" w:name="sec:meta-mrdsar"/>
     <w:p>
       <w:pPr>
         <w:pStyle w:val="berschrift4"/>
@@ -1550,7 +1598,7 @@
         <w:rPr>
           <w:rStyle w:val="VerbatimChar"/>
         </w:rPr>
-        <w:t xml:space="preserve">meta.metadata-machine-readability-sar</w:t>
+        <w:t xml:space="preserve">meta-mrdsar</w:t>
       </w:r>
     </w:p>
     <w:bookmarkStart w:id="35" w:name="threshold-requirements-1"/>
@@ -1655,7 +1703,7 @@
     </w:p>
     <w:bookmarkEnd w:id="37"/>
     <w:bookmarkEnd w:id="38"/>
-    <w:bookmarkStart w:id="42" w:name="sec:meta.metadata-product-type-sar"/>
+    <w:bookmarkStart w:id="42" w:name="sec:meta-prdtyp"/>
     <w:p>
       <w:pPr>
         <w:pStyle w:val="berschrift4"/>
@@ -1687,7 +1735,7 @@
         <w:rPr>
           <w:rStyle w:val="VerbatimChar"/>
         </w:rPr>
-        <w:t xml:space="preserve">meta.metadata-product-type-sar</w:t>
+        <w:t xml:space="preserve">meta-prdtyp</w:t>
       </w:r>
     </w:p>
     <w:bookmarkStart w:id="39" w:name="threshold-requirements-2"/>
@@ -1795,7 +1843,7 @@
     </w:p>
     <w:bookmarkEnd w:id="41"/>
     <w:bookmarkEnd w:id="42"/>
-    <w:bookmarkStart w:id="46" w:name="sec:meta.metadata-pfs-url"/>
+    <w:bookmarkStart w:id="46" w:name="sec:meta-pfsurl"/>
     <w:p>
       <w:pPr>
         <w:pStyle w:val="berschrift4"/>
@@ -1827,7 +1875,7 @@
         <w:rPr>
           <w:rStyle w:val="VerbatimChar"/>
         </w:rPr>
-        <w:t xml:space="preserve">meta.metadata-pfs-url</w:t>
+        <w:t xml:space="preserve">meta-pfsurl</w:t>
       </w:r>
     </w:p>
     <w:bookmarkStart w:id="43" w:name="threshold-requirements-3"/>
@@ -1935,7 +1983,7 @@
     </w:p>
     <w:bookmarkEnd w:id="45"/>
     <w:bookmarkEnd w:id="46"/>
-    <w:bookmarkStart w:id="50" w:name="sec:meta.metadata-time-sar"/>
+    <w:bookmarkStart w:id="50" w:name="sec:meta-timsar"/>
     <w:p>
       <w:pPr>
         <w:pStyle w:val="berschrift4"/>
@@ -1967,7 +2015,7 @@
         <w:rPr>
           <w:rStyle w:val="VerbatimChar"/>
         </w:rPr>
-        <w:t xml:space="preserve">meta.metadata-time-sar</w:t>
+        <w:t xml:space="preserve">meta-timsar</w:t>
       </w:r>
     </w:p>
     <w:bookmarkStart w:id="47" w:name="threshold-requirements-4"/>
@@ -2001,7 +2049,7 @@
       <w:r>
         <w:t xml:space="preserve">“</w:t>
       </w:r>
-      <w:hyperlink w:anchor="sec:pxl.per-pixel-acquisition-id">
+      <w:hyperlink w:anchor="sec:pxl-ppacqd">
         <w:r>
           <w:rPr>
             <w:rStyle w:val="Hyperlink"/>
@@ -2149,7 +2197,7 @@
         <w:t xml:space="preserve">This may be one or mutliple acquisitions.</w:t>
       </w:r>
     </w:p>
-    <w:bookmarkStart w:id="55" w:name="sec:src.metadata-acquisition-id"/>
+    <w:bookmarkStart w:id="55" w:name="sec:src-acqid"/>
     <w:p>
       <w:pPr>
         <w:pStyle w:val="berschrift4"/>
@@ -2181,7 +2229,7 @@
         <w:rPr>
           <w:rStyle w:val="VerbatimChar"/>
         </w:rPr>
-        <w:t xml:space="preserve">src.metadata-acquisition-id</w:t>
+        <w:t xml:space="preserve">src-acqid</w:t>
       </w:r>
     </w:p>
     <w:bookmarkStart w:id="52" w:name="threshold-requirements-5"/>
@@ -2289,7 +2337,7 @@
     </w:p>
     <w:bookmarkEnd w:id="54"/>
     <w:bookmarkEnd w:id="55"/>
-    <w:bookmarkStart w:id="59" w:name="sec:src.metadata-data-access-source"/>
+    <w:bookmarkStart w:id="59" w:name="sec:src-dacsrc"/>
     <w:p>
       <w:pPr>
         <w:pStyle w:val="berschrift4"/>
@@ -2321,7 +2369,7 @@
         <w:rPr>
           <w:rStyle w:val="VerbatimChar"/>
         </w:rPr>
-        <w:t xml:space="preserve">src.metadata-data-access-source</w:t>
+        <w:t xml:space="preserve">src-dacsrc</w:t>
       </w:r>
     </w:p>
     <w:bookmarkStart w:id="56" w:name="threshold-requirements-6"/>
@@ -2426,7 +2474,7 @@
     </w:p>
     <w:bookmarkEnd w:id="58"/>
     <w:bookmarkEnd w:id="59"/>
-    <w:bookmarkStart w:id="64" w:name="sec:src.metadata-instrument-sar"/>
+    <w:bookmarkStart w:id="64" w:name="sec:src-inssar"/>
     <w:p>
       <w:pPr>
         <w:pStyle w:val="berschrift4"/>
@@ -2458,7 +2506,7 @@
         <w:rPr>
           <w:rStyle w:val="VerbatimChar"/>
         </w:rPr>
-        <w:t xml:space="preserve">src.metadata-instrument-sar</w:t>
+        <w:t xml:space="preserve">src-inssar</w:t>
       </w:r>
     </w:p>
     <w:bookmarkStart w:id="60" w:name="threshold-requirements-7"/>
@@ -2604,7 +2652,7 @@
     </w:p>
     <w:bookmarkEnd w:id="63"/>
     <w:bookmarkEnd w:id="64"/>
-    <w:bookmarkStart w:id="68" w:name="sec:src.metadata-time-source"/>
+    <w:bookmarkStart w:id="68" w:name="sec:src-timsrc"/>
     <w:p>
       <w:pPr>
         <w:pStyle w:val="berschrift4"/>
@@ -2636,7 +2684,7 @@
         <w:rPr>
           <w:rStyle w:val="VerbatimChar"/>
         </w:rPr>
-        <w:t xml:space="preserve">src.metadata-time-source</w:t>
+        <w:t xml:space="preserve">src-timsrc</w:t>
       </w:r>
     </w:p>
     <w:bookmarkStart w:id="65" w:name="threshold-requirements-8"/>
@@ -2744,7 +2792,7 @@
     </w:p>
     <w:bookmarkEnd w:id="67"/>
     <w:bookmarkEnd w:id="68"/>
-    <w:bookmarkStart w:id="72" w:name="X388564888c1c6fa2a0a60a2518ddf0e462cce33"/>
+    <w:bookmarkStart w:id="72" w:name="sec:src-acqpar"/>
     <w:p>
       <w:pPr>
         <w:pStyle w:val="berschrift4"/>
@@ -2776,7 +2824,7 @@
         <w:rPr>
           <w:rStyle w:val="VerbatimChar"/>
         </w:rPr>
-        <w:t xml:space="preserve">src.metadata-acquisition-parameters-sar</w:t>
+        <w:t xml:space="preserve">src-acqpar</w:t>
       </w:r>
     </w:p>
     <w:bookmarkStart w:id="69" w:name="threshold-requirements-9"/>
@@ -2956,7 +3004,7 @@
     </w:p>
     <w:bookmarkEnd w:id="71"/>
     <w:bookmarkEnd w:id="72"/>
-    <w:bookmarkStart w:id="77" w:name="sec:src.metadata-orbit"/>
+    <w:bookmarkStart w:id="77" w:name="sec:src-orbit"/>
     <w:p>
       <w:pPr>
         <w:pStyle w:val="berschrift4"/>
@@ -2988,7 +3036,7 @@
         <w:rPr>
           <w:rStyle w:val="VerbatimChar"/>
         </w:rPr>
-        <w:t xml:space="preserve">src.metadata-orbit</w:t>
+        <w:t xml:space="preserve">src-orbit</w:t>
       </w:r>
     </w:p>
     <w:bookmarkStart w:id="74" w:name="threshold-requirements-10"/>
@@ -3159,7 +3207,7 @@
     </w:p>
     <w:bookmarkEnd w:id="76"/>
     <w:bookmarkEnd w:id="77"/>
-    <w:bookmarkStart w:id="81" w:name="sec:src.metadata-processing-parameters"/>
+    <w:bookmarkStart w:id="81" w:name="sec:src-prcpar"/>
     <w:p>
       <w:pPr>
         <w:pStyle w:val="berschrift4"/>
@@ -3191,7 +3239,7 @@
         <w:rPr>
           <w:rStyle w:val="VerbatimChar"/>
         </w:rPr>
-        <w:t xml:space="preserve">src.metadata-processing-parameters</w:t>
+        <w:t xml:space="preserve">src-prcpar</w:t>
       </w:r>
     </w:p>
     <w:bookmarkStart w:id="78" w:name="threshold-requirements-11"/>
@@ -3380,7 +3428,7 @@
     </w:p>
     <w:bookmarkEnd w:id="80"/>
     <w:bookmarkEnd w:id="81"/>
-    <w:bookmarkStart w:id="85" w:name="sec:src.metadata-image-attributes-sar"/>
+    <w:bookmarkStart w:id="85" w:name="sec:src-imgatt"/>
     <w:p>
       <w:pPr>
         <w:pStyle w:val="berschrift4"/>
@@ -3412,7 +3460,7 @@
         <w:rPr>
           <w:rStyle w:val="VerbatimChar"/>
         </w:rPr>
-        <w:t xml:space="preserve">src.metadata-image-attributes-sar</w:t>
+        <w:t xml:space="preserve">src-imgatt</w:t>
       </w:r>
     </w:p>
     <w:bookmarkStart w:id="82" w:name="threshold-requirements-12"/>
@@ -3601,7 +3649,7 @@
     </w:p>
     <w:bookmarkEnd w:id="84"/>
     <w:bookmarkEnd w:id="85"/>
-    <w:bookmarkStart w:id="89" w:name="sec:src.metadata-sensor-calibration-sar"/>
+    <w:bookmarkStart w:id="89" w:name="sec:src-scasar"/>
     <w:p>
       <w:pPr>
         <w:pStyle w:val="berschrift4"/>
@@ -3633,7 +3681,7 @@
         <w:rPr>
           <w:rStyle w:val="VerbatimChar"/>
         </w:rPr>
-        <w:t xml:space="preserve">src.metadata-sensor-calibration-sar</w:t>
+        <w:t xml:space="preserve">src-scasar</w:t>
       </w:r>
     </w:p>
     <w:bookmarkStart w:id="86" w:name="threshold-requirements-13"/>
@@ -3747,7 +3795,7 @@
     </w:p>
     <w:bookmarkEnd w:id="88"/>
     <w:bookmarkEnd w:id="89"/>
-    <w:bookmarkStart w:id="93" w:name="sec:src.metadata-performance-indicators"/>
+    <w:bookmarkStart w:id="93" w:name="sec:src-prfind"/>
     <w:p>
       <w:pPr>
         <w:pStyle w:val="berschrift4"/>
@@ -3779,7 +3827,7 @@
         <w:rPr>
           <w:rStyle w:val="VerbatimChar"/>
         </w:rPr>
-        <w:t xml:space="preserve">src.metadata-performance-indicators</w:t>
+        <w:t xml:space="preserve">src-prfind</w:t>
       </w:r>
     </w:p>
     <w:bookmarkStart w:id="90" w:name="threshold-requirements-14"/>
@@ -3990,7 +4038,7 @@
     </w:p>
     <w:bookmarkEnd w:id="92"/>
     <w:bookmarkEnd w:id="93"/>
-    <w:bookmarkStart w:id="97" w:name="Xfba7a12354a19b5faae5bafbe3d48cff22204af"/>
+    <w:bookmarkStart w:id="97" w:name="sec:src-polcal"/>
     <w:p>
       <w:pPr>
         <w:pStyle w:val="berschrift4"/>
@@ -4022,7 +4070,7 @@
         <w:rPr>
           <w:rStyle w:val="VerbatimChar"/>
         </w:rPr>
-        <w:t xml:space="preserve">src.metadata-polarimetric-calibration-matrices</w:t>
+        <w:t xml:space="preserve">src-polcal</w:t>
       </w:r>
     </w:p>
     <w:bookmarkStart w:id="94" w:name="threshold-requirements-15"/>
@@ -4130,7 +4178,7 @@
     </w:p>
     <w:bookmarkEnd w:id="96"/>
     <w:bookmarkEnd w:id="97"/>
-    <w:bookmarkStart w:id="101" w:name="X5b1ceaf4a0f14a39998a160329b697f4fdfe671"/>
+    <w:bookmarkStart w:id="101" w:name="sec:src-mfrang"/>
     <w:p>
       <w:pPr>
         <w:pStyle w:val="berschrift4"/>
@@ -4162,7 +4210,7 @@
         <w:rPr>
           <w:rStyle w:val="VerbatimChar"/>
         </w:rPr>
-        <w:t xml:space="preserve">src.metadata-mean-faraday-rotation-angle</w:t>
+        <w:t xml:space="preserve">src-mfrang</w:t>
       </w:r>
     </w:p>
     <w:bookmarkStart w:id="98" w:name="threshold-requirements-16"/>
@@ -4270,7 +4318,7 @@
     </w:p>
     <w:bookmarkEnd w:id="100"/>
     <w:bookmarkEnd w:id="101"/>
-    <w:bookmarkStart w:id="105" w:name="sec:src.metadata-ionosphere-indicator"/>
+    <w:bookmarkStart w:id="105" w:name="sec:src-ionind"/>
     <w:p>
       <w:pPr>
         <w:pStyle w:val="berschrift4"/>
@@ -4302,7 +4350,7 @@
         <w:rPr>
           <w:rStyle w:val="VerbatimChar"/>
         </w:rPr>
-        <w:t xml:space="preserve">src.metadata-ionosphere-indicator</w:t>
+        <w:t xml:space="preserve">src-ionind</w:t>
       </w:r>
     </w:p>
     <w:bookmarkStart w:id="102" w:name="threshold-requirements-17"/>
@@ -4448,7 +4496,7 @@
         <w:t xml:space="preserve">Information related to the CEOS-ARD product generation procedure and geographic parameters.</w:t>
       </w:r>
     </w:p>
-    <w:bookmarkStart w:id="110" w:name="sec:prd.metadata-data-access-product"/>
+    <w:bookmarkStart w:id="110" w:name="sec:prd-dacprd"/>
     <w:p>
       <w:pPr>
         <w:pStyle w:val="berschrift4"/>
@@ -4480,7 +4528,7 @@
         <w:rPr>
           <w:rStyle w:val="VerbatimChar"/>
         </w:rPr>
-        <w:t xml:space="preserve">prd.metadata-data-access-product</w:t>
+        <w:t xml:space="preserve">prd-dacprd</w:t>
       </w:r>
     </w:p>
     <w:bookmarkStart w:id="107" w:name="threshold-requirements-18"/>
@@ -4633,7 +4681,7 @@
     </w:p>
     <w:bookmarkEnd w:id="109"/>
     <w:bookmarkEnd w:id="110"/>
-    <w:bookmarkStart w:id="114" w:name="sec:prd.metadata-auxiliary-data"/>
+    <w:bookmarkStart w:id="114" w:name="sec:prd-auxdat"/>
     <w:p>
       <w:pPr>
         <w:pStyle w:val="berschrift4"/>
@@ -4665,7 +4713,7 @@
         <w:rPr>
           <w:rStyle w:val="VerbatimChar"/>
         </w:rPr>
-        <w:t xml:space="preserve">prd.metadata-auxiliary-data</w:t>
+        <w:t xml:space="preserve">prd-auxdat</w:t>
       </w:r>
     </w:p>
     <w:bookmarkStart w:id="111" w:name="threshold-requirements-19"/>
@@ -4793,7 +4841,7 @@
     </w:p>
     <w:bookmarkEnd w:id="113"/>
     <w:bookmarkEnd w:id="114"/>
-    <w:bookmarkStart w:id="118" w:name="sec:prd.metadata-sample-spacing"/>
+    <w:bookmarkStart w:id="118" w:name="sec:prd-smpspc"/>
     <w:p>
       <w:pPr>
         <w:pStyle w:val="berschrift4"/>
@@ -4825,7 +4873,7 @@
         <w:rPr>
           <w:rStyle w:val="VerbatimChar"/>
         </w:rPr>
-        <w:t xml:space="preserve">prd.metadata-sample-spacing</w:t>
+        <w:t xml:space="preserve">prd-smpspc</w:t>
       </w:r>
     </w:p>
     <w:bookmarkStart w:id="115" w:name="threshold-requirements-20"/>
@@ -4957,7 +5005,7 @@
     </w:p>
     <w:bookmarkEnd w:id="117"/>
     <w:bookmarkEnd w:id="118"/>
-    <w:bookmarkStart w:id="122" w:name="sec:prd.metadata-enl"/>
+    <w:bookmarkStart w:id="122" w:name="sec:prd-enl"/>
     <w:p>
       <w:pPr>
         <w:pStyle w:val="berschrift4"/>
@@ -4989,7 +5037,7 @@
         <w:rPr>
           <w:rStyle w:val="VerbatimChar"/>
         </w:rPr>
-        <w:t xml:space="preserve">prd.metadata-enl</w:t>
+        <w:t xml:space="preserve">prd-enl</w:t>
       </w:r>
     </w:p>
     <w:bookmarkStart w:id="119" w:name="threshold-requirements-21"/>
@@ -5097,7 +5145,7 @@
     </w:p>
     <w:bookmarkEnd w:id="121"/>
     <w:bookmarkEnd w:id="122"/>
-    <w:bookmarkStart w:id="126" w:name="sec:prd.metadata-resolution"/>
+    <w:bookmarkStart w:id="126" w:name="sec:prd-resol"/>
     <w:p>
       <w:pPr>
         <w:pStyle w:val="berschrift4"/>
@@ -5129,7 +5177,7 @@
         <w:rPr>
           <w:rStyle w:val="VerbatimChar"/>
         </w:rPr>
-        <w:t xml:space="preserve">prd.metadata-resolution</w:t>
+        <w:t xml:space="preserve">prd-resol</w:t>
       </w:r>
     </w:p>
     <w:bookmarkStart w:id="123" w:name="threshold-requirements-22"/>
@@ -5261,7 +5309,7 @@
     </w:p>
     <w:bookmarkEnd w:id="125"/>
     <w:bookmarkEnd w:id="126"/>
-    <w:bookmarkStart w:id="130" w:name="sec:prd.metadata-speckle-filtering"/>
+    <w:bookmarkStart w:id="130" w:name="sec:prd-spkflt"/>
     <w:p>
       <w:pPr>
         <w:pStyle w:val="berschrift4"/>
@@ -5293,7 +5341,7 @@
         <w:rPr>
           <w:rStyle w:val="VerbatimChar"/>
         </w:rPr>
-        <w:t xml:space="preserve">prd.metadata-speckle-filtering</w:t>
+        <w:t xml:space="preserve">prd-spkflt</w:t>
       </w:r>
     </w:p>
     <w:bookmarkStart w:id="127" w:name="threshold-requirements-23"/>
@@ -5469,7 +5517,7 @@
     </w:p>
     <w:bookmarkEnd w:id="129"/>
     <w:bookmarkEnd w:id="130"/>
-    <w:bookmarkStart w:id="134" w:name="sec:prd.metadata-geo-bbox"/>
+    <w:bookmarkStart w:id="134" w:name="sec:prd-geobx"/>
     <w:p>
       <w:pPr>
         <w:pStyle w:val="berschrift4"/>
@@ -5501,7 +5549,7 @@
         <w:rPr>
           <w:rStyle w:val="VerbatimChar"/>
         </w:rPr>
-        <w:t xml:space="preserve">prd.metadata-geo-bbox</w:t>
+        <w:t xml:space="preserve">prd-geobx</w:t>
       </w:r>
     </w:p>
     <w:bookmarkStart w:id="131" w:name="threshold-requirements-24"/>
@@ -5529,7 +5577,7 @@
       <w:r>
         <w:t xml:space="preserve">“</w:t>
       </w:r>
-      <w:hyperlink w:anchor="sec:prd.metadata-crs">
+      <w:hyperlink w:anchor="sec:prd-crs">
         <w:r>
           <w:rPr>
             <w:rStyle w:val="Hyperlink"/>
@@ -5652,7 +5700,7 @@
     </w:p>
     <w:bookmarkEnd w:id="133"/>
     <w:bookmarkEnd w:id="134"/>
-    <w:bookmarkStart w:id="138" w:name="sec:prd.metadata-geo-area"/>
+    <w:bookmarkStart w:id="138" w:name="sec:prd-geoare"/>
     <w:p>
       <w:pPr>
         <w:pStyle w:val="berschrift4"/>
@@ -5684,7 +5732,7 @@
         <w:rPr>
           <w:rStyle w:val="VerbatimChar"/>
         </w:rPr>
-        <w:t xml:space="preserve">prd.metadata-geo-area</w:t>
+        <w:t xml:space="preserve">prd-geoare</w:t>
       </w:r>
     </w:p>
     <w:bookmarkStart w:id="135" w:name="threshold-requirements-25"/>
@@ -5792,7 +5840,7 @@
     </w:p>
     <w:bookmarkEnd w:id="137"/>
     <w:bookmarkEnd w:id="138"/>
-    <w:bookmarkStart w:id="142" w:name="sec:prd.metadata-image-size"/>
+    <w:bookmarkStart w:id="142" w:name="sec:prd-imgsiz"/>
     <w:p>
       <w:pPr>
         <w:pStyle w:val="berschrift4"/>
@@ -5824,7 +5872,7 @@
         <w:rPr>
           <w:rStyle w:val="VerbatimChar"/>
         </w:rPr>
-        <w:t xml:space="preserve">prd.metadata-image-size</w:t>
+        <w:t xml:space="preserve">prd-imgsiz</w:t>
       </w:r>
     </w:p>
     <w:bookmarkStart w:id="139" w:name="threshold-requirements-26"/>
@@ -5980,7 +6028,7 @@
     </w:p>
     <w:bookmarkEnd w:id="141"/>
     <w:bookmarkEnd w:id="142"/>
-    <w:bookmarkStart w:id="146" w:name="Xec46cf7db597e44ff2abc275345728e361b06e7"/>
+    <w:bookmarkStart w:id="146" w:name="sec:prd-pxconv"/>
     <w:p>
       <w:pPr>
         <w:pStyle w:val="berschrift4"/>
@@ -6012,7 +6060,7 @@
         <w:rPr>
           <w:rStyle w:val="VerbatimChar"/>
         </w:rPr>
-        <w:t xml:space="preserve">prd.metadata-pixel-coordinate-convention</w:t>
+        <w:t xml:space="preserve">prd-pxconv</w:t>
       </w:r>
     </w:p>
     <w:bookmarkStart w:id="143" w:name="threshold-requirements-27"/>
@@ -6126,7 +6174,7 @@
     </w:p>
     <w:bookmarkEnd w:id="145"/>
     <w:bookmarkEnd w:id="146"/>
-    <w:bookmarkStart w:id="150" w:name="sec:prd.metadata-crs"/>
+    <w:bookmarkStart w:id="150" w:name="sec:prd-crs"/>
     <w:p>
       <w:pPr>
         <w:pStyle w:val="berschrift4"/>
@@ -6158,7 +6206,7 @@
         <w:rPr>
           <w:rStyle w:val="VerbatimChar"/>
         </w:rPr>
-        <w:t xml:space="preserve">prd.metadata-crs</w:t>
+        <w:t xml:space="preserve">prd-crs</w:t>
       </w:r>
     </w:p>
     <w:bookmarkStart w:id="147" w:name="threshold-requirements-28"/>
@@ -6272,7 +6320,7 @@
     </w:p>
     <w:bookmarkEnd w:id="149"/>
     <w:bookmarkEnd w:id="150"/>
-    <w:bookmarkStart w:id="155" w:name="X5bb9b2ac09c5664ba4efd86865f81b1ca41ca20"/>
+    <w:bookmarkStart w:id="155" w:name="sec:prd-lookdp"/>
     <w:p>
       <w:pPr>
         <w:pStyle w:val="berschrift4"/>
@@ -6304,7 +6352,7 @@
         <w:rPr>
           <w:rStyle w:val="VerbatimChar"/>
         </w:rPr>
-        <w:t xml:space="preserve">prd.metadata-look-direction-polynomials</w:t>
+        <w:t xml:space="preserve">prd-lookdp</w:t>
       </w:r>
     </w:p>
     <w:bookmarkStart w:id="152" w:name="threshold-requirements-29"/>
@@ -6326,7 +6374,7 @@
       <w:r>
         <w:t xml:space="preserve">“</w:t>
       </w:r>
-      <w:hyperlink w:anchor="sec:pxl.per-pixel-look-direction">
+      <w:hyperlink w:anchor="sec:pxl-pplkdr">
         <w:r>
           <w:rPr>
             <w:rStyle w:val="Hyperlink"/>
@@ -6770,7 +6818,7 @@
         <w:t xml:space="preserve">Per-pixel metadata should allow users to discriminate between (choose) observations on the basis of their individual suitability for applications.</w:t>
       </w:r>
     </w:p>
-    <w:bookmarkStart w:id="160" w:name="sec:pxl.cloud-optimized-formats"/>
+    <w:bookmarkStart w:id="160" w:name="sec:pxl-cldopt"/>
     <w:p>
       <w:pPr>
         <w:pStyle w:val="berschrift4"/>
@@ -6802,7 +6850,7 @@
         <w:rPr>
           <w:rStyle w:val="VerbatimChar"/>
         </w:rPr>
-        <w:t xml:space="preserve">pxl.cloud-optimized-formats</w:t>
+        <w:t xml:space="preserve">pxl-cldopt</w:t>
       </w:r>
     </w:p>
     <w:bookmarkStart w:id="157" w:name="threshold-requirements-30"/>
@@ -6910,7 +6958,7 @@
     </w:p>
     <w:bookmarkEnd w:id="159"/>
     <w:bookmarkEnd w:id="160"/>
-    <w:bookmarkStart w:id="164" w:name="sec:pxl.metadata-machine-readability-sar"/>
+    <w:bookmarkStart w:id="164" w:name="sec:pxl-mrdsar"/>
     <w:p>
       <w:pPr>
         <w:pStyle w:val="berschrift4"/>
@@ -6942,7 +6990,7 @@
         <w:rPr>
           <w:rStyle w:val="VerbatimChar"/>
         </w:rPr>
-        <w:t xml:space="preserve">pxl.metadata-machine-readability-sar</w:t>
+        <w:t xml:space="preserve">pxl-mrdsar</w:t>
       </w:r>
     </w:p>
     <w:bookmarkStart w:id="161" w:name="threshold-requirements-31"/>
@@ -7047,7 +7095,7 @@
     </w:p>
     <w:bookmarkEnd w:id="163"/>
     <w:bookmarkEnd w:id="164"/>
-    <w:bookmarkStart w:id="168" w:name="sec:pxl.per-pixel-data-mask"/>
+    <w:bookmarkStart w:id="168" w:name="sec:pxl-ppmask"/>
     <w:p>
       <w:pPr>
         <w:pStyle w:val="berschrift4"/>
@@ -7079,7 +7127,7 @@
         <w:rPr>
           <w:rStyle w:val="VerbatimChar"/>
         </w:rPr>
-        <w:t xml:space="preserve">pxl.per-pixel-data-mask</w:t>
+        <w:t xml:space="preserve">pxl-ppmask</w:t>
       </w:r>
     </w:p>
     <w:bookmarkStart w:id="165" w:name="threshold-requirements-32"/>
@@ -7372,7 +7420,7 @@
     </w:p>
     <w:bookmarkEnd w:id="167"/>
     <w:bookmarkEnd w:id="168"/>
-    <w:bookmarkStart w:id="172" w:name="sec:pxl.per-pixel-scattering-area"/>
+    <w:bookmarkStart w:id="172" w:name="sec:pxl-ppscta"/>
     <w:p>
       <w:pPr>
         <w:pStyle w:val="berschrift4"/>
@@ -7404,7 +7452,7 @@
         <w:rPr>
           <w:rStyle w:val="VerbatimChar"/>
         </w:rPr>
-        <w:t xml:space="preserve">pxl.per-pixel-scattering-area</w:t>
+        <w:t xml:space="preserve">pxl-ppscta</w:t>
       </w:r>
     </w:p>
     <w:p>
@@ -7678,7 +7726,7 @@
     </w:p>
     <w:bookmarkEnd w:id="171"/>
     <w:bookmarkEnd w:id="172"/>
-    <w:bookmarkStart w:id="176" w:name="sec:pxl.per-pixel-local-incident-angle"/>
+    <w:bookmarkStart w:id="176" w:name="sec:pxl-pplia"/>
     <w:p>
       <w:pPr>
         <w:pStyle w:val="berschrift4"/>
@@ -7710,7 +7758,7 @@
         <w:rPr>
           <w:rStyle w:val="VerbatimChar"/>
         </w:rPr>
-        <w:t xml:space="preserve">pxl.per-pixel-local-incident-angle</w:t>
+        <w:t xml:space="preserve">pxl-pplia</w:t>
       </w:r>
     </w:p>
     <w:bookmarkStart w:id="173" w:name="threshold-requirements-34"/>
@@ -7906,7 +7954,7 @@
     </w:p>
     <w:bookmarkEnd w:id="175"/>
     <w:bookmarkEnd w:id="176"/>
-    <w:bookmarkStart w:id="180" w:name="X42862d8fb19a6b32ebc3398b92b86f6abe50bf3"/>
+    <w:bookmarkStart w:id="180" w:name="sec:pxl-ppelia"/>
     <w:p>
       <w:pPr>
         <w:pStyle w:val="berschrift4"/>
@@ -7938,7 +7986,7 @@
         <w:rPr>
           <w:rStyle w:val="VerbatimChar"/>
         </w:rPr>
-        <w:t xml:space="preserve">pxl.per-pixel-ellipsoidal-incident-angle</w:t>
+        <w:t xml:space="preserve">pxl-ppelia</w:t>
       </w:r>
     </w:p>
     <w:bookmarkStart w:id="177" w:name="threshold-requirements-35"/>
@@ -8146,7 +8194,7 @@
     </w:p>
     <w:bookmarkEnd w:id="179"/>
     <w:bookmarkEnd w:id="180"/>
-    <w:bookmarkStart w:id="184" w:name="sec:pxl.per-pixel-noise-power"/>
+    <w:bookmarkStart w:id="184" w:name="sec:pxl-ppnspw"/>
     <w:p>
       <w:pPr>
         <w:pStyle w:val="berschrift4"/>
@@ -8178,7 +8226,7 @@
         <w:rPr>
           <w:rStyle w:val="VerbatimChar"/>
         </w:rPr>
-        <w:t xml:space="preserve">pxl.per-pixel-noise-power</w:t>
+        <w:t xml:space="preserve">pxl-ppnspw</w:t>
       </w:r>
     </w:p>
     <w:bookmarkStart w:id="181" w:name="threshold-requirements-36"/>
@@ -8480,7 +8528,7 @@
     </w:p>
     <w:bookmarkEnd w:id="183"/>
     <w:bookmarkEnd w:id="184"/>
-    <w:bookmarkStart w:id="188" w:name="sec:pxl.per-pixel-acquisition-id"/>
+    <w:bookmarkStart w:id="188" w:name="sec:pxl-ppacqd"/>
     <w:p>
       <w:pPr>
         <w:pStyle w:val="berschrift4"/>
@@ -8512,7 +8560,7 @@
         <w:rPr>
           <w:rStyle w:val="VerbatimChar"/>
         </w:rPr>
-        <w:t xml:space="preserve">pxl.per-pixel-acquisition-id</w:t>
+        <w:t xml:space="preserve">pxl-ppacqd</w:t>
       </w:r>
     </w:p>
     <w:bookmarkStart w:id="185" w:name="threshold-requirements-37"/>
@@ -8554,7 +8602,7 @@
       <w:r>
         <w:t xml:space="preserve">“</w:t>
       </w:r>
-      <w:hyperlink w:anchor="sec:src.metadata-acquisition-id">
+      <w:hyperlink w:anchor="sec:src-acqid">
         <w:r>
           <w:rPr>
             <w:rStyle w:val="Hyperlink"/>
@@ -8744,7 +8792,7 @@
     </w:p>
     <w:bookmarkEnd w:id="187"/>
     <w:bookmarkEnd w:id="188"/>
-    <w:bookmarkStart w:id="192" w:name="sec:pxl.per-pixel-geoid"/>
+    <w:bookmarkStart w:id="192" w:name="sec:pxl-ppgeod"/>
     <w:p>
       <w:pPr>
         <w:pStyle w:val="berschrift4"/>
@@ -8776,7 +8824,7 @@
         <w:rPr>
           <w:rStyle w:val="VerbatimChar"/>
         </w:rPr>
-        <w:t xml:space="preserve">pxl.per-pixel-geoid</w:t>
+        <w:t xml:space="preserve">pxl-ppgeod</w:t>
       </w:r>
     </w:p>
     <w:bookmarkStart w:id="189" w:name="threshold-requirements-38"/>
@@ -8964,7 +9012,7 @@
     </w:p>
     <w:bookmarkEnd w:id="191"/>
     <w:bookmarkEnd w:id="192"/>
-    <w:bookmarkStart w:id="196" w:name="sec:pxl.per-pixel-look-direction"/>
+    <w:bookmarkStart w:id="196" w:name="sec:pxl-pplkdr"/>
     <w:p>
       <w:pPr>
         <w:pStyle w:val="berschrift4"/>
@@ -8996,7 +9044,7 @@
         <w:rPr>
           <w:rStyle w:val="VerbatimChar"/>
         </w:rPr>
-        <w:t xml:space="preserve">pxl.per-pixel-look-direction</w:t>
+        <w:t xml:space="preserve">pxl-pplkdr</w:t>
       </w:r>
     </w:p>
     <w:bookmarkStart w:id="193" w:name="threshold-requirements-39"/>
@@ -9216,7 +9264,7 @@
         <w:t xml:space="preserve">The requirements below must be met for all pixels/samples/observations in a collection.</w:t>
       </w:r>
     </w:p>
-    <w:bookmarkStart w:id="201" w:name="sec:rcm.cloud-optimized-formats"/>
+    <w:bookmarkStart w:id="201" w:name="sec:rcm-cldopt"/>
     <w:p>
       <w:pPr>
         <w:pStyle w:val="berschrift4"/>
@@ -9248,7 +9296,7 @@
         <w:rPr>
           <w:rStyle w:val="VerbatimChar"/>
         </w:rPr>
-        <w:t xml:space="preserve">rcm.cloud-optimized-formats</w:t>
+        <w:t xml:space="preserve">rcm-cldopt</w:t>
       </w:r>
     </w:p>
     <w:bookmarkStart w:id="198" w:name="threshold-requirements-40"/>
@@ -9356,7 +9404,7 @@
     </w:p>
     <w:bookmarkEnd w:id="200"/>
     <w:bookmarkEnd w:id="201"/>
-    <w:bookmarkStart w:id="205" w:name="sec:rcm.measurements-backscatter-orb"/>
+    <w:bookmarkStart w:id="205" w:name="sec:rcm-bsorb"/>
     <w:p>
       <w:pPr>
         <w:pStyle w:val="berschrift4"/>
@@ -9388,7 +9436,7 @@
         <w:rPr>
           <w:rStyle w:val="VerbatimChar"/>
         </w:rPr>
-        <w:t xml:space="preserve">rcm.measurements-backscatter-orb</w:t>
+        <w:t xml:space="preserve">rcm-bsorb</w:t>
       </w:r>
     </w:p>
     <w:bookmarkStart w:id="202" w:name="threshold-requirements-41"/>
@@ -9656,7 +9704,7 @@
     </w:p>
     <w:bookmarkEnd w:id="204"/>
     <w:bookmarkEnd w:id="205"/>
-    <w:bookmarkStart w:id="209" w:name="sec:rcm.metadata-scaling-conversion"/>
+    <w:bookmarkStart w:id="209" w:name="sec:rcm-sclcnv"/>
     <w:p>
       <w:pPr>
         <w:pStyle w:val="berschrift4"/>
@@ -9688,7 +9736,7 @@
         <w:rPr>
           <w:rStyle w:val="VerbatimChar"/>
         </w:rPr>
-        <w:t xml:space="preserve">rcm.metadata-scaling-conversion</w:t>
+        <w:t xml:space="preserve">rcm-sclcnv</w:t>
       </w:r>
     </w:p>
     <w:bookmarkStart w:id="206" w:name="threshold-requirements-42"/>
@@ -9793,7 +9841,7 @@
     </w:p>
     <w:bookmarkEnd w:id="208"/>
     <w:bookmarkEnd w:id="209"/>
-    <w:bookmarkStart w:id="213" w:name="sec:rcm.metadata-noise-removal"/>
+    <w:bookmarkStart w:id="213" w:name="sec:rcm-nzrmvl"/>
     <w:p>
       <w:pPr>
         <w:pStyle w:val="berschrift4"/>
@@ -9825,7 +9873,7 @@
         <w:rPr>
           <w:rStyle w:val="VerbatimChar"/>
         </w:rPr>
-        <w:t xml:space="preserve">rcm.metadata-noise-removal</w:t>
+        <w:t xml:space="preserve">rcm-nzrmvl</w:t>
       </w:r>
     </w:p>
     <w:bookmarkStart w:id="210" w:name="threshold-requirements-43"/>
@@ -9959,7 +10007,7 @@
     </w:p>
     <w:bookmarkEnd w:id="212"/>
     <w:bookmarkEnd w:id="213"/>
-    <w:bookmarkStart w:id="217" w:name="X96f5cf0495ba802547027bd915355aff9549cc2"/>
+    <w:bookmarkStart w:id="217" w:name="sec:rcm-rmasar"/>
     <w:p>
       <w:pPr>
         <w:pStyle w:val="berschrift4"/>
@@ -9991,7 +10039,7 @@
         <w:rPr>
           <w:rStyle w:val="VerbatimChar"/>
         </w:rPr>
-        <w:t xml:space="preserve">rcm.metadata-radiometric-accuracy-sar</w:t>
+        <w:t xml:space="preserve">rcm-rmasar</w:t>
       </w:r>
     </w:p>
     <w:bookmarkStart w:id="214" w:name="threshold-requirements-44"/>
@@ -10148,7 +10196,7 @@
     </w:p>
     <w:bookmarkEnd w:id="216"/>
     <w:bookmarkEnd w:id="217"/>
-    <w:bookmarkStart w:id="221" w:name="Xe7416a1bd9181b13a2203854607f95297614c4a"/>
+    <w:bookmarkStart w:id="221" w:name="sec:rcm-mwnbs"/>
     <w:p>
       <w:pPr>
         <w:pStyle w:val="berschrift4"/>
@@ -10180,7 +10228,7 @@
         <w:rPr>
           <w:rStyle w:val="VerbatimChar"/>
         </w:rPr>
-        <w:t xml:space="preserve">rcm.measurements-mean-wind-normalised-backscatter</w:t>
+        <w:t xml:space="preserve">rcm-mwnbs</w:t>
       </w:r>
     </w:p>
     <w:p>
@@ -10496,7 +10544,7 @@
         <w:t xml:space="preserve">This section specifies any geometric correction requirements that must be met in order for the data to be analysis ready.</w:t>
       </w:r>
     </w:p>
-    <w:bookmarkStart w:id="226" w:name="X20bf532dfcc73429023dc2f9b692bfe29adce2f"/>
+    <w:bookmarkStart w:id="226" w:name="sec:gcor-gmcalg"/>
     <w:p>
       <w:pPr>
         <w:pStyle w:val="berschrift4"/>
@@ -10528,7 +10576,7 @@
         <w:rPr>
           <w:rStyle w:val="VerbatimChar"/>
         </w:rPr>
-        <w:t xml:space="preserve">gcor.metadata-geometric-correction-algorithm</w:t>
+        <w:t xml:space="preserve">gcor-gmcalg</w:t>
       </w:r>
     </w:p>
     <w:bookmarkStart w:id="223" w:name="threshold-requirements-46"/>
@@ -10704,7 +10752,7 @@
     </w:p>
     <w:bookmarkEnd w:id="225"/>
     <w:bookmarkEnd w:id="226"/>
-    <w:bookmarkStart w:id="230" w:name="sec:gcor.corrections-dem"/>
+    <w:bookmarkStart w:id="230" w:name="sec:gcor-cordem"/>
     <w:p>
       <w:pPr>
         <w:pStyle w:val="berschrift4"/>
@@ -10736,7 +10784,7 @@
         <w:rPr>
           <w:rStyle w:val="VerbatimChar"/>
         </w:rPr>
-        <w:t xml:space="preserve">gcor.corrections-dem</w:t>
+        <w:t xml:space="preserve">gcor-cordem</w:t>
       </w:r>
     </w:p>
     <w:p>
@@ -10915,7 +10963,7 @@
     </w:p>
     <w:bookmarkEnd w:id="229"/>
     <w:bookmarkEnd w:id="230"/>
-    <w:bookmarkStart w:id="234" w:name="X46df8ce20020c0edaf0af6f0a3dbcb83bfe4482"/>
+    <w:bookmarkStart w:id="234" w:name="sec:gcor-geoacr"/>
     <w:p>
       <w:pPr>
         <w:pStyle w:val="berschrift4"/>
@@ -10947,7 +10995,7 @@
         <w:rPr>
           <w:rStyle w:val="VerbatimChar"/>
         </w:rPr>
-        <w:t xml:space="preserve">gcor.corrections-geometric-accuracy-radar</w:t>
+        <w:t xml:space="preserve">gcor-geoacr</w:t>
       </w:r>
     </w:p>
     <w:bookmarkStart w:id="231" w:name="threshold-requirements-48"/>
@@ -11136,7 +11184,7 @@
     </w:p>
     <w:bookmarkEnd w:id="233"/>
     <w:bookmarkEnd w:id="234"/>
-    <w:bookmarkStart w:id="238" w:name="Xb9d365b28d724b5a0f0e58b4c1a94a1d3251d14"/>
+    <w:bookmarkStart w:id="238" w:name="sec:gcor-georfa"/>
     <w:p>
       <w:pPr>
         <w:pStyle w:val="berschrift4"/>
@@ -11168,7 +11216,7 @@
         <w:rPr>
           <w:rStyle w:val="VerbatimChar"/>
         </w:rPr>
-        <w:t xml:space="preserve">gcor.corrections-geometric-refined-accuracy</w:t>
+        <w:t xml:space="preserve">gcor-georfa</w:t>
       </w:r>
     </w:p>
     <w:bookmarkStart w:id="235" w:name="threshold-requirements-49"/>
@@ -11211,7 +11259,7 @@
       <w:r>
         <w:t xml:space="preserve">“</w:t>
       </w:r>
-      <w:hyperlink w:anchor="X46df8ce20020c0edaf0af6f0a3dbcb83bfe4482">
+      <w:hyperlink w:anchor="sec:gcor-geoacr">
         <w:r>
           <w:rPr>
             <w:rStyle w:val="Hyperlink"/>
@@ -11312,7 +11360,7 @@
     </w:p>
     <w:bookmarkEnd w:id="237"/>
     <w:bookmarkEnd w:id="238"/>
-    <w:bookmarkStart w:id="242" w:name="sec:gcor.corrections-gridding-convention"/>
+    <w:bookmarkStart w:id="242" w:name="sec:gcor-gridcv"/>
     <w:p>
       <w:pPr>
         <w:pStyle w:val="berschrift4"/>
@@ -11344,7 +11392,7 @@
         <w:rPr>
           <w:rStyle w:val="VerbatimChar"/>
         </w:rPr>
-        <w:t xml:space="preserve">gcor.corrections-gridding-convention</w:t>
+        <w:t xml:space="preserve">gcor-gridcv</w:t>
       </w:r>
     </w:p>
     <w:bookmarkStart w:id="239" w:name="threshold-requirements-50"/>
@@ -11533,6 +11581,327 @@
       </w:pPr>
       <w:r>
         <w:t xml:space="preserve">General Metadata</w:t>
+      </w:r>
+    </w:p>
+    <w:tbl>
+      <w:tblPr>
+        <w:tblStyle w:val="Table"/>
+        <w:tblW w:type="auto" w:w="0"/>
+        <w:tblLook w:firstRow="1" w:lastRow="0" w:firstColumn="0" w:lastColumn="0" w:noHBand="0" w:noVBand="0" w:val="0020"/>
+      </w:tblPr>
+      <w:tblGrid>
+        <w:gridCol w:w="1980"/>
+        <w:gridCol w:w="1980"/>
+        <w:gridCol w:w="1980"/>
+        <w:gridCol w:w="1980"/>
+      </w:tblGrid>
+      <w:tr>
+        <w:trPr>
+          <w:tblHeader w:val="on"/>
+        </w:trPr>
+        <w:tc>
+          <w:tcPr/>
+          <w:p>
+            <w:pPr>
+              <w:pStyle w:val="Compact"/>
+            </w:pPr>
+            <w:r>
+              <w:t xml:space="preserve">Requirement ID</w:t>
+            </w:r>
+          </w:p>
+        </w:tc>
+        <w:tc>
+          <w:tcPr/>
+          <w:p>
+            <w:pPr>
+              <w:pStyle w:val="Compact"/>
+            </w:pPr>
+            <w:r>
+              <w:t xml:space="preserve">Requirement Title</w:t>
+            </w:r>
+          </w:p>
+        </w:tc>
+        <w:tc>
+          <w:tcPr/>
+          <w:p>
+            <w:pPr>
+              <w:pStyle w:val="Compact"/>
+              <w:jc w:val="center"/>
+            </w:pPr>
+            <w:r>
+              <w:t xml:space="preserve">Threshold</w:t>
+            </w:r>
+          </w:p>
+        </w:tc>
+        <w:tc>
+          <w:tcPr/>
+          <w:p>
+            <w:pPr>
+              <w:pStyle w:val="Compact"/>
+              <w:jc w:val="center"/>
+            </w:pPr>
+            <w:r>
+              <w:t xml:space="preserve">Goal</w:t>
+            </w:r>
+          </w:p>
+        </w:tc>
+      </w:tr>
+      <w:tr>
+        <w:tc>
+          <w:tcPr/>
+          <w:p>
+            <w:pPr>
+              <w:pStyle w:val="Compact"/>
+            </w:pPr>
+            <w:r>
+              <w:rPr>
+                <w:rStyle w:val="VerbatimChar"/>
+              </w:rPr>
+              <w:t xml:space="preserve">meta-trcsar</w:t>
+            </w:r>
+          </w:p>
+        </w:tc>
+        <w:tc>
+          <w:tcPr/>
+          <w:p>
+            <w:pPr>
+              <w:pStyle w:val="Compact"/>
+            </w:pPr>
+            <w:r>
+              <w:t xml:space="preserve">Traceability</w:t>
+            </w:r>
+          </w:p>
+        </w:tc>
+        <w:tc>
+          <w:tcPr/>
+          <w:p>
+            <w:pPr>
+              <w:pStyle w:val="Compact"/>
+              <w:jc w:val="center"/>
+            </w:pPr>
+            <w:r>
+              <w:rPr>
+                <w:i/>
+                <w:iCs/>
+              </w:rPr>
+              <w:t xml:space="preserve">not required</w:t>
+            </w:r>
+          </w:p>
+        </w:tc>
+        <w:tc>
+          <w:tcPr/>
+          <w:p>
+            <w:pPr>
+              <w:pStyle w:val="Compact"/>
+            </w:pPr>
+          </w:p>
+        </w:tc>
+      </w:tr>
+      <w:tr>
+        <w:tc>
+          <w:tcPr/>
+          <w:p>
+            <w:pPr>
+              <w:pStyle w:val="Compact"/>
+            </w:pPr>
+            <w:r>
+              <w:rPr>
+                <w:rStyle w:val="VerbatimChar"/>
+              </w:rPr>
+              <w:t xml:space="preserve">meta-mrdsar</w:t>
+            </w:r>
+          </w:p>
+        </w:tc>
+        <w:tc>
+          <w:tcPr/>
+          <w:p>
+            <w:pPr>
+              <w:pStyle w:val="Compact"/>
+            </w:pPr>
+            <w:r>
+              <w:t xml:space="preserve">Metadata Machine Readability</w:t>
+            </w:r>
+          </w:p>
+        </w:tc>
+        <w:tc>
+          <w:tcPr/>
+          <w:p>
+            <w:pPr>
+              <w:pStyle w:val="Compact"/>
+            </w:pPr>
+          </w:p>
+        </w:tc>
+        <w:tc>
+          <w:tcPr/>
+          <w:p>
+            <w:pPr>
+              <w:pStyle w:val="Compact"/>
+            </w:pPr>
+          </w:p>
+        </w:tc>
+      </w:tr>
+      <w:tr>
+        <w:tc>
+          <w:tcPr/>
+          <w:p>
+            <w:pPr>
+              <w:pStyle w:val="Compact"/>
+            </w:pPr>
+            <w:r>
+              <w:rPr>
+                <w:rStyle w:val="VerbatimChar"/>
+              </w:rPr>
+              <w:t xml:space="preserve">meta-prdtyp</w:t>
+            </w:r>
+          </w:p>
+        </w:tc>
+        <w:tc>
+          <w:tcPr/>
+          <w:p>
+            <w:pPr>
+              <w:pStyle w:val="Compact"/>
+            </w:pPr>
+            <w:r>
+              <w:t xml:space="preserve">Product Type</w:t>
+            </w:r>
+          </w:p>
+        </w:tc>
+        <w:tc>
+          <w:tcPr/>
+          <w:p>
+            <w:pPr>
+              <w:pStyle w:val="Compact"/>
+            </w:pPr>
+          </w:p>
+        </w:tc>
+        <w:tc>
+          <w:tcPr/>
+          <w:p>
+            <w:pPr>
+              <w:pStyle w:val="Compact"/>
+              <w:jc w:val="center"/>
+            </w:pPr>
+            <w:r>
+              <w:rPr>
+                <w:i/>
+                <w:iCs/>
+              </w:rPr>
+              <w:t xml:space="preserve">as threshold</w:t>
+            </w:r>
+          </w:p>
+        </w:tc>
+      </w:tr>
+      <w:tr>
+        <w:tc>
+          <w:tcPr/>
+          <w:p>
+            <w:pPr>
+              <w:pStyle w:val="Compact"/>
+            </w:pPr>
+            <w:r>
+              <w:rPr>
+                <w:rStyle w:val="VerbatimChar"/>
+              </w:rPr>
+              <w:t xml:space="preserve">meta-pfsurl</w:t>
+            </w:r>
+          </w:p>
+        </w:tc>
+        <w:tc>
+          <w:tcPr/>
+          <w:p>
+            <w:pPr>
+              <w:pStyle w:val="Compact"/>
+            </w:pPr>
+            <w:r>
+              <w:t xml:space="preserve">Document Identifier</w:t>
+            </w:r>
+          </w:p>
+        </w:tc>
+        <w:tc>
+          <w:tcPr/>
+          <w:p>
+            <w:pPr>
+              <w:pStyle w:val="Compact"/>
+            </w:pPr>
+          </w:p>
+        </w:tc>
+        <w:tc>
+          <w:tcPr/>
+          <w:p>
+            <w:pPr>
+              <w:pStyle w:val="Compact"/>
+              <w:jc w:val="center"/>
+            </w:pPr>
+            <w:r>
+              <w:rPr>
+                <w:i/>
+                <w:iCs/>
+              </w:rPr>
+              <w:t xml:space="preserve">as threshold</w:t>
+            </w:r>
+          </w:p>
+        </w:tc>
+      </w:tr>
+      <w:tr>
+        <w:tc>
+          <w:tcPr/>
+          <w:p>
+            <w:pPr>
+              <w:pStyle w:val="Compact"/>
+            </w:pPr>
+            <w:r>
+              <w:rPr>
+                <w:rStyle w:val="VerbatimChar"/>
+              </w:rPr>
+              <w:t xml:space="preserve">meta-timsar</w:t>
+            </w:r>
+          </w:p>
+        </w:tc>
+        <w:tc>
+          <w:tcPr/>
+          <w:p>
+            <w:pPr>
+              <w:pStyle w:val="Compact"/>
+            </w:pPr>
+            <w:r>
+              <w:t xml:space="preserve">Data Collection Time</w:t>
+            </w:r>
+          </w:p>
+        </w:tc>
+        <w:tc>
+          <w:tcPr/>
+          <w:p>
+            <w:pPr>
+              <w:pStyle w:val="Compact"/>
+            </w:pPr>
+          </w:p>
+        </w:tc>
+        <w:tc>
+          <w:tcPr/>
+          <w:p>
+            <w:pPr>
+              <w:pStyle w:val="Compact"/>
+              <w:jc w:val="center"/>
+            </w:pPr>
+            <w:r>
+              <w:rPr>
+                <w:i/>
+                <w:iCs/>
+              </w:rPr>
+              <w:t xml:space="preserve">as threshold</w:t>
+            </w:r>
+          </w:p>
+        </w:tc>
+      </w:tr>
+    </w:tbl>
+    <w:bookmarkEnd w:id="245"/>
+    <w:bookmarkStart w:id="246" w:name="source-metadata"/>
+    <w:p>
+      <w:pPr>
+        <w:pStyle w:val="berschrift3"/>
+      </w:pPr>
+      <w:r>
+        <w:t xml:space="preserve">Source Metadata</w:t>
       </w:r>
     </w:p>
     <w:tbl>
@@ -11610,7 +11979,7 @@
               <w:rPr>
                 <w:rStyle w:val="VerbatimChar"/>
               </w:rPr>
-              <w:t xml:space="preserve">meta.metadata-traceability-sar</w:t>
+              <w:t xml:space="preserve">src-acqid</w:t>
             </w:r>
           </w:p>
         </w:tc>
@@ -11621,7 +11990,375 @@
               <w:pStyle w:val="Compact"/>
             </w:pPr>
             <w:r>
-              <w:t xml:space="preserve">Traceability</w:t>
+              <w:t xml:space="preserve">Acquisition ID</w:t>
+            </w:r>
+          </w:p>
+        </w:tc>
+        <w:tc>
+          <w:tcPr/>
+          <w:p>
+            <w:pPr>
+              <w:pStyle w:val="Compact"/>
+            </w:pPr>
+          </w:p>
+        </w:tc>
+        <w:tc>
+          <w:tcPr/>
+          <w:p>
+            <w:pPr>
+              <w:pStyle w:val="Compact"/>
+              <w:jc w:val="center"/>
+            </w:pPr>
+            <w:r>
+              <w:rPr>
+                <w:i/>
+                <w:iCs/>
+              </w:rPr>
+              <w:t xml:space="preserve">as threshold</w:t>
+            </w:r>
+          </w:p>
+        </w:tc>
+      </w:tr>
+      <w:tr>
+        <w:tc>
+          <w:tcPr/>
+          <w:p>
+            <w:pPr>
+              <w:pStyle w:val="Compact"/>
+            </w:pPr>
+            <w:r>
+              <w:rPr>
+                <w:rStyle w:val="VerbatimChar"/>
+              </w:rPr>
+              <w:t xml:space="preserve">src-dacsrc</w:t>
+            </w:r>
+          </w:p>
+        </w:tc>
+        <w:tc>
+          <w:tcPr/>
+          <w:p>
+            <w:pPr>
+              <w:pStyle w:val="Compact"/>
+            </w:pPr>
+            <w:r>
+              <w:t xml:space="preserve">Source Data Access</w:t>
+            </w:r>
+          </w:p>
+        </w:tc>
+        <w:tc>
+          <w:tcPr/>
+          <w:p>
+            <w:pPr>
+              <w:pStyle w:val="Compact"/>
+            </w:pPr>
+          </w:p>
+        </w:tc>
+        <w:tc>
+          <w:tcPr/>
+          <w:p>
+            <w:pPr>
+              <w:pStyle w:val="Compact"/>
+            </w:pPr>
+          </w:p>
+        </w:tc>
+      </w:tr>
+      <w:tr>
+        <w:tc>
+          <w:tcPr/>
+          <w:p>
+            <w:pPr>
+              <w:pStyle w:val="Compact"/>
+            </w:pPr>
+            <w:r>
+              <w:rPr>
+                <w:rStyle w:val="VerbatimChar"/>
+              </w:rPr>
+              <w:t xml:space="preserve">src-inssar</w:t>
+            </w:r>
+          </w:p>
+        </w:tc>
+        <w:tc>
+          <w:tcPr/>
+          <w:p>
+            <w:pPr>
+              <w:pStyle w:val="Compact"/>
+            </w:pPr>
+            <w:r>
+              <w:t xml:space="preserve">Instrument</w:t>
+            </w:r>
+          </w:p>
+        </w:tc>
+        <w:tc>
+          <w:tcPr/>
+          <w:p>
+            <w:pPr>
+              <w:pStyle w:val="Compact"/>
+            </w:pPr>
+          </w:p>
+        </w:tc>
+        <w:tc>
+          <w:tcPr/>
+          <w:p>
+            <w:pPr>
+              <w:pStyle w:val="Compact"/>
+            </w:pPr>
+          </w:p>
+        </w:tc>
+      </w:tr>
+      <w:tr>
+        <w:tc>
+          <w:tcPr/>
+          <w:p>
+            <w:pPr>
+              <w:pStyle w:val="Compact"/>
+            </w:pPr>
+            <w:r>
+              <w:rPr>
+                <w:rStyle w:val="VerbatimChar"/>
+              </w:rPr>
+              <w:t xml:space="preserve">src-timsrc</w:t>
+            </w:r>
+          </w:p>
+        </w:tc>
+        <w:tc>
+          <w:tcPr/>
+          <w:p>
+            <w:pPr>
+              <w:pStyle w:val="Compact"/>
+            </w:pPr>
+            <w:r>
+              <w:t xml:space="preserve">Source Data Acquisition Time</w:t>
+            </w:r>
+          </w:p>
+        </w:tc>
+        <w:tc>
+          <w:tcPr/>
+          <w:p>
+            <w:pPr>
+              <w:pStyle w:val="Compact"/>
+            </w:pPr>
+          </w:p>
+        </w:tc>
+        <w:tc>
+          <w:tcPr/>
+          <w:p>
+            <w:pPr>
+              <w:pStyle w:val="Compact"/>
+              <w:jc w:val="center"/>
+            </w:pPr>
+            <w:r>
+              <w:rPr>
+                <w:i/>
+                <w:iCs/>
+              </w:rPr>
+              <w:t xml:space="preserve">as threshold</w:t>
+            </w:r>
+          </w:p>
+        </w:tc>
+      </w:tr>
+      <w:tr>
+        <w:tc>
+          <w:tcPr/>
+          <w:p>
+            <w:pPr>
+              <w:pStyle w:val="Compact"/>
+            </w:pPr>
+            <w:r>
+              <w:rPr>
+                <w:rStyle w:val="VerbatimChar"/>
+              </w:rPr>
+              <w:t xml:space="preserve">src-acqpar</w:t>
+            </w:r>
+          </w:p>
+        </w:tc>
+        <w:tc>
+          <w:tcPr/>
+          <w:p>
+            <w:pPr>
+              <w:pStyle w:val="Compact"/>
+            </w:pPr>
+            <w:r>
+              <w:t xml:space="preserve">Source Data Acquisition Parameters</w:t>
+            </w:r>
+          </w:p>
+        </w:tc>
+        <w:tc>
+          <w:tcPr/>
+          <w:p>
+            <w:pPr>
+              <w:pStyle w:val="Compact"/>
+            </w:pPr>
+          </w:p>
+        </w:tc>
+        <w:tc>
+          <w:tcPr/>
+          <w:p>
+            <w:pPr>
+              <w:pStyle w:val="Compact"/>
+              <w:jc w:val="center"/>
+            </w:pPr>
+            <w:r>
+              <w:rPr>
+                <w:i/>
+                <w:iCs/>
+              </w:rPr>
+              <w:t xml:space="preserve">as threshold</w:t>
+            </w:r>
+          </w:p>
+        </w:tc>
+      </w:tr>
+      <w:tr>
+        <w:tc>
+          <w:tcPr/>
+          <w:p>
+            <w:pPr>
+              <w:pStyle w:val="Compact"/>
+            </w:pPr>
+            <w:r>
+              <w:rPr>
+                <w:rStyle w:val="VerbatimChar"/>
+              </w:rPr>
+              <w:t xml:space="preserve">src-orbit</w:t>
+            </w:r>
+          </w:p>
+        </w:tc>
+        <w:tc>
+          <w:tcPr/>
+          <w:p>
+            <w:pPr>
+              <w:pStyle w:val="Compact"/>
+            </w:pPr>
+            <w:r>
+              <w:t xml:space="preserve">Source Data Orbit Information</w:t>
+            </w:r>
+          </w:p>
+        </w:tc>
+        <w:tc>
+          <w:tcPr/>
+          <w:p>
+            <w:pPr>
+              <w:pStyle w:val="Compact"/>
+            </w:pPr>
+          </w:p>
+        </w:tc>
+        <w:tc>
+          <w:tcPr/>
+          <w:p>
+            <w:pPr>
+              <w:pStyle w:val="Compact"/>
+            </w:pPr>
+          </w:p>
+        </w:tc>
+      </w:tr>
+      <w:tr>
+        <w:tc>
+          <w:tcPr/>
+          <w:p>
+            <w:pPr>
+              <w:pStyle w:val="Compact"/>
+            </w:pPr>
+            <w:r>
+              <w:rPr>
+                <w:rStyle w:val="VerbatimChar"/>
+              </w:rPr>
+              <w:t xml:space="preserve">src-prcpar</w:t>
+            </w:r>
+          </w:p>
+        </w:tc>
+        <w:tc>
+          <w:tcPr/>
+          <w:p>
+            <w:pPr>
+              <w:pStyle w:val="Compact"/>
+            </w:pPr>
+            <w:r>
+              <w:t xml:space="preserve">Source Data Processing Parameters</w:t>
+            </w:r>
+          </w:p>
+        </w:tc>
+        <w:tc>
+          <w:tcPr/>
+          <w:p>
+            <w:pPr>
+              <w:pStyle w:val="Compact"/>
+            </w:pPr>
+          </w:p>
+        </w:tc>
+        <w:tc>
+          <w:tcPr/>
+          <w:p>
+            <w:pPr>
+              <w:pStyle w:val="Compact"/>
+            </w:pPr>
+          </w:p>
+        </w:tc>
+      </w:tr>
+      <w:tr>
+        <w:tc>
+          <w:tcPr/>
+          <w:p>
+            <w:pPr>
+              <w:pStyle w:val="Compact"/>
+            </w:pPr>
+            <w:r>
+              <w:rPr>
+                <w:rStyle w:val="VerbatimChar"/>
+              </w:rPr>
+              <w:t xml:space="preserve">src-imgatt</w:t>
+            </w:r>
+          </w:p>
+        </w:tc>
+        <w:tc>
+          <w:tcPr/>
+          <w:p>
+            <w:pPr>
+              <w:pStyle w:val="Compact"/>
+            </w:pPr>
+            <w:r>
+              <w:t xml:space="preserve">Source Data Image Attributes</w:t>
+            </w:r>
+          </w:p>
+        </w:tc>
+        <w:tc>
+          <w:tcPr/>
+          <w:p>
+            <w:pPr>
+              <w:pStyle w:val="Compact"/>
+            </w:pPr>
+          </w:p>
+        </w:tc>
+        <w:tc>
+          <w:tcPr/>
+          <w:p>
+            <w:pPr>
+              <w:pStyle w:val="Compact"/>
+            </w:pPr>
+          </w:p>
+        </w:tc>
+      </w:tr>
+      <w:tr>
+        <w:tc>
+          <w:tcPr/>
+          <w:p>
+            <w:pPr>
+              <w:pStyle w:val="Compact"/>
+            </w:pPr>
+            <w:r>
+              <w:rPr>
+                <w:rStyle w:val="VerbatimChar"/>
+              </w:rPr>
+              <w:t xml:space="preserve">src-scasar</w:t>
+            </w:r>
+          </w:p>
+        </w:tc>
+        <w:tc>
+          <w:tcPr/>
+          <w:p>
+            <w:pPr>
+              <w:pStyle w:val="Compact"/>
+            </w:pPr>
+            <w:r>
+              <w:t xml:space="preserve">Sensor Calibration</w:t>
             </w:r>
           </w:p>
         </w:tc>
@@ -11661,7 +12398,7 @@
               <w:rPr>
                 <w:rStyle w:val="VerbatimChar"/>
               </w:rPr>
-              <w:t xml:space="preserve">meta.metadata-machine-readability-sar</w:t>
+              <w:t xml:space="preserve">src-prfind</w:t>
             </w:r>
           </w:p>
         </w:tc>
@@ -11672,7 +12409,7 @@
               <w:pStyle w:val="Compact"/>
             </w:pPr>
             <w:r>
-              <w:t xml:space="preserve">Metadata Machine Readability</w:t>
+              <w:t xml:space="preserve">Performance Indicators</w:t>
             </w:r>
           </w:p>
         </w:tc>
@@ -11704,7 +12441,7 @@
               <w:rPr>
                 <w:rStyle w:val="VerbatimChar"/>
               </w:rPr>
-              <w:t xml:space="preserve">meta.metadata-product-type-sar</w:t>
+              <w:t xml:space="preserve">src-polcal</w:t>
             </w:r>
           </w:p>
         </w:tc>
@@ -11715,16 +12452,8 @@
               <w:pStyle w:val="Compact"/>
             </w:pPr>
             <w:r>
-              <w:t xml:space="preserve">Product Type</w:t>
+              <w:t xml:space="preserve">Polarimetric Calibration Matrices</w:t>
             </w:r>
-          </w:p>
-        </w:tc>
-        <w:tc>
-          <w:tcPr/>
-          <w:p>
-            <w:pPr>
-              <w:pStyle w:val="Compact"/>
-            </w:pPr>
           </w:p>
         </w:tc>
         <w:tc>
@@ -11739,8 +12468,16 @@
                 <w:i/>
                 <w:iCs/>
               </w:rPr>
-              <w:t xml:space="preserve">as threshold</w:t>
+              <w:t xml:space="preserve">not required</w:t>
             </w:r>
+          </w:p>
+        </w:tc>
+        <w:tc>
+          <w:tcPr/>
+          <w:p>
+            <w:pPr>
+              <w:pStyle w:val="Compact"/>
+            </w:pPr>
           </w:p>
         </w:tc>
       </w:tr>
@@ -11755,7 +12492,7 @@
               <w:rPr>
                 <w:rStyle w:val="VerbatimChar"/>
               </w:rPr>
-              <w:t xml:space="preserve">meta.metadata-pfs-url</w:t>
+              <w:t xml:space="preserve">src-mfrang</w:t>
             </w:r>
           </w:p>
         </w:tc>
@@ -11766,16 +12503,8 @@
               <w:pStyle w:val="Compact"/>
             </w:pPr>
             <w:r>
-              <w:t xml:space="preserve">Document Identifier</w:t>
+              <w:t xml:space="preserve">Mean Faraday Rotation Angle</w:t>
             </w:r>
-          </w:p>
-        </w:tc>
-        <w:tc>
-          <w:tcPr/>
-          <w:p>
-            <w:pPr>
-              <w:pStyle w:val="Compact"/>
-            </w:pPr>
           </w:p>
         </w:tc>
         <w:tc>
@@ -11790,8 +12519,16 @@
                 <w:i/>
                 <w:iCs/>
               </w:rPr>
-              <w:t xml:space="preserve">as threshold</w:t>
+              <w:t xml:space="preserve">not required</w:t>
             </w:r>
+          </w:p>
+        </w:tc>
+        <w:tc>
+          <w:tcPr/>
+          <w:p>
+            <w:pPr>
+              <w:pStyle w:val="Compact"/>
+            </w:pPr>
           </w:p>
         </w:tc>
       </w:tr>
@@ -11806,7 +12543,7 @@
               <w:rPr>
                 <w:rStyle w:val="VerbatimChar"/>
               </w:rPr>
-              <w:t xml:space="preserve">meta.metadata-time-sar</w:t>
+              <w:t xml:space="preserve">src-ionind</w:t>
             </w:r>
           </w:p>
         </w:tc>
@@ -11817,16 +12554,8 @@
               <w:pStyle w:val="Compact"/>
             </w:pPr>
             <w:r>
-              <w:t xml:space="preserve">Data Collection Time</w:t>
+              <w:t xml:space="preserve">Ionosphere Indicator</w:t>
             </w:r>
-          </w:p>
-        </w:tc>
-        <w:tc>
-          <w:tcPr/>
-          <w:p>
-            <w:pPr>
-              <w:pStyle w:val="Compact"/>
-            </w:pPr>
           </w:p>
         </w:tc>
         <w:tc>
@@ -11841,20 +12570,28 @@
                 <w:i/>
                 <w:iCs/>
               </w:rPr>
-              <w:t xml:space="preserve">as threshold</w:t>
+              <w:t xml:space="preserve">not required</w:t>
             </w:r>
+          </w:p>
+        </w:tc>
+        <w:tc>
+          <w:tcPr/>
+          <w:p>
+            <w:pPr>
+              <w:pStyle w:val="Compact"/>
+            </w:pPr>
           </w:p>
         </w:tc>
       </w:tr>
     </w:tbl>
-    <w:bookmarkEnd w:id="245"/>
-    <w:bookmarkStart w:id="246" w:name="source-metadata"/>
+    <w:bookmarkEnd w:id="246"/>
+    <w:bookmarkStart w:id="247" w:name="product-metadata"/>
     <w:p>
       <w:pPr>
         <w:pStyle w:val="berschrift3"/>
       </w:pPr>
       <w:r>
-        <w:t xml:space="preserve">Source Metadata</w:t>
+        <w:t xml:space="preserve">Product Metadata</w:t>
       </w:r>
     </w:p>
     <w:tbl>
@@ -11932,7 +12669,7 @@
               <w:rPr>
                 <w:rStyle w:val="VerbatimChar"/>
               </w:rPr>
-              <w:t xml:space="preserve">src.metadata-acquisition-id</w:t>
+              <w:t xml:space="preserve">prd-dacprd</w:t>
             </w:r>
           </w:p>
         </w:tc>
@@ -11943,7 +12680,101 @@
               <w:pStyle w:val="Compact"/>
             </w:pPr>
             <w:r>
-              <w:t xml:space="preserve">Acquisition ID</w:t>
+              <w:t xml:space="preserve">Product Data Access</w:t>
+            </w:r>
+          </w:p>
+        </w:tc>
+        <w:tc>
+          <w:tcPr/>
+          <w:p>
+            <w:pPr>
+              <w:pStyle w:val="Compact"/>
+            </w:pPr>
+          </w:p>
+        </w:tc>
+        <w:tc>
+          <w:tcPr/>
+          <w:p>
+            <w:pPr>
+              <w:pStyle w:val="Compact"/>
+            </w:pPr>
+          </w:p>
+        </w:tc>
+      </w:tr>
+      <w:tr>
+        <w:tc>
+          <w:tcPr/>
+          <w:p>
+            <w:pPr>
+              <w:pStyle w:val="Compact"/>
+            </w:pPr>
+            <w:r>
+              <w:rPr>
+                <w:rStyle w:val="VerbatimChar"/>
+              </w:rPr>
+              <w:t xml:space="preserve">prd-auxdat</w:t>
+            </w:r>
+          </w:p>
+        </w:tc>
+        <w:tc>
+          <w:tcPr/>
+          <w:p>
+            <w:pPr>
+              <w:pStyle w:val="Compact"/>
+            </w:pPr>
+            <w:r>
+              <w:t xml:space="preserve">Auxiliary Data</w:t>
+            </w:r>
+          </w:p>
+        </w:tc>
+        <w:tc>
+          <w:tcPr/>
+          <w:p>
+            <w:pPr>
+              <w:pStyle w:val="Compact"/>
+              <w:jc w:val="center"/>
+            </w:pPr>
+            <w:r>
+              <w:rPr>
+                <w:i/>
+                <w:iCs/>
+              </w:rPr>
+              <w:t xml:space="preserve">not required</w:t>
+            </w:r>
+          </w:p>
+        </w:tc>
+        <w:tc>
+          <w:tcPr/>
+          <w:p>
+            <w:pPr>
+              <w:pStyle w:val="Compact"/>
+            </w:pPr>
+          </w:p>
+        </w:tc>
+      </w:tr>
+      <w:tr>
+        <w:tc>
+          <w:tcPr/>
+          <w:p>
+            <w:pPr>
+              <w:pStyle w:val="Compact"/>
+            </w:pPr>
+            <w:r>
+              <w:rPr>
+                <w:rStyle w:val="VerbatimChar"/>
+              </w:rPr>
+              <w:t xml:space="preserve">prd-smpspc</w:t>
+            </w:r>
+          </w:p>
+        </w:tc>
+        <w:tc>
+          <w:tcPr/>
+          <w:p>
+            <w:pPr>
+              <w:pStyle w:val="Compact"/>
+            </w:pPr>
+            <w:r>
+              <w:t xml:space="preserve">Product Sample Spacing</w:t>
             </w:r>
           </w:p>
         </w:tc>
@@ -11983,7 +12814,7 @@
               <w:rPr>
                 <w:rStyle w:val="VerbatimChar"/>
               </w:rPr>
-              <w:t xml:space="preserve">src.metadata-data-access-source</w:t>
+              <w:t xml:space="preserve">prd-enl</w:t>
             </w:r>
           </w:p>
         </w:tc>
@@ -11994,7 +12825,7 @@
               <w:pStyle w:val="Compact"/>
             </w:pPr>
             <w:r>
-              <w:t xml:space="preserve">Source Data Access</w:t>
+              <w:t xml:space="preserve">Product Equivalent Number of Looks</w:t>
             </w:r>
           </w:p>
         </w:tc>
@@ -12003,7 +12834,15 @@
           <w:p>
             <w:pPr>
               <w:pStyle w:val="Compact"/>
+              <w:jc w:val="center"/>
             </w:pPr>
+            <w:r>
+              <w:rPr>
+                <w:i/>
+                <w:iCs/>
+              </w:rPr>
+              <w:t xml:space="preserve">not required</w:t>
+            </w:r>
           </w:p>
         </w:tc>
         <w:tc>
@@ -12026,7 +12865,7 @@
               <w:rPr>
                 <w:rStyle w:val="VerbatimChar"/>
               </w:rPr>
-              <w:t xml:space="preserve">src.metadata-instrument-sar</w:t>
+              <w:t xml:space="preserve">prd-resol</w:t>
             </w:r>
           </w:p>
         </w:tc>
@@ -12037,7 +12876,7 @@
               <w:pStyle w:val="Compact"/>
             </w:pPr>
             <w:r>
-              <w:t xml:space="preserve">Instrument</w:t>
+              <w:t xml:space="preserve">Product Resolution</w:t>
             </w:r>
           </w:p>
         </w:tc>
@@ -12046,7 +12885,15 @@
           <w:p>
             <w:pPr>
               <w:pStyle w:val="Compact"/>
+              <w:jc w:val="center"/>
             </w:pPr>
+            <w:r>
+              <w:rPr>
+                <w:i/>
+                <w:iCs/>
+              </w:rPr>
+              <w:t xml:space="preserve">not required</w:t>
+            </w:r>
           </w:p>
         </w:tc>
         <w:tc>
@@ -12069,7 +12916,7 @@
               <w:rPr>
                 <w:rStyle w:val="VerbatimChar"/>
               </w:rPr>
-              <w:t xml:space="preserve">src.metadata-time-source</w:t>
+              <w:t xml:space="preserve">prd-spkflt</w:t>
             </w:r>
           </w:p>
         </w:tc>
@@ -12080,7 +12927,7 @@
               <w:pStyle w:val="Compact"/>
             </w:pPr>
             <w:r>
-              <w:t xml:space="preserve">Source Data Acquisition Time</w:t>
+              <w:t xml:space="preserve">Product Filtering</w:t>
             </w:r>
           </w:p>
         </w:tc>
@@ -12120,7 +12967,7 @@
               <w:rPr>
                 <w:rStyle w:val="VerbatimChar"/>
               </w:rPr>
-              <w:t xml:space="preserve">src.metadata-acquisition-parameters-sar</w:t>
+              <w:t xml:space="preserve">prd-geobx</w:t>
             </w:r>
           </w:p>
         </w:tc>
@@ -12131,7 +12978,7 @@
               <w:pStyle w:val="Compact"/>
             </w:pPr>
             <w:r>
-              <w:t xml:space="preserve">Source Data Acquisition Parameters</w:t>
+              <w:t xml:space="preserve">Product Bounding Box</w:t>
             </w:r>
           </w:p>
         </w:tc>
@@ -12171,7 +13018,7 @@
               <w:rPr>
                 <w:rStyle w:val="VerbatimChar"/>
               </w:rPr>
-              <w:t xml:space="preserve">src.metadata-orbit</w:t>
+              <w:t xml:space="preserve">prd-geoare</w:t>
             </w:r>
           </w:p>
         </w:tc>
@@ -12182,7 +13029,7 @@
               <w:pStyle w:val="Compact"/>
             </w:pPr>
             <w:r>
-              <w:t xml:space="preserve">Source Data Orbit Information</w:t>
+              <w:t xml:space="preserve">Product Geographical Extent</w:t>
             </w:r>
           </w:p>
         </w:tc>
@@ -12199,7 +13046,15 @@
           <w:p>
             <w:pPr>
               <w:pStyle w:val="Compact"/>
+              <w:jc w:val="center"/>
             </w:pPr>
+            <w:r>
+              <w:rPr>
+                <w:i/>
+                <w:iCs/>
+              </w:rPr>
+              <w:t xml:space="preserve">as threshold</w:t>
+            </w:r>
           </w:p>
         </w:tc>
       </w:tr>
@@ -12214,7 +13069,7 @@
               <w:rPr>
                 <w:rStyle w:val="VerbatimChar"/>
               </w:rPr>
-              <w:t xml:space="preserve">src.metadata-processing-parameters</w:t>
+              <w:t xml:space="preserve">prd-imgsiz</w:t>
             </w:r>
           </w:p>
         </w:tc>
@@ -12225,7 +13080,7 @@
               <w:pStyle w:val="Compact"/>
             </w:pPr>
             <w:r>
-              <w:t xml:space="preserve">Source Data Processing Parameters</w:t>
+              <w:t xml:space="preserve">Product Image Size</w:t>
             </w:r>
           </w:p>
         </w:tc>
@@ -12242,7 +13097,15 @@
           <w:p>
             <w:pPr>
               <w:pStyle w:val="Compact"/>
+              <w:jc w:val="center"/>
             </w:pPr>
+            <w:r>
+              <w:rPr>
+                <w:i/>
+                <w:iCs/>
+              </w:rPr>
+              <w:t xml:space="preserve">as threshold</w:t>
+            </w:r>
           </w:p>
         </w:tc>
       </w:tr>
@@ -12257,7 +13120,7 @@
               <w:rPr>
                 <w:rStyle w:val="VerbatimChar"/>
               </w:rPr>
-              <w:t xml:space="preserve">src.metadata-image-attributes-sar</w:t>
+              <w:t xml:space="preserve">prd-pxconv</w:t>
             </w:r>
           </w:p>
         </w:tc>
@@ -12268,7 +13131,7 @@
               <w:pStyle w:val="Compact"/>
             </w:pPr>
             <w:r>
-              <w:t xml:space="preserve">Source Data Image Attributes</w:t>
+              <w:t xml:space="preserve">Product Pixel Coordinate Convention</w:t>
             </w:r>
           </w:p>
         </w:tc>
@@ -12285,7 +13148,15 @@
           <w:p>
             <w:pPr>
               <w:pStyle w:val="Compact"/>
+              <w:jc w:val="center"/>
             </w:pPr>
+            <w:r>
+              <w:rPr>
+                <w:i/>
+                <w:iCs/>
+              </w:rPr>
+              <w:t xml:space="preserve">as threshold</w:t>
+            </w:r>
           </w:p>
         </w:tc>
       </w:tr>
@@ -12300,7 +13171,7 @@
               <w:rPr>
                 <w:rStyle w:val="VerbatimChar"/>
               </w:rPr>
-              <w:t xml:space="preserve">src.metadata-sensor-calibration-sar</w:t>
+              <w:t xml:space="preserve">prd-crs</w:t>
             </w:r>
           </w:p>
         </w:tc>
@@ -12311,7 +13182,183 @@
               <w:pStyle w:val="Compact"/>
             </w:pPr>
             <w:r>
-              <w:t xml:space="preserve">Sensor Calibration</w:t>
+              <w:t xml:space="preserve">Product Coordinate Reference System</w:t>
+            </w:r>
+          </w:p>
+        </w:tc>
+        <w:tc>
+          <w:tcPr/>
+          <w:p>
+            <w:pPr>
+              <w:pStyle w:val="Compact"/>
+            </w:pPr>
+          </w:p>
+        </w:tc>
+        <w:tc>
+          <w:tcPr/>
+          <w:p>
+            <w:pPr>
+              <w:pStyle w:val="Compact"/>
+              <w:jc w:val="center"/>
+            </w:pPr>
+            <w:r>
+              <w:rPr>
+                <w:i/>
+                <w:iCs/>
+              </w:rPr>
+              <w:t xml:space="preserve">as threshold</w:t>
+            </w:r>
+          </w:p>
+        </w:tc>
+      </w:tr>
+      <w:tr>
+        <w:tc>
+          <w:tcPr/>
+          <w:p>
+            <w:pPr>
+              <w:pStyle w:val="Compact"/>
+            </w:pPr>
+            <w:r>
+              <w:rPr>
+                <w:rStyle w:val="VerbatimChar"/>
+              </w:rPr>
+              <w:t xml:space="preserve">prd-lookdp</w:t>
+            </w:r>
+          </w:p>
+        </w:tc>
+        <w:tc>
+          <w:tcPr/>
+          <w:p>
+            <w:pPr>
+              <w:pStyle w:val="Compact"/>
+            </w:pPr>
+            <w:r>
+              <w:t xml:space="preserve">Look Direction Polynomials</w:t>
+            </w:r>
+          </w:p>
+        </w:tc>
+        <w:tc>
+          <w:tcPr/>
+          <w:p>
+            <w:pPr>
+              <w:pStyle w:val="Compact"/>
+            </w:pPr>
+          </w:p>
+        </w:tc>
+        <w:tc>
+          <w:tcPr/>
+          <w:p>
+            <w:pPr>
+              <w:pStyle w:val="Compact"/>
+              <w:jc w:val="center"/>
+            </w:pPr>
+            <w:r>
+              <w:rPr>
+                <w:i/>
+                <w:iCs/>
+              </w:rPr>
+              <w:t xml:space="preserve">as threshold</w:t>
+            </w:r>
+          </w:p>
+        </w:tc>
+      </w:tr>
+    </w:tbl>
+    <w:bookmarkEnd w:id="247"/>
+    <w:bookmarkStart w:id="248" w:name="per-pixel-metadata"/>
+    <w:p>
+      <w:pPr>
+        <w:pStyle w:val="berschrift3"/>
+      </w:pPr>
+      <w:r>
+        <w:t xml:space="preserve">Per-Pixel Metadata</w:t>
+      </w:r>
+    </w:p>
+    <w:tbl>
+      <w:tblPr>
+        <w:tblStyle w:val="Table"/>
+        <w:tblW w:type="auto" w:w="0"/>
+        <w:tblLook w:firstRow="1" w:lastRow="0" w:firstColumn="0" w:lastColumn="0" w:noHBand="0" w:noVBand="0" w:val="0020"/>
+      </w:tblPr>
+      <w:tblGrid>
+        <w:gridCol w:w="1980"/>
+        <w:gridCol w:w="1980"/>
+        <w:gridCol w:w="1980"/>
+        <w:gridCol w:w="1980"/>
+      </w:tblGrid>
+      <w:tr>
+        <w:trPr>
+          <w:tblHeader w:val="on"/>
+        </w:trPr>
+        <w:tc>
+          <w:tcPr/>
+          <w:p>
+            <w:pPr>
+              <w:pStyle w:val="Compact"/>
+            </w:pPr>
+            <w:r>
+              <w:t xml:space="preserve">Requirement ID</w:t>
+            </w:r>
+          </w:p>
+        </w:tc>
+        <w:tc>
+          <w:tcPr/>
+          <w:p>
+            <w:pPr>
+              <w:pStyle w:val="Compact"/>
+            </w:pPr>
+            <w:r>
+              <w:t xml:space="preserve">Requirement Title</w:t>
+            </w:r>
+          </w:p>
+        </w:tc>
+        <w:tc>
+          <w:tcPr/>
+          <w:p>
+            <w:pPr>
+              <w:pStyle w:val="Compact"/>
+              <w:jc w:val="center"/>
+            </w:pPr>
+            <w:r>
+              <w:t xml:space="preserve">Threshold</w:t>
+            </w:r>
+          </w:p>
+        </w:tc>
+        <w:tc>
+          <w:tcPr/>
+          <w:p>
+            <w:pPr>
+              <w:pStyle w:val="Compact"/>
+              <w:jc w:val="center"/>
+            </w:pPr>
+            <w:r>
+              <w:t xml:space="preserve">Goal</w:t>
+            </w:r>
+          </w:p>
+        </w:tc>
+      </w:tr>
+      <w:tr>
+        <w:tc>
+          <w:tcPr/>
+          <w:p>
+            <w:pPr>
+              <w:pStyle w:val="Compact"/>
+            </w:pPr>
+            <w:r>
+              <w:rPr>
+                <w:rStyle w:val="VerbatimChar"/>
+              </w:rPr>
+              <w:t xml:space="preserve">pxl-cldopt</w:t>
+            </w:r>
+          </w:p>
+        </w:tc>
+        <w:tc>
+          <w:tcPr/>
+          <w:p>
+            <w:pPr>
+              <w:pStyle w:val="Compact"/>
+            </w:pPr>
+            <w:r>
+              <w:t xml:space="preserve">Cloud Optimized Formats</w:t>
             </w:r>
           </w:p>
         </w:tc>
@@ -12351,7 +13398,7 @@
               <w:rPr>
                 <w:rStyle w:val="VerbatimChar"/>
               </w:rPr>
-              <w:t xml:space="preserve">src.metadata-performance-indicators</w:t>
+              <w:t xml:space="preserve">pxl-mrdsar</w:t>
             </w:r>
           </w:p>
         </w:tc>
@@ -12362,7 +13409,7 @@
               <w:pStyle w:val="Compact"/>
             </w:pPr>
             <w:r>
-              <w:t xml:space="preserve">Performance Indicators</w:t>
+              <w:t xml:space="preserve">Metadata Machine Readability</w:t>
             </w:r>
           </w:p>
         </w:tc>
@@ -12394,7 +13441,7 @@
               <w:rPr>
                 <w:rStyle w:val="VerbatimChar"/>
               </w:rPr>
-              <w:t xml:space="preserve">src.metadata-polarimetric-calibration-matrices</w:t>
+              <w:t xml:space="preserve">pxl-ppmask</w:t>
             </w:r>
           </w:p>
         </w:tc>
@@ -12405,7 +13452,50 @@
               <w:pStyle w:val="Compact"/>
             </w:pPr>
             <w:r>
-              <w:t xml:space="preserve">Polarimetric Calibration Matrices</w:t>
+              <w:t xml:space="preserve">Data Mask Image</w:t>
+            </w:r>
+          </w:p>
+        </w:tc>
+        <w:tc>
+          <w:tcPr/>
+          <w:p>
+            <w:pPr>
+              <w:pStyle w:val="Compact"/>
+            </w:pPr>
+          </w:p>
+        </w:tc>
+        <w:tc>
+          <w:tcPr/>
+          <w:p>
+            <w:pPr>
+              <w:pStyle w:val="Compact"/>
+            </w:pPr>
+          </w:p>
+        </w:tc>
+      </w:tr>
+      <w:tr>
+        <w:tc>
+          <w:tcPr/>
+          <w:p>
+            <w:pPr>
+              <w:pStyle w:val="Compact"/>
+            </w:pPr>
+            <w:r>
+              <w:rPr>
+                <w:rStyle w:val="VerbatimChar"/>
+              </w:rPr>
+              <w:t xml:space="preserve">pxl-ppscta</w:t>
+            </w:r>
+          </w:p>
+        </w:tc>
+        <w:tc>
+          <w:tcPr/>
+          <w:p>
+            <w:pPr>
+              <w:pStyle w:val="Compact"/>
+            </w:pPr>
+            <w:r>
+              <w:t xml:space="preserve">Scattering Area Image</w:t>
             </w:r>
           </w:p>
         </w:tc>
@@ -12445,7 +13535,7 @@
               <w:rPr>
                 <w:rStyle w:val="VerbatimChar"/>
               </w:rPr>
-              <w:t xml:space="preserve">src.metadata-mean-faraday-rotation-angle</w:t>
+              <w:t xml:space="preserve">pxl-pplia</w:t>
             </w:r>
           </w:p>
         </w:tc>
@@ -12456,7 +13546,58 @@
               <w:pStyle w:val="Compact"/>
             </w:pPr>
             <w:r>
-              <w:t xml:space="preserve">Mean Faraday Rotation Angle</w:t>
+              <w:t xml:space="preserve">Local Incident Angle Image</w:t>
+            </w:r>
+          </w:p>
+        </w:tc>
+        <w:tc>
+          <w:tcPr/>
+          <w:p>
+            <w:pPr>
+              <w:pStyle w:val="Compact"/>
+            </w:pPr>
+          </w:p>
+        </w:tc>
+        <w:tc>
+          <w:tcPr/>
+          <w:p>
+            <w:pPr>
+              <w:pStyle w:val="Compact"/>
+              <w:jc w:val="center"/>
+            </w:pPr>
+            <w:r>
+              <w:rPr>
+                <w:i/>
+                <w:iCs/>
+              </w:rPr>
+              <w:t xml:space="preserve">as threshold</w:t>
+            </w:r>
+          </w:p>
+        </w:tc>
+      </w:tr>
+      <w:tr>
+        <w:tc>
+          <w:tcPr/>
+          <w:p>
+            <w:pPr>
+              <w:pStyle w:val="Compact"/>
+            </w:pPr>
+            <w:r>
+              <w:rPr>
+                <w:rStyle w:val="VerbatimChar"/>
+              </w:rPr>
+              <w:t xml:space="preserve">pxl-ppelia</w:t>
+            </w:r>
+          </w:p>
+        </w:tc>
+        <w:tc>
+          <w:tcPr/>
+          <w:p>
+            <w:pPr>
+              <w:pStyle w:val="Compact"/>
+            </w:pPr>
+            <w:r>
+              <w:t xml:space="preserve">Ellipsoidal Incident Angle Image</w:t>
             </w:r>
           </w:p>
         </w:tc>
@@ -12496,7 +13637,7 @@
               <w:rPr>
                 <w:rStyle w:val="VerbatimChar"/>
               </w:rPr>
-              <w:t xml:space="preserve">src.metadata-ionosphere-indicator</w:t>
+              <w:t xml:space="preserve">pxl-ppnspw</w:t>
             </w:r>
           </w:p>
         </w:tc>
@@ -12507,7 +13648,152 @@
               <w:pStyle w:val="Compact"/>
             </w:pPr>
             <w:r>
-              <w:t xml:space="preserve">Ionosphere Indicator</w:t>
+              <w:t xml:space="preserve">Noise Power Image</w:t>
+            </w:r>
+          </w:p>
+        </w:tc>
+        <w:tc>
+          <w:tcPr/>
+          <w:p>
+            <w:pPr>
+              <w:pStyle w:val="Compact"/>
+              <w:jc w:val="center"/>
+            </w:pPr>
+            <w:r>
+              <w:rPr>
+                <w:i/>
+                <w:iCs/>
+              </w:rPr>
+              <w:t xml:space="preserve">not required</w:t>
+            </w:r>
+          </w:p>
+        </w:tc>
+        <w:tc>
+          <w:tcPr/>
+          <w:p>
+            <w:pPr>
+              <w:pStyle w:val="Compact"/>
+            </w:pPr>
+          </w:p>
+        </w:tc>
+      </w:tr>
+      <w:tr>
+        <w:tc>
+          <w:tcPr/>
+          <w:p>
+            <w:pPr>
+              <w:pStyle w:val="Compact"/>
+            </w:pPr>
+            <w:r>
+              <w:rPr>
+                <w:rStyle w:val="VerbatimChar"/>
+              </w:rPr>
+              <w:t xml:space="preserve">pxl-ppacqd</w:t>
+            </w:r>
+          </w:p>
+        </w:tc>
+        <w:tc>
+          <w:tcPr/>
+          <w:p>
+            <w:pPr>
+              <w:pStyle w:val="Compact"/>
+            </w:pPr>
+            <w:r>
+              <w:t xml:space="preserve">Acquisition ID Image</w:t>
+            </w:r>
+          </w:p>
+        </w:tc>
+        <w:tc>
+          <w:tcPr/>
+          <w:p>
+            <w:pPr>
+              <w:pStyle w:val="Compact"/>
+            </w:pPr>
+          </w:p>
+        </w:tc>
+        <w:tc>
+          <w:tcPr/>
+          <w:p>
+            <w:pPr>
+              <w:pStyle w:val="Compact"/>
+            </w:pPr>
+          </w:p>
+        </w:tc>
+      </w:tr>
+      <w:tr>
+        <w:tc>
+          <w:tcPr/>
+          <w:p>
+            <w:pPr>
+              <w:pStyle w:val="Compact"/>
+            </w:pPr>
+            <w:r>
+              <w:rPr>
+                <w:rStyle w:val="VerbatimChar"/>
+              </w:rPr>
+              <w:t xml:space="preserve">pxl-ppgeod</w:t>
+            </w:r>
+          </w:p>
+        </w:tc>
+        <w:tc>
+          <w:tcPr/>
+          <w:p>
+            <w:pPr>
+              <w:pStyle w:val="Compact"/>
+            </w:pPr>
+            <w:r>
+              <w:t xml:space="preserve">Per-Pixel Geoid</w:t>
+            </w:r>
+          </w:p>
+        </w:tc>
+        <w:tc>
+          <w:tcPr/>
+          <w:p>
+            <w:pPr>
+              <w:pStyle w:val="Compact"/>
+              <w:jc w:val="center"/>
+            </w:pPr>
+            <w:r>
+              <w:rPr>
+                <w:i/>
+                <w:iCs/>
+              </w:rPr>
+              <w:t xml:space="preserve">not required</w:t>
+            </w:r>
+          </w:p>
+        </w:tc>
+        <w:tc>
+          <w:tcPr/>
+          <w:p>
+            <w:pPr>
+              <w:pStyle w:val="Compact"/>
+            </w:pPr>
+          </w:p>
+        </w:tc>
+      </w:tr>
+      <w:tr>
+        <w:tc>
+          <w:tcPr/>
+          <w:p>
+            <w:pPr>
+              <w:pStyle w:val="Compact"/>
+            </w:pPr>
+            <w:r>
+              <w:rPr>
+                <w:rStyle w:val="VerbatimChar"/>
+              </w:rPr>
+              <w:t xml:space="preserve">pxl-pplkdr</w:t>
+            </w:r>
+          </w:p>
+        </w:tc>
+        <w:tc>
+          <w:tcPr/>
+          <w:p>
+            <w:pPr>
+              <w:pStyle w:val="Compact"/>
+            </w:pPr>
+            <w:r>
+              <w:t xml:space="preserve">Look Direction Image</w:t>
             </w:r>
           </w:p>
         </w:tc>
@@ -12537,14 +13823,14 @@
         </w:tc>
       </w:tr>
     </w:tbl>
-    <w:bookmarkEnd w:id="246"/>
-    <w:bookmarkStart w:id="247" w:name="product-metadata"/>
+    <w:bookmarkEnd w:id="248"/>
+    <w:bookmarkStart w:id="249" w:name="radiometrically-corrected-measurements"/>
     <w:p>
       <w:pPr>
         <w:pStyle w:val="berschrift3"/>
       </w:pPr>
       <w:r>
-        <w:t xml:space="preserve">Product Metadata</w:t>
+        <w:t xml:space="preserve">Radiometrically Corrected Measurements</w:t>
       </w:r>
     </w:p>
     <w:tbl>
@@ -12622,7 +13908,7 @@
               <w:rPr>
                 <w:rStyle w:val="VerbatimChar"/>
               </w:rPr>
-              <w:t xml:space="preserve">prd.metadata-data-access-product</w:t>
+              <w:t xml:space="preserve">rcm-cldopt</w:t>
             </w:r>
           </w:p>
         </w:tc>
@@ -12633,50 +13919,7 @@
               <w:pStyle w:val="Compact"/>
             </w:pPr>
             <w:r>
-              <w:t xml:space="preserve">Product Data Access</w:t>
-            </w:r>
-          </w:p>
-        </w:tc>
-        <w:tc>
-          <w:tcPr/>
-          <w:p>
-            <w:pPr>
-              <w:pStyle w:val="Compact"/>
-            </w:pPr>
-          </w:p>
-        </w:tc>
-        <w:tc>
-          <w:tcPr/>
-          <w:p>
-            <w:pPr>
-              <w:pStyle w:val="Compact"/>
-            </w:pPr>
-          </w:p>
-        </w:tc>
-      </w:tr>
-      <w:tr>
-        <w:tc>
-          <w:tcPr/>
-          <w:p>
-            <w:pPr>
-              <w:pStyle w:val="Compact"/>
-            </w:pPr>
-            <w:r>
-              <w:rPr>
-                <w:rStyle w:val="VerbatimChar"/>
-              </w:rPr>
-              <w:t xml:space="preserve">prd.metadata-auxiliary-data</w:t>
-            </w:r>
-          </w:p>
-        </w:tc>
-        <w:tc>
-          <w:tcPr/>
-          <w:p>
-            <w:pPr>
-              <w:pStyle w:val="Compact"/>
-            </w:pPr>
-            <w:r>
-              <w:t xml:space="preserve">Auxiliary Data</w:t>
+              <w:t xml:space="preserve">Cloud Optimized Formats</w:t>
             </w:r>
           </w:p>
         </w:tc>
@@ -12716,7 +13959,7 @@
               <w:rPr>
                 <w:rStyle w:val="VerbatimChar"/>
               </w:rPr>
-              <w:t xml:space="preserve">prd.metadata-sample-spacing</w:t>
+              <w:t xml:space="preserve">rcm-bsorb</w:t>
             </w:r>
           </w:p>
         </w:tc>
@@ -12727,7 +13970,93 @@
               <w:pStyle w:val="Compact"/>
             </w:pPr>
             <w:r>
-              <w:t xml:space="preserve">Product Sample Spacing</w:t>
+              <w:t xml:space="preserve">Backscatter Measurements (ORB)</w:t>
+            </w:r>
+          </w:p>
+        </w:tc>
+        <w:tc>
+          <w:tcPr/>
+          <w:p>
+            <w:pPr>
+              <w:pStyle w:val="Compact"/>
+            </w:pPr>
+          </w:p>
+        </w:tc>
+        <w:tc>
+          <w:tcPr/>
+          <w:p>
+            <w:pPr>
+              <w:pStyle w:val="Compact"/>
+            </w:pPr>
+          </w:p>
+        </w:tc>
+      </w:tr>
+      <w:tr>
+        <w:tc>
+          <w:tcPr/>
+          <w:p>
+            <w:pPr>
+              <w:pStyle w:val="Compact"/>
+            </w:pPr>
+            <w:r>
+              <w:rPr>
+                <w:rStyle w:val="VerbatimChar"/>
+              </w:rPr>
+              <w:t xml:space="preserve">rcm-sclcnv</w:t>
+            </w:r>
+          </w:p>
+        </w:tc>
+        <w:tc>
+          <w:tcPr/>
+          <w:p>
+            <w:pPr>
+              <w:pStyle w:val="Compact"/>
+            </w:pPr>
+            <w:r>
+              <w:t xml:space="preserve">Scaling Conversion</w:t>
+            </w:r>
+          </w:p>
+        </w:tc>
+        <w:tc>
+          <w:tcPr/>
+          <w:p>
+            <w:pPr>
+              <w:pStyle w:val="Compact"/>
+            </w:pPr>
+          </w:p>
+        </w:tc>
+        <w:tc>
+          <w:tcPr/>
+          <w:p>
+            <w:pPr>
+              <w:pStyle w:val="Compact"/>
+            </w:pPr>
+          </w:p>
+        </w:tc>
+      </w:tr>
+      <w:tr>
+        <w:tc>
+          <w:tcPr/>
+          <w:p>
+            <w:pPr>
+              <w:pStyle w:val="Compact"/>
+            </w:pPr>
+            <w:r>
+              <w:rPr>
+                <w:rStyle w:val="VerbatimChar"/>
+              </w:rPr>
+              <w:t xml:space="preserve">rcm-nzrmvl</w:t>
+            </w:r>
+          </w:p>
+        </w:tc>
+        <w:tc>
+          <w:tcPr/>
+          <w:p>
+            <w:pPr>
+              <w:pStyle w:val="Compact"/>
+            </w:pPr>
+            <w:r>
+              <w:t xml:space="preserve">Noise Removal</w:t>
             </w:r>
           </w:p>
         </w:tc>
@@ -12767,7 +14096,7 @@
               <w:rPr>
                 <w:rStyle w:val="VerbatimChar"/>
               </w:rPr>
-              <w:t xml:space="preserve">prd.metadata-enl</w:t>
+              <w:t xml:space="preserve">rcm-rmasar</w:t>
             </w:r>
           </w:p>
         </w:tc>
@@ -12778,7 +14107,7 @@
               <w:pStyle w:val="Compact"/>
             </w:pPr>
             <w:r>
-              <w:t xml:space="preserve">Product Equivalent Number of Looks</w:t>
+              <w:t xml:space="preserve">Radiometric Accuracy</w:t>
             </w:r>
           </w:p>
         </w:tc>
@@ -12818,7 +14147,7 @@
               <w:rPr>
                 <w:rStyle w:val="VerbatimChar"/>
               </w:rPr>
-              <w:t xml:space="preserve">prd.metadata-resolution</w:t>
+              <w:t xml:space="preserve">rcm-mwnbs</w:t>
             </w:r>
           </w:p>
         </w:tc>
@@ -12829,7 +14158,7 @@
               <w:pStyle w:val="Compact"/>
             </w:pPr>
             <w:r>
-              <w:t xml:space="preserve">Product Resolution</w:t>
+              <w:t xml:space="preserve">Mean Wind-Normalised Backscatter Measurements</w:t>
             </w:r>
           </w:p>
         </w:tc>
@@ -12858,386 +14187,28 @@
           </w:p>
         </w:tc>
       </w:tr>
-      <w:tr>
-        <w:tc>
-          <w:tcPr/>
-          <w:p>
-            <w:pPr>
-              <w:pStyle w:val="Compact"/>
-            </w:pPr>
-            <w:r>
-              <w:rPr>
-                <w:rStyle w:val="VerbatimChar"/>
-              </w:rPr>
-              <w:t xml:space="preserve">prd.metadata-speckle-filtering</w:t>
-            </w:r>
-          </w:p>
-        </w:tc>
-        <w:tc>
-          <w:tcPr/>
-          <w:p>
-            <w:pPr>
-              <w:pStyle w:val="Compact"/>
-            </w:pPr>
-            <w:r>
-              <w:t xml:space="preserve">Product Filtering</w:t>
-            </w:r>
-          </w:p>
-        </w:tc>
-        <w:tc>
-          <w:tcPr/>
-          <w:p>
-            <w:pPr>
-              <w:pStyle w:val="Compact"/>
-            </w:pPr>
-          </w:p>
-        </w:tc>
-        <w:tc>
-          <w:tcPr/>
-          <w:p>
-            <w:pPr>
-              <w:pStyle w:val="Compact"/>
-              <w:jc w:val="center"/>
-            </w:pPr>
-            <w:r>
-              <w:rPr>
-                <w:i/>
-                <w:iCs/>
-              </w:rPr>
-              <w:t xml:space="preserve">as threshold</w:t>
-            </w:r>
-          </w:p>
-        </w:tc>
-      </w:tr>
-      <w:tr>
-        <w:tc>
-          <w:tcPr/>
-          <w:p>
-            <w:pPr>
-              <w:pStyle w:val="Compact"/>
-            </w:pPr>
-            <w:r>
-              <w:rPr>
-                <w:rStyle w:val="VerbatimChar"/>
-              </w:rPr>
-              <w:t xml:space="preserve">prd.metadata-geo-bbox</w:t>
-            </w:r>
-          </w:p>
-        </w:tc>
-        <w:tc>
-          <w:tcPr/>
-          <w:p>
-            <w:pPr>
-              <w:pStyle w:val="Compact"/>
-            </w:pPr>
-            <w:r>
-              <w:t xml:space="preserve">Product Bounding Box</w:t>
-            </w:r>
-          </w:p>
-        </w:tc>
-        <w:tc>
-          <w:tcPr/>
-          <w:p>
-            <w:pPr>
-              <w:pStyle w:val="Compact"/>
-            </w:pPr>
-          </w:p>
-        </w:tc>
-        <w:tc>
-          <w:tcPr/>
-          <w:p>
-            <w:pPr>
-              <w:pStyle w:val="Compact"/>
-              <w:jc w:val="center"/>
-            </w:pPr>
-            <w:r>
-              <w:rPr>
-                <w:i/>
-                <w:iCs/>
-              </w:rPr>
-              <w:t xml:space="preserve">as threshold</w:t>
-            </w:r>
-          </w:p>
-        </w:tc>
-      </w:tr>
-      <w:tr>
-        <w:tc>
-          <w:tcPr/>
-          <w:p>
-            <w:pPr>
-              <w:pStyle w:val="Compact"/>
-            </w:pPr>
-            <w:r>
-              <w:rPr>
-                <w:rStyle w:val="VerbatimChar"/>
-              </w:rPr>
-              <w:t xml:space="preserve">prd.metadata-geo-area</w:t>
-            </w:r>
-          </w:p>
-        </w:tc>
-        <w:tc>
-          <w:tcPr/>
-          <w:p>
-            <w:pPr>
-              <w:pStyle w:val="Compact"/>
-            </w:pPr>
-            <w:r>
-              <w:t xml:space="preserve">Product Geographical Extent</w:t>
-            </w:r>
-          </w:p>
-        </w:tc>
-        <w:tc>
-          <w:tcPr/>
-          <w:p>
-            <w:pPr>
-              <w:pStyle w:val="Compact"/>
-            </w:pPr>
-          </w:p>
-        </w:tc>
-        <w:tc>
-          <w:tcPr/>
-          <w:p>
-            <w:pPr>
-              <w:pStyle w:val="Compact"/>
-              <w:jc w:val="center"/>
-            </w:pPr>
-            <w:r>
-              <w:rPr>
-                <w:i/>
-                <w:iCs/>
-              </w:rPr>
-              <w:t xml:space="preserve">as threshold</w:t>
-            </w:r>
-          </w:p>
-        </w:tc>
-      </w:tr>
-      <w:tr>
-        <w:tc>
-          <w:tcPr/>
-          <w:p>
-            <w:pPr>
-              <w:pStyle w:val="Compact"/>
-            </w:pPr>
-            <w:r>
-              <w:rPr>
-                <w:rStyle w:val="VerbatimChar"/>
-              </w:rPr>
-              <w:t xml:space="preserve">prd.metadata-image-size</w:t>
-            </w:r>
-          </w:p>
-        </w:tc>
-        <w:tc>
-          <w:tcPr/>
-          <w:p>
-            <w:pPr>
-              <w:pStyle w:val="Compact"/>
-            </w:pPr>
-            <w:r>
-              <w:t xml:space="preserve">Product Image Size</w:t>
-            </w:r>
-          </w:p>
-        </w:tc>
-        <w:tc>
-          <w:tcPr/>
-          <w:p>
-            <w:pPr>
-              <w:pStyle w:val="Compact"/>
-            </w:pPr>
-          </w:p>
-        </w:tc>
-        <w:tc>
-          <w:tcPr/>
-          <w:p>
-            <w:pPr>
-              <w:pStyle w:val="Compact"/>
-              <w:jc w:val="center"/>
-            </w:pPr>
-            <w:r>
-              <w:rPr>
-                <w:i/>
-                <w:iCs/>
-              </w:rPr>
-              <w:t xml:space="preserve">as threshold</w:t>
-            </w:r>
-          </w:p>
-        </w:tc>
-      </w:tr>
-      <w:tr>
-        <w:tc>
-          <w:tcPr/>
-          <w:p>
-            <w:pPr>
-              <w:pStyle w:val="Compact"/>
-            </w:pPr>
-            <w:r>
-              <w:rPr>
-                <w:rStyle w:val="VerbatimChar"/>
-              </w:rPr>
-              <w:t xml:space="preserve">prd.metadata-pixel-coordinate-convention</w:t>
-            </w:r>
-          </w:p>
-        </w:tc>
-        <w:tc>
-          <w:tcPr/>
-          <w:p>
-            <w:pPr>
-              <w:pStyle w:val="Compact"/>
-            </w:pPr>
-            <w:r>
-              <w:t xml:space="preserve">Product Pixel Coordinate Convention</w:t>
-            </w:r>
-          </w:p>
-        </w:tc>
-        <w:tc>
-          <w:tcPr/>
-          <w:p>
-            <w:pPr>
-              <w:pStyle w:val="Compact"/>
-            </w:pPr>
-          </w:p>
-        </w:tc>
-        <w:tc>
-          <w:tcPr/>
-          <w:p>
-            <w:pPr>
-              <w:pStyle w:val="Compact"/>
-              <w:jc w:val="center"/>
-            </w:pPr>
-            <w:r>
-              <w:rPr>
-                <w:i/>
-                <w:iCs/>
-              </w:rPr>
-              <w:t xml:space="preserve">as threshold</w:t>
-            </w:r>
-          </w:p>
-        </w:tc>
-      </w:tr>
-      <w:tr>
-        <w:tc>
-          <w:tcPr/>
-          <w:p>
-            <w:pPr>
-              <w:pStyle w:val="Compact"/>
-            </w:pPr>
-            <w:r>
-              <w:rPr>
-                <w:rStyle w:val="VerbatimChar"/>
-              </w:rPr>
-              <w:t xml:space="preserve">prd.metadata-crs</w:t>
-            </w:r>
-          </w:p>
-        </w:tc>
-        <w:tc>
-          <w:tcPr/>
-          <w:p>
-            <w:pPr>
-              <w:pStyle w:val="Compact"/>
-            </w:pPr>
-            <w:r>
-              <w:t xml:space="preserve">Product Coordinate Reference System</w:t>
-            </w:r>
-          </w:p>
-        </w:tc>
-        <w:tc>
-          <w:tcPr/>
-          <w:p>
-            <w:pPr>
-              <w:pStyle w:val="Compact"/>
-            </w:pPr>
-          </w:p>
-        </w:tc>
-        <w:tc>
-          <w:tcPr/>
-          <w:p>
-            <w:pPr>
-              <w:pStyle w:val="Compact"/>
-              <w:jc w:val="center"/>
-            </w:pPr>
-            <w:r>
-              <w:rPr>
-                <w:i/>
-                <w:iCs/>
-              </w:rPr>
-              <w:t xml:space="preserve">as threshold</w:t>
-            </w:r>
-          </w:p>
-        </w:tc>
-      </w:tr>
-      <w:tr>
-        <w:tc>
-          <w:tcPr/>
-          <w:p>
-            <w:pPr>
-              <w:pStyle w:val="Compact"/>
-            </w:pPr>
-            <w:r>
-              <w:rPr>
-                <w:rStyle w:val="VerbatimChar"/>
-              </w:rPr>
-              <w:t xml:space="preserve">prd.metadata-look-direction-polynomials</w:t>
-            </w:r>
-          </w:p>
-        </w:tc>
-        <w:tc>
-          <w:tcPr/>
-          <w:p>
-            <w:pPr>
-              <w:pStyle w:val="Compact"/>
-            </w:pPr>
-            <w:r>
-              <w:t xml:space="preserve">Look Direction Polynomials</w:t>
-            </w:r>
-          </w:p>
-        </w:tc>
-        <w:tc>
-          <w:tcPr/>
-          <w:p>
-            <w:pPr>
-              <w:pStyle w:val="Compact"/>
-            </w:pPr>
-          </w:p>
-        </w:tc>
-        <w:tc>
-          <w:tcPr/>
-          <w:p>
-            <w:pPr>
-              <w:pStyle w:val="Compact"/>
-              <w:jc w:val="center"/>
-            </w:pPr>
-            <w:r>
-              <w:rPr>
-                <w:i/>
-                <w:iCs/>
-              </w:rPr>
-              <w:t xml:space="preserve">as threshold</w:t>
-            </w:r>
-          </w:p>
-        </w:tc>
-      </w:tr>
     </w:tbl>
-    <w:bookmarkEnd w:id="247"/>
-    <w:bookmarkStart w:id="248" w:name="per-pixel-metadata"/>
+    <w:bookmarkEnd w:id="249"/>
+    <w:bookmarkStart w:id="250" w:name="geometric-corrections"/>
     <w:p>
       <w:pPr>
         <w:pStyle w:val="berschrift3"/>
       </w:pPr>
       <w:r>
-        <w:t xml:space="preserve">Per-Pixel Metadata</w:t>
+        <w:t xml:space="preserve">Geometric Corrections</w:t>
       </w:r>
     </w:p>
     <w:tbl>
       <w:tblPr>
         <w:tblStyle w:val="Table"/>
-        <w:tblW w:type="pct" w:w="5000"/>
-        <w:tblLayout w:type="fixed"/>
+        <w:tblW w:type="auto" w:w="0"/>
         <w:tblLook w:firstRow="1" w:lastRow="0" w:firstColumn="0" w:lastColumn="0" w:noHBand="0" w:noVBand="0" w:val="0020"/>
       </w:tblPr>
       <w:tblGrid>
-        <w:gridCol w:w="2520"/>
-        <w:gridCol w:w="3060"/>
-        <w:gridCol w:w="1620"/>
-        <w:gridCol w:w="720"/>
+        <w:gridCol w:w="1980"/>
+        <w:gridCol w:w="1980"/>
+        <w:gridCol w:w="1980"/>
+        <w:gridCol w:w="1980"/>
       </w:tblGrid>
       <w:tr>
         <w:trPr>
@@ -13301,933 +14272,7 @@
               <w:rPr>
                 <w:rStyle w:val="VerbatimChar"/>
               </w:rPr>
-              <w:t xml:space="preserve">pxl.cloud-optimized-formats</w:t>
-            </w:r>
-          </w:p>
-        </w:tc>
-        <w:tc>
-          <w:tcPr/>
-          <w:p>
-            <w:pPr>
-              <w:pStyle w:val="Compact"/>
-            </w:pPr>
-            <w:r>
-              <w:t xml:space="preserve">Cloud Optimized Formats</w:t>
-            </w:r>
-          </w:p>
-        </w:tc>
-        <w:tc>
-          <w:tcPr/>
-          <w:p>
-            <w:pPr>
-              <w:pStyle w:val="Compact"/>
-              <w:jc w:val="center"/>
-            </w:pPr>
-            <w:r>
-              <w:rPr>
-                <w:i/>
-                <w:iCs/>
-              </w:rPr>
-              <w:t xml:space="preserve">not required</w:t>
-            </w:r>
-          </w:p>
-        </w:tc>
-        <w:tc>
-          <w:tcPr/>
-          <w:p>
-            <w:pPr>
-              <w:pStyle w:val="Compact"/>
-            </w:pPr>
-          </w:p>
-        </w:tc>
-      </w:tr>
-      <w:tr>
-        <w:tc>
-          <w:tcPr/>
-          <w:p>
-            <w:pPr>
-              <w:pStyle w:val="Compact"/>
-            </w:pPr>
-            <w:r>
-              <w:rPr>
-                <w:rStyle w:val="VerbatimChar"/>
-              </w:rPr>
-              <w:t xml:space="preserve">pxl.metadata-machine-readability-sar</w:t>
-            </w:r>
-          </w:p>
-        </w:tc>
-        <w:tc>
-          <w:tcPr/>
-          <w:p>
-            <w:pPr>
-              <w:pStyle w:val="Compact"/>
-            </w:pPr>
-            <w:r>
-              <w:t xml:space="preserve">Metadata Machine Readability</w:t>
-            </w:r>
-          </w:p>
-        </w:tc>
-        <w:tc>
-          <w:tcPr/>
-          <w:p>
-            <w:pPr>
-              <w:pStyle w:val="Compact"/>
-            </w:pPr>
-          </w:p>
-        </w:tc>
-        <w:tc>
-          <w:tcPr/>
-          <w:p>
-            <w:pPr>
-              <w:pStyle w:val="Compact"/>
-            </w:pPr>
-          </w:p>
-        </w:tc>
-      </w:tr>
-      <w:tr>
-        <w:tc>
-          <w:tcPr/>
-          <w:p>
-            <w:pPr>
-              <w:pStyle w:val="Compact"/>
-            </w:pPr>
-            <w:r>
-              <w:rPr>
-                <w:rStyle w:val="VerbatimChar"/>
-              </w:rPr>
-              <w:t xml:space="preserve">pxl.per-pixel-data-mask</w:t>
-            </w:r>
-          </w:p>
-        </w:tc>
-        <w:tc>
-          <w:tcPr/>
-          <w:p>
-            <w:pPr>
-              <w:pStyle w:val="Compact"/>
-            </w:pPr>
-            <w:r>
-              <w:t xml:space="preserve">Data Mask Image</w:t>
-            </w:r>
-          </w:p>
-        </w:tc>
-        <w:tc>
-          <w:tcPr/>
-          <w:p>
-            <w:pPr>
-              <w:pStyle w:val="Compact"/>
-            </w:pPr>
-          </w:p>
-        </w:tc>
-        <w:tc>
-          <w:tcPr/>
-          <w:p>
-            <w:pPr>
-              <w:pStyle w:val="Compact"/>
-            </w:pPr>
-          </w:p>
-        </w:tc>
-      </w:tr>
-      <w:tr>
-        <w:tc>
-          <w:tcPr/>
-          <w:p>
-            <w:pPr>
-              <w:pStyle w:val="Compact"/>
-            </w:pPr>
-            <w:r>
-              <w:rPr>
-                <w:rStyle w:val="VerbatimChar"/>
-              </w:rPr>
-              <w:t xml:space="preserve">pxl.per-pixel-scattering-area</w:t>
-            </w:r>
-          </w:p>
-        </w:tc>
-        <w:tc>
-          <w:tcPr/>
-          <w:p>
-            <w:pPr>
-              <w:pStyle w:val="Compact"/>
-            </w:pPr>
-            <w:r>
-              <w:t xml:space="preserve">Scattering Area Image</w:t>
-            </w:r>
-          </w:p>
-        </w:tc>
-        <w:tc>
-          <w:tcPr/>
-          <w:p>
-            <w:pPr>
-              <w:pStyle w:val="Compact"/>
-              <w:jc w:val="center"/>
-            </w:pPr>
-            <w:r>
-              <w:rPr>
-                <w:i/>
-                <w:iCs/>
-              </w:rPr>
-              <w:t xml:space="preserve">not required</w:t>
-            </w:r>
-          </w:p>
-        </w:tc>
-        <w:tc>
-          <w:tcPr/>
-          <w:p>
-            <w:pPr>
-              <w:pStyle w:val="Compact"/>
-            </w:pPr>
-          </w:p>
-        </w:tc>
-      </w:tr>
-      <w:tr>
-        <w:tc>
-          <w:tcPr/>
-          <w:p>
-            <w:pPr>
-              <w:pStyle w:val="Compact"/>
-            </w:pPr>
-            <w:r>
-              <w:rPr>
-                <w:rStyle w:val="VerbatimChar"/>
-              </w:rPr>
-              <w:t xml:space="preserve">pxl.per-pixel-local-incident-angle</w:t>
-            </w:r>
-          </w:p>
-        </w:tc>
-        <w:tc>
-          <w:tcPr/>
-          <w:p>
-            <w:pPr>
-              <w:pStyle w:val="Compact"/>
-            </w:pPr>
-            <w:r>
-              <w:t xml:space="preserve">Local Incident Angle Image</w:t>
-            </w:r>
-          </w:p>
-        </w:tc>
-        <w:tc>
-          <w:tcPr/>
-          <w:p>
-            <w:pPr>
-              <w:pStyle w:val="Compact"/>
-            </w:pPr>
-          </w:p>
-        </w:tc>
-        <w:tc>
-          <w:tcPr/>
-          <w:p>
-            <w:pPr>
-              <w:pStyle w:val="Compact"/>
-              <w:jc w:val="center"/>
-            </w:pPr>
-            <w:r>
-              <w:rPr>
-                <w:i/>
-                <w:iCs/>
-              </w:rPr>
-              <w:t xml:space="preserve">as threshold</w:t>
-            </w:r>
-          </w:p>
-        </w:tc>
-      </w:tr>
-      <w:tr>
-        <w:tc>
-          <w:tcPr/>
-          <w:p>
-            <w:pPr>
-              <w:pStyle w:val="Compact"/>
-            </w:pPr>
-            <w:r>
-              <w:rPr>
-                <w:rStyle w:val="VerbatimChar"/>
-              </w:rPr>
-              <w:t xml:space="preserve">pxl.per-pixel-ellipsoidal-incident-angle</w:t>
-            </w:r>
-          </w:p>
-        </w:tc>
-        <w:tc>
-          <w:tcPr/>
-          <w:p>
-            <w:pPr>
-              <w:pStyle w:val="Compact"/>
-            </w:pPr>
-            <w:r>
-              <w:t xml:space="preserve">Ellipsoidal Incident Angle Image</w:t>
-            </w:r>
-          </w:p>
-        </w:tc>
-        <w:tc>
-          <w:tcPr/>
-          <w:p>
-            <w:pPr>
-              <w:pStyle w:val="Compact"/>
-              <w:jc w:val="center"/>
-            </w:pPr>
-            <w:r>
-              <w:rPr>
-                <w:i/>
-                <w:iCs/>
-              </w:rPr>
-              <w:t xml:space="preserve">not required</w:t>
-            </w:r>
-          </w:p>
-        </w:tc>
-        <w:tc>
-          <w:tcPr/>
-          <w:p>
-            <w:pPr>
-              <w:pStyle w:val="Compact"/>
-            </w:pPr>
-          </w:p>
-        </w:tc>
-      </w:tr>
-      <w:tr>
-        <w:tc>
-          <w:tcPr/>
-          <w:p>
-            <w:pPr>
-              <w:pStyle w:val="Compact"/>
-            </w:pPr>
-            <w:r>
-              <w:rPr>
-                <w:rStyle w:val="VerbatimChar"/>
-              </w:rPr>
-              <w:t xml:space="preserve">pxl.per-pixel-noise-power</w:t>
-            </w:r>
-          </w:p>
-        </w:tc>
-        <w:tc>
-          <w:tcPr/>
-          <w:p>
-            <w:pPr>
-              <w:pStyle w:val="Compact"/>
-            </w:pPr>
-            <w:r>
-              <w:t xml:space="preserve">Noise Power Image</w:t>
-            </w:r>
-          </w:p>
-        </w:tc>
-        <w:tc>
-          <w:tcPr/>
-          <w:p>
-            <w:pPr>
-              <w:pStyle w:val="Compact"/>
-              <w:jc w:val="center"/>
-            </w:pPr>
-            <w:r>
-              <w:rPr>
-                <w:i/>
-                <w:iCs/>
-              </w:rPr>
-              <w:t xml:space="preserve">not required</w:t>
-            </w:r>
-          </w:p>
-        </w:tc>
-        <w:tc>
-          <w:tcPr/>
-          <w:p>
-            <w:pPr>
-              <w:pStyle w:val="Compact"/>
-            </w:pPr>
-          </w:p>
-        </w:tc>
-      </w:tr>
-      <w:tr>
-        <w:tc>
-          <w:tcPr/>
-          <w:p>
-            <w:pPr>
-              <w:pStyle w:val="Compact"/>
-            </w:pPr>
-            <w:r>
-              <w:rPr>
-                <w:rStyle w:val="VerbatimChar"/>
-              </w:rPr>
-              <w:t xml:space="preserve">pxl.per-pixel-acquisition-id</w:t>
-            </w:r>
-          </w:p>
-        </w:tc>
-        <w:tc>
-          <w:tcPr/>
-          <w:p>
-            <w:pPr>
-              <w:pStyle w:val="Compact"/>
-            </w:pPr>
-            <w:r>
-              <w:t xml:space="preserve">Acquisition ID Image</w:t>
-            </w:r>
-          </w:p>
-        </w:tc>
-        <w:tc>
-          <w:tcPr/>
-          <w:p>
-            <w:pPr>
-              <w:pStyle w:val="Compact"/>
-            </w:pPr>
-          </w:p>
-        </w:tc>
-        <w:tc>
-          <w:tcPr/>
-          <w:p>
-            <w:pPr>
-              <w:pStyle w:val="Compact"/>
-            </w:pPr>
-          </w:p>
-        </w:tc>
-      </w:tr>
-      <w:tr>
-        <w:tc>
-          <w:tcPr/>
-          <w:p>
-            <w:pPr>
-              <w:pStyle w:val="Compact"/>
-            </w:pPr>
-            <w:r>
-              <w:rPr>
-                <w:rStyle w:val="VerbatimChar"/>
-              </w:rPr>
-              <w:t xml:space="preserve">pxl.per-pixel-geoid</w:t>
-            </w:r>
-          </w:p>
-        </w:tc>
-        <w:tc>
-          <w:tcPr/>
-          <w:p>
-            <w:pPr>
-              <w:pStyle w:val="Compact"/>
-            </w:pPr>
-            <w:r>
-              <w:t xml:space="preserve">Per-Pixel Geoid</w:t>
-            </w:r>
-          </w:p>
-        </w:tc>
-        <w:tc>
-          <w:tcPr/>
-          <w:p>
-            <w:pPr>
-              <w:pStyle w:val="Compact"/>
-              <w:jc w:val="center"/>
-            </w:pPr>
-            <w:r>
-              <w:rPr>
-                <w:i/>
-                <w:iCs/>
-              </w:rPr>
-              <w:t xml:space="preserve">not required</w:t>
-            </w:r>
-          </w:p>
-        </w:tc>
-        <w:tc>
-          <w:tcPr/>
-          <w:p>
-            <w:pPr>
-              <w:pStyle w:val="Compact"/>
-            </w:pPr>
-          </w:p>
-        </w:tc>
-      </w:tr>
-      <w:tr>
-        <w:tc>
-          <w:tcPr/>
-          <w:p>
-            <w:pPr>
-              <w:pStyle w:val="Compact"/>
-            </w:pPr>
-            <w:r>
-              <w:rPr>
-                <w:rStyle w:val="VerbatimChar"/>
-              </w:rPr>
-              <w:t xml:space="preserve">pxl.per-pixel-look-direction</w:t>
-            </w:r>
-          </w:p>
-        </w:tc>
-        <w:tc>
-          <w:tcPr/>
-          <w:p>
-            <w:pPr>
-              <w:pStyle w:val="Compact"/>
-            </w:pPr>
-            <w:r>
-              <w:t xml:space="preserve">Look Direction Image</w:t>
-            </w:r>
-          </w:p>
-        </w:tc>
-        <w:tc>
-          <w:tcPr/>
-          <w:p>
-            <w:pPr>
-              <w:pStyle w:val="Compact"/>
-              <w:jc w:val="center"/>
-            </w:pPr>
-            <w:r>
-              <w:rPr>
-                <w:i/>
-                <w:iCs/>
-              </w:rPr>
-              <w:t xml:space="preserve">not required</w:t>
-            </w:r>
-          </w:p>
-        </w:tc>
-        <w:tc>
-          <w:tcPr/>
-          <w:p>
-            <w:pPr>
-              <w:pStyle w:val="Compact"/>
-            </w:pPr>
-          </w:p>
-        </w:tc>
-      </w:tr>
-    </w:tbl>
-    <w:bookmarkEnd w:id="248"/>
-    <w:bookmarkStart w:id="249" w:name="radiometrically-corrected-measurements"/>
-    <w:p>
-      <w:pPr>
-        <w:pStyle w:val="berschrift3"/>
-      </w:pPr>
-      <w:r>
-        <w:t xml:space="preserve">Radiometrically Corrected Measurements</w:t>
-      </w:r>
-    </w:p>
-    <w:tbl>
-      <w:tblPr>
-        <w:tblStyle w:val="Table"/>
-        <w:tblW w:type="pct" w:w="5000"/>
-        <w:tblLayout w:type="fixed"/>
-        <w:tblLook w:firstRow="1" w:lastRow="0" w:firstColumn="0" w:lastColumn="0" w:noHBand="0" w:noVBand="0" w:val="0020"/>
-      </w:tblPr>
-      <w:tblGrid>
-        <w:gridCol w:w="2520"/>
-        <w:gridCol w:w="3060"/>
-        <w:gridCol w:w="1620"/>
-        <w:gridCol w:w="720"/>
-      </w:tblGrid>
-      <w:tr>
-        <w:trPr>
-          <w:tblHeader w:val="on"/>
-        </w:trPr>
-        <w:tc>
-          <w:tcPr/>
-          <w:p>
-            <w:pPr>
-              <w:pStyle w:val="Compact"/>
-            </w:pPr>
-            <w:r>
-              <w:t xml:space="preserve">Requirement ID</w:t>
-            </w:r>
-          </w:p>
-        </w:tc>
-        <w:tc>
-          <w:tcPr/>
-          <w:p>
-            <w:pPr>
-              <w:pStyle w:val="Compact"/>
-            </w:pPr>
-            <w:r>
-              <w:t xml:space="preserve">Requirement Title</w:t>
-            </w:r>
-          </w:p>
-        </w:tc>
-        <w:tc>
-          <w:tcPr/>
-          <w:p>
-            <w:pPr>
-              <w:pStyle w:val="Compact"/>
-              <w:jc w:val="center"/>
-            </w:pPr>
-            <w:r>
-              <w:t xml:space="preserve">Threshold</w:t>
-            </w:r>
-          </w:p>
-        </w:tc>
-        <w:tc>
-          <w:tcPr/>
-          <w:p>
-            <w:pPr>
-              <w:pStyle w:val="Compact"/>
-              <w:jc w:val="center"/>
-            </w:pPr>
-            <w:r>
-              <w:t xml:space="preserve">Goal</w:t>
-            </w:r>
-          </w:p>
-        </w:tc>
-      </w:tr>
-      <w:tr>
-        <w:tc>
-          <w:tcPr/>
-          <w:p>
-            <w:pPr>
-              <w:pStyle w:val="Compact"/>
-            </w:pPr>
-            <w:r>
-              <w:rPr>
-                <w:rStyle w:val="VerbatimChar"/>
-              </w:rPr>
-              <w:t xml:space="preserve">rcm.cloud-optimized-formats</w:t>
-            </w:r>
-          </w:p>
-        </w:tc>
-        <w:tc>
-          <w:tcPr/>
-          <w:p>
-            <w:pPr>
-              <w:pStyle w:val="Compact"/>
-            </w:pPr>
-            <w:r>
-              <w:t xml:space="preserve">Cloud Optimized Formats</w:t>
-            </w:r>
-          </w:p>
-        </w:tc>
-        <w:tc>
-          <w:tcPr/>
-          <w:p>
-            <w:pPr>
-              <w:pStyle w:val="Compact"/>
-              <w:jc w:val="center"/>
-            </w:pPr>
-            <w:r>
-              <w:rPr>
-                <w:i/>
-                <w:iCs/>
-              </w:rPr>
-              <w:t xml:space="preserve">not required</w:t>
-            </w:r>
-          </w:p>
-        </w:tc>
-        <w:tc>
-          <w:tcPr/>
-          <w:p>
-            <w:pPr>
-              <w:pStyle w:val="Compact"/>
-            </w:pPr>
-          </w:p>
-        </w:tc>
-      </w:tr>
-      <w:tr>
-        <w:tc>
-          <w:tcPr/>
-          <w:p>
-            <w:pPr>
-              <w:pStyle w:val="Compact"/>
-            </w:pPr>
-            <w:r>
-              <w:rPr>
-                <w:rStyle w:val="VerbatimChar"/>
-              </w:rPr>
-              <w:t xml:space="preserve">rcm.measurements-backscatter-orb</w:t>
-            </w:r>
-          </w:p>
-        </w:tc>
-        <w:tc>
-          <w:tcPr/>
-          <w:p>
-            <w:pPr>
-              <w:pStyle w:val="Compact"/>
-            </w:pPr>
-            <w:r>
-              <w:t xml:space="preserve">Backscatter Measurements (ORB)</w:t>
-            </w:r>
-          </w:p>
-        </w:tc>
-        <w:tc>
-          <w:tcPr/>
-          <w:p>
-            <w:pPr>
-              <w:pStyle w:val="Compact"/>
-            </w:pPr>
-          </w:p>
-        </w:tc>
-        <w:tc>
-          <w:tcPr/>
-          <w:p>
-            <w:pPr>
-              <w:pStyle w:val="Compact"/>
-            </w:pPr>
-          </w:p>
-        </w:tc>
-      </w:tr>
-      <w:tr>
-        <w:tc>
-          <w:tcPr/>
-          <w:p>
-            <w:pPr>
-              <w:pStyle w:val="Compact"/>
-            </w:pPr>
-            <w:r>
-              <w:rPr>
-                <w:rStyle w:val="VerbatimChar"/>
-              </w:rPr>
-              <w:t xml:space="preserve">rcm.metadata-scaling-conversion</w:t>
-            </w:r>
-          </w:p>
-        </w:tc>
-        <w:tc>
-          <w:tcPr/>
-          <w:p>
-            <w:pPr>
-              <w:pStyle w:val="Compact"/>
-            </w:pPr>
-            <w:r>
-              <w:t xml:space="preserve">Scaling Conversion</w:t>
-            </w:r>
-          </w:p>
-        </w:tc>
-        <w:tc>
-          <w:tcPr/>
-          <w:p>
-            <w:pPr>
-              <w:pStyle w:val="Compact"/>
-            </w:pPr>
-          </w:p>
-        </w:tc>
-        <w:tc>
-          <w:tcPr/>
-          <w:p>
-            <w:pPr>
-              <w:pStyle w:val="Compact"/>
-            </w:pPr>
-          </w:p>
-        </w:tc>
-      </w:tr>
-      <w:tr>
-        <w:tc>
-          <w:tcPr/>
-          <w:p>
-            <w:pPr>
-              <w:pStyle w:val="Compact"/>
-            </w:pPr>
-            <w:r>
-              <w:rPr>
-                <w:rStyle w:val="VerbatimChar"/>
-              </w:rPr>
-              <w:t xml:space="preserve">rcm.metadata-noise-removal</w:t>
-            </w:r>
-          </w:p>
-        </w:tc>
-        <w:tc>
-          <w:tcPr/>
-          <w:p>
-            <w:pPr>
-              <w:pStyle w:val="Compact"/>
-            </w:pPr>
-            <w:r>
-              <w:t xml:space="preserve">Noise Removal</w:t>
-            </w:r>
-          </w:p>
-        </w:tc>
-        <w:tc>
-          <w:tcPr/>
-          <w:p>
-            <w:pPr>
-              <w:pStyle w:val="Compact"/>
-            </w:pPr>
-          </w:p>
-        </w:tc>
-        <w:tc>
-          <w:tcPr/>
-          <w:p>
-            <w:pPr>
-              <w:pStyle w:val="Compact"/>
-              <w:jc w:val="center"/>
-            </w:pPr>
-            <w:r>
-              <w:rPr>
-                <w:i/>
-                <w:iCs/>
-              </w:rPr>
-              <w:t xml:space="preserve">as threshold</w:t>
-            </w:r>
-          </w:p>
-        </w:tc>
-      </w:tr>
-      <w:tr>
-        <w:tc>
-          <w:tcPr/>
-          <w:p>
-            <w:pPr>
-              <w:pStyle w:val="Compact"/>
-            </w:pPr>
-            <w:r>
-              <w:rPr>
-                <w:rStyle w:val="VerbatimChar"/>
-              </w:rPr>
-              <w:t xml:space="preserve">rcm.metadata-radiometric-accuracy-sar</w:t>
-            </w:r>
-          </w:p>
-        </w:tc>
-        <w:tc>
-          <w:tcPr/>
-          <w:p>
-            <w:pPr>
-              <w:pStyle w:val="Compact"/>
-            </w:pPr>
-            <w:r>
-              <w:t xml:space="preserve">Radiometric Accuracy</w:t>
-            </w:r>
-          </w:p>
-        </w:tc>
-        <w:tc>
-          <w:tcPr/>
-          <w:p>
-            <w:pPr>
-              <w:pStyle w:val="Compact"/>
-              <w:jc w:val="center"/>
-            </w:pPr>
-            <w:r>
-              <w:rPr>
-                <w:i/>
-                <w:iCs/>
-              </w:rPr>
-              <w:t xml:space="preserve">not required</w:t>
-            </w:r>
-          </w:p>
-        </w:tc>
-        <w:tc>
-          <w:tcPr/>
-          <w:p>
-            <w:pPr>
-              <w:pStyle w:val="Compact"/>
-            </w:pPr>
-          </w:p>
-        </w:tc>
-      </w:tr>
-      <w:tr>
-        <w:tc>
-          <w:tcPr/>
-          <w:p>
-            <w:pPr>
-              <w:pStyle w:val="Compact"/>
-            </w:pPr>
-            <w:r>
-              <w:rPr>
-                <w:rStyle w:val="VerbatimChar"/>
-              </w:rPr>
-              <w:t xml:space="preserve">rcm.measurements-mean-wind-normalised-backscatter</w:t>
-            </w:r>
-          </w:p>
-        </w:tc>
-        <w:tc>
-          <w:tcPr/>
-          <w:p>
-            <w:pPr>
-              <w:pStyle w:val="Compact"/>
-            </w:pPr>
-            <w:r>
-              <w:t xml:space="preserve">Mean Wind-Normalised Backscatter Measurements</w:t>
-            </w:r>
-          </w:p>
-        </w:tc>
-        <w:tc>
-          <w:tcPr/>
-          <w:p>
-            <w:pPr>
-              <w:pStyle w:val="Compact"/>
-              <w:jc w:val="center"/>
-            </w:pPr>
-            <w:r>
-              <w:rPr>
-                <w:i/>
-                <w:iCs/>
-              </w:rPr>
-              <w:t xml:space="preserve">not required</w:t>
-            </w:r>
-          </w:p>
-        </w:tc>
-        <w:tc>
-          <w:tcPr/>
-          <w:p>
-            <w:pPr>
-              <w:pStyle w:val="Compact"/>
-            </w:pPr>
-          </w:p>
-        </w:tc>
-      </w:tr>
-    </w:tbl>
-    <w:bookmarkEnd w:id="249"/>
-    <w:bookmarkStart w:id="250" w:name="geometric-corrections"/>
-    <w:p>
-      <w:pPr>
-        <w:pStyle w:val="berschrift3"/>
-      </w:pPr>
-      <w:r>
-        <w:t xml:space="preserve">Geometric Corrections</w:t>
-      </w:r>
-    </w:p>
-    <w:tbl>
-      <w:tblPr>
-        <w:tblStyle w:val="Table"/>
-        <w:tblW w:type="pct" w:w="5000"/>
-        <w:tblLayout w:type="fixed"/>
-        <w:tblLook w:firstRow="1" w:lastRow="0" w:firstColumn="0" w:lastColumn="0" w:noHBand="0" w:noVBand="0" w:val="0020"/>
-      </w:tblPr>
-      <w:tblGrid>
-        <w:gridCol w:w="2520"/>
-        <w:gridCol w:w="3060"/>
-        <w:gridCol w:w="1620"/>
-        <w:gridCol w:w="720"/>
-      </w:tblGrid>
-      <w:tr>
-        <w:trPr>
-          <w:tblHeader w:val="on"/>
-        </w:trPr>
-        <w:tc>
-          <w:tcPr/>
-          <w:p>
-            <w:pPr>
-              <w:pStyle w:val="Compact"/>
-            </w:pPr>
-            <w:r>
-              <w:t xml:space="preserve">Requirement ID</w:t>
-            </w:r>
-          </w:p>
-        </w:tc>
-        <w:tc>
-          <w:tcPr/>
-          <w:p>
-            <w:pPr>
-              <w:pStyle w:val="Compact"/>
-            </w:pPr>
-            <w:r>
-              <w:t xml:space="preserve">Requirement Title</w:t>
-            </w:r>
-          </w:p>
-        </w:tc>
-        <w:tc>
-          <w:tcPr/>
-          <w:p>
-            <w:pPr>
-              <w:pStyle w:val="Compact"/>
-              <w:jc w:val="center"/>
-            </w:pPr>
-            <w:r>
-              <w:t xml:space="preserve">Threshold</w:t>
-            </w:r>
-          </w:p>
-        </w:tc>
-        <w:tc>
-          <w:tcPr/>
-          <w:p>
-            <w:pPr>
-              <w:pStyle w:val="Compact"/>
-              <w:jc w:val="center"/>
-            </w:pPr>
-            <w:r>
-              <w:t xml:space="preserve">Goal</w:t>
-            </w:r>
-          </w:p>
-        </w:tc>
-      </w:tr>
-      <w:tr>
-        <w:tc>
-          <w:tcPr/>
-          <w:p>
-            <w:pPr>
-              <w:pStyle w:val="Compact"/>
-            </w:pPr>
-            <w:r>
-              <w:rPr>
-                <w:rStyle w:val="VerbatimChar"/>
-              </w:rPr>
-              <w:t xml:space="preserve">gcor.metadata-geometric-correction-algorithm</w:t>
+              <w:t xml:space="preserve">gcor-gmcalg</w:t>
             </w:r>
           </w:p>
         </w:tc>
@@ -14278,7 +14323,7 @@
               <w:rPr>
                 <w:rStyle w:val="VerbatimChar"/>
               </w:rPr>
-              <w:t xml:space="preserve">gcor.corrections-dem</w:t>
+              <w:t xml:space="preserve">gcor-cordem</w:t>
             </w:r>
           </w:p>
         </w:tc>
@@ -14321,7 +14366,7 @@
               <w:rPr>
                 <w:rStyle w:val="VerbatimChar"/>
               </w:rPr>
-              <w:t xml:space="preserve">gcor.corrections-geometric-accuracy-radar</w:t>
+              <w:t xml:space="preserve">gcor-geoacr</w:t>
             </w:r>
           </w:p>
         </w:tc>
@@ -14364,7 +14409,7 @@
               <w:rPr>
                 <w:rStyle w:val="VerbatimChar"/>
               </w:rPr>
-              <w:t xml:space="preserve">gcor.corrections-geometric-refined-accuracy</w:t>
+              <w:t xml:space="preserve">gcor-georfa</w:t>
             </w:r>
           </w:p>
         </w:tc>
@@ -14415,7 +14460,7 @@
               <w:rPr>
                 <w:rStyle w:val="VerbatimChar"/>
               </w:rPr>
-              <w:t xml:space="preserve">gcor.corrections-gridding-convention</w:t>
+              <w:t xml:space="preserve">gcor-gridcv</w:t>
             </w:r>
           </w:p>
         </w:tc>
@@ -15820,23 +15865,7 @@
         <w:pStyle w:val="FirstParagraph"/>
       </w:pPr>
       <w:r>
-        <w:t xml:space="preserve">InSAR analysis capabilities from CEOS-ARD SAR products are enabled with GSLC products, which is also the case when the Flattened Phase per-pixel data (Section </w:t>
-      </w:r>
-      <w:r>
-        <w:t xml:space="preserve">“</w:t>
-      </w:r>
-      <w:r>
-        <w:rPr>
-          <w:b/>
-          <w:bCs/>
-        </w:rPr>
-        <w:t xml:space="preserve">¿sec:rcm.measurements-flattened-phase?</w:t>
-      </w:r>
-      <w:r>
-        <w:t xml:space="preserve">”</w:t>
-      </w:r>
-      <w:r>
-        <w:t xml:space="preserve">) are included in the NRB or POL products. This is made possible since the simulated topographic phase relative to a given reference orbit has been subtracted.</w:t>
+        <w:t xml:space="preserve">InSAR analysis capabilities from CEOS-ARD SAR products are enabled with GSLC products, which is also the case when the Flattened Phase per-pixel data are included in the NRB or POL products. This is made possible since the simulated topographic phase relative to a given reference orbit has been subtracted.</w:t>
       </w:r>
     </w:p>
     <w:p>
@@ -16898,23 +16927,7 @@
         <w:pStyle w:val="Textkrper"/>
       </w:pPr>
       <w:r>
-        <w:t xml:space="preserve">GSLC can also be saved as a NRB product by including the Flattened Phase per-pixel data (Section </w:t>
-      </w:r>
-      <w:r>
-        <w:t xml:space="preserve">“</w:t>
-      </w:r>
-      <w:r>
-        <w:rPr>
-          <w:b/>
-          <w:bCs/>
-        </w:rPr>
-        <w:t xml:space="preserve">¿sec:rcm.measurements-flattened-phase?</w:t>
-      </w:r>
-      <w:r>
-        <w:t xml:space="preserve">”</w:t>
-      </w:r>
-      <w:r>
-        <w:t xml:space="preserve">) as follows:</w:t>
+        <w:t xml:space="preserve">GSLC can also be saved as a NRB product by including the Flattened Phase per-pixel data as follows:</w:t>
       </w:r>
     </w:p>
     <w:p>
@@ -21301,7 +21314,29 @@
         <w:pStyle w:val="FirstParagraph"/>
       </w:pPr>
       <w:r>
-        <w:t xml:space="preserve">In contrast to NRB and POL, CEOS-ARD Ocean Radar Backscatter ORB products are geoid corrected and are provided in the Sigma-Nought (σE0) backscatter convention (Figure </w:t>
+        <w:t xml:space="preserve">In contrast to NRB and POL, CEOS-ARD Ocean Radar Backscatter ORB products are geoid corrected and are provided in the Sigma-Nought (</w:t>
+      </w:r>
+      <m:oMath>
+        <m:sSubSup>
+          <m:e>
+            <m:r>
+              <m:t>σ</m:t>
+            </m:r>
+          </m:e>
+          <m:sub>
+            <m:r>
+              <m:t>E</m:t>
+            </m:r>
+          </m:sub>
+          <m:sup>
+            <m:r>
+              <m:t>0</m:t>
+            </m:r>
+          </m:sup>
+        </m:sSubSup>
+      </m:oMath>
+      <w:r>
+        <w:t xml:space="preserve">) backscatter convention (Figure </w:t>
       </w:r>
       <w:hyperlink w:anchor="fig:sar-orb-example-fig1a">
         <w:r>

--- a/latest/ORB.docx
+++ b/latest/ORB.docx
@@ -49,7 +49,7 @@
         </w:drawing>
       </w:r>
     </w:p>
-    <w:bookmarkStart w:id="325" w:name="X405d8e65832ac294d4126c2e16ac6a514f2a68e"/>
+    <w:bookmarkStart w:id="326" w:name="X405d8e65832ac294d4126c2e16ac6a514f2a68e"/>
     <w:p>
       <w:pPr>
         <w:pStyle w:val="berschrift1"/>
@@ -103,7 +103,7 @@
       </w:hyperlink>
     </w:p>
     <w:bookmarkEnd w:id="24"/>
-    <w:bookmarkStart w:id="25" w:name="document-history"/>
+    <w:bookmarkStart w:id="26" w:name="document-history"/>
     <w:p>
       <w:pPr>
         <w:pStyle w:val="berschrift2"/>
@@ -112,16 +112,264 @@
         <w:t xml:space="preserve">Document History</w:t>
       </w:r>
     </w:p>
+    <w:bookmarkStart w:id="25" w:name="patch"/>
+    <w:p>
+      <w:pPr>
+        <w:pStyle w:val="berschrift3"/>
+      </w:pPr>
+      <w:r>
+        <w:t xml:space="preserve">2026-03-26 (PATCH)</w:t>
+      </w:r>
+    </w:p>
+    <w:p>
+      <w:pPr>
+        <w:pStyle w:val="Compact"/>
+        <w:numPr>
+          <w:ilvl w:val="0"/>
+          <w:numId w:val="1001"/>
+        </w:numPr>
+      </w:pPr>
+      <w:r>
+        <w:t xml:space="preserve">The Combined SAR PFS has been split into separate PFS per product type</w:t>
+      </w:r>
+    </w:p>
+    <w:p>
+      <w:pPr>
+        <w:pStyle w:val="Compact"/>
+        <w:numPr>
+          <w:ilvl w:val="0"/>
+          <w:numId w:val="1001"/>
+        </w:numPr>
+      </w:pPr>
+      <w:r>
+        <w:t xml:space="preserve">Restructured the document; various minor editorial changes; removed empty, irrelevant, or unused parts - many of the changes resulted from the split</w:t>
+      </w:r>
+    </w:p>
+    <w:p>
+      <w:pPr>
+        <w:pStyle w:val="Compact"/>
+        <w:numPr>
+          <w:ilvl w:val="0"/>
+          <w:numId w:val="1001"/>
+        </w:numPr>
+      </w:pPr>
+      <w:r>
+        <w:t xml:space="preserve">Document history has ben reset. Check the previous versions for details</w:t>
+      </w:r>
+    </w:p>
+    <w:p>
+      <w:pPr>
+        <w:pStyle w:val="Compact"/>
+        <w:numPr>
+          <w:ilvl w:val="0"/>
+          <w:numId w:val="1001"/>
+        </w:numPr>
+      </w:pPr>
+      <w:r>
+        <w:t xml:space="preserve">Numerical identifiers were rotated and are deprecated; new textual identifiers have been added</w:t>
+      </w:r>
+    </w:p>
+    <w:p>
+      <w:pPr>
+        <w:pStyle w:val="Compact"/>
+        <w:numPr>
+          <w:ilvl w:val="0"/>
+          <w:numId w:val="1001"/>
+        </w:numPr>
+      </w:pPr>
+      <w:r>
+        <w:t xml:space="preserve">The requirement</w:t>
+      </w:r>
+      <w:r>
+        <w:t xml:space="preserve"> </w:t>
+      </w:r>
+      <w:r>
+        <w:t xml:space="preserve">“Cloud optimized file formats are recommended.”</w:t>
+      </w:r>
+      <w:r>
+        <w:t xml:space="preserve"> </w:t>
+      </w:r>
+      <w:r>
+        <w:t xml:space="preserve">has been moved from the category description to a separate requirement.</w:t>
+      </w:r>
+    </w:p>
+    <w:p>
+      <w:pPr>
+        <w:pStyle w:val="Compact"/>
+        <w:numPr>
+          <w:ilvl w:val="0"/>
+          <w:numId w:val="1001"/>
+        </w:numPr>
+      </w:pPr>
+      <w:r>
+        <w:t xml:space="preserve">Requirement</w:t>
+      </w:r>
+      <w:r>
+        <w:t xml:space="preserve"> </w:t>
+      </w:r>
+      <w:r>
+        <w:t xml:space="preserve">“Document identifier”</w:t>
+      </w:r>
+      <w:r>
+        <w:t xml:space="preserve">: Removed the trailing</w:t>
+      </w:r>
+      <w:r>
+        <w:t xml:space="preserve"> </w:t>
+      </w:r>
+      <w:r>
+        <w:t xml:space="preserve">“for Synthetic Aperture Radar”</w:t>
+      </w:r>
+      <w:r>
+        <w:t xml:space="preserve">.</w:t>
+      </w:r>
+    </w:p>
+    <w:p>
+      <w:pPr>
+        <w:pStyle w:val="Compact"/>
+        <w:numPr>
+          <w:ilvl w:val="0"/>
+          <w:numId w:val="1001"/>
+        </w:numPr>
+      </w:pPr>
+      <w:r>
+        <w:t xml:space="preserve">The subcategories for Source and Product metadata have been flattened into top-level categories</w:t>
+      </w:r>
+    </w:p>
+    <w:p>
+      <w:pPr>
+        <w:pStyle w:val="Compact"/>
+        <w:numPr>
+          <w:ilvl w:val="0"/>
+          <w:numId w:val="1001"/>
+        </w:numPr>
+      </w:pPr>
+      <w:r>
+        <w:t xml:space="preserve">Requirement</w:t>
+      </w:r>
+      <w:r>
+        <w:t xml:space="preserve"> </w:t>
+      </w:r>
+      <w:r>
+        <w:t xml:space="preserve">“CEOS-ARD Product Data Attributes”</w:t>
+      </w:r>
+      <w:r>
+        <w:t xml:space="preserve"> </w:t>
+      </w:r>
+      <w:r>
+        <w:t xml:space="preserve">renamed to</w:t>
+      </w:r>
+      <w:r>
+        <w:t xml:space="preserve"> </w:t>
+      </w:r>
+      <w:r>
+        <w:t xml:space="preserve">“Product Metadata”</w:t>
+      </w:r>
+      <w:r>
+        <w:t xml:space="preserve">; Requirement</w:t>
+      </w:r>
+      <w:r>
+        <w:t xml:space="preserve"> </w:t>
+      </w:r>
+      <w:r>
+        <w:t xml:space="preserve">“Source Data Attributes”</w:t>
+      </w:r>
+      <w:r>
+        <w:t xml:space="preserve"> </w:t>
+      </w:r>
+      <w:r>
+        <w:t xml:space="preserve">renamed to</w:t>
+      </w:r>
+      <w:r>
+        <w:t xml:space="preserve"> </w:t>
+      </w:r>
+      <w:r>
+        <w:t xml:space="preserve">“Source Metadata”</w:t>
+      </w:r>
+      <w:r>
+        <w:t xml:space="preserve">. Adapted descriptions accordingly.</w:t>
+      </w:r>
+    </w:p>
+    <w:p>
+      <w:pPr>
+        <w:pStyle w:val="Compact"/>
+        <w:numPr>
+          <w:ilvl w:val="0"/>
+          <w:numId w:val="1001"/>
+        </w:numPr>
+      </w:pPr>
+      <w:r>
+        <w:t xml:space="preserve">Requirement</w:t>
+      </w:r>
+      <w:r>
+        <w:t xml:space="preserve"> </w:t>
+      </w:r>
+      <w:r>
+        <w:t xml:space="preserve">“Source Data Attributes”</w:t>
+      </w:r>
+      <w:r>
+        <w:t xml:space="preserve">: Moved the information about sequential acquisition identifiers to a new threshold requirement</w:t>
+      </w:r>
+      <w:r>
+        <w:t xml:space="preserve"> </w:t>
+      </w:r>
+      <w:r>
+        <w:t xml:space="preserve">“Acquisition ID”</w:t>
+      </w:r>
+      <w:r>
+        <w:t xml:space="preserve">. Adapted category description accordingly.</w:t>
+      </w:r>
+    </w:p>
+    <w:p>
+      <w:pPr>
+        <w:pStyle w:val="Compact"/>
+        <w:numPr>
+          <w:ilvl w:val="0"/>
+          <w:numId w:val="1001"/>
+        </w:numPr>
+      </w:pPr>
+      <w:r>
+        <w:t xml:space="preserve">Annex has been reformatted and updated as required by the split</w:t>
+      </w:r>
+    </w:p>
     <w:p>
       <w:pPr>
         <w:pStyle w:val="FirstParagraph"/>
       </w:pPr>
       <w:r>
-        <w:t xml:space="preserve">Not available, see previous versions of the document for its history.</w:t>
+        <w:rPr>
+          <w:b/>
+          <w:bCs/>
+        </w:rPr>
+        <w:t xml:space="preserve">Justification:</w:t>
+      </w:r>
+      <w:r>
+        <w:t xml:space="preserve"> </w:t>
+      </w:r>
+      <w:r>
+        <w:t xml:space="preserve">Migration to the new CEOS-ARD building block.</w:t>
+      </w:r>
+    </w:p>
+    <w:p>
+      <w:pPr>
+        <w:pStyle w:val="Textkrper"/>
+      </w:pPr>
+      <w:r>
+        <w:rPr>
+          <w:b/>
+          <w:bCs/>
+        </w:rPr>
+        <w:t xml:space="preserve">Editor:</w:t>
+      </w:r>
+      <w:r>
+        <w:t xml:space="preserve"> </w:t>
+      </w:r>
+      <w:r>
+        <w:t xml:space="preserve">Matthias Mohr</w:t>
       </w:r>
     </w:p>
     <w:bookmarkEnd w:id="25"/>
-    <w:bookmarkStart w:id="26" w:name="contributing-authors"/>
+    <w:bookmarkEnd w:id="26"/>
+    <w:bookmarkStart w:id="27" w:name="contributing-authors"/>
     <w:p>
       <w:pPr>
         <w:pStyle w:val="berschrift2"/>
@@ -135,7 +383,7 @@
         <w:pStyle w:val="Compact"/>
         <w:numPr>
           <w:ilvl w:val="0"/>
-          <w:numId w:val="1001"/>
+          <w:numId w:val="1002"/>
         </w:numPr>
       </w:pPr>
       <w:r>
@@ -147,7 +395,7 @@
         <w:pStyle w:val="Compact"/>
         <w:numPr>
           <w:ilvl w:val="0"/>
-          <w:numId w:val="1001"/>
+          <w:numId w:val="1002"/>
         </w:numPr>
       </w:pPr>
       <w:r>
@@ -159,7 +407,7 @@
         <w:pStyle w:val="Compact"/>
         <w:numPr>
           <w:ilvl w:val="0"/>
-          <w:numId w:val="1001"/>
+          <w:numId w:val="1002"/>
         </w:numPr>
       </w:pPr>
       <w:r>
@@ -171,7 +419,7 @@
         <w:pStyle w:val="Compact"/>
         <w:numPr>
           <w:ilvl w:val="0"/>
-          <w:numId w:val="1001"/>
+          <w:numId w:val="1002"/>
         </w:numPr>
       </w:pPr>
       <w:r>
@@ -183,7 +431,7 @@
         <w:pStyle w:val="Compact"/>
         <w:numPr>
           <w:ilvl w:val="0"/>
-          <w:numId w:val="1001"/>
+          <w:numId w:val="1002"/>
         </w:numPr>
       </w:pPr>
       <w:r>
@@ -195,7 +443,7 @@
         <w:pStyle w:val="Compact"/>
         <w:numPr>
           <w:ilvl w:val="0"/>
-          <w:numId w:val="1001"/>
+          <w:numId w:val="1002"/>
         </w:numPr>
       </w:pPr>
       <w:r>
@@ -207,7 +455,7 @@
         <w:pStyle w:val="Compact"/>
         <w:numPr>
           <w:ilvl w:val="0"/>
-          <w:numId w:val="1001"/>
+          <w:numId w:val="1002"/>
         </w:numPr>
       </w:pPr>
       <w:r>
@@ -219,7 +467,7 @@
         <w:pStyle w:val="Compact"/>
         <w:numPr>
           <w:ilvl w:val="0"/>
-          <w:numId w:val="1001"/>
+          <w:numId w:val="1002"/>
         </w:numPr>
       </w:pPr>
       <w:r>
@@ -231,7 +479,7 @@
         <w:pStyle w:val="Compact"/>
         <w:numPr>
           <w:ilvl w:val="0"/>
-          <w:numId w:val="1001"/>
+          <w:numId w:val="1002"/>
         </w:numPr>
       </w:pPr>
       <w:r>
@@ -243,7 +491,7 @@
         <w:pStyle w:val="Compact"/>
         <w:numPr>
           <w:ilvl w:val="0"/>
-          <w:numId w:val="1001"/>
+          <w:numId w:val="1002"/>
         </w:numPr>
       </w:pPr>
       <w:r>
@@ -255,7 +503,7 @@
         <w:pStyle w:val="Compact"/>
         <w:numPr>
           <w:ilvl w:val="0"/>
-          <w:numId w:val="1001"/>
+          <w:numId w:val="1002"/>
         </w:numPr>
       </w:pPr>
       <w:r>
@@ -267,7 +515,7 @@
         <w:pStyle w:val="Compact"/>
         <w:numPr>
           <w:ilvl w:val="0"/>
-          <w:numId w:val="1001"/>
+          <w:numId w:val="1002"/>
         </w:numPr>
       </w:pPr>
       <w:r>
@@ -279,7 +527,7 @@
         <w:pStyle w:val="Compact"/>
         <w:numPr>
           <w:ilvl w:val="0"/>
-          <w:numId w:val="1001"/>
+          <w:numId w:val="1002"/>
         </w:numPr>
       </w:pPr>
       <w:r>
@@ -291,7 +539,7 @@
         <w:pStyle w:val="Compact"/>
         <w:numPr>
           <w:ilvl w:val="0"/>
-          <w:numId w:val="1001"/>
+          <w:numId w:val="1002"/>
         </w:numPr>
       </w:pPr>
       <w:r>
@@ -303,7 +551,7 @@
         <w:pStyle w:val="Compact"/>
         <w:numPr>
           <w:ilvl w:val="0"/>
-          <w:numId w:val="1001"/>
+          <w:numId w:val="1002"/>
         </w:numPr>
       </w:pPr>
       <w:r>
@@ -315,7 +563,7 @@
         <w:pStyle w:val="Compact"/>
         <w:numPr>
           <w:ilvl w:val="0"/>
-          <w:numId w:val="1001"/>
+          <w:numId w:val="1002"/>
         </w:numPr>
       </w:pPr>
       <w:r>
@@ -327,7 +575,7 @@
         <w:pStyle w:val="Compact"/>
         <w:numPr>
           <w:ilvl w:val="0"/>
-          <w:numId w:val="1001"/>
+          <w:numId w:val="1002"/>
         </w:numPr>
       </w:pPr>
       <w:r>
@@ -339,7 +587,7 @@
         <w:pStyle w:val="Compact"/>
         <w:numPr>
           <w:ilvl w:val="0"/>
-          <w:numId w:val="1001"/>
+          <w:numId w:val="1002"/>
         </w:numPr>
       </w:pPr>
       <w:r>
@@ -351,7 +599,7 @@
         <w:pStyle w:val="Compact"/>
         <w:numPr>
           <w:ilvl w:val="0"/>
-          <w:numId w:val="1001"/>
+          <w:numId w:val="1002"/>
         </w:numPr>
       </w:pPr>
       <w:r>
@@ -363,7 +611,7 @@
         <w:pStyle w:val="Compact"/>
         <w:numPr>
           <w:ilvl w:val="0"/>
-          <w:numId w:val="1001"/>
+          <w:numId w:val="1002"/>
         </w:numPr>
       </w:pPr>
       <w:r>
@@ -375,7 +623,7 @@
         <w:pStyle w:val="Compact"/>
         <w:numPr>
           <w:ilvl w:val="0"/>
-          <w:numId w:val="1001"/>
+          <w:numId w:val="1002"/>
         </w:numPr>
       </w:pPr>
       <w:r>
@@ -387,7 +635,7 @@
         <w:pStyle w:val="Compact"/>
         <w:numPr>
           <w:ilvl w:val="0"/>
-          <w:numId w:val="1001"/>
+          <w:numId w:val="1002"/>
         </w:numPr>
       </w:pPr>
       <w:r>
@@ -399,7 +647,7 @@
         <w:pStyle w:val="Compact"/>
         <w:numPr>
           <w:ilvl w:val="0"/>
-          <w:numId w:val="1001"/>
+          <w:numId w:val="1002"/>
         </w:numPr>
       </w:pPr>
       <w:r>
@@ -411,7 +659,7 @@
         <w:pStyle w:val="Compact"/>
         <w:numPr>
           <w:ilvl w:val="0"/>
-          <w:numId w:val="1001"/>
+          <w:numId w:val="1002"/>
         </w:numPr>
       </w:pPr>
       <w:r>
@@ -423,7 +671,7 @@
         <w:pStyle w:val="Compact"/>
         <w:numPr>
           <w:ilvl w:val="0"/>
-          <w:numId w:val="1001"/>
+          <w:numId w:val="1002"/>
         </w:numPr>
       </w:pPr>
       <w:r>
@@ -435,7 +683,7 @@
         <w:pStyle w:val="Compact"/>
         <w:numPr>
           <w:ilvl w:val="0"/>
-          <w:numId w:val="1001"/>
+          <w:numId w:val="1002"/>
         </w:numPr>
       </w:pPr>
       <w:r>
@@ -447,7 +695,7 @@
         <w:pStyle w:val="Compact"/>
         <w:numPr>
           <w:ilvl w:val="0"/>
-          <w:numId w:val="1001"/>
+          <w:numId w:val="1002"/>
         </w:numPr>
       </w:pPr>
       <w:r>
@@ -459,7 +707,7 @@
         <w:pStyle w:val="Compact"/>
         <w:numPr>
           <w:ilvl w:val="0"/>
-          <w:numId w:val="1001"/>
+          <w:numId w:val="1002"/>
         </w:numPr>
       </w:pPr>
       <w:r>
@@ -471,7 +719,7 @@
         <w:pStyle w:val="Compact"/>
         <w:numPr>
           <w:ilvl w:val="0"/>
-          <w:numId w:val="1001"/>
+          <w:numId w:val="1002"/>
         </w:numPr>
       </w:pPr>
       <w:r>
@@ -483,7 +731,7 @@
         <w:pStyle w:val="Compact"/>
         <w:numPr>
           <w:ilvl w:val="0"/>
-          <w:numId w:val="1001"/>
+          <w:numId w:val="1002"/>
         </w:numPr>
       </w:pPr>
       <w:r>
@@ -495,7 +743,7 @@
         <w:pStyle w:val="Compact"/>
         <w:numPr>
           <w:ilvl w:val="0"/>
-          <w:numId w:val="1001"/>
+          <w:numId w:val="1002"/>
         </w:numPr>
       </w:pPr>
       <w:r>
@@ -507,7 +755,7 @@
         <w:pStyle w:val="Compact"/>
         <w:numPr>
           <w:ilvl w:val="0"/>
-          <w:numId w:val="1001"/>
+          <w:numId w:val="1002"/>
         </w:numPr>
       </w:pPr>
       <w:r>
@@ -519,8 +767,8 @@
         <w:br w:type="page"/>
       </w:r>
     </w:p>
-    <w:bookmarkEnd w:id="26"/>
-    <w:bookmarkStart w:id="27" w:name="ceos-analysis-ready-data-definition"/>
+    <w:bookmarkEnd w:id="27"/>
+    <w:bookmarkStart w:id="28" w:name="ceos-analysis-ready-data-definition"/>
     <w:p>
       <w:pPr>
         <w:pStyle w:val="berschrift2"/>
@@ -537,8 +785,8 @@
         <w:t xml:space="preserve">CEOS Analysis Ready Data (CEOS-ARD) are satellite data that have been processed to a minimum set of requirements and organized into a form that allows immediate analysis with a minimum of additional user effort and interoperability both through time and with other datasets.</w:t>
       </w:r>
     </w:p>
-    <w:bookmarkEnd w:id="27"/>
-    <w:bookmarkStart w:id="28" w:name="description"/>
+    <w:bookmarkEnd w:id="28"/>
+    <w:bookmarkStart w:id="29" w:name="description"/>
     <w:p>
       <w:pPr>
         <w:pStyle w:val="berschrift2"/>
@@ -601,8 +849,8 @@
         <w:t xml:space="preserve">Data collected by Synthetic Aperture Radar sensors</w:t>
       </w:r>
     </w:p>
-    <w:bookmarkEnd w:id="28"/>
-    <w:bookmarkStart w:id="29" w:name="background"/>
+    <w:bookmarkEnd w:id="29"/>
+    <w:bookmarkStart w:id="30" w:name="background"/>
     <w:p>
       <w:pPr>
         <w:pStyle w:val="berschrift2"/>
@@ -750,8 +998,8 @@
         <w:br w:type="page"/>
       </w:r>
     </w:p>
-    <w:bookmarkEnd w:id="29"/>
-    <w:bookmarkStart w:id="30" w:name="definitions-and-abbreviations"/>
+    <w:bookmarkEnd w:id="30"/>
+    <w:bookmarkStart w:id="31" w:name="definitions-and-abbreviations"/>
     <w:p>
       <w:pPr>
         <w:pStyle w:val="berschrift2"/>
@@ -1267,8 +1515,8 @@
         <w:br w:type="page"/>
       </w:r>
     </w:p>
-    <w:bookmarkEnd w:id="30"/>
-    <w:bookmarkStart w:id="244" w:name="requirements"/>
+    <w:bookmarkEnd w:id="31"/>
+    <w:bookmarkStart w:id="245" w:name="requirements"/>
     <w:p>
       <w:pPr>
         <w:pStyle w:val="berschrift2"/>
@@ -1323,7 +1571,7 @@
         <w:t xml:space="preserve">Instead, use the textual identifier that is provided below the title.</w:t>
       </w:r>
     </w:p>
-    <w:bookmarkStart w:id="51" w:name="sec:meta"/>
+    <w:bookmarkStart w:id="52" w:name="sec:meta"/>
     <w:p>
       <w:pPr>
         <w:pStyle w:val="berschrift3"/>
@@ -1377,7 +1625,7 @@
         <w:t xml:space="preserve">suitability of the dataset, and must meet the requirements listed below.</w:t>
       </w:r>
     </w:p>
-    <w:bookmarkStart w:id="34" w:name="sec:meta-trcsar"/>
+    <w:bookmarkStart w:id="35" w:name="sec:meta-trcsar"/>
     <w:p>
       <w:pPr>
         <w:pStyle w:val="berschrift4"/>
@@ -1412,7 +1660,7 @@
         <w:t xml:space="preserve">meta-trcsar</w:t>
       </w:r>
     </w:p>
-    <w:bookmarkStart w:id="31" w:name="threshold-requirements"/>
+    <w:bookmarkStart w:id="32" w:name="threshold-requirements"/>
     <w:p>
       <w:pPr>
         <w:pStyle w:val="berschrift5"/>
@@ -1432,8 +1680,8 @@
         <w:t xml:space="preserve"> </w:t>
       </w:r>
     </w:p>
-    <w:bookmarkEnd w:id="31"/>
-    <w:bookmarkStart w:id="32" w:name="goal-requirements"/>
+    <w:bookmarkEnd w:id="32"/>
+    <w:bookmarkStart w:id="33" w:name="goal-requirements"/>
     <w:p>
       <w:pPr>
         <w:pStyle w:val="berschrift5"/>
@@ -1463,7 +1711,7 @@
         <w:pStyle w:val="Compact"/>
         <w:numPr>
           <w:ilvl w:val="0"/>
-          <w:numId w:val="1002"/>
+          <w:numId w:val="1003"/>
         </w:numPr>
       </w:pPr>
       <w:r>
@@ -1492,15 +1740,15 @@
         <w:pStyle w:val="Compact"/>
         <w:numPr>
           <w:ilvl w:val="0"/>
-          <w:numId w:val="1002"/>
+          <w:numId w:val="1003"/>
         </w:numPr>
       </w:pPr>
       <w:r>
         <w:t xml:space="preserve">Information on traceability should be available in the metadata as a single DOI landing page.</w:t>
       </w:r>
     </w:p>
-    <w:bookmarkEnd w:id="32"/>
-    <w:bookmarkStart w:id="33" w:name="assessment"/>
+    <w:bookmarkEnd w:id="33"/>
+    <w:bookmarkStart w:id="34" w:name="assessment"/>
     <w:p>
       <w:pPr>
         <w:pStyle w:val="berschrift5"/>
@@ -1514,7 +1762,7 @@
         <w:pStyle w:val="Compact"/>
         <w:numPr>
           <w:ilvl w:val="0"/>
-          <w:numId w:val="1003"/>
+          <w:numId w:val="1004"/>
         </w:numPr>
       </w:pPr>
       <w:r>
@@ -1526,7 +1774,7 @@
         <w:pStyle w:val="Compact"/>
         <w:numPr>
           <w:ilvl w:val="0"/>
-          <w:numId w:val="1003"/>
+          <w:numId w:val="1004"/>
         </w:numPr>
       </w:pPr>
       <w:r>
@@ -1538,7 +1786,7 @@
         <w:pStyle w:val="Compact"/>
         <w:numPr>
           <w:ilvl w:val="0"/>
-          <w:numId w:val="1003"/>
+          <w:numId w:val="1004"/>
         </w:numPr>
       </w:pPr>
       <w:r>
@@ -1550,7 +1798,7 @@
         <w:pStyle w:val="Compact"/>
         <w:numPr>
           <w:ilvl w:val="0"/>
-          <w:numId w:val="1003"/>
+          <w:numId w:val="1004"/>
         </w:numPr>
       </w:pPr>
       <w:r>
@@ -1564,9 +1812,9 @@
         </w:pict>
       </w:r>
     </w:p>
-    <w:bookmarkEnd w:id="33"/>
     <w:bookmarkEnd w:id="34"/>
-    <w:bookmarkStart w:id="38" w:name="sec:meta-mrdsar"/>
+    <w:bookmarkEnd w:id="35"/>
+    <w:bookmarkStart w:id="39" w:name="sec:meta-mrdsar"/>
     <w:p>
       <w:pPr>
         <w:pStyle w:val="berschrift4"/>
@@ -1601,7 +1849,7 @@
         <w:t xml:space="preserve">meta-mrdsar</w:t>
       </w:r>
     </w:p>
-    <w:bookmarkStart w:id="35" w:name="threshold-requirements-1"/>
+    <w:bookmarkStart w:id="36" w:name="threshold-requirements-1"/>
     <w:p>
       <w:pPr>
         <w:pStyle w:val="berschrift5"/>
@@ -1618,8 +1866,8 @@
         <w:t xml:space="preserve">Metadata is provided in a structure that enables a computer algorithm to be used to consistently and automatically identify and extract each component/variable/layer for further use.</w:t>
       </w:r>
     </w:p>
-    <w:bookmarkEnd w:id="35"/>
-    <w:bookmarkStart w:id="36" w:name="goal-requirements-1"/>
+    <w:bookmarkEnd w:id="36"/>
+    <w:bookmarkStart w:id="37" w:name="goal-requirements-1"/>
     <w:p>
       <w:pPr>
         <w:pStyle w:val="berschrift5"/>
@@ -1636,8 +1884,8 @@
         <w:t xml:space="preserve">As threshold, but metadata is formatted in accordance with CEOS-ARD SAR Metadata Specifications, v.1.1, or in a community endorsed standard that facilitates machine-readability, such as ISO 19115-2, Climate and Forecast (CF) convention, the Attribute Convention for Data Discovery (ACDD), etc.</w:t>
       </w:r>
     </w:p>
-    <w:bookmarkEnd w:id="36"/>
-    <w:bookmarkStart w:id="37" w:name="assessment-1"/>
+    <w:bookmarkEnd w:id="37"/>
+    <w:bookmarkStart w:id="38" w:name="assessment-1"/>
     <w:p>
       <w:pPr>
         <w:pStyle w:val="berschrift5"/>
@@ -1651,7 +1899,7 @@
         <w:pStyle w:val="Compact"/>
         <w:numPr>
           <w:ilvl w:val="0"/>
-          <w:numId w:val="1004"/>
+          <w:numId w:val="1005"/>
         </w:numPr>
       </w:pPr>
       <w:r>
@@ -1663,7 +1911,7 @@
         <w:pStyle w:val="Compact"/>
         <w:numPr>
           <w:ilvl w:val="0"/>
-          <w:numId w:val="1004"/>
+          <w:numId w:val="1005"/>
         </w:numPr>
       </w:pPr>
       <w:r>
@@ -1675,7 +1923,7 @@
         <w:pStyle w:val="Compact"/>
         <w:numPr>
           <w:ilvl w:val="0"/>
-          <w:numId w:val="1004"/>
+          <w:numId w:val="1005"/>
         </w:numPr>
       </w:pPr>
       <w:r>
@@ -1687,7 +1935,7 @@
         <w:pStyle w:val="Compact"/>
         <w:numPr>
           <w:ilvl w:val="0"/>
-          <w:numId w:val="1004"/>
+          <w:numId w:val="1005"/>
         </w:numPr>
       </w:pPr>
       <w:r>
@@ -1701,9 +1949,9 @@
         </w:pict>
       </w:r>
     </w:p>
-    <w:bookmarkEnd w:id="37"/>
     <w:bookmarkEnd w:id="38"/>
-    <w:bookmarkStart w:id="42" w:name="sec:meta-prdtyp"/>
+    <w:bookmarkEnd w:id="39"/>
+    <w:bookmarkStart w:id="43" w:name="sec:meta-prdtyp"/>
     <w:p>
       <w:pPr>
         <w:pStyle w:val="berschrift4"/>
@@ -1738,7 +1986,7 @@
         <w:t xml:space="preserve">meta-prdtyp</w:t>
       </w:r>
     </w:p>
-    <w:bookmarkStart w:id="39" w:name="threshold-requirements-2"/>
+    <w:bookmarkStart w:id="40" w:name="threshold-requirements-2"/>
     <w:p>
       <w:pPr>
         <w:pStyle w:val="berschrift5"/>
@@ -1755,8 +2003,8 @@
         <w:t xml:space="preserve">CEOS-ARD product type name – or names in case of compliance with more than one product type – and, if required by the data provider, copyright.</w:t>
       </w:r>
     </w:p>
-    <w:bookmarkEnd w:id="39"/>
-    <w:bookmarkStart w:id="40" w:name="goal-requirements-2"/>
+    <w:bookmarkEnd w:id="40"/>
+    <w:bookmarkStart w:id="41" w:name="goal-requirements-2"/>
     <w:p>
       <w:pPr>
         <w:pStyle w:val="berschrift5"/>
@@ -1776,8 +2024,8 @@
         <w:t xml:space="preserve"> </w:t>
       </w:r>
     </w:p>
-    <w:bookmarkEnd w:id="40"/>
-    <w:bookmarkStart w:id="41" w:name="assessment-2"/>
+    <w:bookmarkEnd w:id="41"/>
+    <w:bookmarkStart w:id="42" w:name="assessment-2"/>
     <w:p>
       <w:pPr>
         <w:pStyle w:val="berschrift5"/>
@@ -1791,7 +2039,7 @@
         <w:pStyle w:val="Compact"/>
         <w:numPr>
           <w:ilvl w:val="0"/>
-          <w:numId w:val="1005"/>
+          <w:numId w:val="1006"/>
         </w:numPr>
       </w:pPr>
       <w:r>
@@ -1803,7 +2051,7 @@
         <w:pStyle w:val="Compact"/>
         <w:numPr>
           <w:ilvl w:val="0"/>
-          <w:numId w:val="1005"/>
+          <w:numId w:val="1006"/>
         </w:numPr>
       </w:pPr>
       <w:r>
@@ -1815,7 +2063,7 @@
         <w:pStyle w:val="Compact"/>
         <w:numPr>
           <w:ilvl w:val="0"/>
-          <w:numId w:val="1005"/>
+          <w:numId w:val="1006"/>
         </w:numPr>
       </w:pPr>
       <w:r>
@@ -1827,7 +2075,7 @@
         <w:pStyle w:val="Compact"/>
         <w:numPr>
           <w:ilvl w:val="0"/>
-          <w:numId w:val="1005"/>
+          <w:numId w:val="1006"/>
         </w:numPr>
       </w:pPr>
       <w:r>
@@ -1841,9 +2089,9 @@
         </w:pict>
       </w:r>
     </w:p>
-    <w:bookmarkEnd w:id="41"/>
     <w:bookmarkEnd w:id="42"/>
-    <w:bookmarkStart w:id="46" w:name="sec:meta-pfsurl"/>
+    <w:bookmarkEnd w:id="43"/>
+    <w:bookmarkStart w:id="47" w:name="sec:meta-pfsurl"/>
     <w:p>
       <w:pPr>
         <w:pStyle w:val="berschrift4"/>
@@ -1878,7 +2126,7 @@
         <w:t xml:space="preserve">meta-pfsurl</w:t>
       </w:r>
     </w:p>
-    <w:bookmarkStart w:id="43" w:name="threshold-requirements-3"/>
+    <w:bookmarkStart w:id="44" w:name="threshold-requirements-3"/>
     <w:p>
       <w:pPr>
         <w:pStyle w:val="berschrift5"/>
@@ -1895,8 +2143,8 @@
         <w:t xml:space="preserve">Reference to CEOS-ARD PFS document as URL.</w:t>
       </w:r>
     </w:p>
-    <w:bookmarkEnd w:id="43"/>
-    <w:bookmarkStart w:id="44" w:name="goal-requirements-3"/>
+    <w:bookmarkEnd w:id="44"/>
+    <w:bookmarkStart w:id="45" w:name="goal-requirements-3"/>
     <w:p>
       <w:pPr>
         <w:pStyle w:val="berschrift5"/>
@@ -1916,8 +2164,8 @@
         <w:t xml:space="preserve"> </w:t>
       </w:r>
     </w:p>
-    <w:bookmarkEnd w:id="44"/>
-    <w:bookmarkStart w:id="45" w:name="assessment-3"/>
+    <w:bookmarkEnd w:id="45"/>
+    <w:bookmarkStart w:id="46" w:name="assessment-3"/>
     <w:p>
       <w:pPr>
         <w:pStyle w:val="berschrift5"/>
@@ -1931,7 +2179,7 @@
         <w:pStyle w:val="Compact"/>
         <w:numPr>
           <w:ilvl w:val="0"/>
-          <w:numId w:val="1006"/>
+          <w:numId w:val="1007"/>
         </w:numPr>
       </w:pPr>
       <w:r>
@@ -1943,7 +2191,7 @@
         <w:pStyle w:val="Compact"/>
         <w:numPr>
           <w:ilvl w:val="0"/>
-          <w:numId w:val="1006"/>
+          <w:numId w:val="1007"/>
         </w:numPr>
       </w:pPr>
       <w:r>
@@ -1955,7 +2203,7 @@
         <w:pStyle w:val="Compact"/>
         <w:numPr>
           <w:ilvl w:val="0"/>
-          <w:numId w:val="1006"/>
+          <w:numId w:val="1007"/>
         </w:numPr>
       </w:pPr>
       <w:r>
@@ -1967,7 +2215,7 @@
         <w:pStyle w:val="Compact"/>
         <w:numPr>
           <w:ilvl w:val="0"/>
-          <w:numId w:val="1006"/>
+          <w:numId w:val="1007"/>
         </w:numPr>
       </w:pPr>
       <w:r>
@@ -1981,9 +2229,9 @@
         </w:pict>
       </w:r>
     </w:p>
-    <w:bookmarkEnd w:id="45"/>
     <w:bookmarkEnd w:id="46"/>
-    <w:bookmarkStart w:id="50" w:name="sec:meta-timsar"/>
+    <w:bookmarkEnd w:id="47"/>
+    <w:bookmarkStart w:id="51" w:name="sec:meta-timsar"/>
     <w:p>
       <w:pPr>
         <w:pStyle w:val="berschrift4"/>
@@ -2018,7 +2266,7 @@
         <w:t xml:space="preserve">meta-timsar</w:t>
       </w:r>
     </w:p>
-    <w:bookmarkStart w:id="47" w:name="threshold-requirements-4"/>
+    <w:bookmarkStart w:id="48" w:name="threshold-requirements-4"/>
     <w:p>
       <w:pPr>
         <w:pStyle w:val="berschrift5"/>
@@ -2067,8 +2315,8 @@
         <w:t xml:space="preserve">is provided with the product.</w:t>
       </w:r>
     </w:p>
-    <w:bookmarkEnd w:id="47"/>
-    <w:bookmarkStart w:id="48" w:name="goal-requirements-4"/>
+    <w:bookmarkEnd w:id="48"/>
+    <w:bookmarkStart w:id="49" w:name="goal-requirements-4"/>
     <w:p>
       <w:pPr>
         <w:pStyle w:val="berschrift5"/>
@@ -2088,8 +2336,8 @@
         <w:t xml:space="preserve"> </w:t>
       </w:r>
     </w:p>
-    <w:bookmarkEnd w:id="48"/>
-    <w:bookmarkStart w:id="49" w:name="assessment-4"/>
+    <w:bookmarkEnd w:id="49"/>
+    <w:bookmarkStart w:id="50" w:name="assessment-4"/>
     <w:p>
       <w:pPr>
         <w:pStyle w:val="berschrift5"/>
@@ -2103,7 +2351,7 @@
         <w:pStyle w:val="Compact"/>
         <w:numPr>
           <w:ilvl w:val="0"/>
-          <w:numId w:val="1007"/>
+          <w:numId w:val="1008"/>
         </w:numPr>
       </w:pPr>
       <w:r>
@@ -2115,7 +2363,7 @@
         <w:pStyle w:val="Compact"/>
         <w:numPr>
           <w:ilvl w:val="0"/>
-          <w:numId w:val="1007"/>
+          <w:numId w:val="1008"/>
         </w:numPr>
       </w:pPr>
       <w:r>
@@ -2127,7 +2375,7 @@
         <w:pStyle w:val="Compact"/>
         <w:numPr>
           <w:ilvl w:val="0"/>
-          <w:numId w:val="1007"/>
+          <w:numId w:val="1008"/>
         </w:numPr>
       </w:pPr>
       <w:r>
@@ -2139,17 +2387,17 @@
         <w:pStyle w:val="Compact"/>
         <w:numPr>
           <w:ilvl w:val="0"/>
-          <w:numId w:val="1007"/>
+          <w:numId w:val="1008"/>
         </w:numPr>
       </w:pPr>
       <w:r>
         <w:t xml:space="preserve">Recommended Requirement Modification:</w:t>
       </w:r>
     </w:p>
-    <w:bookmarkEnd w:id="49"/>
     <w:bookmarkEnd w:id="50"/>
     <w:bookmarkEnd w:id="51"/>
-    <w:bookmarkStart w:id="106" w:name="sec:src"/>
+    <w:bookmarkEnd w:id="52"/>
+    <w:bookmarkStart w:id="107" w:name="sec:src"/>
     <w:p>
       <w:pPr>
         <w:pStyle w:val="berschrift3"/>
@@ -2197,7 +2445,7 @@
         <w:t xml:space="preserve">This may be one or mutliple acquisitions.</w:t>
       </w:r>
     </w:p>
-    <w:bookmarkStart w:id="55" w:name="sec:src-acqid"/>
+    <w:bookmarkStart w:id="56" w:name="sec:src-acqid"/>
     <w:p>
       <w:pPr>
         <w:pStyle w:val="berschrift4"/>
@@ -2232,7 +2480,7 @@
         <w:t xml:space="preserve">src-acqid</w:t>
       </w:r>
     </w:p>
-    <w:bookmarkStart w:id="52" w:name="threshold-requirements-5"/>
+    <w:bookmarkStart w:id="53" w:name="threshold-requirements-5"/>
     <w:p>
       <w:pPr>
         <w:pStyle w:val="berschrift5"/>
@@ -2249,8 +2497,8 @@
         <w:t xml:space="preserve">Each acquisition is identified through a sequential identifier in the metadata, e.g. acqID = 1, 2, 3.</w:t>
       </w:r>
     </w:p>
-    <w:bookmarkEnd w:id="52"/>
-    <w:bookmarkStart w:id="53" w:name="goal-requirements-5"/>
+    <w:bookmarkEnd w:id="53"/>
+    <w:bookmarkStart w:id="54" w:name="goal-requirements-5"/>
     <w:p>
       <w:pPr>
         <w:pStyle w:val="berschrift5"/>
@@ -2270,8 +2518,8 @@
         <w:t xml:space="preserve"> </w:t>
       </w:r>
     </w:p>
-    <w:bookmarkEnd w:id="53"/>
-    <w:bookmarkStart w:id="54" w:name="assessment-5"/>
+    <w:bookmarkEnd w:id="54"/>
+    <w:bookmarkStart w:id="55" w:name="assessment-5"/>
     <w:p>
       <w:pPr>
         <w:pStyle w:val="berschrift5"/>
@@ -2285,7 +2533,7 @@
         <w:pStyle w:val="Compact"/>
         <w:numPr>
           <w:ilvl w:val="0"/>
-          <w:numId w:val="1008"/>
+          <w:numId w:val="1009"/>
         </w:numPr>
       </w:pPr>
       <w:r>
@@ -2297,7 +2545,7 @@
         <w:pStyle w:val="Compact"/>
         <w:numPr>
           <w:ilvl w:val="0"/>
-          <w:numId w:val="1008"/>
+          <w:numId w:val="1009"/>
         </w:numPr>
       </w:pPr>
       <w:r>
@@ -2309,7 +2557,7 @@
         <w:pStyle w:val="Compact"/>
         <w:numPr>
           <w:ilvl w:val="0"/>
-          <w:numId w:val="1008"/>
+          <w:numId w:val="1009"/>
         </w:numPr>
       </w:pPr>
       <w:r>
@@ -2321,7 +2569,7 @@
         <w:pStyle w:val="Compact"/>
         <w:numPr>
           <w:ilvl w:val="0"/>
-          <w:numId w:val="1008"/>
+          <w:numId w:val="1009"/>
         </w:numPr>
       </w:pPr>
       <w:r>
@@ -2335,9 +2583,9 @@
         </w:pict>
       </w:r>
     </w:p>
-    <w:bookmarkEnd w:id="54"/>
     <w:bookmarkEnd w:id="55"/>
-    <w:bookmarkStart w:id="59" w:name="sec:src-dacsrc"/>
+    <w:bookmarkEnd w:id="56"/>
+    <w:bookmarkStart w:id="60" w:name="sec:src-dacsrc"/>
     <w:p>
       <w:pPr>
         <w:pStyle w:val="berschrift4"/>
@@ -2372,7 +2620,7 @@
         <w:t xml:space="preserve">src-dacsrc</w:t>
       </w:r>
     </w:p>
-    <w:bookmarkStart w:id="56" w:name="threshold-requirements-6"/>
+    <w:bookmarkStart w:id="57" w:name="threshold-requirements-6"/>
     <w:p>
       <w:pPr>
         <w:pStyle w:val="berschrift5"/>
@@ -2389,8 +2637,8 @@
         <w:t xml:space="preserve">The metadata identifies the location from where the source data can be retrieved, expressed as a URL or DOI.</w:t>
       </w:r>
     </w:p>
-    <w:bookmarkEnd w:id="56"/>
-    <w:bookmarkStart w:id="57" w:name="goal-requirements-6"/>
+    <w:bookmarkEnd w:id="57"/>
+    <w:bookmarkStart w:id="58" w:name="goal-requirements-6"/>
     <w:p>
       <w:pPr>
         <w:pStyle w:val="berschrift5"/>
@@ -2407,8 +2655,8 @@
         <w:t xml:space="preserve">The metadata identifies an online location from where the data can be consistently and reliably retrieved by a computer algorithm without any manual intervention being required.</w:t>
       </w:r>
     </w:p>
-    <w:bookmarkEnd w:id="57"/>
-    <w:bookmarkStart w:id="58" w:name="assessment-6"/>
+    <w:bookmarkEnd w:id="58"/>
+    <w:bookmarkStart w:id="59" w:name="assessment-6"/>
     <w:p>
       <w:pPr>
         <w:pStyle w:val="berschrift5"/>
@@ -2422,7 +2670,7 @@
         <w:pStyle w:val="Compact"/>
         <w:numPr>
           <w:ilvl w:val="0"/>
-          <w:numId w:val="1009"/>
+          <w:numId w:val="1010"/>
         </w:numPr>
       </w:pPr>
       <w:r>
@@ -2434,7 +2682,7 @@
         <w:pStyle w:val="Compact"/>
         <w:numPr>
           <w:ilvl w:val="0"/>
-          <w:numId w:val="1009"/>
+          <w:numId w:val="1010"/>
         </w:numPr>
       </w:pPr>
       <w:r>
@@ -2446,7 +2694,7 @@
         <w:pStyle w:val="Compact"/>
         <w:numPr>
           <w:ilvl w:val="0"/>
-          <w:numId w:val="1009"/>
+          <w:numId w:val="1010"/>
         </w:numPr>
       </w:pPr>
       <w:r>
@@ -2458,7 +2706,7 @@
         <w:pStyle w:val="Compact"/>
         <w:numPr>
           <w:ilvl w:val="0"/>
-          <w:numId w:val="1009"/>
+          <w:numId w:val="1010"/>
         </w:numPr>
       </w:pPr>
       <w:r>
@@ -2472,9 +2720,9 @@
         </w:pict>
       </w:r>
     </w:p>
-    <w:bookmarkEnd w:id="58"/>
     <w:bookmarkEnd w:id="59"/>
-    <w:bookmarkStart w:id="64" w:name="sec:src-inssar"/>
+    <w:bookmarkEnd w:id="60"/>
+    <w:bookmarkStart w:id="65" w:name="sec:src-inssar"/>
     <w:p>
       <w:pPr>
         <w:pStyle w:val="berschrift4"/>
@@ -2509,7 +2757,7 @@
         <w:t xml:space="preserve">src-inssar</w:t>
       </w:r>
     </w:p>
-    <w:bookmarkStart w:id="60" w:name="threshold-requirements-7"/>
+    <w:bookmarkStart w:id="61" w:name="threshold-requirements-7"/>
     <w:p>
       <w:pPr>
         <w:pStyle w:val="berschrift5"/>
@@ -2531,7 +2779,7 @@
         <w:pStyle w:val="Compact"/>
         <w:numPr>
           <w:ilvl w:val="0"/>
-          <w:numId w:val="1010"/>
+          <w:numId w:val="1011"/>
         </w:numPr>
       </w:pPr>
       <w:r>
@@ -2543,15 +2791,15 @@
         <w:pStyle w:val="Compact"/>
         <w:numPr>
           <w:ilvl w:val="0"/>
-          <w:numId w:val="1010"/>
+          <w:numId w:val="1011"/>
         </w:numPr>
       </w:pPr>
       <w:r>
         <w:t xml:space="preserve">Instrument name</w:t>
       </w:r>
     </w:p>
-    <w:bookmarkEnd w:id="60"/>
-    <w:bookmarkStart w:id="62" w:name="goal-requirements-7"/>
+    <w:bookmarkEnd w:id="61"/>
+    <w:bookmarkStart w:id="63" w:name="goal-requirements-7"/>
     <w:p>
       <w:pPr>
         <w:pStyle w:val="berschrift5"/>
@@ -2570,7 +2818,7 @@
       <w:r>
         <w:t xml:space="preserve"> </w:t>
       </w:r>
-      <w:hyperlink r:id="rId61">
+      <w:hyperlink r:id="rId62">
         <w:r>
           <w:rPr>
             <w:rStyle w:val="Hyperlink"/>
@@ -2585,8 +2833,8 @@
         <w:t xml:space="preserve">record.</w:t>
       </w:r>
     </w:p>
-    <w:bookmarkEnd w:id="62"/>
-    <w:bookmarkStart w:id="63" w:name="assessment-7"/>
+    <w:bookmarkEnd w:id="63"/>
+    <w:bookmarkStart w:id="64" w:name="assessment-7"/>
     <w:p>
       <w:pPr>
         <w:pStyle w:val="berschrift5"/>
@@ -2600,7 +2848,7 @@
         <w:pStyle w:val="Compact"/>
         <w:numPr>
           <w:ilvl w:val="0"/>
-          <w:numId w:val="1011"/>
+          <w:numId w:val="1012"/>
         </w:numPr>
       </w:pPr>
       <w:r>
@@ -2612,7 +2860,7 @@
         <w:pStyle w:val="Compact"/>
         <w:numPr>
           <w:ilvl w:val="0"/>
-          <w:numId w:val="1011"/>
+          <w:numId w:val="1012"/>
         </w:numPr>
       </w:pPr>
       <w:r>
@@ -2624,7 +2872,7 @@
         <w:pStyle w:val="Compact"/>
         <w:numPr>
           <w:ilvl w:val="0"/>
-          <w:numId w:val="1011"/>
+          <w:numId w:val="1012"/>
         </w:numPr>
       </w:pPr>
       <w:r>
@@ -2636,7 +2884,7 @@
         <w:pStyle w:val="Compact"/>
         <w:numPr>
           <w:ilvl w:val="0"/>
-          <w:numId w:val="1011"/>
+          <w:numId w:val="1012"/>
         </w:numPr>
       </w:pPr>
       <w:r>
@@ -2650,9 +2898,9 @@
         </w:pict>
       </w:r>
     </w:p>
-    <w:bookmarkEnd w:id="63"/>
     <w:bookmarkEnd w:id="64"/>
-    <w:bookmarkStart w:id="68" w:name="sec:src-timsrc"/>
+    <w:bookmarkEnd w:id="65"/>
+    <w:bookmarkStart w:id="69" w:name="sec:src-timsrc"/>
     <w:p>
       <w:pPr>
         <w:pStyle w:val="berschrift4"/>
@@ -2687,7 +2935,7 @@
         <w:t xml:space="preserve">src-timsrc</w:t>
       </w:r>
     </w:p>
-    <w:bookmarkStart w:id="65" w:name="threshold-requirements-8"/>
+    <w:bookmarkStart w:id="66" w:name="threshold-requirements-8"/>
     <w:p>
       <w:pPr>
         <w:pStyle w:val="berschrift5"/>
@@ -2704,8 +2952,8 @@
         <w:t xml:space="preserve">The start date and time of source data is identified in the metadata, expressed in UTC in date and time, at least to the second.</w:t>
       </w:r>
     </w:p>
-    <w:bookmarkEnd w:id="65"/>
-    <w:bookmarkStart w:id="66" w:name="goal-requirements-8"/>
+    <w:bookmarkEnd w:id="66"/>
+    <w:bookmarkStart w:id="67" w:name="goal-requirements-8"/>
     <w:p>
       <w:pPr>
         <w:pStyle w:val="berschrift5"/>
@@ -2725,8 +2973,8 @@
         <w:t xml:space="preserve"> </w:t>
       </w:r>
     </w:p>
-    <w:bookmarkEnd w:id="66"/>
-    <w:bookmarkStart w:id="67" w:name="assessment-8"/>
+    <w:bookmarkEnd w:id="67"/>
+    <w:bookmarkStart w:id="68" w:name="assessment-8"/>
     <w:p>
       <w:pPr>
         <w:pStyle w:val="berschrift5"/>
@@ -2740,7 +2988,7 @@
         <w:pStyle w:val="Compact"/>
         <w:numPr>
           <w:ilvl w:val="0"/>
-          <w:numId w:val="1012"/>
+          <w:numId w:val="1013"/>
         </w:numPr>
       </w:pPr>
       <w:r>
@@ -2752,7 +3000,7 @@
         <w:pStyle w:val="Compact"/>
         <w:numPr>
           <w:ilvl w:val="0"/>
-          <w:numId w:val="1012"/>
+          <w:numId w:val="1013"/>
         </w:numPr>
       </w:pPr>
       <w:r>
@@ -2764,7 +3012,7 @@
         <w:pStyle w:val="Compact"/>
         <w:numPr>
           <w:ilvl w:val="0"/>
-          <w:numId w:val="1012"/>
+          <w:numId w:val="1013"/>
         </w:numPr>
       </w:pPr>
       <w:r>
@@ -2776,7 +3024,7 @@
         <w:pStyle w:val="Compact"/>
         <w:numPr>
           <w:ilvl w:val="0"/>
-          <w:numId w:val="1012"/>
+          <w:numId w:val="1013"/>
         </w:numPr>
       </w:pPr>
       <w:r>
@@ -2790,9 +3038,9 @@
         </w:pict>
       </w:r>
     </w:p>
-    <w:bookmarkEnd w:id="67"/>
     <w:bookmarkEnd w:id="68"/>
-    <w:bookmarkStart w:id="72" w:name="sec:src-acqpar"/>
+    <w:bookmarkEnd w:id="69"/>
+    <w:bookmarkStart w:id="73" w:name="sec:src-acqpar"/>
     <w:p>
       <w:pPr>
         <w:pStyle w:val="berschrift4"/>
@@ -2827,7 +3075,7 @@
         <w:t xml:space="preserve">src-acqpar</w:t>
       </w:r>
     </w:p>
-    <w:bookmarkStart w:id="69" w:name="threshold-requirements-9"/>
+    <w:bookmarkStart w:id="70" w:name="threshold-requirements-9"/>
     <w:p>
       <w:pPr>
         <w:pStyle w:val="berschrift5"/>
@@ -2849,7 +3097,7 @@
         <w:pStyle w:val="Compact"/>
         <w:numPr>
           <w:ilvl w:val="0"/>
-          <w:numId w:val="1013"/>
+          <w:numId w:val="1014"/>
         </w:numPr>
       </w:pPr>
       <w:r>
@@ -2861,7 +3109,7 @@
         <w:pStyle w:val="Compact"/>
         <w:numPr>
           <w:ilvl w:val="0"/>
-          <w:numId w:val="1013"/>
+          <w:numId w:val="1014"/>
         </w:numPr>
       </w:pPr>
       <w:r>
@@ -2873,7 +3121,7 @@
         <w:pStyle w:val="Compact"/>
         <w:numPr>
           <w:ilvl w:val="0"/>
-          <w:numId w:val="1013"/>
+          <w:numId w:val="1014"/>
         </w:numPr>
       </w:pPr>
       <w:r>
@@ -2885,7 +3133,7 @@
         <w:pStyle w:val="Compact"/>
         <w:numPr>
           <w:ilvl w:val="0"/>
-          <w:numId w:val="1013"/>
+          <w:numId w:val="1014"/>
         </w:numPr>
       </w:pPr>
       <w:r>
@@ -2897,7 +3145,7 @@
         <w:pStyle w:val="Compact"/>
         <w:numPr>
           <w:ilvl w:val="0"/>
-          <w:numId w:val="1013"/>
+          <w:numId w:val="1014"/>
         </w:numPr>
       </w:pPr>
       <w:r>
@@ -2909,15 +3157,15 @@
         <w:pStyle w:val="Compact"/>
         <w:numPr>
           <w:ilvl w:val="0"/>
-          <w:numId w:val="1013"/>
+          <w:numId w:val="1014"/>
         </w:numPr>
       </w:pPr>
       <w:r>
         <w:t xml:space="preserve">Beam ID (i.e., beam mode mnemonic)</w:t>
       </w:r>
     </w:p>
-    <w:bookmarkEnd w:id="69"/>
-    <w:bookmarkStart w:id="70" w:name="goal-requirements-9"/>
+    <w:bookmarkEnd w:id="70"/>
+    <w:bookmarkStart w:id="71" w:name="goal-requirements-9"/>
     <w:p>
       <w:pPr>
         <w:pStyle w:val="berschrift5"/>
@@ -2937,8 +3185,8 @@
         <w:t xml:space="preserve"> </w:t>
       </w:r>
     </w:p>
-    <w:bookmarkEnd w:id="70"/>
-    <w:bookmarkStart w:id="71" w:name="assessment-9"/>
+    <w:bookmarkEnd w:id="71"/>
+    <w:bookmarkStart w:id="72" w:name="assessment-9"/>
     <w:p>
       <w:pPr>
         <w:pStyle w:val="berschrift5"/>
@@ -2952,7 +3200,7 @@
         <w:pStyle w:val="Compact"/>
         <w:numPr>
           <w:ilvl w:val="0"/>
-          <w:numId w:val="1014"/>
+          <w:numId w:val="1015"/>
         </w:numPr>
       </w:pPr>
       <w:r>
@@ -2964,7 +3212,7 @@
         <w:pStyle w:val="Compact"/>
         <w:numPr>
           <w:ilvl w:val="0"/>
-          <w:numId w:val="1014"/>
+          <w:numId w:val="1015"/>
         </w:numPr>
       </w:pPr>
       <w:r>
@@ -2976,7 +3224,7 @@
         <w:pStyle w:val="Compact"/>
         <w:numPr>
           <w:ilvl w:val="0"/>
-          <w:numId w:val="1014"/>
+          <w:numId w:val="1015"/>
         </w:numPr>
       </w:pPr>
       <w:r>
@@ -2988,7 +3236,7 @@
         <w:pStyle w:val="Compact"/>
         <w:numPr>
           <w:ilvl w:val="0"/>
-          <w:numId w:val="1014"/>
+          <w:numId w:val="1015"/>
         </w:numPr>
       </w:pPr>
       <w:r>
@@ -3002,9 +3250,9 @@
         </w:pict>
       </w:r>
     </w:p>
-    <w:bookmarkEnd w:id="71"/>
     <w:bookmarkEnd w:id="72"/>
-    <w:bookmarkStart w:id="77" w:name="sec:src-orbit"/>
+    <w:bookmarkEnd w:id="73"/>
+    <w:bookmarkStart w:id="78" w:name="sec:src-orbit"/>
     <w:p>
       <w:pPr>
         <w:pStyle w:val="berschrift4"/>
@@ -3039,7 +3287,7 @@
         <w:t xml:space="preserve">src-orbit</w:t>
       </w:r>
     </w:p>
-    <w:bookmarkStart w:id="74" w:name="threshold-requirements-10"/>
+    <w:bookmarkStart w:id="75" w:name="threshold-requirements-10"/>
     <w:p>
       <w:pPr>
         <w:pStyle w:val="berschrift5"/>
@@ -3061,7 +3309,7 @@
         <w:pStyle w:val="Compact"/>
         <w:numPr>
           <w:ilvl w:val="0"/>
-          <w:numId w:val="1015"/>
+          <w:numId w:val="1016"/>
         </w:numPr>
       </w:pPr>
       <w:r>
@@ -3071,23 +3319,23 @@
         <w:rPr>
           <w:rStyle w:val="Funotenzeichen"/>
         </w:rPr>
-        <w:footnoteReference w:id="73"/>
-      </w:r>
-    </w:p>
-    <w:p>
-      <w:pPr>
-        <w:pStyle w:val="Compact"/>
-        <w:numPr>
-          <w:ilvl w:val="0"/>
-          <w:numId w:val="1015"/>
+        <w:footnoteReference w:id="74"/>
+      </w:r>
+    </w:p>
+    <w:p>
+      <w:pPr>
+        <w:pStyle w:val="Compact"/>
+        <w:numPr>
+          <w:ilvl w:val="0"/>
+          <w:numId w:val="1016"/>
         </w:numPr>
       </w:pPr>
       <w:r>
         <w:t xml:space="preserve">Orbit data source (e.g., predicted, definite, precise, downlinked, etc.)</w:t>
       </w:r>
     </w:p>
-    <w:bookmarkEnd w:id="74"/>
-    <w:bookmarkStart w:id="75" w:name="goal-requirements-10"/>
+    <w:bookmarkEnd w:id="75"/>
+    <w:bookmarkStart w:id="76" w:name="goal-requirements-10"/>
     <w:p>
       <w:pPr>
         <w:pStyle w:val="berschrift5"/>
@@ -3109,7 +3357,7 @@
         <w:pStyle w:val="Compact"/>
         <w:numPr>
           <w:ilvl w:val="0"/>
-          <w:numId w:val="1016"/>
+          <w:numId w:val="1017"/>
         </w:numPr>
       </w:pPr>
       <w:r>
@@ -3121,7 +3369,7 @@
         <w:pStyle w:val="Compact"/>
         <w:numPr>
           <w:ilvl w:val="0"/>
-          <w:numId w:val="1016"/>
+          <w:numId w:val="1017"/>
         </w:numPr>
       </w:pPr>
       <w:r>
@@ -3133,15 +3381,15 @@
         <w:pStyle w:val="Compact"/>
         <w:numPr>
           <w:ilvl w:val="0"/>
-          <w:numId w:val="1016"/>
+          <w:numId w:val="1017"/>
         </w:numPr>
       </w:pPr>
       <w:r>
         <w:t xml:space="preserve">Platform (mean) altitude</w:t>
       </w:r>
     </w:p>
-    <w:bookmarkEnd w:id="75"/>
-    <w:bookmarkStart w:id="76" w:name="assessment-10"/>
+    <w:bookmarkEnd w:id="76"/>
+    <w:bookmarkStart w:id="77" w:name="assessment-10"/>
     <w:p>
       <w:pPr>
         <w:pStyle w:val="berschrift5"/>
@@ -3155,7 +3403,7 @@
         <w:pStyle w:val="Compact"/>
         <w:numPr>
           <w:ilvl w:val="0"/>
-          <w:numId w:val="1017"/>
+          <w:numId w:val="1018"/>
         </w:numPr>
       </w:pPr>
       <w:r>
@@ -3167,7 +3415,7 @@
         <w:pStyle w:val="Compact"/>
         <w:numPr>
           <w:ilvl w:val="0"/>
-          <w:numId w:val="1017"/>
+          <w:numId w:val="1018"/>
         </w:numPr>
       </w:pPr>
       <w:r>
@@ -3179,7 +3427,7 @@
         <w:pStyle w:val="Compact"/>
         <w:numPr>
           <w:ilvl w:val="0"/>
-          <w:numId w:val="1017"/>
+          <w:numId w:val="1018"/>
         </w:numPr>
       </w:pPr>
       <w:r>
@@ -3191,7 +3439,7 @@
         <w:pStyle w:val="Compact"/>
         <w:numPr>
           <w:ilvl w:val="0"/>
-          <w:numId w:val="1017"/>
+          <w:numId w:val="1018"/>
         </w:numPr>
       </w:pPr>
       <w:r>
@@ -3205,9 +3453,9 @@
         </w:pict>
       </w:r>
     </w:p>
-    <w:bookmarkEnd w:id="76"/>
     <w:bookmarkEnd w:id="77"/>
-    <w:bookmarkStart w:id="81" w:name="sec:src-prcpar"/>
+    <w:bookmarkEnd w:id="78"/>
+    <w:bookmarkStart w:id="82" w:name="sec:src-prcpar"/>
     <w:p>
       <w:pPr>
         <w:pStyle w:val="berschrift4"/>
@@ -3242,7 +3490,7 @@
         <w:t xml:space="preserve">src-prcpar</w:t>
       </w:r>
     </w:p>
-    <w:bookmarkStart w:id="78" w:name="threshold-requirements-11"/>
+    <w:bookmarkStart w:id="79" w:name="threshold-requirements-11"/>
     <w:p>
       <w:pPr>
         <w:pStyle w:val="berschrift5"/>
@@ -3264,7 +3512,7 @@
         <w:pStyle w:val="Compact"/>
         <w:numPr>
           <w:ilvl w:val="0"/>
-          <w:numId w:val="1018"/>
+          <w:numId w:val="1019"/>
         </w:numPr>
       </w:pPr>
       <w:r>
@@ -3276,7 +3524,7 @@
         <w:pStyle w:val="Compact"/>
         <w:numPr>
           <w:ilvl w:val="0"/>
-          <w:numId w:val="1018"/>
+          <w:numId w:val="1019"/>
         </w:numPr>
       </w:pPr>
       <w:r>
@@ -3288,7 +3536,7 @@
         <w:pStyle w:val="Compact"/>
         <w:numPr>
           <w:ilvl w:val="0"/>
-          <w:numId w:val="1018"/>
+          <w:numId w:val="1019"/>
         </w:numPr>
       </w:pPr>
       <w:r>
@@ -3300,7 +3548,7 @@
         <w:pStyle w:val="Compact"/>
         <w:numPr>
           <w:ilvl w:val="0"/>
-          <w:numId w:val="1018"/>
+          <w:numId w:val="1019"/>
         </w:numPr>
       </w:pPr>
       <w:r>
@@ -3312,7 +3560,7 @@
         <w:pStyle w:val="Compact"/>
         <w:numPr>
           <w:ilvl w:val="0"/>
-          <w:numId w:val="1018"/>
+          <w:numId w:val="1019"/>
         </w:numPr>
       </w:pPr>
       <w:r>
@@ -3324,7 +3572,7 @@
         <w:pStyle w:val="Compact"/>
         <w:numPr>
           <w:ilvl w:val="0"/>
-          <w:numId w:val="1018"/>
+          <w:numId w:val="1019"/>
         </w:numPr>
       </w:pPr>
       <w:r>
@@ -3336,15 +3584,15 @@
         <w:pStyle w:val="Compact"/>
         <w:numPr>
           <w:ilvl w:val="0"/>
-          <w:numId w:val="1018"/>
+          <w:numId w:val="1019"/>
         </w:numPr>
       </w:pPr>
       <w:r>
         <w:t xml:space="preserve">Range number of looks (separate values for each beam, as necessary)</w:t>
       </w:r>
     </w:p>
-    <w:bookmarkEnd w:id="78"/>
-    <w:bookmarkStart w:id="79" w:name="goal-requirements-11"/>
+    <w:bookmarkEnd w:id="79"/>
+    <w:bookmarkStart w:id="80" w:name="goal-requirements-11"/>
     <w:p>
       <w:pPr>
         <w:pStyle w:val="berschrift5"/>
@@ -3361,8 +3609,8 @@
         <w:t xml:space="preserve">As threshold, plus additional relevant processing parameters, e.g., range- and azimuth look bandwidth and LUT applied.</w:t>
       </w:r>
     </w:p>
-    <w:bookmarkEnd w:id="79"/>
-    <w:bookmarkStart w:id="80" w:name="assessment-11"/>
+    <w:bookmarkEnd w:id="80"/>
+    <w:bookmarkStart w:id="81" w:name="assessment-11"/>
     <w:p>
       <w:pPr>
         <w:pStyle w:val="berschrift5"/>
@@ -3376,7 +3624,7 @@
         <w:pStyle w:val="Compact"/>
         <w:numPr>
           <w:ilvl w:val="0"/>
-          <w:numId w:val="1019"/>
+          <w:numId w:val="1020"/>
         </w:numPr>
       </w:pPr>
       <w:r>
@@ -3388,7 +3636,7 @@
         <w:pStyle w:val="Compact"/>
         <w:numPr>
           <w:ilvl w:val="0"/>
-          <w:numId w:val="1019"/>
+          <w:numId w:val="1020"/>
         </w:numPr>
       </w:pPr>
       <w:r>
@@ -3400,7 +3648,7 @@
         <w:pStyle w:val="Compact"/>
         <w:numPr>
           <w:ilvl w:val="0"/>
-          <w:numId w:val="1019"/>
+          <w:numId w:val="1020"/>
         </w:numPr>
       </w:pPr>
       <w:r>
@@ -3412,7 +3660,7 @@
         <w:pStyle w:val="Compact"/>
         <w:numPr>
           <w:ilvl w:val="0"/>
-          <w:numId w:val="1019"/>
+          <w:numId w:val="1020"/>
         </w:numPr>
       </w:pPr>
       <w:r>
@@ -3426,9 +3674,9 @@
         </w:pict>
       </w:r>
     </w:p>
-    <w:bookmarkEnd w:id="80"/>
     <w:bookmarkEnd w:id="81"/>
-    <w:bookmarkStart w:id="85" w:name="sec:src-imgatt"/>
+    <w:bookmarkEnd w:id="82"/>
+    <w:bookmarkStart w:id="86" w:name="sec:src-imgatt"/>
     <w:p>
       <w:pPr>
         <w:pStyle w:val="berschrift4"/>
@@ -3463,7 +3711,7 @@
         <w:t xml:space="preserve">src-imgatt</w:t>
       </w:r>
     </w:p>
-    <w:bookmarkStart w:id="82" w:name="threshold-requirements-12"/>
+    <w:bookmarkStart w:id="83" w:name="threshold-requirements-12"/>
     <w:p>
       <w:pPr>
         <w:pStyle w:val="berschrift5"/>
@@ -3485,7 +3733,7 @@
         <w:pStyle w:val="Compact"/>
         <w:numPr>
           <w:ilvl w:val="0"/>
-          <w:numId w:val="1020"/>
+          <w:numId w:val="1021"/>
         </w:numPr>
       </w:pPr>
       <w:r>
@@ -3497,7 +3745,7 @@
         <w:pStyle w:val="Compact"/>
         <w:numPr>
           <w:ilvl w:val="0"/>
-          <w:numId w:val="1020"/>
+          <w:numId w:val="1021"/>
         </w:numPr>
       </w:pPr>
       <w:r>
@@ -3509,7 +3757,7 @@
         <w:pStyle w:val="Compact"/>
         <w:numPr>
           <w:ilvl w:val="0"/>
-          <w:numId w:val="1020"/>
+          <w:numId w:val="1021"/>
         </w:numPr>
       </w:pPr>
       <w:r>
@@ -3521,7 +3769,7 @@
         <w:pStyle w:val="Compact"/>
         <w:numPr>
           <w:ilvl w:val="0"/>
-          <w:numId w:val="1020"/>
+          <w:numId w:val="1021"/>
         </w:numPr>
       </w:pPr>
       <w:r>
@@ -3533,7 +3781,7 @@
         <w:pStyle w:val="Compact"/>
         <w:numPr>
           <w:ilvl w:val="0"/>
-          <w:numId w:val="1020"/>
+          <w:numId w:val="1021"/>
         </w:numPr>
       </w:pPr>
       <w:r>
@@ -3545,7 +3793,7 @@
         <w:pStyle w:val="Compact"/>
         <w:numPr>
           <w:ilvl w:val="0"/>
-          <w:numId w:val="1020"/>
+          <w:numId w:val="1021"/>
         </w:numPr>
       </w:pPr>
       <w:r>
@@ -3557,15 +3805,15 @@
         <w:pStyle w:val="Compact"/>
         <w:numPr>
           <w:ilvl w:val="0"/>
-          <w:numId w:val="1020"/>
+          <w:numId w:val="1021"/>
         </w:numPr>
       </w:pPr>
       <w:r>
         <w:t xml:space="preserve">Far range incident angle</w:t>
       </w:r>
     </w:p>
-    <w:bookmarkEnd w:id="82"/>
-    <w:bookmarkStart w:id="83" w:name="goal-requirements-12"/>
+    <w:bookmarkEnd w:id="83"/>
+    <w:bookmarkStart w:id="84" w:name="goal-requirements-12"/>
     <w:p>
       <w:pPr>
         <w:pStyle w:val="berschrift5"/>
@@ -3582,8 +3830,8 @@
         <w:t xml:space="preserve">Geometry of the image footprint expressed in WGS84 in a standardised format (e.g., WKT).</w:t>
       </w:r>
     </w:p>
-    <w:bookmarkEnd w:id="83"/>
-    <w:bookmarkStart w:id="84" w:name="assessment-12"/>
+    <w:bookmarkEnd w:id="84"/>
+    <w:bookmarkStart w:id="85" w:name="assessment-12"/>
     <w:p>
       <w:pPr>
         <w:pStyle w:val="berschrift5"/>
@@ -3597,7 +3845,7 @@
         <w:pStyle w:val="Compact"/>
         <w:numPr>
           <w:ilvl w:val="0"/>
-          <w:numId w:val="1021"/>
+          <w:numId w:val="1022"/>
         </w:numPr>
       </w:pPr>
       <w:r>
@@ -3609,7 +3857,7 @@
         <w:pStyle w:val="Compact"/>
         <w:numPr>
           <w:ilvl w:val="0"/>
-          <w:numId w:val="1021"/>
+          <w:numId w:val="1022"/>
         </w:numPr>
       </w:pPr>
       <w:r>
@@ -3621,7 +3869,7 @@
         <w:pStyle w:val="Compact"/>
         <w:numPr>
           <w:ilvl w:val="0"/>
-          <w:numId w:val="1021"/>
+          <w:numId w:val="1022"/>
         </w:numPr>
       </w:pPr>
       <w:r>
@@ -3633,7 +3881,7 @@
         <w:pStyle w:val="Compact"/>
         <w:numPr>
           <w:ilvl w:val="0"/>
-          <w:numId w:val="1021"/>
+          <w:numId w:val="1022"/>
         </w:numPr>
       </w:pPr>
       <w:r>
@@ -3647,9 +3895,9 @@
         </w:pict>
       </w:r>
     </w:p>
-    <w:bookmarkEnd w:id="84"/>
     <w:bookmarkEnd w:id="85"/>
-    <w:bookmarkStart w:id="89" w:name="sec:src-scasar"/>
+    <w:bookmarkEnd w:id="86"/>
+    <w:bookmarkStart w:id="90" w:name="sec:src-scasar"/>
     <w:p>
       <w:pPr>
         <w:pStyle w:val="berschrift4"/>
@@ -3684,7 +3932,7 @@
         <w:t xml:space="preserve">src-scasar</w:t>
       </w:r>
     </w:p>
-    <w:bookmarkStart w:id="86" w:name="threshold-requirements-13"/>
+    <w:bookmarkStart w:id="87" w:name="threshold-requirements-13"/>
     <w:p>
       <w:pPr>
         <w:pStyle w:val="berschrift5"/>
@@ -3704,8 +3952,8 @@
         <w:t xml:space="preserve"> </w:t>
       </w:r>
     </w:p>
-    <w:bookmarkEnd w:id="86"/>
-    <w:bookmarkStart w:id="87" w:name="goal-requirements-13"/>
+    <w:bookmarkEnd w:id="87"/>
+    <w:bookmarkStart w:id="88" w:name="goal-requirements-13"/>
     <w:p>
       <w:pPr>
         <w:pStyle w:val="berschrift5"/>
@@ -3728,8 +3976,8 @@
         <w:t xml:space="preserve">Ideally this would support machine-to-machine access.</w:t>
       </w:r>
     </w:p>
-    <w:bookmarkEnd w:id="87"/>
-    <w:bookmarkStart w:id="88" w:name="assessment-13"/>
+    <w:bookmarkEnd w:id="88"/>
+    <w:bookmarkStart w:id="89" w:name="assessment-13"/>
     <w:p>
       <w:pPr>
         <w:pStyle w:val="berschrift5"/>
@@ -3743,7 +3991,7 @@
         <w:pStyle w:val="Compact"/>
         <w:numPr>
           <w:ilvl w:val="0"/>
-          <w:numId w:val="1022"/>
+          <w:numId w:val="1023"/>
         </w:numPr>
       </w:pPr>
       <w:r>
@@ -3755,7 +4003,7 @@
         <w:pStyle w:val="Compact"/>
         <w:numPr>
           <w:ilvl w:val="0"/>
-          <w:numId w:val="1022"/>
+          <w:numId w:val="1023"/>
         </w:numPr>
       </w:pPr>
       <w:r>
@@ -3767,7 +4015,7 @@
         <w:pStyle w:val="Compact"/>
         <w:numPr>
           <w:ilvl w:val="0"/>
-          <w:numId w:val="1022"/>
+          <w:numId w:val="1023"/>
         </w:numPr>
       </w:pPr>
       <w:r>
@@ -3779,7 +4027,7 @@
         <w:pStyle w:val="Compact"/>
         <w:numPr>
           <w:ilvl w:val="0"/>
-          <w:numId w:val="1022"/>
+          <w:numId w:val="1023"/>
         </w:numPr>
       </w:pPr>
       <w:r>
@@ -3793,9 +4041,9 @@
         </w:pict>
       </w:r>
     </w:p>
-    <w:bookmarkEnd w:id="88"/>
     <w:bookmarkEnd w:id="89"/>
-    <w:bookmarkStart w:id="93" w:name="sec:src-prfind"/>
+    <w:bookmarkEnd w:id="90"/>
+    <w:bookmarkStart w:id="94" w:name="sec:src-prfind"/>
     <w:p>
       <w:pPr>
         <w:pStyle w:val="berschrift4"/>
@@ -3830,7 +4078,7 @@
         <w:t xml:space="preserve">src-prfind</w:t>
       </w:r>
     </w:p>
-    <w:bookmarkStart w:id="90" w:name="threshold-requirements-14"/>
+    <w:bookmarkStart w:id="91" w:name="threshold-requirements-14"/>
     <w:p>
       <w:pPr>
         <w:pStyle w:val="berschrift5"/>
@@ -3953,8 +4201,8 @@
         <w:t xml:space="preserve">Values do not need to be estimated individually for each product, but may be estimated once for each acquisition mode, and annotated on all products.</w:t>
       </w:r>
     </w:p>
-    <w:bookmarkEnd w:id="90"/>
-    <w:bookmarkStart w:id="91" w:name="goal-requirements-14"/>
+    <w:bookmarkEnd w:id="91"/>
+    <w:bookmarkStart w:id="92" w:name="goal-requirements-14"/>
     <w:p>
       <w:pPr>
         <w:pStyle w:val="berschrift5"/>
@@ -3971,8 +4219,8 @@
         <w:t xml:space="preserve">Provide additional relevant performance indicators (e.g., ENL, PSLR, ISLR, and performance reference DOI or URL).</w:t>
       </w:r>
     </w:p>
-    <w:bookmarkEnd w:id="91"/>
-    <w:bookmarkStart w:id="92" w:name="assessment-14"/>
+    <w:bookmarkEnd w:id="92"/>
+    <w:bookmarkStart w:id="93" w:name="assessment-14"/>
     <w:p>
       <w:pPr>
         <w:pStyle w:val="berschrift5"/>
@@ -3986,7 +4234,7 @@
         <w:pStyle w:val="Compact"/>
         <w:numPr>
           <w:ilvl w:val="0"/>
-          <w:numId w:val="1023"/>
+          <w:numId w:val="1024"/>
         </w:numPr>
       </w:pPr>
       <w:r>
@@ -3998,7 +4246,7 @@
         <w:pStyle w:val="Compact"/>
         <w:numPr>
           <w:ilvl w:val="0"/>
-          <w:numId w:val="1023"/>
+          <w:numId w:val="1024"/>
         </w:numPr>
       </w:pPr>
       <w:r>
@@ -4010,7 +4258,7 @@
         <w:pStyle w:val="Compact"/>
         <w:numPr>
           <w:ilvl w:val="0"/>
-          <w:numId w:val="1023"/>
+          <w:numId w:val="1024"/>
         </w:numPr>
       </w:pPr>
       <w:r>
@@ -4022,7 +4270,7 @@
         <w:pStyle w:val="Compact"/>
         <w:numPr>
           <w:ilvl w:val="0"/>
-          <w:numId w:val="1023"/>
+          <w:numId w:val="1024"/>
         </w:numPr>
       </w:pPr>
       <w:r>
@@ -4036,9 +4284,9 @@
         </w:pict>
       </w:r>
     </w:p>
-    <w:bookmarkEnd w:id="92"/>
     <w:bookmarkEnd w:id="93"/>
-    <w:bookmarkStart w:id="97" w:name="sec:src-polcal"/>
+    <w:bookmarkEnd w:id="94"/>
+    <w:bookmarkStart w:id="98" w:name="sec:src-polcal"/>
     <w:p>
       <w:pPr>
         <w:pStyle w:val="berschrift4"/>
@@ -4073,7 +4321,7 @@
         <w:t xml:space="preserve">src-polcal</w:t>
       </w:r>
     </w:p>
-    <w:bookmarkStart w:id="94" w:name="threshold-requirements-15"/>
+    <w:bookmarkStart w:id="95" w:name="threshold-requirements-15"/>
     <w:p>
       <w:pPr>
         <w:pStyle w:val="berschrift5"/>
@@ -4093,8 +4341,8 @@
         <w:t xml:space="preserve"> </w:t>
       </w:r>
     </w:p>
-    <w:bookmarkEnd w:id="94"/>
-    <w:bookmarkStart w:id="95" w:name="goal-requirements-15"/>
+    <w:bookmarkEnd w:id="95"/>
+    <w:bookmarkStart w:id="96" w:name="goal-requirements-15"/>
     <w:p>
       <w:pPr>
         <w:pStyle w:val="berschrift5"/>
@@ -4111,8 +4359,8 @@
         <w:t xml:space="preserve">The complex-valued polarimetric distortion matrices with the channel imbalance and the cross-talk applied for the polarimetric calibration.</w:t>
       </w:r>
     </w:p>
-    <w:bookmarkEnd w:id="95"/>
-    <w:bookmarkStart w:id="96" w:name="assessment-15"/>
+    <w:bookmarkEnd w:id="96"/>
+    <w:bookmarkStart w:id="97" w:name="assessment-15"/>
     <w:p>
       <w:pPr>
         <w:pStyle w:val="berschrift5"/>
@@ -4126,7 +4374,7 @@
         <w:pStyle w:val="Compact"/>
         <w:numPr>
           <w:ilvl w:val="0"/>
-          <w:numId w:val="1024"/>
+          <w:numId w:val="1025"/>
         </w:numPr>
       </w:pPr>
       <w:r>
@@ -4138,7 +4386,7 @@
         <w:pStyle w:val="Compact"/>
         <w:numPr>
           <w:ilvl w:val="0"/>
-          <w:numId w:val="1024"/>
+          <w:numId w:val="1025"/>
         </w:numPr>
       </w:pPr>
       <w:r>
@@ -4150,7 +4398,7 @@
         <w:pStyle w:val="Compact"/>
         <w:numPr>
           <w:ilvl w:val="0"/>
-          <w:numId w:val="1024"/>
+          <w:numId w:val="1025"/>
         </w:numPr>
       </w:pPr>
       <w:r>
@@ -4162,7 +4410,7 @@
         <w:pStyle w:val="Compact"/>
         <w:numPr>
           <w:ilvl w:val="0"/>
-          <w:numId w:val="1024"/>
+          <w:numId w:val="1025"/>
         </w:numPr>
       </w:pPr>
       <w:r>
@@ -4176,9 +4424,9 @@
         </w:pict>
       </w:r>
     </w:p>
-    <w:bookmarkEnd w:id="96"/>
     <w:bookmarkEnd w:id="97"/>
-    <w:bookmarkStart w:id="101" w:name="sec:src-mfrang"/>
+    <w:bookmarkEnd w:id="98"/>
+    <w:bookmarkStart w:id="102" w:name="sec:src-mfrang"/>
     <w:p>
       <w:pPr>
         <w:pStyle w:val="berschrift4"/>
@@ -4213,7 +4461,7 @@
         <w:t xml:space="preserve">src-mfrang</w:t>
       </w:r>
     </w:p>
-    <w:bookmarkStart w:id="98" w:name="threshold-requirements-16"/>
+    <w:bookmarkStart w:id="99" w:name="threshold-requirements-16"/>
     <w:p>
       <w:pPr>
         <w:pStyle w:val="berschrift5"/>
@@ -4233,8 +4481,8 @@
         <w:t xml:space="preserve"> </w:t>
       </w:r>
     </w:p>
-    <w:bookmarkEnd w:id="98"/>
-    <w:bookmarkStart w:id="99" w:name="goal-requirements-16"/>
+    <w:bookmarkEnd w:id="99"/>
+    <w:bookmarkStart w:id="100" w:name="goal-requirements-16"/>
     <w:p>
       <w:pPr>
         <w:pStyle w:val="berschrift5"/>
@@ -4251,8 +4499,8 @@
         <w:t xml:space="preserve">The mean Faraday rotation angle estimated from the polarimetric data and/or from models with reference to the method or paper used to derive the estimate.</w:t>
       </w:r>
     </w:p>
-    <w:bookmarkEnd w:id="99"/>
-    <w:bookmarkStart w:id="100" w:name="assessment-16"/>
+    <w:bookmarkEnd w:id="100"/>
+    <w:bookmarkStart w:id="101" w:name="assessment-16"/>
     <w:p>
       <w:pPr>
         <w:pStyle w:val="berschrift5"/>
@@ -4266,7 +4514,7 @@
         <w:pStyle w:val="Compact"/>
         <w:numPr>
           <w:ilvl w:val="0"/>
-          <w:numId w:val="1025"/>
+          <w:numId w:val="1026"/>
         </w:numPr>
       </w:pPr>
       <w:r>
@@ -4278,7 +4526,7 @@
         <w:pStyle w:val="Compact"/>
         <w:numPr>
           <w:ilvl w:val="0"/>
-          <w:numId w:val="1025"/>
+          <w:numId w:val="1026"/>
         </w:numPr>
       </w:pPr>
       <w:r>
@@ -4290,7 +4538,7 @@
         <w:pStyle w:val="Compact"/>
         <w:numPr>
           <w:ilvl w:val="0"/>
-          <w:numId w:val="1025"/>
+          <w:numId w:val="1026"/>
         </w:numPr>
       </w:pPr>
       <w:r>
@@ -4302,7 +4550,7 @@
         <w:pStyle w:val="Compact"/>
         <w:numPr>
           <w:ilvl w:val="0"/>
-          <w:numId w:val="1025"/>
+          <w:numId w:val="1026"/>
         </w:numPr>
       </w:pPr>
       <w:r>
@@ -4316,9 +4564,9 @@
         </w:pict>
       </w:r>
     </w:p>
-    <w:bookmarkEnd w:id="100"/>
     <w:bookmarkEnd w:id="101"/>
-    <w:bookmarkStart w:id="105" w:name="sec:src-ionind"/>
+    <w:bookmarkEnd w:id="102"/>
+    <w:bookmarkStart w:id="106" w:name="sec:src-ionind"/>
     <w:p>
       <w:pPr>
         <w:pStyle w:val="berschrift4"/>
@@ -4353,7 +4601,7 @@
         <w:t xml:space="preserve">src-ionind</w:t>
       </w:r>
     </w:p>
-    <w:bookmarkStart w:id="102" w:name="threshold-requirements-17"/>
+    <w:bookmarkStart w:id="103" w:name="threshold-requirements-17"/>
     <w:p>
       <w:pPr>
         <w:pStyle w:val="berschrift5"/>
@@ -4373,8 +4621,8 @@
         <w:t xml:space="preserve"> </w:t>
       </w:r>
     </w:p>
-    <w:bookmarkEnd w:id="102"/>
-    <w:bookmarkStart w:id="103" w:name="goal-requirements-17"/>
+    <w:bookmarkEnd w:id="103"/>
+    <w:bookmarkStart w:id="104" w:name="goal-requirements-17"/>
     <w:p>
       <w:pPr>
         <w:pStyle w:val="berschrift5"/>
@@ -4409,8 +4657,8 @@
         <w:t xml:space="preserve">Significant impact would imply that the ionospheric impact on the backscatter exceeds the radiometric calibration requirement or goal for the imagery.</w:t>
       </w:r>
     </w:p>
-    <w:bookmarkEnd w:id="103"/>
-    <w:bookmarkStart w:id="104" w:name="assessment-17"/>
+    <w:bookmarkEnd w:id="104"/>
+    <w:bookmarkStart w:id="105" w:name="assessment-17"/>
     <w:p>
       <w:pPr>
         <w:pStyle w:val="berschrift5"/>
@@ -4424,7 +4672,7 @@
         <w:pStyle w:val="Compact"/>
         <w:numPr>
           <w:ilvl w:val="0"/>
-          <w:numId w:val="1026"/>
+          <w:numId w:val="1027"/>
         </w:numPr>
       </w:pPr>
       <w:r>
@@ -4436,7 +4684,7 @@
         <w:pStyle w:val="Compact"/>
         <w:numPr>
           <w:ilvl w:val="0"/>
-          <w:numId w:val="1026"/>
+          <w:numId w:val="1027"/>
         </w:numPr>
       </w:pPr>
       <w:r>
@@ -4448,7 +4696,7 @@
         <w:pStyle w:val="Compact"/>
         <w:numPr>
           <w:ilvl w:val="0"/>
-          <w:numId w:val="1026"/>
+          <w:numId w:val="1027"/>
         </w:numPr>
       </w:pPr>
       <w:r>
@@ -4460,17 +4708,17 @@
         <w:pStyle w:val="Compact"/>
         <w:numPr>
           <w:ilvl w:val="0"/>
-          <w:numId w:val="1026"/>
+          <w:numId w:val="1027"/>
         </w:numPr>
       </w:pPr>
       <w:r>
         <w:t xml:space="preserve">Recommended Requirement Modification:</w:t>
       </w:r>
     </w:p>
-    <w:bookmarkEnd w:id="104"/>
     <w:bookmarkEnd w:id="105"/>
     <w:bookmarkEnd w:id="106"/>
-    <w:bookmarkStart w:id="156" w:name="sec:prd"/>
+    <w:bookmarkEnd w:id="107"/>
+    <w:bookmarkStart w:id="157" w:name="sec:prd"/>
     <w:p>
       <w:pPr>
         <w:pStyle w:val="berschrift3"/>
@@ -4496,7 +4744,7 @@
         <w:t xml:space="preserve">Information related to the CEOS-ARD product generation procedure and geographic parameters.</w:t>
       </w:r>
     </w:p>
-    <w:bookmarkStart w:id="110" w:name="sec:prd-dacprd"/>
+    <w:bookmarkStart w:id="111" w:name="sec:prd-dacprd"/>
     <w:p>
       <w:pPr>
         <w:pStyle w:val="berschrift4"/>
@@ -4531,7 +4779,7 @@
         <w:t xml:space="preserve">prd-dacprd</w:t>
       </w:r>
     </w:p>
-    <w:bookmarkStart w:id="107" w:name="threshold-requirements-18"/>
+    <w:bookmarkStart w:id="108" w:name="threshold-requirements-18"/>
     <w:p>
       <w:pPr>
         <w:pStyle w:val="berschrift5"/>
@@ -4553,7 +4801,7 @@
         <w:pStyle w:val="Compact"/>
         <w:numPr>
           <w:ilvl w:val="0"/>
-          <w:numId w:val="1027"/>
+          <w:numId w:val="1028"/>
         </w:numPr>
       </w:pPr>
       <w:r>
@@ -4565,7 +4813,7 @@
         <w:pStyle w:val="Compact"/>
         <w:numPr>
           <w:ilvl w:val="0"/>
-          <w:numId w:val="1027"/>
+          <w:numId w:val="1028"/>
         </w:numPr>
       </w:pPr>
       <w:r>
@@ -4577,7 +4825,7 @@
         <w:pStyle w:val="Compact"/>
         <w:numPr>
           <w:ilvl w:val="0"/>
-          <w:numId w:val="1027"/>
+          <w:numId w:val="1028"/>
         </w:numPr>
       </w:pPr>
       <w:r>
@@ -4589,15 +4837,15 @@
         <w:pStyle w:val="Compact"/>
         <w:numPr>
           <w:ilvl w:val="0"/>
-          <w:numId w:val="1027"/>
+          <w:numId w:val="1028"/>
         </w:numPr>
       </w:pPr>
       <w:r>
         <w:t xml:space="preserve">Location from where CEOS-ARD product can be retrieved, expressed as a URL or DOI.</w:t>
       </w:r>
     </w:p>
-    <w:bookmarkEnd w:id="107"/>
-    <w:bookmarkStart w:id="108" w:name="goal-requirements-18"/>
+    <w:bookmarkEnd w:id="108"/>
+    <w:bookmarkStart w:id="109" w:name="goal-requirements-18"/>
     <w:p>
       <w:pPr>
         <w:pStyle w:val="berschrift5"/>
@@ -4614,8 +4862,8 @@
         <w:t xml:space="preserve">The metadata identifies an online location from where the data can be consistently and reliably retrieved by a computer algorithm without any manual intervention being required.</w:t>
       </w:r>
     </w:p>
-    <w:bookmarkEnd w:id="108"/>
-    <w:bookmarkStart w:id="109" w:name="assessment-18"/>
+    <w:bookmarkEnd w:id="109"/>
+    <w:bookmarkStart w:id="110" w:name="assessment-18"/>
     <w:p>
       <w:pPr>
         <w:pStyle w:val="berschrift5"/>
@@ -4629,7 +4877,7 @@
         <w:pStyle w:val="Compact"/>
         <w:numPr>
           <w:ilvl w:val="0"/>
-          <w:numId w:val="1028"/>
+          <w:numId w:val="1029"/>
         </w:numPr>
       </w:pPr>
       <w:r>
@@ -4641,7 +4889,7 @@
         <w:pStyle w:val="Compact"/>
         <w:numPr>
           <w:ilvl w:val="0"/>
-          <w:numId w:val="1028"/>
+          <w:numId w:val="1029"/>
         </w:numPr>
       </w:pPr>
       <w:r>
@@ -4653,7 +4901,7 @@
         <w:pStyle w:val="Compact"/>
         <w:numPr>
           <w:ilvl w:val="0"/>
-          <w:numId w:val="1028"/>
+          <w:numId w:val="1029"/>
         </w:numPr>
       </w:pPr>
       <w:r>
@@ -4665,7 +4913,7 @@
         <w:pStyle w:val="Compact"/>
         <w:numPr>
           <w:ilvl w:val="0"/>
-          <w:numId w:val="1028"/>
+          <w:numId w:val="1029"/>
         </w:numPr>
       </w:pPr>
       <w:r>
@@ -4679,9 +4927,9 @@
         </w:pict>
       </w:r>
     </w:p>
-    <w:bookmarkEnd w:id="109"/>
     <w:bookmarkEnd w:id="110"/>
-    <w:bookmarkStart w:id="114" w:name="sec:prd-auxdat"/>
+    <w:bookmarkEnd w:id="111"/>
+    <w:bookmarkStart w:id="115" w:name="sec:prd-auxdat"/>
     <w:p>
       <w:pPr>
         <w:pStyle w:val="berschrift4"/>
@@ -4716,7 +4964,7 @@
         <w:t xml:space="preserve">prd-auxdat</w:t>
       </w:r>
     </w:p>
-    <w:bookmarkStart w:id="111" w:name="threshold-requirements-19"/>
+    <w:bookmarkStart w:id="112" w:name="threshold-requirements-19"/>
     <w:p>
       <w:pPr>
         <w:pStyle w:val="berschrift5"/>
@@ -4736,8 +4984,8 @@
         <w:t xml:space="preserve"> </w:t>
       </w:r>
     </w:p>
-    <w:bookmarkEnd w:id="111"/>
-    <w:bookmarkStart w:id="112" w:name="goal-requirements-19"/>
+    <w:bookmarkEnd w:id="112"/>
+    <w:bookmarkStart w:id="113" w:name="goal-requirements-19"/>
     <w:p>
       <w:pPr>
         <w:pStyle w:val="berschrift5"/>
@@ -4767,15 +5015,15 @@
         <w:pStyle w:val="Compact"/>
         <w:numPr>
           <w:ilvl w:val="0"/>
-          <w:numId w:val="1029"/>
+          <w:numId w:val="1030"/>
         </w:numPr>
       </w:pPr>
       <w:r>
         <w:t xml:space="preserve">Auxiliary data includes DEMs, etc., and any additional data sources used in the generation of the product.</w:t>
       </w:r>
     </w:p>
-    <w:bookmarkEnd w:id="112"/>
-    <w:bookmarkStart w:id="113" w:name="assessment-19"/>
+    <w:bookmarkEnd w:id="113"/>
+    <w:bookmarkStart w:id="114" w:name="assessment-19"/>
     <w:p>
       <w:pPr>
         <w:pStyle w:val="berschrift5"/>
@@ -4789,7 +5037,7 @@
         <w:pStyle w:val="Compact"/>
         <w:numPr>
           <w:ilvl w:val="0"/>
-          <w:numId w:val="1030"/>
+          <w:numId w:val="1031"/>
         </w:numPr>
       </w:pPr>
       <w:r>
@@ -4801,7 +5049,7 @@
         <w:pStyle w:val="Compact"/>
         <w:numPr>
           <w:ilvl w:val="0"/>
-          <w:numId w:val="1030"/>
+          <w:numId w:val="1031"/>
         </w:numPr>
       </w:pPr>
       <w:r>
@@ -4813,7 +5061,7 @@
         <w:pStyle w:val="Compact"/>
         <w:numPr>
           <w:ilvl w:val="0"/>
-          <w:numId w:val="1030"/>
+          <w:numId w:val="1031"/>
         </w:numPr>
       </w:pPr>
       <w:r>
@@ -4825,7 +5073,7 @@
         <w:pStyle w:val="Compact"/>
         <w:numPr>
           <w:ilvl w:val="0"/>
-          <w:numId w:val="1030"/>
+          <w:numId w:val="1031"/>
         </w:numPr>
       </w:pPr>
       <w:r>
@@ -4839,9 +5087,9 @@
         </w:pict>
       </w:r>
     </w:p>
-    <w:bookmarkEnd w:id="113"/>
     <w:bookmarkEnd w:id="114"/>
-    <w:bookmarkStart w:id="118" w:name="sec:prd-smpspc"/>
+    <w:bookmarkEnd w:id="115"/>
+    <w:bookmarkStart w:id="119" w:name="sec:prd-smpspc"/>
     <w:p>
       <w:pPr>
         <w:pStyle w:val="berschrift4"/>
@@ -4876,7 +5124,7 @@
         <w:t xml:space="preserve">prd-smpspc</w:t>
       </w:r>
     </w:p>
-    <w:bookmarkStart w:id="115" w:name="threshold-requirements-20"/>
+    <w:bookmarkStart w:id="116" w:name="threshold-requirements-20"/>
     <w:p>
       <w:pPr>
         <w:pStyle w:val="berschrift5"/>
@@ -4898,7 +5146,7 @@
         <w:pStyle w:val="Compact"/>
         <w:numPr>
           <w:ilvl w:val="0"/>
-          <w:numId w:val="1031"/>
+          <w:numId w:val="1032"/>
         </w:numPr>
       </w:pPr>
       <w:r>
@@ -4910,15 +5158,15 @@
         <w:pStyle w:val="Compact"/>
         <w:numPr>
           <w:ilvl w:val="0"/>
-          <w:numId w:val="1031"/>
+          <w:numId w:val="1032"/>
         </w:numPr>
       </w:pPr>
       <w:r>
         <w:t xml:space="preserve">Line (row) spacing</w:t>
       </w:r>
     </w:p>
-    <w:bookmarkEnd w:id="115"/>
-    <w:bookmarkStart w:id="116" w:name="goal-requirements-20"/>
+    <w:bookmarkEnd w:id="116"/>
+    <w:bookmarkStart w:id="117" w:name="goal-requirements-20"/>
     <w:p>
       <w:pPr>
         <w:pStyle w:val="berschrift5"/>
@@ -4938,8 +5186,8 @@
         <w:t xml:space="preserve"> </w:t>
       </w:r>
     </w:p>
-    <w:bookmarkEnd w:id="116"/>
-    <w:bookmarkStart w:id="117" w:name="assessment-20"/>
+    <w:bookmarkEnd w:id="117"/>
+    <w:bookmarkStart w:id="118" w:name="assessment-20"/>
     <w:p>
       <w:pPr>
         <w:pStyle w:val="berschrift5"/>
@@ -4953,7 +5201,7 @@
         <w:pStyle w:val="Compact"/>
         <w:numPr>
           <w:ilvl w:val="0"/>
-          <w:numId w:val="1032"/>
+          <w:numId w:val="1033"/>
         </w:numPr>
       </w:pPr>
       <w:r>
@@ -4965,7 +5213,7 @@
         <w:pStyle w:val="Compact"/>
         <w:numPr>
           <w:ilvl w:val="0"/>
-          <w:numId w:val="1032"/>
+          <w:numId w:val="1033"/>
         </w:numPr>
       </w:pPr>
       <w:r>
@@ -4977,7 +5225,7 @@
         <w:pStyle w:val="Compact"/>
         <w:numPr>
           <w:ilvl w:val="0"/>
-          <w:numId w:val="1032"/>
+          <w:numId w:val="1033"/>
         </w:numPr>
       </w:pPr>
       <w:r>
@@ -4989,7 +5237,7 @@
         <w:pStyle w:val="Compact"/>
         <w:numPr>
           <w:ilvl w:val="0"/>
-          <w:numId w:val="1032"/>
+          <w:numId w:val="1033"/>
         </w:numPr>
       </w:pPr>
       <w:r>
@@ -5003,9 +5251,9 @@
         </w:pict>
       </w:r>
     </w:p>
-    <w:bookmarkEnd w:id="117"/>
     <w:bookmarkEnd w:id="118"/>
-    <w:bookmarkStart w:id="122" w:name="sec:prd-enl"/>
+    <w:bookmarkEnd w:id="119"/>
+    <w:bookmarkStart w:id="123" w:name="sec:prd-enl"/>
     <w:p>
       <w:pPr>
         <w:pStyle w:val="berschrift4"/>
@@ -5040,7 +5288,7 @@
         <w:t xml:space="preserve">prd-enl</w:t>
       </w:r>
     </w:p>
-    <w:bookmarkStart w:id="119" w:name="threshold-requirements-21"/>
+    <w:bookmarkStart w:id="120" w:name="threshold-requirements-21"/>
     <w:p>
       <w:pPr>
         <w:pStyle w:val="berschrift5"/>
@@ -5060,8 +5308,8 @@
         <w:t xml:space="preserve"> </w:t>
       </w:r>
     </w:p>
-    <w:bookmarkEnd w:id="119"/>
-    <w:bookmarkStart w:id="120" w:name="goal-requirements-21"/>
+    <w:bookmarkEnd w:id="120"/>
+    <w:bookmarkStart w:id="121" w:name="goal-requirements-21"/>
     <w:p>
       <w:pPr>
         <w:pStyle w:val="berschrift5"/>
@@ -5078,8 +5326,8 @@
         <w:t xml:space="preserve">Equivalent Number of Looks (ENL)</w:t>
       </w:r>
     </w:p>
-    <w:bookmarkEnd w:id="120"/>
-    <w:bookmarkStart w:id="121" w:name="assessment-21"/>
+    <w:bookmarkEnd w:id="121"/>
+    <w:bookmarkStart w:id="122" w:name="assessment-21"/>
     <w:p>
       <w:pPr>
         <w:pStyle w:val="berschrift5"/>
@@ -5093,7 +5341,7 @@
         <w:pStyle w:val="Compact"/>
         <w:numPr>
           <w:ilvl w:val="0"/>
-          <w:numId w:val="1033"/>
+          <w:numId w:val="1034"/>
         </w:numPr>
       </w:pPr>
       <w:r>
@@ -5105,7 +5353,7 @@
         <w:pStyle w:val="Compact"/>
         <w:numPr>
           <w:ilvl w:val="0"/>
-          <w:numId w:val="1033"/>
+          <w:numId w:val="1034"/>
         </w:numPr>
       </w:pPr>
       <w:r>
@@ -5117,7 +5365,7 @@
         <w:pStyle w:val="Compact"/>
         <w:numPr>
           <w:ilvl w:val="0"/>
-          <w:numId w:val="1033"/>
+          <w:numId w:val="1034"/>
         </w:numPr>
       </w:pPr>
       <w:r>
@@ -5129,7 +5377,7 @@
         <w:pStyle w:val="Compact"/>
         <w:numPr>
           <w:ilvl w:val="0"/>
-          <w:numId w:val="1033"/>
+          <w:numId w:val="1034"/>
         </w:numPr>
       </w:pPr>
       <w:r>
@@ -5143,9 +5391,9 @@
         </w:pict>
       </w:r>
     </w:p>
-    <w:bookmarkEnd w:id="121"/>
     <w:bookmarkEnd w:id="122"/>
-    <w:bookmarkStart w:id="126" w:name="sec:prd-resol"/>
+    <w:bookmarkEnd w:id="123"/>
+    <w:bookmarkStart w:id="127" w:name="sec:prd-resol"/>
     <w:p>
       <w:pPr>
         <w:pStyle w:val="berschrift4"/>
@@ -5180,7 +5428,7 @@
         <w:t xml:space="preserve">prd-resol</w:t>
       </w:r>
     </w:p>
-    <w:bookmarkStart w:id="123" w:name="threshold-requirements-22"/>
+    <w:bookmarkStart w:id="124" w:name="threshold-requirements-22"/>
     <w:p>
       <w:pPr>
         <w:pStyle w:val="berschrift5"/>
@@ -5200,8 +5448,8 @@
         <w:t xml:space="preserve"> </w:t>
       </w:r>
     </w:p>
-    <w:bookmarkEnd w:id="123"/>
-    <w:bookmarkStart w:id="124" w:name="goal-requirements-22"/>
+    <w:bookmarkEnd w:id="124"/>
+    <w:bookmarkStart w:id="125" w:name="goal-requirements-22"/>
     <w:p>
       <w:pPr>
         <w:pStyle w:val="berschrift5"/>
@@ -5223,7 +5471,7 @@
         <w:pStyle w:val="Compact"/>
         <w:numPr>
           <w:ilvl w:val="0"/>
-          <w:numId w:val="1034"/>
+          <w:numId w:val="1035"/>
         </w:numPr>
       </w:pPr>
       <w:r>
@@ -5235,15 +5483,15 @@
         <w:pStyle w:val="Compact"/>
         <w:numPr>
           <w:ilvl w:val="0"/>
-          <w:numId w:val="1034"/>
+          <w:numId w:val="1035"/>
         </w:numPr>
       </w:pPr>
       <w:r>
         <w:t xml:space="preserve">Rows</w:t>
       </w:r>
     </w:p>
-    <w:bookmarkEnd w:id="124"/>
-    <w:bookmarkStart w:id="125" w:name="assessment-22"/>
+    <w:bookmarkEnd w:id="125"/>
+    <w:bookmarkStart w:id="126" w:name="assessment-22"/>
     <w:p>
       <w:pPr>
         <w:pStyle w:val="berschrift5"/>
@@ -5257,7 +5505,7 @@
         <w:pStyle w:val="Compact"/>
         <w:numPr>
           <w:ilvl w:val="0"/>
-          <w:numId w:val="1035"/>
+          <w:numId w:val="1036"/>
         </w:numPr>
       </w:pPr>
       <w:r>
@@ -5269,7 +5517,7 @@
         <w:pStyle w:val="Compact"/>
         <w:numPr>
           <w:ilvl w:val="0"/>
-          <w:numId w:val="1035"/>
+          <w:numId w:val="1036"/>
         </w:numPr>
       </w:pPr>
       <w:r>
@@ -5281,7 +5529,7 @@
         <w:pStyle w:val="Compact"/>
         <w:numPr>
           <w:ilvl w:val="0"/>
-          <w:numId w:val="1035"/>
+          <w:numId w:val="1036"/>
         </w:numPr>
       </w:pPr>
       <w:r>
@@ -5293,7 +5541,7 @@
         <w:pStyle w:val="Compact"/>
         <w:numPr>
           <w:ilvl w:val="0"/>
-          <w:numId w:val="1035"/>
+          <w:numId w:val="1036"/>
         </w:numPr>
       </w:pPr>
       <w:r>
@@ -5307,9 +5555,9 @@
         </w:pict>
       </w:r>
     </w:p>
-    <w:bookmarkEnd w:id="125"/>
     <w:bookmarkEnd w:id="126"/>
-    <w:bookmarkStart w:id="130" w:name="sec:prd-spkflt"/>
+    <w:bookmarkEnd w:id="127"/>
+    <w:bookmarkStart w:id="131" w:name="sec:prd-spkflt"/>
     <w:p>
       <w:pPr>
         <w:pStyle w:val="berschrift4"/>
@@ -5344,7 +5592,7 @@
         <w:t xml:space="preserve">prd-spkflt</w:t>
       </w:r>
     </w:p>
-    <w:bookmarkStart w:id="127" w:name="threshold-requirements-23"/>
+    <w:bookmarkStart w:id="128" w:name="threshold-requirements-23"/>
     <w:p>
       <w:pPr>
         <w:pStyle w:val="berschrift5"/>
@@ -5374,7 +5622,7 @@
         <w:pStyle w:val="Compact"/>
         <w:numPr>
           <w:ilvl w:val="0"/>
-          <w:numId w:val="1036"/>
+          <w:numId w:val="1037"/>
         </w:numPr>
       </w:pPr>
       <w:r>
@@ -5386,7 +5634,7 @@
         <w:pStyle w:val="Compact"/>
         <w:numPr>
           <w:ilvl w:val="0"/>
-          <w:numId w:val="1036"/>
+          <w:numId w:val="1037"/>
         </w:numPr>
       </w:pPr>
       <w:r>
@@ -5398,7 +5646,7 @@
         <w:pStyle w:val="Compact"/>
         <w:numPr>
           <w:ilvl w:val="1"/>
-          <w:numId w:val="1037"/>
+          <w:numId w:val="1038"/>
         </w:numPr>
       </w:pPr>
       <w:r>
@@ -5410,7 +5658,7 @@
         <w:pStyle w:val="Compact"/>
         <w:numPr>
           <w:ilvl w:val="1"/>
-          <w:numId w:val="1037"/>
+          <w:numId w:val="1038"/>
         </w:numPr>
       </w:pPr>
       <w:r>
@@ -5422,15 +5670,15 @@
         <w:pStyle w:val="Compact"/>
         <w:numPr>
           <w:ilvl w:val="1"/>
-          <w:numId w:val="1037"/>
+          <w:numId w:val="1038"/>
         </w:numPr>
       </w:pPr>
       <w:r>
         <w:t xml:space="preserve">Any other parameters defining the speckle filter used</w:t>
       </w:r>
     </w:p>
-    <w:bookmarkEnd w:id="127"/>
-    <w:bookmarkStart w:id="128" w:name="goal-requirements-23"/>
+    <w:bookmarkEnd w:id="128"/>
+    <w:bookmarkStart w:id="129" w:name="goal-requirements-23"/>
     <w:p>
       <w:pPr>
         <w:pStyle w:val="berschrift5"/>
@@ -5450,8 +5698,8 @@
         <w:t xml:space="preserve"> </w:t>
       </w:r>
     </w:p>
-    <w:bookmarkEnd w:id="128"/>
-    <w:bookmarkStart w:id="129" w:name="assessment-23"/>
+    <w:bookmarkEnd w:id="129"/>
+    <w:bookmarkStart w:id="130" w:name="assessment-23"/>
     <w:p>
       <w:pPr>
         <w:pStyle w:val="berschrift5"/>
@@ -5465,7 +5713,7 @@
         <w:pStyle w:val="Compact"/>
         <w:numPr>
           <w:ilvl w:val="0"/>
-          <w:numId w:val="1038"/>
+          <w:numId w:val="1039"/>
         </w:numPr>
       </w:pPr>
       <w:r>
@@ -5477,7 +5725,7 @@
         <w:pStyle w:val="Compact"/>
         <w:numPr>
           <w:ilvl w:val="0"/>
-          <w:numId w:val="1038"/>
+          <w:numId w:val="1039"/>
         </w:numPr>
       </w:pPr>
       <w:r>
@@ -5489,7 +5737,7 @@
         <w:pStyle w:val="Compact"/>
         <w:numPr>
           <w:ilvl w:val="0"/>
-          <w:numId w:val="1038"/>
+          <w:numId w:val="1039"/>
         </w:numPr>
       </w:pPr>
       <w:r>
@@ -5501,7 +5749,7 @@
         <w:pStyle w:val="Compact"/>
         <w:numPr>
           <w:ilvl w:val="0"/>
-          <w:numId w:val="1038"/>
+          <w:numId w:val="1039"/>
         </w:numPr>
       </w:pPr>
       <w:r>
@@ -5515,9 +5763,9 @@
         </w:pict>
       </w:r>
     </w:p>
-    <w:bookmarkEnd w:id="129"/>
     <w:bookmarkEnd w:id="130"/>
-    <w:bookmarkStart w:id="134" w:name="sec:prd-geobx"/>
+    <w:bookmarkEnd w:id="131"/>
+    <w:bookmarkStart w:id="135" w:name="sec:prd-geobx"/>
     <w:p>
       <w:pPr>
         <w:pStyle w:val="berschrift4"/>
@@ -5552,7 +5800,7 @@
         <w:t xml:space="preserve">prd-geobx</w:t>
       </w:r>
     </w:p>
-    <w:bookmarkStart w:id="131" w:name="threshold-requirements-24"/>
+    <w:bookmarkStart w:id="132" w:name="threshold-requirements-24"/>
     <w:p>
       <w:pPr>
         <w:pStyle w:val="berschrift5"/>
@@ -5605,15 +5853,15 @@
         <w:pStyle w:val="Compact"/>
         <w:numPr>
           <w:ilvl w:val="0"/>
-          <w:numId w:val="1039"/>
+          <w:numId w:val="1040"/>
         </w:numPr>
       </w:pPr>
       <w:r>
         <w:t xml:space="preserve">Four corners of the product file are recommended for scenes crossing the Antemeridian, or the North or the South Pole.</w:t>
       </w:r>
     </w:p>
-    <w:bookmarkEnd w:id="131"/>
-    <w:bookmarkStart w:id="132" w:name="goal-requirements-24"/>
+    <w:bookmarkEnd w:id="132"/>
+    <w:bookmarkStart w:id="133" w:name="goal-requirements-24"/>
     <w:p>
       <w:pPr>
         <w:pStyle w:val="berschrift5"/>
@@ -5633,8 +5881,8 @@
         <w:t xml:space="preserve"> </w:t>
       </w:r>
     </w:p>
-    <w:bookmarkEnd w:id="132"/>
-    <w:bookmarkStart w:id="133" w:name="assessment-24"/>
+    <w:bookmarkEnd w:id="133"/>
+    <w:bookmarkStart w:id="134" w:name="assessment-24"/>
     <w:p>
       <w:pPr>
         <w:pStyle w:val="berschrift5"/>
@@ -5648,7 +5896,7 @@
         <w:pStyle w:val="Compact"/>
         <w:numPr>
           <w:ilvl w:val="0"/>
-          <w:numId w:val="1040"/>
+          <w:numId w:val="1041"/>
         </w:numPr>
       </w:pPr>
       <w:r>
@@ -5660,7 +5908,7 @@
         <w:pStyle w:val="Compact"/>
         <w:numPr>
           <w:ilvl w:val="0"/>
-          <w:numId w:val="1040"/>
+          <w:numId w:val="1041"/>
         </w:numPr>
       </w:pPr>
       <w:r>
@@ -5672,7 +5920,7 @@
         <w:pStyle w:val="Compact"/>
         <w:numPr>
           <w:ilvl w:val="0"/>
-          <w:numId w:val="1040"/>
+          <w:numId w:val="1041"/>
         </w:numPr>
       </w:pPr>
       <w:r>
@@ -5684,7 +5932,7 @@
         <w:pStyle w:val="Compact"/>
         <w:numPr>
           <w:ilvl w:val="0"/>
-          <w:numId w:val="1040"/>
+          <w:numId w:val="1041"/>
         </w:numPr>
       </w:pPr>
       <w:r>
@@ -5698,9 +5946,9 @@
         </w:pict>
       </w:r>
     </w:p>
-    <w:bookmarkEnd w:id="133"/>
     <w:bookmarkEnd w:id="134"/>
-    <w:bookmarkStart w:id="138" w:name="sec:prd-geoare"/>
+    <w:bookmarkEnd w:id="135"/>
+    <w:bookmarkStart w:id="139" w:name="sec:prd-geoare"/>
     <w:p>
       <w:pPr>
         <w:pStyle w:val="berschrift4"/>
@@ -5735,7 +5983,7 @@
         <w:t xml:space="preserve">prd-geoare</w:t>
       </w:r>
     </w:p>
-    <w:bookmarkStart w:id="135" w:name="threshold-requirements-25"/>
+    <w:bookmarkStart w:id="136" w:name="threshold-requirements-25"/>
     <w:p>
       <w:pPr>
         <w:pStyle w:val="berschrift5"/>
@@ -5752,8 +6000,8 @@
         <w:t xml:space="preserve">The geometry of the SAR image footprint expressed in WGS84, in a standardised format (e.g., WKT Polygon).</w:t>
       </w:r>
     </w:p>
-    <w:bookmarkEnd w:id="135"/>
-    <w:bookmarkStart w:id="136" w:name="goal-requirements-25"/>
+    <w:bookmarkEnd w:id="136"/>
+    <w:bookmarkStart w:id="137" w:name="goal-requirements-25"/>
     <w:p>
       <w:pPr>
         <w:pStyle w:val="berschrift5"/>
@@ -5773,8 +6021,8 @@
         <w:t xml:space="preserve"> </w:t>
       </w:r>
     </w:p>
-    <w:bookmarkEnd w:id="136"/>
-    <w:bookmarkStart w:id="137" w:name="assessment-25"/>
+    <w:bookmarkEnd w:id="137"/>
+    <w:bookmarkStart w:id="138" w:name="assessment-25"/>
     <w:p>
       <w:pPr>
         <w:pStyle w:val="berschrift5"/>
@@ -5788,7 +6036,7 @@
         <w:pStyle w:val="Compact"/>
         <w:numPr>
           <w:ilvl w:val="0"/>
-          <w:numId w:val="1041"/>
+          <w:numId w:val="1042"/>
         </w:numPr>
       </w:pPr>
       <w:r>
@@ -5800,7 +6048,7 @@
         <w:pStyle w:val="Compact"/>
         <w:numPr>
           <w:ilvl w:val="0"/>
-          <w:numId w:val="1041"/>
+          <w:numId w:val="1042"/>
         </w:numPr>
       </w:pPr>
       <w:r>
@@ -5812,7 +6060,7 @@
         <w:pStyle w:val="Compact"/>
         <w:numPr>
           <w:ilvl w:val="0"/>
-          <w:numId w:val="1041"/>
+          <w:numId w:val="1042"/>
         </w:numPr>
       </w:pPr>
       <w:r>
@@ -5824,7 +6072,7 @@
         <w:pStyle w:val="Compact"/>
         <w:numPr>
           <w:ilvl w:val="0"/>
-          <w:numId w:val="1041"/>
+          <w:numId w:val="1042"/>
         </w:numPr>
       </w:pPr>
       <w:r>
@@ -5838,9 +6086,9 @@
         </w:pict>
       </w:r>
     </w:p>
-    <w:bookmarkEnd w:id="137"/>
     <w:bookmarkEnd w:id="138"/>
-    <w:bookmarkStart w:id="142" w:name="sec:prd-imgsiz"/>
+    <w:bookmarkEnd w:id="139"/>
+    <w:bookmarkStart w:id="143" w:name="sec:prd-imgsiz"/>
     <w:p>
       <w:pPr>
         <w:pStyle w:val="berschrift4"/>
@@ -5875,7 +6123,7 @@
         <w:t xml:space="preserve">prd-imgsiz</w:t>
       </w:r>
     </w:p>
-    <w:bookmarkStart w:id="139" w:name="threshold-requirements-26"/>
+    <w:bookmarkStart w:id="140" w:name="threshold-requirements-26"/>
     <w:p>
       <w:pPr>
         <w:pStyle w:val="berschrift5"/>
@@ -5897,7 +6145,7 @@
         <w:pStyle w:val="Compact"/>
         <w:numPr>
           <w:ilvl w:val="0"/>
-          <w:numId w:val="1042"/>
+          <w:numId w:val="1043"/>
         </w:numPr>
       </w:pPr>
       <w:r>
@@ -5909,7 +6157,7 @@
         <w:pStyle w:val="Compact"/>
         <w:numPr>
           <w:ilvl w:val="0"/>
-          <w:numId w:val="1042"/>
+          <w:numId w:val="1043"/>
         </w:numPr>
       </w:pPr>
       <w:r>
@@ -5921,7 +6169,7 @@
         <w:pStyle w:val="Compact"/>
         <w:numPr>
           <w:ilvl w:val="0"/>
-          <w:numId w:val="1042"/>
+          <w:numId w:val="1043"/>
         </w:numPr>
       </w:pPr>
       <w:r>
@@ -5933,15 +6181,15 @@
         <w:pStyle w:val="Compact"/>
         <w:numPr>
           <w:ilvl w:val="0"/>
-          <w:numId w:val="1042"/>
+          <w:numId w:val="1043"/>
         </w:numPr>
       </w:pPr>
       <w:r>
         <w:t xml:space="preserve">Number of no-data border pixels (if applicable)</w:t>
       </w:r>
     </w:p>
-    <w:bookmarkEnd w:id="139"/>
-    <w:bookmarkStart w:id="140" w:name="goal-requirements-26"/>
+    <w:bookmarkEnd w:id="140"/>
+    <w:bookmarkStart w:id="141" w:name="goal-requirements-26"/>
     <w:p>
       <w:pPr>
         <w:pStyle w:val="berschrift5"/>
@@ -5961,8 +6209,8 @@
         <w:t xml:space="preserve"> </w:t>
       </w:r>
     </w:p>
-    <w:bookmarkEnd w:id="140"/>
-    <w:bookmarkStart w:id="141" w:name="assessment-26"/>
+    <w:bookmarkEnd w:id="141"/>
+    <w:bookmarkStart w:id="142" w:name="assessment-26"/>
     <w:p>
       <w:pPr>
         <w:pStyle w:val="berschrift5"/>
@@ -5976,7 +6224,7 @@
         <w:pStyle w:val="Compact"/>
         <w:numPr>
           <w:ilvl w:val="0"/>
-          <w:numId w:val="1043"/>
+          <w:numId w:val="1044"/>
         </w:numPr>
       </w:pPr>
       <w:r>
@@ -5988,7 +6236,7 @@
         <w:pStyle w:val="Compact"/>
         <w:numPr>
           <w:ilvl w:val="0"/>
-          <w:numId w:val="1043"/>
+          <w:numId w:val="1044"/>
         </w:numPr>
       </w:pPr>
       <w:r>
@@ -6000,7 +6248,7 @@
         <w:pStyle w:val="Compact"/>
         <w:numPr>
           <w:ilvl w:val="0"/>
-          <w:numId w:val="1043"/>
+          <w:numId w:val="1044"/>
         </w:numPr>
       </w:pPr>
       <w:r>
@@ -6012,7 +6260,7 @@
         <w:pStyle w:val="Compact"/>
         <w:numPr>
           <w:ilvl w:val="0"/>
-          <w:numId w:val="1043"/>
+          <w:numId w:val="1044"/>
         </w:numPr>
       </w:pPr>
       <w:r>
@@ -6026,9 +6274,9 @@
         </w:pict>
       </w:r>
     </w:p>
-    <w:bookmarkEnd w:id="141"/>
     <w:bookmarkEnd w:id="142"/>
-    <w:bookmarkStart w:id="146" w:name="sec:prd-pxconv"/>
+    <w:bookmarkEnd w:id="143"/>
+    <w:bookmarkStart w:id="147" w:name="sec:prd-pxconv"/>
     <w:p>
       <w:pPr>
         <w:pStyle w:val="berschrift4"/>
@@ -6063,7 +6311,7 @@
         <w:t xml:space="preserve">prd-pxconv</w:t>
       </w:r>
     </w:p>
-    <w:bookmarkStart w:id="143" w:name="threshold-requirements-27"/>
+    <w:bookmarkStart w:id="144" w:name="threshold-requirements-27"/>
     <w:p>
       <w:pPr>
         <w:pStyle w:val="berschrift5"/>
@@ -6086,8 +6334,8 @@
         <w:t xml:space="preserve">Values are [pixel centre, pixel ULC or pixel LLC].</w:t>
       </w:r>
     </w:p>
-    <w:bookmarkEnd w:id="143"/>
-    <w:bookmarkStart w:id="144" w:name="goal-requirements-27"/>
+    <w:bookmarkEnd w:id="144"/>
+    <w:bookmarkStart w:id="145" w:name="goal-requirements-27"/>
     <w:p>
       <w:pPr>
         <w:pStyle w:val="berschrift5"/>
@@ -6107,8 +6355,8 @@
         <w:t xml:space="preserve"> </w:t>
       </w:r>
     </w:p>
-    <w:bookmarkEnd w:id="144"/>
-    <w:bookmarkStart w:id="145" w:name="assessment-27"/>
+    <w:bookmarkEnd w:id="145"/>
+    <w:bookmarkStart w:id="146" w:name="assessment-27"/>
     <w:p>
       <w:pPr>
         <w:pStyle w:val="berschrift5"/>
@@ -6122,7 +6370,7 @@
         <w:pStyle w:val="Compact"/>
         <w:numPr>
           <w:ilvl w:val="0"/>
-          <w:numId w:val="1044"/>
+          <w:numId w:val="1045"/>
         </w:numPr>
       </w:pPr>
       <w:r>
@@ -6134,7 +6382,7 @@
         <w:pStyle w:val="Compact"/>
         <w:numPr>
           <w:ilvl w:val="0"/>
-          <w:numId w:val="1044"/>
+          <w:numId w:val="1045"/>
         </w:numPr>
       </w:pPr>
       <w:r>
@@ -6146,7 +6394,7 @@
         <w:pStyle w:val="Compact"/>
         <w:numPr>
           <w:ilvl w:val="0"/>
-          <w:numId w:val="1044"/>
+          <w:numId w:val="1045"/>
         </w:numPr>
       </w:pPr>
       <w:r>
@@ -6158,7 +6406,7 @@
         <w:pStyle w:val="Compact"/>
         <w:numPr>
           <w:ilvl w:val="0"/>
-          <w:numId w:val="1044"/>
+          <w:numId w:val="1045"/>
         </w:numPr>
       </w:pPr>
       <w:r>
@@ -6172,9 +6420,9 @@
         </w:pict>
       </w:r>
     </w:p>
-    <w:bookmarkEnd w:id="145"/>
     <w:bookmarkEnd w:id="146"/>
-    <w:bookmarkStart w:id="150" w:name="sec:prd-crs"/>
+    <w:bookmarkEnd w:id="147"/>
+    <w:bookmarkStart w:id="151" w:name="sec:prd-crs"/>
     <w:p>
       <w:pPr>
         <w:pStyle w:val="berschrift4"/>
@@ -6209,7 +6457,7 @@
         <w:t xml:space="preserve">prd-crs</w:t>
       </w:r>
     </w:p>
-    <w:bookmarkStart w:id="147" w:name="threshold-requirements-28"/>
+    <w:bookmarkStart w:id="148" w:name="threshold-requirements-28"/>
     <w:p>
       <w:pPr>
         <w:pStyle w:val="berschrift5"/>
@@ -6232,8 +6480,8 @@
         <w:t xml:space="preserve">Indicate EPSG code, if defined for the CRS.</w:t>
       </w:r>
     </w:p>
-    <w:bookmarkEnd w:id="147"/>
-    <w:bookmarkStart w:id="148" w:name="goal-requirements-28"/>
+    <w:bookmarkEnd w:id="148"/>
+    <w:bookmarkStart w:id="149" w:name="goal-requirements-28"/>
     <w:p>
       <w:pPr>
         <w:pStyle w:val="berschrift5"/>
@@ -6253,8 +6501,8 @@
         <w:t xml:space="preserve"> </w:t>
       </w:r>
     </w:p>
-    <w:bookmarkEnd w:id="148"/>
-    <w:bookmarkStart w:id="149" w:name="assessment-28"/>
+    <w:bookmarkEnd w:id="149"/>
+    <w:bookmarkStart w:id="150" w:name="assessment-28"/>
     <w:p>
       <w:pPr>
         <w:pStyle w:val="berschrift5"/>
@@ -6268,7 +6516,7 @@
         <w:pStyle w:val="Compact"/>
         <w:numPr>
           <w:ilvl w:val="0"/>
-          <w:numId w:val="1045"/>
+          <w:numId w:val="1046"/>
         </w:numPr>
       </w:pPr>
       <w:r>
@@ -6280,7 +6528,7 @@
         <w:pStyle w:val="Compact"/>
         <w:numPr>
           <w:ilvl w:val="0"/>
-          <w:numId w:val="1045"/>
+          <w:numId w:val="1046"/>
         </w:numPr>
       </w:pPr>
       <w:r>
@@ -6292,7 +6540,7 @@
         <w:pStyle w:val="Compact"/>
         <w:numPr>
           <w:ilvl w:val="0"/>
-          <w:numId w:val="1045"/>
+          <w:numId w:val="1046"/>
         </w:numPr>
       </w:pPr>
       <w:r>
@@ -6304,7 +6552,7 @@
         <w:pStyle w:val="Compact"/>
         <w:numPr>
           <w:ilvl w:val="0"/>
-          <w:numId w:val="1045"/>
+          <w:numId w:val="1046"/>
         </w:numPr>
       </w:pPr>
       <w:r>
@@ -6318,9 +6566,9 @@
         </w:pict>
       </w:r>
     </w:p>
-    <w:bookmarkEnd w:id="149"/>
     <w:bookmarkEnd w:id="150"/>
-    <w:bookmarkStart w:id="155" w:name="sec:prd-lookdp"/>
+    <w:bookmarkEnd w:id="151"/>
+    <w:bookmarkStart w:id="156" w:name="sec:prd-lookdp"/>
     <w:p>
       <w:pPr>
         <w:pStyle w:val="berschrift4"/>
@@ -6355,7 +6603,7 @@
         <w:t xml:space="preserve">prd-lookdp</w:t>
       </w:r>
     </w:p>
-    <w:bookmarkStart w:id="152" w:name="threshold-requirements-29"/>
+    <w:bookmarkStart w:id="153" w:name="threshold-requirements-29"/>
     <w:p>
       <w:pPr>
         <w:pStyle w:val="berschrift5"/>
@@ -6408,7 +6656,7 @@
         <w:rPr>
           <w:rStyle w:val="Funotenzeichen"/>
         </w:rPr>
-        <w:footnoteReference w:id="151"/>
+        <w:footnoteReference w:id="152"/>
       </w:r>
       <w:r>
         <w:t xml:space="preserve">, together with an estimate of the added error from use of polynomial vs. per-pixel more accurate values, shall be provided.</w:t>
@@ -6615,7 +6863,7 @@
         <w:pStyle w:val="Compact"/>
         <w:numPr>
           <w:ilvl w:val="0"/>
-          <w:numId w:val="1046"/>
+          <w:numId w:val="1047"/>
         </w:numPr>
       </w:pPr>
       <m:oMath>
@@ -6644,7 +6892,7 @@
         <w:pStyle w:val="Compact"/>
         <w:numPr>
           <w:ilvl w:val="0"/>
-          <w:numId w:val="1046"/>
+          <w:numId w:val="1047"/>
         </w:numPr>
       </w:pPr>
       <m:oMath>
@@ -6671,7 +6919,7 @@
         <w:pStyle w:val="Compact"/>
         <w:numPr>
           <w:ilvl w:val="0"/>
-          <w:numId w:val="1046"/>
+          <w:numId w:val="1047"/>
         </w:numPr>
       </w:pPr>
       <m:oMath>
@@ -6698,8 +6946,8 @@
         <w:t xml:space="preserve">Lat and Lon are the related coordinates in the product map units (m, deg, arcsec).</w:t>
       </w:r>
     </w:p>
-    <w:bookmarkEnd w:id="152"/>
-    <w:bookmarkStart w:id="153" w:name="goal-requirements-29"/>
+    <w:bookmarkEnd w:id="153"/>
+    <w:bookmarkStart w:id="154" w:name="goal-requirements-29"/>
     <w:p>
       <w:pPr>
         <w:pStyle w:val="berschrift5"/>
@@ -6719,8 +6967,8 @@
         <w:t xml:space="preserve"> </w:t>
       </w:r>
     </w:p>
-    <w:bookmarkEnd w:id="153"/>
-    <w:bookmarkStart w:id="154" w:name="assessment-29"/>
+    <w:bookmarkEnd w:id="154"/>
+    <w:bookmarkStart w:id="155" w:name="assessment-29"/>
     <w:p>
       <w:pPr>
         <w:pStyle w:val="berschrift5"/>
@@ -6734,7 +6982,7 @@
         <w:pStyle w:val="Compact"/>
         <w:numPr>
           <w:ilvl w:val="0"/>
-          <w:numId w:val="1047"/>
+          <w:numId w:val="1048"/>
         </w:numPr>
       </w:pPr>
       <w:r>
@@ -6746,7 +6994,7 @@
         <w:pStyle w:val="Compact"/>
         <w:numPr>
           <w:ilvl w:val="0"/>
-          <w:numId w:val="1047"/>
+          <w:numId w:val="1048"/>
         </w:numPr>
       </w:pPr>
       <w:r>
@@ -6758,7 +7006,7 @@
         <w:pStyle w:val="Compact"/>
         <w:numPr>
           <w:ilvl w:val="0"/>
-          <w:numId w:val="1047"/>
+          <w:numId w:val="1048"/>
         </w:numPr>
       </w:pPr>
       <w:r>
@@ -6770,17 +7018,17 @@
         <w:pStyle w:val="Compact"/>
         <w:numPr>
           <w:ilvl w:val="0"/>
-          <w:numId w:val="1047"/>
+          <w:numId w:val="1048"/>
         </w:numPr>
       </w:pPr>
       <w:r>
         <w:t xml:space="preserve">Recommended Requirement Modification:</w:t>
       </w:r>
     </w:p>
-    <w:bookmarkEnd w:id="154"/>
     <w:bookmarkEnd w:id="155"/>
     <w:bookmarkEnd w:id="156"/>
-    <w:bookmarkStart w:id="197" w:name="sec:pxl"/>
+    <w:bookmarkEnd w:id="157"/>
+    <w:bookmarkStart w:id="198" w:name="sec:pxl"/>
     <w:p>
       <w:pPr>
         <w:pStyle w:val="berschrift3"/>
@@ -6818,7 +7066,7 @@
         <w:t xml:space="preserve">Per-pixel metadata should allow users to discriminate between (choose) observations on the basis of their individual suitability for applications.</w:t>
       </w:r>
     </w:p>
-    <w:bookmarkStart w:id="160" w:name="sec:pxl-cldopt"/>
+    <w:bookmarkStart w:id="161" w:name="sec:pxl-cldopt"/>
     <w:p>
       <w:pPr>
         <w:pStyle w:val="berschrift4"/>
@@ -6853,7 +7101,7 @@
         <w:t xml:space="preserve">pxl-cldopt</w:t>
       </w:r>
     </w:p>
-    <w:bookmarkStart w:id="157" w:name="threshold-requirements-30"/>
+    <w:bookmarkStart w:id="158" w:name="threshold-requirements-30"/>
     <w:p>
       <w:pPr>
         <w:pStyle w:val="berschrift5"/>
@@ -6873,8 +7121,8 @@
         <w:t xml:space="preserve"> </w:t>
       </w:r>
     </w:p>
-    <w:bookmarkEnd w:id="157"/>
-    <w:bookmarkStart w:id="158" w:name="goal-requirements-30"/>
+    <w:bookmarkEnd w:id="158"/>
+    <w:bookmarkStart w:id="159" w:name="goal-requirements-30"/>
     <w:p>
       <w:pPr>
         <w:pStyle w:val="berschrift5"/>
@@ -6891,8 +7139,8 @@
         <w:t xml:space="preserve">All files are provided using cloud-optimized file formats.</w:t>
       </w:r>
     </w:p>
-    <w:bookmarkEnd w:id="158"/>
-    <w:bookmarkStart w:id="159" w:name="assessment-30"/>
+    <w:bookmarkEnd w:id="159"/>
+    <w:bookmarkStart w:id="160" w:name="assessment-30"/>
     <w:p>
       <w:pPr>
         <w:pStyle w:val="berschrift5"/>
@@ -6906,7 +7154,7 @@
         <w:pStyle w:val="Compact"/>
         <w:numPr>
           <w:ilvl w:val="0"/>
-          <w:numId w:val="1048"/>
+          <w:numId w:val="1049"/>
         </w:numPr>
       </w:pPr>
       <w:r>
@@ -6918,7 +7166,7 @@
         <w:pStyle w:val="Compact"/>
         <w:numPr>
           <w:ilvl w:val="0"/>
-          <w:numId w:val="1048"/>
+          <w:numId w:val="1049"/>
         </w:numPr>
       </w:pPr>
       <w:r>
@@ -6930,7 +7178,7 @@
         <w:pStyle w:val="Compact"/>
         <w:numPr>
           <w:ilvl w:val="0"/>
-          <w:numId w:val="1048"/>
+          <w:numId w:val="1049"/>
         </w:numPr>
       </w:pPr>
       <w:r>
@@ -6942,7 +7190,7 @@
         <w:pStyle w:val="Compact"/>
         <w:numPr>
           <w:ilvl w:val="0"/>
-          <w:numId w:val="1048"/>
+          <w:numId w:val="1049"/>
         </w:numPr>
       </w:pPr>
       <w:r>
@@ -6956,9 +7204,9 @@
         </w:pict>
       </w:r>
     </w:p>
-    <w:bookmarkEnd w:id="159"/>
     <w:bookmarkEnd w:id="160"/>
-    <w:bookmarkStart w:id="164" w:name="sec:pxl-mrdsar"/>
+    <w:bookmarkEnd w:id="161"/>
+    <w:bookmarkStart w:id="165" w:name="sec:pxl-mrdsar"/>
     <w:p>
       <w:pPr>
         <w:pStyle w:val="berschrift4"/>
@@ -6993,7 +7241,7 @@
         <w:t xml:space="preserve">pxl-mrdsar</w:t>
       </w:r>
     </w:p>
-    <w:bookmarkStart w:id="161" w:name="threshold-requirements-31"/>
+    <w:bookmarkStart w:id="162" w:name="threshold-requirements-31"/>
     <w:p>
       <w:pPr>
         <w:pStyle w:val="berschrift5"/>
@@ -7010,8 +7258,8 @@
         <w:t xml:space="preserve">Metadata is provided in a structure that enables a computer algorithm to be used to consistently and automatically identify and extract each component/variable/layer for further use.</w:t>
       </w:r>
     </w:p>
-    <w:bookmarkEnd w:id="161"/>
-    <w:bookmarkStart w:id="162" w:name="goal-requirements-31"/>
+    <w:bookmarkEnd w:id="162"/>
+    <w:bookmarkStart w:id="163" w:name="goal-requirements-31"/>
     <w:p>
       <w:pPr>
         <w:pStyle w:val="berschrift5"/>
@@ -7028,8 +7276,8 @@
         <w:t xml:space="preserve">As threshold, but metadata is formatted in accordance with CEOS-ARD SAR Metadata Specifications, v.1.1, or in a community endorsed standard that facilitates machine-readability, such as ISO 19115-2, Climate and Forecast (CF) convention, the Attribute Convention for Data Discovery (ACDD), etc.</w:t>
       </w:r>
     </w:p>
-    <w:bookmarkEnd w:id="162"/>
-    <w:bookmarkStart w:id="163" w:name="assessment-31"/>
+    <w:bookmarkEnd w:id="163"/>
+    <w:bookmarkStart w:id="164" w:name="assessment-31"/>
     <w:p>
       <w:pPr>
         <w:pStyle w:val="berschrift5"/>
@@ -7043,7 +7291,7 @@
         <w:pStyle w:val="Compact"/>
         <w:numPr>
           <w:ilvl w:val="0"/>
-          <w:numId w:val="1049"/>
+          <w:numId w:val="1050"/>
         </w:numPr>
       </w:pPr>
       <w:r>
@@ -7055,7 +7303,7 @@
         <w:pStyle w:val="Compact"/>
         <w:numPr>
           <w:ilvl w:val="0"/>
-          <w:numId w:val="1049"/>
+          <w:numId w:val="1050"/>
         </w:numPr>
       </w:pPr>
       <w:r>
@@ -7067,7 +7315,7 @@
         <w:pStyle w:val="Compact"/>
         <w:numPr>
           <w:ilvl w:val="0"/>
-          <w:numId w:val="1049"/>
+          <w:numId w:val="1050"/>
         </w:numPr>
       </w:pPr>
       <w:r>
@@ -7079,7 +7327,7 @@
         <w:pStyle w:val="Compact"/>
         <w:numPr>
           <w:ilvl w:val="0"/>
-          <w:numId w:val="1049"/>
+          <w:numId w:val="1050"/>
         </w:numPr>
       </w:pPr>
       <w:r>
@@ -7093,9 +7341,9 @@
         </w:pict>
       </w:r>
     </w:p>
-    <w:bookmarkEnd w:id="163"/>
     <w:bookmarkEnd w:id="164"/>
-    <w:bookmarkStart w:id="168" w:name="sec:pxl-ppmask"/>
+    <w:bookmarkEnd w:id="165"/>
+    <w:bookmarkStart w:id="169" w:name="sec:pxl-ppmask"/>
     <w:p>
       <w:pPr>
         <w:pStyle w:val="berschrift4"/>
@@ -7130,7 +7378,7 @@
         <w:t xml:space="preserve">pxl-ppmask</w:t>
       </w:r>
     </w:p>
-    <w:bookmarkStart w:id="165" w:name="threshold-requirements-32"/>
+    <w:bookmarkStart w:id="166" w:name="threshold-requirements-32"/>
     <w:p>
       <w:pPr>
         <w:pStyle w:val="berschrift5"/>
@@ -7152,7 +7400,7 @@
         <w:pStyle w:val="Compact"/>
         <w:numPr>
           <w:ilvl w:val="0"/>
-          <w:numId w:val="1050"/>
+          <w:numId w:val="1051"/>
         </w:numPr>
       </w:pPr>
       <w:r>
@@ -7164,7 +7412,7 @@
         <w:pStyle w:val="Compact"/>
         <w:numPr>
           <w:ilvl w:val="0"/>
-          <w:numId w:val="1050"/>
+          <w:numId w:val="1051"/>
         </w:numPr>
       </w:pPr>
       <w:r>
@@ -7176,7 +7424,7 @@
         <w:pStyle w:val="Compact"/>
         <w:numPr>
           <w:ilvl w:val="0"/>
-          <w:numId w:val="1050"/>
+          <w:numId w:val="1051"/>
         </w:numPr>
       </w:pPr>
       <w:r>
@@ -7196,7 +7444,7 @@
         <w:pStyle w:val="Compact"/>
         <w:numPr>
           <w:ilvl w:val="0"/>
-          <w:numId w:val="1051"/>
+          <w:numId w:val="1052"/>
         </w:numPr>
       </w:pPr>
       <w:r>
@@ -7208,7 +7456,7 @@
         <w:pStyle w:val="Compact"/>
         <w:numPr>
           <w:ilvl w:val="0"/>
-          <w:numId w:val="1051"/>
+          <w:numId w:val="1052"/>
         </w:numPr>
       </w:pPr>
       <w:r>
@@ -7220,7 +7468,7 @@
         <w:pStyle w:val="Compact"/>
         <w:numPr>
           <w:ilvl w:val="0"/>
-          <w:numId w:val="1051"/>
+          <w:numId w:val="1052"/>
         </w:numPr>
       </w:pPr>
       <w:r>
@@ -7232,7 +7480,7 @@
         <w:pStyle w:val="Compact"/>
         <w:numPr>
           <w:ilvl w:val="0"/>
-          <w:numId w:val="1051"/>
+          <w:numId w:val="1052"/>
         </w:numPr>
       </w:pPr>
       <w:r>
@@ -7244,7 +7492,7 @@
         <w:pStyle w:val="Compact"/>
         <w:numPr>
           <w:ilvl w:val="0"/>
-          <w:numId w:val="1051"/>
+          <w:numId w:val="1052"/>
         </w:numPr>
       </w:pPr>
       <w:r>
@@ -7256,15 +7504,15 @@
         <w:pStyle w:val="Compact"/>
         <w:numPr>
           <w:ilvl w:val="0"/>
-          <w:numId w:val="1051"/>
+          <w:numId w:val="1052"/>
         </w:numPr>
       </w:pPr>
       <w:r>
         <w:t xml:space="preserve">Bit Value Representation</w:t>
       </w:r>
     </w:p>
-    <w:bookmarkEnd w:id="165"/>
-    <w:bookmarkStart w:id="166" w:name="goal-requirements-32"/>
+    <w:bookmarkEnd w:id="166"/>
+    <w:bookmarkStart w:id="167" w:name="goal-requirements-32"/>
     <w:p>
       <w:pPr>
         <w:pStyle w:val="berschrift5"/>
@@ -7286,7 +7534,7 @@
         <w:pStyle w:val="Compact"/>
         <w:numPr>
           <w:ilvl w:val="0"/>
-          <w:numId w:val="1052"/>
+          <w:numId w:val="1053"/>
         </w:numPr>
       </w:pPr>
       <w:r>
@@ -7298,7 +7546,7 @@
         <w:pStyle w:val="Compact"/>
         <w:numPr>
           <w:ilvl w:val="0"/>
-          <w:numId w:val="1052"/>
+          <w:numId w:val="1053"/>
         </w:numPr>
       </w:pPr>
       <w:r>
@@ -7310,7 +7558,7 @@
         <w:pStyle w:val="Compact"/>
         <w:numPr>
           <w:ilvl w:val="0"/>
-          <w:numId w:val="1052"/>
+          <w:numId w:val="1053"/>
         </w:numPr>
       </w:pPr>
       <w:r>
@@ -7322,7 +7570,7 @@
         <w:pStyle w:val="Compact"/>
         <w:numPr>
           <w:ilvl w:val="0"/>
-          <w:numId w:val="1052"/>
+          <w:numId w:val="1053"/>
         </w:numPr>
       </w:pPr>
       <w:r>
@@ -7334,7 +7582,7 @@
         <w:pStyle w:val="Compact"/>
         <w:numPr>
           <w:ilvl w:val="0"/>
-          <w:numId w:val="1052"/>
+          <w:numId w:val="1053"/>
         </w:numPr>
       </w:pPr>
       <w:r>
@@ -7346,15 +7594,15 @@
         <w:pStyle w:val="Compact"/>
         <w:numPr>
           <w:ilvl w:val="0"/>
-          <w:numId w:val="1052"/>
+          <w:numId w:val="1053"/>
         </w:numPr>
       </w:pPr>
       <w:r>
         <w:t xml:space="preserve">DEM gap filling (i.e., interpolated DEM over gaps)</w:t>
       </w:r>
     </w:p>
-    <w:bookmarkEnd w:id="166"/>
-    <w:bookmarkStart w:id="167" w:name="assessment-32"/>
+    <w:bookmarkEnd w:id="167"/>
+    <w:bookmarkStart w:id="168" w:name="assessment-32"/>
     <w:p>
       <w:pPr>
         <w:pStyle w:val="berschrift5"/>
@@ -7368,7 +7616,7 @@
         <w:pStyle w:val="Compact"/>
         <w:numPr>
           <w:ilvl w:val="0"/>
-          <w:numId w:val="1053"/>
+          <w:numId w:val="1054"/>
         </w:numPr>
       </w:pPr>
       <w:r>
@@ -7380,7 +7628,7 @@
         <w:pStyle w:val="Compact"/>
         <w:numPr>
           <w:ilvl w:val="0"/>
-          <w:numId w:val="1053"/>
+          <w:numId w:val="1054"/>
         </w:numPr>
       </w:pPr>
       <w:r>
@@ -7392,7 +7640,7 @@
         <w:pStyle w:val="Compact"/>
         <w:numPr>
           <w:ilvl w:val="0"/>
-          <w:numId w:val="1053"/>
+          <w:numId w:val="1054"/>
         </w:numPr>
       </w:pPr>
       <w:r>
@@ -7404,7 +7652,7 @@
         <w:pStyle w:val="Compact"/>
         <w:numPr>
           <w:ilvl w:val="0"/>
-          <w:numId w:val="1053"/>
+          <w:numId w:val="1054"/>
         </w:numPr>
       </w:pPr>
       <w:r>
@@ -7418,9 +7666,9 @@
         </w:pict>
       </w:r>
     </w:p>
-    <w:bookmarkEnd w:id="167"/>
     <w:bookmarkEnd w:id="168"/>
-    <w:bookmarkStart w:id="172" w:name="sec:pxl-ppscta"/>
+    <w:bookmarkEnd w:id="169"/>
+    <w:bookmarkStart w:id="173" w:name="sec:pxl-ppscta"/>
     <w:p>
       <w:pPr>
         <w:pStyle w:val="berschrift4"/>
@@ -7467,7 +7715,7 @@
         <w:t xml:space="preserve">Usage: Recommended for scenes that include land areas.</w:t>
       </w:r>
     </w:p>
-    <w:bookmarkStart w:id="169" w:name="threshold-requirements-33"/>
+    <w:bookmarkStart w:id="170" w:name="threshold-requirements-33"/>
     <w:p>
       <w:pPr>
         <w:pStyle w:val="berschrift5"/>
@@ -7487,8 +7735,8 @@
         <w:t xml:space="preserve"> </w:t>
       </w:r>
     </w:p>
-    <w:bookmarkEnd w:id="169"/>
-    <w:bookmarkStart w:id="170" w:name="goal-requirements-33"/>
+    <w:bookmarkEnd w:id="170"/>
+    <w:bookmarkStart w:id="171" w:name="goal-requirements-33"/>
     <w:p>
       <w:pPr>
         <w:pStyle w:val="berschrift5"/>
@@ -7604,7 +7852,7 @@
         <w:pStyle w:val="Compact"/>
         <w:numPr>
           <w:ilvl w:val="0"/>
-          <w:numId w:val="1054"/>
+          <w:numId w:val="1055"/>
         </w:numPr>
       </w:pPr>
       <w:r>
@@ -7616,7 +7864,7 @@
         <w:pStyle w:val="Compact"/>
         <w:numPr>
           <w:ilvl w:val="0"/>
-          <w:numId w:val="1054"/>
+          <w:numId w:val="1055"/>
         </w:numPr>
       </w:pPr>
       <w:r>
@@ -7628,7 +7876,7 @@
         <w:pStyle w:val="Compact"/>
         <w:numPr>
           <w:ilvl w:val="0"/>
-          <w:numId w:val="1054"/>
+          <w:numId w:val="1055"/>
         </w:numPr>
       </w:pPr>
       <w:r>
@@ -7640,7 +7888,7 @@
         <w:pStyle w:val="Compact"/>
         <w:numPr>
           <w:ilvl w:val="0"/>
-          <w:numId w:val="1054"/>
+          <w:numId w:val="1055"/>
         </w:numPr>
       </w:pPr>
       <w:r>
@@ -7652,15 +7900,15 @@
         <w:pStyle w:val="Compact"/>
         <w:numPr>
           <w:ilvl w:val="0"/>
-          <w:numId w:val="1054"/>
+          <w:numId w:val="1055"/>
         </w:numPr>
       </w:pPr>
       <w:r>
         <w:t xml:space="preserve">Byte Order</w:t>
       </w:r>
     </w:p>
-    <w:bookmarkEnd w:id="170"/>
-    <w:bookmarkStart w:id="171" w:name="assessment-33"/>
+    <w:bookmarkEnd w:id="171"/>
+    <w:bookmarkStart w:id="172" w:name="assessment-33"/>
     <w:p>
       <w:pPr>
         <w:pStyle w:val="berschrift5"/>
@@ -7674,7 +7922,7 @@
         <w:pStyle w:val="Compact"/>
         <w:numPr>
           <w:ilvl w:val="0"/>
-          <w:numId w:val="1055"/>
+          <w:numId w:val="1056"/>
         </w:numPr>
       </w:pPr>
       <w:r>
@@ -7686,7 +7934,7 @@
         <w:pStyle w:val="Compact"/>
         <w:numPr>
           <w:ilvl w:val="0"/>
-          <w:numId w:val="1055"/>
+          <w:numId w:val="1056"/>
         </w:numPr>
       </w:pPr>
       <w:r>
@@ -7698,7 +7946,7 @@
         <w:pStyle w:val="Compact"/>
         <w:numPr>
           <w:ilvl w:val="0"/>
-          <w:numId w:val="1055"/>
+          <w:numId w:val="1056"/>
         </w:numPr>
       </w:pPr>
       <w:r>
@@ -7710,7 +7958,7 @@
         <w:pStyle w:val="Compact"/>
         <w:numPr>
           <w:ilvl w:val="0"/>
-          <w:numId w:val="1055"/>
+          <w:numId w:val="1056"/>
         </w:numPr>
       </w:pPr>
       <w:r>
@@ -7724,9 +7972,9 @@
         </w:pict>
       </w:r>
     </w:p>
-    <w:bookmarkEnd w:id="171"/>
     <w:bookmarkEnd w:id="172"/>
-    <w:bookmarkStart w:id="176" w:name="sec:pxl-pplia"/>
+    <w:bookmarkEnd w:id="173"/>
+    <w:bookmarkStart w:id="177" w:name="sec:pxl-pplia"/>
     <w:p>
       <w:pPr>
         <w:pStyle w:val="berschrift4"/>
@@ -7761,7 +8009,7 @@
         <w:t xml:space="preserve">pxl-pplia</w:t>
       </w:r>
     </w:p>
-    <w:bookmarkStart w:id="173" w:name="threshold-requirements-34"/>
+    <w:bookmarkStart w:id="174" w:name="threshold-requirements-34"/>
     <w:p>
       <w:pPr>
         <w:pStyle w:val="berschrift5"/>
@@ -7791,7 +8039,7 @@
         <w:pStyle w:val="Compact"/>
         <w:numPr>
           <w:ilvl w:val="0"/>
-          <w:numId w:val="1056"/>
+          <w:numId w:val="1057"/>
         </w:numPr>
       </w:pPr>
       <w:r>
@@ -7803,7 +8051,7 @@
         <w:pStyle w:val="Compact"/>
         <w:numPr>
           <w:ilvl w:val="0"/>
-          <w:numId w:val="1056"/>
+          <w:numId w:val="1057"/>
         </w:numPr>
       </w:pPr>
       <w:r>
@@ -7815,7 +8063,7 @@
         <w:pStyle w:val="Compact"/>
         <w:numPr>
           <w:ilvl w:val="0"/>
-          <w:numId w:val="1056"/>
+          <w:numId w:val="1057"/>
         </w:numPr>
       </w:pPr>
       <w:r>
@@ -7827,7 +8075,7 @@
         <w:pStyle w:val="Compact"/>
         <w:numPr>
           <w:ilvl w:val="0"/>
-          <w:numId w:val="1056"/>
+          <w:numId w:val="1057"/>
         </w:numPr>
       </w:pPr>
       <w:r>
@@ -7839,7 +8087,7 @@
         <w:pStyle w:val="Compact"/>
         <w:numPr>
           <w:ilvl w:val="0"/>
-          <w:numId w:val="1056"/>
+          <w:numId w:val="1057"/>
         </w:numPr>
       </w:pPr>
       <w:r>
@@ -7859,15 +8107,15 @@
         <w:pStyle w:val="Compact"/>
         <w:numPr>
           <w:ilvl w:val="0"/>
-          <w:numId w:val="1057"/>
+          <w:numId w:val="1058"/>
         </w:numPr>
       </w:pPr>
       <w:r>
         <w:t xml:space="preserve">For maritime ORB scenes when no land areas are covered, a geoid model could be used for the calculation of the local incident angle.</w:t>
       </w:r>
     </w:p>
-    <w:bookmarkEnd w:id="173"/>
-    <w:bookmarkStart w:id="174" w:name="goal-requirements-34"/>
+    <w:bookmarkEnd w:id="174"/>
+    <w:bookmarkStart w:id="175" w:name="goal-requirements-34"/>
     <w:p>
       <w:pPr>
         <w:pStyle w:val="berschrift5"/>
@@ -7887,8 +8135,8 @@
         <w:t xml:space="preserve"> </w:t>
       </w:r>
     </w:p>
-    <w:bookmarkEnd w:id="174"/>
-    <w:bookmarkStart w:id="175" w:name="assessment-34"/>
+    <w:bookmarkEnd w:id="175"/>
+    <w:bookmarkStart w:id="176" w:name="assessment-34"/>
     <w:p>
       <w:pPr>
         <w:pStyle w:val="berschrift5"/>
@@ -7902,7 +8150,7 @@
         <w:pStyle w:val="Compact"/>
         <w:numPr>
           <w:ilvl w:val="0"/>
-          <w:numId w:val="1058"/>
+          <w:numId w:val="1059"/>
         </w:numPr>
       </w:pPr>
       <w:r>
@@ -7914,7 +8162,7 @@
         <w:pStyle w:val="Compact"/>
         <w:numPr>
           <w:ilvl w:val="0"/>
-          <w:numId w:val="1058"/>
+          <w:numId w:val="1059"/>
         </w:numPr>
       </w:pPr>
       <w:r>
@@ -7926,7 +8174,7 @@
         <w:pStyle w:val="Compact"/>
         <w:numPr>
           <w:ilvl w:val="0"/>
-          <w:numId w:val="1058"/>
+          <w:numId w:val="1059"/>
         </w:numPr>
       </w:pPr>
       <w:r>
@@ -7938,7 +8186,7 @@
         <w:pStyle w:val="Compact"/>
         <w:numPr>
           <w:ilvl w:val="0"/>
-          <w:numId w:val="1058"/>
+          <w:numId w:val="1059"/>
         </w:numPr>
       </w:pPr>
       <w:r>
@@ -7952,9 +8200,9 @@
         </w:pict>
       </w:r>
     </w:p>
-    <w:bookmarkEnd w:id="175"/>
     <w:bookmarkEnd w:id="176"/>
-    <w:bookmarkStart w:id="180" w:name="sec:pxl-ppelia"/>
+    <w:bookmarkEnd w:id="177"/>
+    <w:bookmarkStart w:id="181" w:name="sec:pxl-ppelia"/>
     <w:p>
       <w:pPr>
         <w:pStyle w:val="berschrift4"/>
@@ -7989,7 +8237,7 @@
         <w:t xml:space="preserve">pxl-ppelia</w:t>
       </w:r>
     </w:p>
-    <w:bookmarkStart w:id="177" w:name="threshold-requirements-35"/>
+    <w:bookmarkStart w:id="178" w:name="threshold-requirements-35"/>
     <w:p>
       <w:pPr>
         <w:pStyle w:val="berschrift5"/>
@@ -8009,8 +8257,8 @@
         <w:t xml:space="preserve"> </w:t>
       </w:r>
     </w:p>
-    <w:bookmarkEnd w:id="177"/>
-    <w:bookmarkStart w:id="178" w:name="goal-requirements-35"/>
+    <w:bookmarkEnd w:id="178"/>
+    <w:bookmarkStart w:id="179" w:name="goal-requirements-35"/>
     <w:p>
       <w:pPr>
         <w:pStyle w:val="berschrift5"/>
@@ -8040,7 +8288,7 @@
         <w:pStyle w:val="Compact"/>
         <w:numPr>
           <w:ilvl w:val="0"/>
-          <w:numId w:val="1059"/>
+          <w:numId w:val="1060"/>
         </w:numPr>
       </w:pPr>
       <w:r>
@@ -8052,7 +8300,7 @@
         <w:pStyle w:val="Compact"/>
         <w:numPr>
           <w:ilvl w:val="0"/>
-          <w:numId w:val="1059"/>
+          <w:numId w:val="1060"/>
         </w:numPr>
       </w:pPr>
       <w:r>
@@ -8064,7 +8312,7 @@
         <w:pStyle w:val="Compact"/>
         <w:numPr>
           <w:ilvl w:val="0"/>
-          <w:numId w:val="1059"/>
+          <w:numId w:val="1060"/>
         </w:numPr>
       </w:pPr>
       <w:r>
@@ -8076,7 +8324,7 @@
         <w:pStyle w:val="Compact"/>
         <w:numPr>
           <w:ilvl w:val="0"/>
-          <w:numId w:val="1059"/>
+          <w:numId w:val="1060"/>
         </w:numPr>
       </w:pPr>
       <w:r>
@@ -8088,7 +8336,7 @@
         <w:pStyle w:val="Compact"/>
         <w:numPr>
           <w:ilvl w:val="0"/>
-          <w:numId w:val="1059"/>
+          <w:numId w:val="1060"/>
         </w:numPr>
       </w:pPr>
       <w:r>
@@ -8100,7 +8348,7 @@
         <w:pStyle w:val="Compact"/>
         <w:numPr>
           <w:ilvl w:val="0"/>
-          <w:numId w:val="1059"/>
+          <w:numId w:val="1060"/>
         </w:numPr>
       </w:pPr>
       <w:r>
@@ -8120,15 +8368,15 @@
         <w:pStyle w:val="Compact"/>
         <w:numPr>
           <w:ilvl w:val="0"/>
-          <w:numId w:val="1060"/>
+          <w:numId w:val="1061"/>
         </w:numPr>
       </w:pPr>
       <w:r>
         <w:t xml:space="preserve">For maritime ORB scenes when no land areas are covered, the ellipsoidal incident angle is nearly identical to the geoid based local incident angle.</w:t>
       </w:r>
     </w:p>
-    <w:bookmarkEnd w:id="178"/>
-    <w:bookmarkStart w:id="179" w:name="assessment-35"/>
+    <w:bookmarkEnd w:id="179"/>
+    <w:bookmarkStart w:id="180" w:name="assessment-35"/>
     <w:p>
       <w:pPr>
         <w:pStyle w:val="berschrift5"/>
@@ -8142,7 +8390,7 @@
         <w:pStyle w:val="Compact"/>
         <w:numPr>
           <w:ilvl w:val="0"/>
-          <w:numId w:val="1061"/>
+          <w:numId w:val="1062"/>
         </w:numPr>
       </w:pPr>
       <w:r>
@@ -8154,7 +8402,7 @@
         <w:pStyle w:val="Compact"/>
         <w:numPr>
           <w:ilvl w:val="0"/>
-          <w:numId w:val="1061"/>
+          <w:numId w:val="1062"/>
         </w:numPr>
       </w:pPr>
       <w:r>
@@ -8166,7 +8414,7 @@
         <w:pStyle w:val="Compact"/>
         <w:numPr>
           <w:ilvl w:val="0"/>
-          <w:numId w:val="1061"/>
+          <w:numId w:val="1062"/>
         </w:numPr>
       </w:pPr>
       <w:r>
@@ -8178,7 +8426,7 @@
         <w:pStyle w:val="Compact"/>
         <w:numPr>
           <w:ilvl w:val="0"/>
-          <w:numId w:val="1061"/>
+          <w:numId w:val="1062"/>
         </w:numPr>
       </w:pPr>
       <w:r>
@@ -8192,9 +8440,9 @@
         </w:pict>
       </w:r>
     </w:p>
-    <w:bookmarkEnd w:id="179"/>
     <w:bookmarkEnd w:id="180"/>
-    <w:bookmarkStart w:id="184" w:name="sec:pxl-ppnspw"/>
+    <w:bookmarkEnd w:id="181"/>
+    <w:bookmarkStart w:id="185" w:name="sec:pxl-ppnspw"/>
     <w:p>
       <w:pPr>
         <w:pStyle w:val="berschrift4"/>
@@ -8229,7 +8477,7 @@
         <w:t xml:space="preserve">pxl-ppnspw</w:t>
       </w:r>
     </w:p>
-    <w:bookmarkStart w:id="181" w:name="threshold-requirements-36"/>
+    <w:bookmarkStart w:id="182" w:name="threshold-requirements-36"/>
     <w:p>
       <w:pPr>
         <w:pStyle w:val="berschrift5"/>
@@ -8249,8 +8497,8 @@
         <w:t xml:space="preserve"> </w:t>
       </w:r>
     </w:p>
-    <w:bookmarkEnd w:id="181"/>
-    <w:bookmarkStart w:id="182" w:name="goal-requirements-36"/>
+    <w:bookmarkEnd w:id="182"/>
+    <w:bookmarkStart w:id="183" w:name="goal-requirements-36"/>
     <w:p>
       <w:pPr>
         <w:pStyle w:val="berschrift5"/>
@@ -8406,7 +8654,7 @@
         <w:pStyle w:val="Compact"/>
         <w:numPr>
           <w:ilvl w:val="0"/>
-          <w:numId w:val="1062"/>
+          <w:numId w:val="1063"/>
         </w:numPr>
       </w:pPr>
       <w:r>
@@ -8418,7 +8666,7 @@
         <w:pStyle w:val="Compact"/>
         <w:numPr>
           <w:ilvl w:val="0"/>
-          <w:numId w:val="1062"/>
+          <w:numId w:val="1063"/>
         </w:numPr>
       </w:pPr>
       <w:r>
@@ -8430,7 +8678,7 @@
         <w:pStyle w:val="Compact"/>
         <w:numPr>
           <w:ilvl w:val="0"/>
-          <w:numId w:val="1062"/>
+          <w:numId w:val="1063"/>
         </w:numPr>
       </w:pPr>
       <w:r>
@@ -8442,7 +8690,7 @@
         <w:pStyle w:val="Compact"/>
         <w:numPr>
           <w:ilvl w:val="0"/>
-          <w:numId w:val="1062"/>
+          <w:numId w:val="1063"/>
         </w:numPr>
       </w:pPr>
       <w:r>
@@ -8454,15 +8702,15 @@
         <w:pStyle w:val="Compact"/>
         <w:numPr>
           <w:ilvl w:val="0"/>
-          <w:numId w:val="1062"/>
+          <w:numId w:val="1063"/>
         </w:numPr>
       </w:pPr>
       <w:r>
         <w:t xml:space="preserve">Byte Order</w:t>
       </w:r>
     </w:p>
-    <w:bookmarkEnd w:id="182"/>
-    <w:bookmarkStart w:id="183" w:name="assessment-36"/>
+    <w:bookmarkEnd w:id="183"/>
+    <w:bookmarkStart w:id="184" w:name="assessment-36"/>
     <w:p>
       <w:pPr>
         <w:pStyle w:val="berschrift5"/>
@@ -8476,7 +8724,7 @@
         <w:pStyle w:val="Compact"/>
         <w:numPr>
           <w:ilvl w:val="0"/>
-          <w:numId w:val="1063"/>
+          <w:numId w:val="1064"/>
         </w:numPr>
       </w:pPr>
       <w:r>
@@ -8488,7 +8736,7 @@
         <w:pStyle w:val="Compact"/>
         <w:numPr>
           <w:ilvl w:val="0"/>
-          <w:numId w:val="1063"/>
+          <w:numId w:val="1064"/>
         </w:numPr>
       </w:pPr>
       <w:r>
@@ -8500,7 +8748,7 @@
         <w:pStyle w:val="Compact"/>
         <w:numPr>
           <w:ilvl w:val="0"/>
-          <w:numId w:val="1063"/>
+          <w:numId w:val="1064"/>
         </w:numPr>
       </w:pPr>
       <w:r>
@@ -8512,7 +8760,7 @@
         <w:pStyle w:val="Compact"/>
         <w:numPr>
           <w:ilvl w:val="0"/>
-          <w:numId w:val="1063"/>
+          <w:numId w:val="1064"/>
         </w:numPr>
       </w:pPr>
       <w:r>
@@ -8526,9 +8774,9 @@
         </w:pict>
       </w:r>
     </w:p>
-    <w:bookmarkEnd w:id="183"/>
     <w:bookmarkEnd w:id="184"/>
-    <w:bookmarkStart w:id="188" w:name="sec:pxl-ppacqd"/>
+    <w:bookmarkEnd w:id="185"/>
+    <w:bookmarkStart w:id="189" w:name="sec:pxl-ppacqd"/>
     <w:p>
       <w:pPr>
         <w:pStyle w:val="berschrift4"/>
@@ -8563,7 +8811,7 @@
         <w:t xml:space="preserve">pxl-ppacqd</w:t>
       </w:r>
     </w:p>
-    <w:bookmarkStart w:id="185" w:name="threshold-requirements-37"/>
+    <w:bookmarkStart w:id="186" w:name="threshold-requirements-37"/>
     <w:p>
       <w:pPr>
         <w:pStyle w:val="berschrift5"/>
@@ -8652,7 +8900,7 @@
         <w:pStyle w:val="Compact"/>
         <w:numPr>
           <w:ilvl w:val="0"/>
-          <w:numId w:val="1064"/>
+          <w:numId w:val="1065"/>
         </w:numPr>
       </w:pPr>
       <w:r>
@@ -8664,7 +8912,7 @@
         <w:pStyle w:val="Compact"/>
         <w:numPr>
           <w:ilvl w:val="0"/>
-          <w:numId w:val="1064"/>
+          <w:numId w:val="1065"/>
         </w:numPr>
       </w:pPr>
       <w:r>
@@ -8676,7 +8924,7 @@
         <w:pStyle w:val="Compact"/>
         <w:numPr>
           <w:ilvl w:val="0"/>
-          <w:numId w:val="1064"/>
+          <w:numId w:val="1065"/>
         </w:numPr>
       </w:pPr>
       <w:r>
@@ -8688,7 +8936,7 @@
         <w:pStyle w:val="Compact"/>
         <w:numPr>
           <w:ilvl w:val="0"/>
-          <w:numId w:val="1064"/>
+          <w:numId w:val="1065"/>
         </w:numPr>
       </w:pPr>
       <w:r>
@@ -8700,15 +8948,15 @@
         <w:pStyle w:val="Compact"/>
         <w:numPr>
           <w:ilvl w:val="0"/>
-          <w:numId w:val="1064"/>
+          <w:numId w:val="1065"/>
         </w:numPr>
       </w:pPr>
       <w:r>
         <w:t xml:space="preserve">Byte Order</w:t>
       </w:r>
     </w:p>
-    <w:bookmarkEnd w:id="185"/>
-    <w:bookmarkStart w:id="186" w:name="goal-requirements-37"/>
+    <w:bookmarkEnd w:id="186"/>
+    <w:bookmarkStart w:id="187" w:name="goal-requirements-37"/>
     <w:p>
       <w:pPr>
         <w:pStyle w:val="berschrift5"/>
@@ -8725,8 +8973,8 @@
         <w:t xml:space="preserve">In case of image composites, the sources for each pixel are uniquely identified.</w:t>
       </w:r>
     </w:p>
-    <w:bookmarkEnd w:id="186"/>
-    <w:bookmarkStart w:id="187" w:name="assessment-37"/>
+    <w:bookmarkEnd w:id="187"/>
+    <w:bookmarkStart w:id="188" w:name="assessment-37"/>
     <w:p>
       <w:pPr>
         <w:pStyle w:val="berschrift5"/>
@@ -8740,7 +8988,7 @@
         <w:pStyle w:val="Compact"/>
         <w:numPr>
           <w:ilvl w:val="0"/>
-          <w:numId w:val="1065"/>
+          <w:numId w:val="1066"/>
         </w:numPr>
       </w:pPr>
       <w:r>
@@ -8752,7 +9000,7 @@
         <w:pStyle w:val="Compact"/>
         <w:numPr>
           <w:ilvl w:val="0"/>
-          <w:numId w:val="1065"/>
+          <w:numId w:val="1066"/>
         </w:numPr>
       </w:pPr>
       <w:r>
@@ -8764,7 +9012,7 @@
         <w:pStyle w:val="Compact"/>
         <w:numPr>
           <w:ilvl w:val="0"/>
-          <w:numId w:val="1065"/>
+          <w:numId w:val="1066"/>
         </w:numPr>
       </w:pPr>
       <w:r>
@@ -8776,7 +9024,7 @@
         <w:pStyle w:val="Compact"/>
         <w:numPr>
           <w:ilvl w:val="0"/>
-          <w:numId w:val="1065"/>
+          <w:numId w:val="1066"/>
         </w:numPr>
       </w:pPr>
       <w:r>
@@ -8790,9 +9038,9 @@
         </w:pict>
       </w:r>
     </w:p>
-    <w:bookmarkEnd w:id="187"/>
     <w:bookmarkEnd w:id="188"/>
-    <w:bookmarkStart w:id="192" w:name="sec:pxl-ppgeod"/>
+    <w:bookmarkEnd w:id="189"/>
+    <w:bookmarkStart w:id="193" w:name="sec:pxl-ppgeod"/>
     <w:p>
       <w:pPr>
         <w:pStyle w:val="berschrift4"/>
@@ -8827,7 +9075,7 @@
         <w:t xml:space="preserve">pxl-ppgeod</w:t>
       </w:r>
     </w:p>
-    <w:bookmarkStart w:id="189" w:name="threshold-requirements-38"/>
+    <w:bookmarkStart w:id="190" w:name="threshold-requirements-38"/>
     <w:p>
       <w:pPr>
         <w:pStyle w:val="berschrift5"/>
@@ -8847,8 +9095,8 @@
         <w:t xml:space="preserve"> </w:t>
       </w:r>
     </w:p>
-    <w:bookmarkEnd w:id="189"/>
-    <w:bookmarkStart w:id="190" w:name="goal-requirements-38"/>
+    <w:bookmarkEnd w:id="190"/>
+    <w:bookmarkStart w:id="191" w:name="goal-requirements-38"/>
     <w:p>
       <w:pPr>
         <w:pStyle w:val="berschrift5"/>
@@ -8878,7 +9126,7 @@
         <w:pStyle w:val="Compact"/>
         <w:numPr>
           <w:ilvl w:val="0"/>
-          <w:numId w:val="1066"/>
+          <w:numId w:val="1067"/>
         </w:numPr>
       </w:pPr>
       <w:r>
@@ -8890,7 +9138,7 @@
         <w:pStyle w:val="Compact"/>
         <w:numPr>
           <w:ilvl w:val="0"/>
-          <w:numId w:val="1066"/>
+          <w:numId w:val="1067"/>
         </w:numPr>
       </w:pPr>
       <w:r>
@@ -8902,7 +9150,7 @@
         <w:pStyle w:val="Compact"/>
         <w:numPr>
           <w:ilvl w:val="0"/>
-          <w:numId w:val="1066"/>
+          <w:numId w:val="1067"/>
         </w:numPr>
       </w:pPr>
       <w:r>
@@ -8914,7 +9162,7 @@
         <w:pStyle w:val="Compact"/>
         <w:numPr>
           <w:ilvl w:val="0"/>
-          <w:numId w:val="1066"/>
+          <w:numId w:val="1067"/>
         </w:numPr>
       </w:pPr>
       <w:r>
@@ -8926,7 +9174,7 @@
         <w:pStyle w:val="Compact"/>
         <w:numPr>
           <w:ilvl w:val="0"/>
-          <w:numId w:val="1066"/>
+          <w:numId w:val="1067"/>
         </w:numPr>
       </w:pPr>
       <w:r>
@@ -8938,15 +9186,15 @@
         <w:pStyle w:val="Compact"/>
         <w:numPr>
           <w:ilvl w:val="0"/>
-          <w:numId w:val="1066"/>
+          <w:numId w:val="1067"/>
         </w:numPr>
       </w:pPr>
       <w:r>
         <w:t xml:space="preserve">Ground Sampling Distance</w:t>
       </w:r>
     </w:p>
-    <w:bookmarkEnd w:id="190"/>
-    <w:bookmarkStart w:id="191" w:name="assessment-38"/>
+    <w:bookmarkEnd w:id="191"/>
+    <w:bookmarkStart w:id="192" w:name="assessment-38"/>
     <w:p>
       <w:pPr>
         <w:pStyle w:val="berschrift5"/>
@@ -8960,7 +9208,7 @@
         <w:pStyle w:val="Compact"/>
         <w:numPr>
           <w:ilvl w:val="0"/>
-          <w:numId w:val="1067"/>
+          <w:numId w:val="1068"/>
         </w:numPr>
       </w:pPr>
       <w:r>
@@ -8972,7 +9220,7 @@
         <w:pStyle w:val="Compact"/>
         <w:numPr>
           <w:ilvl w:val="0"/>
-          <w:numId w:val="1067"/>
+          <w:numId w:val="1068"/>
         </w:numPr>
       </w:pPr>
       <w:r>
@@ -8984,7 +9232,7 @@
         <w:pStyle w:val="Compact"/>
         <w:numPr>
           <w:ilvl w:val="0"/>
-          <w:numId w:val="1067"/>
+          <w:numId w:val="1068"/>
         </w:numPr>
       </w:pPr>
       <w:r>
@@ -8996,7 +9244,7 @@
         <w:pStyle w:val="Compact"/>
         <w:numPr>
           <w:ilvl w:val="0"/>
-          <w:numId w:val="1067"/>
+          <w:numId w:val="1068"/>
         </w:numPr>
       </w:pPr>
       <w:r>
@@ -9010,9 +9258,9 @@
         </w:pict>
       </w:r>
     </w:p>
-    <w:bookmarkEnd w:id="191"/>
     <w:bookmarkEnd w:id="192"/>
-    <w:bookmarkStart w:id="196" w:name="sec:pxl-pplkdr"/>
+    <w:bookmarkEnd w:id="193"/>
+    <w:bookmarkStart w:id="197" w:name="sec:pxl-pplkdr"/>
     <w:p>
       <w:pPr>
         <w:pStyle w:val="berschrift4"/>
@@ -9047,7 +9295,7 @@
         <w:t xml:space="preserve">pxl-pplkdr</w:t>
       </w:r>
     </w:p>
-    <w:bookmarkStart w:id="193" w:name="threshold-requirements-39"/>
+    <w:bookmarkStart w:id="194" w:name="threshold-requirements-39"/>
     <w:p>
       <w:pPr>
         <w:pStyle w:val="berschrift5"/>
@@ -9067,8 +9315,8 @@
         <w:t xml:space="preserve"> </w:t>
       </w:r>
     </w:p>
-    <w:bookmarkEnd w:id="193"/>
-    <w:bookmarkStart w:id="194" w:name="goal-requirements-39"/>
+    <w:bookmarkEnd w:id="194"/>
+    <w:bookmarkStart w:id="195" w:name="goal-requirements-39"/>
     <w:p>
       <w:pPr>
         <w:pStyle w:val="berschrift5"/>
@@ -9104,7 +9352,7 @@
         <w:pStyle w:val="Compact"/>
         <w:numPr>
           <w:ilvl w:val="0"/>
-          <w:numId w:val="1068"/>
+          <w:numId w:val="1069"/>
         </w:numPr>
       </w:pPr>
       <w:r>
@@ -9116,7 +9364,7 @@
         <w:pStyle w:val="Compact"/>
         <w:numPr>
           <w:ilvl w:val="0"/>
-          <w:numId w:val="1068"/>
+          <w:numId w:val="1069"/>
         </w:numPr>
       </w:pPr>
       <w:r>
@@ -9128,7 +9376,7 @@
         <w:pStyle w:val="Compact"/>
         <w:numPr>
           <w:ilvl w:val="0"/>
-          <w:numId w:val="1068"/>
+          <w:numId w:val="1069"/>
         </w:numPr>
       </w:pPr>
       <w:r>
@@ -9140,7 +9388,7 @@
         <w:pStyle w:val="Compact"/>
         <w:numPr>
           <w:ilvl w:val="0"/>
-          <w:numId w:val="1068"/>
+          <w:numId w:val="1069"/>
         </w:numPr>
       </w:pPr>
       <w:r>
@@ -9152,15 +9400,15 @@
         <w:pStyle w:val="Compact"/>
         <w:numPr>
           <w:ilvl w:val="0"/>
-          <w:numId w:val="1068"/>
+          <w:numId w:val="1069"/>
         </w:numPr>
       </w:pPr>
       <w:r>
         <w:t xml:space="preserve">Byte Order</w:t>
       </w:r>
     </w:p>
-    <w:bookmarkEnd w:id="194"/>
-    <w:bookmarkStart w:id="195" w:name="assessment-39"/>
+    <w:bookmarkEnd w:id="195"/>
+    <w:bookmarkStart w:id="196" w:name="assessment-39"/>
     <w:p>
       <w:pPr>
         <w:pStyle w:val="berschrift5"/>
@@ -9174,7 +9422,7 @@
         <w:pStyle w:val="Compact"/>
         <w:numPr>
           <w:ilvl w:val="0"/>
-          <w:numId w:val="1069"/>
+          <w:numId w:val="1070"/>
         </w:numPr>
       </w:pPr>
       <w:r>
@@ -9186,7 +9434,7 @@
         <w:pStyle w:val="Compact"/>
         <w:numPr>
           <w:ilvl w:val="0"/>
-          <w:numId w:val="1069"/>
+          <w:numId w:val="1070"/>
         </w:numPr>
       </w:pPr>
       <w:r>
@@ -9198,7 +9446,7 @@
         <w:pStyle w:val="Compact"/>
         <w:numPr>
           <w:ilvl w:val="0"/>
-          <w:numId w:val="1069"/>
+          <w:numId w:val="1070"/>
         </w:numPr>
       </w:pPr>
       <w:r>
@@ -9210,17 +9458,17 @@
         <w:pStyle w:val="Compact"/>
         <w:numPr>
           <w:ilvl w:val="0"/>
-          <w:numId w:val="1069"/>
+          <w:numId w:val="1070"/>
         </w:numPr>
       </w:pPr>
       <w:r>
         <w:t xml:space="preserve">Recommended Requirement Modification:</w:t>
       </w:r>
     </w:p>
-    <w:bookmarkEnd w:id="195"/>
     <w:bookmarkEnd w:id="196"/>
     <w:bookmarkEnd w:id="197"/>
-    <w:bookmarkStart w:id="222" w:name="sec:rcm"/>
+    <w:bookmarkEnd w:id="198"/>
+    <w:bookmarkStart w:id="223" w:name="sec:rcm"/>
     <w:p>
       <w:pPr>
         <w:pStyle w:val="berschrift3"/>
@@ -9264,7 +9512,7 @@
         <w:t xml:space="preserve">The requirements below must be met for all pixels/samples/observations in a collection.</w:t>
       </w:r>
     </w:p>
-    <w:bookmarkStart w:id="201" w:name="sec:rcm-cldopt"/>
+    <w:bookmarkStart w:id="202" w:name="sec:rcm-cldopt"/>
     <w:p>
       <w:pPr>
         <w:pStyle w:val="berschrift4"/>
@@ -9299,7 +9547,7 @@
         <w:t xml:space="preserve">rcm-cldopt</w:t>
       </w:r>
     </w:p>
-    <w:bookmarkStart w:id="198" w:name="threshold-requirements-40"/>
+    <w:bookmarkStart w:id="199" w:name="threshold-requirements-40"/>
     <w:p>
       <w:pPr>
         <w:pStyle w:val="berschrift5"/>
@@ -9319,8 +9567,8 @@
         <w:t xml:space="preserve"> </w:t>
       </w:r>
     </w:p>
-    <w:bookmarkEnd w:id="198"/>
-    <w:bookmarkStart w:id="199" w:name="goal-requirements-40"/>
+    <w:bookmarkEnd w:id="199"/>
+    <w:bookmarkStart w:id="200" w:name="goal-requirements-40"/>
     <w:p>
       <w:pPr>
         <w:pStyle w:val="berschrift5"/>
@@ -9337,8 +9585,8 @@
         <w:t xml:space="preserve">All files are provided using cloud-optimized file formats.</w:t>
       </w:r>
     </w:p>
-    <w:bookmarkEnd w:id="199"/>
-    <w:bookmarkStart w:id="200" w:name="assessment-40"/>
+    <w:bookmarkEnd w:id="200"/>
+    <w:bookmarkStart w:id="201" w:name="assessment-40"/>
     <w:p>
       <w:pPr>
         <w:pStyle w:val="berschrift5"/>
@@ -9352,7 +9600,7 @@
         <w:pStyle w:val="Compact"/>
         <w:numPr>
           <w:ilvl w:val="0"/>
-          <w:numId w:val="1070"/>
+          <w:numId w:val="1071"/>
         </w:numPr>
       </w:pPr>
       <w:r>
@@ -9364,7 +9612,7 @@
         <w:pStyle w:val="Compact"/>
         <w:numPr>
           <w:ilvl w:val="0"/>
-          <w:numId w:val="1070"/>
+          <w:numId w:val="1071"/>
         </w:numPr>
       </w:pPr>
       <w:r>
@@ -9376,7 +9624,7 @@
         <w:pStyle w:val="Compact"/>
         <w:numPr>
           <w:ilvl w:val="0"/>
-          <w:numId w:val="1070"/>
+          <w:numId w:val="1071"/>
         </w:numPr>
       </w:pPr>
       <w:r>
@@ -9388,7 +9636,7 @@
         <w:pStyle w:val="Compact"/>
         <w:numPr>
           <w:ilvl w:val="0"/>
-          <w:numId w:val="1070"/>
+          <w:numId w:val="1071"/>
         </w:numPr>
       </w:pPr>
       <w:r>
@@ -9402,9 +9650,9 @@
         </w:pict>
       </w:r>
     </w:p>
-    <w:bookmarkEnd w:id="200"/>
     <w:bookmarkEnd w:id="201"/>
-    <w:bookmarkStart w:id="205" w:name="sec:rcm-bsorb"/>
+    <w:bookmarkEnd w:id="202"/>
+    <w:bookmarkStart w:id="206" w:name="sec:rcm-bsorb"/>
     <w:p>
       <w:pPr>
         <w:pStyle w:val="berschrift4"/>
@@ -9439,7 +9687,7 @@
         <w:t xml:space="preserve">rcm-bsorb</w:t>
       </w:r>
     </w:p>
-    <w:bookmarkStart w:id="202" w:name="threshold-requirements-41"/>
+    <w:bookmarkStart w:id="203" w:name="threshold-requirements-41"/>
     <w:p>
       <w:pPr>
         <w:pStyle w:val="berschrift5"/>
@@ -9486,7 +9734,7 @@
         <w:pStyle w:val="Compact"/>
         <w:numPr>
           <w:ilvl w:val="0"/>
-          <w:numId w:val="1071"/>
+          <w:numId w:val="1072"/>
         </w:numPr>
       </w:pPr>
       <w:r>
@@ -9498,7 +9746,7 @@
         <w:pStyle w:val="Compact"/>
         <w:numPr>
           <w:ilvl w:val="0"/>
-          <w:numId w:val="1071"/>
+          <w:numId w:val="1072"/>
         </w:numPr>
       </w:pPr>
       <w:r>
@@ -9510,7 +9758,7 @@
         <w:pStyle w:val="Compact"/>
         <w:numPr>
           <w:ilvl w:val="0"/>
-          <w:numId w:val="1071"/>
+          <w:numId w:val="1072"/>
         </w:numPr>
       </w:pPr>
       <w:r>
@@ -9522,7 +9770,7 @@
         <w:pStyle w:val="Compact"/>
         <w:numPr>
           <w:ilvl w:val="0"/>
-          <w:numId w:val="1071"/>
+          <w:numId w:val="1072"/>
         </w:numPr>
       </w:pPr>
       <w:r>
@@ -9534,7 +9782,7 @@
         <w:pStyle w:val="Compact"/>
         <w:numPr>
           <w:ilvl w:val="0"/>
-          <w:numId w:val="1071"/>
+          <w:numId w:val="1072"/>
         </w:numPr>
       </w:pPr>
       <w:r>
@@ -9546,7 +9794,7 @@
         <w:pStyle w:val="Compact"/>
         <w:numPr>
           <w:ilvl w:val="0"/>
-          <w:numId w:val="1071"/>
+          <w:numId w:val="1072"/>
         </w:numPr>
       </w:pPr>
       <w:r>
@@ -9558,7 +9806,7 @@
         <w:pStyle w:val="Compact"/>
         <w:numPr>
           <w:ilvl w:val="0"/>
-          <w:numId w:val="1071"/>
+          <w:numId w:val="1072"/>
         </w:numPr>
       </w:pPr>
       <w:r>
@@ -9570,7 +9818,7 @@
         <w:pStyle w:val="Compact"/>
         <w:numPr>
           <w:ilvl w:val="0"/>
-          <w:numId w:val="1071"/>
+          <w:numId w:val="1072"/>
         </w:numPr>
       </w:pPr>
       <w:r>
@@ -9590,15 +9838,15 @@
         <w:pStyle w:val="Compact"/>
         <w:numPr>
           <w:ilvl w:val="0"/>
-          <w:numId w:val="1072"/>
+          <w:numId w:val="1073"/>
         </w:numPr>
       </w:pPr>
       <w:r>
         <w:t xml:space="preserve">Transformation to the logarithm decibel scale is not required or desired as this step can be easily completed by the user if necessary.</w:t>
       </w:r>
     </w:p>
-    <w:bookmarkEnd w:id="202"/>
-    <w:bookmarkStart w:id="203" w:name="goal-requirements-41"/>
+    <w:bookmarkEnd w:id="203"/>
+    <w:bookmarkStart w:id="204" w:name="goal-requirements-41"/>
     <w:p>
       <w:pPr>
         <w:pStyle w:val="berschrift5"/>
@@ -9637,8 +9885,8 @@
         <w:t xml:space="preserve">) is provided for each polarization.</w:t>
       </w:r>
     </w:p>
-    <w:bookmarkEnd w:id="203"/>
-    <w:bookmarkStart w:id="204" w:name="assessment-41"/>
+    <w:bookmarkEnd w:id="204"/>
+    <w:bookmarkStart w:id="205" w:name="assessment-41"/>
     <w:p>
       <w:pPr>
         <w:pStyle w:val="berschrift5"/>
@@ -9652,7 +9900,7 @@
         <w:pStyle w:val="Compact"/>
         <w:numPr>
           <w:ilvl w:val="0"/>
-          <w:numId w:val="1073"/>
+          <w:numId w:val="1074"/>
         </w:numPr>
       </w:pPr>
       <w:r>
@@ -9664,7 +9912,7 @@
         <w:pStyle w:val="Compact"/>
         <w:numPr>
           <w:ilvl w:val="0"/>
-          <w:numId w:val="1073"/>
+          <w:numId w:val="1074"/>
         </w:numPr>
       </w:pPr>
       <w:r>
@@ -9676,7 +9924,7 @@
         <w:pStyle w:val="Compact"/>
         <w:numPr>
           <w:ilvl w:val="0"/>
-          <w:numId w:val="1073"/>
+          <w:numId w:val="1074"/>
         </w:numPr>
       </w:pPr>
       <w:r>
@@ -9688,7 +9936,7 @@
         <w:pStyle w:val="Compact"/>
         <w:numPr>
           <w:ilvl w:val="0"/>
-          <w:numId w:val="1073"/>
+          <w:numId w:val="1074"/>
         </w:numPr>
       </w:pPr>
       <w:r>
@@ -9702,9 +9950,9 @@
         </w:pict>
       </w:r>
     </w:p>
-    <w:bookmarkEnd w:id="204"/>
     <w:bookmarkEnd w:id="205"/>
-    <w:bookmarkStart w:id="209" w:name="sec:rcm-sclcnv"/>
+    <w:bookmarkEnd w:id="206"/>
+    <w:bookmarkStart w:id="210" w:name="sec:rcm-sclcnv"/>
     <w:p>
       <w:pPr>
         <w:pStyle w:val="berschrift4"/>
@@ -9739,7 +9987,7 @@
         <w:t xml:space="preserve">rcm-sclcnv</w:t>
       </w:r>
     </w:p>
-    <w:bookmarkStart w:id="206" w:name="threshold-requirements-42"/>
+    <w:bookmarkStart w:id="207" w:name="threshold-requirements-42"/>
     <w:p>
       <w:pPr>
         <w:pStyle w:val="berschrift5"/>
@@ -9756,8 +10004,8 @@
         <w:t xml:space="preserve">If applicable, indicate the equation to convert pixel linear amplitude/power to logarithmic decibel scale, including, if applicable, the associated calibration (dB offset) factor, and/or the equation used to convert compressed data (int8/int16/float16) to float32.</w:t>
       </w:r>
     </w:p>
-    <w:bookmarkEnd w:id="206"/>
-    <w:bookmarkStart w:id="207" w:name="goal-requirements-42"/>
+    <w:bookmarkEnd w:id="207"/>
+    <w:bookmarkStart w:id="208" w:name="goal-requirements-42"/>
     <w:p>
       <w:pPr>
         <w:pStyle w:val="berschrift5"/>
@@ -9774,8 +10022,8 @@
         <w:t xml:space="preserve">As threshold, but use of float32.</w:t>
       </w:r>
     </w:p>
-    <w:bookmarkEnd w:id="207"/>
-    <w:bookmarkStart w:id="208" w:name="assessment-42"/>
+    <w:bookmarkEnd w:id="208"/>
+    <w:bookmarkStart w:id="209" w:name="assessment-42"/>
     <w:p>
       <w:pPr>
         <w:pStyle w:val="berschrift5"/>
@@ -9789,7 +10037,7 @@
         <w:pStyle w:val="Compact"/>
         <w:numPr>
           <w:ilvl w:val="0"/>
-          <w:numId w:val="1074"/>
+          <w:numId w:val="1075"/>
         </w:numPr>
       </w:pPr>
       <w:r>
@@ -9801,7 +10049,7 @@
         <w:pStyle w:val="Compact"/>
         <w:numPr>
           <w:ilvl w:val="0"/>
-          <w:numId w:val="1074"/>
+          <w:numId w:val="1075"/>
         </w:numPr>
       </w:pPr>
       <w:r>
@@ -9813,7 +10061,7 @@
         <w:pStyle w:val="Compact"/>
         <w:numPr>
           <w:ilvl w:val="0"/>
-          <w:numId w:val="1074"/>
+          <w:numId w:val="1075"/>
         </w:numPr>
       </w:pPr>
       <w:r>
@@ -9825,7 +10073,7 @@
         <w:pStyle w:val="Compact"/>
         <w:numPr>
           <w:ilvl w:val="0"/>
-          <w:numId w:val="1074"/>
+          <w:numId w:val="1075"/>
         </w:numPr>
       </w:pPr>
       <w:r>
@@ -9839,9 +10087,9 @@
         </w:pict>
       </w:r>
     </w:p>
-    <w:bookmarkEnd w:id="208"/>
     <w:bookmarkEnd w:id="209"/>
-    <w:bookmarkStart w:id="213" w:name="sec:rcm-nzrmvl"/>
+    <w:bookmarkEnd w:id="210"/>
+    <w:bookmarkStart w:id="214" w:name="sec:rcm-nzrmvl"/>
     <w:p>
       <w:pPr>
         <w:pStyle w:val="berschrift4"/>
@@ -9876,7 +10124,7 @@
         <w:t xml:space="preserve">rcm-nzrmvl</w:t>
       </w:r>
     </w:p>
-    <w:bookmarkStart w:id="210" w:name="threshold-requirements-43"/>
+    <w:bookmarkStart w:id="211" w:name="threshold-requirements-43"/>
     <w:p>
       <w:pPr>
         <w:pStyle w:val="berschrift5"/>
@@ -9912,15 +10160,15 @@
         <w:pStyle w:val="Compact"/>
         <w:numPr>
           <w:ilvl w:val="0"/>
-          <w:numId w:val="1075"/>
+          <w:numId w:val="1076"/>
         </w:numPr>
       </w:pPr>
       <w:r>
         <w:t xml:space="preserve">Thermal noise removal and image border noise removal to remove overall scene noise and scene edge artefacts, respectively.</w:t>
       </w:r>
     </w:p>
-    <w:bookmarkEnd w:id="210"/>
-    <w:bookmarkStart w:id="211" w:name="goal-requirements-43"/>
+    <w:bookmarkEnd w:id="211"/>
+    <w:bookmarkStart w:id="212" w:name="goal-requirements-43"/>
     <w:p>
       <w:pPr>
         <w:pStyle w:val="berschrift5"/>
@@ -9940,8 +10188,8 @@
         <w:t xml:space="preserve"> </w:t>
       </w:r>
     </w:p>
-    <w:bookmarkEnd w:id="211"/>
-    <w:bookmarkStart w:id="212" w:name="assessment-43"/>
+    <w:bookmarkEnd w:id="212"/>
+    <w:bookmarkStart w:id="213" w:name="assessment-43"/>
     <w:p>
       <w:pPr>
         <w:pStyle w:val="berschrift5"/>
@@ -9955,7 +10203,7 @@
         <w:pStyle w:val="Compact"/>
         <w:numPr>
           <w:ilvl w:val="0"/>
-          <w:numId w:val="1076"/>
+          <w:numId w:val="1077"/>
         </w:numPr>
       </w:pPr>
       <w:r>
@@ -9967,7 +10215,7 @@
         <w:pStyle w:val="Compact"/>
         <w:numPr>
           <w:ilvl w:val="0"/>
-          <w:numId w:val="1076"/>
+          <w:numId w:val="1077"/>
         </w:numPr>
       </w:pPr>
       <w:r>
@@ -9979,7 +10227,7 @@
         <w:pStyle w:val="Compact"/>
         <w:numPr>
           <w:ilvl w:val="0"/>
-          <w:numId w:val="1076"/>
+          <w:numId w:val="1077"/>
         </w:numPr>
       </w:pPr>
       <w:r>
@@ -9991,7 +10239,7 @@
         <w:pStyle w:val="Compact"/>
         <w:numPr>
           <w:ilvl w:val="0"/>
-          <w:numId w:val="1076"/>
+          <w:numId w:val="1077"/>
         </w:numPr>
       </w:pPr>
       <w:r>
@@ -10005,9 +10253,9 @@
         </w:pict>
       </w:r>
     </w:p>
-    <w:bookmarkEnd w:id="212"/>
     <w:bookmarkEnd w:id="213"/>
-    <w:bookmarkStart w:id="217" w:name="sec:rcm-rmasar"/>
+    <w:bookmarkEnd w:id="214"/>
+    <w:bookmarkStart w:id="218" w:name="sec:rcm-rmasar"/>
     <w:p>
       <w:pPr>
         <w:pStyle w:val="berschrift4"/>
@@ -10042,7 +10290,7 @@
         <w:t xml:space="preserve">rcm-rmasar</w:t>
       </w:r>
     </w:p>
-    <w:bookmarkStart w:id="214" w:name="threshold-requirements-44"/>
+    <w:bookmarkStart w:id="215" w:name="threshold-requirements-44"/>
     <w:p>
       <w:pPr>
         <w:pStyle w:val="berschrift5"/>
@@ -10062,8 +10310,8 @@
         <w:t xml:space="preserve"> </w:t>
       </w:r>
     </w:p>
-    <w:bookmarkEnd w:id="214"/>
-    <w:bookmarkStart w:id="215" w:name="goal-requirements-44"/>
+    <w:bookmarkEnd w:id="215"/>
+    <w:bookmarkStart w:id="216" w:name="goal-requirements-44"/>
     <w:p>
       <w:pPr>
         <w:pStyle w:val="berschrift5"/>
@@ -10129,8 +10377,8 @@
         <w:t xml:space="preserve">SI traceability is achieved.</w:t>
       </w:r>
     </w:p>
-    <w:bookmarkEnd w:id="215"/>
-    <w:bookmarkStart w:id="216" w:name="assessment-44"/>
+    <w:bookmarkEnd w:id="216"/>
+    <w:bookmarkStart w:id="217" w:name="assessment-44"/>
     <w:p>
       <w:pPr>
         <w:pStyle w:val="berschrift5"/>
@@ -10144,7 +10392,7 @@
         <w:pStyle w:val="Compact"/>
         <w:numPr>
           <w:ilvl w:val="0"/>
-          <w:numId w:val="1077"/>
+          <w:numId w:val="1078"/>
         </w:numPr>
       </w:pPr>
       <w:r>
@@ -10156,7 +10404,7 @@
         <w:pStyle w:val="Compact"/>
         <w:numPr>
           <w:ilvl w:val="0"/>
-          <w:numId w:val="1077"/>
+          <w:numId w:val="1078"/>
         </w:numPr>
       </w:pPr>
       <w:r>
@@ -10168,7 +10416,7 @@
         <w:pStyle w:val="Compact"/>
         <w:numPr>
           <w:ilvl w:val="0"/>
-          <w:numId w:val="1077"/>
+          <w:numId w:val="1078"/>
         </w:numPr>
       </w:pPr>
       <w:r>
@@ -10180,7 +10428,7 @@
         <w:pStyle w:val="Compact"/>
         <w:numPr>
           <w:ilvl w:val="0"/>
-          <w:numId w:val="1077"/>
+          <w:numId w:val="1078"/>
         </w:numPr>
       </w:pPr>
       <w:r>
@@ -10194,9 +10442,9 @@
         </w:pict>
       </w:r>
     </w:p>
-    <w:bookmarkEnd w:id="216"/>
     <w:bookmarkEnd w:id="217"/>
-    <w:bookmarkStart w:id="221" w:name="sec:rcm-mwnbs"/>
+    <w:bookmarkEnd w:id="218"/>
+    <w:bookmarkStart w:id="222" w:name="sec:rcm-mwnbs"/>
     <w:p>
       <w:pPr>
         <w:pStyle w:val="berschrift4"/>
@@ -10249,7 +10497,7 @@
         <w:t xml:space="preserve">Only for Maritime scenes.</w:t>
       </w:r>
     </w:p>
-    <w:bookmarkStart w:id="218" w:name="threshold-requirements-45"/>
+    <w:bookmarkStart w:id="219" w:name="threshold-requirements-45"/>
     <w:p>
       <w:pPr>
         <w:pStyle w:val="berschrift5"/>
@@ -10269,8 +10517,8 @@
         <w:t xml:space="preserve"> </w:t>
       </w:r>
     </w:p>
-    <w:bookmarkEnd w:id="218"/>
-    <w:bookmarkStart w:id="219" w:name="goal-requirements-45"/>
+    <w:bookmarkEnd w:id="219"/>
+    <w:bookmarkStart w:id="220" w:name="goal-requirements-45"/>
     <w:p>
       <w:pPr>
         <w:pStyle w:val="berschrift5"/>
@@ -10352,7 +10600,7 @@
         <w:pStyle w:val="Compact"/>
         <w:numPr>
           <w:ilvl w:val="0"/>
-          <w:numId w:val="1078"/>
+          <w:numId w:val="1079"/>
         </w:numPr>
       </w:pPr>
       <w:r>
@@ -10364,7 +10612,7 @@
         <w:pStyle w:val="Compact"/>
         <w:numPr>
           <w:ilvl w:val="0"/>
-          <w:numId w:val="1078"/>
+          <w:numId w:val="1079"/>
         </w:numPr>
       </w:pPr>
       <w:r>
@@ -10376,7 +10624,7 @@
         <w:pStyle w:val="Compact"/>
         <w:numPr>
           <w:ilvl w:val="0"/>
-          <w:numId w:val="1078"/>
+          <w:numId w:val="1079"/>
         </w:numPr>
       </w:pPr>
       <w:r>
@@ -10388,7 +10636,7 @@
         <w:pStyle w:val="Compact"/>
         <w:numPr>
           <w:ilvl w:val="0"/>
-          <w:numId w:val="1078"/>
+          <w:numId w:val="1079"/>
         </w:numPr>
       </w:pPr>
       <w:r>
@@ -10400,7 +10648,7 @@
         <w:pStyle w:val="Compact"/>
         <w:numPr>
           <w:ilvl w:val="0"/>
-          <w:numId w:val="1078"/>
+          <w:numId w:val="1079"/>
         </w:numPr>
       </w:pPr>
       <w:r>
@@ -10412,7 +10660,7 @@
         <w:pStyle w:val="Compact"/>
         <w:numPr>
           <w:ilvl w:val="0"/>
-          <w:numId w:val="1078"/>
+          <w:numId w:val="1079"/>
         </w:numPr>
       </w:pPr>
       <w:r>
@@ -10424,7 +10672,7 @@
         <w:pStyle w:val="Compact"/>
         <w:numPr>
           <w:ilvl w:val="0"/>
-          <w:numId w:val="1078"/>
+          <w:numId w:val="1079"/>
         </w:numPr>
       </w:pPr>
       <w:r>
@@ -10444,15 +10692,15 @@
         <w:pStyle w:val="Compact"/>
         <w:numPr>
           <w:ilvl w:val="0"/>
-          <w:numId w:val="1079"/>
+          <w:numId w:val="1080"/>
         </w:numPr>
       </w:pPr>
       <w:r>
         <w:t xml:space="preserve">Reference wind model, wind speed and direction used for reference backscattering coefficient should be provided.</w:t>
       </w:r>
     </w:p>
-    <w:bookmarkEnd w:id="219"/>
-    <w:bookmarkStart w:id="220" w:name="assessment-45"/>
+    <w:bookmarkEnd w:id="220"/>
+    <w:bookmarkStart w:id="221" w:name="assessment-45"/>
     <w:p>
       <w:pPr>
         <w:pStyle w:val="berschrift5"/>
@@ -10466,7 +10714,7 @@
         <w:pStyle w:val="Compact"/>
         <w:numPr>
           <w:ilvl w:val="0"/>
-          <w:numId w:val="1080"/>
+          <w:numId w:val="1081"/>
         </w:numPr>
       </w:pPr>
       <w:r>
@@ -10478,7 +10726,7 @@
         <w:pStyle w:val="Compact"/>
         <w:numPr>
           <w:ilvl w:val="0"/>
-          <w:numId w:val="1080"/>
+          <w:numId w:val="1081"/>
         </w:numPr>
       </w:pPr>
       <w:r>
@@ -10490,7 +10738,7 @@
         <w:pStyle w:val="Compact"/>
         <w:numPr>
           <w:ilvl w:val="0"/>
-          <w:numId w:val="1080"/>
+          <w:numId w:val="1081"/>
         </w:numPr>
       </w:pPr>
       <w:r>
@@ -10502,17 +10750,17 @@
         <w:pStyle w:val="Compact"/>
         <w:numPr>
           <w:ilvl w:val="0"/>
-          <w:numId w:val="1080"/>
+          <w:numId w:val="1081"/>
         </w:numPr>
       </w:pPr>
       <w:r>
         <w:t xml:space="preserve">Recommended Requirement Modification:</w:t>
       </w:r>
     </w:p>
-    <w:bookmarkEnd w:id="220"/>
     <w:bookmarkEnd w:id="221"/>
     <w:bookmarkEnd w:id="222"/>
-    <w:bookmarkStart w:id="243" w:name="sec:gcor"/>
+    <w:bookmarkEnd w:id="223"/>
+    <w:bookmarkStart w:id="244" w:name="sec:gcor"/>
     <w:p>
       <w:pPr>
         <w:pStyle w:val="berschrift3"/>
@@ -10544,7 +10792,7 @@
         <w:t xml:space="preserve">This section specifies any geometric correction requirements that must be met in order for the data to be analysis ready.</w:t>
       </w:r>
     </w:p>
-    <w:bookmarkStart w:id="226" w:name="sec:gcor-gmcalg"/>
+    <w:bookmarkStart w:id="227" w:name="sec:gcor-gmcalg"/>
     <w:p>
       <w:pPr>
         <w:pStyle w:val="berschrift4"/>
@@ -10579,7 +10827,7 @@
         <w:t xml:space="preserve">gcor-gmcalg</w:t>
       </w:r>
     </w:p>
-    <w:bookmarkStart w:id="223" w:name="threshold-requirements-46"/>
+    <w:bookmarkStart w:id="224" w:name="threshold-requirements-46"/>
     <w:p>
       <w:pPr>
         <w:pStyle w:val="berschrift5"/>
@@ -10599,8 +10847,8 @@
         <w:t xml:space="preserve"> </w:t>
       </w:r>
     </w:p>
-    <w:bookmarkEnd w:id="223"/>
-    <w:bookmarkStart w:id="224" w:name="goal-requirements-46"/>
+    <w:bookmarkEnd w:id="224"/>
+    <w:bookmarkStart w:id="225" w:name="goal-requirements-46"/>
     <w:p>
       <w:pPr>
         <w:pStyle w:val="berschrift5"/>
@@ -10622,7 +10870,7 @@
         <w:pStyle w:val="Compact"/>
         <w:numPr>
           <w:ilvl w:val="0"/>
-          <w:numId w:val="1081"/>
+          <w:numId w:val="1082"/>
         </w:numPr>
       </w:pPr>
       <w:r>
@@ -10634,7 +10882,7 @@
         <w:pStyle w:val="Compact"/>
         <w:numPr>
           <w:ilvl w:val="0"/>
-          <w:numId w:val="1081"/>
+          <w:numId w:val="1082"/>
         </w:numPr>
       </w:pPr>
       <w:r>
@@ -10646,7 +10894,7 @@
         <w:pStyle w:val="Compact"/>
         <w:numPr>
           <w:ilvl w:val="0"/>
-          <w:numId w:val="1081"/>
+          <w:numId w:val="1082"/>
         </w:numPr>
       </w:pPr>
       <w:r>
@@ -10658,7 +10906,7 @@
         <w:pStyle w:val="Compact"/>
         <w:numPr>
           <w:ilvl w:val="0"/>
-          <w:numId w:val="1081"/>
+          <w:numId w:val="1082"/>
         </w:numPr>
       </w:pPr>
       <w:r>
@@ -10678,15 +10926,15 @@
         <w:pStyle w:val="Compact"/>
         <w:numPr>
           <w:ilvl w:val="0"/>
-          <w:numId w:val="1082"/>
+          <w:numId w:val="1083"/>
         </w:numPr>
       </w:pPr>
       <w:r>
         <w:t xml:space="preserve">Examples of technical documentation can include e.g., an Algorithm Theoretical Basis Document (ATBD) or a product user guide.</w:t>
       </w:r>
     </w:p>
-    <w:bookmarkEnd w:id="224"/>
-    <w:bookmarkStart w:id="225" w:name="assessment-46"/>
+    <w:bookmarkEnd w:id="225"/>
+    <w:bookmarkStart w:id="226" w:name="assessment-46"/>
     <w:p>
       <w:pPr>
         <w:pStyle w:val="berschrift5"/>
@@ -10700,7 +10948,7 @@
         <w:pStyle w:val="Compact"/>
         <w:numPr>
           <w:ilvl w:val="0"/>
-          <w:numId w:val="1083"/>
+          <w:numId w:val="1084"/>
         </w:numPr>
       </w:pPr>
       <w:r>
@@ -10712,7 +10960,7 @@
         <w:pStyle w:val="Compact"/>
         <w:numPr>
           <w:ilvl w:val="0"/>
-          <w:numId w:val="1083"/>
+          <w:numId w:val="1084"/>
         </w:numPr>
       </w:pPr>
       <w:r>
@@ -10724,7 +10972,7 @@
         <w:pStyle w:val="Compact"/>
         <w:numPr>
           <w:ilvl w:val="0"/>
-          <w:numId w:val="1083"/>
+          <w:numId w:val="1084"/>
         </w:numPr>
       </w:pPr>
       <w:r>
@@ -10736,7 +10984,7 @@
         <w:pStyle w:val="Compact"/>
         <w:numPr>
           <w:ilvl w:val="0"/>
-          <w:numId w:val="1083"/>
+          <w:numId w:val="1084"/>
         </w:numPr>
       </w:pPr>
       <w:r>
@@ -10750,9 +10998,9 @@
         </w:pict>
       </w:r>
     </w:p>
-    <w:bookmarkEnd w:id="225"/>
     <w:bookmarkEnd w:id="226"/>
-    <w:bookmarkStart w:id="230" w:name="sec:gcor-cordem"/>
+    <w:bookmarkEnd w:id="227"/>
+    <w:bookmarkStart w:id="231" w:name="sec:gcor-cordem"/>
     <w:p>
       <w:pPr>
         <w:pStyle w:val="berschrift4"/>
@@ -10799,7 +11047,7 @@
         <w:t xml:space="preserve">Usage: For products including land areas.</w:t>
       </w:r>
     </w:p>
-    <w:bookmarkStart w:id="227" w:name="threshold-requirements-47"/>
+    <w:bookmarkStart w:id="228" w:name="threshold-requirements-47"/>
     <w:p>
       <w:pPr>
         <w:pStyle w:val="berschrift5"/>
@@ -10813,7 +11061,7 @@
         <w:pStyle w:val="Compact"/>
         <w:numPr>
           <w:ilvl w:val="0"/>
-          <w:numId w:val="1084"/>
+          <w:numId w:val="1085"/>
         </w:numPr>
       </w:pPr>
       <w:r>
@@ -10825,7 +11073,7 @@
         <w:pStyle w:val="Compact"/>
         <w:numPr>
           <w:ilvl w:val="0"/>
-          <w:numId w:val="1084"/>
+          <w:numId w:val="1085"/>
         </w:numPr>
       </w:pPr>
       <w:r>
@@ -10837,15 +11085,15 @@
         <w:pStyle w:val="Compact"/>
         <w:numPr>
           <w:ilvl w:val="0"/>
-          <w:numId w:val="1084"/>
+          <w:numId w:val="1085"/>
         </w:numPr>
       </w:pPr>
       <w:r>
         <w:t xml:space="preserve">Provide reference to Earth Gravitational Model (EGM) used for geometric correction.</w:t>
       </w:r>
     </w:p>
-    <w:bookmarkEnd w:id="227"/>
-    <w:bookmarkStart w:id="228" w:name="goal-requirements-47"/>
+    <w:bookmarkEnd w:id="228"/>
+    <w:bookmarkStart w:id="229" w:name="goal-requirements-47"/>
     <w:p>
       <w:pPr>
         <w:pStyle w:val="berschrift5"/>
@@ -10859,7 +11107,7 @@
         <w:pStyle w:val="Compact"/>
         <w:numPr>
           <w:ilvl w:val="0"/>
-          <w:numId w:val="1085"/>
+          <w:numId w:val="1086"/>
         </w:numPr>
       </w:pPr>
       <w:r>
@@ -10877,7 +11125,7 @@
         <w:pStyle w:val="Compact"/>
         <w:numPr>
           <w:ilvl w:val="0"/>
-          <w:numId w:val="1085"/>
+          <w:numId w:val="1086"/>
         </w:numPr>
       </w:pPr>
       <w:r>
@@ -10889,15 +11137,15 @@
         <w:pStyle w:val="Compact"/>
         <w:numPr>
           <w:ilvl w:val="0"/>
-          <w:numId w:val="1085"/>
+          <w:numId w:val="1086"/>
         </w:numPr>
       </w:pPr>
       <w:r>
         <w:t xml:space="preserve">Method used for resampling the EGM.</w:t>
       </w:r>
     </w:p>
-    <w:bookmarkEnd w:id="228"/>
-    <w:bookmarkStart w:id="229" w:name="assessment-47"/>
+    <w:bookmarkEnd w:id="229"/>
+    <w:bookmarkStart w:id="230" w:name="assessment-47"/>
     <w:p>
       <w:pPr>
         <w:pStyle w:val="berschrift5"/>
@@ -10911,7 +11159,7 @@
         <w:pStyle w:val="Compact"/>
         <w:numPr>
           <w:ilvl w:val="0"/>
-          <w:numId w:val="1086"/>
+          <w:numId w:val="1087"/>
         </w:numPr>
       </w:pPr>
       <w:r>
@@ -10923,7 +11171,7 @@
         <w:pStyle w:val="Compact"/>
         <w:numPr>
           <w:ilvl w:val="0"/>
-          <w:numId w:val="1086"/>
+          <w:numId w:val="1087"/>
         </w:numPr>
       </w:pPr>
       <w:r>
@@ -10935,7 +11183,7 @@
         <w:pStyle w:val="Compact"/>
         <w:numPr>
           <w:ilvl w:val="0"/>
-          <w:numId w:val="1086"/>
+          <w:numId w:val="1087"/>
         </w:numPr>
       </w:pPr>
       <w:r>
@@ -10947,7 +11195,7 @@
         <w:pStyle w:val="Compact"/>
         <w:numPr>
           <w:ilvl w:val="0"/>
-          <w:numId w:val="1086"/>
+          <w:numId w:val="1087"/>
         </w:numPr>
       </w:pPr>
       <w:r>
@@ -10961,9 +11209,9 @@
         </w:pict>
       </w:r>
     </w:p>
-    <w:bookmarkEnd w:id="229"/>
     <w:bookmarkEnd w:id="230"/>
-    <w:bookmarkStart w:id="234" w:name="sec:gcor-geoacr"/>
+    <w:bookmarkEnd w:id="231"/>
+    <w:bookmarkStart w:id="235" w:name="sec:gcor-geoacr"/>
     <w:p>
       <w:pPr>
         <w:pStyle w:val="berschrift4"/>
@@ -10998,7 +11246,7 @@
         <w:t xml:space="preserve">gcor-geoacr</w:t>
       </w:r>
     </w:p>
-    <w:bookmarkStart w:id="231" w:name="threshold-requirements-48"/>
+    <w:bookmarkStart w:id="232" w:name="threshold-requirements-48"/>
     <w:p>
       <w:pPr>
         <w:pStyle w:val="berschrift5"/>
@@ -11072,7 +11320,7 @@
         <w:pStyle w:val="Compact"/>
         <w:numPr>
           <w:ilvl w:val="0"/>
-          <w:numId w:val="1087"/>
+          <w:numId w:val="1088"/>
         </w:numPr>
       </w:pPr>
       <w:r>
@@ -11084,15 +11332,15 @@
         <w:pStyle w:val="Compact"/>
         <w:numPr>
           <w:ilvl w:val="0"/>
-          <w:numId w:val="1087"/>
+          <w:numId w:val="1088"/>
         </w:numPr>
       </w:pPr>
       <w:r>
         <w:t xml:space="preserve">The ALE is not typically assessed for every processed image, but through an ALE assessment by the data processing team characterizing all or (usually a subset) of the generated products.</w:t>
       </w:r>
     </w:p>
-    <w:bookmarkEnd w:id="231"/>
-    <w:bookmarkStart w:id="232" w:name="goal-requirements-48"/>
+    <w:bookmarkEnd w:id="232"/>
+    <w:bookmarkStart w:id="233" w:name="goal-requirements-48"/>
     <w:p>
       <w:pPr>
         <w:pStyle w:val="berschrift5"/>
@@ -11117,8 +11365,8 @@
         <w:t xml:space="preserve">Provide documentation of estimates of ALE as DOI or URL.</w:t>
       </w:r>
     </w:p>
-    <w:bookmarkEnd w:id="232"/>
-    <w:bookmarkStart w:id="233" w:name="assessment-48"/>
+    <w:bookmarkEnd w:id="233"/>
+    <w:bookmarkStart w:id="234" w:name="assessment-48"/>
     <w:p>
       <w:pPr>
         <w:pStyle w:val="berschrift5"/>
@@ -11132,7 +11380,7 @@
         <w:pStyle w:val="Compact"/>
         <w:numPr>
           <w:ilvl w:val="0"/>
-          <w:numId w:val="1088"/>
+          <w:numId w:val="1089"/>
         </w:numPr>
       </w:pPr>
       <w:r>
@@ -11144,7 +11392,7 @@
         <w:pStyle w:val="Compact"/>
         <w:numPr>
           <w:ilvl w:val="0"/>
-          <w:numId w:val="1088"/>
+          <w:numId w:val="1089"/>
         </w:numPr>
       </w:pPr>
       <w:r>
@@ -11156,7 +11404,7 @@
         <w:pStyle w:val="Compact"/>
         <w:numPr>
           <w:ilvl w:val="0"/>
-          <w:numId w:val="1088"/>
+          <w:numId w:val="1089"/>
         </w:numPr>
       </w:pPr>
       <w:r>
@@ -11168,7 +11416,7 @@
         <w:pStyle w:val="Compact"/>
         <w:numPr>
           <w:ilvl w:val="0"/>
-          <w:numId w:val="1088"/>
+          <w:numId w:val="1089"/>
         </w:numPr>
       </w:pPr>
       <w:r>
@@ -11182,9 +11430,9 @@
         </w:pict>
       </w:r>
     </w:p>
-    <w:bookmarkEnd w:id="233"/>
     <w:bookmarkEnd w:id="234"/>
-    <w:bookmarkStart w:id="238" w:name="sec:gcor-georfa"/>
+    <w:bookmarkEnd w:id="235"/>
+    <w:bookmarkStart w:id="239" w:name="sec:gcor-georfa"/>
     <w:p>
       <w:pPr>
         <w:pStyle w:val="berschrift4"/>
@@ -11219,7 +11467,7 @@
         <w:t xml:space="preserve">gcor-georfa</w:t>
       </w:r>
     </w:p>
-    <w:bookmarkStart w:id="235" w:name="threshold-requirements-49"/>
+    <w:bookmarkStart w:id="236" w:name="threshold-requirements-49"/>
     <w:p>
       <w:pPr>
         <w:pStyle w:val="berschrift5"/>
@@ -11239,8 +11487,8 @@
         <w:t xml:space="preserve"> </w:t>
       </w:r>
     </w:p>
-    <w:bookmarkEnd w:id="235"/>
-    <w:bookmarkStart w:id="236" w:name="goal-requirements-49"/>
+    <w:bookmarkEnd w:id="236"/>
+    <w:bookmarkStart w:id="237" w:name="goal-requirements-49"/>
     <w:p>
       <w:pPr>
         <w:pStyle w:val="berschrift5"/>
@@ -11293,8 +11541,8 @@
         <w:t xml:space="preserve">Methodology used (name and reference), quality flag, geometric standard deviation values should be provided.</w:t>
       </w:r>
     </w:p>
-    <w:bookmarkEnd w:id="236"/>
-    <w:bookmarkStart w:id="237" w:name="assessment-49"/>
+    <w:bookmarkEnd w:id="237"/>
+    <w:bookmarkStart w:id="238" w:name="assessment-49"/>
     <w:p>
       <w:pPr>
         <w:pStyle w:val="berschrift5"/>
@@ -11308,7 +11556,7 @@
         <w:pStyle w:val="Compact"/>
         <w:numPr>
           <w:ilvl w:val="0"/>
-          <w:numId w:val="1089"/>
+          <w:numId w:val="1090"/>
         </w:numPr>
       </w:pPr>
       <w:r>
@@ -11320,7 +11568,7 @@
         <w:pStyle w:val="Compact"/>
         <w:numPr>
           <w:ilvl w:val="0"/>
-          <w:numId w:val="1089"/>
+          <w:numId w:val="1090"/>
         </w:numPr>
       </w:pPr>
       <w:r>
@@ -11332,7 +11580,7 @@
         <w:pStyle w:val="Compact"/>
         <w:numPr>
           <w:ilvl w:val="0"/>
-          <w:numId w:val="1089"/>
+          <w:numId w:val="1090"/>
         </w:numPr>
       </w:pPr>
       <w:r>
@@ -11344,7 +11592,7 @@
         <w:pStyle w:val="Compact"/>
         <w:numPr>
           <w:ilvl w:val="0"/>
-          <w:numId w:val="1089"/>
+          <w:numId w:val="1090"/>
         </w:numPr>
       </w:pPr>
       <w:r>
@@ -11358,9 +11606,9 @@
         </w:pict>
       </w:r>
     </w:p>
-    <w:bookmarkEnd w:id="237"/>
     <w:bookmarkEnd w:id="238"/>
-    <w:bookmarkStart w:id="242" w:name="sec:gcor-gridcv"/>
+    <w:bookmarkEnd w:id="239"/>
+    <w:bookmarkStart w:id="243" w:name="sec:gcor-gridcv"/>
     <w:p>
       <w:pPr>
         <w:pStyle w:val="berschrift4"/>
@@ -11395,7 +11643,7 @@
         <w:t xml:space="preserve">gcor-gridcv</w:t>
       </w:r>
     </w:p>
-    <w:bookmarkStart w:id="239" w:name="threshold-requirements-50"/>
+    <w:bookmarkStart w:id="240" w:name="threshold-requirements-50"/>
     <w:p>
       <w:pPr>
         <w:pStyle w:val="berschrift5"/>
@@ -11443,15 +11691,15 @@
         <w:pStyle w:val="Compact"/>
         <w:numPr>
           <w:ilvl w:val="0"/>
-          <w:numId w:val="1090"/>
+          <w:numId w:val="1091"/>
         </w:numPr>
       </w:pPr>
       <w:r>
         <w:t xml:space="preserve">If a product hierarchy of resolutions exists (or is planned), the multiple resolutions should nest within each other (e.g., 12.5m, 25m, 50m, 100m, etc.), and not be disjoint.</w:t>
       </w:r>
     </w:p>
-    <w:bookmarkEnd w:id="239"/>
-    <w:bookmarkStart w:id="240" w:name="goal-requirements-50"/>
+    <w:bookmarkEnd w:id="240"/>
+    <w:bookmarkStart w:id="241" w:name="goal-requirements-50"/>
     <w:p>
       <w:pPr>
         <w:pStyle w:val="berschrift5"/>
@@ -11498,8 +11746,8 @@
         <w:t xml:space="preserve">For products presented in geographic coordinates (latitude and longitude), the origin should be set to an integer multiple of samples in relation to the closest integer degree.</w:t>
       </w:r>
     </w:p>
-    <w:bookmarkEnd w:id="240"/>
-    <w:bookmarkStart w:id="241" w:name="assessment-50"/>
+    <w:bookmarkEnd w:id="241"/>
+    <w:bookmarkStart w:id="242" w:name="assessment-50"/>
     <w:p>
       <w:pPr>
         <w:pStyle w:val="berschrift5"/>
@@ -11513,7 +11761,7 @@
         <w:pStyle w:val="Compact"/>
         <w:numPr>
           <w:ilvl w:val="0"/>
-          <w:numId w:val="1091"/>
+          <w:numId w:val="1092"/>
         </w:numPr>
       </w:pPr>
       <w:r>
@@ -11525,7 +11773,7 @@
         <w:pStyle w:val="Compact"/>
         <w:numPr>
           <w:ilvl w:val="0"/>
-          <w:numId w:val="1091"/>
+          <w:numId w:val="1092"/>
         </w:numPr>
       </w:pPr>
       <w:r>
@@ -11537,7 +11785,7 @@
         <w:pStyle w:val="Compact"/>
         <w:numPr>
           <w:ilvl w:val="0"/>
-          <w:numId w:val="1091"/>
+          <w:numId w:val="1092"/>
         </w:numPr>
       </w:pPr>
       <w:r>
@@ -11549,7 +11797,7 @@
         <w:pStyle w:val="Compact"/>
         <w:numPr>
           <w:ilvl w:val="0"/>
-          <w:numId w:val="1091"/>
+          <w:numId w:val="1092"/>
         </w:numPr>
       </w:pPr>
       <w:r>
@@ -11561,11 +11809,11 @@
         <w:br w:type="page"/>
       </w:r>
     </w:p>
-    <w:bookmarkEnd w:id="241"/>
     <w:bookmarkEnd w:id="242"/>
     <w:bookmarkEnd w:id="243"/>
     <w:bookmarkEnd w:id="244"/>
-    <w:bookmarkStart w:id="251" w:name="summary-self-assessment-table"/>
+    <w:bookmarkEnd w:id="245"/>
+    <w:bookmarkStart w:id="252" w:name="summary-self-assessment-table"/>
     <w:p>
       <w:pPr>
         <w:pStyle w:val="berschrift2"/>
@@ -11574,7 +11822,7 @@
         <w:t xml:space="preserve">Summary Self-Assessment Table</w:t>
       </w:r>
     </w:p>
-    <w:bookmarkStart w:id="245" w:name="general-metadata"/>
+    <w:bookmarkStart w:id="246" w:name="general-metadata"/>
     <w:p>
       <w:pPr>
         <w:pStyle w:val="berschrift3"/>
@@ -11894,8 +12142,8 @@
         </w:tc>
       </w:tr>
     </w:tbl>
-    <w:bookmarkEnd w:id="245"/>
-    <w:bookmarkStart w:id="246" w:name="source-metadata"/>
+    <w:bookmarkEnd w:id="246"/>
+    <w:bookmarkStart w:id="247" w:name="source-metadata"/>
     <w:p>
       <w:pPr>
         <w:pStyle w:val="berschrift3"/>
@@ -12584,8 +12832,8 @@
         </w:tc>
       </w:tr>
     </w:tbl>
-    <w:bookmarkEnd w:id="246"/>
-    <w:bookmarkStart w:id="247" w:name="product-metadata"/>
+    <w:bookmarkEnd w:id="247"/>
+    <w:bookmarkStart w:id="248" w:name="product-metadata"/>
     <w:p>
       <w:pPr>
         <w:pStyle w:val="berschrift3"/>
@@ -13263,8 +13511,8 @@
         </w:tc>
       </w:tr>
     </w:tbl>
-    <w:bookmarkEnd w:id="247"/>
-    <w:bookmarkStart w:id="248" w:name="per-pixel-metadata"/>
+    <w:bookmarkEnd w:id="248"/>
+    <w:bookmarkStart w:id="249" w:name="per-pixel-metadata"/>
     <w:p>
       <w:pPr>
         <w:pStyle w:val="berschrift3"/>
@@ -13823,8 +14071,8 @@
         </w:tc>
       </w:tr>
     </w:tbl>
-    <w:bookmarkEnd w:id="248"/>
-    <w:bookmarkStart w:id="249" w:name="radiometrically-corrected-measurements"/>
+    <w:bookmarkEnd w:id="249"/>
+    <w:bookmarkStart w:id="250" w:name="radiometrically-corrected-measurements"/>
     <w:p>
       <w:pPr>
         <w:pStyle w:val="berschrift3"/>
@@ -14188,8 +14436,8 @@
         </w:tc>
       </w:tr>
     </w:tbl>
-    <w:bookmarkEnd w:id="249"/>
-    <w:bookmarkStart w:id="250" w:name="geometric-corrections"/>
+    <w:bookmarkEnd w:id="250"/>
+    <w:bookmarkStart w:id="251" w:name="geometric-corrections"/>
     <w:p>
       <w:pPr>
         <w:pStyle w:val="berschrift3"/>
@@ -14498,9 +14746,9 @@
         <w:br w:type="page"/>
       </w:r>
     </w:p>
-    <w:bookmarkEnd w:id="250"/>
     <w:bookmarkEnd w:id="251"/>
-    <w:bookmarkStart w:id="256" w:name="introduction"/>
+    <w:bookmarkEnd w:id="252"/>
+    <w:bookmarkStart w:id="257" w:name="introduction"/>
     <w:p>
       <w:pPr>
         <w:pStyle w:val="berschrift2"/>
@@ -14529,7 +14777,7 @@
         <w:t xml:space="preserve">This Guidance material does not replace or override the specifications.</w:t>
       </w:r>
     </w:p>
-    <w:bookmarkStart w:id="252" w:name="sec:intro-what-are-ceos-ard-products"/>
+    <w:bookmarkStart w:id="253" w:name="sec:intro-what-are-ceos-ard-products"/>
     <w:p>
       <w:pPr>
         <w:pStyle w:val="berschrift3"/>
@@ -14588,8 +14836,8 @@
         <w:t xml:space="preserve">for other types of satellite products.</w:t>
       </w:r>
     </w:p>
-    <w:bookmarkEnd w:id="252"/>
-    <w:bookmarkStart w:id="254" w:name="sec:intro-when-is-a-product-ceos-ard"/>
+    <w:bookmarkEnd w:id="253"/>
+    <w:bookmarkStart w:id="255" w:name="sec:intro-when-is-a-product-ceos-ard"/>
     <w:p>
       <w:pPr>
         <w:pStyle w:val="berschrift3"/>
@@ -14611,7 +14859,7 @@
         <w:pStyle w:val="Compact"/>
         <w:numPr>
           <w:ilvl w:val="0"/>
-          <w:numId w:val="1092"/>
+          <w:numId w:val="1093"/>
         </w:numPr>
       </w:pPr>
       <w:r>
@@ -14623,7 +14871,7 @@
         <w:pStyle w:val="Compact"/>
         <w:numPr>
           <w:ilvl w:val="0"/>
-          <w:numId w:val="1092"/>
+          <w:numId w:val="1093"/>
         </w:numPr>
       </w:pPr>
       <w:r>
@@ -14640,7 +14888,7 @@
       <w:r>
         <w:t xml:space="preserve"> </w:t>
       </w:r>
-      <w:hyperlink r:id="rId253">
+      <w:hyperlink r:id="rId254">
         <w:r>
           <w:rPr>
             <w:rStyle w:val="Hyperlink"/>
@@ -14660,8 +14908,8 @@
         <w:t xml:space="preserve">A product can continue to use CEOS-ARD branding as long as its generation and distribution remain consistent with the peer-reviewed assessment.</w:t>
       </w:r>
     </w:p>
-    <w:bookmarkEnd w:id="254"/>
-    <w:bookmarkStart w:id="255" w:name="sec:intro-difference-threshold-goal"/>
+    <w:bookmarkEnd w:id="255"/>
+    <w:bookmarkStart w:id="256" w:name="sec:intro-difference-threshold-goal"/>
     <w:p>
       <w:pPr>
         <w:pStyle w:val="berschrift3"/>
@@ -14864,9 +15112,9 @@
         <w:br w:type="page"/>
       </w:r>
     </w:p>
-    <w:bookmarkEnd w:id="255"/>
     <w:bookmarkEnd w:id="256"/>
-    <w:bookmarkStart w:id="277" w:name="references"/>
+    <w:bookmarkEnd w:id="257"/>
+    <w:bookmarkStart w:id="278" w:name="references"/>
     <w:p>
       <w:pPr>
         <w:pStyle w:val="berschrift2"/>
@@ -14875,8 +15123,8 @@
         <w:t xml:space="preserve">References</w:t>
       </w:r>
     </w:p>
-    <w:bookmarkStart w:id="276" w:name="refs"/>
-    <w:bookmarkStart w:id="257" w:name="ref-iso19115_2_2009"/>
+    <w:bookmarkStart w:id="277" w:name="refs"/>
+    <w:bookmarkStart w:id="258" w:name="ref-iso19115_2_2009"/>
     <w:p>
       <w:pPr>
         <w:pStyle w:val="Literaturverzeichnis"/>
@@ -14903,8 +15151,8 @@
         <w:t xml:space="preserve">Standard. Geneva, CH: International Organization for Standardization.</w:t>
       </w:r>
     </w:p>
-    <w:bookmarkEnd w:id="257"/>
-    <w:bookmarkStart w:id="259" w:name="ref-lee2009"/>
+    <w:bookmarkEnd w:id="258"/>
+    <w:bookmarkStart w:id="260" w:name="ref-lee2009"/>
     <w:p>
       <w:pPr>
         <w:pStyle w:val="Literaturverzeichnis"/>
@@ -14937,7 +15185,7 @@
       <w:r>
         <w:t xml:space="preserve"> </w:t>
       </w:r>
-      <w:hyperlink r:id="rId258">
+      <w:hyperlink r:id="rId259">
         <w:r>
           <w:rPr>
             <w:rStyle w:val="Hyperlink"/>
@@ -14949,8 +15197,8 @@
         <w:t xml:space="preserve">.</w:t>
       </w:r>
     </w:p>
-    <w:bookmarkEnd w:id="259"/>
-    <w:bookmarkStart w:id="261" w:name="ref-raney2012"/>
+    <w:bookmarkEnd w:id="260"/>
+    <w:bookmarkStart w:id="262" w:name="ref-raney2012"/>
     <w:p>
       <w:pPr>
         <w:pStyle w:val="Literaturverzeichnis"/>
@@ -14983,7 +15231,7 @@
       <w:r>
         <w:t xml:space="preserve"> </w:t>
       </w:r>
-      <w:hyperlink r:id="rId260">
+      <w:hyperlink r:id="rId261">
         <w:r>
           <w:rPr>
             <w:rStyle w:val="Hyperlink"/>
@@ -14995,8 +15243,8 @@
         <w:t xml:space="preserve">.</w:t>
       </w:r>
     </w:p>
-    <w:bookmarkEnd w:id="261"/>
-    <w:bookmarkStart w:id="263" w:name="ref-shiroma2022"/>
+    <w:bookmarkEnd w:id="262"/>
+    <w:bookmarkStart w:id="264" w:name="ref-shiroma2022"/>
     <w:p>
       <w:pPr>
         <w:pStyle w:val="Literaturverzeichnis"/>
@@ -15029,7 +15277,7 @@
       <w:r>
         <w:t xml:space="preserve"> </w:t>
       </w:r>
-      <w:hyperlink r:id="rId262">
+      <w:hyperlink r:id="rId263">
         <w:r>
           <w:rPr>
             <w:rStyle w:val="Hyperlink"/>
@@ -15041,8 +15289,8 @@
         <w:t xml:space="preserve">.</w:t>
       </w:r>
     </w:p>
-    <w:bookmarkEnd w:id="263"/>
-    <w:bookmarkStart w:id="265" w:name="ref-small2011"/>
+    <w:bookmarkEnd w:id="264"/>
+    <w:bookmarkStart w:id="266" w:name="ref-small2011"/>
     <w:p>
       <w:pPr>
         <w:pStyle w:val="Literaturverzeichnis"/>
@@ -15075,7 +15323,7 @@
       <w:r>
         <w:t xml:space="preserve"> </w:t>
       </w:r>
-      <w:hyperlink r:id="rId264">
+      <w:hyperlink r:id="rId265">
         <w:r>
           <w:rPr>
             <w:rStyle w:val="Hyperlink"/>
@@ -15087,8 +15335,8 @@
         <w:t xml:space="preserve">.</w:t>
       </w:r>
     </w:p>
-    <w:bookmarkEnd w:id="265"/>
-    <w:bookmarkStart w:id="267" w:name="ref-vachon2000"/>
+    <w:bookmarkEnd w:id="266"/>
+    <w:bookmarkStart w:id="268" w:name="ref-vachon2000"/>
     <w:p>
       <w:pPr>
         <w:pStyle w:val="Literaturverzeichnis"/>
@@ -15121,7 +15369,7 @@
       <w:r>
         <w:t xml:space="preserve"> </w:t>
       </w:r>
-      <w:hyperlink r:id="rId266">
+      <w:hyperlink r:id="rId267">
         <w:r>
           <w:rPr>
             <w:rStyle w:val="Hyperlink"/>
@@ -15133,8 +15381,8 @@
         <w:t xml:space="preserve">.</w:t>
       </w:r>
     </w:p>
-    <w:bookmarkEnd w:id="267"/>
-    <w:bookmarkStart w:id="269" w:name="ref-yamaguchi2011"/>
+    <w:bookmarkEnd w:id="268"/>
+    <w:bookmarkStart w:id="270" w:name="ref-yamaguchi2011"/>
     <w:p>
       <w:pPr>
         <w:pStyle w:val="Literaturverzeichnis"/>
@@ -15167,7 +15415,7 @@
       <w:r>
         <w:t xml:space="preserve"> </w:t>
       </w:r>
-      <w:hyperlink r:id="rId268">
+      <w:hyperlink r:id="rId269">
         <w:r>
           <w:rPr>
             <w:rStyle w:val="Hyperlink"/>
@@ -15179,8 +15427,8 @@
         <w:t xml:space="preserve">.</w:t>
       </w:r>
     </w:p>
-    <w:bookmarkEnd w:id="269"/>
-    <w:bookmarkStart w:id="271" w:name="ref-quilfen1998"/>
+    <w:bookmarkEnd w:id="270"/>
+    <w:bookmarkStart w:id="272" w:name="ref-quilfen1998"/>
     <w:p>
       <w:pPr>
         <w:pStyle w:val="Literaturverzeichnis"/>
@@ -15213,7 +15461,7 @@
       <w:r>
         <w:t xml:space="preserve"> </w:t>
       </w:r>
-      <w:hyperlink r:id="rId270">
+      <w:hyperlink r:id="rId271">
         <w:r>
           <w:rPr>
             <w:rStyle w:val="Hyperlink"/>
@@ -15225,8 +15473,8 @@
         <w:t xml:space="preserve">.</w:t>
       </w:r>
     </w:p>
-    <w:bookmarkEnd w:id="271"/>
-    <w:bookmarkStart w:id="273" w:name="ref-zebker2017"/>
+    <w:bookmarkEnd w:id="272"/>
+    <w:bookmarkStart w:id="274" w:name="ref-zebker2017"/>
     <w:p>
       <w:pPr>
         <w:pStyle w:val="Literaturverzeichnis"/>
@@ -15259,7 +15507,7 @@
       <w:r>
         <w:t xml:space="preserve"> </w:t>
       </w:r>
-      <w:hyperlink r:id="rId272">
+      <w:hyperlink r:id="rId273">
         <w:r>
           <w:rPr>
             <w:rStyle w:val="Hyperlink"/>
@@ -15271,8 +15519,8 @@
         <w:t xml:space="preserve">.</w:t>
       </w:r>
     </w:p>
-    <w:bookmarkEnd w:id="273"/>
-    <w:bookmarkStart w:id="275" w:name="ref-zebker2010"/>
+    <w:bookmarkEnd w:id="274"/>
+    <w:bookmarkStart w:id="276" w:name="ref-zebker2010"/>
     <w:p>
       <w:pPr>
         <w:pStyle w:val="Literaturverzeichnis"/>
@@ -15305,7 +15553,7 @@
       <w:r>
         <w:t xml:space="preserve"> </w:t>
       </w:r>
-      <w:hyperlink r:id="rId274">
+      <w:hyperlink r:id="rId275">
         <w:r>
           <w:rPr>
             <w:rStyle w:val="Hyperlink"/>
@@ -15317,15 +15565,15 @@
         <w:t xml:space="preserve">.</w:t>
       </w:r>
     </w:p>
-    <w:bookmarkEnd w:id="275"/>
     <w:bookmarkEnd w:id="276"/>
+    <w:bookmarkEnd w:id="277"/>
     <w:p>
       <w:r>
         <w:br w:type="page"/>
       </w:r>
     </w:p>
-    <w:bookmarkEnd w:id="277"/>
-    <w:bookmarkStart w:id="324" w:name="annexes"/>
+    <w:bookmarkEnd w:id="278"/>
+    <w:bookmarkStart w:id="325" w:name="annexes"/>
     <w:p>
       <w:pPr>
         <w:pStyle w:val="berschrift2"/>
@@ -15334,7 +15582,7 @@
         <w:t xml:space="preserve">Annexes</w:t>
       </w:r>
     </w:p>
-    <w:bookmarkStart w:id="279" w:name="sec:annex-sar-general-processing-roadmap"/>
+    <w:bookmarkStart w:id="280" w:name="sec:annex-sar-general-processing-roadmap"/>
     <w:p>
       <w:pPr>
         <w:pStyle w:val="berschrift3"/>
@@ -15356,7 +15604,7 @@
         <w:pStyle w:val="Compact"/>
         <w:numPr>
           <w:ilvl w:val="0"/>
-          <w:numId w:val="1093"/>
+          <w:numId w:val="1094"/>
         </w:numPr>
       </w:pPr>
       <w:r>
@@ -15368,7 +15616,7 @@
         <w:pStyle w:val="Compact"/>
         <w:numPr>
           <w:ilvl w:val="0"/>
-          <w:numId w:val="1093"/>
+          <w:numId w:val="1094"/>
         </w:numPr>
       </w:pPr>
       <w:r>
@@ -15380,7 +15628,7 @@
         <w:pStyle w:val="Compact"/>
         <w:numPr>
           <w:ilvl w:val="0"/>
-          <w:numId w:val="1093"/>
+          <w:numId w:val="1094"/>
         </w:numPr>
       </w:pPr>
       <w:r>
@@ -15409,7 +15657,7 @@
         <w:pStyle w:val="Compact"/>
         <w:numPr>
           <w:ilvl w:val="0"/>
-          <w:numId w:val="1093"/>
+          <w:numId w:val="1094"/>
         </w:numPr>
       </w:pPr>
       <w:r>
@@ -15455,7 +15703,7 @@
         <w:pStyle w:val="Compact"/>
         <w:numPr>
           <w:ilvl w:val="0"/>
-          <w:numId w:val="1093"/>
+          <w:numId w:val="1094"/>
         </w:numPr>
       </w:pPr>
       <w:r>
@@ -15487,7 +15735,7 @@
         <w:pStyle w:val="Compact"/>
         <w:numPr>
           <w:ilvl w:val="0"/>
-          <w:numId w:val="1093"/>
+          <w:numId w:val="1094"/>
         </w:numPr>
       </w:pPr>
       <w:r>
@@ -15553,7 +15801,7 @@
         <w:pStyle w:val="Compact"/>
         <w:numPr>
           <w:ilvl w:val="0"/>
-          <w:numId w:val="1093"/>
+          <w:numId w:val="1094"/>
         </w:numPr>
       </w:pPr>
       <w:r>
@@ -15565,7 +15813,7 @@
         <w:pStyle w:val="Compact"/>
         <w:numPr>
           <w:ilvl w:val="0"/>
-          <w:numId w:val="1093"/>
+          <w:numId w:val="1094"/>
         </w:numPr>
       </w:pPr>
       <w:r>
@@ -15577,7 +15825,7 @@
         <w:pStyle w:val="Compact"/>
         <w:numPr>
           <w:ilvl w:val="0"/>
-          <w:numId w:val="1093"/>
+          <w:numId w:val="1094"/>
         </w:numPr>
       </w:pPr>
       <w:r>
@@ -15606,7 +15854,7 @@
         <w:t xml:space="preserve">lists possible sequential steps and existing software tools (e.g., Gamma software (GAMMA, 2018)) and scripting tasks that can be used to form the CEOS-ARD SAR processing roadmap.</w:t>
       </w:r>
     </w:p>
-    <w:bookmarkStart w:id="278" w:name="tbl:sar-general-processing-roadmap-tbl1"/>
+    <w:bookmarkStart w:id="279" w:name="tbl:sar-general-processing-roadmap-tbl1"/>
     <w:p>
       <w:pPr>
         <w:pStyle w:val="TableCaption"/>
@@ -15849,9 +16097,9 @@
         </w:tc>
       </w:tr>
     </w:tbl>
-    <w:bookmarkEnd w:id="278"/>
     <w:bookmarkEnd w:id="279"/>
-    <w:bookmarkStart w:id="291" w:name="sec:annex-sar-topographic-phase-removal"/>
+    <w:bookmarkEnd w:id="280"/>
+    <w:bookmarkStart w:id="292" w:name="sec:annex-sar-topographic-phase-removal"/>
     <w:p>
       <w:pPr>
         <w:pStyle w:val="berschrift3"/>
@@ -16112,7 +16360,7 @@
       <w:pPr>
         <w:pStyle w:val="Textkrper"/>
       </w:pPr>
-      <w:bookmarkStart w:id="280" w:name="eq:sar-topographic-phase-removal-eq1"/>
+      <w:bookmarkStart w:id="281" w:name="eq:sar-topographic-phase-removal-eq1"/>
       <m:oMathPara>
         <m:oMathParaPr>
           <m:jc m:val="center"/>
@@ -16289,7 +16537,7 @@
           </m:d>
         </m:oMath>
       </m:oMathPara>
-      <w:bookmarkEnd w:id="280"/>
+      <w:bookmarkEnd w:id="281"/>
     </w:p>
     <w:p>
       <w:pPr>
@@ -16303,7 +16551,7 @@
       <w:pPr>
         <w:pStyle w:val="Textkrper"/>
       </w:pPr>
-      <w:bookmarkStart w:id="281" w:name="eq:sar-topographic-phase-removal-eq2"/>
+      <w:bookmarkStart w:id="282" w:name="eq:sar-topographic-phase-removal-eq2"/>
       <m:oMathPara>
         <m:oMathParaPr>
           <m:jc m:val="center"/>
@@ -16452,7 +16700,7 @@
           </m:d>
         </m:oMath>
       </m:oMathPara>
-      <w:bookmarkEnd w:id="281"/>
+      <w:bookmarkEnd w:id="282"/>
     </w:p>
     <w:p>
       <w:pPr>
@@ -16518,7 +16766,7 @@
         <w:pStyle w:val="Compact"/>
         <w:numPr>
           <w:ilvl w:val="0"/>
-          <w:numId w:val="1094"/>
+          <w:numId w:val="1095"/>
         </w:numPr>
       </w:pPr>
       <w:r>
@@ -16547,7 +16795,7 @@
         <w:pStyle w:val="Compact"/>
         <w:numPr>
           <w:ilvl w:val="0"/>
-          <w:numId w:val="1094"/>
+          <w:numId w:val="1095"/>
         </w:numPr>
       </w:pPr>
       <w:r>
@@ -16704,7 +16952,7 @@
       <w:pPr>
         <w:pStyle w:val="Textkrper"/>
       </w:pPr>
-      <w:bookmarkStart w:id="282" w:name="eq:sar-topographic-phase-removal-eq3"/>
+      <w:bookmarkStart w:id="283" w:name="eq:sar-topographic-phase-removal-eq3"/>
       <m:oMathPara>
         <m:oMathParaPr>
           <m:jc m:val="center"/>
@@ -16844,7 +17092,7 @@
           </m:d>
         </m:oMath>
       </m:oMathPara>
-      <w:bookmarkEnd w:id="282"/>
+      <w:bookmarkEnd w:id="283"/>
     </w:p>
     <w:p>
       <w:pPr>
@@ -17106,7 +17354,7 @@
       <w:pPr>
         <w:pStyle w:val="Textkrper"/>
       </w:pPr>
-      <w:bookmarkStart w:id="283" w:name="eq:sar-topographic-phase-removal-eq4"/>
+      <w:bookmarkStart w:id="284" w:name="eq:sar-topographic-phase-removal-eq4"/>
       <m:oMathPara>
         <m:oMathParaPr>
           <m:jc m:val="center"/>
@@ -17356,13 +17604,13 @@
           </m:d>
         </m:oMath>
       </m:oMathPara>
-      <w:bookmarkEnd w:id="283"/>
+      <w:bookmarkEnd w:id="284"/>
     </w:p>
     <w:p>
       <w:pPr>
         <w:pStyle w:val="FirstParagraph"/>
       </w:pPr>
-      <w:bookmarkStart w:id="284" w:name="eq:sar-topographic-phase-removal-eq5"/>
+      <w:bookmarkStart w:id="285" w:name="eq:sar-topographic-phase-removal-eq5"/>
       <m:oMathPara>
         <m:oMathParaPr>
           <m:jc m:val="center"/>
@@ -17612,7 +17860,7 @@
           </m:d>
         </m:oMath>
       </m:oMathPara>
-      <w:bookmarkEnd w:id="284"/>
+      <w:bookmarkEnd w:id="285"/>
     </w:p>
     <w:p>
       <w:pPr>
@@ -17626,7 +17874,7 @@
       <w:pPr>
         <w:pStyle w:val="Textkrper"/>
       </w:pPr>
-      <w:bookmarkStart w:id="285" w:name="eq:sar-topographic-phase-removal-eq6"/>
+      <w:bookmarkStart w:id="286" w:name="eq:sar-topographic-phase-removal-eq6"/>
       <m:oMathPara>
         <m:oMathParaPr>
           <m:jc m:val="center"/>
@@ -17788,7 +18036,7 @@
           </m:d>
         </m:oMath>
       </m:oMathPara>
-      <w:bookmarkEnd w:id="285"/>
+      <w:bookmarkEnd w:id="286"/>
     </w:p>
     <w:p>
       <w:pPr>
@@ -17813,7 +18061,7 @@
       <w:pPr>
         <w:pStyle w:val="Textkrper"/>
       </w:pPr>
-      <w:bookmarkStart w:id="286" w:name="eq:sar-topographic-phase-removal-eq7"/>
+      <w:bookmarkStart w:id="287" w:name="eq:sar-topographic-phase-removal-eq7"/>
       <m:oMathPara>
         <m:oMathParaPr>
           <m:jc m:val="center"/>
@@ -18127,13 +18375,13 @@
           </m:d>
         </m:oMath>
       </m:oMathPara>
-      <w:bookmarkEnd w:id="286"/>
+      <w:bookmarkEnd w:id="287"/>
     </w:p>
     <w:p>
       <w:pPr>
         <w:pStyle w:val="FirstParagraph"/>
       </w:pPr>
-      <w:bookmarkStart w:id="287" w:name="eq:sar-topographic-phase-removal-eq8"/>
+      <w:bookmarkStart w:id="288" w:name="eq:sar-topographic-phase-removal-eq8"/>
       <m:oMathPara>
         <m:oMathParaPr>
           <m:jc m:val="center"/>
@@ -18383,13 +18631,13 @@
           </m:d>
         </m:oMath>
       </m:oMathPara>
-      <w:bookmarkEnd w:id="287"/>
+      <w:bookmarkEnd w:id="288"/>
     </w:p>
     <w:p>
       <w:pPr>
         <w:pStyle w:val="FirstParagraph"/>
       </w:pPr>
-      <w:bookmarkStart w:id="288" w:name="eq:sar-topographic-phase-removal-eq9"/>
+      <w:bookmarkStart w:id="289" w:name="eq:sar-topographic-phase-removal-eq9"/>
       <m:oMathPara>
         <m:oMathParaPr>
           <m:jc m:val="center"/>
@@ -18562,7 +18810,7 @@
           </m:d>
         </m:oMath>
       </m:oMathPara>
-      <w:bookmarkEnd w:id="288"/>
+      <w:bookmarkEnd w:id="289"/>
     </w:p>
     <w:p>
       <w:pPr>
@@ -18648,7 +18896,7 @@
       <w:pPr>
         <w:pStyle w:val="Textkrper"/>
       </w:pPr>
-      <w:bookmarkStart w:id="289" w:name="eq:sar-topographic-phase-removal-eq10"/>
+      <w:bookmarkStart w:id="290" w:name="eq:sar-topographic-phase-removal-eq10"/>
       <m:oMathPara>
         <m:oMathParaPr>
           <m:jc m:val="center"/>
@@ -18904,7 +19152,7 @@
           </m:d>
         </m:oMath>
       </m:oMathPara>
-      <w:bookmarkEnd w:id="289"/>
+      <w:bookmarkEnd w:id="290"/>
     </w:p>
     <w:p>
       <w:pPr>
@@ -18918,7 +19166,7 @@
       <w:pPr>
         <w:pStyle w:val="Textkrper"/>
       </w:pPr>
-      <w:bookmarkStart w:id="290" w:name="eq:sar-topographic-phase-removal-eq11"/>
+      <w:bookmarkStart w:id="291" w:name="eq:sar-topographic-phase-removal-eq11"/>
       <m:oMathPara>
         <m:oMathParaPr>
           <m:jc m:val="center"/>
@@ -19084,10 +19332,10 @@
           </m:d>
         </m:oMath>
       </m:oMathPara>
-      <w:bookmarkEnd w:id="290"/>
-    </w:p>
-    <w:bookmarkEnd w:id="291"/>
-    <w:bookmarkStart w:id="298" w:name="sec:annex-sar-pol-covmat"/>
+      <w:bookmarkEnd w:id="291"/>
+    </w:p>
+    <w:bookmarkEnd w:id="292"/>
+    <w:bookmarkStart w:id="299" w:name="sec:annex-sar-pol-covmat"/>
     <w:p>
       <w:pPr>
         <w:pStyle w:val="berschrift3"/>
@@ -19148,7 +19396,7 @@
       <w:pPr>
         <w:pStyle w:val="Textkrper"/>
       </w:pPr>
-      <w:bookmarkStart w:id="292" w:name="eq:sar-pol-covmat-eq1"/>
+      <w:bookmarkStart w:id="293" w:name="eq:sar-pol-covmat-eq1"/>
       <m:oMathPara>
         <m:oMathParaPr>
           <m:jc m:val="center"/>
@@ -19630,7 +19878,7 @@
           </m:d>
         </m:oMath>
       </m:oMathPara>
-      <w:bookmarkEnd w:id="292"/>
+      <w:bookmarkEnd w:id="293"/>
     </w:p>
     <w:p>
       <w:pPr>
@@ -19656,7 +19904,7 @@
       <w:pPr>
         <w:pStyle w:val="Textkrper"/>
       </w:pPr>
-      <w:bookmarkStart w:id="293" w:name="eq:sar-pol-covmat-eq2"/>
+      <w:bookmarkStart w:id="294" w:name="eq:sar-pol-covmat-eq2"/>
       <m:oMathPara>
         <m:oMathParaPr>
           <m:jc m:val="center"/>
@@ -19878,13 +20126,13 @@
           </m:d>
         </m:oMath>
       </m:oMathPara>
-      <w:bookmarkEnd w:id="293"/>
+      <w:bookmarkEnd w:id="294"/>
     </w:p>
     <w:p>
       <w:pPr>
         <w:pStyle w:val="FirstParagraph"/>
       </w:pPr>
-      <w:bookmarkStart w:id="294" w:name="eq:sar-pol-covmat-eq3"/>
+      <w:bookmarkStart w:id="295" w:name="eq:sar-pol-covmat-eq3"/>
       <m:oMathPara>
         <m:oMathParaPr>
           <m:jc m:val="center"/>
@@ -20106,13 +20354,13 @@
           </m:d>
         </m:oMath>
       </m:oMathPara>
-      <w:bookmarkEnd w:id="294"/>
+      <w:bookmarkEnd w:id="295"/>
     </w:p>
     <w:p>
       <w:pPr>
         <w:pStyle w:val="FirstParagraph"/>
       </w:pPr>
-      <w:bookmarkStart w:id="295" w:name="eq:eq:sar-pol-covmat-eq4"/>
+      <w:bookmarkStart w:id="296" w:name="eq:eq:sar-pol-covmat-eq4"/>
       <m:oMathPara>
         <m:oMathParaPr>
           <m:jc m:val="center"/>
@@ -20334,7 +20582,7 @@
           </m:d>
         </m:oMath>
       </m:oMathPara>
-      <w:bookmarkEnd w:id="295"/>
+      <w:bookmarkEnd w:id="296"/>
     </w:p>
     <w:p>
       <w:pPr>
@@ -20461,7 +20709,7 @@
       <w:pPr>
         <w:pStyle w:val="Textkrper"/>
       </w:pPr>
-      <w:bookmarkStart w:id="296" w:name="eq:sar-pol-covmat-eq5"/>
+      <w:bookmarkStart w:id="297" w:name="eq:sar-pol-covmat-eq5"/>
       <m:oMathPara>
         <m:oMathParaPr>
           <m:jc m:val="center"/>
@@ -20993,7 +21241,7 @@
           </m:d>
         </m:oMath>
       </m:oMathPara>
-      <w:bookmarkEnd w:id="296"/>
+      <w:bookmarkEnd w:id="297"/>
     </w:p>
     <w:p>
       <w:pPr>
@@ -21018,7 +21266,7 @@
       <w:pPr>
         <w:pStyle w:val="Textkrper"/>
       </w:pPr>
-      <w:bookmarkStart w:id="297" w:name="eq:sar-pol-covmat-eq6"/>
+      <w:bookmarkStart w:id="298" w:name="eq:sar-pol-covmat-eq6"/>
       <m:oMathPara>
         <m:oMathParaPr>
           <m:jc m:val="center"/>
@@ -21297,10 +21545,10 @@
           </m:d>
         </m:oMath>
       </m:oMathPara>
-      <w:bookmarkEnd w:id="297"/>
-    </w:p>
-    <w:bookmarkEnd w:id="298"/>
-    <w:bookmarkStart w:id="323" w:name="sec:annex-sar-orb-example"/>
+      <w:bookmarkEnd w:id="298"/>
+    </w:p>
+    <w:bookmarkEnd w:id="299"/>
+    <w:bookmarkStart w:id="324" w:name="sec:annex-sar-orb-example"/>
     <w:p>
       <w:pPr>
         <w:pStyle w:val="berschrift3"/>
@@ -21402,7 +21650,7 @@
         <w:t xml:space="preserve">The following figures show Sentinel-1 ORB products of the Tropical Cyclone Harold passing Vanuatu on April 6, 2020:</w:t>
       </w:r>
     </w:p>
-    <w:bookmarkStart w:id="302" w:name="fig:sar-orb-example-fig1a"/>
+    <w:bookmarkStart w:id="303" w:name="fig:sar-orb-example-fig1a"/>
     <w:p>
       <w:pPr>
         <w:pStyle w:val="CaptionedFigure"/>
@@ -21412,18 +21660,18 @@
           <wp:inline>
             <wp:extent cx="3810000" cy="2540000"/>
             <wp:effectExtent b="0" l="0" r="0" t="0"/>
-            <wp:docPr descr="Figure 1: VV intensity; Processing: A. Rosenqvist (soloEO)" title="" id="300" name="Picture"/>
+            <wp:docPr descr="Figure 1: VV intensity; Processing: A. Rosenqvist (soloEO)" title="" id="301" name="Picture"/>
             <a:graphic>
               <a:graphicData uri="http://schemas.openxmlformats.org/drawingml/2006/picture">
                 <pic:pic>
                   <pic:nvPicPr>
-                    <pic:cNvPr descr="assets/sar-orb-examples/S1-ORB-VV.png" id="301" name="Picture"/>
+                    <pic:cNvPr descr="assets/sar-orb-examples/S1-ORB-VV.png" id="302" name="Picture"/>
                     <pic:cNvPicPr>
                       <a:picLocks noChangeArrowheads="1" noChangeAspect="1"/>
                     </pic:cNvPicPr>
                   </pic:nvPicPr>
                   <pic:blipFill>
-                    <a:blip r:embed="rId299"/>
+                    <a:blip r:embed="rId300"/>
                     <a:stretch>
                       <a:fillRect/>
                     </a:stretch>
@@ -21458,8 +21706,8 @@
         <w:t xml:space="preserve">Figure 1: VV intensity; Processing: A. Rosenqvist (soloEO)</w:t>
       </w:r>
     </w:p>
-    <w:bookmarkEnd w:id="302"/>
-    <w:bookmarkStart w:id="306" w:name="fig:sar-orb-example-fig1b"/>
+    <w:bookmarkEnd w:id="303"/>
+    <w:bookmarkStart w:id="307" w:name="fig:sar-orb-example-fig1b"/>
     <w:p>
       <w:pPr>
         <w:pStyle w:val="CaptionedFigure"/>
@@ -21469,18 +21717,18 @@
           <wp:inline>
             <wp:extent cx="3810000" cy="2540000"/>
             <wp:effectExtent b="0" l="0" r="0" t="0"/>
-            <wp:docPr descr="Figure 2: VH intensity; Processing: A. Rosenqvist (soloEO)" title="" id="304" name="Picture"/>
+            <wp:docPr descr="Figure 2: VH intensity; Processing: A. Rosenqvist (soloEO)" title="" id="305" name="Picture"/>
             <a:graphic>
               <a:graphicData uri="http://schemas.openxmlformats.org/drawingml/2006/picture">
                 <pic:pic>
                   <pic:nvPicPr>
-                    <pic:cNvPr descr="assets/sar-orb-examples/S1-ORB-VH.png" id="305" name="Picture"/>
+                    <pic:cNvPr descr="assets/sar-orb-examples/S1-ORB-VH.png" id="306" name="Picture"/>
                     <pic:cNvPicPr>
                       <a:picLocks noChangeArrowheads="1" noChangeAspect="1"/>
                     </pic:cNvPicPr>
                   </pic:nvPicPr>
                   <pic:blipFill>
-                    <a:blip r:embed="rId303"/>
+                    <a:blip r:embed="rId304"/>
                     <a:stretch>
                       <a:fillRect/>
                     </a:stretch>
@@ -21515,8 +21763,8 @@
         <w:t xml:space="preserve">Figure 2: VH intensity; Processing: A. Rosenqvist (soloEO)</w:t>
       </w:r>
     </w:p>
-    <w:bookmarkEnd w:id="306"/>
-    <w:bookmarkStart w:id="310" w:name="fig:sar-orb-example-fig1c"/>
+    <w:bookmarkEnd w:id="307"/>
+    <w:bookmarkStart w:id="311" w:name="fig:sar-orb-example-fig1c"/>
     <w:p>
       <w:pPr>
         <w:pStyle w:val="CaptionedFigure"/>
@@ -21526,18 +21774,18 @@
           <wp:inline>
             <wp:extent cx="3810000" cy="2540000"/>
             <wp:effectExtent b="0" l="0" r="0" t="0"/>
-            <wp:docPr descr="Figure 3: Data mask image; Processing: A. Rosenqvist (soloEO)" title="" id="308" name="Picture"/>
+            <wp:docPr descr="Figure 3: Data mask image; Processing: A. Rosenqvist (soloEO)" title="" id="309" name="Picture"/>
             <a:graphic>
               <a:graphicData uri="http://schemas.openxmlformats.org/drawingml/2006/picture">
                 <pic:pic>
                   <pic:nvPicPr>
-                    <pic:cNvPr descr="assets/sar-orb-examples/S1-ORB-data-mask.png" id="309" name="Picture"/>
+                    <pic:cNvPr descr="assets/sar-orb-examples/S1-ORB-data-mask.png" id="310" name="Picture"/>
                     <pic:cNvPicPr>
                       <a:picLocks noChangeArrowheads="1" noChangeAspect="1"/>
                     </pic:cNvPicPr>
                   </pic:nvPicPr>
                   <pic:blipFill>
-                    <a:blip r:embed="rId307"/>
+                    <a:blip r:embed="rId308"/>
                     <a:stretch>
                       <a:fillRect/>
                     </a:stretch>
@@ -21572,8 +21820,8 @@
         <w:t xml:space="preserve">Figure 3: Data mask image; Processing: A. Rosenqvist (soloEO)</w:t>
       </w:r>
     </w:p>
-    <w:bookmarkEnd w:id="310"/>
-    <w:bookmarkStart w:id="314" w:name="fig:sar-orb-example-fig1d"/>
+    <w:bookmarkEnd w:id="311"/>
+    <w:bookmarkStart w:id="315" w:name="fig:sar-orb-example-fig1d"/>
     <w:p>
       <w:pPr>
         <w:pStyle w:val="CaptionedFigure"/>
@@ -21583,18 +21831,18 @@
           <wp:inline>
             <wp:extent cx="3810000" cy="2540000"/>
             <wp:effectExtent b="0" l="0" r="0" t="0"/>
-            <wp:docPr descr="Figure 4: Local incident angle; Processing: A. Rosenqvist (soloEO)" title="" id="312" name="Picture"/>
+            <wp:docPr descr="Figure 4: Local incident angle; Processing: A. Rosenqvist (soloEO)" title="" id="313" name="Picture"/>
             <a:graphic>
               <a:graphicData uri="http://schemas.openxmlformats.org/drawingml/2006/picture">
                 <pic:pic>
                   <pic:nvPicPr>
-                    <pic:cNvPr descr="assets/sar-orb-examples/S1-ORB-local-indicident-angle.png" id="313" name="Picture"/>
+                    <pic:cNvPr descr="assets/sar-orb-examples/S1-ORB-local-indicident-angle.png" id="314" name="Picture"/>
                     <pic:cNvPicPr>
                       <a:picLocks noChangeArrowheads="1" noChangeAspect="1"/>
                     </pic:cNvPicPr>
                   </pic:nvPicPr>
                   <pic:blipFill>
-                    <a:blip r:embed="rId311"/>
+                    <a:blip r:embed="rId312"/>
                     <a:stretch>
                       <a:fillRect/>
                     </a:stretch>
@@ -21629,7 +21877,7 @@
         <w:t xml:space="preserve">Figure 4: Local incident angle; Processing: A. Rosenqvist (soloEO)</w:t>
       </w:r>
     </w:p>
-    <w:bookmarkEnd w:id="314"/>
+    <w:bookmarkEnd w:id="315"/>
     <w:p>
       <w:pPr>
         <w:pStyle w:val="Textkrper"/>
@@ -21715,7 +21963,7 @@
         <w:t xml:space="preserve">The following figures show Sentinel-1 EW ORB products:</w:t>
       </w:r>
     </w:p>
-    <w:bookmarkStart w:id="318" w:name="fig:sar-orb-example-fig2a"/>
+    <w:bookmarkStart w:id="319" w:name="fig:sar-orb-example-fig2a"/>
     <w:p>
       <w:pPr>
         <w:pStyle w:val="CaptionedFigure"/>
@@ -21725,18 +21973,18 @@
           <wp:inline>
             <wp:extent cx="3810000" cy="2540000"/>
             <wp:effectExtent b="0" l="0" r="0" t="0"/>
-            <wp:docPr descr="Figure 5: ORB intensity (Sigma-Nought); Processing: G. Hajduch (CLS)" title="" id="316" name="Picture"/>
+            <wp:docPr descr="Figure 5: ORB intensity (Sigma-Nought); Processing: G. Hajduch (CLS)" title="" id="317" name="Picture"/>
             <a:graphic>
               <a:graphicData uri="http://schemas.openxmlformats.org/drawingml/2006/picture">
                 <pic:pic>
                   <pic:nvPicPr>
-                    <pic:cNvPr descr="assets/sar-orb-examples/S1-ORB-sigma-nought.png" id="317" name="Picture"/>
+                    <pic:cNvPr descr="assets/sar-orb-examples/S1-ORB-sigma-nought.png" id="318" name="Picture"/>
                     <pic:cNvPicPr>
                       <a:picLocks noChangeArrowheads="1" noChangeAspect="1"/>
                     </pic:cNvPicPr>
                   </pic:nvPicPr>
                   <pic:blipFill>
-                    <a:blip r:embed="rId315"/>
+                    <a:blip r:embed="rId316"/>
                     <a:stretch>
                       <a:fillRect/>
                     </a:stretch>
@@ -21771,8 +22019,8 @@
         <w:t xml:space="preserve">Figure 5: ORB intensity (Sigma-Nought); Processing: G. Hajduch (CLS)</w:t>
       </w:r>
     </w:p>
-    <w:bookmarkEnd w:id="318"/>
-    <w:bookmarkStart w:id="322" w:name="fig:sar-orb-example-fig2b"/>
+    <w:bookmarkEnd w:id="319"/>
+    <w:bookmarkStart w:id="323" w:name="fig:sar-orb-example-fig2b"/>
     <w:p>
       <w:pPr>
         <w:pStyle w:val="CaptionedFigure"/>
@@ -21782,18 +22030,18 @@
           <wp:inline>
             <wp:extent cx="3810000" cy="2540000"/>
             <wp:effectExtent b="0" l="0" r="0" t="0"/>
-            <wp:docPr descr="Figure 6: Intensity compensated with the “Mean Wind-Normalised Backscatter Measurement” (i.e., not Sigma-Nought) and geocoded; Processing: G. Hajduch (CLS)" title="" id="320" name="Picture"/>
+            <wp:docPr descr="Figure 6: Intensity compensated with the “Mean Wind-Normalised Backscatter Measurement” (i.e., not Sigma-Nought) and geocoded; Processing: G. Hajduch (CLS)" title="" id="321" name="Picture"/>
             <a:graphic>
               <a:graphicData uri="http://schemas.openxmlformats.org/drawingml/2006/picture">
                 <pic:pic>
                   <pic:nvPicPr>
-                    <pic:cNvPr descr="assets/sar-orb-examples/S1-ORB-intesity-compensated.png" id="321" name="Picture"/>
+                    <pic:cNvPr descr="assets/sar-orb-examples/S1-ORB-intesity-compensated.png" id="322" name="Picture"/>
                     <pic:cNvPicPr>
                       <a:picLocks noChangeArrowheads="1" noChangeAspect="1"/>
                     </pic:cNvPicPr>
                   </pic:nvPicPr>
                   <pic:blipFill>
-                    <a:blip r:embed="rId319"/>
+                    <a:blip r:embed="rId320"/>
                     <a:stretch>
                       <a:fillRect/>
                     </a:stretch>
@@ -21840,10 +22088,10 @@
         <w:t xml:space="preserve">(i.e., not Sigma-Nought) and geocoded; Processing: G. Hajduch (CLS)</w:t>
       </w:r>
     </w:p>
-    <w:bookmarkEnd w:id="322"/>
     <w:bookmarkEnd w:id="323"/>
     <w:bookmarkEnd w:id="324"/>
     <w:bookmarkEnd w:id="325"/>
+    <w:bookmarkEnd w:id="326"/>
     <w:sectPr>
       <w:headerReference r:id="rId11" w:type="even"/>
       <w:headerReference r:id="rId10" w:type="default"/>
@@ -21910,7 +22158,7 @@
       </w:r>
     </w:p>
   </w:footnote>
-  <w:footnote w:id="73">
+  <w:footnote w:id="74">
     <w:p>
       <w:pPr>
         <w:pStyle w:val="Funotentext"/>
@@ -21941,7 +22189,7 @@
       </w:r>
     </w:p>
   </w:footnote>
-  <w:footnote w:id="151">
+  <w:footnote w:id="152">
     <w:p>
       <w:pPr>
         <w:pStyle w:val="Funotentext"/>
@@ -22470,6 +22718,9 @@
     <w:abstractNumId w:val="991"/>
   </w:num>
   <w:num w:numId="1002">
+    <w:abstractNumId w:val="991"/>
+  </w:num>
+  <w:num w:numId="1003">
     <w:abstractNumId w:val="99411"/>
     <w:lvlOverride w:ilvl="0">
       <w:startOverride w:val="1"/>
@@ -22498,9 +22749,6 @@
     <w:lvlOverride w:ilvl="8">
       <w:startOverride w:val="1"/>
     </w:lvlOverride>
-  </w:num>
-  <w:num w:numId="1003">
-    <w:abstractNumId w:val="991"/>
   </w:num>
   <w:num w:numId="1004">
     <w:abstractNumId w:val="991"/>
@@ -22578,6 +22826,9 @@
     <w:abstractNumId w:val="991"/>
   </w:num>
   <w:num w:numId="1029">
+    <w:abstractNumId w:val="991"/>
+  </w:num>
+  <w:num w:numId="1030">
     <w:abstractNumId w:val="99411"/>
     <w:lvlOverride w:ilvl="0">
       <w:startOverride w:val="1"/>
@@ -22607,9 +22858,6 @@
       <w:startOverride w:val="1"/>
     </w:lvlOverride>
   </w:num>
-  <w:num w:numId="1030">
-    <w:abstractNumId w:val="991"/>
-  </w:num>
   <w:num w:numId="1031">
     <w:abstractNumId w:val="991"/>
   </w:num>
@@ -22635,6 +22883,9 @@
     <w:abstractNumId w:val="991"/>
   </w:num>
   <w:num w:numId="1039">
+    <w:abstractNumId w:val="991"/>
+  </w:num>
+  <w:num w:numId="1040">
     <w:abstractNumId w:val="99411"/>
     <w:lvlOverride w:ilvl="0">
       <w:startOverride w:val="1"/>
@@ -22663,9 +22914,6 @@
     <w:lvlOverride w:ilvl="8">
       <w:startOverride w:val="1"/>
     </w:lvlOverride>
-  </w:num>
-  <w:num w:numId="1040">
-    <w:abstractNumId w:val="991"/>
   </w:num>
   <w:num w:numId="1041">
     <w:abstractNumId w:val="991"/>
@@ -22716,6 +22964,9 @@
     <w:abstractNumId w:val="991"/>
   </w:num>
   <w:num w:numId="1057">
+    <w:abstractNumId w:val="991"/>
+  </w:num>
+  <w:num w:numId="1058">
     <w:abstractNumId w:val="99411"/>
     <w:lvlOverride w:ilvl="0">
       <w:startOverride w:val="1"/>
@@ -22745,13 +22996,13 @@
       <w:startOverride w:val="1"/>
     </w:lvlOverride>
   </w:num>
-  <w:num w:numId="1058">
-    <w:abstractNumId w:val="991"/>
-  </w:num>
   <w:num w:numId="1059">
     <w:abstractNumId w:val="991"/>
   </w:num>
   <w:num w:numId="1060">
+    <w:abstractNumId w:val="991"/>
+  </w:num>
+  <w:num w:numId="1061">
     <w:abstractNumId w:val="99411"/>
     <w:lvlOverride w:ilvl="0">
       <w:startOverride w:val="1"/>
@@ -22780,9 +23031,6 @@
     <w:lvlOverride w:ilvl="8">
       <w:startOverride w:val="1"/>
     </w:lvlOverride>
-  </w:num>
-  <w:num w:numId="1061">
-    <w:abstractNumId w:val="991"/>
   </w:num>
   <w:num w:numId="1062">
     <w:abstractNumId w:val="991"/>
@@ -22815,6 +23063,9 @@
     <w:abstractNumId w:val="991"/>
   </w:num>
   <w:num w:numId="1072">
+    <w:abstractNumId w:val="991"/>
+  </w:num>
+  <w:num w:numId="1073">
     <w:abstractNumId w:val="99411"/>
     <w:lvlOverride w:ilvl="0">
       <w:startOverride w:val="1"/>
@@ -22844,13 +23095,13 @@
       <w:startOverride w:val="1"/>
     </w:lvlOverride>
   </w:num>
-  <w:num w:numId="1073">
-    <w:abstractNumId w:val="991"/>
-  </w:num>
   <w:num w:numId="1074">
     <w:abstractNumId w:val="991"/>
   </w:num>
   <w:num w:numId="1075">
+    <w:abstractNumId w:val="991"/>
+  </w:num>
+  <w:num w:numId="1076">
     <w:abstractNumId w:val="99411"/>
     <w:lvlOverride w:ilvl="0">
       <w:startOverride w:val="1"/>
@@ -22880,9 +23131,6 @@
       <w:startOverride w:val="1"/>
     </w:lvlOverride>
   </w:num>
-  <w:num w:numId="1076">
-    <w:abstractNumId w:val="991"/>
-  </w:num>
   <w:num w:numId="1077">
     <w:abstractNumId w:val="991"/>
   </w:num>
@@ -22890,6 +23138,9 @@
     <w:abstractNumId w:val="991"/>
   </w:num>
   <w:num w:numId="1079">
+    <w:abstractNumId w:val="991"/>
+  </w:num>
+  <w:num w:numId="1080">
     <w:abstractNumId w:val="99411"/>
     <w:lvlOverride w:ilvl="0">
       <w:startOverride w:val="1"/>
@@ -22919,13 +23170,13 @@
       <w:startOverride w:val="1"/>
     </w:lvlOverride>
   </w:num>
-  <w:num w:numId="1080">
-    <w:abstractNumId w:val="991"/>
-  </w:num>
   <w:num w:numId="1081">
     <w:abstractNumId w:val="991"/>
   </w:num>
   <w:num w:numId="1082">
+    <w:abstractNumId w:val="991"/>
+  </w:num>
+  <w:num w:numId="1083">
     <w:abstractNumId w:val="99411"/>
     <w:lvlOverride w:ilvl="0">
       <w:startOverride w:val="1"/>
@@ -22955,9 +23206,6 @@
       <w:startOverride w:val="1"/>
     </w:lvlOverride>
   </w:num>
-  <w:num w:numId="1083">
-    <w:abstractNumId w:val="991"/>
-  </w:num>
   <w:num w:numId="1084">
     <w:abstractNumId w:val="991"/>
   </w:num>
@@ -22968,6 +23216,9 @@
     <w:abstractNumId w:val="991"/>
   </w:num>
   <w:num w:numId="1087">
+    <w:abstractNumId w:val="991"/>
+  </w:num>
+  <w:num w:numId="1088">
     <w:abstractNumId w:val="99411"/>
     <w:lvlOverride w:ilvl="0">
       <w:startOverride w:val="1"/>
@@ -22997,13 +23248,13 @@
       <w:startOverride w:val="1"/>
     </w:lvlOverride>
   </w:num>
-  <w:num w:numId="1088">
-    <w:abstractNumId w:val="991"/>
-  </w:num>
   <w:num w:numId="1089">
     <w:abstractNumId w:val="991"/>
   </w:num>
   <w:num w:numId="1090">
+    <w:abstractNumId w:val="991"/>
+  </w:num>
+  <w:num w:numId="1091">
     <w:abstractNumId w:val="99411"/>
     <w:lvlOverride w:ilvl="0">
       <w:startOverride w:val="1"/>
@@ -23033,9 +23284,6 @@
       <w:startOverride w:val="1"/>
     </w:lvlOverride>
   </w:num>
-  <w:num w:numId="1091">
-    <w:abstractNumId w:val="991"/>
-  </w:num>
   <w:num w:numId="1092">
     <w:abstractNumId w:val="991"/>
   </w:num>
@@ -23043,6 +23291,9 @@
     <w:abstractNumId w:val="991"/>
   </w:num>
   <w:num w:numId="1094">
+    <w:abstractNumId w:val="991"/>
+  </w:num>
+  <w:num w:numId="1095">
     <w:abstractNumId w:val="99411"/>
     <w:lvlOverride w:ilvl="0">
       <w:startOverride w:val="1"/>

--- a/latest/ORB.docx
+++ b/latest/ORB.docx
@@ -828,7 +828,7 @@
         <w:t xml:space="preserve"> </w:t>
       </w:r>
       <w:r>
-        <w:t xml:space="preserve">1.2-draft</w:t>
+        <w:t xml:space="preserve">1.1.0-draft</w:t>
       </w:r>
     </w:p>
     <w:p>

--- a/latest/ORB.docx
+++ b/latest/ORB.docx
@@ -1278,6 +1278,22 @@
       </w:pPr>
       <w:r>
         <w:t xml:space="preserve">Ocean Radar Backscatter</w:t>
+      </w:r>
+    </w:p>
+    <w:p>
+      <w:pPr>
+        <w:pStyle w:val="DefinitionTerm"/>
+      </w:pPr>
+      <w:r>
+        <w:t xml:space="preserve">PFS</w:t>
+      </w:r>
+    </w:p>
+    <w:p>
+      <w:pPr>
+        <w:pStyle w:val="Definition"/>
+      </w:pPr>
+      <w:r>
+        <w:t xml:space="preserve">Product Family Specification</w:t>
       </w:r>
     </w:p>
     <w:p>

--- a/latest/ORB.docx
+++ b/latest/ORB.docx
@@ -154,7 +154,7 @@
         </w:numPr>
       </w:pPr>
       <w:r>
-        <w:t xml:space="preserve">Document history has ben reset. Check the previous versions for details</w:t>
+        <w:t xml:space="preserve">Document history has been reset. Check the previous versions for details</w:t>
       </w:r>
     </w:p>
     <w:p>
@@ -346,7 +346,7 @@
         <w:t xml:space="preserve"> </w:t>
       </w:r>
       <w:r>
-        <w:t xml:space="preserve">Migration to the new CEOS-ARD building block.</w:t>
+        <w:t xml:space="preserve">Migration to building blocks.</w:t>
       </w:r>
     </w:p>
     <w:p>
@@ -1641,7 +1641,7 @@
         <w:t xml:space="preserve">suitability of the dataset, and must meet the requirements listed below.</w:t>
       </w:r>
     </w:p>
-    <w:bookmarkStart w:id="35" w:name="sec:meta-trcsar"/>
+    <w:bookmarkStart w:id="35" w:name="sec:meta-trace-sar"/>
     <w:p>
       <w:pPr>
         <w:pStyle w:val="berschrift4"/>
@@ -1673,7 +1673,7 @@
         <w:rPr>
           <w:rStyle w:val="VerbatimChar"/>
         </w:rPr>
-        <w:t xml:space="preserve">meta-trcsar</w:t>
+        <w:t xml:space="preserve">meta-trace-sar</w:t>
       </w:r>
     </w:p>
     <w:bookmarkStart w:id="32" w:name="threshold-requirements"/>
@@ -1736,7 +1736,7 @@
       <w:r>
         <w:t xml:space="preserve">“</w:t>
       </w:r>
-      <w:hyperlink w:anchor="sec:rcm-rmasar">
+      <w:hyperlink w:anchor="sec:rcm-radacc-sar">
         <w:r>
           <w:rPr>
             <w:rStyle w:val="Hyperlink"/>
@@ -1830,7 +1830,7 @@
     </w:p>
     <w:bookmarkEnd w:id="34"/>
     <w:bookmarkEnd w:id="35"/>
-    <w:bookmarkStart w:id="39" w:name="sec:meta-mrdsar"/>
+    <w:bookmarkStart w:id="39" w:name="sec:meta-memare-sar"/>
     <w:p>
       <w:pPr>
         <w:pStyle w:val="berschrift4"/>
@@ -1862,7 +1862,7 @@
         <w:rPr>
           <w:rStyle w:val="VerbatimChar"/>
         </w:rPr>
-        <w:t xml:space="preserve">meta-mrdsar</w:t>
+        <w:t xml:space="preserve">meta-memare-sar</w:t>
       </w:r>
     </w:p>
     <w:bookmarkStart w:id="36" w:name="threshold-requirements-1"/>
@@ -1967,7 +1967,7 @@
     </w:p>
     <w:bookmarkEnd w:id="38"/>
     <w:bookmarkEnd w:id="39"/>
-    <w:bookmarkStart w:id="43" w:name="sec:meta-prdtyp"/>
+    <w:bookmarkStart w:id="43" w:name="sec:meta-protype"/>
     <w:p>
       <w:pPr>
         <w:pStyle w:val="berschrift4"/>
@@ -1999,7 +1999,7 @@
         <w:rPr>
           <w:rStyle w:val="VerbatimChar"/>
         </w:rPr>
-        <w:t xml:space="preserve">meta-prdtyp</w:t>
+        <w:t xml:space="preserve">meta-protype</w:t>
       </w:r>
     </w:p>
     <w:bookmarkStart w:id="40" w:name="threshold-requirements-2"/>
@@ -2247,7 +2247,7 @@
     </w:p>
     <w:bookmarkEnd w:id="46"/>
     <w:bookmarkEnd w:id="47"/>
-    <w:bookmarkStart w:id="51" w:name="sec:meta-timsar"/>
+    <w:bookmarkStart w:id="51" w:name="sec:meta-time-sar"/>
     <w:p>
       <w:pPr>
         <w:pStyle w:val="berschrift4"/>
@@ -2279,7 +2279,7 @@
         <w:rPr>
           <w:rStyle w:val="VerbatimChar"/>
         </w:rPr>
-        <w:t xml:space="preserve">meta-timsar</w:t>
+        <w:t xml:space="preserve">meta-time-sar</w:t>
       </w:r>
     </w:p>
     <w:bookmarkStart w:id="48" w:name="threshold-requirements-4"/>
@@ -2313,7 +2313,7 @@
       <w:r>
         <w:t xml:space="preserve">“</w:t>
       </w:r>
-      <w:hyperlink w:anchor="sec:pxl-ppacqd">
+      <w:hyperlink w:anchor="sec:pxl-pacqid">
         <w:r>
           <w:rPr>
             <w:rStyle w:val="Hyperlink"/>
@@ -2461,7 +2461,7 @@
         <w:t xml:space="preserve">This may be one or mutliple acquisitions.</w:t>
       </w:r>
     </w:p>
-    <w:bookmarkStart w:id="56" w:name="sec:src-acqid"/>
+    <w:bookmarkStart w:id="56" w:name="sec:src-macqid"/>
     <w:p>
       <w:pPr>
         <w:pStyle w:val="berschrift4"/>
@@ -2493,7 +2493,7 @@
         <w:rPr>
           <w:rStyle w:val="VerbatimChar"/>
         </w:rPr>
-        <w:t xml:space="preserve">src-acqid</w:t>
+        <w:t xml:space="preserve">src-macqid</w:t>
       </w:r>
     </w:p>
     <w:bookmarkStart w:id="53" w:name="threshold-requirements-5"/>
@@ -2601,7 +2601,7 @@
     </w:p>
     <w:bookmarkEnd w:id="55"/>
     <w:bookmarkEnd w:id="56"/>
-    <w:bookmarkStart w:id="60" w:name="sec:src-dacsrc"/>
+    <w:bookmarkStart w:id="60" w:name="sec:src-daccess-src"/>
     <w:p>
       <w:pPr>
         <w:pStyle w:val="berschrift4"/>
@@ -2633,7 +2633,7 @@
         <w:rPr>
           <w:rStyle w:val="VerbatimChar"/>
         </w:rPr>
-        <w:t xml:space="preserve">src-dacsrc</w:t>
+        <w:t xml:space="preserve">src-daccess-src</w:t>
       </w:r>
     </w:p>
     <w:bookmarkStart w:id="57" w:name="threshold-requirements-6"/>
@@ -2738,7 +2738,7 @@
     </w:p>
     <w:bookmarkEnd w:id="59"/>
     <w:bookmarkEnd w:id="60"/>
-    <w:bookmarkStart w:id="65" w:name="sec:src-inssar"/>
+    <w:bookmarkStart w:id="65" w:name="sec:src-instru-sar"/>
     <w:p>
       <w:pPr>
         <w:pStyle w:val="berschrift4"/>
@@ -2770,7 +2770,7 @@
         <w:rPr>
           <w:rStyle w:val="VerbatimChar"/>
         </w:rPr>
-        <w:t xml:space="preserve">src-inssar</w:t>
+        <w:t xml:space="preserve">src-instru-sar</w:t>
       </w:r>
     </w:p>
     <w:bookmarkStart w:id="61" w:name="threshold-requirements-7"/>
@@ -2916,7 +2916,7 @@
     </w:p>
     <w:bookmarkEnd w:id="64"/>
     <w:bookmarkEnd w:id="65"/>
-    <w:bookmarkStart w:id="69" w:name="sec:src-timsrc"/>
+    <w:bookmarkStart w:id="69" w:name="sec:src-time-src"/>
     <w:p>
       <w:pPr>
         <w:pStyle w:val="berschrift4"/>
@@ -2948,7 +2948,7 @@
         <w:rPr>
           <w:rStyle w:val="VerbatimChar"/>
         </w:rPr>
-        <w:t xml:space="preserve">src-timsrc</w:t>
+        <w:t xml:space="preserve">src-time-src</w:t>
       </w:r>
     </w:p>
     <w:bookmarkStart w:id="66" w:name="threshold-requirements-8"/>
@@ -3471,7 +3471,7 @@
     </w:p>
     <w:bookmarkEnd w:id="77"/>
     <w:bookmarkEnd w:id="78"/>
-    <w:bookmarkStart w:id="82" w:name="sec:src-prcpar"/>
+    <w:bookmarkStart w:id="82" w:name="sec:src-propar"/>
     <w:p>
       <w:pPr>
         <w:pStyle w:val="berschrift4"/>
@@ -3503,7 +3503,7 @@
         <w:rPr>
           <w:rStyle w:val="VerbatimChar"/>
         </w:rPr>
-        <w:t xml:space="preserve">src-prcpar</w:t>
+        <w:t xml:space="preserve">src-propar</w:t>
       </w:r>
     </w:p>
     <w:bookmarkStart w:id="79" w:name="threshold-requirements-11"/>
@@ -3692,7 +3692,7 @@
     </w:p>
     <w:bookmarkEnd w:id="81"/>
     <w:bookmarkEnd w:id="82"/>
-    <w:bookmarkStart w:id="86" w:name="sec:src-imgatt"/>
+    <w:bookmarkStart w:id="86" w:name="sec:src-imgatt-sar"/>
     <w:p>
       <w:pPr>
         <w:pStyle w:val="berschrift4"/>
@@ -3724,7 +3724,7 @@
         <w:rPr>
           <w:rStyle w:val="VerbatimChar"/>
         </w:rPr>
-        <w:t xml:space="preserve">src-imgatt</w:t>
+        <w:t xml:space="preserve">src-imgatt-sar</w:t>
       </w:r>
     </w:p>
     <w:bookmarkStart w:id="83" w:name="threshold-requirements-12"/>
@@ -3913,7 +3913,7 @@
     </w:p>
     <w:bookmarkEnd w:id="85"/>
     <w:bookmarkEnd w:id="86"/>
-    <w:bookmarkStart w:id="90" w:name="sec:src-scasar"/>
+    <w:bookmarkStart w:id="90" w:name="sec:src-sencal-sar"/>
     <w:p>
       <w:pPr>
         <w:pStyle w:val="berschrift4"/>
@@ -3945,7 +3945,7 @@
         <w:rPr>
           <w:rStyle w:val="VerbatimChar"/>
         </w:rPr>
-        <w:t xml:space="preserve">src-scasar</w:t>
+        <w:t xml:space="preserve">src-sencal-sar</w:t>
       </w:r>
     </w:p>
     <w:bookmarkStart w:id="87" w:name="threshold-requirements-13"/>
@@ -4059,7 +4059,7 @@
     </w:p>
     <w:bookmarkEnd w:id="89"/>
     <w:bookmarkEnd w:id="90"/>
-    <w:bookmarkStart w:id="94" w:name="sec:src-prfind"/>
+    <w:bookmarkStart w:id="94" w:name="sec:src-perfind"/>
     <w:p>
       <w:pPr>
         <w:pStyle w:val="berschrift4"/>
@@ -4091,7 +4091,7 @@
         <w:rPr>
           <w:rStyle w:val="VerbatimChar"/>
         </w:rPr>
-        <w:t xml:space="preserve">src-prfind</w:t>
+        <w:t xml:space="preserve">src-perfind</w:t>
       </w:r>
     </w:p>
     <w:bookmarkStart w:id="91" w:name="threshold-requirements-14"/>
@@ -4302,7 +4302,7 @@
     </w:p>
     <w:bookmarkEnd w:id="93"/>
     <w:bookmarkEnd w:id="94"/>
-    <w:bookmarkStart w:id="98" w:name="sec:src-polcal"/>
+    <w:bookmarkStart w:id="98" w:name="sec:src-polcalm"/>
     <w:p>
       <w:pPr>
         <w:pStyle w:val="berschrift4"/>
@@ -4334,7 +4334,7 @@
         <w:rPr>
           <w:rStyle w:val="VerbatimChar"/>
         </w:rPr>
-        <w:t xml:space="preserve">src-polcal</w:t>
+        <w:t xml:space="preserve">src-polcalm</w:t>
       </w:r>
     </w:p>
     <w:bookmarkStart w:id="95" w:name="threshold-requirements-15"/>
@@ -4442,7 +4442,7 @@
     </w:p>
     <w:bookmarkEnd w:id="97"/>
     <w:bookmarkEnd w:id="98"/>
-    <w:bookmarkStart w:id="102" w:name="sec:src-mfrang"/>
+    <w:bookmarkStart w:id="102" w:name="sec:src-farotan"/>
     <w:p>
       <w:pPr>
         <w:pStyle w:val="berschrift4"/>
@@ -4474,7 +4474,7 @@
         <w:rPr>
           <w:rStyle w:val="VerbatimChar"/>
         </w:rPr>
-        <w:t xml:space="preserve">src-mfrang</w:t>
+        <w:t xml:space="preserve">src-farotan</w:t>
       </w:r>
     </w:p>
     <w:bookmarkStart w:id="99" w:name="threshold-requirements-16"/>
@@ -4760,7 +4760,7 @@
         <w:t xml:space="preserve">Information related to the CEOS-ARD product generation procedure and geographic parameters.</w:t>
       </w:r>
     </w:p>
-    <w:bookmarkStart w:id="111" w:name="sec:prd-dacprd"/>
+    <w:bookmarkStart w:id="111" w:name="sec:prd-daccess-prod"/>
     <w:p>
       <w:pPr>
         <w:pStyle w:val="berschrift4"/>
@@ -4792,7 +4792,7 @@
         <w:rPr>
           <w:rStyle w:val="VerbatimChar"/>
         </w:rPr>
-        <w:t xml:space="preserve">prd-dacprd</w:t>
+        <w:t xml:space="preserve">prd-daccess-prod</w:t>
       </w:r>
     </w:p>
     <w:bookmarkStart w:id="108" w:name="threshold-requirements-18"/>
@@ -4945,7 +4945,7 @@
     </w:p>
     <w:bookmarkEnd w:id="110"/>
     <w:bookmarkEnd w:id="111"/>
-    <w:bookmarkStart w:id="115" w:name="sec:prd-auxdat"/>
+    <w:bookmarkStart w:id="115" w:name="sec:prd-auxdat-sar"/>
     <w:p>
       <w:pPr>
         <w:pStyle w:val="berschrift4"/>
@@ -4977,7 +4977,7 @@
         <w:rPr>
           <w:rStyle w:val="VerbatimChar"/>
         </w:rPr>
-        <w:t xml:space="preserve">prd-auxdat</w:t>
+        <w:t xml:space="preserve">prd-auxdat-sar</w:t>
       </w:r>
     </w:p>
     <w:bookmarkStart w:id="112" w:name="threshold-requirements-19"/>
@@ -5023,7 +5023,7 @@
         <w:pStyle w:val="Textkrper"/>
       </w:pPr>
       <w:r>
-        <w:t xml:space="preserve">Notes:</w:t>
+        <w:t xml:space="preserve">Note:</w:t>
       </w:r>
     </w:p>
     <w:p>
@@ -5105,7 +5105,7 @@
     </w:p>
     <w:bookmarkEnd w:id="114"/>
     <w:bookmarkEnd w:id="115"/>
-    <w:bookmarkStart w:id="119" w:name="sec:prd-smpspc"/>
+    <w:bookmarkStart w:id="119" w:name="sec:prd-samspa"/>
     <w:p>
       <w:pPr>
         <w:pStyle w:val="berschrift4"/>
@@ -5137,7 +5137,7 @@
         <w:rPr>
           <w:rStyle w:val="VerbatimChar"/>
         </w:rPr>
-        <w:t xml:space="preserve">prd-smpspc</w:t>
+        <w:t xml:space="preserve">prd-samspa</w:t>
       </w:r>
     </w:p>
     <w:bookmarkStart w:id="116" w:name="threshold-requirements-20"/>
@@ -5573,7 +5573,7 @@
     </w:p>
     <w:bookmarkEnd w:id="126"/>
     <w:bookmarkEnd w:id="127"/>
-    <w:bookmarkStart w:id="131" w:name="sec:prd-spkflt"/>
+    <w:bookmarkStart w:id="131" w:name="sec:prd-spekfil"/>
     <w:p>
       <w:pPr>
         <w:pStyle w:val="berschrift4"/>
@@ -5605,7 +5605,7 @@
         <w:rPr>
           <w:rStyle w:val="VerbatimChar"/>
         </w:rPr>
-        <w:t xml:space="preserve">prd-spkflt</w:t>
+        <w:t xml:space="preserve">prd-spekfil</w:t>
       </w:r>
     </w:p>
     <w:bookmarkStart w:id="128" w:name="threshold-requirements-23"/>
@@ -5781,7 +5781,7 @@
     </w:p>
     <w:bookmarkEnd w:id="130"/>
     <w:bookmarkEnd w:id="131"/>
-    <w:bookmarkStart w:id="135" w:name="sec:prd-geobx"/>
+    <w:bookmarkStart w:id="135" w:name="sec:prd-geobbox"/>
     <w:p>
       <w:pPr>
         <w:pStyle w:val="berschrift4"/>
@@ -5813,7 +5813,7 @@
         <w:rPr>
           <w:rStyle w:val="VerbatimChar"/>
         </w:rPr>
-        <w:t xml:space="preserve">prd-geobx</w:t>
+        <w:t xml:space="preserve">prd-geobbox</w:t>
       </w:r>
     </w:p>
     <w:bookmarkStart w:id="132" w:name="threshold-requirements-24"/>
@@ -5841,7 +5841,7 @@
       <w:r>
         <w:t xml:space="preserve">“</w:t>
       </w:r>
-      <w:hyperlink w:anchor="sec:prd-crs">
+      <w:hyperlink w:anchor="sec:prd-crs-sar">
         <w:r>
           <w:rPr>
             <w:rStyle w:val="Hyperlink"/>
@@ -5861,7 +5861,7 @@
         <w:pStyle w:val="Textkrper"/>
       </w:pPr>
       <w:r>
-        <w:t xml:space="preserve">Notes:</w:t>
+        <w:t xml:space="preserve">Note:</w:t>
       </w:r>
     </w:p>
     <w:p>
@@ -5964,7 +5964,7 @@
     </w:p>
     <w:bookmarkEnd w:id="134"/>
     <w:bookmarkEnd w:id="135"/>
-    <w:bookmarkStart w:id="139" w:name="sec:prd-geoare"/>
+    <w:bookmarkStart w:id="139" w:name="sec:prd-geoarea-sar"/>
     <w:p>
       <w:pPr>
         <w:pStyle w:val="berschrift4"/>
@@ -5996,7 +5996,7 @@
         <w:rPr>
           <w:rStyle w:val="VerbatimChar"/>
         </w:rPr>
-        <w:t xml:space="preserve">prd-geoare</w:t>
+        <w:t xml:space="preserve">prd-geoarea-sar</w:t>
       </w:r>
     </w:p>
     <w:bookmarkStart w:id="136" w:name="threshold-requirements-25"/>
@@ -6104,7 +6104,7 @@
     </w:p>
     <w:bookmarkEnd w:id="138"/>
     <w:bookmarkEnd w:id="139"/>
-    <w:bookmarkStart w:id="143" w:name="sec:prd-imgsiz"/>
+    <w:bookmarkStart w:id="143" w:name="sec:prd-imgsize"/>
     <w:p>
       <w:pPr>
         <w:pStyle w:val="berschrift4"/>
@@ -6136,7 +6136,7 @@
         <w:rPr>
           <w:rStyle w:val="VerbatimChar"/>
         </w:rPr>
-        <w:t xml:space="preserve">prd-imgsiz</w:t>
+        <w:t xml:space="preserve">prd-imgsize</w:t>
       </w:r>
     </w:p>
     <w:bookmarkStart w:id="140" w:name="threshold-requirements-26"/>
@@ -6292,7 +6292,7 @@
     </w:p>
     <w:bookmarkEnd w:id="142"/>
     <w:bookmarkEnd w:id="143"/>
-    <w:bookmarkStart w:id="147" w:name="sec:prd-pxconv"/>
+    <w:bookmarkStart w:id="147" w:name="sec:prd-pixcoco"/>
     <w:p>
       <w:pPr>
         <w:pStyle w:val="berschrift4"/>
@@ -6324,7 +6324,7 @@
         <w:rPr>
           <w:rStyle w:val="VerbatimChar"/>
         </w:rPr>
-        <w:t xml:space="preserve">prd-pxconv</w:t>
+        <w:t xml:space="preserve">prd-pixcoco</w:t>
       </w:r>
     </w:p>
     <w:bookmarkStart w:id="144" w:name="threshold-requirements-27"/>
@@ -6438,7 +6438,7 @@
     </w:p>
     <w:bookmarkEnd w:id="146"/>
     <w:bookmarkEnd w:id="147"/>
-    <w:bookmarkStart w:id="151" w:name="sec:prd-crs"/>
+    <w:bookmarkStart w:id="151" w:name="sec:prd-crs-sar"/>
     <w:p>
       <w:pPr>
         <w:pStyle w:val="berschrift4"/>
@@ -6470,7 +6470,7 @@
         <w:rPr>
           <w:rStyle w:val="VerbatimChar"/>
         </w:rPr>
-        <w:t xml:space="preserve">prd-crs</w:t>
+        <w:t xml:space="preserve">prd-crs-sar</w:t>
       </w:r>
     </w:p>
     <w:bookmarkStart w:id="148" w:name="threshold-requirements-28"/>
@@ -6584,7 +6584,7 @@
     </w:p>
     <w:bookmarkEnd w:id="150"/>
     <w:bookmarkEnd w:id="151"/>
-    <w:bookmarkStart w:id="156" w:name="sec:prd-lookdp"/>
+    <w:bookmarkStart w:id="156" w:name="sec:prd-lookdip"/>
     <w:p>
       <w:pPr>
         <w:pStyle w:val="berschrift4"/>
@@ -6616,7 +6616,7 @@
         <w:rPr>
           <w:rStyle w:val="VerbatimChar"/>
         </w:rPr>
-        <w:t xml:space="preserve">prd-lookdp</w:t>
+        <w:t xml:space="preserve">prd-lookdip</w:t>
       </w:r>
     </w:p>
     <w:bookmarkStart w:id="153" w:name="threshold-requirements-29"/>
@@ -6638,7 +6638,7 @@
       <w:r>
         <w:t xml:space="preserve">“</w:t>
       </w:r>
-      <w:hyperlink w:anchor="sec:pxl-pplkdr">
+      <w:hyperlink w:anchor="sec:pxl-lookdiri">
         <w:r>
           <w:rPr>
             <w:rStyle w:val="Hyperlink"/>
@@ -7073,16 +7073,32 @@
         <w:t xml:space="preserve"> </w:t>
       </w:r>
       <w:r>
-        <w:t xml:space="preserve">Whether the metadata are provided in a single record relevant to all pixels or separately for each pixel is at the discretion of the data provider.</w:t>
-      </w:r>
-      <w:r>
-        <w:t xml:space="preserve"> </w:t>
-      </w:r>
-      <w:r>
-        <w:t xml:space="preserve">Per-pixel metadata should allow users to discriminate between (choose) observations on the basis of their individual suitability for applications.</w:t>
-      </w:r>
-    </w:p>
-    <w:bookmarkStart w:id="161" w:name="sec:pxl-cldopt"/>
+        <w:t xml:space="preserve">Whether the metadata is provided in a single record relevant to all pixels, or separately for each pixel, is at the discretion of the data provider.</w:t>
+      </w:r>
+      <w:r>
+        <w:t xml:space="preserve"> </w:t>
+      </w:r>
+      <w:r>
+        <w:t xml:space="preserve">Per-pixel metadata should allow users to</w:t>
+      </w:r>
+      <w:r>
+        <w:t xml:space="preserve"> </w:t>
+      </w:r>
+      <w:r>
+        <w:rPr>
+          <w:b/>
+          <w:bCs/>
+        </w:rPr>
+        <w:t xml:space="preserve">discriminate between</w:t>
+      </w:r>
+      <w:r>
+        <w:t xml:space="preserve"> </w:t>
+      </w:r>
+      <w:r>
+        <w:t xml:space="preserve">(choose) observations on the basis of their individual suitability for application.</w:t>
+      </w:r>
+    </w:p>
+    <w:bookmarkStart w:id="161" w:name="sec:pxl-cngform"/>
     <w:p>
       <w:pPr>
         <w:pStyle w:val="berschrift4"/>
@@ -7114,7 +7130,7 @@
         <w:rPr>
           <w:rStyle w:val="VerbatimChar"/>
         </w:rPr>
-        <w:t xml:space="preserve">pxl-cldopt</w:t>
+        <w:t xml:space="preserve">pxl-cngform</w:t>
       </w:r>
     </w:p>
     <w:bookmarkStart w:id="158" w:name="threshold-requirements-30"/>
@@ -7222,7 +7238,7 @@
     </w:p>
     <w:bookmarkEnd w:id="160"/>
     <w:bookmarkEnd w:id="161"/>
-    <w:bookmarkStart w:id="165" w:name="sec:pxl-mrdsar"/>
+    <w:bookmarkStart w:id="165" w:name="sec:pxl-memare-sar"/>
     <w:p>
       <w:pPr>
         <w:pStyle w:val="berschrift4"/>
@@ -7254,7 +7270,7 @@
         <w:rPr>
           <w:rStyle w:val="VerbatimChar"/>
         </w:rPr>
-        <w:t xml:space="preserve">pxl-mrdsar</w:t>
+        <w:t xml:space="preserve">pxl-memare-sar</w:t>
       </w:r>
     </w:p>
     <w:bookmarkStart w:id="162" w:name="threshold-requirements-31"/>
@@ -7359,7 +7375,7 @@
     </w:p>
     <w:bookmarkEnd w:id="164"/>
     <w:bookmarkEnd w:id="165"/>
-    <w:bookmarkStart w:id="169" w:name="sec:pxl-ppmask"/>
+    <w:bookmarkStart w:id="169" w:name="sec:pxl-damaski"/>
     <w:p>
       <w:pPr>
         <w:pStyle w:val="berschrift4"/>
@@ -7391,7 +7407,7 @@
         <w:rPr>
           <w:rStyle w:val="VerbatimChar"/>
         </w:rPr>
-        <w:t xml:space="preserve">pxl-ppmask</w:t>
+        <w:t xml:space="preserve">pxl-damaski</w:t>
       </w:r>
     </w:p>
     <w:bookmarkStart w:id="166" w:name="threshold-requirements-32"/>
@@ -7684,7 +7700,7 @@
     </w:p>
     <w:bookmarkEnd w:id="168"/>
     <w:bookmarkEnd w:id="169"/>
-    <w:bookmarkStart w:id="173" w:name="sec:pxl-ppscta"/>
+    <w:bookmarkStart w:id="173" w:name="sec:pxl-piscata"/>
     <w:p>
       <w:pPr>
         <w:pStyle w:val="berschrift4"/>
@@ -7716,7 +7732,7 @@
         <w:rPr>
           <w:rStyle w:val="VerbatimChar"/>
         </w:rPr>
-        <w:t xml:space="preserve">pxl-ppscta</w:t>
+        <w:t xml:space="preserve">pxl-piscata</w:t>
       </w:r>
     </w:p>
     <w:p>
@@ -7990,7 +8006,7 @@
     </w:p>
     <w:bookmarkEnd w:id="172"/>
     <w:bookmarkEnd w:id="173"/>
-    <w:bookmarkStart w:id="177" w:name="sec:pxl-pplia"/>
+    <w:bookmarkStart w:id="177" w:name="sec:pxl-ploinca"/>
     <w:p>
       <w:pPr>
         <w:pStyle w:val="berschrift4"/>
@@ -8022,7 +8038,7 @@
         <w:rPr>
           <w:rStyle w:val="VerbatimChar"/>
         </w:rPr>
-        <w:t xml:space="preserve">pxl-pplia</w:t>
+        <w:t xml:space="preserve">pxl-ploinca</w:t>
       </w:r>
     </w:p>
     <w:bookmarkStart w:id="174" w:name="threshold-requirements-34"/>
@@ -8115,7 +8131,7 @@
         <w:pStyle w:val="FirstParagraph"/>
       </w:pPr>
       <w:r>
-        <w:t xml:space="preserve">Notes:</w:t>
+        <w:t xml:space="preserve">Note:</w:t>
       </w:r>
     </w:p>
     <w:p>
@@ -8218,7 +8234,7 @@
     </w:p>
     <w:bookmarkEnd w:id="176"/>
     <w:bookmarkEnd w:id="177"/>
-    <w:bookmarkStart w:id="181" w:name="sec:pxl-ppelia"/>
+    <w:bookmarkStart w:id="181" w:name="sec:pxl-pelinca"/>
     <w:p>
       <w:pPr>
         <w:pStyle w:val="berschrift4"/>
@@ -8250,7 +8266,7 @@
         <w:rPr>
           <w:rStyle w:val="VerbatimChar"/>
         </w:rPr>
-        <w:t xml:space="preserve">pxl-ppelia</w:t>
+        <w:t xml:space="preserve">pxl-pelinca</w:t>
       </w:r>
     </w:p>
     <w:bookmarkStart w:id="178" w:name="threshold-requirements-35"/>
@@ -8376,7 +8392,7 @@
         <w:pStyle w:val="FirstParagraph"/>
       </w:pPr>
       <w:r>
-        <w:t xml:space="preserve">Notes:</w:t>
+        <w:t xml:space="preserve">Note:</w:t>
       </w:r>
     </w:p>
     <w:p>
@@ -8458,7 +8474,7 @@
     </w:p>
     <w:bookmarkEnd w:id="180"/>
     <w:bookmarkEnd w:id="181"/>
-    <w:bookmarkStart w:id="185" w:name="sec:pxl-ppnspw"/>
+    <w:bookmarkStart w:id="185" w:name="sec:pxl-pinopow"/>
     <w:p>
       <w:pPr>
         <w:pStyle w:val="berschrift4"/>
@@ -8490,7 +8506,7 @@
         <w:rPr>
           <w:rStyle w:val="VerbatimChar"/>
         </w:rPr>
-        <w:t xml:space="preserve">pxl-ppnspw</w:t>
+        <w:t xml:space="preserve">pxl-pinopow</w:t>
       </w:r>
     </w:p>
     <w:bookmarkStart w:id="182" w:name="threshold-requirements-36"/>
@@ -8792,7 +8808,7 @@
     </w:p>
     <w:bookmarkEnd w:id="184"/>
     <w:bookmarkEnd w:id="185"/>
-    <w:bookmarkStart w:id="189" w:name="sec:pxl-ppacqd"/>
+    <w:bookmarkStart w:id="189" w:name="sec:pxl-pacqid"/>
     <w:p>
       <w:pPr>
         <w:pStyle w:val="berschrift4"/>
@@ -8824,7 +8840,7 @@
         <w:rPr>
           <w:rStyle w:val="VerbatimChar"/>
         </w:rPr>
-        <w:t xml:space="preserve">pxl-ppacqd</w:t>
+        <w:t xml:space="preserve">pxl-pacqid</w:t>
       </w:r>
     </w:p>
     <w:bookmarkStart w:id="186" w:name="threshold-requirements-37"/>
@@ -8866,7 +8882,7 @@
       <w:r>
         <w:t xml:space="preserve">“</w:t>
       </w:r>
-      <w:hyperlink w:anchor="sec:src-acqid">
+      <w:hyperlink w:anchor="sec:src-macqid">
         <w:r>
           <w:rPr>
             <w:rStyle w:val="Hyperlink"/>
@@ -9056,7 +9072,7 @@
     </w:p>
     <w:bookmarkEnd w:id="188"/>
     <w:bookmarkEnd w:id="189"/>
-    <w:bookmarkStart w:id="193" w:name="sec:pxl-ppgeod"/>
+    <w:bookmarkStart w:id="193" w:name="sec:pxl-pigeoid"/>
     <w:p>
       <w:pPr>
         <w:pStyle w:val="berschrift4"/>
@@ -9088,7 +9104,7 @@
         <w:rPr>
           <w:rStyle w:val="VerbatimChar"/>
         </w:rPr>
-        <w:t xml:space="preserve">pxl-ppgeod</w:t>
+        <w:t xml:space="preserve">pxl-pigeoid</w:t>
       </w:r>
     </w:p>
     <w:bookmarkStart w:id="190" w:name="threshold-requirements-38"/>
@@ -9276,7 +9292,7 @@
     </w:p>
     <w:bookmarkEnd w:id="192"/>
     <w:bookmarkEnd w:id="193"/>
-    <w:bookmarkStart w:id="197" w:name="sec:pxl-pplkdr"/>
+    <w:bookmarkStart w:id="197" w:name="sec:pxl-lookdiri"/>
     <w:p>
       <w:pPr>
         <w:pStyle w:val="berschrift4"/>
@@ -9308,7 +9324,7 @@
         <w:rPr>
           <w:rStyle w:val="VerbatimChar"/>
         </w:rPr>
-        <w:t xml:space="preserve">pxl-pplkdr</w:t>
+        <w:t xml:space="preserve">pxl-lookdiri</w:t>
       </w:r>
     </w:p>
     <w:bookmarkStart w:id="194" w:name="threshold-requirements-39"/>
@@ -9528,7 +9544,7 @@
         <w:t xml:space="preserve">The requirements below must be met for all pixels/samples/observations in a collection.</w:t>
       </w:r>
     </w:p>
-    <w:bookmarkStart w:id="202" w:name="sec:rcm-cldopt"/>
+    <w:bookmarkStart w:id="202" w:name="sec:rcm-cngform"/>
     <w:p>
       <w:pPr>
         <w:pStyle w:val="berschrift4"/>
@@ -9560,7 +9576,7 @@
         <w:rPr>
           <w:rStyle w:val="VerbatimChar"/>
         </w:rPr>
-        <w:t xml:space="preserve">rcm-cldopt</w:t>
+        <w:t xml:space="preserve">rcm-cngform</w:t>
       </w:r>
     </w:p>
     <w:bookmarkStart w:id="199" w:name="threshold-requirements-40"/>
@@ -9668,7 +9684,7 @@
     </w:p>
     <w:bookmarkEnd w:id="201"/>
     <w:bookmarkEnd w:id="202"/>
-    <w:bookmarkStart w:id="206" w:name="sec:rcm-bsorb"/>
+    <w:bookmarkStart w:id="206" w:name="sec:rcm-backsca-orb"/>
     <w:p>
       <w:pPr>
         <w:pStyle w:val="berschrift4"/>
@@ -9700,7 +9716,7 @@
         <w:rPr>
           <w:rStyle w:val="VerbatimChar"/>
         </w:rPr>
-        <w:t xml:space="preserve">rcm-bsorb</w:t>
+        <w:t xml:space="preserve">rcm-backsca-orb</w:t>
       </w:r>
     </w:p>
     <w:bookmarkStart w:id="203" w:name="threshold-requirements-41"/>
@@ -9846,7 +9862,7 @@
         <w:pStyle w:val="FirstParagraph"/>
       </w:pPr>
       <w:r>
-        <w:t xml:space="preserve">Notes:</w:t>
+        <w:t xml:space="preserve">Note:</w:t>
       </w:r>
     </w:p>
     <w:p>
@@ -9968,7 +9984,7 @@
     </w:p>
     <w:bookmarkEnd w:id="205"/>
     <w:bookmarkEnd w:id="206"/>
-    <w:bookmarkStart w:id="210" w:name="sec:rcm-sclcnv"/>
+    <w:bookmarkStart w:id="210" w:name="sec:rcm-scaconv"/>
     <w:p>
       <w:pPr>
         <w:pStyle w:val="berschrift4"/>
@@ -10000,7 +10016,7 @@
         <w:rPr>
           <w:rStyle w:val="VerbatimChar"/>
         </w:rPr>
-        <w:t xml:space="preserve">rcm-sclcnv</w:t>
+        <w:t xml:space="preserve">rcm-scaconv</w:t>
       </w:r>
     </w:p>
     <w:bookmarkStart w:id="207" w:name="threshold-requirements-42"/>
@@ -10105,7 +10121,7 @@
     </w:p>
     <w:bookmarkEnd w:id="209"/>
     <w:bookmarkEnd w:id="210"/>
-    <w:bookmarkStart w:id="214" w:name="sec:rcm-nzrmvl"/>
+    <w:bookmarkStart w:id="214" w:name="sec:rcm-noiser"/>
     <w:p>
       <w:pPr>
         <w:pStyle w:val="berschrift4"/>
@@ -10137,7 +10153,7 @@
         <w:rPr>
           <w:rStyle w:val="VerbatimChar"/>
         </w:rPr>
-        <w:t xml:space="preserve">rcm-nzrmvl</w:t>
+        <w:t xml:space="preserve">rcm-noiser</w:t>
       </w:r>
     </w:p>
     <w:bookmarkStart w:id="211" w:name="threshold-requirements-43"/>
@@ -10168,7 +10184,7 @@
         <w:pStyle w:val="Textkrper"/>
       </w:pPr>
       <w:r>
-        <w:t xml:space="preserve">Notes:</w:t>
+        <w:t xml:space="preserve">Note:</w:t>
       </w:r>
     </w:p>
     <w:p>
@@ -10271,7 +10287,7 @@
     </w:p>
     <w:bookmarkEnd w:id="213"/>
     <w:bookmarkEnd w:id="214"/>
-    <w:bookmarkStart w:id="218" w:name="sec:rcm-rmasar"/>
+    <w:bookmarkStart w:id="218" w:name="sec:rcm-radacc-sar"/>
     <w:p>
       <w:pPr>
         <w:pStyle w:val="berschrift4"/>
@@ -10303,7 +10319,7 @@
         <w:rPr>
           <w:rStyle w:val="VerbatimChar"/>
         </w:rPr>
-        <w:t xml:space="preserve">rcm-rmasar</w:t>
+        <w:t xml:space="preserve">rcm-radacc-sar</w:t>
       </w:r>
     </w:p>
     <w:bookmarkStart w:id="215" w:name="threshold-requirements-44"/>
@@ -10460,7 +10476,7 @@
     </w:p>
     <w:bookmarkEnd w:id="217"/>
     <w:bookmarkEnd w:id="218"/>
-    <w:bookmarkStart w:id="222" w:name="sec:rcm-mwnbs"/>
+    <w:bookmarkStart w:id="222" w:name="sec:rcm-backsmwn"/>
     <w:p>
       <w:pPr>
         <w:pStyle w:val="berschrift4"/>
@@ -10492,7 +10508,7 @@
         <w:rPr>
           <w:rStyle w:val="VerbatimChar"/>
         </w:rPr>
-        <w:t xml:space="preserve">rcm-mwnbs</w:t>
+        <w:t xml:space="preserve">rcm-backsmwn</w:t>
       </w:r>
     </w:p>
     <w:p>
@@ -10700,7 +10716,7 @@
         <w:pStyle w:val="FirstParagraph"/>
       </w:pPr>
       <w:r>
-        <w:t xml:space="preserve">Notes:</w:t>
+        <w:t xml:space="preserve">Note:</w:t>
       </w:r>
     </w:p>
     <w:p>
@@ -10808,7 +10824,7 @@
         <w:t xml:space="preserve">This section specifies any geometric correction requirements that must be met in order for the data to be analysis ready.</w:t>
       </w:r>
     </w:p>
-    <w:bookmarkStart w:id="227" w:name="sec:gcor-gmcalg"/>
+    <w:bookmarkStart w:id="227" w:name="sec:gcor-geocalg"/>
     <w:p>
       <w:pPr>
         <w:pStyle w:val="berschrift4"/>
@@ -10840,7 +10856,7 @@
         <w:rPr>
           <w:rStyle w:val="VerbatimChar"/>
         </w:rPr>
-        <w:t xml:space="preserve">gcor-gmcalg</w:t>
+        <w:t xml:space="preserve">gcor-geocalg</w:t>
       </w:r>
     </w:p>
     <w:bookmarkStart w:id="224" w:name="threshold-requirements-46"/>
@@ -10934,7 +10950,7 @@
         <w:pStyle w:val="FirstParagraph"/>
       </w:pPr>
       <w:r>
-        <w:t xml:space="preserve">Notes:</w:t>
+        <w:t xml:space="preserve">Note:</w:t>
       </w:r>
     </w:p>
     <w:p>
@@ -11016,7 +11032,7 @@
     </w:p>
     <w:bookmarkEnd w:id="226"/>
     <w:bookmarkEnd w:id="227"/>
-    <w:bookmarkStart w:id="231" w:name="sec:gcor-cordem"/>
+    <w:bookmarkStart w:id="231" w:name="sec:gcor-cdem"/>
     <w:p>
       <w:pPr>
         <w:pStyle w:val="berschrift4"/>
@@ -11048,7 +11064,7 @@
         <w:rPr>
           <w:rStyle w:val="VerbatimChar"/>
         </w:rPr>
-        <w:t xml:space="preserve">gcor-cordem</w:t>
+        <w:t xml:space="preserve">gcor-cdem</w:t>
       </w:r>
     </w:p>
     <w:p>
@@ -11227,7 +11243,7 @@
     </w:p>
     <w:bookmarkEnd w:id="230"/>
     <w:bookmarkEnd w:id="231"/>
-    <w:bookmarkStart w:id="235" w:name="sec:gcor-geoacr"/>
+    <w:bookmarkStart w:id="235" w:name="sec:gcor-geomacc-sar"/>
     <w:p>
       <w:pPr>
         <w:pStyle w:val="berschrift4"/>
@@ -11259,7 +11275,7 @@
         <w:rPr>
           <w:rStyle w:val="VerbatimChar"/>
         </w:rPr>
-        <w:t xml:space="preserve">gcor-geoacr</w:t>
+        <w:t xml:space="preserve">gcor-geomacc-sar</w:t>
       </w:r>
     </w:p>
     <w:bookmarkStart w:id="232" w:name="threshold-requirements-48"/>
@@ -11448,7 +11464,7 @@
     </w:p>
     <w:bookmarkEnd w:id="234"/>
     <w:bookmarkEnd w:id="235"/>
-    <w:bookmarkStart w:id="239" w:name="sec:gcor-georfa"/>
+    <w:bookmarkStart w:id="239" w:name="sec:gcor-georacc"/>
     <w:p>
       <w:pPr>
         <w:pStyle w:val="berschrift4"/>
@@ -11480,7 +11496,7 @@
         <w:rPr>
           <w:rStyle w:val="VerbatimChar"/>
         </w:rPr>
-        <w:t xml:space="preserve">gcor-georfa</w:t>
+        <w:t xml:space="preserve">gcor-georacc</w:t>
       </w:r>
     </w:p>
     <w:bookmarkStart w:id="236" w:name="threshold-requirements-49"/>
@@ -11523,7 +11539,7 @@
       <w:r>
         <w:t xml:space="preserve">“</w:t>
       </w:r>
-      <w:hyperlink w:anchor="sec:gcor-geoacr">
+      <w:hyperlink w:anchor="sec:gcor-geomacc-sar">
         <w:r>
           <w:rPr>
             <w:rStyle w:val="Hyperlink"/>
@@ -11624,7 +11640,7 @@
     </w:p>
     <w:bookmarkEnd w:id="238"/>
     <w:bookmarkEnd w:id="239"/>
-    <w:bookmarkStart w:id="243" w:name="sec:gcor-gridcv"/>
+    <w:bookmarkStart w:id="243" w:name="sec:gcor-gridconv"/>
     <w:p>
       <w:pPr>
         <w:pStyle w:val="berschrift4"/>
@@ -11656,7 +11672,7 @@
         <w:rPr>
           <w:rStyle w:val="VerbatimChar"/>
         </w:rPr>
-        <w:t xml:space="preserve">gcor-gridcv</w:t>
+        <w:t xml:space="preserve">gcor-gridconv</w:t>
       </w:r>
     </w:p>
     <w:bookmarkStart w:id="240" w:name="threshold-requirements-50"/>
@@ -11699,7 +11715,7 @@
         <w:pStyle w:val="Textkrper"/>
       </w:pPr>
       <w:r>
-        <w:t xml:space="preserve">Notes:</w:t>
+        <w:t xml:space="preserve">Note:</w:t>
       </w:r>
     </w:p>
     <w:p>
@@ -11921,7 +11937,7 @@
               <w:rPr>
                 <w:rStyle w:val="VerbatimChar"/>
               </w:rPr>
-              <w:t xml:space="preserve">meta-trcsar</w:t>
+              <w:t xml:space="preserve">meta-trace-sar</w:t>
             </w:r>
           </w:p>
         </w:tc>
@@ -11972,7 +11988,7 @@
               <w:rPr>
                 <w:rStyle w:val="VerbatimChar"/>
               </w:rPr>
-              <w:t xml:space="preserve">meta-mrdsar</w:t>
+              <w:t xml:space="preserve">meta-memare-sar</w:t>
             </w:r>
           </w:p>
         </w:tc>
@@ -12015,7 +12031,7 @@
               <w:rPr>
                 <w:rStyle w:val="VerbatimChar"/>
               </w:rPr>
-              <w:t xml:space="preserve">meta-prdtyp</w:t>
+              <w:t xml:space="preserve">meta-protype</w:t>
             </w:r>
           </w:p>
         </w:tc>
@@ -12117,7 +12133,7 @@
               <w:rPr>
                 <w:rStyle w:val="VerbatimChar"/>
               </w:rPr>
-              <w:t xml:space="preserve">meta-timsar</w:t>
+              <w:t xml:space="preserve">meta-time-sar</w:t>
             </w:r>
           </w:p>
         </w:tc>
@@ -12243,7 +12259,7 @@
               <w:rPr>
                 <w:rStyle w:val="VerbatimChar"/>
               </w:rPr>
-              <w:t xml:space="preserve">src-acqid</w:t>
+              <w:t xml:space="preserve">src-macqid</w:t>
             </w:r>
           </w:p>
         </w:tc>
@@ -12294,7 +12310,7 @@
               <w:rPr>
                 <w:rStyle w:val="VerbatimChar"/>
               </w:rPr>
-              <w:t xml:space="preserve">src-dacsrc</w:t>
+              <w:t xml:space="preserve">src-daccess-src</w:t>
             </w:r>
           </w:p>
         </w:tc>
@@ -12337,7 +12353,7 @@
               <w:rPr>
                 <w:rStyle w:val="VerbatimChar"/>
               </w:rPr>
-              <w:t xml:space="preserve">src-inssar</w:t>
+              <w:t xml:space="preserve">src-instru-sar</w:t>
             </w:r>
           </w:p>
         </w:tc>
@@ -12380,7 +12396,7 @@
               <w:rPr>
                 <w:rStyle w:val="VerbatimChar"/>
               </w:rPr>
-              <w:t xml:space="preserve">src-timsrc</w:t>
+              <w:t xml:space="preserve">src-time-src</w:t>
             </w:r>
           </w:p>
         </w:tc>
@@ -12525,7 +12541,7 @@
               <w:rPr>
                 <w:rStyle w:val="VerbatimChar"/>
               </w:rPr>
-              <w:t xml:space="preserve">src-prcpar</w:t>
+              <w:t xml:space="preserve">src-propar</w:t>
             </w:r>
           </w:p>
         </w:tc>
@@ -12568,7 +12584,7 @@
               <w:rPr>
                 <w:rStyle w:val="VerbatimChar"/>
               </w:rPr>
-              <w:t xml:space="preserve">src-imgatt</w:t>
+              <w:t xml:space="preserve">src-imgatt-sar</w:t>
             </w:r>
           </w:p>
         </w:tc>
@@ -12611,7 +12627,7 @@
               <w:rPr>
                 <w:rStyle w:val="VerbatimChar"/>
               </w:rPr>
-              <w:t xml:space="preserve">src-scasar</w:t>
+              <w:t xml:space="preserve">src-sencal-sar</w:t>
             </w:r>
           </w:p>
         </w:tc>
@@ -12662,7 +12678,7 @@
               <w:rPr>
                 <w:rStyle w:val="VerbatimChar"/>
               </w:rPr>
-              <w:t xml:space="preserve">src-prfind</w:t>
+              <w:t xml:space="preserve">src-perfind</w:t>
             </w:r>
           </w:p>
         </w:tc>
@@ -12705,7 +12721,7 @@
               <w:rPr>
                 <w:rStyle w:val="VerbatimChar"/>
               </w:rPr>
-              <w:t xml:space="preserve">src-polcal</w:t>
+              <w:t xml:space="preserve">src-polcalm</w:t>
             </w:r>
           </w:p>
         </w:tc>
@@ -12756,7 +12772,7 @@
               <w:rPr>
                 <w:rStyle w:val="VerbatimChar"/>
               </w:rPr>
-              <w:t xml:space="preserve">src-mfrang</w:t>
+              <w:t xml:space="preserve">src-farotan</w:t>
             </w:r>
           </w:p>
         </w:tc>
@@ -12933,7 +12949,7 @@
               <w:rPr>
                 <w:rStyle w:val="VerbatimChar"/>
               </w:rPr>
-              <w:t xml:space="preserve">prd-dacprd</w:t>
+              <w:t xml:space="preserve">prd-daccess-prod</w:t>
             </w:r>
           </w:p>
         </w:tc>
@@ -12976,7 +12992,7 @@
               <w:rPr>
                 <w:rStyle w:val="VerbatimChar"/>
               </w:rPr>
-              <w:t xml:space="preserve">prd-auxdat</w:t>
+              <w:t xml:space="preserve">prd-auxdat-sar</w:t>
             </w:r>
           </w:p>
         </w:tc>
@@ -13027,7 +13043,7 @@
               <w:rPr>
                 <w:rStyle w:val="VerbatimChar"/>
               </w:rPr>
-              <w:t xml:space="preserve">prd-smpspc</w:t>
+              <w:t xml:space="preserve">prd-samspa</w:t>
             </w:r>
           </w:p>
         </w:tc>
@@ -13180,7 +13196,7 @@
               <w:rPr>
                 <w:rStyle w:val="VerbatimChar"/>
               </w:rPr>
-              <w:t xml:space="preserve">prd-spkflt</w:t>
+              <w:t xml:space="preserve">prd-spekfil</w:t>
             </w:r>
           </w:p>
         </w:tc>
@@ -13231,7 +13247,7 @@
               <w:rPr>
                 <w:rStyle w:val="VerbatimChar"/>
               </w:rPr>
-              <w:t xml:space="preserve">prd-geobx</w:t>
+              <w:t xml:space="preserve">prd-geobbox</w:t>
             </w:r>
           </w:p>
         </w:tc>
@@ -13282,7 +13298,7 @@
               <w:rPr>
                 <w:rStyle w:val="VerbatimChar"/>
               </w:rPr>
-              <w:t xml:space="preserve">prd-geoare</w:t>
+              <w:t xml:space="preserve">prd-geoarea-sar</w:t>
             </w:r>
           </w:p>
         </w:tc>
@@ -13333,7 +13349,7 @@
               <w:rPr>
                 <w:rStyle w:val="VerbatimChar"/>
               </w:rPr>
-              <w:t xml:space="preserve">prd-imgsiz</w:t>
+              <w:t xml:space="preserve">prd-imgsize</w:t>
             </w:r>
           </w:p>
         </w:tc>
@@ -13384,7 +13400,7 @@
               <w:rPr>
                 <w:rStyle w:val="VerbatimChar"/>
               </w:rPr>
-              <w:t xml:space="preserve">prd-pxconv</w:t>
+              <w:t xml:space="preserve">prd-pixcoco</w:t>
             </w:r>
           </w:p>
         </w:tc>
@@ -13435,7 +13451,7 @@
               <w:rPr>
                 <w:rStyle w:val="VerbatimChar"/>
               </w:rPr>
-              <w:t xml:space="preserve">prd-crs</w:t>
+              <w:t xml:space="preserve">prd-crs-sar</w:t>
             </w:r>
           </w:p>
         </w:tc>
@@ -13486,7 +13502,7 @@
               <w:rPr>
                 <w:rStyle w:val="VerbatimChar"/>
               </w:rPr>
-              <w:t xml:space="preserve">prd-lookdp</w:t>
+              <w:t xml:space="preserve">prd-lookdip</w:t>
             </w:r>
           </w:p>
         </w:tc>
@@ -13611,7 +13627,7 @@
               <w:rPr>
                 <w:rStyle w:val="VerbatimChar"/>
               </w:rPr>
-              <w:t xml:space="preserve">pxl-cldopt</w:t>
+              <w:t xml:space="preserve">pxl-cngform</w:t>
             </w:r>
           </w:p>
         </w:tc>
@@ -13662,7 +13678,7 @@
               <w:rPr>
                 <w:rStyle w:val="VerbatimChar"/>
               </w:rPr>
-              <w:t xml:space="preserve">pxl-mrdsar</w:t>
+              <w:t xml:space="preserve">pxl-memare-sar</w:t>
             </w:r>
           </w:p>
         </w:tc>
@@ -13705,7 +13721,7 @@
               <w:rPr>
                 <w:rStyle w:val="VerbatimChar"/>
               </w:rPr>
-              <w:t xml:space="preserve">pxl-ppmask</w:t>
+              <w:t xml:space="preserve">pxl-damaski</w:t>
             </w:r>
           </w:p>
         </w:tc>
@@ -13748,7 +13764,7 @@
               <w:rPr>
                 <w:rStyle w:val="VerbatimChar"/>
               </w:rPr>
-              <w:t xml:space="preserve">pxl-ppscta</w:t>
+              <w:t xml:space="preserve">pxl-piscata</w:t>
             </w:r>
           </w:p>
         </w:tc>
@@ -13799,7 +13815,7 @@
               <w:rPr>
                 <w:rStyle w:val="VerbatimChar"/>
               </w:rPr>
-              <w:t xml:space="preserve">pxl-pplia</w:t>
+              <w:t xml:space="preserve">pxl-ploinca</w:t>
             </w:r>
           </w:p>
         </w:tc>
@@ -13850,7 +13866,7 @@
               <w:rPr>
                 <w:rStyle w:val="VerbatimChar"/>
               </w:rPr>
-              <w:t xml:space="preserve">pxl-ppelia</w:t>
+              <w:t xml:space="preserve">pxl-pelinca</w:t>
             </w:r>
           </w:p>
         </w:tc>
@@ -13901,7 +13917,7 @@
               <w:rPr>
                 <w:rStyle w:val="VerbatimChar"/>
               </w:rPr>
-              <w:t xml:space="preserve">pxl-ppnspw</w:t>
+              <w:t xml:space="preserve">pxl-pinopow</w:t>
             </w:r>
           </w:p>
         </w:tc>
@@ -13952,7 +13968,7 @@
               <w:rPr>
                 <w:rStyle w:val="VerbatimChar"/>
               </w:rPr>
-              <w:t xml:space="preserve">pxl-ppacqd</w:t>
+              <w:t xml:space="preserve">pxl-pacqid</w:t>
             </w:r>
           </w:p>
         </w:tc>
@@ -13995,7 +14011,7 @@
               <w:rPr>
                 <w:rStyle w:val="VerbatimChar"/>
               </w:rPr>
-              <w:t xml:space="preserve">pxl-ppgeod</w:t>
+              <w:t xml:space="preserve">pxl-pigeoid</w:t>
             </w:r>
           </w:p>
         </w:tc>
@@ -14046,7 +14062,7 @@
               <w:rPr>
                 <w:rStyle w:val="VerbatimChar"/>
               </w:rPr>
-              <w:t xml:space="preserve">pxl-pplkdr</w:t>
+              <w:t xml:space="preserve">pxl-lookdiri</w:t>
             </w:r>
           </w:p>
         </w:tc>
@@ -14172,7 +14188,7 @@
               <w:rPr>
                 <w:rStyle w:val="VerbatimChar"/>
               </w:rPr>
-              <w:t xml:space="preserve">rcm-cldopt</w:t>
+              <w:t xml:space="preserve">rcm-cngform</w:t>
             </w:r>
           </w:p>
         </w:tc>
@@ -14223,7 +14239,7 @@
               <w:rPr>
                 <w:rStyle w:val="VerbatimChar"/>
               </w:rPr>
-              <w:t xml:space="preserve">rcm-bsorb</w:t>
+              <w:t xml:space="preserve">rcm-backsca-orb</w:t>
             </w:r>
           </w:p>
         </w:tc>
@@ -14266,7 +14282,7 @@
               <w:rPr>
                 <w:rStyle w:val="VerbatimChar"/>
               </w:rPr>
-              <w:t xml:space="preserve">rcm-sclcnv</w:t>
+              <w:t xml:space="preserve">rcm-scaconv</w:t>
             </w:r>
           </w:p>
         </w:tc>
@@ -14309,7 +14325,7 @@
               <w:rPr>
                 <w:rStyle w:val="VerbatimChar"/>
               </w:rPr>
-              <w:t xml:space="preserve">rcm-nzrmvl</w:t>
+              <w:t xml:space="preserve">rcm-noiser</w:t>
             </w:r>
           </w:p>
         </w:tc>
@@ -14360,7 +14376,7 @@
               <w:rPr>
                 <w:rStyle w:val="VerbatimChar"/>
               </w:rPr>
-              <w:t xml:space="preserve">rcm-rmasar</w:t>
+              <w:t xml:space="preserve">rcm-radacc-sar</w:t>
             </w:r>
           </w:p>
         </w:tc>
@@ -14411,7 +14427,7 @@
               <w:rPr>
                 <w:rStyle w:val="VerbatimChar"/>
               </w:rPr>
-              <w:t xml:space="preserve">rcm-mwnbs</w:t>
+              <w:t xml:space="preserve">rcm-backsmwn</w:t>
             </w:r>
           </w:p>
         </w:tc>
@@ -14536,7 +14552,7 @@
               <w:rPr>
                 <w:rStyle w:val="VerbatimChar"/>
               </w:rPr>
-              <w:t xml:space="preserve">gcor-gmcalg</w:t>
+              <w:t xml:space="preserve">gcor-geocalg</w:t>
             </w:r>
           </w:p>
         </w:tc>
@@ -14587,7 +14603,7 @@
               <w:rPr>
                 <w:rStyle w:val="VerbatimChar"/>
               </w:rPr>
-              <w:t xml:space="preserve">gcor-cordem</w:t>
+              <w:t xml:space="preserve">gcor-cdem</w:t>
             </w:r>
           </w:p>
         </w:tc>
@@ -14630,7 +14646,7 @@
               <w:rPr>
                 <w:rStyle w:val="VerbatimChar"/>
               </w:rPr>
-              <w:t xml:space="preserve">gcor-geoacr</w:t>
+              <w:t xml:space="preserve">gcor-geomacc-sar</w:t>
             </w:r>
           </w:p>
         </w:tc>
@@ -14673,7 +14689,7 @@
               <w:rPr>
                 <w:rStyle w:val="VerbatimChar"/>
               </w:rPr>
-              <w:t xml:space="preserve">gcor-georfa</w:t>
+              <w:t xml:space="preserve">gcor-georacc</w:t>
             </w:r>
           </w:p>
         </w:tc>
@@ -14724,7 +14740,7 @@
               <w:rPr>
                 <w:rStyle w:val="VerbatimChar"/>
               </w:rPr>
-              <w:t xml:space="preserve">gcor-gridcv</w:t>
+              <w:t xml:space="preserve">gcor-gridconv</w:t>
             </w:r>
           </w:p>
         </w:tc>

--- a/latest/ORB.docx
+++ b/latest/ORB.docx
@@ -49,7 +49,7 @@
         </w:drawing>
       </w:r>
     </w:p>
-    <w:bookmarkStart w:id="326" w:name="X405d8e65832ac294d4126c2e16ac6a514f2a68e"/>
+    <w:bookmarkStart w:id="328" w:name="X405d8e65832ac294d4126c2e16ac6a514f2a68e"/>
     <w:p>
       <w:pPr>
         <w:pStyle w:val="berschrift1"/>
@@ -66,12 +66,53 @@
         <w:t xml:space="preserve"> </w:t>
       </w:r>
     </w:p>
-    <w:bookmarkStart w:id="24" w:name="document-status"/>
+    <w:bookmarkStart w:id="24" w:name="draft-version"/>
     <w:p>
       <w:pPr>
         <w:pStyle w:val="berschrift2"/>
       </w:pPr>
       <w:r>
+        <w:t xml:space="preserve">Draft Version</w:t>
+      </w:r>
+    </w:p>
+    <w:p>
+      <w:pPr>
+        <w:pStyle w:val="FirstParagraph"/>
+      </w:pPr>
+      <w:r>
+        <w:t xml:space="preserve">This is a draft version.</w:t>
+      </w:r>
+      <w:r>
+        <w:t xml:space="preserve"> </w:t>
+      </w:r>
+      <w:r>
+        <w:t xml:space="preserve">Please visit the</w:t>
+      </w:r>
+      <w:r>
+        <w:t xml:space="preserve"> </w:t>
+      </w:r>
+      <w:hyperlink r:id="rId23">
+        <w:r>
+          <w:rPr>
+            <w:rStyle w:val="Hyperlink"/>
+          </w:rPr>
+          <w:t xml:space="preserve">CEOS-ARD website</w:t>
+        </w:r>
+      </w:hyperlink>
+      <w:r>
+        <w:t xml:space="preserve"> </w:t>
+      </w:r>
+      <w:r>
+        <w:t xml:space="preserve">for the latest endorsed version of this document.</w:t>
+      </w:r>
+    </w:p>
+    <w:bookmarkEnd w:id="24"/>
+    <w:bookmarkStart w:id="26" w:name="document-status"/>
+    <w:p>
+      <w:pPr>
+        <w:pStyle w:val="berschrift2"/>
+      </w:pPr>
+      <w:r>
         <w:t xml:space="preserve">Document Status</w:t>
       </w:r>
     </w:p>
@@ -93,7 +134,7 @@
       <w:r>
         <w:t xml:space="preserve"> </w:t>
       </w:r>
-      <w:hyperlink r:id="rId23">
+      <w:hyperlink r:id="rId25">
         <w:r>
           <w:rPr>
             <w:rStyle w:val="Hyperlink"/>
@@ -102,8 +143,8 @@
         </w:r>
       </w:hyperlink>
     </w:p>
-    <w:bookmarkEnd w:id="24"/>
-    <w:bookmarkStart w:id="26" w:name="document-history"/>
+    <w:bookmarkEnd w:id="26"/>
+    <w:bookmarkStart w:id="28" w:name="document-history"/>
     <w:p>
       <w:pPr>
         <w:pStyle w:val="berschrift2"/>
@@ -112,7 +153,7 @@
         <w:t xml:space="preserve">Document History</w:t>
       </w:r>
     </w:p>
-    <w:bookmarkStart w:id="25" w:name="patch"/>
+    <w:bookmarkStart w:id="27" w:name="patch"/>
     <w:p>
       <w:pPr>
         <w:pStyle w:val="berschrift3"/>
@@ -367,9 +408,9 @@
         <w:t xml:space="preserve">Matthias Mohr</w:t>
       </w:r>
     </w:p>
-    <w:bookmarkEnd w:id="25"/>
-    <w:bookmarkEnd w:id="26"/>
-    <w:bookmarkStart w:id="27" w:name="contributing-authors"/>
+    <w:bookmarkEnd w:id="27"/>
+    <w:bookmarkEnd w:id="28"/>
+    <w:bookmarkStart w:id="29" w:name="contributing-authors"/>
     <w:p>
       <w:pPr>
         <w:pStyle w:val="berschrift2"/>
@@ -767,8 +808,8 @@
         <w:br w:type="page"/>
       </w:r>
     </w:p>
-    <w:bookmarkEnd w:id="27"/>
-    <w:bookmarkStart w:id="28" w:name="ceos-analysis-ready-data-definition"/>
+    <w:bookmarkEnd w:id="29"/>
+    <w:bookmarkStart w:id="30" w:name="ceos-analysis-ready-data-definition"/>
     <w:p>
       <w:pPr>
         <w:pStyle w:val="berschrift2"/>
@@ -785,8 +826,8 @@
         <w:t xml:space="preserve">CEOS Analysis Ready Data (CEOS-ARD) are satellite data that have been processed to a minimum set of requirements and organized into a form that allows immediate analysis with a minimum of additional user effort and interoperability both through time and with other datasets.</w:t>
       </w:r>
     </w:p>
-    <w:bookmarkEnd w:id="28"/>
-    <w:bookmarkStart w:id="29" w:name="description"/>
+    <w:bookmarkEnd w:id="30"/>
+    <w:bookmarkStart w:id="31" w:name="description"/>
     <w:p>
       <w:pPr>
         <w:pStyle w:val="berschrift2"/>
@@ -849,8 +890,8 @@
         <w:t xml:space="preserve">Data collected by Synthetic Aperture Radar sensors</w:t>
       </w:r>
     </w:p>
-    <w:bookmarkEnd w:id="29"/>
-    <w:bookmarkStart w:id="30" w:name="background"/>
+    <w:bookmarkEnd w:id="31"/>
+    <w:bookmarkStart w:id="32" w:name="background"/>
     <w:p>
       <w:pPr>
         <w:pStyle w:val="berschrift2"/>
@@ -998,8 +1039,8 @@
         <w:br w:type="page"/>
       </w:r>
     </w:p>
-    <w:bookmarkEnd w:id="30"/>
-    <w:bookmarkStart w:id="31" w:name="definitions-and-abbreviations"/>
+    <w:bookmarkEnd w:id="32"/>
+    <w:bookmarkStart w:id="33" w:name="definitions-and-abbreviations"/>
     <w:p>
       <w:pPr>
         <w:pStyle w:val="berschrift2"/>
@@ -1531,8 +1572,8 @@
         <w:br w:type="page"/>
       </w:r>
     </w:p>
-    <w:bookmarkEnd w:id="31"/>
-    <w:bookmarkStart w:id="245" w:name="requirements"/>
+    <w:bookmarkEnd w:id="33"/>
+    <w:bookmarkStart w:id="247" w:name="requirements"/>
     <w:p>
       <w:pPr>
         <w:pStyle w:val="berschrift2"/>
@@ -1587,7 +1628,7 @@
         <w:t xml:space="preserve">Instead, use the textual identifier that is provided below the title.</w:t>
       </w:r>
     </w:p>
-    <w:bookmarkStart w:id="52" w:name="sec:meta"/>
+    <w:bookmarkStart w:id="54" w:name="sec:meta"/>
     <w:p>
       <w:pPr>
         <w:pStyle w:val="berschrift3"/>
@@ -1641,7 +1682,7 @@
         <w:t xml:space="preserve">suitability of the dataset, and must meet the requirements listed below.</w:t>
       </w:r>
     </w:p>
-    <w:bookmarkStart w:id="35" w:name="sec:meta-trace-sar"/>
+    <w:bookmarkStart w:id="37" w:name="sec:meta-trace-sar"/>
     <w:p>
       <w:pPr>
         <w:pStyle w:val="berschrift4"/>
@@ -1676,7 +1717,7 @@
         <w:t xml:space="preserve">meta-trace-sar</w:t>
       </w:r>
     </w:p>
-    <w:bookmarkStart w:id="32" w:name="threshold-requirements"/>
+    <w:bookmarkStart w:id="34" w:name="threshold-requirements"/>
     <w:p>
       <w:pPr>
         <w:pStyle w:val="berschrift5"/>
@@ -1696,8 +1737,8 @@
         <w:t xml:space="preserve"> </w:t>
       </w:r>
     </w:p>
-    <w:bookmarkEnd w:id="32"/>
-    <w:bookmarkStart w:id="33" w:name="goal-requirements"/>
+    <w:bookmarkEnd w:id="34"/>
+    <w:bookmarkStart w:id="35" w:name="goal-requirements"/>
     <w:p>
       <w:pPr>
         <w:pStyle w:val="berschrift5"/>
@@ -1763,8 +1804,8 @@
         <w:t xml:space="preserve">Information on traceability should be available in the metadata as a single DOI landing page.</w:t>
       </w:r>
     </w:p>
-    <w:bookmarkEnd w:id="33"/>
-    <w:bookmarkStart w:id="34" w:name="assessment"/>
+    <w:bookmarkEnd w:id="35"/>
+    <w:bookmarkStart w:id="36" w:name="assessment"/>
     <w:p>
       <w:pPr>
         <w:pStyle w:val="berschrift5"/>
@@ -1828,9 +1869,9 @@
         </w:pict>
       </w:r>
     </w:p>
-    <w:bookmarkEnd w:id="34"/>
-    <w:bookmarkEnd w:id="35"/>
-    <w:bookmarkStart w:id="39" w:name="sec:meta-memare-sar"/>
+    <w:bookmarkEnd w:id="36"/>
+    <w:bookmarkEnd w:id="37"/>
+    <w:bookmarkStart w:id="41" w:name="sec:meta-memare-sar"/>
     <w:p>
       <w:pPr>
         <w:pStyle w:val="berschrift4"/>
@@ -1865,7 +1906,7 @@
         <w:t xml:space="preserve">meta-memare-sar</w:t>
       </w:r>
     </w:p>
-    <w:bookmarkStart w:id="36" w:name="threshold-requirements-1"/>
+    <w:bookmarkStart w:id="38" w:name="threshold-requirements-1"/>
     <w:p>
       <w:pPr>
         <w:pStyle w:val="berschrift5"/>
@@ -1882,8 +1923,8 @@
         <w:t xml:space="preserve">Metadata is provided in a structure that enables a computer algorithm to be used to consistently and automatically identify and extract each component/variable/layer for further use.</w:t>
       </w:r>
     </w:p>
-    <w:bookmarkEnd w:id="36"/>
-    <w:bookmarkStart w:id="37" w:name="goal-requirements-1"/>
+    <w:bookmarkEnd w:id="38"/>
+    <w:bookmarkStart w:id="39" w:name="goal-requirements-1"/>
     <w:p>
       <w:pPr>
         <w:pStyle w:val="berschrift5"/>
@@ -1900,8 +1941,8 @@
         <w:t xml:space="preserve">As threshold, but metadata is formatted in accordance with CEOS-ARD SAR Metadata Specifications, v.1.1, or in a community endorsed standard that facilitates machine-readability, such as ISO 19115-2, Climate and Forecast (CF) convention, the Attribute Convention for Data Discovery (ACDD), etc.</w:t>
       </w:r>
     </w:p>
-    <w:bookmarkEnd w:id="37"/>
-    <w:bookmarkStart w:id="38" w:name="assessment-1"/>
+    <w:bookmarkEnd w:id="39"/>
+    <w:bookmarkStart w:id="40" w:name="assessment-1"/>
     <w:p>
       <w:pPr>
         <w:pStyle w:val="berschrift5"/>
@@ -1965,9 +2006,9 @@
         </w:pict>
       </w:r>
     </w:p>
-    <w:bookmarkEnd w:id="38"/>
-    <w:bookmarkEnd w:id="39"/>
-    <w:bookmarkStart w:id="43" w:name="sec:meta-protype"/>
+    <w:bookmarkEnd w:id="40"/>
+    <w:bookmarkEnd w:id="41"/>
+    <w:bookmarkStart w:id="45" w:name="sec:meta-protype"/>
     <w:p>
       <w:pPr>
         <w:pStyle w:val="berschrift4"/>
@@ -2002,7 +2043,7 @@
         <w:t xml:space="preserve">meta-protype</w:t>
       </w:r>
     </w:p>
-    <w:bookmarkStart w:id="40" w:name="threshold-requirements-2"/>
+    <w:bookmarkStart w:id="42" w:name="threshold-requirements-2"/>
     <w:p>
       <w:pPr>
         <w:pStyle w:val="berschrift5"/>
@@ -2019,8 +2060,8 @@
         <w:t xml:space="preserve">CEOS-ARD product type name – or names in case of compliance with more than one product type – and, if required by the data provider, copyright.</w:t>
       </w:r>
     </w:p>
-    <w:bookmarkEnd w:id="40"/>
-    <w:bookmarkStart w:id="41" w:name="goal-requirements-2"/>
+    <w:bookmarkEnd w:id="42"/>
+    <w:bookmarkStart w:id="43" w:name="goal-requirements-2"/>
     <w:p>
       <w:pPr>
         <w:pStyle w:val="berschrift5"/>
@@ -2040,8 +2081,8 @@
         <w:t xml:space="preserve"> </w:t>
       </w:r>
     </w:p>
-    <w:bookmarkEnd w:id="41"/>
-    <w:bookmarkStart w:id="42" w:name="assessment-2"/>
+    <w:bookmarkEnd w:id="43"/>
+    <w:bookmarkStart w:id="44" w:name="assessment-2"/>
     <w:p>
       <w:pPr>
         <w:pStyle w:val="berschrift5"/>
@@ -2105,9 +2146,9 @@
         </w:pict>
       </w:r>
     </w:p>
-    <w:bookmarkEnd w:id="42"/>
-    <w:bookmarkEnd w:id="43"/>
-    <w:bookmarkStart w:id="47" w:name="sec:meta-pfsurl"/>
+    <w:bookmarkEnd w:id="44"/>
+    <w:bookmarkEnd w:id="45"/>
+    <w:bookmarkStart w:id="49" w:name="sec:meta-pfsurl"/>
     <w:p>
       <w:pPr>
         <w:pStyle w:val="berschrift4"/>
@@ -2142,7 +2183,7 @@
         <w:t xml:space="preserve">meta-pfsurl</w:t>
       </w:r>
     </w:p>
-    <w:bookmarkStart w:id="44" w:name="threshold-requirements-3"/>
+    <w:bookmarkStart w:id="46" w:name="threshold-requirements-3"/>
     <w:p>
       <w:pPr>
         <w:pStyle w:val="berschrift5"/>
@@ -2159,8 +2200,8 @@
         <w:t xml:space="preserve">Reference to CEOS-ARD PFS document as URL.</w:t>
       </w:r>
     </w:p>
-    <w:bookmarkEnd w:id="44"/>
-    <w:bookmarkStart w:id="45" w:name="goal-requirements-3"/>
+    <w:bookmarkEnd w:id="46"/>
+    <w:bookmarkStart w:id="47" w:name="goal-requirements-3"/>
     <w:p>
       <w:pPr>
         <w:pStyle w:val="berschrift5"/>
@@ -2180,8 +2221,8 @@
         <w:t xml:space="preserve"> </w:t>
       </w:r>
     </w:p>
-    <w:bookmarkEnd w:id="45"/>
-    <w:bookmarkStart w:id="46" w:name="assessment-3"/>
+    <w:bookmarkEnd w:id="47"/>
+    <w:bookmarkStart w:id="48" w:name="assessment-3"/>
     <w:p>
       <w:pPr>
         <w:pStyle w:val="berschrift5"/>
@@ -2245,9 +2286,9 @@
         </w:pict>
       </w:r>
     </w:p>
-    <w:bookmarkEnd w:id="46"/>
-    <w:bookmarkEnd w:id="47"/>
-    <w:bookmarkStart w:id="51" w:name="sec:meta-time-sar"/>
+    <w:bookmarkEnd w:id="48"/>
+    <w:bookmarkEnd w:id="49"/>
+    <w:bookmarkStart w:id="53" w:name="sec:meta-time-sar"/>
     <w:p>
       <w:pPr>
         <w:pStyle w:val="berschrift4"/>
@@ -2282,7 +2323,7 @@
         <w:t xml:space="preserve">meta-time-sar</w:t>
       </w:r>
     </w:p>
-    <w:bookmarkStart w:id="48" w:name="threshold-requirements-4"/>
+    <w:bookmarkStart w:id="50" w:name="threshold-requirements-4"/>
     <w:p>
       <w:pPr>
         <w:pStyle w:val="berschrift5"/>
@@ -2331,8 +2372,8 @@
         <w:t xml:space="preserve">is provided with the product.</w:t>
       </w:r>
     </w:p>
-    <w:bookmarkEnd w:id="48"/>
-    <w:bookmarkStart w:id="49" w:name="goal-requirements-4"/>
+    <w:bookmarkEnd w:id="50"/>
+    <w:bookmarkStart w:id="51" w:name="goal-requirements-4"/>
     <w:p>
       <w:pPr>
         <w:pStyle w:val="berschrift5"/>
@@ -2352,8 +2393,8 @@
         <w:t xml:space="preserve"> </w:t>
       </w:r>
     </w:p>
-    <w:bookmarkEnd w:id="49"/>
-    <w:bookmarkStart w:id="50" w:name="assessment-4"/>
+    <w:bookmarkEnd w:id="51"/>
+    <w:bookmarkStart w:id="52" w:name="assessment-4"/>
     <w:p>
       <w:pPr>
         <w:pStyle w:val="berschrift5"/>
@@ -2410,10 +2451,10 @@
         <w:t xml:space="preserve">Recommended Requirement Modification:</w:t>
       </w:r>
     </w:p>
-    <w:bookmarkEnd w:id="50"/>
-    <w:bookmarkEnd w:id="51"/>
     <w:bookmarkEnd w:id="52"/>
-    <w:bookmarkStart w:id="107" w:name="sec:src"/>
+    <w:bookmarkEnd w:id="53"/>
+    <w:bookmarkEnd w:id="54"/>
+    <w:bookmarkStart w:id="109" w:name="sec:src"/>
     <w:p>
       <w:pPr>
         <w:pStyle w:val="berschrift3"/>
@@ -2461,7 +2502,7 @@
         <w:t xml:space="preserve">This may be one or mutliple acquisitions.</w:t>
       </w:r>
     </w:p>
-    <w:bookmarkStart w:id="56" w:name="sec:src-macqid"/>
+    <w:bookmarkStart w:id="58" w:name="sec:src-macqid"/>
     <w:p>
       <w:pPr>
         <w:pStyle w:val="berschrift4"/>
@@ -2496,7 +2537,7 @@
         <w:t xml:space="preserve">src-macqid</w:t>
       </w:r>
     </w:p>
-    <w:bookmarkStart w:id="53" w:name="threshold-requirements-5"/>
+    <w:bookmarkStart w:id="55" w:name="threshold-requirements-5"/>
     <w:p>
       <w:pPr>
         <w:pStyle w:val="berschrift5"/>
@@ -2513,8 +2554,8 @@
         <w:t xml:space="preserve">Each acquisition is identified through a sequential identifier in the metadata, e.g. acqID = 1, 2, 3.</w:t>
       </w:r>
     </w:p>
-    <w:bookmarkEnd w:id="53"/>
-    <w:bookmarkStart w:id="54" w:name="goal-requirements-5"/>
+    <w:bookmarkEnd w:id="55"/>
+    <w:bookmarkStart w:id="56" w:name="goal-requirements-5"/>
     <w:p>
       <w:pPr>
         <w:pStyle w:val="berschrift5"/>
@@ -2534,8 +2575,8 @@
         <w:t xml:space="preserve"> </w:t>
       </w:r>
     </w:p>
-    <w:bookmarkEnd w:id="54"/>
-    <w:bookmarkStart w:id="55" w:name="assessment-5"/>
+    <w:bookmarkEnd w:id="56"/>
+    <w:bookmarkStart w:id="57" w:name="assessment-5"/>
     <w:p>
       <w:pPr>
         <w:pStyle w:val="berschrift5"/>
@@ -2599,9 +2640,9 @@
         </w:pict>
       </w:r>
     </w:p>
-    <w:bookmarkEnd w:id="55"/>
-    <w:bookmarkEnd w:id="56"/>
-    <w:bookmarkStart w:id="60" w:name="sec:src-daccess-src"/>
+    <w:bookmarkEnd w:id="57"/>
+    <w:bookmarkEnd w:id="58"/>
+    <w:bookmarkStart w:id="62" w:name="sec:src-daccess-src"/>
     <w:p>
       <w:pPr>
         <w:pStyle w:val="berschrift4"/>
@@ -2636,7 +2677,7 @@
         <w:t xml:space="preserve">src-daccess-src</w:t>
       </w:r>
     </w:p>
-    <w:bookmarkStart w:id="57" w:name="threshold-requirements-6"/>
+    <w:bookmarkStart w:id="59" w:name="threshold-requirements-6"/>
     <w:p>
       <w:pPr>
         <w:pStyle w:val="berschrift5"/>
@@ -2653,8 +2694,8 @@
         <w:t xml:space="preserve">The metadata identifies the location from where the source data can be retrieved, expressed as a URL or DOI.</w:t>
       </w:r>
     </w:p>
-    <w:bookmarkEnd w:id="57"/>
-    <w:bookmarkStart w:id="58" w:name="goal-requirements-6"/>
+    <w:bookmarkEnd w:id="59"/>
+    <w:bookmarkStart w:id="60" w:name="goal-requirements-6"/>
     <w:p>
       <w:pPr>
         <w:pStyle w:val="berschrift5"/>
@@ -2671,8 +2712,8 @@
         <w:t xml:space="preserve">The metadata identifies an online location from where the data can be consistently and reliably retrieved by a computer algorithm without any manual intervention being required.</w:t>
       </w:r>
     </w:p>
-    <w:bookmarkEnd w:id="58"/>
-    <w:bookmarkStart w:id="59" w:name="assessment-6"/>
+    <w:bookmarkEnd w:id="60"/>
+    <w:bookmarkStart w:id="61" w:name="assessment-6"/>
     <w:p>
       <w:pPr>
         <w:pStyle w:val="berschrift5"/>
@@ -2736,9 +2777,9 @@
         </w:pict>
       </w:r>
     </w:p>
-    <w:bookmarkEnd w:id="59"/>
-    <w:bookmarkEnd w:id="60"/>
-    <w:bookmarkStart w:id="65" w:name="sec:src-instru-sar"/>
+    <w:bookmarkEnd w:id="61"/>
+    <w:bookmarkEnd w:id="62"/>
+    <w:bookmarkStart w:id="67" w:name="sec:src-instru-sar"/>
     <w:p>
       <w:pPr>
         <w:pStyle w:val="berschrift4"/>
@@ -2773,7 +2814,7 @@
         <w:t xml:space="preserve">src-instru-sar</w:t>
       </w:r>
     </w:p>
-    <w:bookmarkStart w:id="61" w:name="threshold-requirements-7"/>
+    <w:bookmarkStart w:id="63" w:name="threshold-requirements-7"/>
     <w:p>
       <w:pPr>
         <w:pStyle w:val="berschrift5"/>
@@ -2814,8 +2855,8 @@
         <w:t xml:space="preserve">Instrument name</w:t>
       </w:r>
     </w:p>
-    <w:bookmarkEnd w:id="61"/>
-    <w:bookmarkStart w:id="63" w:name="goal-requirements-7"/>
+    <w:bookmarkEnd w:id="63"/>
+    <w:bookmarkStart w:id="65" w:name="goal-requirements-7"/>
     <w:p>
       <w:pPr>
         <w:pStyle w:val="berschrift5"/>
@@ -2834,7 +2875,7 @@
       <w:r>
         <w:t xml:space="preserve"> </w:t>
       </w:r>
-      <w:hyperlink r:id="rId62">
+      <w:hyperlink r:id="rId64">
         <w:r>
           <w:rPr>
             <w:rStyle w:val="Hyperlink"/>
@@ -2849,8 +2890,8 @@
         <w:t xml:space="preserve">record.</w:t>
       </w:r>
     </w:p>
-    <w:bookmarkEnd w:id="63"/>
-    <w:bookmarkStart w:id="64" w:name="assessment-7"/>
+    <w:bookmarkEnd w:id="65"/>
+    <w:bookmarkStart w:id="66" w:name="assessment-7"/>
     <w:p>
       <w:pPr>
         <w:pStyle w:val="berschrift5"/>
@@ -2914,9 +2955,9 @@
         </w:pict>
       </w:r>
     </w:p>
-    <w:bookmarkEnd w:id="64"/>
-    <w:bookmarkEnd w:id="65"/>
-    <w:bookmarkStart w:id="69" w:name="sec:src-time-src"/>
+    <w:bookmarkEnd w:id="66"/>
+    <w:bookmarkEnd w:id="67"/>
+    <w:bookmarkStart w:id="71" w:name="sec:src-time-src"/>
     <w:p>
       <w:pPr>
         <w:pStyle w:val="berschrift4"/>
@@ -2951,7 +2992,7 @@
         <w:t xml:space="preserve">src-time-src</w:t>
       </w:r>
     </w:p>
-    <w:bookmarkStart w:id="66" w:name="threshold-requirements-8"/>
+    <w:bookmarkStart w:id="68" w:name="threshold-requirements-8"/>
     <w:p>
       <w:pPr>
         <w:pStyle w:val="berschrift5"/>
@@ -2968,8 +3009,8 @@
         <w:t xml:space="preserve">The start date and time of source data is identified in the metadata, expressed in UTC in date and time, at least to the second.</w:t>
       </w:r>
     </w:p>
-    <w:bookmarkEnd w:id="66"/>
-    <w:bookmarkStart w:id="67" w:name="goal-requirements-8"/>
+    <w:bookmarkEnd w:id="68"/>
+    <w:bookmarkStart w:id="69" w:name="goal-requirements-8"/>
     <w:p>
       <w:pPr>
         <w:pStyle w:val="berschrift5"/>
@@ -2989,8 +3030,8 @@
         <w:t xml:space="preserve"> </w:t>
       </w:r>
     </w:p>
-    <w:bookmarkEnd w:id="67"/>
-    <w:bookmarkStart w:id="68" w:name="assessment-8"/>
+    <w:bookmarkEnd w:id="69"/>
+    <w:bookmarkStart w:id="70" w:name="assessment-8"/>
     <w:p>
       <w:pPr>
         <w:pStyle w:val="berschrift5"/>
@@ -3054,9 +3095,9 @@
         </w:pict>
       </w:r>
     </w:p>
-    <w:bookmarkEnd w:id="68"/>
-    <w:bookmarkEnd w:id="69"/>
-    <w:bookmarkStart w:id="73" w:name="sec:src-acqpar"/>
+    <w:bookmarkEnd w:id="70"/>
+    <w:bookmarkEnd w:id="71"/>
+    <w:bookmarkStart w:id="75" w:name="sec:src-acqpar"/>
     <w:p>
       <w:pPr>
         <w:pStyle w:val="berschrift4"/>
@@ -3091,7 +3132,7 @@
         <w:t xml:space="preserve">src-acqpar</w:t>
       </w:r>
     </w:p>
-    <w:bookmarkStart w:id="70" w:name="threshold-requirements-9"/>
+    <w:bookmarkStart w:id="72" w:name="threshold-requirements-9"/>
     <w:p>
       <w:pPr>
         <w:pStyle w:val="berschrift5"/>
@@ -3180,8 +3221,8 @@
         <w:t xml:space="preserve">Beam ID (i.e., beam mode mnemonic)</w:t>
       </w:r>
     </w:p>
-    <w:bookmarkEnd w:id="70"/>
-    <w:bookmarkStart w:id="71" w:name="goal-requirements-9"/>
+    <w:bookmarkEnd w:id="72"/>
+    <w:bookmarkStart w:id="73" w:name="goal-requirements-9"/>
     <w:p>
       <w:pPr>
         <w:pStyle w:val="berschrift5"/>
@@ -3201,8 +3242,8 @@
         <w:t xml:space="preserve"> </w:t>
       </w:r>
     </w:p>
-    <w:bookmarkEnd w:id="71"/>
-    <w:bookmarkStart w:id="72" w:name="assessment-9"/>
+    <w:bookmarkEnd w:id="73"/>
+    <w:bookmarkStart w:id="74" w:name="assessment-9"/>
     <w:p>
       <w:pPr>
         <w:pStyle w:val="berschrift5"/>
@@ -3266,9 +3307,9 @@
         </w:pict>
       </w:r>
     </w:p>
-    <w:bookmarkEnd w:id="72"/>
-    <w:bookmarkEnd w:id="73"/>
-    <w:bookmarkStart w:id="78" w:name="sec:src-orbit"/>
+    <w:bookmarkEnd w:id="74"/>
+    <w:bookmarkEnd w:id="75"/>
+    <w:bookmarkStart w:id="80" w:name="sec:src-orbit"/>
     <w:p>
       <w:pPr>
         <w:pStyle w:val="berschrift4"/>
@@ -3303,7 +3344,7 @@
         <w:t xml:space="preserve">src-orbit</w:t>
       </w:r>
     </w:p>
-    <w:bookmarkStart w:id="75" w:name="threshold-requirements-10"/>
+    <w:bookmarkStart w:id="77" w:name="threshold-requirements-10"/>
     <w:p>
       <w:pPr>
         <w:pStyle w:val="berschrift5"/>
@@ -3335,7 +3376,7 @@
         <w:rPr>
           <w:rStyle w:val="Funotenzeichen"/>
         </w:rPr>
-        <w:footnoteReference w:id="74"/>
+        <w:footnoteReference w:id="76"/>
       </w:r>
     </w:p>
     <w:p>
@@ -3350,8 +3391,8 @@
         <w:t xml:space="preserve">Orbit data source (e.g., predicted, definite, precise, downlinked, etc.)</w:t>
       </w:r>
     </w:p>
-    <w:bookmarkEnd w:id="75"/>
-    <w:bookmarkStart w:id="76" w:name="goal-requirements-10"/>
+    <w:bookmarkEnd w:id="77"/>
+    <w:bookmarkStart w:id="78" w:name="goal-requirements-10"/>
     <w:p>
       <w:pPr>
         <w:pStyle w:val="berschrift5"/>
@@ -3404,8 +3445,8 @@
         <w:t xml:space="preserve">Platform (mean) altitude</w:t>
       </w:r>
     </w:p>
-    <w:bookmarkEnd w:id="76"/>
-    <w:bookmarkStart w:id="77" w:name="assessment-10"/>
+    <w:bookmarkEnd w:id="78"/>
+    <w:bookmarkStart w:id="79" w:name="assessment-10"/>
     <w:p>
       <w:pPr>
         <w:pStyle w:val="berschrift5"/>
@@ -3469,9 +3510,9 @@
         </w:pict>
       </w:r>
     </w:p>
-    <w:bookmarkEnd w:id="77"/>
-    <w:bookmarkEnd w:id="78"/>
-    <w:bookmarkStart w:id="82" w:name="sec:src-propar"/>
+    <w:bookmarkEnd w:id="79"/>
+    <w:bookmarkEnd w:id="80"/>
+    <w:bookmarkStart w:id="84" w:name="sec:src-propar"/>
     <w:p>
       <w:pPr>
         <w:pStyle w:val="berschrift4"/>
@@ -3506,7 +3547,7 @@
         <w:t xml:space="preserve">src-propar</w:t>
       </w:r>
     </w:p>
-    <w:bookmarkStart w:id="79" w:name="threshold-requirements-11"/>
+    <w:bookmarkStart w:id="81" w:name="threshold-requirements-11"/>
     <w:p>
       <w:pPr>
         <w:pStyle w:val="berschrift5"/>
@@ -3607,8 +3648,8 @@
         <w:t xml:space="preserve">Range number of looks (separate values for each beam, as necessary)</w:t>
       </w:r>
     </w:p>
-    <w:bookmarkEnd w:id="79"/>
-    <w:bookmarkStart w:id="80" w:name="goal-requirements-11"/>
+    <w:bookmarkEnd w:id="81"/>
+    <w:bookmarkStart w:id="82" w:name="goal-requirements-11"/>
     <w:p>
       <w:pPr>
         <w:pStyle w:val="berschrift5"/>
@@ -3625,8 +3666,8 @@
         <w:t xml:space="preserve">As threshold, plus additional relevant processing parameters, e.g., range- and azimuth look bandwidth and LUT applied.</w:t>
       </w:r>
     </w:p>
-    <w:bookmarkEnd w:id="80"/>
-    <w:bookmarkStart w:id="81" w:name="assessment-11"/>
+    <w:bookmarkEnd w:id="82"/>
+    <w:bookmarkStart w:id="83" w:name="assessment-11"/>
     <w:p>
       <w:pPr>
         <w:pStyle w:val="berschrift5"/>
@@ -3690,9 +3731,9 @@
         </w:pict>
       </w:r>
     </w:p>
-    <w:bookmarkEnd w:id="81"/>
-    <w:bookmarkEnd w:id="82"/>
-    <w:bookmarkStart w:id="86" w:name="sec:src-imgatt-sar"/>
+    <w:bookmarkEnd w:id="83"/>
+    <w:bookmarkEnd w:id="84"/>
+    <w:bookmarkStart w:id="88" w:name="sec:src-imgatt-sar"/>
     <w:p>
       <w:pPr>
         <w:pStyle w:val="berschrift4"/>
@@ -3727,7 +3768,7 @@
         <w:t xml:space="preserve">src-imgatt-sar</w:t>
       </w:r>
     </w:p>
-    <w:bookmarkStart w:id="83" w:name="threshold-requirements-12"/>
+    <w:bookmarkStart w:id="85" w:name="threshold-requirements-12"/>
     <w:p>
       <w:pPr>
         <w:pStyle w:val="berschrift5"/>
@@ -3828,8 +3869,8 @@
         <w:t xml:space="preserve">Far range incident angle</w:t>
       </w:r>
     </w:p>
-    <w:bookmarkEnd w:id="83"/>
-    <w:bookmarkStart w:id="84" w:name="goal-requirements-12"/>
+    <w:bookmarkEnd w:id="85"/>
+    <w:bookmarkStart w:id="86" w:name="goal-requirements-12"/>
     <w:p>
       <w:pPr>
         <w:pStyle w:val="berschrift5"/>
@@ -3846,8 +3887,8 @@
         <w:t xml:space="preserve">Geometry of the image footprint expressed in WGS84 in a standardised format (e.g., WKT).</w:t>
       </w:r>
     </w:p>
-    <w:bookmarkEnd w:id="84"/>
-    <w:bookmarkStart w:id="85" w:name="assessment-12"/>
+    <w:bookmarkEnd w:id="86"/>
+    <w:bookmarkStart w:id="87" w:name="assessment-12"/>
     <w:p>
       <w:pPr>
         <w:pStyle w:val="berschrift5"/>
@@ -3911,9 +3952,9 @@
         </w:pict>
       </w:r>
     </w:p>
-    <w:bookmarkEnd w:id="85"/>
-    <w:bookmarkEnd w:id="86"/>
-    <w:bookmarkStart w:id="90" w:name="sec:src-sencal-sar"/>
+    <w:bookmarkEnd w:id="87"/>
+    <w:bookmarkEnd w:id="88"/>
+    <w:bookmarkStart w:id="92" w:name="sec:src-sencal-sar"/>
     <w:p>
       <w:pPr>
         <w:pStyle w:val="berschrift4"/>
@@ -3948,7 +3989,7 @@
         <w:t xml:space="preserve">src-sencal-sar</w:t>
       </w:r>
     </w:p>
-    <w:bookmarkStart w:id="87" w:name="threshold-requirements-13"/>
+    <w:bookmarkStart w:id="89" w:name="threshold-requirements-13"/>
     <w:p>
       <w:pPr>
         <w:pStyle w:val="berschrift5"/>
@@ -3968,8 +4009,8 @@
         <w:t xml:space="preserve"> </w:t>
       </w:r>
     </w:p>
-    <w:bookmarkEnd w:id="87"/>
-    <w:bookmarkStart w:id="88" w:name="goal-requirements-13"/>
+    <w:bookmarkEnd w:id="89"/>
+    <w:bookmarkStart w:id="90" w:name="goal-requirements-13"/>
     <w:p>
       <w:pPr>
         <w:pStyle w:val="berschrift5"/>
@@ -3992,8 +4033,8 @@
         <w:t xml:space="preserve">Ideally this would support machine-to-machine access.</w:t>
       </w:r>
     </w:p>
-    <w:bookmarkEnd w:id="88"/>
-    <w:bookmarkStart w:id="89" w:name="assessment-13"/>
+    <w:bookmarkEnd w:id="90"/>
+    <w:bookmarkStart w:id="91" w:name="assessment-13"/>
     <w:p>
       <w:pPr>
         <w:pStyle w:val="berschrift5"/>
@@ -4057,9 +4098,9 @@
         </w:pict>
       </w:r>
     </w:p>
-    <w:bookmarkEnd w:id="89"/>
-    <w:bookmarkEnd w:id="90"/>
-    <w:bookmarkStart w:id="94" w:name="sec:src-perfind"/>
+    <w:bookmarkEnd w:id="91"/>
+    <w:bookmarkEnd w:id="92"/>
+    <w:bookmarkStart w:id="96" w:name="sec:src-perfind"/>
     <w:p>
       <w:pPr>
         <w:pStyle w:val="berschrift4"/>
@@ -4094,7 +4135,7 @@
         <w:t xml:space="preserve">src-perfind</w:t>
       </w:r>
     </w:p>
-    <w:bookmarkStart w:id="91" w:name="threshold-requirements-14"/>
+    <w:bookmarkStart w:id="93" w:name="threshold-requirements-14"/>
     <w:p>
       <w:pPr>
         <w:pStyle w:val="berschrift5"/>
@@ -4217,8 +4258,8 @@
         <w:t xml:space="preserve">Values do not need to be estimated individually for each product, but may be estimated once for each acquisition mode, and annotated on all products.</w:t>
       </w:r>
     </w:p>
-    <w:bookmarkEnd w:id="91"/>
-    <w:bookmarkStart w:id="92" w:name="goal-requirements-14"/>
+    <w:bookmarkEnd w:id="93"/>
+    <w:bookmarkStart w:id="94" w:name="goal-requirements-14"/>
     <w:p>
       <w:pPr>
         <w:pStyle w:val="berschrift5"/>
@@ -4235,8 +4276,8 @@
         <w:t xml:space="preserve">Provide additional relevant performance indicators (e.g., ENL, PSLR, ISLR, and performance reference DOI or URL).</w:t>
       </w:r>
     </w:p>
-    <w:bookmarkEnd w:id="92"/>
-    <w:bookmarkStart w:id="93" w:name="assessment-14"/>
+    <w:bookmarkEnd w:id="94"/>
+    <w:bookmarkStart w:id="95" w:name="assessment-14"/>
     <w:p>
       <w:pPr>
         <w:pStyle w:val="berschrift5"/>
@@ -4300,9 +4341,9 @@
         </w:pict>
       </w:r>
     </w:p>
-    <w:bookmarkEnd w:id="93"/>
-    <w:bookmarkEnd w:id="94"/>
-    <w:bookmarkStart w:id="98" w:name="sec:src-polcalm"/>
+    <w:bookmarkEnd w:id="95"/>
+    <w:bookmarkEnd w:id="96"/>
+    <w:bookmarkStart w:id="100" w:name="sec:src-polcalm"/>
     <w:p>
       <w:pPr>
         <w:pStyle w:val="berschrift4"/>
@@ -4337,7 +4378,7 @@
         <w:t xml:space="preserve">src-polcalm</w:t>
       </w:r>
     </w:p>
-    <w:bookmarkStart w:id="95" w:name="threshold-requirements-15"/>
+    <w:bookmarkStart w:id="97" w:name="threshold-requirements-15"/>
     <w:p>
       <w:pPr>
         <w:pStyle w:val="berschrift5"/>
@@ -4357,8 +4398,8 @@
         <w:t xml:space="preserve"> </w:t>
       </w:r>
     </w:p>
-    <w:bookmarkEnd w:id="95"/>
-    <w:bookmarkStart w:id="96" w:name="goal-requirements-15"/>
+    <w:bookmarkEnd w:id="97"/>
+    <w:bookmarkStart w:id="98" w:name="goal-requirements-15"/>
     <w:p>
       <w:pPr>
         <w:pStyle w:val="berschrift5"/>
@@ -4375,8 +4416,8 @@
         <w:t xml:space="preserve">The complex-valued polarimetric distortion matrices with the channel imbalance and the cross-talk applied for the polarimetric calibration.</w:t>
       </w:r>
     </w:p>
-    <w:bookmarkEnd w:id="96"/>
-    <w:bookmarkStart w:id="97" w:name="assessment-15"/>
+    <w:bookmarkEnd w:id="98"/>
+    <w:bookmarkStart w:id="99" w:name="assessment-15"/>
     <w:p>
       <w:pPr>
         <w:pStyle w:val="berschrift5"/>
@@ -4440,9 +4481,9 @@
         </w:pict>
       </w:r>
     </w:p>
-    <w:bookmarkEnd w:id="97"/>
-    <w:bookmarkEnd w:id="98"/>
-    <w:bookmarkStart w:id="102" w:name="sec:src-farotan"/>
+    <w:bookmarkEnd w:id="99"/>
+    <w:bookmarkEnd w:id="100"/>
+    <w:bookmarkStart w:id="104" w:name="sec:src-farotan"/>
     <w:p>
       <w:pPr>
         <w:pStyle w:val="berschrift4"/>
@@ -4477,7 +4518,7 @@
         <w:t xml:space="preserve">src-farotan</w:t>
       </w:r>
     </w:p>
-    <w:bookmarkStart w:id="99" w:name="threshold-requirements-16"/>
+    <w:bookmarkStart w:id="101" w:name="threshold-requirements-16"/>
     <w:p>
       <w:pPr>
         <w:pStyle w:val="berschrift5"/>
@@ -4497,8 +4538,8 @@
         <w:t xml:space="preserve"> </w:t>
       </w:r>
     </w:p>
-    <w:bookmarkEnd w:id="99"/>
-    <w:bookmarkStart w:id="100" w:name="goal-requirements-16"/>
+    <w:bookmarkEnd w:id="101"/>
+    <w:bookmarkStart w:id="102" w:name="goal-requirements-16"/>
     <w:p>
       <w:pPr>
         <w:pStyle w:val="berschrift5"/>
@@ -4515,8 +4556,8 @@
         <w:t xml:space="preserve">The mean Faraday rotation angle estimated from the polarimetric data and/or from models with reference to the method or paper used to derive the estimate.</w:t>
       </w:r>
     </w:p>
-    <w:bookmarkEnd w:id="100"/>
-    <w:bookmarkStart w:id="101" w:name="assessment-16"/>
+    <w:bookmarkEnd w:id="102"/>
+    <w:bookmarkStart w:id="103" w:name="assessment-16"/>
     <w:p>
       <w:pPr>
         <w:pStyle w:val="berschrift5"/>
@@ -4580,9 +4621,9 @@
         </w:pict>
       </w:r>
     </w:p>
-    <w:bookmarkEnd w:id="101"/>
-    <w:bookmarkEnd w:id="102"/>
-    <w:bookmarkStart w:id="106" w:name="sec:src-ionind"/>
+    <w:bookmarkEnd w:id="103"/>
+    <w:bookmarkEnd w:id="104"/>
+    <w:bookmarkStart w:id="108" w:name="sec:src-ionind"/>
     <w:p>
       <w:pPr>
         <w:pStyle w:val="berschrift4"/>
@@ -4617,7 +4658,7 @@
         <w:t xml:space="preserve">src-ionind</w:t>
       </w:r>
     </w:p>
-    <w:bookmarkStart w:id="103" w:name="threshold-requirements-17"/>
+    <w:bookmarkStart w:id="105" w:name="threshold-requirements-17"/>
     <w:p>
       <w:pPr>
         <w:pStyle w:val="berschrift5"/>
@@ -4637,8 +4678,8 @@
         <w:t xml:space="preserve"> </w:t>
       </w:r>
     </w:p>
-    <w:bookmarkEnd w:id="103"/>
-    <w:bookmarkStart w:id="104" w:name="goal-requirements-17"/>
+    <w:bookmarkEnd w:id="105"/>
+    <w:bookmarkStart w:id="106" w:name="goal-requirements-17"/>
     <w:p>
       <w:pPr>
         <w:pStyle w:val="berschrift5"/>
@@ -4673,8 +4714,8 @@
         <w:t xml:space="preserve">Significant impact would imply that the ionospheric impact on the backscatter exceeds the radiometric calibration requirement or goal for the imagery.</w:t>
       </w:r>
     </w:p>
-    <w:bookmarkEnd w:id="104"/>
-    <w:bookmarkStart w:id="105" w:name="assessment-17"/>
+    <w:bookmarkEnd w:id="106"/>
+    <w:bookmarkStart w:id="107" w:name="assessment-17"/>
     <w:p>
       <w:pPr>
         <w:pStyle w:val="berschrift5"/>
@@ -4731,10 +4772,10 @@
         <w:t xml:space="preserve">Recommended Requirement Modification:</w:t>
       </w:r>
     </w:p>
-    <w:bookmarkEnd w:id="105"/>
-    <w:bookmarkEnd w:id="106"/>
     <w:bookmarkEnd w:id="107"/>
-    <w:bookmarkStart w:id="157" w:name="sec:prd"/>
+    <w:bookmarkEnd w:id="108"/>
+    <w:bookmarkEnd w:id="109"/>
+    <w:bookmarkStart w:id="159" w:name="sec:prd"/>
     <w:p>
       <w:pPr>
         <w:pStyle w:val="berschrift3"/>
@@ -4760,7 +4801,7 @@
         <w:t xml:space="preserve">Information related to the CEOS-ARD product generation procedure and geographic parameters.</w:t>
       </w:r>
     </w:p>
-    <w:bookmarkStart w:id="111" w:name="sec:prd-daccess-prod"/>
+    <w:bookmarkStart w:id="113" w:name="sec:prd-daccess-prod"/>
     <w:p>
       <w:pPr>
         <w:pStyle w:val="berschrift4"/>
@@ -4795,7 +4836,7 @@
         <w:t xml:space="preserve">prd-daccess-prod</w:t>
       </w:r>
     </w:p>
-    <w:bookmarkStart w:id="108" w:name="threshold-requirements-18"/>
+    <w:bookmarkStart w:id="110" w:name="threshold-requirements-18"/>
     <w:p>
       <w:pPr>
         <w:pStyle w:val="berschrift5"/>
@@ -4860,8 +4901,8 @@
         <w:t xml:space="preserve">Location from where CEOS-ARD product can be retrieved, expressed as a URL or DOI.</w:t>
       </w:r>
     </w:p>
-    <w:bookmarkEnd w:id="108"/>
-    <w:bookmarkStart w:id="109" w:name="goal-requirements-18"/>
+    <w:bookmarkEnd w:id="110"/>
+    <w:bookmarkStart w:id="111" w:name="goal-requirements-18"/>
     <w:p>
       <w:pPr>
         <w:pStyle w:val="berschrift5"/>
@@ -4878,8 +4919,8 @@
         <w:t xml:space="preserve">The metadata identifies an online location from where the data can be consistently and reliably retrieved by a computer algorithm without any manual intervention being required.</w:t>
       </w:r>
     </w:p>
-    <w:bookmarkEnd w:id="109"/>
-    <w:bookmarkStart w:id="110" w:name="assessment-18"/>
+    <w:bookmarkEnd w:id="111"/>
+    <w:bookmarkStart w:id="112" w:name="assessment-18"/>
     <w:p>
       <w:pPr>
         <w:pStyle w:val="berschrift5"/>
@@ -4943,9 +4984,9 @@
         </w:pict>
       </w:r>
     </w:p>
-    <w:bookmarkEnd w:id="110"/>
-    <w:bookmarkEnd w:id="111"/>
-    <w:bookmarkStart w:id="115" w:name="sec:prd-auxdat-sar"/>
+    <w:bookmarkEnd w:id="112"/>
+    <w:bookmarkEnd w:id="113"/>
+    <w:bookmarkStart w:id="117" w:name="sec:prd-auxdat-sar"/>
     <w:p>
       <w:pPr>
         <w:pStyle w:val="berschrift4"/>
@@ -4980,7 +5021,7 @@
         <w:t xml:space="preserve">prd-auxdat-sar</w:t>
       </w:r>
     </w:p>
-    <w:bookmarkStart w:id="112" w:name="threshold-requirements-19"/>
+    <w:bookmarkStart w:id="114" w:name="threshold-requirements-19"/>
     <w:p>
       <w:pPr>
         <w:pStyle w:val="berschrift5"/>
@@ -5000,8 +5041,8 @@
         <w:t xml:space="preserve"> </w:t>
       </w:r>
     </w:p>
-    <w:bookmarkEnd w:id="112"/>
-    <w:bookmarkStart w:id="113" w:name="goal-requirements-19"/>
+    <w:bookmarkEnd w:id="114"/>
+    <w:bookmarkStart w:id="115" w:name="goal-requirements-19"/>
     <w:p>
       <w:pPr>
         <w:pStyle w:val="berschrift5"/>
@@ -5038,8 +5079,8 @@
         <w:t xml:space="preserve">Auxiliary data includes DEMs, etc., and any additional data sources used in the generation of the product.</w:t>
       </w:r>
     </w:p>
-    <w:bookmarkEnd w:id="113"/>
-    <w:bookmarkStart w:id="114" w:name="assessment-19"/>
+    <w:bookmarkEnd w:id="115"/>
+    <w:bookmarkStart w:id="116" w:name="assessment-19"/>
     <w:p>
       <w:pPr>
         <w:pStyle w:val="berschrift5"/>
@@ -5103,9 +5144,9 @@
         </w:pict>
       </w:r>
     </w:p>
-    <w:bookmarkEnd w:id="114"/>
-    <w:bookmarkEnd w:id="115"/>
-    <w:bookmarkStart w:id="119" w:name="sec:prd-samspa"/>
+    <w:bookmarkEnd w:id="116"/>
+    <w:bookmarkEnd w:id="117"/>
+    <w:bookmarkStart w:id="121" w:name="sec:prd-samspa"/>
     <w:p>
       <w:pPr>
         <w:pStyle w:val="berschrift4"/>
@@ -5140,7 +5181,7 @@
         <w:t xml:space="preserve">prd-samspa</w:t>
       </w:r>
     </w:p>
-    <w:bookmarkStart w:id="116" w:name="threshold-requirements-20"/>
+    <w:bookmarkStart w:id="118" w:name="threshold-requirements-20"/>
     <w:p>
       <w:pPr>
         <w:pStyle w:val="berschrift5"/>
@@ -5181,8 +5222,8 @@
         <w:t xml:space="preserve">Line (row) spacing</w:t>
       </w:r>
     </w:p>
-    <w:bookmarkEnd w:id="116"/>
-    <w:bookmarkStart w:id="117" w:name="goal-requirements-20"/>
+    <w:bookmarkEnd w:id="118"/>
+    <w:bookmarkStart w:id="119" w:name="goal-requirements-20"/>
     <w:p>
       <w:pPr>
         <w:pStyle w:val="berschrift5"/>
@@ -5202,8 +5243,8 @@
         <w:t xml:space="preserve"> </w:t>
       </w:r>
     </w:p>
-    <w:bookmarkEnd w:id="117"/>
-    <w:bookmarkStart w:id="118" w:name="assessment-20"/>
+    <w:bookmarkEnd w:id="119"/>
+    <w:bookmarkStart w:id="120" w:name="assessment-20"/>
     <w:p>
       <w:pPr>
         <w:pStyle w:val="berschrift5"/>
@@ -5267,9 +5308,9 @@
         </w:pict>
       </w:r>
     </w:p>
-    <w:bookmarkEnd w:id="118"/>
-    <w:bookmarkEnd w:id="119"/>
-    <w:bookmarkStart w:id="123" w:name="sec:prd-enl"/>
+    <w:bookmarkEnd w:id="120"/>
+    <w:bookmarkEnd w:id="121"/>
+    <w:bookmarkStart w:id="125" w:name="sec:prd-enl"/>
     <w:p>
       <w:pPr>
         <w:pStyle w:val="berschrift4"/>
@@ -5304,7 +5345,7 @@
         <w:t xml:space="preserve">prd-enl</w:t>
       </w:r>
     </w:p>
-    <w:bookmarkStart w:id="120" w:name="threshold-requirements-21"/>
+    <w:bookmarkStart w:id="122" w:name="threshold-requirements-21"/>
     <w:p>
       <w:pPr>
         <w:pStyle w:val="berschrift5"/>
@@ -5324,8 +5365,8 @@
         <w:t xml:space="preserve"> </w:t>
       </w:r>
     </w:p>
-    <w:bookmarkEnd w:id="120"/>
-    <w:bookmarkStart w:id="121" w:name="goal-requirements-21"/>
+    <w:bookmarkEnd w:id="122"/>
+    <w:bookmarkStart w:id="123" w:name="goal-requirements-21"/>
     <w:p>
       <w:pPr>
         <w:pStyle w:val="berschrift5"/>
@@ -5342,8 +5383,8 @@
         <w:t xml:space="preserve">Equivalent Number of Looks (ENL)</w:t>
       </w:r>
     </w:p>
-    <w:bookmarkEnd w:id="121"/>
-    <w:bookmarkStart w:id="122" w:name="assessment-21"/>
+    <w:bookmarkEnd w:id="123"/>
+    <w:bookmarkStart w:id="124" w:name="assessment-21"/>
     <w:p>
       <w:pPr>
         <w:pStyle w:val="berschrift5"/>
@@ -5407,9 +5448,9 @@
         </w:pict>
       </w:r>
     </w:p>
-    <w:bookmarkEnd w:id="122"/>
-    <w:bookmarkEnd w:id="123"/>
-    <w:bookmarkStart w:id="127" w:name="sec:prd-resol"/>
+    <w:bookmarkEnd w:id="124"/>
+    <w:bookmarkEnd w:id="125"/>
+    <w:bookmarkStart w:id="129" w:name="sec:prd-resol"/>
     <w:p>
       <w:pPr>
         <w:pStyle w:val="berschrift4"/>
@@ -5444,7 +5485,7 @@
         <w:t xml:space="preserve">prd-resol</w:t>
       </w:r>
     </w:p>
-    <w:bookmarkStart w:id="124" w:name="threshold-requirements-22"/>
+    <w:bookmarkStart w:id="126" w:name="threshold-requirements-22"/>
     <w:p>
       <w:pPr>
         <w:pStyle w:val="berschrift5"/>
@@ -5464,8 +5505,8 @@
         <w:t xml:space="preserve"> </w:t>
       </w:r>
     </w:p>
-    <w:bookmarkEnd w:id="124"/>
-    <w:bookmarkStart w:id="125" w:name="goal-requirements-22"/>
+    <w:bookmarkEnd w:id="126"/>
+    <w:bookmarkStart w:id="127" w:name="goal-requirements-22"/>
     <w:p>
       <w:pPr>
         <w:pStyle w:val="berschrift5"/>
@@ -5506,8 +5547,8 @@
         <w:t xml:space="preserve">Rows</w:t>
       </w:r>
     </w:p>
-    <w:bookmarkEnd w:id="125"/>
-    <w:bookmarkStart w:id="126" w:name="assessment-22"/>
+    <w:bookmarkEnd w:id="127"/>
+    <w:bookmarkStart w:id="128" w:name="assessment-22"/>
     <w:p>
       <w:pPr>
         <w:pStyle w:val="berschrift5"/>
@@ -5571,9 +5612,9 @@
         </w:pict>
       </w:r>
     </w:p>
-    <w:bookmarkEnd w:id="126"/>
-    <w:bookmarkEnd w:id="127"/>
-    <w:bookmarkStart w:id="131" w:name="sec:prd-spekfil"/>
+    <w:bookmarkEnd w:id="128"/>
+    <w:bookmarkEnd w:id="129"/>
+    <w:bookmarkStart w:id="133" w:name="sec:prd-spekfil"/>
     <w:p>
       <w:pPr>
         <w:pStyle w:val="berschrift4"/>
@@ -5608,7 +5649,7 @@
         <w:t xml:space="preserve">prd-spekfil</w:t>
       </w:r>
     </w:p>
-    <w:bookmarkStart w:id="128" w:name="threshold-requirements-23"/>
+    <w:bookmarkStart w:id="130" w:name="threshold-requirements-23"/>
     <w:p>
       <w:pPr>
         <w:pStyle w:val="berschrift5"/>
@@ -5693,8 +5734,8 @@
         <w:t xml:space="preserve">Any other parameters defining the speckle filter used</w:t>
       </w:r>
     </w:p>
-    <w:bookmarkEnd w:id="128"/>
-    <w:bookmarkStart w:id="129" w:name="goal-requirements-23"/>
+    <w:bookmarkEnd w:id="130"/>
+    <w:bookmarkStart w:id="131" w:name="goal-requirements-23"/>
     <w:p>
       <w:pPr>
         <w:pStyle w:val="berschrift5"/>
@@ -5714,8 +5755,8 @@
         <w:t xml:space="preserve"> </w:t>
       </w:r>
     </w:p>
-    <w:bookmarkEnd w:id="129"/>
-    <w:bookmarkStart w:id="130" w:name="assessment-23"/>
+    <w:bookmarkEnd w:id="131"/>
+    <w:bookmarkStart w:id="132" w:name="assessment-23"/>
     <w:p>
       <w:pPr>
         <w:pStyle w:val="berschrift5"/>
@@ -5779,9 +5820,9 @@
         </w:pict>
       </w:r>
     </w:p>
-    <w:bookmarkEnd w:id="130"/>
-    <w:bookmarkEnd w:id="131"/>
-    <w:bookmarkStart w:id="135" w:name="sec:prd-geobbox"/>
+    <w:bookmarkEnd w:id="132"/>
+    <w:bookmarkEnd w:id="133"/>
+    <w:bookmarkStart w:id="137" w:name="sec:prd-geobbox"/>
     <w:p>
       <w:pPr>
         <w:pStyle w:val="berschrift4"/>
@@ -5816,7 +5857,7 @@
         <w:t xml:space="preserve">prd-geobbox</w:t>
       </w:r>
     </w:p>
-    <w:bookmarkStart w:id="132" w:name="threshold-requirements-24"/>
+    <w:bookmarkStart w:id="134" w:name="threshold-requirements-24"/>
     <w:p>
       <w:pPr>
         <w:pStyle w:val="berschrift5"/>
@@ -5876,8 +5917,8 @@
         <w:t xml:space="preserve">Four corners of the product file are recommended for scenes crossing the Antemeridian, or the North or the South Pole.</w:t>
       </w:r>
     </w:p>
-    <w:bookmarkEnd w:id="132"/>
-    <w:bookmarkStart w:id="133" w:name="goal-requirements-24"/>
+    <w:bookmarkEnd w:id="134"/>
+    <w:bookmarkStart w:id="135" w:name="goal-requirements-24"/>
     <w:p>
       <w:pPr>
         <w:pStyle w:val="berschrift5"/>
@@ -5897,8 +5938,8 @@
         <w:t xml:space="preserve"> </w:t>
       </w:r>
     </w:p>
-    <w:bookmarkEnd w:id="133"/>
-    <w:bookmarkStart w:id="134" w:name="assessment-24"/>
+    <w:bookmarkEnd w:id="135"/>
+    <w:bookmarkStart w:id="136" w:name="assessment-24"/>
     <w:p>
       <w:pPr>
         <w:pStyle w:val="berschrift5"/>
@@ -5962,9 +6003,9 @@
         </w:pict>
       </w:r>
     </w:p>
-    <w:bookmarkEnd w:id="134"/>
-    <w:bookmarkEnd w:id="135"/>
-    <w:bookmarkStart w:id="139" w:name="sec:prd-geoarea-sar"/>
+    <w:bookmarkEnd w:id="136"/>
+    <w:bookmarkEnd w:id="137"/>
+    <w:bookmarkStart w:id="141" w:name="sec:prd-geoarea-sar"/>
     <w:p>
       <w:pPr>
         <w:pStyle w:val="berschrift4"/>
@@ -5999,7 +6040,7 @@
         <w:t xml:space="preserve">prd-geoarea-sar</w:t>
       </w:r>
     </w:p>
-    <w:bookmarkStart w:id="136" w:name="threshold-requirements-25"/>
+    <w:bookmarkStart w:id="138" w:name="threshold-requirements-25"/>
     <w:p>
       <w:pPr>
         <w:pStyle w:val="berschrift5"/>
@@ -6016,8 +6057,8 @@
         <w:t xml:space="preserve">The geometry of the SAR image footprint expressed in WGS84, in a standardised format (e.g., WKT Polygon).</w:t>
       </w:r>
     </w:p>
-    <w:bookmarkEnd w:id="136"/>
-    <w:bookmarkStart w:id="137" w:name="goal-requirements-25"/>
+    <w:bookmarkEnd w:id="138"/>
+    <w:bookmarkStart w:id="139" w:name="goal-requirements-25"/>
     <w:p>
       <w:pPr>
         <w:pStyle w:val="berschrift5"/>
@@ -6037,8 +6078,8 @@
         <w:t xml:space="preserve"> </w:t>
       </w:r>
     </w:p>
-    <w:bookmarkEnd w:id="137"/>
-    <w:bookmarkStart w:id="138" w:name="assessment-25"/>
+    <w:bookmarkEnd w:id="139"/>
+    <w:bookmarkStart w:id="140" w:name="assessment-25"/>
     <w:p>
       <w:pPr>
         <w:pStyle w:val="berschrift5"/>
@@ -6102,9 +6143,9 @@
         </w:pict>
       </w:r>
     </w:p>
-    <w:bookmarkEnd w:id="138"/>
-    <w:bookmarkEnd w:id="139"/>
-    <w:bookmarkStart w:id="143" w:name="sec:prd-imgsize"/>
+    <w:bookmarkEnd w:id="140"/>
+    <w:bookmarkEnd w:id="141"/>
+    <w:bookmarkStart w:id="145" w:name="sec:prd-imgsize"/>
     <w:p>
       <w:pPr>
         <w:pStyle w:val="berschrift4"/>
@@ -6139,7 +6180,7 @@
         <w:t xml:space="preserve">prd-imgsize</w:t>
       </w:r>
     </w:p>
-    <w:bookmarkStart w:id="140" w:name="threshold-requirements-26"/>
+    <w:bookmarkStart w:id="142" w:name="threshold-requirements-26"/>
     <w:p>
       <w:pPr>
         <w:pStyle w:val="berschrift5"/>
@@ -6204,8 +6245,8 @@
         <w:t xml:space="preserve">Number of no-data border pixels (if applicable)</w:t>
       </w:r>
     </w:p>
-    <w:bookmarkEnd w:id="140"/>
-    <w:bookmarkStart w:id="141" w:name="goal-requirements-26"/>
+    <w:bookmarkEnd w:id="142"/>
+    <w:bookmarkStart w:id="143" w:name="goal-requirements-26"/>
     <w:p>
       <w:pPr>
         <w:pStyle w:val="berschrift5"/>
@@ -6225,8 +6266,8 @@
         <w:t xml:space="preserve"> </w:t>
       </w:r>
     </w:p>
-    <w:bookmarkEnd w:id="141"/>
-    <w:bookmarkStart w:id="142" w:name="assessment-26"/>
+    <w:bookmarkEnd w:id="143"/>
+    <w:bookmarkStart w:id="144" w:name="assessment-26"/>
     <w:p>
       <w:pPr>
         <w:pStyle w:val="berschrift5"/>
@@ -6290,9 +6331,9 @@
         </w:pict>
       </w:r>
     </w:p>
-    <w:bookmarkEnd w:id="142"/>
-    <w:bookmarkEnd w:id="143"/>
-    <w:bookmarkStart w:id="147" w:name="sec:prd-pixcoco"/>
+    <w:bookmarkEnd w:id="144"/>
+    <w:bookmarkEnd w:id="145"/>
+    <w:bookmarkStart w:id="149" w:name="sec:prd-pixcoco"/>
     <w:p>
       <w:pPr>
         <w:pStyle w:val="berschrift4"/>
@@ -6327,7 +6368,7 @@
         <w:t xml:space="preserve">prd-pixcoco</w:t>
       </w:r>
     </w:p>
-    <w:bookmarkStart w:id="144" w:name="threshold-requirements-27"/>
+    <w:bookmarkStart w:id="146" w:name="threshold-requirements-27"/>
     <w:p>
       <w:pPr>
         <w:pStyle w:val="berschrift5"/>
@@ -6350,8 +6391,8 @@
         <w:t xml:space="preserve">Values are [pixel centre, pixel ULC or pixel LLC].</w:t>
       </w:r>
     </w:p>
-    <w:bookmarkEnd w:id="144"/>
-    <w:bookmarkStart w:id="145" w:name="goal-requirements-27"/>
+    <w:bookmarkEnd w:id="146"/>
+    <w:bookmarkStart w:id="147" w:name="goal-requirements-27"/>
     <w:p>
       <w:pPr>
         <w:pStyle w:val="berschrift5"/>
@@ -6371,8 +6412,8 @@
         <w:t xml:space="preserve"> </w:t>
       </w:r>
     </w:p>
-    <w:bookmarkEnd w:id="145"/>
-    <w:bookmarkStart w:id="146" w:name="assessment-27"/>
+    <w:bookmarkEnd w:id="147"/>
+    <w:bookmarkStart w:id="148" w:name="assessment-27"/>
     <w:p>
       <w:pPr>
         <w:pStyle w:val="berschrift5"/>
@@ -6436,9 +6477,9 @@
         </w:pict>
       </w:r>
     </w:p>
-    <w:bookmarkEnd w:id="146"/>
-    <w:bookmarkEnd w:id="147"/>
-    <w:bookmarkStart w:id="151" w:name="sec:prd-crs-sar"/>
+    <w:bookmarkEnd w:id="148"/>
+    <w:bookmarkEnd w:id="149"/>
+    <w:bookmarkStart w:id="153" w:name="sec:prd-crs-sar"/>
     <w:p>
       <w:pPr>
         <w:pStyle w:val="berschrift4"/>
@@ -6473,7 +6514,7 @@
         <w:t xml:space="preserve">prd-crs-sar</w:t>
       </w:r>
     </w:p>
-    <w:bookmarkStart w:id="148" w:name="threshold-requirements-28"/>
+    <w:bookmarkStart w:id="150" w:name="threshold-requirements-28"/>
     <w:p>
       <w:pPr>
         <w:pStyle w:val="berschrift5"/>
@@ -6496,8 +6537,8 @@
         <w:t xml:space="preserve">Indicate EPSG code, if defined for the CRS.</w:t>
       </w:r>
     </w:p>
-    <w:bookmarkEnd w:id="148"/>
-    <w:bookmarkStart w:id="149" w:name="goal-requirements-28"/>
+    <w:bookmarkEnd w:id="150"/>
+    <w:bookmarkStart w:id="151" w:name="goal-requirements-28"/>
     <w:p>
       <w:pPr>
         <w:pStyle w:val="berschrift5"/>
@@ -6517,8 +6558,8 @@
         <w:t xml:space="preserve"> </w:t>
       </w:r>
     </w:p>
-    <w:bookmarkEnd w:id="149"/>
-    <w:bookmarkStart w:id="150" w:name="assessment-28"/>
+    <w:bookmarkEnd w:id="151"/>
+    <w:bookmarkStart w:id="152" w:name="assessment-28"/>
     <w:p>
       <w:pPr>
         <w:pStyle w:val="berschrift5"/>
@@ -6582,9 +6623,9 @@
         </w:pict>
       </w:r>
     </w:p>
-    <w:bookmarkEnd w:id="150"/>
-    <w:bookmarkEnd w:id="151"/>
-    <w:bookmarkStart w:id="156" w:name="sec:prd-lookdip"/>
+    <w:bookmarkEnd w:id="152"/>
+    <w:bookmarkEnd w:id="153"/>
+    <w:bookmarkStart w:id="158" w:name="sec:prd-lookdip"/>
     <w:p>
       <w:pPr>
         <w:pStyle w:val="berschrift4"/>
@@ -6619,7 +6660,7 @@
         <w:t xml:space="preserve">prd-lookdip</w:t>
       </w:r>
     </w:p>
-    <w:bookmarkStart w:id="153" w:name="threshold-requirements-29"/>
+    <w:bookmarkStart w:id="155" w:name="threshold-requirements-29"/>
     <w:p>
       <w:pPr>
         <w:pStyle w:val="berschrift5"/>
@@ -6672,7 +6713,7 @@
         <w:rPr>
           <w:rStyle w:val="Funotenzeichen"/>
         </w:rPr>
-        <w:footnoteReference w:id="152"/>
+        <w:footnoteReference w:id="154"/>
       </w:r>
       <w:r>
         <w:t xml:space="preserve">, together with an estimate of the added error from use of polynomial vs. per-pixel more accurate values, shall be provided.</w:t>
@@ -6962,8 +7003,8 @@
         <w:t xml:space="preserve">Lat and Lon are the related coordinates in the product map units (m, deg, arcsec).</w:t>
       </w:r>
     </w:p>
-    <w:bookmarkEnd w:id="153"/>
-    <w:bookmarkStart w:id="154" w:name="goal-requirements-29"/>
+    <w:bookmarkEnd w:id="155"/>
+    <w:bookmarkStart w:id="156" w:name="goal-requirements-29"/>
     <w:p>
       <w:pPr>
         <w:pStyle w:val="berschrift5"/>
@@ -6983,8 +7024,8 @@
         <w:t xml:space="preserve"> </w:t>
       </w:r>
     </w:p>
-    <w:bookmarkEnd w:id="154"/>
-    <w:bookmarkStart w:id="155" w:name="assessment-29"/>
+    <w:bookmarkEnd w:id="156"/>
+    <w:bookmarkStart w:id="157" w:name="assessment-29"/>
     <w:p>
       <w:pPr>
         <w:pStyle w:val="berschrift5"/>
@@ -7041,10 +7082,10 @@
         <w:t xml:space="preserve">Recommended Requirement Modification:</w:t>
       </w:r>
     </w:p>
-    <w:bookmarkEnd w:id="155"/>
-    <w:bookmarkEnd w:id="156"/>
     <w:bookmarkEnd w:id="157"/>
-    <w:bookmarkStart w:id="198" w:name="sec:pxl"/>
+    <w:bookmarkEnd w:id="158"/>
+    <w:bookmarkEnd w:id="159"/>
+    <w:bookmarkStart w:id="200" w:name="sec:pxl"/>
     <w:p>
       <w:pPr>
         <w:pStyle w:val="berschrift3"/>
@@ -7098,7 +7139,7 @@
         <w:t xml:space="preserve">(choose) observations on the basis of their individual suitability for application.</w:t>
       </w:r>
     </w:p>
-    <w:bookmarkStart w:id="161" w:name="sec:pxl-cngform"/>
+    <w:bookmarkStart w:id="163" w:name="sec:pxl-cngform"/>
     <w:p>
       <w:pPr>
         <w:pStyle w:val="berschrift4"/>
@@ -7133,7 +7174,7 @@
         <w:t xml:space="preserve">pxl-cngform</w:t>
       </w:r>
     </w:p>
-    <w:bookmarkStart w:id="158" w:name="threshold-requirements-30"/>
+    <w:bookmarkStart w:id="160" w:name="threshold-requirements-30"/>
     <w:p>
       <w:pPr>
         <w:pStyle w:val="berschrift5"/>
@@ -7153,8 +7194,8 @@
         <w:t xml:space="preserve"> </w:t>
       </w:r>
     </w:p>
-    <w:bookmarkEnd w:id="158"/>
-    <w:bookmarkStart w:id="159" w:name="goal-requirements-30"/>
+    <w:bookmarkEnd w:id="160"/>
+    <w:bookmarkStart w:id="161" w:name="goal-requirements-30"/>
     <w:p>
       <w:pPr>
         <w:pStyle w:val="berschrift5"/>
@@ -7171,8 +7212,8 @@
         <w:t xml:space="preserve">All files are provided using cloud-optimized file formats.</w:t>
       </w:r>
     </w:p>
-    <w:bookmarkEnd w:id="159"/>
-    <w:bookmarkStart w:id="160" w:name="assessment-30"/>
+    <w:bookmarkEnd w:id="161"/>
+    <w:bookmarkStart w:id="162" w:name="assessment-30"/>
     <w:p>
       <w:pPr>
         <w:pStyle w:val="berschrift5"/>
@@ -7236,9 +7277,9 @@
         </w:pict>
       </w:r>
     </w:p>
-    <w:bookmarkEnd w:id="160"/>
-    <w:bookmarkEnd w:id="161"/>
-    <w:bookmarkStart w:id="165" w:name="sec:pxl-memare-sar"/>
+    <w:bookmarkEnd w:id="162"/>
+    <w:bookmarkEnd w:id="163"/>
+    <w:bookmarkStart w:id="167" w:name="sec:pxl-memare-sar"/>
     <w:p>
       <w:pPr>
         <w:pStyle w:val="berschrift4"/>
@@ -7273,7 +7314,7 @@
         <w:t xml:space="preserve">pxl-memare-sar</w:t>
       </w:r>
     </w:p>
-    <w:bookmarkStart w:id="162" w:name="threshold-requirements-31"/>
+    <w:bookmarkStart w:id="164" w:name="threshold-requirements-31"/>
     <w:p>
       <w:pPr>
         <w:pStyle w:val="berschrift5"/>
@@ -7290,8 +7331,8 @@
         <w:t xml:space="preserve">Metadata is provided in a structure that enables a computer algorithm to be used to consistently and automatically identify and extract each component/variable/layer for further use.</w:t>
       </w:r>
     </w:p>
-    <w:bookmarkEnd w:id="162"/>
-    <w:bookmarkStart w:id="163" w:name="goal-requirements-31"/>
+    <w:bookmarkEnd w:id="164"/>
+    <w:bookmarkStart w:id="165" w:name="goal-requirements-31"/>
     <w:p>
       <w:pPr>
         <w:pStyle w:val="berschrift5"/>
@@ -7308,8 +7349,8 @@
         <w:t xml:space="preserve">As threshold, but metadata is formatted in accordance with CEOS-ARD SAR Metadata Specifications, v.1.1, or in a community endorsed standard that facilitates machine-readability, such as ISO 19115-2, Climate and Forecast (CF) convention, the Attribute Convention for Data Discovery (ACDD), etc.</w:t>
       </w:r>
     </w:p>
-    <w:bookmarkEnd w:id="163"/>
-    <w:bookmarkStart w:id="164" w:name="assessment-31"/>
+    <w:bookmarkEnd w:id="165"/>
+    <w:bookmarkStart w:id="166" w:name="assessment-31"/>
     <w:p>
       <w:pPr>
         <w:pStyle w:val="berschrift5"/>
@@ -7373,9 +7414,9 @@
         </w:pict>
       </w:r>
     </w:p>
-    <w:bookmarkEnd w:id="164"/>
-    <w:bookmarkEnd w:id="165"/>
-    <w:bookmarkStart w:id="169" w:name="sec:pxl-damaski"/>
+    <w:bookmarkEnd w:id="166"/>
+    <w:bookmarkEnd w:id="167"/>
+    <w:bookmarkStart w:id="171" w:name="sec:pxl-damaski"/>
     <w:p>
       <w:pPr>
         <w:pStyle w:val="berschrift4"/>
@@ -7410,7 +7451,7 @@
         <w:t xml:space="preserve">pxl-damaski</w:t>
       </w:r>
     </w:p>
-    <w:bookmarkStart w:id="166" w:name="threshold-requirements-32"/>
+    <w:bookmarkStart w:id="168" w:name="threshold-requirements-32"/>
     <w:p>
       <w:pPr>
         <w:pStyle w:val="berschrift5"/>
@@ -7543,8 +7584,8 @@
         <w:t xml:space="preserve">Bit Value Representation</w:t>
       </w:r>
     </w:p>
-    <w:bookmarkEnd w:id="166"/>
-    <w:bookmarkStart w:id="167" w:name="goal-requirements-32"/>
+    <w:bookmarkEnd w:id="168"/>
+    <w:bookmarkStart w:id="169" w:name="goal-requirements-32"/>
     <w:p>
       <w:pPr>
         <w:pStyle w:val="berschrift5"/>
@@ -7633,8 +7674,8 @@
         <w:t xml:space="preserve">DEM gap filling (i.e., interpolated DEM over gaps)</w:t>
       </w:r>
     </w:p>
-    <w:bookmarkEnd w:id="167"/>
-    <w:bookmarkStart w:id="168" w:name="assessment-32"/>
+    <w:bookmarkEnd w:id="169"/>
+    <w:bookmarkStart w:id="170" w:name="assessment-32"/>
     <w:p>
       <w:pPr>
         <w:pStyle w:val="berschrift5"/>
@@ -7698,9 +7739,9 @@
         </w:pict>
       </w:r>
     </w:p>
-    <w:bookmarkEnd w:id="168"/>
-    <w:bookmarkEnd w:id="169"/>
-    <w:bookmarkStart w:id="173" w:name="sec:pxl-piscata"/>
+    <w:bookmarkEnd w:id="170"/>
+    <w:bookmarkEnd w:id="171"/>
+    <w:bookmarkStart w:id="175" w:name="sec:pxl-piscata"/>
     <w:p>
       <w:pPr>
         <w:pStyle w:val="berschrift4"/>
@@ -7747,7 +7788,7 @@
         <w:t xml:space="preserve">Usage: Recommended for scenes that include land areas.</w:t>
       </w:r>
     </w:p>
-    <w:bookmarkStart w:id="170" w:name="threshold-requirements-33"/>
+    <w:bookmarkStart w:id="172" w:name="threshold-requirements-33"/>
     <w:p>
       <w:pPr>
         <w:pStyle w:val="berschrift5"/>
@@ -7767,8 +7808,8 @@
         <w:t xml:space="preserve"> </w:t>
       </w:r>
     </w:p>
-    <w:bookmarkEnd w:id="170"/>
-    <w:bookmarkStart w:id="171" w:name="goal-requirements-33"/>
+    <w:bookmarkEnd w:id="172"/>
+    <w:bookmarkStart w:id="173" w:name="goal-requirements-33"/>
     <w:p>
       <w:pPr>
         <w:pStyle w:val="berschrift5"/>
@@ -7939,8 +7980,8 @@
         <w:t xml:space="preserve">Byte Order</w:t>
       </w:r>
     </w:p>
-    <w:bookmarkEnd w:id="171"/>
-    <w:bookmarkStart w:id="172" w:name="assessment-33"/>
+    <w:bookmarkEnd w:id="173"/>
+    <w:bookmarkStart w:id="174" w:name="assessment-33"/>
     <w:p>
       <w:pPr>
         <w:pStyle w:val="berschrift5"/>
@@ -8004,9 +8045,9 @@
         </w:pict>
       </w:r>
     </w:p>
-    <w:bookmarkEnd w:id="172"/>
-    <w:bookmarkEnd w:id="173"/>
-    <w:bookmarkStart w:id="177" w:name="sec:pxl-ploinca"/>
+    <w:bookmarkEnd w:id="174"/>
+    <w:bookmarkEnd w:id="175"/>
+    <w:bookmarkStart w:id="179" w:name="sec:pxl-ploinca"/>
     <w:p>
       <w:pPr>
         <w:pStyle w:val="berschrift4"/>
@@ -8041,7 +8082,7 @@
         <w:t xml:space="preserve">pxl-ploinca</w:t>
       </w:r>
     </w:p>
-    <w:bookmarkStart w:id="174" w:name="threshold-requirements-34"/>
+    <w:bookmarkStart w:id="176" w:name="threshold-requirements-34"/>
     <w:p>
       <w:pPr>
         <w:pStyle w:val="berschrift5"/>
@@ -8146,8 +8187,8 @@
         <w:t xml:space="preserve">For maritime ORB scenes when no land areas are covered, a geoid model could be used for the calculation of the local incident angle.</w:t>
       </w:r>
     </w:p>
-    <w:bookmarkEnd w:id="174"/>
-    <w:bookmarkStart w:id="175" w:name="goal-requirements-34"/>
+    <w:bookmarkEnd w:id="176"/>
+    <w:bookmarkStart w:id="177" w:name="goal-requirements-34"/>
     <w:p>
       <w:pPr>
         <w:pStyle w:val="berschrift5"/>
@@ -8167,8 +8208,8 @@
         <w:t xml:space="preserve"> </w:t>
       </w:r>
     </w:p>
-    <w:bookmarkEnd w:id="175"/>
-    <w:bookmarkStart w:id="176" w:name="assessment-34"/>
+    <w:bookmarkEnd w:id="177"/>
+    <w:bookmarkStart w:id="178" w:name="assessment-34"/>
     <w:p>
       <w:pPr>
         <w:pStyle w:val="berschrift5"/>
@@ -8232,9 +8273,9 @@
         </w:pict>
       </w:r>
     </w:p>
-    <w:bookmarkEnd w:id="176"/>
-    <w:bookmarkEnd w:id="177"/>
-    <w:bookmarkStart w:id="181" w:name="sec:pxl-pelinca"/>
+    <w:bookmarkEnd w:id="178"/>
+    <w:bookmarkEnd w:id="179"/>
+    <w:bookmarkStart w:id="183" w:name="sec:pxl-pelinca"/>
     <w:p>
       <w:pPr>
         <w:pStyle w:val="berschrift4"/>
@@ -8269,7 +8310,7 @@
         <w:t xml:space="preserve">pxl-pelinca</w:t>
       </w:r>
     </w:p>
-    <w:bookmarkStart w:id="178" w:name="threshold-requirements-35"/>
+    <w:bookmarkStart w:id="180" w:name="threshold-requirements-35"/>
     <w:p>
       <w:pPr>
         <w:pStyle w:val="berschrift5"/>
@@ -8289,8 +8330,8 @@
         <w:t xml:space="preserve"> </w:t>
       </w:r>
     </w:p>
-    <w:bookmarkEnd w:id="178"/>
-    <w:bookmarkStart w:id="179" w:name="goal-requirements-35"/>
+    <w:bookmarkEnd w:id="180"/>
+    <w:bookmarkStart w:id="181" w:name="goal-requirements-35"/>
     <w:p>
       <w:pPr>
         <w:pStyle w:val="berschrift5"/>
@@ -8407,8 +8448,8 @@
         <w:t xml:space="preserve">For maritime ORB scenes when no land areas are covered, the ellipsoidal incident angle is nearly identical to the geoid based local incident angle.</w:t>
       </w:r>
     </w:p>
-    <w:bookmarkEnd w:id="179"/>
-    <w:bookmarkStart w:id="180" w:name="assessment-35"/>
+    <w:bookmarkEnd w:id="181"/>
+    <w:bookmarkStart w:id="182" w:name="assessment-35"/>
     <w:p>
       <w:pPr>
         <w:pStyle w:val="berschrift5"/>
@@ -8472,9 +8513,9 @@
         </w:pict>
       </w:r>
     </w:p>
-    <w:bookmarkEnd w:id="180"/>
-    <w:bookmarkEnd w:id="181"/>
-    <w:bookmarkStart w:id="185" w:name="sec:pxl-pinopow"/>
+    <w:bookmarkEnd w:id="182"/>
+    <w:bookmarkEnd w:id="183"/>
+    <w:bookmarkStart w:id="187" w:name="sec:pxl-pinopow"/>
     <w:p>
       <w:pPr>
         <w:pStyle w:val="berschrift4"/>
@@ -8509,7 +8550,7 @@
         <w:t xml:space="preserve">pxl-pinopow</w:t>
       </w:r>
     </w:p>
-    <w:bookmarkStart w:id="182" w:name="threshold-requirements-36"/>
+    <w:bookmarkStart w:id="184" w:name="threshold-requirements-36"/>
     <w:p>
       <w:pPr>
         <w:pStyle w:val="berschrift5"/>
@@ -8529,8 +8570,8 @@
         <w:t xml:space="preserve"> </w:t>
       </w:r>
     </w:p>
-    <w:bookmarkEnd w:id="182"/>
-    <w:bookmarkStart w:id="183" w:name="goal-requirements-36"/>
+    <w:bookmarkEnd w:id="184"/>
+    <w:bookmarkStart w:id="185" w:name="goal-requirements-36"/>
     <w:p>
       <w:pPr>
         <w:pStyle w:val="berschrift5"/>
@@ -8741,8 +8782,8 @@
         <w:t xml:space="preserve">Byte Order</w:t>
       </w:r>
     </w:p>
-    <w:bookmarkEnd w:id="183"/>
-    <w:bookmarkStart w:id="184" w:name="assessment-36"/>
+    <w:bookmarkEnd w:id="185"/>
+    <w:bookmarkStart w:id="186" w:name="assessment-36"/>
     <w:p>
       <w:pPr>
         <w:pStyle w:val="berschrift5"/>
@@ -8806,9 +8847,9 @@
         </w:pict>
       </w:r>
     </w:p>
-    <w:bookmarkEnd w:id="184"/>
-    <w:bookmarkEnd w:id="185"/>
-    <w:bookmarkStart w:id="189" w:name="sec:pxl-pacqid"/>
+    <w:bookmarkEnd w:id="186"/>
+    <w:bookmarkEnd w:id="187"/>
+    <w:bookmarkStart w:id="191" w:name="sec:pxl-pacqid"/>
     <w:p>
       <w:pPr>
         <w:pStyle w:val="berschrift4"/>
@@ -8843,7 +8884,7 @@
         <w:t xml:space="preserve">pxl-pacqid</w:t>
       </w:r>
     </w:p>
-    <w:bookmarkStart w:id="186" w:name="threshold-requirements-37"/>
+    <w:bookmarkStart w:id="188" w:name="threshold-requirements-37"/>
     <w:p>
       <w:pPr>
         <w:pStyle w:val="berschrift5"/>
@@ -8987,8 +9028,8 @@
         <w:t xml:space="preserve">Byte Order</w:t>
       </w:r>
     </w:p>
-    <w:bookmarkEnd w:id="186"/>
-    <w:bookmarkStart w:id="187" w:name="goal-requirements-37"/>
+    <w:bookmarkEnd w:id="188"/>
+    <w:bookmarkStart w:id="189" w:name="goal-requirements-37"/>
     <w:p>
       <w:pPr>
         <w:pStyle w:val="berschrift5"/>
@@ -9005,8 +9046,8 @@
         <w:t xml:space="preserve">In case of image composites, the sources for each pixel are uniquely identified.</w:t>
       </w:r>
     </w:p>
-    <w:bookmarkEnd w:id="187"/>
-    <w:bookmarkStart w:id="188" w:name="assessment-37"/>
+    <w:bookmarkEnd w:id="189"/>
+    <w:bookmarkStart w:id="190" w:name="assessment-37"/>
     <w:p>
       <w:pPr>
         <w:pStyle w:val="berschrift5"/>
@@ -9070,9 +9111,9 @@
         </w:pict>
       </w:r>
     </w:p>
-    <w:bookmarkEnd w:id="188"/>
-    <w:bookmarkEnd w:id="189"/>
-    <w:bookmarkStart w:id="193" w:name="sec:pxl-pigeoid"/>
+    <w:bookmarkEnd w:id="190"/>
+    <w:bookmarkEnd w:id="191"/>
+    <w:bookmarkStart w:id="195" w:name="sec:pxl-pigeoid"/>
     <w:p>
       <w:pPr>
         <w:pStyle w:val="berschrift4"/>
@@ -9107,7 +9148,7 @@
         <w:t xml:space="preserve">pxl-pigeoid</w:t>
       </w:r>
     </w:p>
-    <w:bookmarkStart w:id="190" w:name="threshold-requirements-38"/>
+    <w:bookmarkStart w:id="192" w:name="threshold-requirements-38"/>
     <w:p>
       <w:pPr>
         <w:pStyle w:val="berschrift5"/>
@@ -9127,8 +9168,8 @@
         <w:t xml:space="preserve"> </w:t>
       </w:r>
     </w:p>
-    <w:bookmarkEnd w:id="190"/>
-    <w:bookmarkStart w:id="191" w:name="goal-requirements-38"/>
+    <w:bookmarkEnd w:id="192"/>
+    <w:bookmarkStart w:id="193" w:name="goal-requirements-38"/>
     <w:p>
       <w:pPr>
         <w:pStyle w:val="berschrift5"/>
@@ -9225,8 +9266,8 @@
         <w:t xml:space="preserve">Ground Sampling Distance</w:t>
       </w:r>
     </w:p>
-    <w:bookmarkEnd w:id="191"/>
-    <w:bookmarkStart w:id="192" w:name="assessment-38"/>
+    <w:bookmarkEnd w:id="193"/>
+    <w:bookmarkStart w:id="194" w:name="assessment-38"/>
     <w:p>
       <w:pPr>
         <w:pStyle w:val="berschrift5"/>
@@ -9290,9 +9331,9 @@
         </w:pict>
       </w:r>
     </w:p>
-    <w:bookmarkEnd w:id="192"/>
-    <w:bookmarkEnd w:id="193"/>
-    <w:bookmarkStart w:id="197" w:name="sec:pxl-lookdiri"/>
+    <w:bookmarkEnd w:id="194"/>
+    <w:bookmarkEnd w:id="195"/>
+    <w:bookmarkStart w:id="199" w:name="sec:pxl-lookdiri"/>
     <w:p>
       <w:pPr>
         <w:pStyle w:val="berschrift4"/>
@@ -9327,7 +9368,7 @@
         <w:t xml:space="preserve">pxl-lookdiri</w:t>
       </w:r>
     </w:p>
-    <w:bookmarkStart w:id="194" w:name="threshold-requirements-39"/>
+    <w:bookmarkStart w:id="196" w:name="threshold-requirements-39"/>
     <w:p>
       <w:pPr>
         <w:pStyle w:val="berschrift5"/>
@@ -9347,8 +9388,8 @@
         <w:t xml:space="preserve"> </w:t>
       </w:r>
     </w:p>
-    <w:bookmarkEnd w:id="194"/>
-    <w:bookmarkStart w:id="195" w:name="goal-requirements-39"/>
+    <w:bookmarkEnd w:id="196"/>
+    <w:bookmarkStart w:id="197" w:name="goal-requirements-39"/>
     <w:p>
       <w:pPr>
         <w:pStyle w:val="berschrift5"/>
@@ -9439,8 +9480,8 @@
         <w:t xml:space="preserve">Byte Order</w:t>
       </w:r>
     </w:p>
-    <w:bookmarkEnd w:id="195"/>
-    <w:bookmarkStart w:id="196" w:name="assessment-39"/>
+    <w:bookmarkEnd w:id="197"/>
+    <w:bookmarkStart w:id="198" w:name="assessment-39"/>
     <w:p>
       <w:pPr>
         <w:pStyle w:val="berschrift5"/>
@@ -9497,10 +9538,10 @@
         <w:t xml:space="preserve">Recommended Requirement Modification:</w:t>
       </w:r>
     </w:p>
-    <w:bookmarkEnd w:id="196"/>
-    <w:bookmarkEnd w:id="197"/>
     <w:bookmarkEnd w:id="198"/>
-    <w:bookmarkStart w:id="223" w:name="sec:rcm"/>
+    <w:bookmarkEnd w:id="199"/>
+    <w:bookmarkEnd w:id="200"/>
+    <w:bookmarkStart w:id="225" w:name="sec:rcm"/>
     <w:p>
       <w:pPr>
         <w:pStyle w:val="berschrift3"/>
@@ -9544,7 +9585,7 @@
         <w:t xml:space="preserve">The requirements below must be met for all pixels/samples/observations in a collection.</w:t>
       </w:r>
     </w:p>
-    <w:bookmarkStart w:id="202" w:name="sec:rcm-cngform"/>
+    <w:bookmarkStart w:id="204" w:name="sec:rcm-cngform"/>
     <w:p>
       <w:pPr>
         <w:pStyle w:val="berschrift4"/>
@@ -9579,7 +9620,7 @@
         <w:t xml:space="preserve">rcm-cngform</w:t>
       </w:r>
     </w:p>
-    <w:bookmarkStart w:id="199" w:name="threshold-requirements-40"/>
+    <w:bookmarkStart w:id="201" w:name="threshold-requirements-40"/>
     <w:p>
       <w:pPr>
         <w:pStyle w:val="berschrift5"/>
@@ -9599,8 +9640,8 @@
         <w:t xml:space="preserve"> </w:t>
       </w:r>
     </w:p>
-    <w:bookmarkEnd w:id="199"/>
-    <w:bookmarkStart w:id="200" w:name="goal-requirements-40"/>
+    <w:bookmarkEnd w:id="201"/>
+    <w:bookmarkStart w:id="202" w:name="goal-requirements-40"/>
     <w:p>
       <w:pPr>
         <w:pStyle w:val="berschrift5"/>
@@ -9617,8 +9658,8 @@
         <w:t xml:space="preserve">All files are provided using cloud-optimized file formats.</w:t>
       </w:r>
     </w:p>
-    <w:bookmarkEnd w:id="200"/>
-    <w:bookmarkStart w:id="201" w:name="assessment-40"/>
+    <w:bookmarkEnd w:id="202"/>
+    <w:bookmarkStart w:id="203" w:name="assessment-40"/>
     <w:p>
       <w:pPr>
         <w:pStyle w:val="berschrift5"/>
@@ -9682,9 +9723,9 @@
         </w:pict>
       </w:r>
     </w:p>
-    <w:bookmarkEnd w:id="201"/>
-    <w:bookmarkEnd w:id="202"/>
-    <w:bookmarkStart w:id="206" w:name="sec:rcm-backsca-orb"/>
+    <w:bookmarkEnd w:id="203"/>
+    <w:bookmarkEnd w:id="204"/>
+    <w:bookmarkStart w:id="208" w:name="sec:rcm-backsca-orb"/>
     <w:p>
       <w:pPr>
         <w:pStyle w:val="berschrift4"/>
@@ -9719,7 +9760,7 @@
         <w:t xml:space="preserve">rcm-backsca-orb</w:t>
       </w:r>
     </w:p>
-    <w:bookmarkStart w:id="203" w:name="threshold-requirements-41"/>
+    <w:bookmarkStart w:id="205" w:name="threshold-requirements-41"/>
     <w:p>
       <w:pPr>
         <w:pStyle w:val="berschrift5"/>
@@ -9877,8 +9918,8 @@
         <w:t xml:space="preserve">Transformation to the logarithm decibel scale is not required or desired as this step can be easily completed by the user if necessary.</w:t>
       </w:r>
     </w:p>
-    <w:bookmarkEnd w:id="203"/>
-    <w:bookmarkStart w:id="204" w:name="goal-requirements-41"/>
+    <w:bookmarkEnd w:id="205"/>
+    <w:bookmarkStart w:id="206" w:name="goal-requirements-41"/>
     <w:p>
       <w:pPr>
         <w:pStyle w:val="berschrift5"/>
@@ -9917,8 +9958,8 @@
         <w:t xml:space="preserve">) is provided for each polarization.</w:t>
       </w:r>
     </w:p>
-    <w:bookmarkEnd w:id="204"/>
-    <w:bookmarkStart w:id="205" w:name="assessment-41"/>
+    <w:bookmarkEnd w:id="206"/>
+    <w:bookmarkStart w:id="207" w:name="assessment-41"/>
     <w:p>
       <w:pPr>
         <w:pStyle w:val="berschrift5"/>
@@ -9982,9 +10023,9 @@
         </w:pict>
       </w:r>
     </w:p>
-    <w:bookmarkEnd w:id="205"/>
-    <w:bookmarkEnd w:id="206"/>
-    <w:bookmarkStart w:id="210" w:name="sec:rcm-scaconv"/>
+    <w:bookmarkEnd w:id="207"/>
+    <w:bookmarkEnd w:id="208"/>
+    <w:bookmarkStart w:id="212" w:name="sec:rcm-scaconv"/>
     <w:p>
       <w:pPr>
         <w:pStyle w:val="berschrift4"/>
@@ -10019,7 +10060,7 @@
         <w:t xml:space="preserve">rcm-scaconv</w:t>
       </w:r>
     </w:p>
-    <w:bookmarkStart w:id="207" w:name="threshold-requirements-42"/>
+    <w:bookmarkStart w:id="209" w:name="threshold-requirements-42"/>
     <w:p>
       <w:pPr>
         <w:pStyle w:val="berschrift5"/>
@@ -10036,8 +10077,8 @@
         <w:t xml:space="preserve">If applicable, indicate the equation to convert pixel linear amplitude/power to logarithmic decibel scale, including, if applicable, the associated calibration (dB offset) factor, and/or the equation used to convert compressed data (int8/int16/float16) to float32.</w:t>
       </w:r>
     </w:p>
-    <w:bookmarkEnd w:id="207"/>
-    <w:bookmarkStart w:id="208" w:name="goal-requirements-42"/>
+    <w:bookmarkEnd w:id="209"/>
+    <w:bookmarkStart w:id="210" w:name="goal-requirements-42"/>
     <w:p>
       <w:pPr>
         <w:pStyle w:val="berschrift5"/>
@@ -10054,8 +10095,8 @@
         <w:t xml:space="preserve">As threshold, but use of float32.</w:t>
       </w:r>
     </w:p>
-    <w:bookmarkEnd w:id="208"/>
-    <w:bookmarkStart w:id="209" w:name="assessment-42"/>
+    <w:bookmarkEnd w:id="210"/>
+    <w:bookmarkStart w:id="211" w:name="assessment-42"/>
     <w:p>
       <w:pPr>
         <w:pStyle w:val="berschrift5"/>
@@ -10119,9 +10160,9 @@
         </w:pict>
       </w:r>
     </w:p>
-    <w:bookmarkEnd w:id="209"/>
-    <w:bookmarkEnd w:id="210"/>
-    <w:bookmarkStart w:id="214" w:name="sec:rcm-noiser"/>
+    <w:bookmarkEnd w:id="211"/>
+    <w:bookmarkEnd w:id="212"/>
+    <w:bookmarkStart w:id="216" w:name="sec:rcm-noiser"/>
     <w:p>
       <w:pPr>
         <w:pStyle w:val="berschrift4"/>
@@ -10156,7 +10197,7 @@
         <w:t xml:space="preserve">rcm-noiser</w:t>
       </w:r>
     </w:p>
-    <w:bookmarkStart w:id="211" w:name="threshold-requirements-43"/>
+    <w:bookmarkStart w:id="213" w:name="threshold-requirements-43"/>
     <w:p>
       <w:pPr>
         <w:pStyle w:val="berschrift5"/>
@@ -10199,8 +10240,8 @@
         <w:t xml:space="preserve">Thermal noise removal and image border noise removal to remove overall scene noise and scene edge artefacts, respectively.</w:t>
       </w:r>
     </w:p>
-    <w:bookmarkEnd w:id="211"/>
-    <w:bookmarkStart w:id="212" w:name="goal-requirements-43"/>
+    <w:bookmarkEnd w:id="213"/>
+    <w:bookmarkStart w:id="214" w:name="goal-requirements-43"/>
     <w:p>
       <w:pPr>
         <w:pStyle w:val="berschrift5"/>
@@ -10220,8 +10261,8 @@
         <w:t xml:space="preserve"> </w:t>
       </w:r>
     </w:p>
-    <w:bookmarkEnd w:id="212"/>
-    <w:bookmarkStart w:id="213" w:name="assessment-43"/>
+    <w:bookmarkEnd w:id="214"/>
+    <w:bookmarkStart w:id="215" w:name="assessment-43"/>
     <w:p>
       <w:pPr>
         <w:pStyle w:val="berschrift5"/>
@@ -10285,9 +10326,9 @@
         </w:pict>
       </w:r>
     </w:p>
-    <w:bookmarkEnd w:id="213"/>
-    <w:bookmarkEnd w:id="214"/>
-    <w:bookmarkStart w:id="218" w:name="sec:rcm-radacc-sar"/>
+    <w:bookmarkEnd w:id="215"/>
+    <w:bookmarkEnd w:id="216"/>
+    <w:bookmarkStart w:id="220" w:name="sec:rcm-radacc-sar"/>
     <w:p>
       <w:pPr>
         <w:pStyle w:val="berschrift4"/>
@@ -10322,7 +10363,7 @@
         <w:t xml:space="preserve">rcm-radacc-sar</w:t>
       </w:r>
     </w:p>
-    <w:bookmarkStart w:id="215" w:name="threshold-requirements-44"/>
+    <w:bookmarkStart w:id="217" w:name="threshold-requirements-44"/>
     <w:p>
       <w:pPr>
         <w:pStyle w:val="berschrift5"/>
@@ -10342,8 +10383,8 @@
         <w:t xml:space="preserve"> </w:t>
       </w:r>
     </w:p>
-    <w:bookmarkEnd w:id="215"/>
-    <w:bookmarkStart w:id="216" w:name="goal-requirements-44"/>
+    <w:bookmarkEnd w:id="217"/>
+    <w:bookmarkStart w:id="218" w:name="goal-requirements-44"/>
     <w:p>
       <w:pPr>
         <w:pStyle w:val="berschrift5"/>
@@ -10409,8 +10450,8 @@
         <w:t xml:space="preserve">SI traceability is achieved.</w:t>
       </w:r>
     </w:p>
-    <w:bookmarkEnd w:id="216"/>
-    <w:bookmarkStart w:id="217" w:name="assessment-44"/>
+    <w:bookmarkEnd w:id="218"/>
+    <w:bookmarkStart w:id="219" w:name="assessment-44"/>
     <w:p>
       <w:pPr>
         <w:pStyle w:val="berschrift5"/>
@@ -10474,9 +10515,9 @@
         </w:pict>
       </w:r>
     </w:p>
-    <w:bookmarkEnd w:id="217"/>
-    <w:bookmarkEnd w:id="218"/>
-    <w:bookmarkStart w:id="222" w:name="sec:rcm-backsmwn"/>
+    <w:bookmarkEnd w:id="219"/>
+    <w:bookmarkEnd w:id="220"/>
+    <w:bookmarkStart w:id="224" w:name="sec:rcm-backsmwn"/>
     <w:p>
       <w:pPr>
         <w:pStyle w:val="berschrift4"/>
@@ -10529,7 +10570,7 @@
         <w:t xml:space="preserve">Only for Maritime scenes.</w:t>
       </w:r>
     </w:p>
-    <w:bookmarkStart w:id="219" w:name="threshold-requirements-45"/>
+    <w:bookmarkStart w:id="221" w:name="threshold-requirements-45"/>
     <w:p>
       <w:pPr>
         <w:pStyle w:val="berschrift5"/>
@@ -10549,8 +10590,8 @@
         <w:t xml:space="preserve"> </w:t>
       </w:r>
     </w:p>
-    <w:bookmarkEnd w:id="219"/>
-    <w:bookmarkStart w:id="220" w:name="goal-requirements-45"/>
+    <w:bookmarkEnd w:id="221"/>
+    <w:bookmarkStart w:id="222" w:name="goal-requirements-45"/>
     <w:p>
       <w:pPr>
         <w:pStyle w:val="berschrift5"/>
@@ -10731,8 +10772,8 @@
         <w:t xml:space="preserve">Reference wind model, wind speed and direction used for reference backscattering coefficient should be provided.</w:t>
       </w:r>
     </w:p>
-    <w:bookmarkEnd w:id="220"/>
-    <w:bookmarkStart w:id="221" w:name="assessment-45"/>
+    <w:bookmarkEnd w:id="222"/>
+    <w:bookmarkStart w:id="223" w:name="assessment-45"/>
     <w:p>
       <w:pPr>
         <w:pStyle w:val="berschrift5"/>
@@ -10789,10 +10830,10 @@
         <w:t xml:space="preserve">Recommended Requirement Modification:</w:t>
       </w:r>
     </w:p>
-    <w:bookmarkEnd w:id="221"/>
-    <w:bookmarkEnd w:id="222"/>
     <w:bookmarkEnd w:id="223"/>
-    <w:bookmarkStart w:id="244" w:name="sec:gcor"/>
+    <w:bookmarkEnd w:id="224"/>
+    <w:bookmarkEnd w:id="225"/>
+    <w:bookmarkStart w:id="246" w:name="sec:gcor"/>
     <w:p>
       <w:pPr>
         <w:pStyle w:val="berschrift3"/>
@@ -10824,7 +10865,7 @@
         <w:t xml:space="preserve">This section specifies any geometric correction requirements that must be met in order for the data to be analysis ready.</w:t>
       </w:r>
     </w:p>
-    <w:bookmarkStart w:id="227" w:name="sec:gcor-geocalg"/>
+    <w:bookmarkStart w:id="229" w:name="sec:gcor-geocalg"/>
     <w:p>
       <w:pPr>
         <w:pStyle w:val="berschrift4"/>
@@ -10859,7 +10900,7 @@
         <w:t xml:space="preserve">gcor-geocalg</w:t>
       </w:r>
     </w:p>
-    <w:bookmarkStart w:id="224" w:name="threshold-requirements-46"/>
+    <w:bookmarkStart w:id="226" w:name="threshold-requirements-46"/>
     <w:p>
       <w:pPr>
         <w:pStyle w:val="berschrift5"/>
@@ -10879,8 +10920,8 @@
         <w:t xml:space="preserve"> </w:t>
       </w:r>
     </w:p>
-    <w:bookmarkEnd w:id="224"/>
-    <w:bookmarkStart w:id="225" w:name="goal-requirements-46"/>
+    <w:bookmarkEnd w:id="226"/>
+    <w:bookmarkStart w:id="227" w:name="goal-requirements-46"/>
     <w:p>
       <w:pPr>
         <w:pStyle w:val="berschrift5"/>
@@ -10965,8 +11006,8 @@
         <w:t xml:space="preserve">Examples of technical documentation can include e.g., an Algorithm Theoretical Basis Document (ATBD) or a product user guide.</w:t>
       </w:r>
     </w:p>
-    <w:bookmarkEnd w:id="225"/>
-    <w:bookmarkStart w:id="226" w:name="assessment-46"/>
+    <w:bookmarkEnd w:id="227"/>
+    <w:bookmarkStart w:id="228" w:name="assessment-46"/>
     <w:p>
       <w:pPr>
         <w:pStyle w:val="berschrift5"/>
@@ -11030,9 +11071,9 @@
         </w:pict>
       </w:r>
     </w:p>
-    <w:bookmarkEnd w:id="226"/>
-    <w:bookmarkEnd w:id="227"/>
-    <w:bookmarkStart w:id="231" w:name="sec:gcor-cdem"/>
+    <w:bookmarkEnd w:id="228"/>
+    <w:bookmarkEnd w:id="229"/>
+    <w:bookmarkStart w:id="233" w:name="sec:gcor-cdem"/>
     <w:p>
       <w:pPr>
         <w:pStyle w:val="berschrift4"/>
@@ -11079,7 +11120,7 @@
         <w:t xml:space="preserve">Usage: For products including land areas.</w:t>
       </w:r>
     </w:p>
-    <w:bookmarkStart w:id="228" w:name="threshold-requirements-47"/>
+    <w:bookmarkStart w:id="230" w:name="threshold-requirements-47"/>
     <w:p>
       <w:pPr>
         <w:pStyle w:val="berschrift5"/>
@@ -11124,8 +11165,8 @@
         <w:t xml:space="preserve">Provide reference to Earth Gravitational Model (EGM) used for geometric correction.</w:t>
       </w:r>
     </w:p>
-    <w:bookmarkEnd w:id="228"/>
-    <w:bookmarkStart w:id="229" w:name="goal-requirements-47"/>
+    <w:bookmarkEnd w:id="230"/>
+    <w:bookmarkStart w:id="231" w:name="goal-requirements-47"/>
     <w:p>
       <w:pPr>
         <w:pStyle w:val="berschrift5"/>
@@ -11176,8 +11217,8 @@
         <w:t xml:space="preserve">Method used for resampling the EGM.</w:t>
       </w:r>
     </w:p>
-    <w:bookmarkEnd w:id="229"/>
-    <w:bookmarkStart w:id="230" w:name="assessment-47"/>
+    <w:bookmarkEnd w:id="231"/>
+    <w:bookmarkStart w:id="232" w:name="assessment-47"/>
     <w:p>
       <w:pPr>
         <w:pStyle w:val="berschrift5"/>
@@ -11241,9 +11282,9 @@
         </w:pict>
       </w:r>
     </w:p>
-    <w:bookmarkEnd w:id="230"/>
-    <w:bookmarkEnd w:id="231"/>
-    <w:bookmarkStart w:id="235" w:name="sec:gcor-geomacc-sar"/>
+    <w:bookmarkEnd w:id="232"/>
+    <w:bookmarkEnd w:id="233"/>
+    <w:bookmarkStart w:id="237" w:name="sec:gcor-geomacc-sar"/>
     <w:p>
       <w:pPr>
         <w:pStyle w:val="berschrift4"/>
@@ -11278,7 +11319,7 @@
         <w:t xml:space="preserve">gcor-geomacc-sar</w:t>
       </w:r>
     </w:p>
-    <w:bookmarkStart w:id="232" w:name="threshold-requirements-48"/>
+    <w:bookmarkStart w:id="234" w:name="threshold-requirements-48"/>
     <w:p>
       <w:pPr>
         <w:pStyle w:val="berschrift5"/>
@@ -11371,8 +11412,8 @@
         <w:t xml:space="preserve">The ALE is not typically assessed for every processed image, but through an ALE assessment by the data processing team characterizing all or (usually a subset) of the generated products.</w:t>
       </w:r>
     </w:p>
-    <w:bookmarkEnd w:id="232"/>
-    <w:bookmarkStart w:id="233" w:name="goal-requirements-48"/>
+    <w:bookmarkEnd w:id="234"/>
+    <w:bookmarkStart w:id="235" w:name="goal-requirements-48"/>
     <w:p>
       <w:pPr>
         <w:pStyle w:val="berschrift5"/>
@@ -11397,8 +11438,8 @@
         <w:t xml:space="preserve">Provide documentation of estimates of ALE as DOI or URL.</w:t>
       </w:r>
     </w:p>
-    <w:bookmarkEnd w:id="233"/>
-    <w:bookmarkStart w:id="234" w:name="assessment-48"/>
+    <w:bookmarkEnd w:id="235"/>
+    <w:bookmarkStart w:id="236" w:name="assessment-48"/>
     <w:p>
       <w:pPr>
         <w:pStyle w:val="berschrift5"/>
@@ -11462,9 +11503,9 @@
         </w:pict>
       </w:r>
     </w:p>
-    <w:bookmarkEnd w:id="234"/>
-    <w:bookmarkEnd w:id="235"/>
-    <w:bookmarkStart w:id="239" w:name="sec:gcor-georacc"/>
+    <w:bookmarkEnd w:id="236"/>
+    <w:bookmarkEnd w:id="237"/>
+    <w:bookmarkStart w:id="241" w:name="sec:gcor-georacc"/>
     <w:p>
       <w:pPr>
         <w:pStyle w:val="berschrift4"/>
@@ -11499,7 +11540,7 @@
         <w:t xml:space="preserve">gcor-georacc</w:t>
       </w:r>
     </w:p>
-    <w:bookmarkStart w:id="236" w:name="threshold-requirements-49"/>
+    <w:bookmarkStart w:id="238" w:name="threshold-requirements-49"/>
     <w:p>
       <w:pPr>
         <w:pStyle w:val="berschrift5"/>
@@ -11519,8 +11560,8 @@
         <w:t xml:space="preserve"> </w:t>
       </w:r>
     </w:p>
-    <w:bookmarkEnd w:id="236"/>
-    <w:bookmarkStart w:id="237" w:name="goal-requirements-49"/>
+    <w:bookmarkEnd w:id="238"/>
+    <w:bookmarkStart w:id="239" w:name="goal-requirements-49"/>
     <w:p>
       <w:pPr>
         <w:pStyle w:val="berschrift5"/>
@@ -11573,8 +11614,8 @@
         <w:t xml:space="preserve">Methodology used (name and reference), quality flag, geometric standard deviation values should be provided.</w:t>
       </w:r>
     </w:p>
-    <w:bookmarkEnd w:id="237"/>
-    <w:bookmarkStart w:id="238" w:name="assessment-49"/>
+    <w:bookmarkEnd w:id="239"/>
+    <w:bookmarkStart w:id="240" w:name="assessment-49"/>
     <w:p>
       <w:pPr>
         <w:pStyle w:val="berschrift5"/>
@@ -11638,9 +11679,9 @@
         </w:pict>
       </w:r>
     </w:p>
-    <w:bookmarkEnd w:id="238"/>
-    <w:bookmarkEnd w:id="239"/>
-    <w:bookmarkStart w:id="243" w:name="sec:gcor-gridconv"/>
+    <w:bookmarkEnd w:id="240"/>
+    <w:bookmarkEnd w:id="241"/>
+    <w:bookmarkStart w:id="245" w:name="sec:gcor-gridconv"/>
     <w:p>
       <w:pPr>
         <w:pStyle w:val="berschrift4"/>
@@ -11675,7 +11716,7 @@
         <w:t xml:space="preserve">gcor-gridconv</w:t>
       </w:r>
     </w:p>
-    <w:bookmarkStart w:id="240" w:name="threshold-requirements-50"/>
+    <w:bookmarkStart w:id="242" w:name="threshold-requirements-50"/>
     <w:p>
       <w:pPr>
         <w:pStyle w:val="berschrift5"/>
@@ -11730,8 +11771,8 @@
         <w:t xml:space="preserve">If a product hierarchy of resolutions exists (or is planned), the multiple resolutions should nest within each other (e.g., 12.5m, 25m, 50m, 100m, etc.), and not be disjoint.</w:t>
       </w:r>
     </w:p>
-    <w:bookmarkEnd w:id="240"/>
-    <w:bookmarkStart w:id="241" w:name="goal-requirements-50"/>
+    <w:bookmarkEnd w:id="242"/>
+    <w:bookmarkStart w:id="243" w:name="goal-requirements-50"/>
     <w:p>
       <w:pPr>
         <w:pStyle w:val="berschrift5"/>
@@ -11778,8 +11819,8 @@
         <w:t xml:space="preserve">For products presented in geographic coordinates (latitude and longitude), the origin should be set to an integer multiple of samples in relation to the closest integer degree.</w:t>
       </w:r>
     </w:p>
-    <w:bookmarkEnd w:id="241"/>
-    <w:bookmarkStart w:id="242" w:name="assessment-50"/>
+    <w:bookmarkEnd w:id="243"/>
+    <w:bookmarkStart w:id="244" w:name="assessment-50"/>
     <w:p>
       <w:pPr>
         <w:pStyle w:val="berschrift5"/>
@@ -11841,11 +11882,11 @@
         <w:br w:type="page"/>
       </w:r>
     </w:p>
-    <w:bookmarkEnd w:id="242"/>
-    <w:bookmarkEnd w:id="243"/>
     <w:bookmarkEnd w:id="244"/>
     <w:bookmarkEnd w:id="245"/>
-    <w:bookmarkStart w:id="252" w:name="summary-self-assessment-table"/>
+    <w:bookmarkEnd w:id="246"/>
+    <w:bookmarkEnd w:id="247"/>
+    <w:bookmarkStart w:id="254" w:name="summary-self-assessment-table"/>
     <w:p>
       <w:pPr>
         <w:pStyle w:val="berschrift2"/>
@@ -11854,7 +11895,7 @@
         <w:t xml:space="preserve">Summary Self-Assessment Table</w:t>
       </w:r>
     </w:p>
-    <w:bookmarkStart w:id="246" w:name="general-metadata"/>
+    <w:bookmarkStart w:id="248" w:name="general-metadata"/>
     <w:p>
       <w:pPr>
         <w:pStyle w:val="berschrift3"/>
@@ -12174,8 +12215,8 @@
         </w:tc>
       </w:tr>
     </w:tbl>
-    <w:bookmarkEnd w:id="246"/>
-    <w:bookmarkStart w:id="247" w:name="source-metadata"/>
+    <w:bookmarkEnd w:id="248"/>
+    <w:bookmarkStart w:id="249" w:name="source-metadata"/>
     <w:p>
       <w:pPr>
         <w:pStyle w:val="berschrift3"/>
@@ -12864,8 +12905,8 @@
         </w:tc>
       </w:tr>
     </w:tbl>
-    <w:bookmarkEnd w:id="247"/>
-    <w:bookmarkStart w:id="248" w:name="product-metadata"/>
+    <w:bookmarkEnd w:id="249"/>
+    <w:bookmarkStart w:id="250" w:name="product-metadata"/>
     <w:p>
       <w:pPr>
         <w:pStyle w:val="berschrift3"/>
@@ -13543,8 +13584,8 @@
         </w:tc>
       </w:tr>
     </w:tbl>
-    <w:bookmarkEnd w:id="248"/>
-    <w:bookmarkStart w:id="249" w:name="per-pixel-metadata"/>
+    <w:bookmarkEnd w:id="250"/>
+    <w:bookmarkStart w:id="251" w:name="per-pixel-metadata"/>
     <w:p>
       <w:pPr>
         <w:pStyle w:val="berschrift3"/>
@@ -14103,8 +14144,8 @@
         </w:tc>
       </w:tr>
     </w:tbl>
-    <w:bookmarkEnd w:id="249"/>
-    <w:bookmarkStart w:id="250" w:name="radiometrically-corrected-measurements"/>
+    <w:bookmarkEnd w:id="251"/>
+    <w:bookmarkStart w:id="252" w:name="radiometrically-corrected-measurements"/>
     <w:p>
       <w:pPr>
         <w:pStyle w:val="berschrift3"/>
@@ -14468,8 +14509,8 @@
         </w:tc>
       </w:tr>
     </w:tbl>
-    <w:bookmarkEnd w:id="250"/>
-    <w:bookmarkStart w:id="251" w:name="geometric-corrections"/>
+    <w:bookmarkEnd w:id="252"/>
+    <w:bookmarkStart w:id="253" w:name="geometric-corrections"/>
     <w:p>
       <w:pPr>
         <w:pStyle w:val="berschrift3"/>
@@ -14778,9 +14819,9 @@
         <w:br w:type="page"/>
       </w:r>
     </w:p>
-    <w:bookmarkEnd w:id="251"/>
-    <w:bookmarkEnd w:id="252"/>
-    <w:bookmarkStart w:id="257" w:name="introduction"/>
+    <w:bookmarkEnd w:id="253"/>
+    <w:bookmarkEnd w:id="254"/>
+    <w:bookmarkStart w:id="259" w:name="introduction"/>
     <w:p>
       <w:pPr>
         <w:pStyle w:val="berschrift2"/>
@@ -14809,7 +14850,7 @@
         <w:t xml:space="preserve">This Guidance material does not replace or override the specifications.</w:t>
       </w:r>
     </w:p>
-    <w:bookmarkStart w:id="253" w:name="sec:intro-what-are-ceos-ard-products"/>
+    <w:bookmarkStart w:id="255" w:name="sec:intro-what-are-ceos-ard-products"/>
     <w:p>
       <w:pPr>
         <w:pStyle w:val="berschrift3"/>
@@ -14868,8 +14909,8 @@
         <w:t xml:space="preserve">for other types of satellite products.</w:t>
       </w:r>
     </w:p>
-    <w:bookmarkEnd w:id="253"/>
-    <w:bookmarkStart w:id="255" w:name="sec:intro-when-is-a-product-ceos-ard"/>
+    <w:bookmarkEnd w:id="255"/>
+    <w:bookmarkStart w:id="257" w:name="sec:intro-when-is-a-product-ceos-ard"/>
     <w:p>
       <w:pPr>
         <w:pStyle w:val="berschrift3"/>
@@ -14920,7 +14961,7 @@
       <w:r>
         <w:t xml:space="preserve"> </w:t>
       </w:r>
-      <w:hyperlink r:id="rId254">
+      <w:hyperlink r:id="rId256">
         <w:r>
           <w:rPr>
             <w:rStyle w:val="Hyperlink"/>
@@ -14940,8 +14981,8 @@
         <w:t xml:space="preserve">A product can continue to use CEOS-ARD branding as long as its generation and distribution remain consistent with the peer-reviewed assessment.</w:t>
       </w:r>
     </w:p>
-    <w:bookmarkEnd w:id="255"/>
-    <w:bookmarkStart w:id="256" w:name="sec:intro-difference-threshold-goal"/>
+    <w:bookmarkEnd w:id="257"/>
+    <w:bookmarkStart w:id="258" w:name="sec:intro-difference-threshold-goal"/>
     <w:p>
       <w:pPr>
         <w:pStyle w:val="berschrift3"/>
@@ -15144,9 +15185,9 @@
         <w:br w:type="page"/>
       </w:r>
     </w:p>
-    <w:bookmarkEnd w:id="256"/>
-    <w:bookmarkEnd w:id="257"/>
-    <w:bookmarkStart w:id="278" w:name="references"/>
+    <w:bookmarkEnd w:id="258"/>
+    <w:bookmarkEnd w:id="259"/>
+    <w:bookmarkStart w:id="280" w:name="references"/>
     <w:p>
       <w:pPr>
         <w:pStyle w:val="berschrift2"/>
@@ -15155,8 +15196,8 @@
         <w:t xml:space="preserve">References</w:t>
       </w:r>
     </w:p>
-    <w:bookmarkStart w:id="277" w:name="refs"/>
-    <w:bookmarkStart w:id="258" w:name="ref-iso19115_2_2009"/>
+    <w:bookmarkStart w:id="279" w:name="refs"/>
+    <w:bookmarkStart w:id="260" w:name="ref-iso19115_2_2009"/>
     <w:p>
       <w:pPr>
         <w:pStyle w:val="Literaturverzeichnis"/>
@@ -15183,8 +15224,8 @@
         <w:t xml:space="preserve">Standard. Geneva, CH: International Organization for Standardization.</w:t>
       </w:r>
     </w:p>
-    <w:bookmarkEnd w:id="258"/>
-    <w:bookmarkStart w:id="260" w:name="ref-lee2009"/>
+    <w:bookmarkEnd w:id="260"/>
+    <w:bookmarkStart w:id="262" w:name="ref-lee2009"/>
     <w:p>
       <w:pPr>
         <w:pStyle w:val="Literaturverzeichnis"/>
@@ -15217,7 +15258,7 @@
       <w:r>
         <w:t xml:space="preserve"> </w:t>
       </w:r>
-      <w:hyperlink r:id="rId259">
+      <w:hyperlink r:id="rId261">
         <w:r>
           <w:rPr>
             <w:rStyle w:val="Hyperlink"/>
@@ -15229,8 +15270,8 @@
         <w:t xml:space="preserve">.</w:t>
       </w:r>
     </w:p>
-    <w:bookmarkEnd w:id="260"/>
-    <w:bookmarkStart w:id="262" w:name="ref-raney2012"/>
+    <w:bookmarkEnd w:id="262"/>
+    <w:bookmarkStart w:id="264" w:name="ref-raney2012"/>
     <w:p>
       <w:pPr>
         <w:pStyle w:val="Literaturverzeichnis"/>
@@ -15263,7 +15304,7 @@
       <w:r>
         <w:t xml:space="preserve"> </w:t>
       </w:r>
-      <w:hyperlink r:id="rId261">
+      <w:hyperlink r:id="rId263">
         <w:r>
           <w:rPr>
             <w:rStyle w:val="Hyperlink"/>
@@ -15275,8 +15316,8 @@
         <w:t xml:space="preserve">.</w:t>
       </w:r>
     </w:p>
-    <w:bookmarkEnd w:id="262"/>
-    <w:bookmarkStart w:id="264" w:name="ref-shiroma2022"/>
+    <w:bookmarkEnd w:id="264"/>
+    <w:bookmarkStart w:id="266" w:name="ref-shiroma2022"/>
     <w:p>
       <w:pPr>
         <w:pStyle w:val="Literaturverzeichnis"/>
@@ -15309,7 +15350,7 @@
       <w:r>
         <w:t xml:space="preserve"> </w:t>
       </w:r>
-      <w:hyperlink r:id="rId263">
+      <w:hyperlink r:id="rId265">
         <w:r>
           <w:rPr>
             <w:rStyle w:val="Hyperlink"/>
@@ -15321,8 +15362,8 @@
         <w:t xml:space="preserve">.</w:t>
       </w:r>
     </w:p>
-    <w:bookmarkEnd w:id="264"/>
-    <w:bookmarkStart w:id="266" w:name="ref-small2011"/>
+    <w:bookmarkEnd w:id="266"/>
+    <w:bookmarkStart w:id="268" w:name="ref-small2011"/>
     <w:p>
       <w:pPr>
         <w:pStyle w:val="Literaturverzeichnis"/>
@@ -15355,7 +15396,7 @@
       <w:r>
         <w:t xml:space="preserve"> </w:t>
       </w:r>
-      <w:hyperlink r:id="rId265">
+      <w:hyperlink r:id="rId267">
         <w:r>
           <w:rPr>
             <w:rStyle w:val="Hyperlink"/>
@@ -15367,8 +15408,8 @@
         <w:t xml:space="preserve">.</w:t>
       </w:r>
     </w:p>
-    <w:bookmarkEnd w:id="266"/>
-    <w:bookmarkStart w:id="268" w:name="ref-vachon2000"/>
+    <w:bookmarkEnd w:id="268"/>
+    <w:bookmarkStart w:id="270" w:name="ref-vachon2000"/>
     <w:p>
       <w:pPr>
         <w:pStyle w:val="Literaturverzeichnis"/>
@@ -15401,7 +15442,7 @@
       <w:r>
         <w:t xml:space="preserve"> </w:t>
       </w:r>
-      <w:hyperlink r:id="rId267">
+      <w:hyperlink r:id="rId269">
         <w:r>
           <w:rPr>
             <w:rStyle w:val="Hyperlink"/>
@@ -15413,8 +15454,8 @@
         <w:t xml:space="preserve">.</w:t>
       </w:r>
     </w:p>
-    <w:bookmarkEnd w:id="268"/>
-    <w:bookmarkStart w:id="270" w:name="ref-yamaguchi2011"/>
+    <w:bookmarkEnd w:id="270"/>
+    <w:bookmarkStart w:id="272" w:name="ref-yamaguchi2011"/>
     <w:p>
       <w:pPr>
         <w:pStyle w:val="Literaturverzeichnis"/>
@@ -15447,7 +15488,7 @@
       <w:r>
         <w:t xml:space="preserve"> </w:t>
       </w:r>
-      <w:hyperlink r:id="rId269">
+      <w:hyperlink r:id="rId271">
         <w:r>
           <w:rPr>
             <w:rStyle w:val="Hyperlink"/>
@@ -15459,8 +15500,8 @@
         <w:t xml:space="preserve">.</w:t>
       </w:r>
     </w:p>
-    <w:bookmarkEnd w:id="270"/>
-    <w:bookmarkStart w:id="272" w:name="ref-quilfen1998"/>
+    <w:bookmarkEnd w:id="272"/>
+    <w:bookmarkStart w:id="274" w:name="ref-quilfen1998"/>
     <w:p>
       <w:pPr>
         <w:pStyle w:val="Literaturverzeichnis"/>
@@ -15493,7 +15534,7 @@
       <w:r>
         <w:t xml:space="preserve"> </w:t>
       </w:r>
-      <w:hyperlink r:id="rId271">
+      <w:hyperlink r:id="rId273">
         <w:r>
           <w:rPr>
             <w:rStyle w:val="Hyperlink"/>
@@ -15505,8 +15546,8 @@
         <w:t xml:space="preserve">.</w:t>
       </w:r>
     </w:p>
-    <w:bookmarkEnd w:id="272"/>
-    <w:bookmarkStart w:id="274" w:name="ref-zebker2017"/>
+    <w:bookmarkEnd w:id="274"/>
+    <w:bookmarkStart w:id="276" w:name="ref-zebker2017"/>
     <w:p>
       <w:pPr>
         <w:pStyle w:val="Literaturverzeichnis"/>
@@ -15539,7 +15580,7 @@
       <w:r>
         <w:t xml:space="preserve"> </w:t>
       </w:r>
-      <w:hyperlink r:id="rId273">
+      <w:hyperlink r:id="rId275">
         <w:r>
           <w:rPr>
             <w:rStyle w:val="Hyperlink"/>
@@ -15551,8 +15592,8 @@
         <w:t xml:space="preserve">.</w:t>
       </w:r>
     </w:p>
-    <w:bookmarkEnd w:id="274"/>
-    <w:bookmarkStart w:id="276" w:name="ref-zebker2010"/>
+    <w:bookmarkEnd w:id="276"/>
+    <w:bookmarkStart w:id="278" w:name="ref-zebker2010"/>
     <w:p>
       <w:pPr>
         <w:pStyle w:val="Literaturverzeichnis"/>
@@ -15585,7 +15626,7 @@
       <w:r>
         <w:t xml:space="preserve"> </w:t>
       </w:r>
-      <w:hyperlink r:id="rId275">
+      <w:hyperlink r:id="rId277">
         <w:r>
           <w:rPr>
             <w:rStyle w:val="Hyperlink"/>
@@ -15597,15 +15638,15 @@
         <w:t xml:space="preserve">.</w:t>
       </w:r>
     </w:p>
-    <w:bookmarkEnd w:id="276"/>
-    <w:bookmarkEnd w:id="277"/>
+    <w:bookmarkEnd w:id="278"/>
+    <w:bookmarkEnd w:id="279"/>
     <w:p>
       <w:r>
         <w:br w:type="page"/>
       </w:r>
     </w:p>
-    <w:bookmarkEnd w:id="278"/>
-    <w:bookmarkStart w:id="325" w:name="annexes"/>
+    <w:bookmarkEnd w:id="280"/>
+    <w:bookmarkStart w:id="327" w:name="annexes"/>
     <w:p>
       <w:pPr>
         <w:pStyle w:val="berschrift2"/>
@@ -15614,7 +15655,7 @@
         <w:t xml:space="preserve">Annexes</w:t>
       </w:r>
     </w:p>
-    <w:bookmarkStart w:id="280" w:name="sec:annex-sar-general-processing-roadmap"/>
+    <w:bookmarkStart w:id="282" w:name="sec:annex-sar-general-processing-roadmap"/>
     <w:p>
       <w:pPr>
         <w:pStyle w:val="berschrift3"/>
@@ -15886,7 +15927,7 @@
         <w:t xml:space="preserve">lists possible sequential steps and existing software tools (e.g., Gamma software (GAMMA, 2018)) and scripting tasks that can be used to form the CEOS-ARD SAR processing roadmap.</w:t>
       </w:r>
     </w:p>
-    <w:bookmarkStart w:id="279" w:name="tbl:sar-general-processing-roadmap-tbl1"/>
+    <w:bookmarkStart w:id="281" w:name="tbl:sar-general-processing-roadmap-tbl1"/>
     <w:p>
       <w:pPr>
         <w:pStyle w:val="TableCaption"/>
@@ -16129,9 +16170,9 @@
         </w:tc>
       </w:tr>
     </w:tbl>
-    <w:bookmarkEnd w:id="279"/>
-    <w:bookmarkEnd w:id="280"/>
-    <w:bookmarkStart w:id="292" w:name="sec:annex-sar-topographic-phase-removal"/>
+    <w:bookmarkEnd w:id="281"/>
+    <w:bookmarkEnd w:id="282"/>
+    <w:bookmarkStart w:id="294" w:name="sec:annex-sar-topographic-phase-removal"/>
     <w:p>
       <w:pPr>
         <w:pStyle w:val="berschrift3"/>
@@ -16392,7 +16433,7 @@
       <w:pPr>
         <w:pStyle w:val="Textkrper"/>
       </w:pPr>
-      <w:bookmarkStart w:id="281" w:name="eq:sar-topographic-phase-removal-eq1"/>
+      <w:bookmarkStart w:id="283" w:name="eq:sar-topographic-phase-removal-eq1"/>
       <m:oMathPara>
         <m:oMathParaPr>
           <m:jc m:val="center"/>
@@ -16569,7 +16610,7 @@
           </m:d>
         </m:oMath>
       </m:oMathPara>
-      <w:bookmarkEnd w:id="281"/>
+      <w:bookmarkEnd w:id="283"/>
     </w:p>
     <w:p>
       <w:pPr>
@@ -16583,7 +16624,7 @@
       <w:pPr>
         <w:pStyle w:val="Textkrper"/>
       </w:pPr>
-      <w:bookmarkStart w:id="282" w:name="eq:sar-topographic-phase-removal-eq2"/>
+      <w:bookmarkStart w:id="284" w:name="eq:sar-topographic-phase-removal-eq2"/>
       <m:oMathPara>
         <m:oMathParaPr>
           <m:jc m:val="center"/>
@@ -16732,7 +16773,7 @@
           </m:d>
         </m:oMath>
       </m:oMathPara>
-      <w:bookmarkEnd w:id="282"/>
+      <w:bookmarkEnd w:id="284"/>
     </w:p>
     <w:p>
       <w:pPr>
@@ -16984,7 +17025,7 @@
       <w:pPr>
         <w:pStyle w:val="Textkrper"/>
       </w:pPr>
-      <w:bookmarkStart w:id="283" w:name="eq:sar-topographic-phase-removal-eq3"/>
+      <w:bookmarkStart w:id="285" w:name="eq:sar-topographic-phase-removal-eq3"/>
       <m:oMathPara>
         <m:oMathParaPr>
           <m:jc m:val="center"/>
@@ -17124,7 +17165,7 @@
           </m:d>
         </m:oMath>
       </m:oMathPara>
-      <w:bookmarkEnd w:id="283"/>
+      <w:bookmarkEnd w:id="285"/>
     </w:p>
     <w:p>
       <w:pPr>
@@ -17386,7 +17427,7 @@
       <w:pPr>
         <w:pStyle w:val="Textkrper"/>
       </w:pPr>
-      <w:bookmarkStart w:id="284" w:name="eq:sar-topographic-phase-removal-eq4"/>
+      <w:bookmarkStart w:id="286" w:name="eq:sar-topographic-phase-removal-eq4"/>
       <m:oMathPara>
         <m:oMathParaPr>
           <m:jc m:val="center"/>
@@ -17636,13 +17677,13 @@
           </m:d>
         </m:oMath>
       </m:oMathPara>
-      <w:bookmarkEnd w:id="284"/>
+      <w:bookmarkEnd w:id="286"/>
     </w:p>
     <w:p>
       <w:pPr>
         <w:pStyle w:val="FirstParagraph"/>
       </w:pPr>
-      <w:bookmarkStart w:id="285" w:name="eq:sar-topographic-phase-removal-eq5"/>
+      <w:bookmarkStart w:id="287" w:name="eq:sar-topographic-phase-removal-eq5"/>
       <m:oMathPara>
         <m:oMathParaPr>
           <m:jc m:val="center"/>
@@ -17892,7 +17933,7 @@
           </m:d>
         </m:oMath>
       </m:oMathPara>
-      <w:bookmarkEnd w:id="285"/>
+      <w:bookmarkEnd w:id="287"/>
     </w:p>
     <w:p>
       <w:pPr>
@@ -17906,7 +17947,7 @@
       <w:pPr>
         <w:pStyle w:val="Textkrper"/>
       </w:pPr>
-      <w:bookmarkStart w:id="286" w:name="eq:sar-topographic-phase-removal-eq6"/>
+      <w:bookmarkStart w:id="288" w:name="eq:sar-topographic-phase-removal-eq6"/>
       <m:oMathPara>
         <m:oMathParaPr>
           <m:jc m:val="center"/>
@@ -18068,7 +18109,7 @@
           </m:d>
         </m:oMath>
       </m:oMathPara>
-      <w:bookmarkEnd w:id="286"/>
+      <w:bookmarkEnd w:id="288"/>
     </w:p>
     <w:p>
       <w:pPr>
@@ -18093,7 +18134,7 @@
       <w:pPr>
         <w:pStyle w:val="Textkrper"/>
       </w:pPr>
-      <w:bookmarkStart w:id="287" w:name="eq:sar-topographic-phase-removal-eq7"/>
+      <w:bookmarkStart w:id="289" w:name="eq:sar-topographic-phase-removal-eq7"/>
       <m:oMathPara>
         <m:oMathParaPr>
           <m:jc m:val="center"/>
@@ -18407,13 +18448,13 @@
           </m:d>
         </m:oMath>
       </m:oMathPara>
-      <w:bookmarkEnd w:id="287"/>
+      <w:bookmarkEnd w:id="289"/>
     </w:p>
     <w:p>
       <w:pPr>
         <w:pStyle w:val="FirstParagraph"/>
       </w:pPr>
-      <w:bookmarkStart w:id="288" w:name="eq:sar-topographic-phase-removal-eq8"/>
+      <w:bookmarkStart w:id="290" w:name="eq:sar-topographic-phase-removal-eq8"/>
       <m:oMathPara>
         <m:oMathParaPr>
           <m:jc m:val="center"/>
@@ -18663,13 +18704,13 @@
           </m:d>
         </m:oMath>
       </m:oMathPara>
-      <w:bookmarkEnd w:id="288"/>
+      <w:bookmarkEnd w:id="290"/>
     </w:p>
     <w:p>
       <w:pPr>
         <w:pStyle w:val="FirstParagraph"/>
       </w:pPr>
-      <w:bookmarkStart w:id="289" w:name="eq:sar-topographic-phase-removal-eq9"/>
+      <w:bookmarkStart w:id="291" w:name="eq:sar-topographic-phase-removal-eq9"/>
       <m:oMathPara>
         <m:oMathParaPr>
           <m:jc m:val="center"/>
@@ -18842,7 +18883,7 @@
           </m:d>
         </m:oMath>
       </m:oMathPara>
-      <w:bookmarkEnd w:id="289"/>
+      <w:bookmarkEnd w:id="291"/>
     </w:p>
     <w:p>
       <w:pPr>
@@ -18928,7 +18969,7 @@
       <w:pPr>
         <w:pStyle w:val="Textkrper"/>
       </w:pPr>
-      <w:bookmarkStart w:id="290" w:name="eq:sar-topographic-phase-removal-eq10"/>
+      <w:bookmarkStart w:id="292" w:name="eq:sar-topographic-phase-removal-eq10"/>
       <m:oMathPara>
         <m:oMathParaPr>
           <m:jc m:val="center"/>
@@ -19184,7 +19225,7 @@
           </m:d>
         </m:oMath>
       </m:oMathPara>
-      <w:bookmarkEnd w:id="290"/>
+      <w:bookmarkEnd w:id="292"/>
     </w:p>
     <w:p>
       <w:pPr>
@@ -19198,7 +19239,7 @@
       <w:pPr>
         <w:pStyle w:val="Textkrper"/>
       </w:pPr>
-      <w:bookmarkStart w:id="291" w:name="eq:sar-topographic-phase-removal-eq11"/>
+      <w:bookmarkStart w:id="293" w:name="eq:sar-topographic-phase-removal-eq11"/>
       <m:oMathPara>
         <m:oMathParaPr>
           <m:jc m:val="center"/>
@@ -19364,10 +19405,10 @@
           </m:d>
         </m:oMath>
       </m:oMathPara>
-      <w:bookmarkEnd w:id="291"/>
-    </w:p>
-    <w:bookmarkEnd w:id="292"/>
-    <w:bookmarkStart w:id="299" w:name="sec:annex-sar-pol-covmat"/>
+      <w:bookmarkEnd w:id="293"/>
+    </w:p>
+    <w:bookmarkEnd w:id="294"/>
+    <w:bookmarkStart w:id="301" w:name="sec:annex-sar-pol-covmat"/>
     <w:p>
       <w:pPr>
         <w:pStyle w:val="berschrift3"/>
@@ -19428,7 +19469,7 @@
       <w:pPr>
         <w:pStyle w:val="Textkrper"/>
       </w:pPr>
-      <w:bookmarkStart w:id="293" w:name="eq:sar-pol-covmat-eq1"/>
+      <w:bookmarkStart w:id="295" w:name="eq:sar-pol-covmat-eq1"/>
       <m:oMathPara>
         <m:oMathParaPr>
           <m:jc m:val="center"/>
@@ -19910,7 +19951,7 @@
           </m:d>
         </m:oMath>
       </m:oMathPara>
-      <w:bookmarkEnd w:id="293"/>
+      <w:bookmarkEnd w:id="295"/>
     </w:p>
     <w:p>
       <w:pPr>
@@ -19936,7 +19977,7 @@
       <w:pPr>
         <w:pStyle w:val="Textkrper"/>
       </w:pPr>
-      <w:bookmarkStart w:id="294" w:name="eq:sar-pol-covmat-eq2"/>
+      <w:bookmarkStart w:id="296" w:name="eq:sar-pol-covmat-eq2"/>
       <m:oMathPara>
         <m:oMathParaPr>
           <m:jc m:val="center"/>
@@ -20158,13 +20199,13 @@
           </m:d>
         </m:oMath>
       </m:oMathPara>
-      <w:bookmarkEnd w:id="294"/>
+      <w:bookmarkEnd w:id="296"/>
     </w:p>
     <w:p>
       <w:pPr>
         <w:pStyle w:val="FirstParagraph"/>
       </w:pPr>
-      <w:bookmarkStart w:id="295" w:name="eq:sar-pol-covmat-eq3"/>
+      <w:bookmarkStart w:id="297" w:name="eq:sar-pol-covmat-eq3"/>
       <m:oMathPara>
         <m:oMathParaPr>
           <m:jc m:val="center"/>
@@ -20386,13 +20427,13 @@
           </m:d>
         </m:oMath>
       </m:oMathPara>
-      <w:bookmarkEnd w:id="295"/>
+      <w:bookmarkEnd w:id="297"/>
     </w:p>
     <w:p>
       <w:pPr>
         <w:pStyle w:val="FirstParagraph"/>
       </w:pPr>
-      <w:bookmarkStart w:id="296" w:name="eq:eq:sar-pol-covmat-eq4"/>
+      <w:bookmarkStart w:id="298" w:name="eq:eq:sar-pol-covmat-eq4"/>
       <m:oMathPara>
         <m:oMathParaPr>
           <m:jc m:val="center"/>
@@ -20614,7 +20655,7 @@
           </m:d>
         </m:oMath>
       </m:oMathPara>
-      <w:bookmarkEnd w:id="296"/>
+      <w:bookmarkEnd w:id="298"/>
     </w:p>
     <w:p>
       <w:pPr>
@@ -20741,7 +20782,7 @@
       <w:pPr>
         <w:pStyle w:val="Textkrper"/>
       </w:pPr>
-      <w:bookmarkStart w:id="297" w:name="eq:sar-pol-covmat-eq5"/>
+      <w:bookmarkStart w:id="299" w:name="eq:sar-pol-covmat-eq5"/>
       <m:oMathPara>
         <m:oMathParaPr>
           <m:jc m:val="center"/>
@@ -21273,7 +21314,7 @@
           </m:d>
         </m:oMath>
       </m:oMathPara>
-      <w:bookmarkEnd w:id="297"/>
+      <w:bookmarkEnd w:id="299"/>
     </w:p>
     <w:p>
       <w:pPr>
@@ -21298,7 +21339,7 @@
       <w:pPr>
         <w:pStyle w:val="Textkrper"/>
       </w:pPr>
-      <w:bookmarkStart w:id="298" w:name="eq:sar-pol-covmat-eq6"/>
+      <w:bookmarkStart w:id="300" w:name="eq:sar-pol-covmat-eq6"/>
       <m:oMathPara>
         <m:oMathParaPr>
           <m:jc m:val="center"/>
@@ -21577,10 +21618,10 @@
           </m:d>
         </m:oMath>
       </m:oMathPara>
-      <w:bookmarkEnd w:id="298"/>
-    </w:p>
-    <w:bookmarkEnd w:id="299"/>
-    <w:bookmarkStart w:id="324" w:name="sec:annex-sar-orb-example"/>
+      <w:bookmarkEnd w:id="300"/>
+    </w:p>
+    <w:bookmarkEnd w:id="301"/>
+    <w:bookmarkStart w:id="326" w:name="sec:annex-sar-orb-example"/>
     <w:p>
       <w:pPr>
         <w:pStyle w:val="berschrift3"/>
@@ -21682,7 +21723,7 @@
         <w:t xml:space="preserve">The following figures show Sentinel-1 ORB products of the Tropical Cyclone Harold passing Vanuatu on April 6, 2020:</w:t>
       </w:r>
     </w:p>
-    <w:bookmarkStart w:id="303" w:name="fig:sar-orb-example-fig1a"/>
+    <w:bookmarkStart w:id="305" w:name="fig:sar-orb-example-fig1a"/>
     <w:p>
       <w:pPr>
         <w:pStyle w:val="CaptionedFigure"/>
@@ -21692,18 +21733,18 @@
           <wp:inline>
             <wp:extent cx="3810000" cy="2540000"/>
             <wp:effectExtent b="0" l="0" r="0" t="0"/>
-            <wp:docPr descr="Figure 1: VV intensity; Processing: A. Rosenqvist (soloEO)" title="" id="301" name="Picture"/>
+            <wp:docPr descr="Figure 1: VV intensity; Processing: A. Rosenqvist (soloEO)" title="" id="303" name="Picture"/>
             <a:graphic>
               <a:graphicData uri="http://schemas.openxmlformats.org/drawingml/2006/picture">
                 <pic:pic>
                   <pic:nvPicPr>
-                    <pic:cNvPr descr="assets/sar-orb-examples/S1-ORB-VV.png" id="302" name="Picture"/>
+                    <pic:cNvPr descr="assets/sar-orb-examples/S1-ORB-VV.png" id="304" name="Picture"/>
                     <pic:cNvPicPr>
                       <a:picLocks noChangeArrowheads="1" noChangeAspect="1"/>
                     </pic:cNvPicPr>
                   </pic:nvPicPr>
                   <pic:blipFill>
-                    <a:blip r:embed="rId300"/>
+                    <a:blip r:embed="rId302"/>
                     <a:stretch>
                       <a:fillRect/>
                     </a:stretch>
@@ -21738,8 +21779,8 @@
         <w:t xml:space="preserve">Figure 1: VV intensity; Processing: A. Rosenqvist (soloEO)</w:t>
       </w:r>
     </w:p>
-    <w:bookmarkEnd w:id="303"/>
-    <w:bookmarkStart w:id="307" w:name="fig:sar-orb-example-fig1b"/>
+    <w:bookmarkEnd w:id="305"/>
+    <w:bookmarkStart w:id="309" w:name="fig:sar-orb-example-fig1b"/>
     <w:p>
       <w:pPr>
         <w:pStyle w:val="CaptionedFigure"/>
@@ -21749,18 +21790,18 @@
           <wp:inline>
             <wp:extent cx="3810000" cy="2540000"/>
             <wp:effectExtent b="0" l="0" r="0" t="0"/>
-            <wp:docPr descr="Figure 2: VH intensity; Processing: A. Rosenqvist (soloEO)" title="" id="305" name="Picture"/>
+            <wp:docPr descr="Figure 2: VH intensity; Processing: A. Rosenqvist (soloEO)" title="" id="307" name="Picture"/>
             <a:graphic>
               <a:graphicData uri="http://schemas.openxmlformats.org/drawingml/2006/picture">
                 <pic:pic>
                   <pic:nvPicPr>
-                    <pic:cNvPr descr="assets/sar-orb-examples/S1-ORB-VH.png" id="306" name="Picture"/>
+                    <pic:cNvPr descr="assets/sar-orb-examples/S1-ORB-VH.png" id="308" name="Picture"/>
                     <pic:cNvPicPr>
                       <a:picLocks noChangeArrowheads="1" noChangeAspect="1"/>
                     </pic:cNvPicPr>
                   </pic:nvPicPr>
                   <pic:blipFill>
-                    <a:blip r:embed="rId304"/>
+                    <a:blip r:embed="rId306"/>
                     <a:stretch>
                       <a:fillRect/>
                     </a:stretch>
@@ -21795,8 +21836,8 @@
         <w:t xml:space="preserve">Figure 2: VH intensity; Processing: A. Rosenqvist (soloEO)</w:t>
       </w:r>
     </w:p>
-    <w:bookmarkEnd w:id="307"/>
-    <w:bookmarkStart w:id="311" w:name="fig:sar-orb-example-fig1c"/>
+    <w:bookmarkEnd w:id="309"/>
+    <w:bookmarkStart w:id="313" w:name="fig:sar-orb-example-fig1c"/>
     <w:p>
       <w:pPr>
         <w:pStyle w:val="CaptionedFigure"/>
@@ -21806,18 +21847,18 @@
           <wp:inline>
             <wp:extent cx="3810000" cy="2540000"/>
             <wp:effectExtent b="0" l="0" r="0" t="0"/>
-            <wp:docPr descr="Figure 3: Data mask image; Processing: A. Rosenqvist (soloEO)" title="" id="309" name="Picture"/>
+            <wp:docPr descr="Figure 3: Data mask image; Processing: A. Rosenqvist (soloEO)" title="" id="311" name="Picture"/>
             <a:graphic>
               <a:graphicData uri="http://schemas.openxmlformats.org/drawingml/2006/picture">
                 <pic:pic>
                   <pic:nvPicPr>
-                    <pic:cNvPr descr="assets/sar-orb-examples/S1-ORB-data-mask.png" id="310" name="Picture"/>
+                    <pic:cNvPr descr="assets/sar-orb-examples/S1-ORB-data-mask.png" id="312" name="Picture"/>
                     <pic:cNvPicPr>
                       <a:picLocks noChangeArrowheads="1" noChangeAspect="1"/>
                     </pic:cNvPicPr>
                   </pic:nvPicPr>
                   <pic:blipFill>
-                    <a:blip r:embed="rId308"/>
+                    <a:blip r:embed="rId310"/>
                     <a:stretch>
                       <a:fillRect/>
                     </a:stretch>
@@ -21852,8 +21893,8 @@
         <w:t xml:space="preserve">Figure 3: Data mask image; Processing: A. Rosenqvist (soloEO)</w:t>
       </w:r>
     </w:p>
-    <w:bookmarkEnd w:id="311"/>
-    <w:bookmarkStart w:id="315" w:name="fig:sar-orb-example-fig1d"/>
+    <w:bookmarkEnd w:id="313"/>
+    <w:bookmarkStart w:id="317" w:name="fig:sar-orb-example-fig1d"/>
     <w:p>
       <w:pPr>
         <w:pStyle w:val="CaptionedFigure"/>
@@ -21863,18 +21904,18 @@
           <wp:inline>
             <wp:extent cx="3810000" cy="2540000"/>
             <wp:effectExtent b="0" l="0" r="0" t="0"/>
-            <wp:docPr descr="Figure 4: Local incident angle; Processing: A. Rosenqvist (soloEO)" title="" id="313" name="Picture"/>
+            <wp:docPr descr="Figure 4: Local incident angle; Processing: A. Rosenqvist (soloEO)" title="" id="315" name="Picture"/>
             <a:graphic>
               <a:graphicData uri="http://schemas.openxmlformats.org/drawingml/2006/picture">
                 <pic:pic>
                   <pic:nvPicPr>
-                    <pic:cNvPr descr="assets/sar-orb-examples/S1-ORB-local-indicident-angle.png" id="314" name="Picture"/>
+                    <pic:cNvPr descr="assets/sar-orb-examples/S1-ORB-local-indicident-angle.png" id="316" name="Picture"/>
                     <pic:cNvPicPr>
                       <a:picLocks noChangeArrowheads="1" noChangeAspect="1"/>
                     </pic:cNvPicPr>
                   </pic:nvPicPr>
                   <pic:blipFill>
-                    <a:blip r:embed="rId312"/>
+                    <a:blip r:embed="rId314"/>
                     <a:stretch>
                       <a:fillRect/>
                     </a:stretch>
@@ -21909,7 +21950,7 @@
         <w:t xml:space="preserve">Figure 4: Local incident angle; Processing: A. Rosenqvist (soloEO)</w:t>
       </w:r>
     </w:p>
-    <w:bookmarkEnd w:id="315"/>
+    <w:bookmarkEnd w:id="317"/>
     <w:p>
       <w:pPr>
         <w:pStyle w:val="Textkrper"/>
@@ -21995,7 +22036,7 @@
         <w:t xml:space="preserve">The following figures show Sentinel-1 EW ORB products:</w:t>
       </w:r>
     </w:p>
-    <w:bookmarkStart w:id="319" w:name="fig:sar-orb-example-fig2a"/>
+    <w:bookmarkStart w:id="321" w:name="fig:sar-orb-example-fig2a"/>
     <w:p>
       <w:pPr>
         <w:pStyle w:val="CaptionedFigure"/>
@@ -22005,18 +22046,18 @@
           <wp:inline>
             <wp:extent cx="3810000" cy="2540000"/>
             <wp:effectExtent b="0" l="0" r="0" t="0"/>
-            <wp:docPr descr="Figure 5: ORB intensity (Sigma-Nought); Processing: G. Hajduch (CLS)" title="" id="317" name="Picture"/>
+            <wp:docPr descr="Figure 5: ORB intensity (Sigma-Nought); Processing: G. Hajduch (CLS)" title="" id="319" name="Picture"/>
             <a:graphic>
               <a:graphicData uri="http://schemas.openxmlformats.org/drawingml/2006/picture">
                 <pic:pic>
                   <pic:nvPicPr>
-                    <pic:cNvPr descr="assets/sar-orb-examples/S1-ORB-sigma-nought.png" id="318" name="Picture"/>
+                    <pic:cNvPr descr="assets/sar-orb-examples/S1-ORB-sigma-nought.png" id="320" name="Picture"/>
                     <pic:cNvPicPr>
                       <a:picLocks noChangeArrowheads="1" noChangeAspect="1"/>
                     </pic:cNvPicPr>
                   </pic:nvPicPr>
                   <pic:blipFill>
-                    <a:blip r:embed="rId316"/>
+                    <a:blip r:embed="rId318"/>
                     <a:stretch>
                       <a:fillRect/>
                     </a:stretch>
@@ -22051,8 +22092,8 @@
         <w:t xml:space="preserve">Figure 5: ORB intensity (Sigma-Nought); Processing: G. Hajduch (CLS)</w:t>
       </w:r>
     </w:p>
-    <w:bookmarkEnd w:id="319"/>
-    <w:bookmarkStart w:id="323" w:name="fig:sar-orb-example-fig2b"/>
+    <w:bookmarkEnd w:id="321"/>
+    <w:bookmarkStart w:id="325" w:name="fig:sar-orb-example-fig2b"/>
     <w:p>
       <w:pPr>
         <w:pStyle w:val="CaptionedFigure"/>
@@ -22062,18 +22103,18 @@
           <wp:inline>
             <wp:extent cx="3810000" cy="2540000"/>
             <wp:effectExtent b="0" l="0" r="0" t="0"/>
-            <wp:docPr descr="Figure 6: Intensity compensated with the “Mean Wind-Normalised Backscatter Measurement” (i.e., not Sigma-Nought) and geocoded; Processing: G. Hajduch (CLS)" title="" id="321" name="Picture"/>
+            <wp:docPr descr="Figure 6: Intensity compensated with the “Mean Wind-Normalised Backscatter Measurement” (i.e., not Sigma-Nought) and geocoded; Processing: G. Hajduch (CLS)" title="" id="323" name="Picture"/>
             <a:graphic>
               <a:graphicData uri="http://schemas.openxmlformats.org/drawingml/2006/picture">
                 <pic:pic>
                   <pic:nvPicPr>
-                    <pic:cNvPr descr="assets/sar-orb-examples/S1-ORB-intesity-compensated.png" id="322" name="Picture"/>
+                    <pic:cNvPr descr="assets/sar-orb-examples/S1-ORB-intesity-compensated.png" id="324" name="Picture"/>
                     <pic:cNvPicPr>
                       <a:picLocks noChangeArrowheads="1" noChangeAspect="1"/>
                     </pic:cNvPicPr>
                   </pic:nvPicPr>
                   <pic:blipFill>
-                    <a:blip r:embed="rId320"/>
+                    <a:blip r:embed="rId322"/>
                     <a:stretch>
                       <a:fillRect/>
                     </a:stretch>
@@ -22120,10 +22161,10 @@
         <w:t xml:space="preserve">(i.e., not Sigma-Nought) and geocoded; Processing: G. Hajduch (CLS)</w:t>
       </w:r>
     </w:p>
-    <w:bookmarkEnd w:id="323"/>
-    <w:bookmarkEnd w:id="324"/>
     <w:bookmarkEnd w:id="325"/>
     <w:bookmarkEnd w:id="326"/>
+    <w:bookmarkEnd w:id="327"/>
+    <w:bookmarkEnd w:id="328"/>
     <w:sectPr>
       <w:headerReference r:id="rId11" w:type="even"/>
       <w:headerReference r:id="rId10" w:type="default"/>
@@ -22190,7 +22231,7 @@
       </w:r>
     </w:p>
   </w:footnote>
-  <w:footnote w:id="74">
+  <w:footnote w:id="76">
     <w:p>
       <w:pPr>
         <w:pStyle w:val="Funotentext"/>
@@ -22221,7 +22262,7 @@
       </w:r>
     </w:p>
   </w:footnote>
-  <w:footnote w:id="152">
+  <w:footnote w:id="154">
     <w:p>
       <w:pPr>
         <w:pStyle w:val="Funotentext"/>

--- a/latest/ORB.docx
+++ b/latest/ORB.docx
@@ -11,18 +11,18 @@
           <wp:inline>
             <wp:extent cx="5727700" cy="1381957"/>
             <wp:effectExtent b="0" l="0" r="0" t="0"/>
-            <wp:docPr descr="" title="" id="21" name="Picture"/>
+            <wp:docPr descr="" title="" id="24" name="Picture"/>
             <a:graphic>
               <a:graphicData uri="http://schemas.openxmlformats.org/drawingml/2006/picture">
                 <pic:pic>
                   <pic:nvPicPr>
-                    <pic:cNvPr descr="assets/CEOS_logo_colour_black_text_right.png" id="22" name="Picture"/>
+                    <pic:cNvPr descr="assets/CEOS_logo_colour_black_text_right.png" id="25" name="Picture"/>
                     <pic:cNvPicPr>
                       <a:picLocks noChangeArrowheads="1" noChangeAspect="1"/>
                     </pic:cNvPicPr>
                   </pic:nvPicPr>
                   <pic:blipFill>
-                    <a:blip r:embed="rId20"/>
+                    <a:blip r:embed="rId23"/>
                     <a:stretch>
                       <a:fillRect/>
                     </a:stretch>
@@ -49,7 +49,7 @@
         </w:drawing>
       </w:r>
     </w:p>
-    <w:bookmarkStart w:id="328" w:name="X405d8e65832ac294d4126c2e16ac6a514f2a68e"/>
+    <w:bookmarkStart w:id="331" w:name="X405d8e65832ac294d4126c2e16ac6a514f2a68e"/>
     <w:p>
       <w:pPr>
         <w:pStyle w:val="berschrift1"/>
@@ -66,7 +66,7 @@
         <w:t xml:space="preserve"> </w:t>
       </w:r>
     </w:p>
-    <w:bookmarkStart w:id="24" w:name="draft-version"/>
+    <w:bookmarkStart w:id="27" w:name="draft-version"/>
     <w:p>
       <w:pPr>
         <w:pStyle w:val="berschrift2"/>
@@ -91,7 +91,7 @@
       <w:r>
         <w:t xml:space="preserve"> </w:t>
       </w:r>
-      <w:hyperlink r:id="rId23">
+      <w:hyperlink r:id="rId26">
         <w:r>
           <w:rPr>
             <w:rStyle w:val="Hyperlink"/>
@@ -106,8 +106,8 @@
         <w:t xml:space="preserve">for the latest endorsed version of this document.</w:t>
       </w:r>
     </w:p>
-    <w:bookmarkEnd w:id="24"/>
-    <w:bookmarkStart w:id="26" w:name="document-status"/>
+    <w:bookmarkEnd w:id="27"/>
+    <w:bookmarkStart w:id="29" w:name="document-status"/>
     <w:p>
       <w:pPr>
         <w:pStyle w:val="berschrift2"/>
@@ -134,7 +134,7 @@
       <w:r>
         <w:t xml:space="preserve"> </w:t>
       </w:r>
-      <w:hyperlink r:id="rId25">
+      <w:hyperlink r:id="rId28">
         <w:r>
           <w:rPr>
             <w:rStyle w:val="Hyperlink"/>
@@ -143,8 +143,8 @@
         </w:r>
       </w:hyperlink>
     </w:p>
-    <w:bookmarkEnd w:id="26"/>
-    <w:bookmarkStart w:id="28" w:name="document-history"/>
+    <w:bookmarkEnd w:id="29"/>
+    <w:bookmarkStart w:id="31" w:name="document-history"/>
     <w:p>
       <w:pPr>
         <w:pStyle w:val="berschrift2"/>
@@ -153,7 +153,7 @@
         <w:t xml:space="preserve">Document History</w:t>
       </w:r>
     </w:p>
-    <w:bookmarkStart w:id="27" w:name="patch"/>
+    <w:bookmarkStart w:id="30" w:name="patch"/>
     <w:p>
       <w:pPr>
         <w:pStyle w:val="berschrift3"/>
@@ -252,16 +252,7 @@
         <w:t xml:space="preserve">“Document identifier”</w:t>
       </w:r>
       <w:r>
-        <w:t xml:space="preserve">: Removed the trailing</w:t>
-      </w:r>
-      <w:r>
-        <w:t xml:space="preserve"> </w:t>
-      </w:r>
-      <w:r>
-        <w:t xml:space="preserve">“for Synthetic Aperture Radar”</w:t>
-      </w:r>
-      <w:r>
-        <w:t xml:space="preserve">.</w:t>
+        <w:t xml:space="preserve">: Removed the trailing “for Synthetic Aperture Radar”.</w:t>
       </w:r>
     </w:p>
     <w:p>
@@ -297,16 +288,7 @@
         <w:t xml:space="preserve"> </w:t>
       </w:r>
       <w:r>
-        <w:t xml:space="preserve">renamed to</w:t>
-      </w:r>
-      <w:r>
-        <w:t xml:space="preserve"> </w:t>
-      </w:r>
-      <w:r>
-        <w:t xml:space="preserve">“Product Metadata”</w:t>
-      </w:r>
-      <w:r>
-        <w:t xml:space="preserve">; Requirement</w:t>
+        <w:t xml:space="preserve">renamed to “Product Metadata”; Requirement</w:t>
       </w:r>
       <w:r>
         <w:t xml:space="preserve"> </w:t>
@@ -318,16 +300,7 @@
         <w:t xml:space="preserve"> </w:t>
       </w:r>
       <w:r>
-        <w:t xml:space="preserve">renamed to</w:t>
-      </w:r>
-      <w:r>
-        <w:t xml:space="preserve"> </w:t>
-      </w:r>
-      <w:r>
-        <w:t xml:space="preserve">“Source Metadata”</w:t>
-      </w:r>
-      <w:r>
-        <w:t xml:space="preserve">. Adapted descriptions accordingly.</w:t>
+        <w:t xml:space="preserve">renamed to “Source Metadata”. Adapted descriptions accordingly.</w:t>
       </w:r>
     </w:p>
     <w:p>
@@ -348,16 +321,7 @@
         <w:t xml:space="preserve">“Source Data Attributes”</w:t>
       </w:r>
       <w:r>
-        <w:t xml:space="preserve">: Moved the information about sequential acquisition identifiers to a new threshold requirement</w:t>
-      </w:r>
-      <w:r>
-        <w:t xml:space="preserve"> </w:t>
-      </w:r>
-      <w:r>
-        <w:t xml:space="preserve">“Acquisition ID”</w:t>
-      </w:r>
-      <w:r>
-        <w:t xml:space="preserve">. Adapted category description accordingly.</w:t>
+        <w:t xml:space="preserve">: Moved the information about sequential acquisition identifiers to a new threshold requirement “Acquisition ID”. Adapted category description accordingly.</w:t>
       </w:r>
     </w:p>
     <w:p>
@@ -408,9 +372,9 @@
         <w:t xml:space="preserve">Matthias Mohr</w:t>
       </w:r>
     </w:p>
-    <w:bookmarkEnd w:id="27"/>
-    <w:bookmarkEnd w:id="28"/>
-    <w:bookmarkStart w:id="29" w:name="contributing-authors"/>
+    <w:bookmarkEnd w:id="30"/>
+    <w:bookmarkEnd w:id="31"/>
+    <w:bookmarkStart w:id="32" w:name="contributing-authors"/>
     <w:p>
       <w:pPr>
         <w:pStyle w:val="berschrift2"/>
@@ -808,8 +772,8 @@
         <w:br w:type="page"/>
       </w:r>
     </w:p>
-    <w:bookmarkEnd w:id="29"/>
-    <w:bookmarkStart w:id="30" w:name="ceos-analysis-ready-data-definition"/>
+    <w:bookmarkEnd w:id="32"/>
+    <w:bookmarkStart w:id="33" w:name="ceos-analysis-ready-data-definition"/>
     <w:p>
       <w:pPr>
         <w:pStyle w:val="berschrift2"/>
@@ -826,8 +790,8 @@
         <w:t xml:space="preserve">CEOS Analysis Ready Data (CEOS-ARD) are satellite data that have been processed to a minimum set of requirements and organized into a form that allows immediate analysis with a minimum of additional user effort and interoperability both through time and with other datasets.</w:t>
       </w:r>
     </w:p>
-    <w:bookmarkEnd w:id="30"/>
-    <w:bookmarkStart w:id="31" w:name="description"/>
+    <w:bookmarkEnd w:id="33"/>
+    <w:bookmarkStart w:id="34" w:name="description"/>
     <w:p>
       <w:pPr>
         <w:pStyle w:val="berschrift2"/>
@@ -890,8 +854,8 @@
         <w:t xml:space="preserve">Data collected by Synthetic Aperture Radar sensors</w:t>
       </w:r>
     </w:p>
-    <w:bookmarkEnd w:id="31"/>
-    <w:bookmarkStart w:id="32" w:name="background"/>
+    <w:bookmarkEnd w:id="34"/>
+    <w:bookmarkStart w:id="35" w:name="background"/>
     <w:p>
       <w:pPr>
         <w:pStyle w:val="berschrift2"/>
@@ -1039,8 +1003,8 @@
         <w:br w:type="page"/>
       </w:r>
     </w:p>
-    <w:bookmarkEnd w:id="32"/>
-    <w:bookmarkStart w:id="33" w:name="definitions-and-abbreviations"/>
+    <w:bookmarkEnd w:id="35"/>
+    <w:bookmarkStart w:id="36" w:name="definitions-and-abbreviations"/>
     <w:p>
       <w:pPr>
         <w:pStyle w:val="berschrift2"/>
@@ -1572,8 +1536,8 @@
         <w:br w:type="page"/>
       </w:r>
     </w:p>
-    <w:bookmarkEnd w:id="33"/>
-    <w:bookmarkStart w:id="247" w:name="requirements"/>
+    <w:bookmarkEnd w:id="36"/>
+    <w:bookmarkStart w:id="250" w:name="requirements"/>
     <w:p>
       <w:pPr>
         <w:pStyle w:val="berschrift2"/>
@@ -1628,7 +1592,7 @@
         <w:t xml:space="preserve">Instead, use the textual identifier that is provided below the title.</w:t>
       </w:r>
     </w:p>
-    <w:bookmarkStart w:id="54" w:name="sec:meta"/>
+    <w:bookmarkStart w:id="57" w:name="sec:meta"/>
     <w:p>
       <w:pPr>
         <w:pStyle w:val="berschrift3"/>
@@ -1682,7 +1646,7 @@
         <w:t xml:space="preserve">suitability of the dataset, and must meet the requirements listed below.</w:t>
       </w:r>
     </w:p>
-    <w:bookmarkStart w:id="37" w:name="sec:meta-trace-sar"/>
+    <w:bookmarkStart w:id="40" w:name="sec:meta-trace-sar"/>
     <w:p>
       <w:pPr>
         <w:pStyle w:val="berschrift4"/>
@@ -1717,7 +1681,7 @@
         <w:t xml:space="preserve">meta-trace-sar</w:t>
       </w:r>
     </w:p>
-    <w:bookmarkStart w:id="34" w:name="threshold-requirements"/>
+    <w:bookmarkStart w:id="37" w:name="threshold-requirements"/>
     <w:p>
       <w:pPr>
         <w:pStyle w:val="berschrift5"/>
@@ -1737,8 +1701,8 @@
         <w:t xml:space="preserve"> </w:t>
       </w:r>
     </w:p>
-    <w:bookmarkEnd w:id="34"/>
-    <w:bookmarkStart w:id="35" w:name="goal-requirements"/>
+    <w:bookmarkEnd w:id="37"/>
+    <w:bookmarkStart w:id="38" w:name="goal-requirements"/>
     <w:p>
       <w:pPr>
         <w:pStyle w:val="berschrift5"/>
@@ -1804,8 +1768,8 @@
         <w:t xml:space="preserve">Information on traceability should be available in the metadata as a single DOI landing page.</w:t>
       </w:r>
     </w:p>
-    <w:bookmarkEnd w:id="35"/>
-    <w:bookmarkStart w:id="36" w:name="assessment"/>
+    <w:bookmarkEnd w:id="38"/>
+    <w:bookmarkStart w:id="39" w:name="assessment"/>
     <w:p>
       <w:pPr>
         <w:pStyle w:val="berschrift5"/>
@@ -1869,9 +1833,9 @@
         </w:pict>
       </w:r>
     </w:p>
-    <w:bookmarkEnd w:id="36"/>
-    <w:bookmarkEnd w:id="37"/>
-    <w:bookmarkStart w:id="41" w:name="sec:meta-memare-sar"/>
+    <w:bookmarkEnd w:id="39"/>
+    <w:bookmarkEnd w:id="40"/>
+    <w:bookmarkStart w:id="44" w:name="sec:meta-memare-sar"/>
     <w:p>
       <w:pPr>
         <w:pStyle w:val="berschrift4"/>
@@ -1906,7 +1870,7 @@
         <w:t xml:space="preserve">meta-memare-sar</w:t>
       </w:r>
     </w:p>
-    <w:bookmarkStart w:id="38" w:name="threshold-requirements-1"/>
+    <w:bookmarkStart w:id="41" w:name="threshold-requirements-1"/>
     <w:p>
       <w:pPr>
         <w:pStyle w:val="berschrift5"/>
@@ -1923,8 +1887,8 @@
         <w:t xml:space="preserve">Metadata is provided in a structure that enables a computer algorithm to be used to consistently and automatically identify and extract each component/variable/layer for further use.</w:t>
       </w:r>
     </w:p>
-    <w:bookmarkEnd w:id="38"/>
-    <w:bookmarkStart w:id="39" w:name="goal-requirements-1"/>
+    <w:bookmarkEnd w:id="41"/>
+    <w:bookmarkStart w:id="42" w:name="goal-requirements-1"/>
     <w:p>
       <w:pPr>
         <w:pStyle w:val="berschrift5"/>
@@ -1941,8 +1905,8 @@
         <w:t xml:space="preserve">As threshold, but metadata is formatted in accordance with CEOS-ARD SAR Metadata Specifications, v.1.1, or in a community endorsed standard that facilitates machine-readability, such as ISO 19115-2, Climate and Forecast (CF) convention, the Attribute Convention for Data Discovery (ACDD), etc.</w:t>
       </w:r>
     </w:p>
-    <w:bookmarkEnd w:id="39"/>
-    <w:bookmarkStart w:id="40" w:name="assessment-1"/>
+    <w:bookmarkEnd w:id="42"/>
+    <w:bookmarkStart w:id="43" w:name="assessment-1"/>
     <w:p>
       <w:pPr>
         <w:pStyle w:val="berschrift5"/>
@@ -2006,9 +1970,9 @@
         </w:pict>
       </w:r>
     </w:p>
-    <w:bookmarkEnd w:id="40"/>
-    <w:bookmarkEnd w:id="41"/>
-    <w:bookmarkStart w:id="45" w:name="sec:meta-protype"/>
+    <w:bookmarkEnd w:id="43"/>
+    <w:bookmarkEnd w:id="44"/>
+    <w:bookmarkStart w:id="48" w:name="sec:meta-protype"/>
     <w:p>
       <w:pPr>
         <w:pStyle w:val="berschrift4"/>
@@ -2043,7 +2007,7 @@
         <w:t xml:space="preserve">meta-protype</w:t>
       </w:r>
     </w:p>
-    <w:bookmarkStart w:id="42" w:name="threshold-requirements-2"/>
+    <w:bookmarkStart w:id="45" w:name="threshold-requirements-2"/>
     <w:p>
       <w:pPr>
         <w:pStyle w:val="berschrift5"/>
@@ -2060,8 +2024,8 @@
         <w:t xml:space="preserve">CEOS-ARD product type name – or names in case of compliance with more than one product type – and, if required by the data provider, copyright.</w:t>
       </w:r>
     </w:p>
-    <w:bookmarkEnd w:id="42"/>
-    <w:bookmarkStart w:id="43" w:name="goal-requirements-2"/>
+    <w:bookmarkEnd w:id="45"/>
+    <w:bookmarkStart w:id="46" w:name="goal-requirements-2"/>
     <w:p>
       <w:pPr>
         <w:pStyle w:val="berschrift5"/>
@@ -2081,8 +2045,8 @@
         <w:t xml:space="preserve"> </w:t>
       </w:r>
     </w:p>
-    <w:bookmarkEnd w:id="43"/>
-    <w:bookmarkStart w:id="44" w:name="assessment-2"/>
+    <w:bookmarkEnd w:id="46"/>
+    <w:bookmarkStart w:id="47" w:name="assessment-2"/>
     <w:p>
       <w:pPr>
         <w:pStyle w:val="berschrift5"/>
@@ -2146,9 +2110,9 @@
         </w:pict>
       </w:r>
     </w:p>
-    <w:bookmarkEnd w:id="44"/>
-    <w:bookmarkEnd w:id="45"/>
-    <w:bookmarkStart w:id="49" w:name="sec:meta-pfsurl"/>
+    <w:bookmarkEnd w:id="47"/>
+    <w:bookmarkEnd w:id="48"/>
+    <w:bookmarkStart w:id="52" w:name="sec:meta-pfsurl"/>
     <w:p>
       <w:pPr>
         <w:pStyle w:val="berschrift4"/>
@@ -2183,7 +2147,7 @@
         <w:t xml:space="preserve">meta-pfsurl</w:t>
       </w:r>
     </w:p>
-    <w:bookmarkStart w:id="46" w:name="threshold-requirements-3"/>
+    <w:bookmarkStart w:id="49" w:name="threshold-requirements-3"/>
     <w:p>
       <w:pPr>
         <w:pStyle w:val="berschrift5"/>
@@ -2200,8 +2164,8 @@
         <w:t xml:space="preserve">Reference to CEOS-ARD PFS document as URL.</w:t>
       </w:r>
     </w:p>
-    <w:bookmarkEnd w:id="46"/>
-    <w:bookmarkStart w:id="47" w:name="goal-requirements-3"/>
+    <w:bookmarkEnd w:id="49"/>
+    <w:bookmarkStart w:id="50" w:name="goal-requirements-3"/>
     <w:p>
       <w:pPr>
         <w:pStyle w:val="berschrift5"/>
@@ -2221,8 +2185,8 @@
         <w:t xml:space="preserve"> </w:t>
       </w:r>
     </w:p>
-    <w:bookmarkEnd w:id="47"/>
-    <w:bookmarkStart w:id="48" w:name="assessment-3"/>
+    <w:bookmarkEnd w:id="50"/>
+    <w:bookmarkStart w:id="51" w:name="assessment-3"/>
     <w:p>
       <w:pPr>
         <w:pStyle w:val="berschrift5"/>
@@ -2286,9 +2250,9 @@
         </w:pict>
       </w:r>
     </w:p>
-    <w:bookmarkEnd w:id="48"/>
-    <w:bookmarkEnd w:id="49"/>
-    <w:bookmarkStart w:id="53" w:name="sec:meta-time-sar"/>
+    <w:bookmarkEnd w:id="51"/>
+    <w:bookmarkEnd w:id="52"/>
+    <w:bookmarkStart w:id="56" w:name="sec:meta-time-sar"/>
     <w:p>
       <w:pPr>
         <w:pStyle w:val="berschrift4"/>
@@ -2323,7 +2287,7 @@
         <w:t xml:space="preserve">meta-time-sar</w:t>
       </w:r>
     </w:p>
-    <w:bookmarkStart w:id="50" w:name="threshold-requirements-4"/>
+    <w:bookmarkStart w:id="53" w:name="threshold-requirements-4"/>
     <w:p>
       <w:pPr>
         <w:pStyle w:val="berschrift5"/>
@@ -2372,8 +2336,8 @@
         <w:t xml:space="preserve">is provided with the product.</w:t>
       </w:r>
     </w:p>
-    <w:bookmarkEnd w:id="50"/>
-    <w:bookmarkStart w:id="51" w:name="goal-requirements-4"/>
+    <w:bookmarkEnd w:id="53"/>
+    <w:bookmarkStart w:id="54" w:name="goal-requirements-4"/>
     <w:p>
       <w:pPr>
         <w:pStyle w:val="berschrift5"/>
@@ -2393,8 +2357,8 @@
         <w:t xml:space="preserve"> </w:t>
       </w:r>
     </w:p>
-    <w:bookmarkEnd w:id="51"/>
-    <w:bookmarkStart w:id="52" w:name="assessment-4"/>
+    <w:bookmarkEnd w:id="54"/>
+    <w:bookmarkStart w:id="55" w:name="assessment-4"/>
     <w:p>
       <w:pPr>
         <w:pStyle w:val="berschrift5"/>
@@ -2451,10 +2415,10 @@
         <w:t xml:space="preserve">Recommended Requirement Modification:</w:t>
       </w:r>
     </w:p>
-    <w:bookmarkEnd w:id="52"/>
-    <w:bookmarkEnd w:id="53"/>
-    <w:bookmarkEnd w:id="54"/>
-    <w:bookmarkStart w:id="109" w:name="sec:src"/>
+    <w:bookmarkEnd w:id="55"/>
+    <w:bookmarkEnd w:id="56"/>
+    <w:bookmarkEnd w:id="57"/>
+    <w:bookmarkStart w:id="112" w:name="sec:src"/>
     <w:p>
       <w:pPr>
         <w:pStyle w:val="berschrift3"/>
@@ -2502,7 +2466,7 @@
         <w:t xml:space="preserve">This may be one or mutliple acquisitions.</w:t>
       </w:r>
     </w:p>
-    <w:bookmarkStart w:id="58" w:name="sec:src-macqid"/>
+    <w:bookmarkStart w:id="61" w:name="sec:src-macqid"/>
     <w:p>
       <w:pPr>
         <w:pStyle w:val="berschrift4"/>
@@ -2537,7 +2501,7 @@
         <w:t xml:space="preserve">src-macqid</w:t>
       </w:r>
     </w:p>
-    <w:bookmarkStart w:id="55" w:name="threshold-requirements-5"/>
+    <w:bookmarkStart w:id="58" w:name="threshold-requirements-5"/>
     <w:p>
       <w:pPr>
         <w:pStyle w:val="berschrift5"/>
@@ -2554,8 +2518,8 @@
         <w:t xml:space="preserve">Each acquisition is identified through a sequential identifier in the metadata, e.g. acqID = 1, 2, 3.</w:t>
       </w:r>
     </w:p>
-    <w:bookmarkEnd w:id="55"/>
-    <w:bookmarkStart w:id="56" w:name="goal-requirements-5"/>
+    <w:bookmarkEnd w:id="58"/>
+    <w:bookmarkStart w:id="59" w:name="goal-requirements-5"/>
     <w:p>
       <w:pPr>
         <w:pStyle w:val="berschrift5"/>
@@ -2575,8 +2539,8 @@
         <w:t xml:space="preserve"> </w:t>
       </w:r>
     </w:p>
-    <w:bookmarkEnd w:id="56"/>
-    <w:bookmarkStart w:id="57" w:name="assessment-5"/>
+    <w:bookmarkEnd w:id="59"/>
+    <w:bookmarkStart w:id="60" w:name="assessment-5"/>
     <w:p>
       <w:pPr>
         <w:pStyle w:val="berschrift5"/>
@@ -2640,9 +2604,9 @@
         </w:pict>
       </w:r>
     </w:p>
-    <w:bookmarkEnd w:id="57"/>
-    <w:bookmarkEnd w:id="58"/>
-    <w:bookmarkStart w:id="62" w:name="sec:src-daccess-src"/>
+    <w:bookmarkEnd w:id="60"/>
+    <w:bookmarkEnd w:id="61"/>
+    <w:bookmarkStart w:id="65" w:name="sec:src-daccess-src"/>
     <w:p>
       <w:pPr>
         <w:pStyle w:val="berschrift4"/>
@@ -2677,7 +2641,7 @@
         <w:t xml:space="preserve">src-daccess-src</w:t>
       </w:r>
     </w:p>
-    <w:bookmarkStart w:id="59" w:name="threshold-requirements-6"/>
+    <w:bookmarkStart w:id="62" w:name="threshold-requirements-6"/>
     <w:p>
       <w:pPr>
         <w:pStyle w:val="berschrift5"/>
@@ -2694,8 +2658,8 @@
         <w:t xml:space="preserve">The metadata identifies the location from where the source data can be retrieved, expressed as a URL or DOI.</w:t>
       </w:r>
     </w:p>
-    <w:bookmarkEnd w:id="59"/>
-    <w:bookmarkStart w:id="60" w:name="goal-requirements-6"/>
+    <w:bookmarkEnd w:id="62"/>
+    <w:bookmarkStart w:id="63" w:name="goal-requirements-6"/>
     <w:p>
       <w:pPr>
         <w:pStyle w:val="berschrift5"/>
@@ -2712,8 +2676,8 @@
         <w:t xml:space="preserve">The metadata identifies an online location from where the data can be consistently and reliably retrieved by a computer algorithm without any manual intervention being required.</w:t>
       </w:r>
     </w:p>
-    <w:bookmarkEnd w:id="60"/>
-    <w:bookmarkStart w:id="61" w:name="assessment-6"/>
+    <w:bookmarkEnd w:id="63"/>
+    <w:bookmarkStart w:id="64" w:name="assessment-6"/>
     <w:p>
       <w:pPr>
         <w:pStyle w:val="berschrift5"/>
@@ -2777,9 +2741,9 @@
         </w:pict>
       </w:r>
     </w:p>
-    <w:bookmarkEnd w:id="61"/>
-    <w:bookmarkEnd w:id="62"/>
-    <w:bookmarkStart w:id="67" w:name="sec:src-instru-sar"/>
+    <w:bookmarkEnd w:id="64"/>
+    <w:bookmarkEnd w:id="65"/>
+    <w:bookmarkStart w:id="70" w:name="sec:src-instru-sar"/>
     <w:p>
       <w:pPr>
         <w:pStyle w:val="berschrift4"/>
@@ -2814,7 +2778,7 @@
         <w:t xml:space="preserve">src-instru-sar</w:t>
       </w:r>
     </w:p>
-    <w:bookmarkStart w:id="63" w:name="threshold-requirements-7"/>
+    <w:bookmarkStart w:id="66" w:name="threshold-requirements-7"/>
     <w:p>
       <w:pPr>
         <w:pStyle w:val="berschrift5"/>
@@ -2855,8 +2819,8 @@
         <w:t xml:space="preserve">Instrument name</w:t>
       </w:r>
     </w:p>
-    <w:bookmarkEnd w:id="63"/>
-    <w:bookmarkStart w:id="65" w:name="goal-requirements-7"/>
+    <w:bookmarkEnd w:id="66"/>
+    <w:bookmarkStart w:id="68" w:name="goal-requirements-7"/>
     <w:p>
       <w:pPr>
         <w:pStyle w:val="berschrift5"/>
@@ -2875,7 +2839,7 @@
       <w:r>
         <w:t xml:space="preserve"> </w:t>
       </w:r>
-      <w:hyperlink r:id="rId64">
+      <w:hyperlink r:id="rId67">
         <w:r>
           <w:rPr>
             <w:rStyle w:val="Hyperlink"/>
@@ -2890,8 +2854,8 @@
         <w:t xml:space="preserve">record.</w:t>
       </w:r>
     </w:p>
-    <w:bookmarkEnd w:id="65"/>
-    <w:bookmarkStart w:id="66" w:name="assessment-7"/>
+    <w:bookmarkEnd w:id="68"/>
+    <w:bookmarkStart w:id="69" w:name="assessment-7"/>
     <w:p>
       <w:pPr>
         <w:pStyle w:val="berschrift5"/>
@@ -2955,9 +2919,9 @@
         </w:pict>
       </w:r>
     </w:p>
-    <w:bookmarkEnd w:id="66"/>
-    <w:bookmarkEnd w:id="67"/>
-    <w:bookmarkStart w:id="71" w:name="sec:src-time-src"/>
+    <w:bookmarkEnd w:id="69"/>
+    <w:bookmarkEnd w:id="70"/>
+    <w:bookmarkStart w:id="74" w:name="sec:src-time-src"/>
     <w:p>
       <w:pPr>
         <w:pStyle w:val="berschrift4"/>
@@ -2992,7 +2956,7 @@
         <w:t xml:space="preserve">src-time-src</w:t>
       </w:r>
     </w:p>
-    <w:bookmarkStart w:id="68" w:name="threshold-requirements-8"/>
+    <w:bookmarkStart w:id="71" w:name="threshold-requirements-8"/>
     <w:p>
       <w:pPr>
         <w:pStyle w:val="berschrift5"/>
@@ -3009,8 +2973,8 @@
         <w:t xml:space="preserve">The start date and time of source data is identified in the metadata, expressed in UTC in date and time, at least to the second.</w:t>
       </w:r>
     </w:p>
-    <w:bookmarkEnd w:id="68"/>
-    <w:bookmarkStart w:id="69" w:name="goal-requirements-8"/>
+    <w:bookmarkEnd w:id="71"/>
+    <w:bookmarkStart w:id="72" w:name="goal-requirements-8"/>
     <w:p>
       <w:pPr>
         <w:pStyle w:val="berschrift5"/>
@@ -3030,8 +2994,8 @@
         <w:t xml:space="preserve"> </w:t>
       </w:r>
     </w:p>
-    <w:bookmarkEnd w:id="69"/>
-    <w:bookmarkStart w:id="70" w:name="assessment-8"/>
+    <w:bookmarkEnd w:id="72"/>
+    <w:bookmarkStart w:id="73" w:name="assessment-8"/>
     <w:p>
       <w:pPr>
         <w:pStyle w:val="berschrift5"/>
@@ -3095,9 +3059,9 @@
         </w:pict>
       </w:r>
     </w:p>
-    <w:bookmarkEnd w:id="70"/>
-    <w:bookmarkEnd w:id="71"/>
-    <w:bookmarkStart w:id="75" w:name="sec:src-acqpar"/>
+    <w:bookmarkEnd w:id="73"/>
+    <w:bookmarkEnd w:id="74"/>
+    <w:bookmarkStart w:id="78" w:name="sec:src-acqpar"/>
     <w:p>
       <w:pPr>
         <w:pStyle w:val="berschrift4"/>
@@ -3132,7 +3096,7 @@
         <w:t xml:space="preserve">src-acqpar</w:t>
       </w:r>
     </w:p>
-    <w:bookmarkStart w:id="72" w:name="threshold-requirements-9"/>
+    <w:bookmarkStart w:id="75" w:name="threshold-requirements-9"/>
     <w:p>
       <w:pPr>
         <w:pStyle w:val="berschrift5"/>
@@ -3221,8 +3185,8 @@
         <w:t xml:space="preserve">Beam ID (i.e., beam mode mnemonic)</w:t>
       </w:r>
     </w:p>
-    <w:bookmarkEnd w:id="72"/>
-    <w:bookmarkStart w:id="73" w:name="goal-requirements-9"/>
+    <w:bookmarkEnd w:id="75"/>
+    <w:bookmarkStart w:id="76" w:name="goal-requirements-9"/>
     <w:p>
       <w:pPr>
         <w:pStyle w:val="berschrift5"/>
@@ -3242,8 +3206,8 @@
         <w:t xml:space="preserve"> </w:t>
       </w:r>
     </w:p>
-    <w:bookmarkEnd w:id="73"/>
-    <w:bookmarkStart w:id="74" w:name="assessment-9"/>
+    <w:bookmarkEnd w:id="76"/>
+    <w:bookmarkStart w:id="77" w:name="assessment-9"/>
     <w:p>
       <w:pPr>
         <w:pStyle w:val="berschrift5"/>
@@ -3307,9 +3271,9 @@
         </w:pict>
       </w:r>
     </w:p>
-    <w:bookmarkEnd w:id="74"/>
-    <w:bookmarkEnd w:id="75"/>
-    <w:bookmarkStart w:id="80" w:name="sec:src-orbit"/>
+    <w:bookmarkEnd w:id="77"/>
+    <w:bookmarkEnd w:id="78"/>
+    <w:bookmarkStart w:id="83" w:name="sec:src-orbit"/>
     <w:p>
       <w:pPr>
         <w:pStyle w:val="berschrift4"/>
@@ -3344,7 +3308,7 @@
         <w:t xml:space="preserve">src-orbit</w:t>
       </w:r>
     </w:p>
-    <w:bookmarkStart w:id="77" w:name="threshold-requirements-10"/>
+    <w:bookmarkStart w:id="80" w:name="threshold-requirements-10"/>
     <w:p>
       <w:pPr>
         <w:pStyle w:val="berschrift5"/>
@@ -3376,7 +3340,7 @@
         <w:rPr>
           <w:rStyle w:val="Funotenzeichen"/>
         </w:rPr>
-        <w:footnoteReference w:id="76"/>
+        <w:footnoteReference w:id="79"/>
       </w:r>
     </w:p>
     <w:p>
@@ -3391,8 +3355,8 @@
         <w:t xml:space="preserve">Orbit data source (e.g., predicted, definite, precise, downlinked, etc.)</w:t>
       </w:r>
     </w:p>
-    <w:bookmarkEnd w:id="77"/>
-    <w:bookmarkStart w:id="78" w:name="goal-requirements-10"/>
+    <w:bookmarkEnd w:id="80"/>
+    <w:bookmarkStart w:id="81" w:name="goal-requirements-10"/>
     <w:p>
       <w:pPr>
         <w:pStyle w:val="berschrift5"/>
@@ -3445,8 +3409,8 @@
         <w:t xml:space="preserve">Platform (mean) altitude</w:t>
       </w:r>
     </w:p>
-    <w:bookmarkEnd w:id="78"/>
-    <w:bookmarkStart w:id="79" w:name="assessment-10"/>
+    <w:bookmarkEnd w:id="81"/>
+    <w:bookmarkStart w:id="82" w:name="assessment-10"/>
     <w:p>
       <w:pPr>
         <w:pStyle w:val="berschrift5"/>
@@ -3510,9 +3474,9 @@
         </w:pict>
       </w:r>
     </w:p>
-    <w:bookmarkEnd w:id="79"/>
-    <w:bookmarkEnd w:id="80"/>
-    <w:bookmarkStart w:id="84" w:name="sec:src-propar"/>
+    <w:bookmarkEnd w:id="82"/>
+    <w:bookmarkEnd w:id="83"/>
+    <w:bookmarkStart w:id="87" w:name="sec:src-propar"/>
     <w:p>
       <w:pPr>
         <w:pStyle w:val="berschrift4"/>
@@ -3547,7 +3511,7 @@
         <w:t xml:space="preserve">src-propar</w:t>
       </w:r>
     </w:p>
-    <w:bookmarkStart w:id="81" w:name="threshold-requirements-11"/>
+    <w:bookmarkStart w:id="84" w:name="threshold-requirements-11"/>
     <w:p>
       <w:pPr>
         <w:pStyle w:val="berschrift5"/>
@@ -3648,8 +3612,8 @@
         <w:t xml:space="preserve">Range number of looks (separate values for each beam, as necessary)</w:t>
       </w:r>
     </w:p>
-    <w:bookmarkEnd w:id="81"/>
-    <w:bookmarkStart w:id="82" w:name="goal-requirements-11"/>
+    <w:bookmarkEnd w:id="84"/>
+    <w:bookmarkStart w:id="85" w:name="goal-requirements-11"/>
     <w:p>
       <w:pPr>
         <w:pStyle w:val="berschrift5"/>
@@ -3666,8 +3630,8 @@
         <w:t xml:space="preserve">As threshold, plus additional relevant processing parameters, e.g., range- and azimuth look bandwidth and LUT applied.</w:t>
       </w:r>
     </w:p>
-    <w:bookmarkEnd w:id="82"/>
-    <w:bookmarkStart w:id="83" w:name="assessment-11"/>
+    <w:bookmarkEnd w:id="85"/>
+    <w:bookmarkStart w:id="86" w:name="assessment-11"/>
     <w:p>
       <w:pPr>
         <w:pStyle w:val="berschrift5"/>
@@ -3731,9 +3695,9 @@
         </w:pict>
       </w:r>
     </w:p>
-    <w:bookmarkEnd w:id="83"/>
-    <w:bookmarkEnd w:id="84"/>
-    <w:bookmarkStart w:id="88" w:name="sec:src-imgatt-sar"/>
+    <w:bookmarkEnd w:id="86"/>
+    <w:bookmarkEnd w:id="87"/>
+    <w:bookmarkStart w:id="91" w:name="sec:src-imgatt-sar"/>
     <w:p>
       <w:pPr>
         <w:pStyle w:val="berschrift4"/>
@@ -3768,7 +3732,7 @@
         <w:t xml:space="preserve">src-imgatt-sar</w:t>
       </w:r>
     </w:p>
-    <w:bookmarkStart w:id="85" w:name="threshold-requirements-12"/>
+    <w:bookmarkStart w:id="88" w:name="threshold-requirements-12"/>
     <w:p>
       <w:pPr>
         <w:pStyle w:val="berschrift5"/>
@@ -3869,8 +3833,8 @@
         <w:t xml:space="preserve">Far range incident angle</w:t>
       </w:r>
     </w:p>
-    <w:bookmarkEnd w:id="85"/>
-    <w:bookmarkStart w:id="86" w:name="goal-requirements-12"/>
+    <w:bookmarkEnd w:id="88"/>
+    <w:bookmarkStart w:id="89" w:name="goal-requirements-12"/>
     <w:p>
       <w:pPr>
         <w:pStyle w:val="berschrift5"/>
@@ -3887,8 +3851,8 @@
         <w:t xml:space="preserve">Geometry of the image footprint expressed in WGS84 in a standardised format (e.g., WKT).</w:t>
       </w:r>
     </w:p>
-    <w:bookmarkEnd w:id="86"/>
-    <w:bookmarkStart w:id="87" w:name="assessment-12"/>
+    <w:bookmarkEnd w:id="89"/>
+    <w:bookmarkStart w:id="90" w:name="assessment-12"/>
     <w:p>
       <w:pPr>
         <w:pStyle w:val="berschrift5"/>
@@ -3952,9 +3916,9 @@
         </w:pict>
       </w:r>
     </w:p>
-    <w:bookmarkEnd w:id="87"/>
-    <w:bookmarkEnd w:id="88"/>
-    <w:bookmarkStart w:id="92" w:name="sec:src-sencal-sar"/>
+    <w:bookmarkEnd w:id="90"/>
+    <w:bookmarkEnd w:id="91"/>
+    <w:bookmarkStart w:id="95" w:name="sec:src-sencal-sar"/>
     <w:p>
       <w:pPr>
         <w:pStyle w:val="berschrift4"/>
@@ -3989,7 +3953,7 @@
         <w:t xml:space="preserve">src-sencal-sar</w:t>
       </w:r>
     </w:p>
-    <w:bookmarkStart w:id="89" w:name="threshold-requirements-13"/>
+    <w:bookmarkStart w:id="92" w:name="threshold-requirements-13"/>
     <w:p>
       <w:pPr>
         <w:pStyle w:val="berschrift5"/>
@@ -4009,8 +3973,8 @@
         <w:t xml:space="preserve"> </w:t>
       </w:r>
     </w:p>
-    <w:bookmarkEnd w:id="89"/>
-    <w:bookmarkStart w:id="90" w:name="goal-requirements-13"/>
+    <w:bookmarkEnd w:id="92"/>
+    <w:bookmarkStart w:id="93" w:name="goal-requirements-13"/>
     <w:p>
       <w:pPr>
         <w:pStyle w:val="berschrift5"/>
@@ -4033,8 +3997,8 @@
         <w:t xml:space="preserve">Ideally this would support machine-to-machine access.</w:t>
       </w:r>
     </w:p>
-    <w:bookmarkEnd w:id="90"/>
-    <w:bookmarkStart w:id="91" w:name="assessment-13"/>
+    <w:bookmarkEnd w:id="93"/>
+    <w:bookmarkStart w:id="94" w:name="assessment-13"/>
     <w:p>
       <w:pPr>
         <w:pStyle w:val="berschrift5"/>
@@ -4098,9 +4062,9 @@
         </w:pict>
       </w:r>
     </w:p>
-    <w:bookmarkEnd w:id="91"/>
-    <w:bookmarkEnd w:id="92"/>
-    <w:bookmarkStart w:id="96" w:name="sec:src-perfind"/>
+    <w:bookmarkEnd w:id="94"/>
+    <w:bookmarkEnd w:id="95"/>
+    <w:bookmarkStart w:id="99" w:name="sec:src-perfind"/>
     <w:p>
       <w:pPr>
         <w:pStyle w:val="berschrift4"/>
@@ -4135,7 +4099,7 @@
         <w:t xml:space="preserve">src-perfind</w:t>
       </w:r>
     </w:p>
-    <w:bookmarkStart w:id="93" w:name="threshold-requirements-14"/>
+    <w:bookmarkStart w:id="96" w:name="threshold-requirements-14"/>
     <w:p>
       <w:pPr>
         <w:pStyle w:val="berschrift5"/>
@@ -4258,8 +4222,8 @@
         <w:t xml:space="preserve">Values do not need to be estimated individually for each product, but may be estimated once for each acquisition mode, and annotated on all products.</w:t>
       </w:r>
     </w:p>
-    <w:bookmarkEnd w:id="93"/>
-    <w:bookmarkStart w:id="94" w:name="goal-requirements-14"/>
+    <w:bookmarkEnd w:id="96"/>
+    <w:bookmarkStart w:id="97" w:name="goal-requirements-14"/>
     <w:p>
       <w:pPr>
         <w:pStyle w:val="berschrift5"/>
@@ -4276,8 +4240,8 @@
         <w:t xml:space="preserve">Provide additional relevant performance indicators (e.g., ENL, PSLR, ISLR, and performance reference DOI or URL).</w:t>
       </w:r>
     </w:p>
-    <w:bookmarkEnd w:id="94"/>
-    <w:bookmarkStart w:id="95" w:name="assessment-14"/>
+    <w:bookmarkEnd w:id="97"/>
+    <w:bookmarkStart w:id="98" w:name="assessment-14"/>
     <w:p>
       <w:pPr>
         <w:pStyle w:val="berschrift5"/>
@@ -4341,9 +4305,9 @@
         </w:pict>
       </w:r>
     </w:p>
-    <w:bookmarkEnd w:id="95"/>
-    <w:bookmarkEnd w:id="96"/>
-    <w:bookmarkStart w:id="100" w:name="sec:src-polcalm"/>
+    <w:bookmarkEnd w:id="98"/>
+    <w:bookmarkEnd w:id="99"/>
+    <w:bookmarkStart w:id="103" w:name="sec:src-polcalm"/>
     <w:p>
       <w:pPr>
         <w:pStyle w:val="berschrift4"/>
@@ -4378,7 +4342,7 @@
         <w:t xml:space="preserve">src-polcalm</w:t>
       </w:r>
     </w:p>
-    <w:bookmarkStart w:id="97" w:name="threshold-requirements-15"/>
+    <w:bookmarkStart w:id="100" w:name="threshold-requirements-15"/>
     <w:p>
       <w:pPr>
         <w:pStyle w:val="berschrift5"/>
@@ -4398,8 +4362,8 @@
         <w:t xml:space="preserve"> </w:t>
       </w:r>
     </w:p>
-    <w:bookmarkEnd w:id="97"/>
-    <w:bookmarkStart w:id="98" w:name="goal-requirements-15"/>
+    <w:bookmarkEnd w:id="100"/>
+    <w:bookmarkStart w:id="101" w:name="goal-requirements-15"/>
     <w:p>
       <w:pPr>
         <w:pStyle w:val="berschrift5"/>
@@ -4416,8 +4380,8 @@
         <w:t xml:space="preserve">The complex-valued polarimetric distortion matrices with the channel imbalance and the cross-talk applied for the polarimetric calibration.</w:t>
       </w:r>
     </w:p>
-    <w:bookmarkEnd w:id="98"/>
-    <w:bookmarkStart w:id="99" w:name="assessment-15"/>
+    <w:bookmarkEnd w:id="101"/>
+    <w:bookmarkStart w:id="102" w:name="assessment-15"/>
     <w:p>
       <w:pPr>
         <w:pStyle w:val="berschrift5"/>
@@ -4481,9 +4445,9 @@
         </w:pict>
       </w:r>
     </w:p>
-    <w:bookmarkEnd w:id="99"/>
-    <w:bookmarkEnd w:id="100"/>
-    <w:bookmarkStart w:id="104" w:name="sec:src-farotan"/>
+    <w:bookmarkEnd w:id="102"/>
+    <w:bookmarkEnd w:id="103"/>
+    <w:bookmarkStart w:id="107" w:name="sec:src-farotan"/>
     <w:p>
       <w:pPr>
         <w:pStyle w:val="berschrift4"/>
@@ -4518,7 +4482,7 @@
         <w:t xml:space="preserve">src-farotan</w:t>
       </w:r>
     </w:p>
-    <w:bookmarkStart w:id="101" w:name="threshold-requirements-16"/>
+    <w:bookmarkStart w:id="104" w:name="threshold-requirements-16"/>
     <w:p>
       <w:pPr>
         <w:pStyle w:val="berschrift5"/>
@@ -4538,8 +4502,8 @@
         <w:t xml:space="preserve"> </w:t>
       </w:r>
     </w:p>
-    <w:bookmarkEnd w:id="101"/>
-    <w:bookmarkStart w:id="102" w:name="goal-requirements-16"/>
+    <w:bookmarkEnd w:id="104"/>
+    <w:bookmarkStart w:id="105" w:name="goal-requirements-16"/>
     <w:p>
       <w:pPr>
         <w:pStyle w:val="berschrift5"/>
@@ -4556,8 +4520,8 @@
         <w:t xml:space="preserve">The mean Faraday rotation angle estimated from the polarimetric data and/or from models with reference to the method or paper used to derive the estimate.</w:t>
       </w:r>
     </w:p>
-    <w:bookmarkEnd w:id="102"/>
-    <w:bookmarkStart w:id="103" w:name="assessment-16"/>
+    <w:bookmarkEnd w:id="105"/>
+    <w:bookmarkStart w:id="106" w:name="assessment-16"/>
     <w:p>
       <w:pPr>
         <w:pStyle w:val="berschrift5"/>
@@ -4621,9 +4585,9 @@
         </w:pict>
       </w:r>
     </w:p>
-    <w:bookmarkEnd w:id="103"/>
-    <w:bookmarkEnd w:id="104"/>
-    <w:bookmarkStart w:id="108" w:name="sec:src-ionind"/>
+    <w:bookmarkEnd w:id="106"/>
+    <w:bookmarkEnd w:id="107"/>
+    <w:bookmarkStart w:id="111" w:name="sec:src-ionind"/>
     <w:p>
       <w:pPr>
         <w:pStyle w:val="berschrift4"/>
@@ -4658,7 +4622,7 @@
         <w:t xml:space="preserve">src-ionind</w:t>
       </w:r>
     </w:p>
-    <w:bookmarkStart w:id="105" w:name="threshold-requirements-17"/>
+    <w:bookmarkStart w:id="108" w:name="threshold-requirements-17"/>
     <w:p>
       <w:pPr>
         <w:pStyle w:val="berschrift5"/>
@@ -4678,8 +4642,8 @@
         <w:t xml:space="preserve"> </w:t>
       </w:r>
     </w:p>
-    <w:bookmarkEnd w:id="105"/>
-    <w:bookmarkStart w:id="106" w:name="goal-requirements-17"/>
+    <w:bookmarkEnd w:id="108"/>
+    <w:bookmarkStart w:id="109" w:name="goal-requirements-17"/>
     <w:p>
       <w:pPr>
         <w:pStyle w:val="berschrift5"/>
@@ -4693,19 +4657,7 @@
         <w:pStyle w:val="FirstParagraph"/>
       </w:pPr>
       <w:r>
-        <w:t xml:space="preserve">Flag indicating whether the backscatter imagery is</w:t>
-      </w:r>
-      <w:r>
-        <w:t xml:space="preserve"> </w:t>
-      </w:r>
-      <w:r>
-        <w:t xml:space="preserve">“significantly impacted”</w:t>
-      </w:r>
-      <w:r>
-        <w:t xml:space="preserve"> </w:t>
-      </w:r>
-      <w:r>
-        <w:t xml:space="preserve">by the ionosphere (0 – false, 1 – true).</w:t>
+        <w:t xml:space="preserve">Flag indicating whether the backscatter imagery is “significantly impacted” by the ionosphere (0 – false, 1 – true).</w:t>
       </w:r>
       <w:r>
         <w:t xml:space="preserve"> </w:t>
@@ -4714,8 +4666,8 @@
         <w:t xml:space="preserve">Significant impact would imply that the ionospheric impact on the backscatter exceeds the radiometric calibration requirement or goal for the imagery.</w:t>
       </w:r>
     </w:p>
-    <w:bookmarkEnd w:id="106"/>
-    <w:bookmarkStart w:id="107" w:name="assessment-17"/>
+    <w:bookmarkEnd w:id="109"/>
+    <w:bookmarkStart w:id="110" w:name="assessment-17"/>
     <w:p>
       <w:pPr>
         <w:pStyle w:val="berschrift5"/>
@@ -4772,10 +4724,10 @@
         <w:t xml:space="preserve">Recommended Requirement Modification:</w:t>
       </w:r>
     </w:p>
-    <w:bookmarkEnd w:id="107"/>
-    <w:bookmarkEnd w:id="108"/>
-    <w:bookmarkEnd w:id="109"/>
-    <w:bookmarkStart w:id="159" w:name="sec:prd"/>
+    <w:bookmarkEnd w:id="110"/>
+    <w:bookmarkEnd w:id="111"/>
+    <w:bookmarkEnd w:id="112"/>
+    <w:bookmarkStart w:id="162" w:name="sec:prd"/>
     <w:p>
       <w:pPr>
         <w:pStyle w:val="berschrift3"/>
@@ -4801,7 +4753,7 @@
         <w:t xml:space="preserve">Information related to the CEOS-ARD product generation procedure and geographic parameters.</w:t>
       </w:r>
     </w:p>
-    <w:bookmarkStart w:id="113" w:name="sec:prd-daccess-prod"/>
+    <w:bookmarkStart w:id="116" w:name="sec:prd-daccess-prod"/>
     <w:p>
       <w:pPr>
         <w:pStyle w:val="berschrift4"/>
@@ -4836,7 +4788,7 @@
         <w:t xml:space="preserve">prd-daccess-prod</w:t>
       </w:r>
     </w:p>
-    <w:bookmarkStart w:id="110" w:name="threshold-requirements-18"/>
+    <w:bookmarkStart w:id="113" w:name="threshold-requirements-18"/>
     <w:p>
       <w:pPr>
         <w:pStyle w:val="berschrift5"/>
@@ -4901,8 +4853,8 @@
         <w:t xml:space="preserve">Location from where CEOS-ARD product can be retrieved, expressed as a URL or DOI.</w:t>
       </w:r>
     </w:p>
-    <w:bookmarkEnd w:id="110"/>
-    <w:bookmarkStart w:id="111" w:name="goal-requirements-18"/>
+    <w:bookmarkEnd w:id="113"/>
+    <w:bookmarkStart w:id="114" w:name="goal-requirements-18"/>
     <w:p>
       <w:pPr>
         <w:pStyle w:val="berschrift5"/>
@@ -4919,8 +4871,8 @@
         <w:t xml:space="preserve">The metadata identifies an online location from where the data can be consistently and reliably retrieved by a computer algorithm without any manual intervention being required.</w:t>
       </w:r>
     </w:p>
-    <w:bookmarkEnd w:id="111"/>
-    <w:bookmarkStart w:id="112" w:name="assessment-18"/>
+    <w:bookmarkEnd w:id="114"/>
+    <w:bookmarkStart w:id="115" w:name="assessment-18"/>
     <w:p>
       <w:pPr>
         <w:pStyle w:val="berschrift5"/>
@@ -4984,9 +4936,9 @@
         </w:pict>
       </w:r>
     </w:p>
-    <w:bookmarkEnd w:id="112"/>
-    <w:bookmarkEnd w:id="113"/>
-    <w:bookmarkStart w:id="117" w:name="sec:prd-auxdat-sar"/>
+    <w:bookmarkEnd w:id="115"/>
+    <w:bookmarkEnd w:id="116"/>
+    <w:bookmarkStart w:id="120" w:name="sec:prd-auxdat-sar"/>
     <w:p>
       <w:pPr>
         <w:pStyle w:val="berschrift4"/>
@@ -5021,7 +4973,7 @@
         <w:t xml:space="preserve">prd-auxdat-sar</w:t>
       </w:r>
     </w:p>
-    <w:bookmarkStart w:id="114" w:name="threshold-requirements-19"/>
+    <w:bookmarkStart w:id="117" w:name="threshold-requirements-19"/>
     <w:p>
       <w:pPr>
         <w:pStyle w:val="berschrift5"/>
@@ -5041,8 +4993,8 @@
         <w:t xml:space="preserve"> </w:t>
       </w:r>
     </w:p>
-    <w:bookmarkEnd w:id="114"/>
-    <w:bookmarkStart w:id="115" w:name="goal-requirements-19"/>
+    <w:bookmarkEnd w:id="117"/>
+    <w:bookmarkStart w:id="118" w:name="goal-requirements-19"/>
     <w:p>
       <w:pPr>
         <w:pStyle w:val="berschrift5"/>
@@ -5079,8 +5031,8 @@
         <w:t xml:space="preserve">Auxiliary data includes DEMs, etc., and any additional data sources used in the generation of the product.</w:t>
       </w:r>
     </w:p>
-    <w:bookmarkEnd w:id="115"/>
-    <w:bookmarkStart w:id="116" w:name="assessment-19"/>
+    <w:bookmarkEnd w:id="118"/>
+    <w:bookmarkStart w:id="119" w:name="assessment-19"/>
     <w:p>
       <w:pPr>
         <w:pStyle w:val="berschrift5"/>
@@ -5144,9 +5096,9 @@
         </w:pict>
       </w:r>
     </w:p>
-    <w:bookmarkEnd w:id="116"/>
-    <w:bookmarkEnd w:id="117"/>
-    <w:bookmarkStart w:id="121" w:name="sec:prd-samspa"/>
+    <w:bookmarkEnd w:id="119"/>
+    <w:bookmarkEnd w:id="120"/>
+    <w:bookmarkStart w:id="124" w:name="sec:prd-samspa"/>
     <w:p>
       <w:pPr>
         <w:pStyle w:val="berschrift4"/>
@@ -5181,7 +5133,7 @@
         <w:t xml:space="preserve">prd-samspa</w:t>
       </w:r>
     </w:p>
-    <w:bookmarkStart w:id="118" w:name="threshold-requirements-20"/>
+    <w:bookmarkStart w:id="121" w:name="threshold-requirements-20"/>
     <w:p>
       <w:pPr>
         <w:pStyle w:val="berschrift5"/>
@@ -5222,8 +5174,8 @@
         <w:t xml:space="preserve">Line (row) spacing</w:t>
       </w:r>
     </w:p>
-    <w:bookmarkEnd w:id="118"/>
-    <w:bookmarkStart w:id="119" w:name="goal-requirements-20"/>
+    <w:bookmarkEnd w:id="121"/>
+    <w:bookmarkStart w:id="122" w:name="goal-requirements-20"/>
     <w:p>
       <w:pPr>
         <w:pStyle w:val="berschrift5"/>
@@ -5243,8 +5195,8 @@
         <w:t xml:space="preserve"> </w:t>
       </w:r>
     </w:p>
-    <w:bookmarkEnd w:id="119"/>
-    <w:bookmarkStart w:id="120" w:name="assessment-20"/>
+    <w:bookmarkEnd w:id="122"/>
+    <w:bookmarkStart w:id="123" w:name="assessment-20"/>
     <w:p>
       <w:pPr>
         <w:pStyle w:val="berschrift5"/>
@@ -5308,9 +5260,9 @@
         </w:pict>
       </w:r>
     </w:p>
-    <w:bookmarkEnd w:id="120"/>
-    <w:bookmarkEnd w:id="121"/>
-    <w:bookmarkStart w:id="125" w:name="sec:prd-enl"/>
+    <w:bookmarkEnd w:id="123"/>
+    <w:bookmarkEnd w:id="124"/>
+    <w:bookmarkStart w:id="128" w:name="sec:prd-enl"/>
     <w:p>
       <w:pPr>
         <w:pStyle w:val="berschrift4"/>
@@ -5345,7 +5297,7 @@
         <w:t xml:space="preserve">prd-enl</w:t>
       </w:r>
     </w:p>
-    <w:bookmarkStart w:id="122" w:name="threshold-requirements-21"/>
+    <w:bookmarkStart w:id="125" w:name="threshold-requirements-21"/>
     <w:p>
       <w:pPr>
         <w:pStyle w:val="berschrift5"/>
@@ -5365,8 +5317,8 @@
         <w:t xml:space="preserve"> </w:t>
       </w:r>
     </w:p>
-    <w:bookmarkEnd w:id="122"/>
-    <w:bookmarkStart w:id="123" w:name="goal-requirements-21"/>
+    <w:bookmarkEnd w:id="125"/>
+    <w:bookmarkStart w:id="126" w:name="goal-requirements-21"/>
     <w:p>
       <w:pPr>
         <w:pStyle w:val="berschrift5"/>
@@ -5383,8 +5335,8 @@
         <w:t xml:space="preserve">Equivalent Number of Looks (ENL)</w:t>
       </w:r>
     </w:p>
-    <w:bookmarkEnd w:id="123"/>
-    <w:bookmarkStart w:id="124" w:name="assessment-21"/>
+    <w:bookmarkEnd w:id="126"/>
+    <w:bookmarkStart w:id="127" w:name="assessment-21"/>
     <w:p>
       <w:pPr>
         <w:pStyle w:val="berschrift5"/>
@@ -5448,9 +5400,9 @@
         </w:pict>
       </w:r>
     </w:p>
-    <w:bookmarkEnd w:id="124"/>
-    <w:bookmarkEnd w:id="125"/>
-    <w:bookmarkStart w:id="129" w:name="sec:prd-resol"/>
+    <w:bookmarkEnd w:id="127"/>
+    <w:bookmarkEnd w:id="128"/>
+    <w:bookmarkStart w:id="132" w:name="sec:prd-resol"/>
     <w:p>
       <w:pPr>
         <w:pStyle w:val="berschrift4"/>
@@ -5485,7 +5437,7 @@
         <w:t xml:space="preserve">prd-resol</w:t>
       </w:r>
     </w:p>
-    <w:bookmarkStart w:id="126" w:name="threshold-requirements-22"/>
+    <w:bookmarkStart w:id="129" w:name="threshold-requirements-22"/>
     <w:p>
       <w:pPr>
         <w:pStyle w:val="berschrift5"/>
@@ -5505,8 +5457,8 @@
         <w:t xml:space="preserve"> </w:t>
       </w:r>
     </w:p>
-    <w:bookmarkEnd w:id="126"/>
-    <w:bookmarkStart w:id="127" w:name="goal-requirements-22"/>
+    <w:bookmarkEnd w:id="129"/>
+    <w:bookmarkStart w:id="130" w:name="goal-requirements-22"/>
     <w:p>
       <w:pPr>
         <w:pStyle w:val="berschrift5"/>
@@ -5547,8 +5499,8 @@
         <w:t xml:space="preserve">Rows</w:t>
       </w:r>
     </w:p>
-    <w:bookmarkEnd w:id="127"/>
-    <w:bookmarkStart w:id="128" w:name="assessment-22"/>
+    <w:bookmarkEnd w:id="130"/>
+    <w:bookmarkStart w:id="131" w:name="assessment-22"/>
     <w:p>
       <w:pPr>
         <w:pStyle w:val="berschrift5"/>
@@ -5612,9 +5564,9 @@
         </w:pict>
       </w:r>
     </w:p>
-    <w:bookmarkEnd w:id="128"/>
-    <w:bookmarkEnd w:id="129"/>
-    <w:bookmarkStart w:id="133" w:name="sec:prd-spekfil"/>
+    <w:bookmarkEnd w:id="131"/>
+    <w:bookmarkEnd w:id="132"/>
+    <w:bookmarkStart w:id="136" w:name="sec:prd-spekfil"/>
     <w:p>
       <w:pPr>
         <w:pStyle w:val="berschrift4"/>
@@ -5649,7 +5601,7 @@
         <w:t xml:space="preserve">prd-spekfil</w:t>
       </w:r>
     </w:p>
-    <w:bookmarkStart w:id="130" w:name="threshold-requirements-23"/>
+    <w:bookmarkStart w:id="133" w:name="threshold-requirements-23"/>
     <w:p>
       <w:pPr>
         <w:pStyle w:val="berschrift5"/>
@@ -5734,8 +5686,8 @@
         <w:t xml:space="preserve">Any other parameters defining the speckle filter used</w:t>
       </w:r>
     </w:p>
-    <w:bookmarkEnd w:id="130"/>
-    <w:bookmarkStart w:id="131" w:name="goal-requirements-23"/>
+    <w:bookmarkEnd w:id="133"/>
+    <w:bookmarkStart w:id="134" w:name="goal-requirements-23"/>
     <w:p>
       <w:pPr>
         <w:pStyle w:val="berschrift5"/>
@@ -5755,8 +5707,8 @@
         <w:t xml:space="preserve"> </w:t>
       </w:r>
     </w:p>
-    <w:bookmarkEnd w:id="131"/>
-    <w:bookmarkStart w:id="132" w:name="assessment-23"/>
+    <w:bookmarkEnd w:id="134"/>
+    <w:bookmarkStart w:id="135" w:name="assessment-23"/>
     <w:p>
       <w:pPr>
         <w:pStyle w:val="berschrift5"/>
@@ -5820,9 +5772,9 @@
         </w:pict>
       </w:r>
     </w:p>
-    <w:bookmarkEnd w:id="132"/>
-    <w:bookmarkEnd w:id="133"/>
-    <w:bookmarkStart w:id="137" w:name="sec:prd-geobbox"/>
+    <w:bookmarkEnd w:id="135"/>
+    <w:bookmarkEnd w:id="136"/>
+    <w:bookmarkStart w:id="140" w:name="sec:prd-geobbox"/>
     <w:p>
       <w:pPr>
         <w:pStyle w:val="berschrift4"/>
@@ -5857,7 +5809,7 @@
         <w:t xml:space="preserve">prd-geobbox</w:t>
       </w:r>
     </w:p>
-    <w:bookmarkStart w:id="134" w:name="threshold-requirements-24"/>
+    <w:bookmarkStart w:id="137" w:name="threshold-requirements-24"/>
     <w:p>
       <w:pPr>
         <w:pStyle w:val="berschrift5"/>
@@ -5917,8 +5869,8 @@
         <w:t xml:space="preserve">Four corners of the product file are recommended for scenes crossing the Antemeridian, or the North or the South Pole.</w:t>
       </w:r>
     </w:p>
-    <w:bookmarkEnd w:id="134"/>
-    <w:bookmarkStart w:id="135" w:name="goal-requirements-24"/>
+    <w:bookmarkEnd w:id="137"/>
+    <w:bookmarkStart w:id="138" w:name="goal-requirements-24"/>
     <w:p>
       <w:pPr>
         <w:pStyle w:val="berschrift5"/>
@@ -5938,8 +5890,8 @@
         <w:t xml:space="preserve"> </w:t>
       </w:r>
     </w:p>
-    <w:bookmarkEnd w:id="135"/>
-    <w:bookmarkStart w:id="136" w:name="assessment-24"/>
+    <w:bookmarkEnd w:id="138"/>
+    <w:bookmarkStart w:id="139" w:name="assessment-24"/>
     <w:p>
       <w:pPr>
         <w:pStyle w:val="berschrift5"/>
@@ -6003,9 +5955,9 @@
         </w:pict>
       </w:r>
     </w:p>
-    <w:bookmarkEnd w:id="136"/>
-    <w:bookmarkEnd w:id="137"/>
-    <w:bookmarkStart w:id="141" w:name="sec:prd-geoarea-sar"/>
+    <w:bookmarkEnd w:id="139"/>
+    <w:bookmarkEnd w:id="140"/>
+    <w:bookmarkStart w:id="144" w:name="sec:prd-geoarea-sar"/>
     <w:p>
       <w:pPr>
         <w:pStyle w:val="berschrift4"/>
@@ -6040,7 +5992,7 @@
         <w:t xml:space="preserve">prd-geoarea-sar</w:t>
       </w:r>
     </w:p>
-    <w:bookmarkStart w:id="138" w:name="threshold-requirements-25"/>
+    <w:bookmarkStart w:id="141" w:name="threshold-requirements-25"/>
     <w:p>
       <w:pPr>
         <w:pStyle w:val="berschrift5"/>
@@ -6057,8 +6009,8 @@
         <w:t xml:space="preserve">The geometry of the SAR image footprint expressed in WGS84, in a standardised format (e.g., WKT Polygon).</w:t>
       </w:r>
     </w:p>
-    <w:bookmarkEnd w:id="138"/>
-    <w:bookmarkStart w:id="139" w:name="goal-requirements-25"/>
+    <w:bookmarkEnd w:id="141"/>
+    <w:bookmarkStart w:id="142" w:name="goal-requirements-25"/>
     <w:p>
       <w:pPr>
         <w:pStyle w:val="berschrift5"/>
@@ -6078,8 +6030,8 @@
         <w:t xml:space="preserve"> </w:t>
       </w:r>
     </w:p>
-    <w:bookmarkEnd w:id="139"/>
-    <w:bookmarkStart w:id="140" w:name="assessment-25"/>
+    <w:bookmarkEnd w:id="142"/>
+    <w:bookmarkStart w:id="143" w:name="assessment-25"/>
     <w:p>
       <w:pPr>
         <w:pStyle w:val="berschrift5"/>
@@ -6143,9 +6095,9 @@
         </w:pict>
       </w:r>
     </w:p>
-    <w:bookmarkEnd w:id="140"/>
-    <w:bookmarkEnd w:id="141"/>
-    <w:bookmarkStart w:id="145" w:name="sec:prd-imgsize"/>
+    <w:bookmarkEnd w:id="143"/>
+    <w:bookmarkEnd w:id="144"/>
+    <w:bookmarkStart w:id="148" w:name="sec:prd-imgsize"/>
     <w:p>
       <w:pPr>
         <w:pStyle w:val="berschrift4"/>
@@ -6180,7 +6132,7 @@
         <w:t xml:space="preserve">prd-imgsize</w:t>
       </w:r>
     </w:p>
-    <w:bookmarkStart w:id="142" w:name="threshold-requirements-26"/>
+    <w:bookmarkStart w:id="145" w:name="threshold-requirements-26"/>
     <w:p>
       <w:pPr>
         <w:pStyle w:val="berschrift5"/>
@@ -6245,8 +6197,8 @@
         <w:t xml:space="preserve">Number of no-data border pixels (if applicable)</w:t>
       </w:r>
     </w:p>
-    <w:bookmarkEnd w:id="142"/>
-    <w:bookmarkStart w:id="143" w:name="goal-requirements-26"/>
+    <w:bookmarkEnd w:id="145"/>
+    <w:bookmarkStart w:id="146" w:name="goal-requirements-26"/>
     <w:p>
       <w:pPr>
         <w:pStyle w:val="berschrift5"/>
@@ -6266,8 +6218,8 @@
         <w:t xml:space="preserve"> </w:t>
       </w:r>
     </w:p>
-    <w:bookmarkEnd w:id="143"/>
-    <w:bookmarkStart w:id="144" w:name="assessment-26"/>
+    <w:bookmarkEnd w:id="146"/>
+    <w:bookmarkStart w:id="147" w:name="assessment-26"/>
     <w:p>
       <w:pPr>
         <w:pStyle w:val="berschrift5"/>
@@ -6331,9 +6283,9 @@
         </w:pict>
       </w:r>
     </w:p>
-    <w:bookmarkEnd w:id="144"/>
-    <w:bookmarkEnd w:id="145"/>
-    <w:bookmarkStart w:id="149" w:name="sec:prd-pixcoco"/>
+    <w:bookmarkEnd w:id="147"/>
+    <w:bookmarkEnd w:id="148"/>
+    <w:bookmarkStart w:id="152" w:name="sec:prd-pixcoco"/>
     <w:p>
       <w:pPr>
         <w:pStyle w:val="berschrift4"/>
@@ -6368,7 +6320,7 @@
         <w:t xml:space="preserve">prd-pixcoco</w:t>
       </w:r>
     </w:p>
-    <w:bookmarkStart w:id="146" w:name="threshold-requirements-27"/>
+    <w:bookmarkStart w:id="149" w:name="threshold-requirements-27"/>
     <w:p>
       <w:pPr>
         <w:pStyle w:val="berschrift5"/>
@@ -6391,8 +6343,8 @@
         <w:t xml:space="preserve">Values are [pixel centre, pixel ULC or pixel LLC].</w:t>
       </w:r>
     </w:p>
-    <w:bookmarkEnd w:id="146"/>
-    <w:bookmarkStart w:id="147" w:name="goal-requirements-27"/>
+    <w:bookmarkEnd w:id="149"/>
+    <w:bookmarkStart w:id="150" w:name="goal-requirements-27"/>
     <w:p>
       <w:pPr>
         <w:pStyle w:val="berschrift5"/>
@@ -6412,8 +6364,8 @@
         <w:t xml:space="preserve"> </w:t>
       </w:r>
     </w:p>
-    <w:bookmarkEnd w:id="147"/>
-    <w:bookmarkStart w:id="148" w:name="assessment-27"/>
+    <w:bookmarkEnd w:id="150"/>
+    <w:bookmarkStart w:id="151" w:name="assessment-27"/>
     <w:p>
       <w:pPr>
         <w:pStyle w:val="berschrift5"/>
@@ -6477,9 +6429,9 @@
         </w:pict>
       </w:r>
     </w:p>
-    <w:bookmarkEnd w:id="148"/>
-    <w:bookmarkEnd w:id="149"/>
-    <w:bookmarkStart w:id="153" w:name="sec:prd-crs-sar"/>
+    <w:bookmarkEnd w:id="151"/>
+    <w:bookmarkEnd w:id="152"/>
+    <w:bookmarkStart w:id="156" w:name="sec:prd-crs-sar"/>
     <w:p>
       <w:pPr>
         <w:pStyle w:val="berschrift4"/>
@@ -6514,7 +6466,7 @@
         <w:t xml:space="preserve">prd-crs-sar</w:t>
       </w:r>
     </w:p>
-    <w:bookmarkStart w:id="150" w:name="threshold-requirements-28"/>
+    <w:bookmarkStart w:id="153" w:name="threshold-requirements-28"/>
     <w:p>
       <w:pPr>
         <w:pStyle w:val="berschrift5"/>
@@ -6537,8 +6489,8 @@
         <w:t xml:space="preserve">Indicate EPSG code, if defined for the CRS.</w:t>
       </w:r>
     </w:p>
-    <w:bookmarkEnd w:id="150"/>
-    <w:bookmarkStart w:id="151" w:name="goal-requirements-28"/>
+    <w:bookmarkEnd w:id="153"/>
+    <w:bookmarkStart w:id="154" w:name="goal-requirements-28"/>
     <w:p>
       <w:pPr>
         <w:pStyle w:val="berschrift5"/>
@@ -6558,8 +6510,8 @@
         <w:t xml:space="preserve"> </w:t>
       </w:r>
     </w:p>
-    <w:bookmarkEnd w:id="151"/>
-    <w:bookmarkStart w:id="152" w:name="assessment-28"/>
+    <w:bookmarkEnd w:id="154"/>
+    <w:bookmarkStart w:id="155" w:name="assessment-28"/>
     <w:p>
       <w:pPr>
         <w:pStyle w:val="berschrift5"/>
@@ -6623,9 +6575,9 @@
         </w:pict>
       </w:r>
     </w:p>
-    <w:bookmarkEnd w:id="152"/>
-    <w:bookmarkEnd w:id="153"/>
-    <w:bookmarkStart w:id="158" w:name="sec:prd-lookdip"/>
+    <w:bookmarkEnd w:id="155"/>
+    <w:bookmarkEnd w:id="156"/>
+    <w:bookmarkStart w:id="161" w:name="sec:prd-lookdip"/>
     <w:p>
       <w:pPr>
         <w:pStyle w:val="berschrift4"/>
@@ -6660,7 +6612,7 @@
         <w:t xml:space="preserve">prd-lookdip</w:t>
       </w:r>
     </w:p>
-    <w:bookmarkStart w:id="155" w:name="threshold-requirements-29"/>
+    <w:bookmarkStart w:id="158" w:name="threshold-requirements-29"/>
     <w:p>
       <w:pPr>
         <w:pStyle w:val="berschrift5"/>
@@ -6713,7 +6665,7 @@
         <w:rPr>
           <w:rStyle w:val="Funotenzeichen"/>
         </w:rPr>
-        <w:footnoteReference w:id="154"/>
+        <w:footnoteReference w:id="157"/>
       </w:r>
       <w:r>
         <w:t xml:space="preserve">, together with an estimate of the added error from use of polynomial vs. per-pixel more accurate values, shall be provided.</w:t>
@@ -7003,8 +6955,8 @@
         <w:t xml:space="preserve">Lat and Lon are the related coordinates in the product map units (m, deg, arcsec).</w:t>
       </w:r>
     </w:p>
-    <w:bookmarkEnd w:id="155"/>
-    <w:bookmarkStart w:id="156" w:name="goal-requirements-29"/>
+    <w:bookmarkEnd w:id="158"/>
+    <w:bookmarkStart w:id="159" w:name="goal-requirements-29"/>
     <w:p>
       <w:pPr>
         <w:pStyle w:val="berschrift5"/>
@@ -7024,8 +6976,8 @@
         <w:t xml:space="preserve"> </w:t>
       </w:r>
     </w:p>
-    <w:bookmarkEnd w:id="156"/>
-    <w:bookmarkStart w:id="157" w:name="assessment-29"/>
+    <w:bookmarkEnd w:id="159"/>
+    <w:bookmarkStart w:id="160" w:name="assessment-29"/>
     <w:p>
       <w:pPr>
         <w:pStyle w:val="berschrift5"/>
@@ -7082,10 +7034,10 @@
         <w:t xml:space="preserve">Recommended Requirement Modification:</w:t>
       </w:r>
     </w:p>
-    <w:bookmarkEnd w:id="157"/>
-    <w:bookmarkEnd w:id="158"/>
-    <w:bookmarkEnd w:id="159"/>
-    <w:bookmarkStart w:id="200" w:name="sec:pxl"/>
+    <w:bookmarkEnd w:id="160"/>
+    <w:bookmarkEnd w:id="161"/>
+    <w:bookmarkEnd w:id="162"/>
+    <w:bookmarkStart w:id="203" w:name="sec:pxl"/>
     <w:p>
       <w:pPr>
         <w:pStyle w:val="berschrift3"/>
@@ -7139,7 +7091,7 @@
         <w:t xml:space="preserve">(choose) observations on the basis of their individual suitability for application.</w:t>
       </w:r>
     </w:p>
-    <w:bookmarkStart w:id="163" w:name="sec:pxl-cngform"/>
+    <w:bookmarkStart w:id="166" w:name="sec:pxl-cngform"/>
     <w:p>
       <w:pPr>
         <w:pStyle w:val="berschrift4"/>
@@ -7174,7 +7126,7 @@
         <w:t xml:space="preserve">pxl-cngform</w:t>
       </w:r>
     </w:p>
-    <w:bookmarkStart w:id="160" w:name="threshold-requirements-30"/>
+    <w:bookmarkStart w:id="163" w:name="threshold-requirements-30"/>
     <w:p>
       <w:pPr>
         <w:pStyle w:val="berschrift5"/>
@@ -7194,8 +7146,8 @@
         <w:t xml:space="preserve"> </w:t>
       </w:r>
     </w:p>
-    <w:bookmarkEnd w:id="160"/>
-    <w:bookmarkStart w:id="161" w:name="goal-requirements-30"/>
+    <w:bookmarkEnd w:id="163"/>
+    <w:bookmarkStart w:id="164" w:name="goal-requirements-30"/>
     <w:p>
       <w:pPr>
         <w:pStyle w:val="berschrift5"/>
@@ -7212,8 +7164,8 @@
         <w:t xml:space="preserve">All files are provided using cloud-optimized file formats.</w:t>
       </w:r>
     </w:p>
-    <w:bookmarkEnd w:id="161"/>
-    <w:bookmarkStart w:id="162" w:name="assessment-30"/>
+    <w:bookmarkEnd w:id="164"/>
+    <w:bookmarkStart w:id="165" w:name="assessment-30"/>
     <w:p>
       <w:pPr>
         <w:pStyle w:val="berschrift5"/>
@@ -7277,9 +7229,9 @@
         </w:pict>
       </w:r>
     </w:p>
-    <w:bookmarkEnd w:id="162"/>
-    <w:bookmarkEnd w:id="163"/>
-    <w:bookmarkStart w:id="167" w:name="sec:pxl-memare-sar"/>
+    <w:bookmarkEnd w:id="165"/>
+    <w:bookmarkEnd w:id="166"/>
+    <w:bookmarkStart w:id="170" w:name="sec:pxl-memare-sar"/>
     <w:p>
       <w:pPr>
         <w:pStyle w:val="berschrift4"/>
@@ -7314,7 +7266,7 @@
         <w:t xml:space="preserve">pxl-memare-sar</w:t>
       </w:r>
     </w:p>
-    <w:bookmarkStart w:id="164" w:name="threshold-requirements-31"/>
+    <w:bookmarkStart w:id="167" w:name="threshold-requirements-31"/>
     <w:p>
       <w:pPr>
         <w:pStyle w:val="berschrift5"/>
@@ -7331,8 +7283,8 @@
         <w:t xml:space="preserve">Metadata is provided in a structure that enables a computer algorithm to be used to consistently and automatically identify and extract each component/variable/layer for further use.</w:t>
       </w:r>
     </w:p>
-    <w:bookmarkEnd w:id="164"/>
-    <w:bookmarkStart w:id="165" w:name="goal-requirements-31"/>
+    <w:bookmarkEnd w:id="167"/>
+    <w:bookmarkStart w:id="168" w:name="goal-requirements-31"/>
     <w:p>
       <w:pPr>
         <w:pStyle w:val="berschrift5"/>
@@ -7349,8 +7301,8 @@
         <w:t xml:space="preserve">As threshold, but metadata is formatted in accordance with CEOS-ARD SAR Metadata Specifications, v.1.1, or in a community endorsed standard that facilitates machine-readability, such as ISO 19115-2, Climate and Forecast (CF) convention, the Attribute Convention for Data Discovery (ACDD), etc.</w:t>
       </w:r>
     </w:p>
-    <w:bookmarkEnd w:id="165"/>
-    <w:bookmarkStart w:id="166" w:name="assessment-31"/>
+    <w:bookmarkEnd w:id="168"/>
+    <w:bookmarkStart w:id="169" w:name="assessment-31"/>
     <w:p>
       <w:pPr>
         <w:pStyle w:val="berschrift5"/>
@@ -7414,9 +7366,9 @@
         </w:pict>
       </w:r>
     </w:p>
-    <w:bookmarkEnd w:id="166"/>
-    <w:bookmarkEnd w:id="167"/>
-    <w:bookmarkStart w:id="171" w:name="sec:pxl-damaski"/>
+    <w:bookmarkEnd w:id="169"/>
+    <w:bookmarkEnd w:id="170"/>
+    <w:bookmarkStart w:id="174" w:name="sec:pxl-damaski"/>
     <w:p>
       <w:pPr>
         <w:pStyle w:val="berschrift4"/>
@@ -7451,7 +7403,7 @@
         <w:t xml:space="preserve">pxl-damaski</w:t>
       </w:r>
     </w:p>
-    <w:bookmarkStart w:id="168" w:name="threshold-requirements-32"/>
+    <w:bookmarkStart w:id="171" w:name="threshold-requirements-32"/>
     <w:p>
       <w:pPr>
         <w:pStyle w:val="berschrift5"/>
@@ -7584,8 +7536,8 @@
         <w:t xml:space="preserve">Bit Value Representation</w:t>
       </w:r>
     </w:p>
-    <w:bookmarkEnd w:id="168"/>
-    <w:bookmarkStart w:id="169" w:name="goal-requirements-32"/>
+    <w:bookmarkEnd w:id="171"/>
+    <w:bookmarkStart w:id="172" w:name="goal-requirements-32"/>
     <w:p>
       <w:pPr>
         <w:pStyle w:val="berschrift5"/>
@@ -7674,8 +7626,8 @@
         <w:t xml:space="preserve">DEM gap filling (i.e., interpolated DEM over gaps)</w:t>
       </w:r>
     </w:p>
-    <w:bookmarkEnd w:id="169"/>
-    <w:bookmarkStart w:id="170" w:name="assessment-32"/>
+    <w:bookmarkEnd w:id="172"/>
+    <w:bookmarkStart w:id="173" w:name="assessment-32"/>
     <w:p>
       <w:pPr>
         <w:pStyle w:val="berschrift5"/>
@@ -7739,9 +7691,9 @@
         </w:pict>
       </w:r>
     </w:p>
-    <w:bookmarkEnd w:id="170"/>
-    <w:bookmarkEnd w:id="171"/>
-    <w:bookmarkStart w:id="175" w:name="sec:pxl-piscata"/>
+    <w:bookmarkEnd w:id="173"/>
+    <w:bookmarkEnd w:id="174"/>
+    <w:bookmarkStart w:id="178" w:name="sec:pxl-piscata"/>
     <w:p>
       <w:pPr>
         <w:pStyle w:val="berschrift4"/>
@@ -7788,7 +7740,7 @@
         <w:t xml:space="preserve">Usage: Recommended for scenes that include land areas.</w:t>
       </w:r>
     </w:p>
-    <w:bookmarkStart w:id="172" w:name="threshold-requirements-33"/>
+    <w:bookmarkStart w:id="175" w:name="threshold-requirements-33"/>
     <w:p>
       <w:pPr>
         <w:pStyle w:val="berschrift5"/>
@@ -7808,8 +7760,8 @@
         <w:t xml:space="preserve"> </w:t>
       </w:r>
     </w:p>
-    <w:bookmarkEnd w:id="172"/>
-    <w:bookmarkStart w:id="173" w:name="goal-requirements-33"/>
+    <w:bookmarkEnd w:id="175"/>
+    <w:bookmarkStart w:id="176" w:name="goal-requirements-33"/>
     <w:p>
       <w:pPr>
         <w:pStyle w:val="berschrift5"/>
@@ -7980,8 +7932,8 @@
         <w:t xml:space="preserve">Byte Order</w:t>
       </w:r>
     </w:p>
-    <w:bookmarkEnd w:id="173"/>
-    <w:bookmarkStart w:id="174" w:name="assessment-33"/>
+    <w:bookmarkEnd w:id="176"/>
+    <w:bookmarkStart w:id="177" w:name="assessment-33"/>
     <w:p>
       <w:pPr>
         <w:pStyle w:val="berschrift5"/>
@@ -8045,9 +7997,9 @@
         </w:pict>
       </w:r>
     </w:p>
-    <w:bookmarkEnd w:id="174"/>
-    <w:bookmarkEnd w:id="175"/>
-    <w:bookmarkStart w:id="179" w:name="sec:pxl-ploinca"/>
+    <w:bookmarkEnd w:id="177"/>
+    <w:bookmarkEnd w:id="178"/>
+    <w:bookmarkStart w:id="182" w:name="sec:pxl-ploinca"/>
     <w:p>
       <w:pPr>
         <w:pStyle w:val="berschrift4"/>
@@ -8082,7 +8034,7 @@
         <w:t xml:space="preserve">pxl-ploinca</w:t>
       </w:r>
     </w:p>
-    <w:bookmarkStart w:id="176" w:name="threshold-requirements-34"/>
+    <w:bookmarkStart w:id="179" w:name="threshold-requirements-34"/>
     <w:p>
       <w:pPr>
         <w:pStyle w:val="berschrift5"/>
@@ -8187,8 +8139,8 @@
         <w:t xml:space="preserve">For maritime ORB scenes when no land areas are covered, a geoid model could be used for the calculation of the local incident angle.</w:t>
       </w:r>
     </w:p>
-    <w:bookmarkEnd w:id="176"/>
-    <w:bookmarkStart w:id="177" w:name="goal-requirements-34"/>
+    <w:bookmarkEnd w:id="179"/>
+    <w:bookmarkStart w:id="180" w:name="goal-requirements-34"/>
     <w:p>
       <w:pPr>
         <w:pStyle w:val="berschrift5"/>
@@ -8208,8 +8160,8 @@
         <w:t xml:space="preserve"> </w:t>
       </w:r>
     </w:p>
-    <w:bookmarkEnd w:id="177"/>
-    <w:bookmarkStart w:id="178" w:name="assessment-34"/>
+    <w:bookmarkEnd w:id="180"/>
+    <w:bookmarkStart w:id="181" w:name="assessment-34"/>
     <w:p>
       <w:pPr>
         <w:pStyle w:val="berschrift5"/>
@@ -8273,9 +8225,9 @@
         </w:pict>
       </w:r>
     </w:p>
-    <w:bookmarkEnd w:id="178"/>
-    <w:bookmarkEnd w:id="179"/>
-    <w:bookmarkStart w:id="183" w:name="sec:pxl-pelinca"/>
+    <w:bookmarkEnd w:id="181"/>
+    <w:bookmarkEnd w:id="182"/>
+    <w:bookmarkStart w:id="186" w:name="sec:pxl-pelinca"/>
     <w:p>
       <w:pPr>
         <w:pStyle w:val="berschrift4"/>
@@ -8310,7 +8262,7 @@
         <w:t xml:space="preserve">pxl-pelinca</w:t>
       </w:r>
     </w:p>
-    <w:bookmarkStart w:id="180" w:name="threshold-requirements-35"/>
+    <w:bookmarkStart w:id="183" w:name="threshold-requirements-35"/>
     <w:p>
       <w:pPr>
         <w:pStyle w:val="berschrift5"/>
@@ -8330,8 +8282,8 @@
         <w:t xml:space="preserve"> </w:t>
       </w:r>
     </w:p>
-    <w:bookmarkEnd w:id="180"/>
-    <w:bookmarkStart w:id="181" w:name="goal-requirements-35"/>
+    <w:bookmarkEnd w:id="183"/>
+    <w:bookmarkStart w:id="184" w:name="goal-requirements-35"/>
     <w:p>
       <w:pPr>
         <w:pStyle w:val="berschrift5"/>
@@ -8448,8 +8400,8 @@
         <w:t xml:space="preserve">For maritime ORB scenes when no land areas are covered, the ellipsoidal incident angle is nearly identical to the geoid based local incident angle.</w:t>
       </w:r>
     </w:p>
-    <w:bookmarkEnd w:id="181"/>
-    <w:bookmarkStart w:id="182" w:name="assessment-35"/>
+    <w:bookmarkEnd w:id="184"/>
+    <w:bookmarkStart w:id="185" w:name="assessment-35"/>
     <w:p>
       <w:pPr>
         <w:pStyle w:val="berschrift5"/>
@@ -8513,9 +8465,9 @@
         </w:pict>
       </w:r>
     </w:p>
-    <w:bookmarkEnd w:id="182"/>
-    <w:bookmarkEnd w:id="183"/>
-    <w:bookmarkStart w:id="187" w:name="sec:pxl-pinopow"/>
+    <w:bookmarkEnd w:id="185"/>
+    <w:bookmarkEnd w:id="186"/>
+    <w:bookmarkStart w:id="190" w:name="sec:pxl-pinopow"/>
     <w:p>
       <w:pPr>
         <w:pStyle w:val="berschrift4"/>
@@ -8550,7 +8502,7 @@
         <w:t xml:space="preserve">pxl-pinopow</w:t>
       </w:r>
     </w:p>
-    <w:bookmarkStart w:id="184" w:name="threshold-requirements-36"/>
+    <w:bookmarkStart w:id="187" w:name="threshold-requirements-36"/>
     <w:p>
       <w:pPr>
         <w:pStyle w:val="berschrift5"/>
@@ -8570,8 +8522,8 @@
         <w:t xml:space="preserve"> </w:t>
       </w:r>
     </w:p>
-    <w:bookmarkEnd w:id="184"/>
-    <w:bookmarkStart w:id="185" w:name="goal-requirements-36"/>
+    <w:bookmarkEnd w:id="187"/>
+    <w:bookmarkStart w:id="188" w:name="goal-requirements-36"/>
     <w:p>
       <w:pPr>
         <w:pStyle w:val="berschrift5"/>
@@ -8782,8 +8734,8 @@
         <w:t xml:space="preserve">Byte Order</w:t>
       </w:r>
     </w:p>
-    <w:bookmarkEnd w:id="185"/>
-    <w:bookmarkStart w:id="186" w:name="assessment-36"/>
+    <w:bookmarkEnd w:id="188"/>
+    <w:bookmarkStart w:id="189" w:name="assessment-36"/>
     <w:p>
       <w:pPr>
         <w:pStyle w:val="berschrift5"/>
@@ -8847,9 +8799,9 @@
         </w:pict>
       </w:r>
     </w:p>
-    <w:bookmarkEnd w:id="186"/>
-    <w:bookmarkEnd w:id="187"/>
-    <w:bookmarkStart w:id="191" w:name="sec:pxl-pacqid"/>
+    <w:bookmarkEnd w:id="189"/>
+    <w:bookmarkEnd w:id="190"/>
+    <w:bookmarkStart w:id="194" w:name="sec:pxl-pacqid"/>
     <w:p>
       <w:pPr>
         <w:pStyle w:val="berschrift4"/>
@@ -8884,7 +8836,7 @@
         <w:t xml:space="preserve">pxl-pacqid</w:t>
       </w:r>
     </w:p>
-    <w:bookmarkStart w:id="188" w:name="threshold-requirements-37"/>
+    <w:bookmarkStart w:id="191" w:name="threshold-requirements-37"/>
     <w:p>
       <w:pPr>
         <w:pStyle w:val="berschrift5"/>
@@ -8943,13 +8895,7 @@
         <w:pStyle w:val="Textkrper"/>
       </w:pPr>
       <w:r>
-        <w:t xml:space="preserve">In case of date, data represent (integer or fractional) day offset to reference observation date (in UTC). Date used as reference (</w:t>
-      </w:r>
-      <w:r>
-        <w:t xml:space="preserve">“Day 0”</w:t>
-      </w:r>
-      <w:r>
-        <w:t xml:space="preserve">) is provided in the metadata.</w:t>
+        <w:t xml:space="preserve">In case of date, data represent (integer or fractional) day offset to reference observation date (in UTC). Date used as reference (“Day 0”) is provided in the metadata.</w:t>
       </w:r>
     </w:p>
     <w:p>
@@ -9028,8 +8974,8 @@
         <w:t xml:space="preserve">Byte Order</w:t>
       </w:r>
     </w:p>
-    <w:bookmarkEnd w:id="188"/>
-    <w:bookmarkStart w:id="189" w:name="goal-requirements-37"/>
+    <w:bookmarkEnd w:id="191"/>
+    <w:bookmarkStart w:id="192" w:name="goal-requirements-37"/>
     <w:p>
       <w:pPr>
         <w:pStyle w:val="berschrift5"/>
@@ -9046,8 +8992,8 @@
         <w:t xml:space="preserve">In case of image composites, the sources for each pixel are uniquely identified.</w:t>
       </w:r>
     </w:p>
-    <w:bookmarkEnd w:id="189"/>
-    <w:bookmarkStart w:id="190" w:name="assessment-37"/>
+    <w:bookmarkEnd w:id="192"/>
+    <w:bookmarkStart w:id="193" w:name="assessment-37"/>
     <w:p>
       <w:pPr>
         <w:pStyle w:val="berschrift5"/>
@@ -9111,9 +9057,9 @@
         </w:pict>
       </w:r>
     </w:p>
-    <w:bookmarkEnd w:id="190"/>
-    <w:bookmarkEnd w:id="191"/>
-    <w:bookmarkStart w:id="195" w:name="sec:pxl-pigeoid"/>
+    <w:bookmarkEnd w:id="193"/>
+    <w:bookmarkEnd w:id="194"/>
+    <w:bookmarkStart w:id="198" w:name="sec:pxl-pigeoid"/>
     <w:p>
       <w:pPr>
         <w:pStyle w:val="berschrift4"/>
@@ -9148,7 +9094,7 @@
         <w:t xml:space="preserve">pxl-pigeoid</w:t>
       </w:r>
     </w:p>
-    <w:bookmarkStart w:id="192" w:name="threshold-requirements-38"/>
+    <w:bookmarkStart w:id="195" w:name="threshold-requirements-38"/>
     <w:p>
       <w:pPr>
         <w:pStyle w:val="berschrift5"/>
@@ -9168,8 +9114,8 @@
         <w:t xml:space="preserve"> </w:t>
       </w:r>
     </w:p>
-    <w:bookmarkEnd w:id="192"/>
-    <w:bookmarkStart w:id="193" w:name="goal-requirements-38"/>
+    <w:bookmarkEnd w:id="195"/>
+    <w:bookmarkStart w:id="196" w:name="goal-requirements-38"/>
     <w:p>
       <w:pPr>
         <w:pStyle w:val="berschrift5"/>
@@ -9266,8 +9212,8 @@
         <w:t xml:space="preserve">Ground Sampling Distance</w:t>
       </w:r>
     </w:p>
-    <w:bookmarkEnd w:id="193"/>
-    <w:bookmarkStart w:id="194" w:name="assessment-38"/>
+    <w:bookmarkEnd w:id="196"/>
+    <w:bookmarkStart w:id="197" w:name="assessment-38"/>
     <w:p>
       <w:pPr>
         <w:pStyle w:val="berschrift5"/>
@@ -9331,9 +9277,9 @@
         </w:pict>
       </w:r>
     </w:p>
-    <w:bookmarkEnd w:id="194"/>
-    <w:bookmarkEnd w:id="195"/>
-    <w:bookmarkStart w:id="199" w:name="sec:pxl-lookdiri"/>
+    <w:bookmarkEnd w:id="197"/>
+    <w:bookmarkEnd w:id="198"/>
+    <w:bookmarkStart w:id="202" w:name="sec:pxl-lookdiri"/>
     <w:p>
       <w:pPr>
         <w:pStyle w:val="berschrift4"/>
@@ -9368,7 +9314,7 @@
         <w:t xml:space="preserve">pxl-lookdiri</w:t>
       </w:r>
     </w:p>
-    <w:bookmarkStart w:id="196" w:name="threshold-requirements-39"/>
+    <w:bookmarkStart w:id="199" w:name="threshold-requirements-39"/>
     <w:p>
       <w:pPr>
         <w:pStyle w:val="berschrift5"/>
@@ -9388,8 +9334,8 @@
         <w:t xml:space="preserve"> </w:t>
       </w:r>
     </w:p>
-    <w:bookmarkEnd w:id="196"/>
-    <w:bookmarkStart w:id="197" w:name="goal-requirements-39"/>
+    <w:bookmarkEnd w:id="199"/>
+    <w:bookmarkStart w:id="200" w:name="goal-requirements-39"/>
     <w:p>
       <w:pPr>
         <w:pStyle w:val="berschrift5"/>
@@ -9480,8 +9426,8 @@
         <w:t xml:space="preserve">Byte Order</w:t>
       </w:r>
     </w:p>
-    <w:bookmarkEnd w:id="197"/>
-    <w:bookmarkStart w:id="198" w:name="assessment-39"/>
+    <w:bookmarkEnd w:id="200"/>
+    <w:bookmarkStart w:id="201" w:name="assessment-39"/>
     <w:p>
       <w:pPr>
         <w:pStyle w:val="berschrift5"/>
@@ -9538,10 +9484,10 @@
         <w:t xml:space="preserve">Recommended Requirement Modification:</w:t>
       </w:r>
     </w:p>
-    <w:bookmarkEnd w:id="198"/>
-    <w:bookmarkEnd w:id="199"/>
-    <w:bookmarkEnd w:id="200"/>
-    <w:bookmarkStart w:id="225" w:name="sec:rcm"/>
+    <w:bookmarkEnd w:id="201"/>
+    <w:bookmarkEnd w:id="202"/>
+    <w:bookmarkEnd w:id="203"/>
+    <w:bookmarkStart w:id="228" w:name="sec:rcm"/>
     <w:p>
       <w:pPr>
         <w:pStyle w:val="berschrift3"/>
@@ -9585,7 +9531,7 @@
         <w:t xml:space="preserve">The requirements below must be met for all pixels/samples/observations in a collection.</w:t>
       </w:r>
     </w:p>
-    <w:bookmarkStart w:id="204" w:name="sec:rcm-cngform"/>
+    <w:bookmarkStart w:id="207" w:name="sec:rcm-cngform"/>
     <w:p>
       <w:pPr>
         <w:pStyle w:val="berschrift4"/>
@@ -9620,7 +9566,7 @@
         <w:t xml:space="preserve">rcm-cngform</w:t>
       </w:r>
     </w:p>
-    <w:bookmarkStart w:id="201" w:name="threshold-requirements-40"/>
+    <w:bookmarkStart w:id="204" w:name="threshold-requirements-40"/>
     <w:p>
       <w:pPr>
         <w:pStyle w:val="berschrift5"/>
@@ -9640,8 +9586,8 @@
         <w:t xml:space="preserve"> </w:t>
       </w:r>
     </w:p>
-    <w:bookmarkEnd w:id="201"/>
-    <w:bookmarkStart w:id="202" w:name="goal-requirements-40"/>
+    <w:bookmarkEnd w:id="204"/>
+    <w:bookmarkStart w:id="205" w:name="goal-requirements-40"/>
     <w:p>
       <w:pPr>
         <w:pStyle w:val="berschrift5"/>
@@ -9658,8 +9604,8 @@
         <w:t xml:space="preserve">All files are provided using cloud-optimized file formats.</w:t>
       </w:r>
     </w:p>
-    <w:bookmarkEnd w:id="202"/>
-    <w:bookmarkStart w:id="203" w:name="assessment-40"/>
+    <w:bookmarkEnd w:id="205"/>
+    <w:bookmarkStart w:id="206" w:name="assessment-40"/>
     <w:p>
       <w:pPr>
         <w:pStyle w:val="berschrift5"/>
@@ -9723,9 +9669,9 @@
         </w:pict>
       </w:r>
     </w:p>
-    <w:bookmarkEnd w:id="203"/>
-    <w:bookmarkEnd w:id="204"/>
-    <w:bookmarkStart w:id="208" w:name="sec:rcm-backsca-orb"/>
+    <w:bookmarkEnd w:id="206"/>
+    <w:bookmarkEnd w:id="207"/>
+    <w:bookmarkStart w:id="211" w:name="sec:rcm-backsca-orb"/>
     <w:p>
       <w:pPr>
         <w:pStyle w:val="berschrift4"/>
@@ -9760,7 +9706,7 @@
         <w:t xml:space="preserve">rcm-backsca-orb</w:t>
       </w:r>
     </w:p>
-    <w:bookmarkStart w:id="205" w:name="threshold-requirements-41"/>
+    <w:bookmarkStart w:id="208" w:name="threshold-requirements-41"/>
     <w:p>
       <w:pPr>
         <w:pStyle w:val="berschrift5"/>
@@ -9918,8 +9864,8 @@
         <w:t xml:space="preserve">Transformation to the logarithm decibel scale is not required or desired as this step can be easily completed by the user if necessary.</w:t>
       </w:r>
     </w:p>
-    <w:bookmarkEnd w:id="205"/>
-    <w:bookmarkStart w:id="206" w:name="goal-requirements-41"/>
+    <w:bookmarkEnd w:id="208"/>
+    <w:bookmarkStart w:id="209" w:name="goal-requirements-41"/>
     <w:p>
       <w:pPr>
         <w:pStyle w:val="berschrift5"/>
@@ -9958,8 +9904,8 @@
         <w:t xml:space="preserve">) is provided for each polarization.</w:t>
       </w:r>
     </w:p>
-    <w:bookmarkEnd w:id="206"/>
-    <w:bookmarkStart w:id="207" w:name="assessment-41"/>
+    <w:bookmarkEnd w:id="209"/>
+    <w:bookmarkStart w:id="210" w:name="assessment-41"/>
     <w:p>
       <w:pPr>
         <w:pStyle w:val="berschrift5"/>
@@ -10023,9 +9969,9 @@
         </w:pict>
       </w:r>
     </w:p>
-    <w:bookmarkEnd w:id="207"/>
-    <w:bookmarkEnd w:id="208"/>
-    <w:bookmarkStart w:id="212" w:name="sec:rcm-scaconv"/>
+    <w:bookmarkEnd w:id="210"/>
+    <w:bookmarkEnd w:id="211"/>
+    <w:bookmarkStart w:id="215" w:name="sec:rcm-scaconv"/>
     <w:p>
       <w:pPr>
         <w:pStyle w:val="berschrift4"/>
@@ -10060,7 +10006,7 @@
         <w:t xml:space="preserve">rcm-scaconv</w:t>
       </w:r>
     </w:p>
-    <w:bookmarkStart w:id="209" w:name="threshold-requirements-42"/>
+    <w:bookmarkStart w:id="212" w:name="threshold-requirements-42"/>
     <w:p>
       <w:pPr>
         <w:pStyle w:val="berschrift5"/>
@@ -10077,8 +10023,8 @@
         <w:t xml:space="preserve">If applicable, indicate the equation to convert pixel linear amplitude/power to logarithmic decibel scale, including, if applicable, the associated calibration (dB offset) factor, and/or the equation used to convert compressed data (int8/int16/float16) to float32.</w:t>
       </w:r>
     </w:p>
-    <w:bookmarkEnd w:id="209"/>
-    <w:bookmarkStart w:id="210" w:name="goal-requirements-42"/>
+    <w:bookmarkEnd w:id="212"/>
+    <w:bookmarkStart w:id="213" w:name="goal-requirements-42"/>
     <w:p>
       <w:pPr>
         <w:pStyle w:val="berschrift5"/>
@@ -10095,8 +10041,8 @@
         <w:t xml:space="preserve">As threshold, but use of float32.</w:t>
       </w:r>
     </w:p>
-    <w:bookmarkEnd w:id="210"/>
-    <w:bookmarkStart w:id="211" w:name="assessment-42"/>
+    <w:bookmarkEnd w:id="213"/>
+    <w:bookmarkStart w:id="214" w:name="assessment-42"/>
     <w:p>
       <w:pPr>
         <w:pStyle w:val="berschrift5"/>
@@ -10160,9 +10106,9 @@
         </w:pict>
       </w:r>
     </w:p>
-    <w:bookmarkEnd w:id="211"/>
-    <w:bookmarkEnd w:id="212"/>
-    <w:bookmarkStart w:id="216" w:name="sec:rcm-noiser"/>
+    <w:bookmarkEnd w:id="214"/>
+    <w:bookmarkEnd w:id="215"/>
+    <w:bookmarkStart w:id="219" w:name="sec:rcm-noiser"/>
     <w:p>
       <w:pPr>
         <w:pStyle w:val="berschrift4"/>
@@ -10197,7 +10143,7 @@
         <w:t xml:space="preserve">rcm-noiser</w:t>
       </w:r>
     </w:p>
-    <w:bookmarkStart w:id="213" w:name="threshold-requirements-43"/>
+    <w:bookmarkStart w:id="216" w:name="threshold-requirements-43"/>
     <w:p>
       <w:pPr>
         <w:pStyle w:val="berschrift5"/>
@@ -10240,8 +10186,8 @@
         <w:t xml:space="preserve">Thermal noise removal and image border noise removal to remove overall scene noise and scene edge artefacts, respectively.</w:t>
       </w:r>
     </w:p>
-    <w:bookmarkEnd w:id="213"/>
-    <w:bookmarkStart w:id="214" w:name="goal-requirements-43"/>
+    <w:bookmarkEnd w:id="216"/>
+    <w:bookmarkStart w:id="217" w:name="goal-requirements-43"/>
     <w:p>
       <w:pPr>
         <w:pStyle w:val="berschrift5"/>
@@ -10261,8 +10207,8 @@
         <w:t xml:space="preserve"> </w:t>
       </w:r>
     </w:p>
-    <w:bookmarkEnd w:id="214"/>
-    <w:bookmarkStart w:id="215" w:name="assessment-43"/>
+    <w:bookmarkEnd w:id="217"/>
+    <w:bookmarkStart w:id="218" w:name="assessment-43"/>
     <w:p>
       <w:pPr>
         <w:pStyle w:val="berschrift5"/>
@@ -10326,9 +10272,9 @@
         </w:pict>
       </w:r>
     </w:p>
-    <w:bookmarkEnd w:id="215"/>
-    <w:bookmarkEnd w:id="216"/>
-    <w:bookmarkStart w:id="220" w:name="sec:rcm-radacc-sar"/>
+    <w:bookmarkEnd w:id="218"/>
+    <w:bookmarkEnd w:id="219"/>
+    <w:bookmarkStart w:id="223" w:name="sec:rcm-radacc-sar"/>
     <w:p>
       <w:pPr>
         <w:pStyle w:val="berschrift4"/>
@@ -10363,7 +10309,7 @@
         <w:t xml:space="preserve">rcm-radacc-sar</w:t>
       </w:r>
     </w:p>
-    <w:bookmarkStart w:id="217" w:name="threshold-requirements-44"/>
+    <w:bookmarkStart w:id="220" w:name="threshold-requirements-44"/>
     <w:p>
       <w:pPr>
         <w:pStyle w:val="berschrift5"/>
@@ -10383,8 +10329,8 @@
         <w:t xml:space="preserve"> </w:t>
       </w:r>
     </w:p>
-    <w:bookmarkEnd w:id="217"/>
-    <w:bookmarkStart w:id="218" w:name="goal-requirements-44"/>
+    <w:bookmarkEnd w:id="220"/>
+    <w:bookmarkStart w:id="221" w:name="goal-requirements-44"/>
     <w:p>
       <w:pPr>
         <w:pStyle w:val="berschrift5"/>
@@ -10450,8 +10396,8 @@
         <w:t xml:space="preserve">SI traceability is achieved.</w:t>
       </w:r>
     </w:p>
-    <w:bookmarkEnd w:id="218"/>
-    <w:bookmarkStart w:id="219" w:name="assessment-44"/>
+    <w:bookmarkEnd w:id="221"/>
+    <w:bookmarkStart w:id="222" w:name="assessment-44"/>
     <w:p>
       <w:pPr>
         <w:pStyle w:val="berschrift5"/>
@@ -10515,9 +10461,9 @@
         </w:pict>
       </w:r>
     </w:p>
-    <w:bookmarkEnd w:id="219"/>
-    <w:bookmarkEnd w:id="220"/>
-    <w:bookmarkStart w:id="224" w:name="sec:rcm-backsmwn"/>
+    <w:bookmarkEnd w:id="222"/>
+    <w:bookmarkEnd w:id="223"/>
+    <w:bookmarkStart w:id="227" w:name="sec:rcm-backsmwn"/>
     <w:p>
       <w:pPr>
         <w:pStyle w:val="berschrift4"/>
@@ -10570,7 +10516,7 @@
         <w:t xml:space="preserve">Only for Maritime scenes.</w:t>
       </w:r>
     </w:p>
-    <w:bookmarkStart w:id="221" w:name="threshold-requirements-45"/>
+    <w:bookmarkStart w:id="224" w:name="threshold-requirements-45"/>
     <w:p>
       <w:pPr>
         <w:pStyle w:val="berschrift5"/>
@@ -10590,8 +10536,8 @@
         <w:t xml:space="preserve"> </w:t>
       </w:r>
     </w:p>
-    <w:bookmarkEnd w:id="221"/>
-    <w:bookmarkStart w:id="222" w:name="goal-requirements-45"/>
+    <w:bookmarkEnd w:id="224"/>
+    <w:bookmarkStart w:id="225" w:name="goal-requirements-45"/>
     <w:p>
       <w:pPr>
         <w:pStyle w:val="berschrift5"/>
@@ -10772,8 +10718,8 @@
         <w:t xml:space="preserve">Reference wind model, wind speed and direction used for reference backscattering coefficient should be provided.</w:t>
       </w:r>
     </w:p>
-    <w:bookmarkEnd w:id="222"/>
-    <w:bookmarkStart w:id="223" w:name="assessment-45"/>
+    <w:bookmarkEnd w:id="225"/>
+    <w:bookmarkStart w:id="226" w:name="assessment-45"/>
     <w:p>
       <w:pPr>
         <w:pStyle w:val="berschrift5"/>
@@ -10830,10 +10776,10 @@
         <w:t xml:space="preserve">Recommended Requirement Modification:</w:t>
       </w:r>
     </w:p>
-    <w:bookmarkEnd w:id="223"/>
-    <w:bookmarkEnd w:id="224"/>
-    <w:bookmarkEnd w:id="225"/>
-    <w:bookmarkStart w:id="246" w:name="sec:gcor"/>
+    <w:bookmarkEnd w:id="226"/>
+    <w:bookmarkEnd w:id="227"/>
+    <w:bookmarkEnd w:id="228"/>
+    <w:bookmarkStart w:id="249" w:name="sec:gcor"/>
     <w:p>
       <w:pPr>
         <w:pStyle w:val="berschrift3"/>
@@ -10865,7 +10811,7 @@
         <w:t xml:space="preserve">This section specifies any geometric correction requirements that must be met in order for the data to be analysis ready.</w:t>
       </w:r>
     </w:p>
-    <w:bookmarkStart w:id="229" w:name="sec:gcor-geocalg"/>
+    <w:bookmarkStart w:id="232" w:name="sec:gcor-geocalg"/>
     <w:p>
       <w:pPr>
         <w:pStyle w:val="berschrift4"/>
@@ -10900,7 +10846,7 @@
         <w:t xml:space="preserve">gcor-geocalg</w:t>
       </w:r>
     </w:p>
-    <w:bookmarkStart w:id="226" w:name="threshold-requirements-46"/>
+    <w:bookmarkStart w:id="229" w:name="threshold-requirements-46"/>
     <w:p>
       <w:pPr>
         <w:pStyle w:val="berschrift5"/>
@@ -10920,8 +10866,8 @@
         <w:t xml:space="preserve"> </w:t>
       </w:r>
     </w:p>
-    <w:bookmarkEnd w:id="226"/>
-    <w:bookmarkStart w:id="227" w:name="goal-requirements-46"/>
+    <w:bookmarkEnd w:id="229"/>
+    <w:bookmarkStart w:id="230" w:name="goal-requirements-46"/>
     <w:p>
       <w:pPr>
         <w:pStyle w:val="berschrift5"/>
@@ -11006,8 +10952,8 @@
         <w:t xml:space="preserve">Examples of technical documentation can include e.g., an Algorithm Theoretical Basis Document (ATBD) or a product user guide.</w:t>
       </w:r>
     </w:p>
-    <w:bookmarkEnd w:id="227"/>
-    <w:bookmarkStart w:id="228" w:name="assessment-46"/>
+    <w:bookmarkEnd w:id="230"/>
+    <w:bookmarkStart w:id="231" w:name="assessment-46"/>
     <w:p>
       <w:pPr>
         <w:pStyle w:val="berschrift5"/>
@@ -11071,9 +11017,9 @@
         </w:pict>
       </w:r>
     </w:p>
-    <w:bookmarkEnd w:id="228"/>
-    <w:bookmarkEnd w:id="229"/>
-    <w:bookmarkStart w:id="233" w:name="sec:gcor-cdem"/>
+    <w:bookmarkEnd w:id="231"/>
+    <w:bookmarkEnd w:id="232"/>
+    <w:bookmarkStart w:id="236" w:name="sec:gcor-cdem"/>
     <w:p>
       <w:pPr>
         <w:pStyle w:val="berschrift4"/>
@@ -11120,7 +11066,7 @@
         <w:t xml:space="preserve">Usage: For products including land areas.</w:t>
       </w:r>
     </w:p>
-    <w:bookmarkStart w:id="230" w:name="threshold-requirements-47"/>
+    <w:bookmarkStart w:id="233" w:name="threshold-requirements-47"/>
     <w:p>
       <w:pPr>
         <w:pStyle w:val="berschrift5"/>
@@ -11165,8 +11111,8 @@
         <w:t xml:space="preserve">Provide reference to Earth Gravitational Model (EGM) used for geometric correction.</w:t>
       </w:r>
     </w:p>
-    <w:bookmarkEnd w:id="230"/>
-    <w:bookmarkStart w:id="231" w:name="goal-requirements-47"/>
+    <w:bookmarkEnd w:id="233"/>
+    <w:bookmarkStart w:id="234" w:name="goal-requirements-47"/>
     <w:p>
       <w:pPr>
         <w:pStyle w:val="berschrift5"/>
@@ -11217,8 +11163,8 @@
         <w:t xml:space="preserve">Method used for resampling the EGM.</w:t>
       </w:r>
     </w:p>
-    <w:bookmarkEnd w:id="231"/>
-    <w:bookmarkStart w:id="232" w:name="assessment-47"/>
+    <w:bookmarkEnd w:id="234"/>
+    <w:bookmarkStart w:id="235" w:name="assessment-47"/>
     <w:p>
       <w:pPr>
         <w:pStyle w:val="berschrift5"/>
@@ -11282,9 +11228,9 @@
         </w:pict>
       </w:r>
     </w:p>
-    <w:bookmarkEnd w:id="232"/>
-    <w:bookmarkEnd w:id="233"/>
-    <w:bookmarkStart w:id="237" w:name="sec:gcor-geomacc-sar"/>
+    <w:bookmarkEnd w:id="235"/>
+    <w:bookmarkEnd w:id="236"/>
+    <w:bookmarkStart w:id="240" w:name="sec:gcor-geomacc-sar"/>
     <w:p>
       <w:pPr>
         <w:pStyle w:val="berschrift4"/>
@@ -11319,7 +11265,7 @@
         <w:t xml:space="preserve">gcor-geomacc-sar</w:t>
       </w:r>
     </w:p>
-    <w:bookmarkStart w:id="234" w:name="threshold-requirements-48"/>
+    <w:bookmarkStart w:id="237" w:name="threshold-requirements-48"/>
     <w:p>
       <w:pPr>
         <w:pStyle w:val="berschrift5"/>
@@ -11349,19 +11295,7 @@
         <w:pStyle w:val="Textkrper"/>
       </w:pPr>
       <w:r>
-        <w:t xml:space="preserve">The end-to-end</w:t>
-      </w:r>
-      <w:r>
-        <w:t xml:space="preserve"> </w:t>
-      </w:r>
-      <w:r>
-        <w:t xml:space="preserve">“ARD”</w:t>
-      </w:r>
-      <w:r>
-        <w:t xml:space="preserve"> </w:t>
-      </w:r>
-      <w:r>
-        <w:t xml:space="preserve">ALE of the final CEOS-ARD product could be measured directly in the final image product in the chosen map projection, i.e., in the map coordinate directions: e.g., Northing and Easting (case B: ARD ALE).</w:t>
+        <w:t xml:space="preserve">The end-to-end “ARD” ALE of the final CEOS-ARD product could be measured directly in the final image product in the chosen map projection, i.e., in the map coordinate directions: e.g., Northing and Easting (case B: ARD ALE).</w:t>
       </w:r>
     </w:p>
     <w:p>
@@ -11412,8 +11346,8 @@
         <w:t xml:space="preserve">The ALE is not typically assessed for every processed image, but through an ALE assessment by the data processing team characterizing all or (usually a subset) of the generated products.</w:t>
       </w:r>
     </w:p>
-    <w:bookmarkEnd w:id="234"/>
-    <w:bookmarkStart w:id="235" w:name="goal-requirements-48"/>
+    <w:bookmarkEnd w:id="237"/>
+    <w:bookmarkStart w:id="238" w:name="goal-requirements-48"/>
     <w:p>
       <w:pPr>
         <w:pStyle w:val="berschrift5"/>
@@ -11438,8 +11372,8 @@
         <w:t xml:space="preserve">Provide documentation of estimates of ALE as DOI or URL.</w:t>
       </w:r>
     </w:p>
-    <w:bookmarkEnd w:id="235"/>
-    <w:bookmarkStart w:id="236" w:name="assessment-48"/>
+    <w:bookmarkEnd w:id="238"/>
+    <w:bookmarkStart w:id="239" w:name="assessment-48"/>
     <w:p>
       <w:pPr>
         <w:pStyle w:val="berschrift5"/>
@@ -11503,9 +11437,9 @@
         </w:pict>
       </w:r>
     </w:p>
-    <w:bookmarkEnd w:id="236"/>
-    <w:bookmarkEnd w:id="237"/>
-    <w:bookmarkStart w:id="241" w:name="sec:gcor-georacc"/>
+    <w:bookmarkEnd w:id="239"/>
+    <w:bookmarkEnd w:id="240"/>
+    <w:bookmarkStart w:id="244" w:name="sec:gcor-georacc"/>
     <w:p>
       <w:pPr>
         <w:pStyle w:val="berschrift4"/>
@@ -11540,7 +11474,7 @@
         <w:t xml:space="preserve">gcor-georacc</w:t>
       </w:r>
     </w:p>
-    <w:bookmarkStart w:id="238" w:name="threshold-requirements-49"/>
+    <w:bookmarkStart w:id="241" w:name="threshold-requirements-49"/>
     <w:p>
       <w:pPr>
         <w:pStyle w:val="berschrift5"/>
@@ -11560,8 +11494,8 @@
         <w:t xml:space="preserve"> </w:t>
       </w:r>
     </w:p>
-    <w:bookmarkEnd w:id="238"/>
-    <w:bookmarkStart w:id="239" w:name="goal-requirements-49"/>
+    <w:bookmarkEnd w:id="241"/>
+    <w:bookmarkStart w:id="242" w:name="goal-requirements-49"/>
     <w:p>
       <w:pPr>
         <w:pStyle w:val="berschrift5"/>
@@ -11614,8 +11548,8 @@
         <w:t xml:space="preserve">Methodology used (name and reference), quality flag, geometric standard deviation values should be provided.</w:t>
       </w:r>
     </w:p>
-    <w:bookmarkEnd w:id="239"/>
-    <w:bookmarkStart w:id="240" w:name="assessment-49"/>
+    <w:bookmarkEnd w:id="242"/>
+    <w:bookmarkStart w:id="243" w:name="assessment-49"/>
     <w:p>
       <w:pPr>
         <w:pStyle w:val="berschrift5"/>
@@ -11679,9 +11613,9 @@
         </w:pict>
       </w:r>
     </w:p>
-    <w:bookmarkEnd w:id="240"/>
-    <w:bookmarkEnd w:id="241"/>
-    <w:bookmarkStart w:id="245" w:name="sec:gcor-gridconv"/>
+    <w:bookmarkEnd w:id="243"/>
+    <w:bookmarkEnd w:id="244"/>
+    <w:bookmarkStart w:id="248" w:name="sec:gcor-gridconv"/>
     <w:p>
       <w:pPr>
         <w:pStyle w:val="berschrift4"/>
@@ -11716,7 +11650,7 @@
         <w:t xml:space="preserve">gcor-gridconv</w:t>
       </w:r>
     </w:p>
-    <w:bookmarkStart w:id="242" w:name="threshold-requirements-50"/>
+    <w:bookmarkStart w:id="245" w:name="threshold-requirements-50"/>
     <w:p>
       <w:pPr>
         <w:pStyle w:val="berschrift5"/>
@@ -11736,19 +11670,7 @@
         <w:t xml:space="preserve"> </w:t>
       </w:r>
       <w:r>
-        <w:t xml:space="preserve">This is typically accomplished via a</w:t>
-      </w:r>
-      <w:r>
-        <w:t xml:space="preserve"> </w:t>
-      </w:r>
-      <w:r>
-        <w:t xml:space="preserve">“snap to grid”</w:t>
-      </w:r>
-      <w:r>
-        <w:t xml:space="preserve"> </w:t>
-      </w:r>
-      <w:r>
-        <w:t xml:space="preserve">in relation to the most proximate grid tile in a global system.</w:t>
+        <w:t xml:space="preserve">This is typically accomplished via a “snap to grid” in relation to the most proximate grid tile in a global system.</w:t>
       </w:r>
     </w:p>
     <w:p>
@@ -11771,8 +11693,8 @@
         <w:t xml:space="preserve">If a product hierarchy of resolutions exists (or is planned), the multiple resolutions should nest within each other (e.g., 12.5m, 25m, 50m, 100m, etc.), and not be disjoint.</w:t>
       </w:r>
     </w:p>
-    <w:bookmarkEnd w:id="242"/>
-    <w:bookmarkStart w:id="243" w:name="goal-requirements-50"/>
+    <w:bookmarkEnd w:id="245"/>
+    <w:bookmarkStart w:id="246" w:name="goal-requirements-50"/>
     <w:p>
       <w:pPr>
         <w:pStyle w:val="berschrift5"/>
@@ -11802,13 +11724,7 @@
         <w:pStyle w:val="Textkrper"/>
       </w:pPr>
       <w:r>
-        <w:t xml:space="preserve">In the case of UTM/UPS coordinates, the upper left corner coordinates should be set to an integer multiple of sample intervals from a 100 km by 100 km grid tile of the Military Grid Reference System’s 100k coordinates (</w:t>
-      </w:r>
-      <w:r>
-        <w:t xml:space="preserve">“snap to grid”</w:t>
-      </w:r>
-      <w:r>
-        <w:t xml:space="preserve">).</w:t>
+        <w:t xml:space="preserve">In the case of UTM/UPS coordinates, the upper left corner coordinates should be set to an integer multiple of sample intervals from a 100 km by 100 km grid tile of the Military Grid Reference System’s 100k coordinates (“snap to grid”).</w:t>
       </w:r>
     </w:p>
     <w:p>
@@ -11819,8 +11735,8 @@
         <w:t xml:space="preserve">For products presented in geographic coordinates (latitude and longitude), the origin should be set to an integer multiple of samples in relation to the closest integer degree.</w:t>
       </w:r>
     </w:p>
-    <w:bookmarkEnd w:id="243"/>
-    <w:bookmarkStart w:id="244" w:name="assessment-50"/>
+    <w:bookmarkEnd w:id="246"/>
+    <w:bookmarkStart w:id="247" w:name="assessment-50"/>
     <w:p>
       <w:pPr>
         <w:pStyle w:val="berschrift5"/>
@@ -11882,11 +11798,11 @@
         <w:br w:type="page"/>
       </w:r>
     </w:p>
-    <w:bookmarkEnd w:id="244"/>
-    <w:bookmarkEnd w:id="245"/>
-    <w:bookmarkEnd w:id="246"/>
     <w:bookmarkEnd w:id="247"/>
-    <w:bookmarkStart w:id="254" w:name="summary-self-assessment-table"/>
+    <w:bookmarkEnd w:id="248"/>
+    <w:bookmarkEnd w:id="249"/>
+    <w:bookmarkEnd w:id="250"/>
+    <w:bookmarkStart w:id="257" w:name="summary-self-assessment-table"/>
     <w:p>
       <w:pPr>
         <w:pStyle w:val="berschrift2"/>
@@ -11895,7 +11811,7 @@
         <w:t xml:space="preserve">Summary Self-Assessment Table</w:t>
       </w:r>
     </w:p>
-    <w:bookmarkStart w:id="248" w:name="general-metadata"/>
+    <w:bookmarkStart w:id="251" w:name="general-metadata"/>
     <w:p>
       <w:pPr>
         <w:pStyle w:val="berschrift3"/>
@@ -12215,8 +12131,8 @@
         </w:tc>
       </w:tr>
     </w:tbl>
-    <w:bookmarkEnd w:id="248"/>
-    <w:bookmarkStart w:id="249" w:name="source-metadata"/>
+    <w:bookmarkEnd w:id="251"/>
+    <w:bookmarkStart w:id="252" w:name="source-metadata"/>
     <w:p>
       <w:pPr>
         <w:pStyle w:val="berschrift3"/>
@@ -12905,8 +12821,8 @@
         </w:tc>
       </w:tr>
     </w:tbl>
-    <w:bookmarkEnd w:id="249"/>
-    <w:bookmarkStart w:id="250" w:name="product-metadata"/>
+    <w:bookmarkEnd w:id="252"/>
+    <w:bookmarkStart w:id="253" w:name="product-metadata"/>
     <w:p>
       <w:pPr>
         <w:pStyle w:val="berschrift3"/>
@@ -13584,8 +13500,8 @@
         </w:tc>
       </w:tr>
     </w:tbl>
-    <w:bookmarkEnd w:id="250"/>
-    <w:bookmarkStart w:id="251" w:name="per-pixel-metadata"/>
+    <w:bookmarkEnd w:id="253"/>
+    <w:bookmarkStart w:id="254" w:name="per-pixel-metadata"/>
     <w:p>
       <w:pPr>
         <w:pStyle w:val="berschrift3"/>
@@ -14144,8 +14060,8 @@
         </w:tc>
       </w:tr>
     </w:tbl>
-    <w:bookmarkEnd w:id="251"/>
-    <w:bookmarkStart w:id="252" w:name="radiometrically-corrected-measurements"/>
+    <w:bookmarkEnd w:id="254"/>
+    <w:bookmarkStart w:id="255" w:name="radiometrically-corrected-measurements"/>
     <w:p>
       <w:pPr>
         <w:pStyle w:val="berschrift3"/>
@@ -14509,8 +14425,8 @@
         </w:tc>
       </w:tr>
     </w:tbl>
-    <w:bookmarkEnd w:id="252"/>
-    <w:bookmarkStart w:id="253" w:name="geometric-corrections"/>
+    <w:bookmarkEnd w:id="255"/>
+    <w:bookmarkStart w:id="256" w:name="geometric-corrections"/>
     <w:p>
       <w:pPr>
         <w:pStyle w:val="berschrift3"/>
@@ -14819,9 +14735,9 @@
         <w:br w:type="page"/>
       </w:r>
     </w:p>
-    <w:bookmarkEnd w:id="253"/>
-    <w:bookmarkEnd w:id="254"/>
-    <w:bookmarkStart w:id="259" w:name="introduction"/>
+    <w:bookmarkEnd w:id="256"/>
+    <w:bookmarkEnd w:id="257"/>
+    <w:bookmarkStart w:id="262" w:name="introduction"/>
     <w:p>
       <w:pPr>
         <w:pStyle w:val="berschrift2"/>
@@ -14850,7 +14766,7 @@
         <w:t xml:space="preserve">This Guidance material does not replace or override the specifications.</w:t>
       </w:r>
     </w:p>
-    <w:bookmarkStart w:id="255" w:name="sec:intro-what-are-ceos-ard-products"/>
+    <w:bookmarkStart w:id="258" w:name="sec:intro-what-are-ceos-ard-products"/>
     <w:p>
       <w:pPr>
         <w:pStyle w:val="berschrift3"/>
@@ -14909,8 +14825,8 @@
         <w:t xml:space="preserve">for other types of satellite products.</w:t>
       </w:r>
     </w:p>
-    <w:bookmarkEnd w:id="255"/>
-    <w:bookmarkStart w:id="257" w:name="sec:intro-when-is-a-product-ceos-ard"/>
+    <w:bookmarkEnd w:id="258"/>
+    <w:bookmarkStart w:id="260" w:name="sec:intro-when-is-a-product-ceos-ard"/>
     <w:p>
       <w:pPr>
         <w:pStyle w:val="berschrift3"/>
@@ -14961,7 +14877,7 @@
       <w:r>
         <w:t xml:space="preserve"> </w:t>
       </w:r>
-      <w:hyperlink r:id="rId256">
+      <w:hyperlink r:id="rId259">
         <w:r>
           <w:rPr>
             <w:rStyle w:val="Hyperlink"/>
@@ -14981,8 +14897,8 @@
         <w:t xml:space="preserve">A product can continue to use CEOS-ARD branding as long as its generation and distribution remain consistent with the peer-reviewed assessment.</w:t>
       </w:r>
     </w:p>
-    <w:bookmarkEnd w:id="257"/>
-    <w:bookmarkStart w:id="258" w:name="sec:intro-difference-threshold-goal"/>
+    <w:bookmarkEnd w:id="260"/>
+    <w:bookmarkStart w:id="261" w:name="sec:intro-difference-threshold-goal"/>
     <w:p>
       <w:pPr>
         <w:pStyle w:val="berschrift3"/>
@@ -15046,16 +14962,7 @@
         <w:t xml:space="preserve"> </w:t>
       </w:r>
       <w:r>
-        <w:t xml:space="preserve">(Desired) requirements (previously referred to as</w:t>
-      </w:r>
-      <w:r>
-        <w:t xml:space="preserve"> </w:t>
-      </w:r>
-      <w:r>
-        <w:t xml:space="preserve">“Target”</w:t>
-      </w:r>
-      <w:r>
-        <w:t xml:space="preserve">) are the ideal; where we would like to be.</w:t>
+        <w:t xml:space="preserve">(Desired) requirements (previously referred to as “Target”) are the ideal; where we would like to be.</w:t>
       </w:r>
       <w:r>
         <w:t xml:space="preserve"> </w:t>
@@ -15185,9 +15092,9 @@
         <w:br w:type="page"/>
       </w:r>
     </w:p>
-    <w:bookmarkEnd w:id="258"/>
-    <w:bookmarkEnd w:id="259"/>
-    <w:bookmarkStart w:id="280" w:name="references"/>
+    <w:bookmarkEnd w:id="261"/>
+    <w:bookmarkEnd w:id="262"/>
+    <w:bookmarkStart w:id="283" w:name="references"/>
     <w:p>
       <w:pPr>
         <w:pStyle w:val="berschrift2"/>
@@ -15196,8 +15103,8 @@
         <w:t xml:space="preserve">References</w:t>
       </w:r>
     </w:p>
-    <w:bookmarkStart w:id="279" w:name="refs"/>
-    <w:bookmarkStart w:id="260" w:name="ref-iso19115_2_2009"/>
+    <w:bookmarkStart w:id="282" w:name="refs"/>
+    <w:bookmarkStart w:id="263" w:name="ref-iso19115_2_2009"/>
     <w:p>
       <w:pPr>
         <w:pStyle w:val="Literaturverzeichnis"/>
@@ -15209,23 +15116,18 @@
         <w:t xml:space="preserve"> </w:t>
       </w:r>
       <w:r>
-        <w:t xml:space="preserve">“</w:t>
-      </w:r>
-      <w:r>
+        <w:rPr>
+          <w:i/>
+          <w:iCs/>
+        </w:rPr>
         <w:t xml:space="preserve">Geographic information — Metadata — Part 2: Extensions for imagery and gridded data</w:t>
       </w:r>
       <w:r>
-        <w:t xml:space="preserve">.”</w:t>
-      </w:r>
-      <w:r>
-        <w:t xml:space="preserve"> </w:t>
-      </w:r>
-      <w:r>
-        <w:t xml:space="preserve">Standard. Geneva, CH: International Organization for Standardization.</w:t>
-      </w:r>
-    </w:p>
-    <w:bookmarkEnd w:id="260"/>
-    <w:bookmarkStart w:id="262" w:name="ref-lee2009"/>
+        <w:t xml:space="preserve">. Standard. International Organization for Standardization.</w:t>
+      </w:r>
+    </w:p>
+    <w:bookmarkEnd w:id="263"/>
+    <w:bookmarkStart w:id="265" w:name="ref-lee2009"/>
     <w:p>
       <w:pPr>
         <w:pStyle w:val="Literaturverzeichnis"/>
@@ -15258,7 +15160,7 @@
       <w:r>
         <w:t xml:space="preserve"> </w:t>
       </w:r>
-      <w:hyperlink r:id="rId261">
+      <w:hyperlink r:id="rId264">
         <w:r>
           <w:rPr>
             <w:rStyle w:val="Hyperlink"/>
@@ -15270,8 +15172,8 @@
         <w:t xml:space="preserve">.</w:t>
       </w:r>
     </w:p>
-    <w:bookmarkEnd w:id="262"/>
-    <w:bookmarkStart w:id="264" w:name="ref-raney2012"/>
+    <w:bookmarkEnd w:id="265"/>
+    <w:bookmarkStart w:id="267" w:name="ref-raney2012"/>
     <w:p>
       <w:pPr>
         <w:pStyle w:val="Literaturverzeichnis"/>
@@ -15304,7 +15206,7 @@
       <w:r>
         <w:t xml:space="preserve"> </w:t>
       </w:r>
-      <w:hyperlink r:id="rId263">
+      <w:hyperlink r:id="rId266">
         <w:r>
           <w:rPr>
             <w:rStyle w:val="Hyperlink"/>
@@ -15316,8 +15218,8 @@
         <w:t xml:space="preserve">.</w:t>
       </w:r>
     </w:p>
-    <w:bookmarkEnd w:id="264"/>
-    <w:bookmarkStart w:id="266" w:name="ref-shiroma2022"/>
+    <w:bookmarkEnd w:id="267"/>
+    <w:bookmarkStart w:id="269" w:name="ref-shiroma2022"/>
     <w:p>
       <w:pPr>
         <w:pStyle w:val="Literaturverzeichnis"/>
@@ -15350,7 +15252,7 @@
       <w:r>
         <w:t xml:space="preserve"> </w:t>
       </w:r>
-      <w:hyperlink r:id="rId265">
+      <w:hyperlink r:id="rId268">
         <w:r>
           <w:rPr>
             <w:rStyle w:val="Hyperlink"/>
@@ -15362,8 +15264,8 @@
         <w:t xml:space="preserve">.</w:t>
       </w:r>
     </w:p>
-    <w:bookmarkEnd w:id="266"/>
-    <w:bookmarkStart w:id="268" w:name="ref-small2011"/>
+    <w:bookmarkEnd w:id="269"/>
+    <w:bookmarkStart w:id="271" w:name="ref-small2011"/>
     <w:p>
       <w:pPr>
         <w:pStyle w:val="Literaturverzeichnis"/>
@@ -15396,7 +15298,7 @@
       <w:r>
         <w:t xml:space="preserve"> </w:t>
       </w:r>
-      <w:hyperlink r:id="rId267">
+      <w:hyperlink r:id="rId270">
         <w:r>
           <w:rPr>
             <w:rStyle w:val="Hyperlink"/>
@@ -15408,8 +15310,8 @@
         <w:t xml:space="preserve">.</w:t>
       </w:r>
     </w:p>
-    <w:bookmarkEnd w:id="268"/>
-    <w:bookmarkStart w:id="270" w:name="ref-vachon2000"/>
+    <w:bookmarkEnd w:id="271"/>
+    <w:bookmarkStart w:id="273" w:name="ref-vachon2000"/>
     <w:p>
       <w:pPr>
         <w:pStyle w:val="Literaturverzeichnis"/>
@@ -15442,7 +15344,7 @@
       <w:r>
         <w:t xml:space="preserve"> </w:t>
       </w:r>
-      <w:hyperlink r:id="rId269">
+      <w:hyperlink r:id="rId272">
         <w:r>
           <w:rPr>
             <w:rStyle w:val="Hyperlink"/>
@@ -15454,8 +15356,8 @@
         <w:t xml:space="preserve">.</w:t>
       </w:r>
     </w:p>
-    <w:bookmarkEnd w:id="270"/>
-    <w:bookmarkStart w:id="272" w:name="ref-yamaguchi2011"/>
+    <w:bookmarkEnd w:id="273"/>
+    <w:bookmarkStart w:id="275" w:name="ref-yamaguchi2011"/>
     <w:p>
       <w:pPr>
         <w:pStyle w:val="Literaturverzeichnis"/>
@@ -15488,7 +15390,7 @@
       <w:r>
         <w:t xml:space="preserve"> </w:t>
       </w:r>
-      <w:hyperlink r:id="rId271">
+      <w:hyperlink r:id="rId274">
         <w:r>
           <w:rPr>
             <w:rStyle w:val="Hyperlink"/>
@@ -15500,8 +15402,8 @@
         <w:t xml:space="preserve">.</w:t>
       </w:r>
     </w:p>
-    <w:bookmarkEnd w:id="272"/>
-    <w:bookmarkStart w:id="274" w:name="ref-quilfen1998"/>
+    <w:bookmarkEnd w:id="275"/>
+    <w:bookmarkStart w:id="277" w:name="ref-quilfen1998"/>
     <w:p>
       <w:pPr>
         <w:pStyle w:val="Literaturverzeichnis"/>
@@ -15534,7 +15436,7 @@
       <w:r>
         <w:t xml:space="preserve"> </w:t>
       </w:r>
-      <w:hyperlink r:id="rId273">
+      <w:hyperlink r:id="rId276">
         <w:r>
           <w:rPr>
             <w:rStyle w:val="Hyperlink"/>
@@ -15546,8 +15448,8 @@
         <w:t xml:space="preserve">.</w:t>
       </w:r>
     </w:p>
-    <w:bookmarkEnd w:id="274"/>
-    <w:bookmarkStart w:id="276" w:name="ref-zebker2017"/>
+    <w:bookmarkEnd w:id="277"/>
+    <w:bookmarkStart w:id="279" w:name="ref-zebker2017"/>
     <w:p>
       <w:pPr>
         <w:pStyle w:val="Literaturverzeichnis"/>
@@ -15580,7 +15482,7 @@
       <w:r>
         <w:t xml:space="preserve"> </w:t>
       </w:r>
-      <w:hyperlink r:id="rId275">
+      <w:hyperlink r:id="rId278">
         <w:r>
           <w:rPr>
             <w:rStyle w:val="Hyperlink"/>
@@ -15592,8 +15494,8 @@
         <w:t xml:space="preserve">.</w:t>
       </w:r>
     </w:p>
-    <w:bookmarkEnd w:id="276"/>
-    <w:bookmarkStart w:id="278" w:name="ref-zebker2010"/>
+    <w:bookmarkEnd w:id="279"/>
+    <w:bookmarkStart w:id="281" w:name="ref-zebker2010"/>
     <w:p>
       <w:pPr>
         <w:pStyle w:val="Literaturverzeichnis"/>
@@ -15626,7 +15528,7 @@
       <w:r>
         <w:t xml:space="preserve"> </w:t>
       </w:r>
-      <w:hyperlink r:id="rId277">
+      <w:hyperlink r:id="rId280">
         <w:r>
           <w:rPr>
             <w:rStyle w:val="Hyperlink"/>
@@ -15638,15 +15540,15 @@
         <w:t xml:space="preserve">.</w:t>
       </w:r>
     </w:p>
-    <w:bookmarkEnd w:id="278"/>
-    <w:bookmarkEnd w:id="279"/>
+    <w:bookmarkEnd w:id="281"/>
+    <w:bookmarkEnd w:id="282"/>
     <w:p>
       <w:r>
         <w:br w:type="page"/>
       </w:r>
     </w:p>
-    <w:bookmarkEnd w:id="280"/>
-    <w:bookmarkStart w:id="327" w:name="annexes"/>
+    <w:bookmarkEnd w:id="283"/>
+    <w:bookmarkStart w:id="330" w:name="annexes"/>
     <w:p>
       <w:pPr>
         <w:pStyle w:val="berschrift2"/>
@@ -15655,7 +15557,7 @@
         <w:t xml:space="preserve">Annexes</w:t>
       </w:r>
     </w:p>
-    <w:bookmarkStart w:id="282" w:name="sec:annex-sar-general-processing-roadmap"/>
+    <w:bookmarkStart w:id="285" w:name="sec:annex-sar-general-processing-roadmap"/>
     <w:p>
       <w:pPr>
         <w:pStyle w:val="berschrift3"/>
@@ -15761,7 +15663,7 @@
           <w:rPr>
             <w:rStyle w:val="Hyperlink"/>
           </w:rPr>
-          <w:t xml:space="preserve">Shiroma, Lavalle, and Buckley 2022</w:t>
+          <w:t xml:space="preserve">Shiroma et al. 2022</w:t>
         </w:r>
       </w:hyperlink>
       <w:r>
@@ -15825,7 +15727,7 @@
           <w:rPr>
             <w:rStyle w:val="Hyperlink"/>
           </w:rPr>
-          <w:t xml:space="preserve">H. A. Zebker et al. 2010</w:t>
+          <w:t xml:space="preserve">Zebker et al. 2010</w:t>
         </w:r>
       </w:hyperlink>
       <w:r>
@@ -15839,7 +15741,7 @@
           <w:rPr>
             <w:rStyle w:val="Hyperlink"/>
           </w:rPr>
-          <w:t xml:space="preserve">H. Zebker 2017</w:t>
+          <w:t xml:space="preserve">Zebker 2017</w:t>
         </w:r>
       </w:hyperlink>
       <w:r>
@@ -15927,7 +15829,7 @@
         <w:t xml:space="preserve">lists possible sequential steps and existing software tools (e.g., Gamma software (GAMMA, 2018)) and scripting tasks that can be used to form the CEOS-ARD SAR processing roadmap.</w:t>
       </w:r>
     </w:p>
-    <w:bookmarkStart w:id="281" w:name="tbl:sar-general-processing-roadmap-tbl1"/>
+    <w:bookmarkStart w:id="284" w:name="tbl:sar-general-processing-roadmap-tbl1"/>
     <w:p>
       <w:pPr>
         <w:pStyle w:val="TableCaption"/>
@@ -15998,16 +15900,7 @@
               <w:jc w:val="left"/>
             </w:pPr>
             <w:r>
-              <w:t xml:space="preserve">Check xml date and delivered format. RADARSAT-2, pre EDOT (July 2015) replace. Post July 2015, check if</w:t>
-            </w:r>
-            <w:r>
-              <w:t xml:space="preserve"> </w:t>
-            </w:r>
-            <w:r>
-              <w:t xml:space="preserve">‘DEF’</w:t>
-            </w:r>
-            <w:r>
-              <w:t xml:space="preserve">, otherwise replace. (Gamma - RSAT2_vec)</w:t>
+              <w:t xml:space="preserve">Check xml date and delivered format. RADARSAT-2, pre EDOT (July 2015) replace. Post July 2015, check if ‘DEF’, otherwise replace. (Gamma - RSAT2_vec)</w:t>
             </w:r>
           </w:p>
         </w:tc>
@@ -16170,9 +16063,9 @@
         </w:tc>
       </w:tr>
     </w:tbl>
-    <w:bookmarkEnd w:id="281"/>
-    <w:bookmarkEnd w:id="282"/>
-    <w:bookmarkStart w:id="294" w:name="sec:annex-sar-topographic-phase-removal"/>
+    <w:bookmarkEnd w:id="284"/>
+    <w:bookmarkEnd w:id="285"/>
+    <w:bookmarkStart w:id="297" w:name="sec:annex-sar-topographic-phase-removal"/>
     <w:p>
       <w:pPr>
         <w:pStyle w:val="berschrift3"/>
@@ -16201,6 +16094,9 @@
       </w:r>
       <m:oMath>
         <m:r>
+          <m:rPr>
+            <m:sty m:val="p"/>
+          </m:rPr>
           <m:t>Δ</m:t>
         </m:r>
         <m:sSub>
@@ -16236,6 +16132,9 @@
       </w:r>
       <m:oMath>
         <m:r>
+          <m:rPr>
+            <m:sty m:val="p"/>
+          </m:rPr>
           <m:t>Δ</m:t>
         </m:r>
         <m:sSub>
@@ -16281,6 +16180,9 @@
       </w:r>
       <m:oMath>
         <m:r>
+          <m:rPr>
+            <m:sty m:val="p"/>
+          </m:rPr>
           <m:t>Δ</m:t>
         </m:r>
         <m:sSub>
@@ -16329,6 +16231,9 @@
       </w:r>
       <m:oMath>
         <m:r>
+          <m:rPr>
+            <m:sty m:val="p"/>
+          </m:rPr>
           <m:t>Δ</m:t>
         </m:r>
         <m:sSub>
@@ -16433,13 +16338,16 @@
       <w:pPr>
         <w:pStyle w:val="Textkrper"/>
       </w:pPr>
-      <w:bookmarkStart w:id="283" w:name="eq:sar-topographic-phase-removal-eq1"/>
+      <w:bookmarkStart w:id="286" w:name="eq:sar-topographic-phase-removal-eq1"/>
       <m:oMathPara>
         <m:oMathParaPr>
           <m:jc m:val="center"/>
         </m:oMathParaPr>
         <m:oMath>
           <m:r>
+            <m:rPr>
+              <m:sty m:val="p"/>
+            </m:rPr>
             <m:t>Δ</m:t>
           </m:r>
           <m:sSub>
@@ -16470,6 +16378,9 @@
             <m:t>=</m:t>
           </m:r>
           <m:r>
+            <m:rPr>
+              <m:sty m:val="p"/>
+            </m:rPr>
             <m:t>Δ</m:t>
           </m:r>
           <m:sSub>
@@ -16513,6 +16424,9 @@
             <m:t>+</m:t>
           </m:r>
           <m:r>
+            <m:rPr>
+              <m:sty m:val="p"/>
+            </m:rPr>
             <m:t>Δ</m:t>
           </m:r>
           <m:sSub>
@@ -16556,6 +16470,9 @@
             <m:t>+</m:t>
           </m:r>
           <m:r>
+            <m:rPr>
+              <m:sty m:val="p"/>
+            </m:rPr>
             <m:t>Δ</m:t>
           </m:r>
           <m:sSub>
@@ -16595,22 +16512,24 @@
           <m:r>
             <m:t>  </m:t>
           </m:r>
-          <m:d>
-            <m:dPr>
-              <m:begChr m:val="("/>
-              <m:sepChr m:val=""/>
-              <m:endChr m:val=")"/>
-              <m:grow/>
-            </m:dPr>
-            <m:e>
-              <m:r>
-                <m:t>1</m:t>
-              </m:r>
-            </m:e>
-          </m:d>
+          <m:r>
+            <m:rPr>
+              <m:sty m:val="p"/>
+            </m:rPr>
+            <m:t>(</m:t>
+          </m:r>
+          <m:r>
+            <m:t>1</m:t>
+          </m:r>
+          <m:r>
+            <m:rPr>
+              <m:sty m:val="p"/>
+            </m:rPr>
+            <m:t>)</m:t>
+          </m:r>
         </m:oMath>
       </m:oMathPara>
-      <w:bookmarkEnd w:id="283"/>
+      <w:bookmarkEnd w:id="286"/>
     </w:p>
     <w:p>
       <w:pPr>
@@ -16624,13 +16543,16 @@
       <w:pPr>
         <w:pStyle w:val="Textkrper"/>
       </w:pPr>
-      <w:bookmarkStart w:id="284" w:name="eq:sar-topographic-phase-removal-eq2"/>
+      <w:bookmarkStart w:id="287" w:name="eq:sar-topographic-phase-removal-eq2"/>
       <m:oMathPara>
         <m:oMathParaPr>
           <m:jc m:val="center"/>
         </m:oMathParaPr>
         <m:oMath>
           <m:r>
+            <m:rPr>
+              <m:sty m:val="p"/>
+            </m:rPr>
             <m:t>Δ</m:t>
           </m:r>
           <m:sSub>
@@ -16758,22 +16680,24 @@
           <m:r>
             <m:t>  </m:t>
           </m:r>
-          <m:d>
-            <m:dPr>
-              <m:begChr m:val="("/>
-              <m:sepChr m:val=""/>
-              <m:endChr m:val=")"/>
-              <m:grow/>
-            </m:dPr>
-            <m:e>
-              <m:r>
-                <m:t>2</m:t>
-              </m:r>
-            </m:e>
-          </m:d>
+          <m:r>
+            <m:rPr>
+              <m:sty m:val="p"/>
+            </m:rPr>
+            <m:t>(</m:t>
+          </m:r>
+          <m:r>
+            <m:t>2</m:t>
+          </m:r>
+          <m:r>
+            <m:rPr>
+              <m:sty m:val="p"/>
+            </m:rPr>
+            <m:t>)</m:t>
+          </m:r>
         </m:oMath>
       </m:oMathPara>
-      <w:bookmarkEnd w:id="284"/>
+      <w:bookmarkEnd w:id="287"/>
     </w:p>
     <w:p>
       <w:pPr>
@@ -16856,7 +16780,7 @@
           <w:rPr>
             <w:rStyle w:val="Hyperlink"/>
           </w:rPr>
-          <w:t xml:space="preserve">H. A. Zebker et al. 2010</w:t>
+          <w:t xml:space="preserve">Zebker et al. 2010</w:t>
         </w:r>
       </w:hyperlink>
       <w:r>
@@ -16887,6 +16811,9 @@
       </w:r>
       <m:oMath>
         <m:r>
+          <m:rPr>
+            <m:sty m:val="p"/>
+          </m:rPr>
           <m:t>Δ</m:t>
         </m:r>
         <m:sSub>
@@ -16939,6 +16866,9 @@
       </w:r>
       <m:oMath>
         <m:r>
+          <m:rPr>
+            <m:sty m:val="p"/>
+          </m:rPr>
           <m:t>Δ</m:t>
         </m:r>
         <m:sSub>
@@ -17025,7 +16955,7 @@
       <w:pPr>
         <w:pStyle w:val="Textkrper"/>
       </w:pPr>
-      <w:bookmarkStart w:id="285" w:name="eq:sar-topographic-phase-removal-eq3"/>
+      <w:bookmarkStart w:id="288" w:name="eq:sar-topographic-phase-removal-eq3"/>
       <m:oMathPara>
         <m:oMathParaPr>
           <m:jc m:val="center"/>
@@ -17107,6 +17037,9 @@
             <m:t>−</m:t>
           </m:r>
           <m:r>
+            <m:rPr>
+              <m:sty m:val="p"/>
+            </m:rPr>
             <m:t>Δ</m:t>
           </m:r>
           <m:sSub>
@@ -17150,22 +17083,24 @@
           <m:r>
             <m:t>  </m:t>
           </m:r>
-          <m:d>
-            <m:dPr>
-              <m:begChr m:val="("/>
-              <m:sepChr m:val=""/>
-              <m:endChr m:val=")"/>
-              <m:grow/>
-            </m:dPr>
-            <m:e>
-              <m:r>
-                <m:t>3</m:t>
-              </m:r>
-            </m:e>
-          </m:d>
+          <m:r>
+            <m:rPr>
+              <m:sty m:val="p"/>
+            </m:rPr>
+            <m:t>(</m:t>
+          </m:r>
+          <m:r>
+            <m:t>3</m:t>
+          </m:r>
+          <m:r>
+            <m:rPr>
+              <m:sty m:val="p"/>
+            </m:rPr>
+            <m:t>)</m:t>
+          </m:r>
         </m:oMath>
       </m:oMathPara>
-      <w:bookmarkEnd w:id="285"/>
+      <w:bookmarkEnd w:id="288"/>
     </w:p>
     <w:p>
       <w:pPr>
@@ -17230,7 +17165,7 @@
           <w:rPr>
             <w:rStyle w:val="Hyperlink"/>
           </w:rPr>
-          <w:t xml:space="preserve">H. A. Zebker et al. 2010</w:t>
+          <w:t xml:space="preserve">Zebker et al. 2010</w:t>
         </w:r>
       </w:hyperlink>
       <w:r>
@@ -17293,30 +17228,32 @@
             </m:rPr>
             <m:t>=</m:t>
           </m:r>
+          <m:r>
+            <m:rPr>
+              <m:sty m:val="p"/>
+            </m:rPr>
+            <m:t>|</m:t>
+          </m:r>
+          <m:r>
+            <m:t>G</m:t>
+          </m:r>
+          <m:r>
+            <m:t>S</m:t>
+          </m:r>
+          <m:r>
+            <m:t>L</m:t>
+          </m:r>
+          <m:r>
+            <m:t>C</m:t>
+          </m:r>
           <m:sSup>
             <m:e>
-              <m:d>
-                <m:dPr>
-                  <m:begChr m:val="|"/>
-                  <m:sepChr m:val=""/>
-                  <m:endChr m:val="|"/>
-                  <m:grow/>
-                </m:dPr>
-                <m:e>
-                  <m:r>
-                    <m:t>G</m:t>
-                  </m:r>
-                  <m:r>
-                    <m:t>S</m:t>
-                  </m:r>
-                  <m:r>
-                    <m:t>L</m:t>
-                  </m:r>
-                  <m:r>
-                    <m:t>C</m:t>
-                  </m:r>
-                </m:e>
-              </m:d>
+              <m:r>
+                <m:rPr>
+                  <m:sty m:val="p"/>
+                </m:rPr>
+                <m:t>|</m:t>
+              </m:r>
             </m:e>
             <m:sup>
               <m:r>
@@ -17374,28 +17311,30 @@
             </m:rPr>
             <m:t>arg</m:t>
           </m:r>
-          <m:d>
-            <m:dPr>
-              <m:begChr m:val="("/>
-              <m:sepChr m:val=""/>
-              <m:endChr m:val=")"/>
-              <m:grow/>
-            </m:dPr>
-            <m:e>
-              <m:r>
-                <m:t>G</m:t>
-              </m:r>
-              <m:r>
-                <m:t>S</m:t>
-              </m:r>
-              <m:r>
-                <m:t>L</m:t>
-              </m:r>
-              <m:r>
-                <m:t>C</m:t>
-              </m:r>
-            </m:e>
-          </m:d>
+          <m:r>
+            <m:rPr>
+              <m:sty m:val="p"/>
+            </m:rPr>
+            <m:t>(</m:t>
+          </m:r>
+          <m:r>
+            <m:t>G</m:t>
+          </m:r>
+          <m:r>
+            <m:t>S</m:t>
+          </m:r>
+          <m:r>
+            <m:t>L</m:t>
+          </m:r>
+          <m:r>
+            <m:t>C</m:t>
+          </m:r>
+          <m:r>
+            <m:rPr>
+              <m:sty m:val="p"/>
+            </m:rPr>
+            <m:t>)</m:t>
+          </m:r>
         </m:oMath>
       </m:oMathPara>
     </w:p>
@@ -17427,7 +17366,7 @@
       <w:pPr>
         <w:pStyle w:val="Textkrper"/>
       </w:pPr>
-      <w:bookmarkStart w:id="286" w:name="eq:sar-topographic-phase-removal-eq4"/>
+      <w:bookmarkStart w:id="289" w:name="eq:sar-topographic-phase-removal-eq4"/>
       <m:oMathPara>
         <m:oMathParaPr>
           <m:jc m:val="center"/>
@@ -17509,6 +17448,9 @@
             <m:t>−</m:t>
           </m:r>
           <m:r>
+            <m:rPr>
+              <m:sty m:val="p"/>
+            </m:rPr>
             <m:t>Δ</m:t>
           </m:r>
           <m:sSub>
@@ -17662,28 +17604,30 @@
           <m:r>
             <m:t>  </m:t>
           </m:r>
-          <m:d>
-            <m:dPr>
-              <m:begChr m:val="("/>
-              <m:sepChr m:val=""/>
-              <m:endChr m:val=")"/>
-              <m:grow/>
-            </m:dPr>
-            <m:e>
-              <m:r>
-                <m:t>4</m:t>
-              </m:r>
-            </m:e>
-          </m:d>
+          <m:r>
+            <m:rPr>
+              <m:sty m:val="p"/>
+            </m:rPr>
+            <m:t>(</m:t>
+          </m:r>
+          <m:r>
+            <m:t>4</m:t>
+          </m:r>
+          <m:r>
+            <m:rPr>
+              <m:sty m:val="p"/>
+            </m:rPr>
+            <m:t>)</m:t>
+          </m:r>
         </m:oMath>
       </m:oMathPara>
-      <w:bookmarkEnd w:id="286"/>
+      <w:bookmarkEnd w:id="289"/>
     </w:p>
     <w:p>
       <w:pPr>
         <w:pStyle w:val="FirstParagraph"/>
       </w:pPr>
-      <w:bookmarkStart w:id="287" w:name="eq:sar-topographic-phase-removal-eq5"/>
+      <w:bookmarkStart w:id="290" w:name="eq:sar-topographic-phase-removal-eq5"/>
       <m:oMathPara>
         <m:oMathParaPr>
           <m:jc m:val="center"/>
@@ -17765,6 +17709,9 @@
             <m:t>−</m:t>
           </m:r>
           <m:r>
+            <m:rPr>
+              <m:sty m:val="p"/>
+            </m:rPr>
             <m:t>Δ</m:t>
           </m:r>
           <m:sSub>
@@ -17918,22 +17865,24 @@
           <m:r>
             <m:t>  </m:t>
           </m:r>
-          <m:d>
-            <m:dPr>
-              <m:begChr m:val="("/>
-              <m:sepChr m:val=""/>
-              <m:endChr m:val=")"/>
-              <m:grow/>
-            </m:dPr>
-            <m:e>
-              <m:r>
-                <m:t>5</m:t>
-              </m:r>
-            </m:e>
-          </m:d>
+          <m:r>
+            <m:rPr>
+              <m:sty m:val="p"/>
+            </m:rPr>
+            <m:t>(</m:t>
+          </m:r>
+          <m:r>
+            <m:t>5</m:t>
+          </m:r>
+          <m:r>
+            <m:rPr>
+              <m:sty m:val="p"/>
+            </m:rPr>
+            <m:t>)</m:t>
+          </m:r>
         </m:oMath>
       </m:oMathPara>
-      <w:bookmarkEnd w:id="287"/>
+      <w:bookmarkEnd w:id="290"/>
     </w:p>
     <w:p>
       <w:pPr>
@@ -17947,13 +17896,16 @@
       <w:pPr>
         <w:pStyle w:val="Textkrper"/>
       </w:pPr>
-      <w:bookmarkStart w:id="288" w:name="eq:sar-topographic-phase-removal-eq6"/>
+      <w:bookmarkStart w:id="291" w:name="eq:sar-topographic-phase-removal-eq6"/>
       <m:oMathPara>
         <m:oMathParaPr>
           <m:jc m:val="center"/>
         </m:oMathParaPr>
         <m:oMath>
           <m:r>
+            <m:rPr>
+              <m:sty m:val="p"/>
+            </m:rPr>
             <m:t>Δ</m:t>
           </m:r>
           <m:sSub>
@@ -18094,22 +18046,24 @@
           <m:r>
             <m:t>  </m:t>
           </m:r>
-          <m:d>
-            <m:dPr>
-              <m:begChr m:val="("/>
-              <m:sepChr m:val=""/>
-              <m:endChr m:val=")"/>
-              <m:grow/>
-            </m:dPr>
-            <m:e>
-              <m:r>
-                <m:t>6</m:t>
-              </m:r>
-            </m:e>
-          </m:d>
+          <m:r>
+            <m:rPr>
+              <m:sty m:val="p"/>
+            </m:rPr>
+            <m:t>(</m:t>
+          </m:r>
+          <m:r>
+            <m:t>6</m:t>
+          </m:r>
+          <m:r>
+            <m:rPr>
+              <m:sty m:val="p"/>
+            </m:rPr>
+            <m:t>)</m:t>
+          </m:r>
         </m:oMath>
       </m:oMathPara>
-      <w:bookmarkEnd w:id="288"/>
+      <w:bookmarkEnd w:id="291"/>
     </w:p>
     <w:p>
       <w:pPr>
@@ -18134,13 +18088,16 @@
       <w:pPr>
         <w:pStyle w:val="Textkrper"/>
       </w:pPr>
-      <w:bookmarkStart w:id="289" w:name="eq:sar-topographic-phase-removal-eq7"/>
+      <w:bookmarkStart w:id="292" w:name="eq:sar-topographic-phase-removal-eq7"/>
       <m:oMathPara>
         <m:oMathParaPr>
           <m:jc m:val="center"/>
         </m:oMathParaPr>
         <m:oMath>
           <m:r>
+            <m:rPr>
+              <m:sty m:val="p"/>
+            </m:rPr>
             <m:t>Δ</m:t>
           </m:r>
           <m:sSub>
@@ -18196,273 +18153,43 @@
             </m:rPr>
             <m:t>=</m:t>
           </m:r>
-          <m:d>
-            <m:dPr>
-              <m:begChr m:val="("/>
-              <m:sepChr m:val=""/>
-              <m:endChr m:val=")"/>
-              <m:grow/>
-            </m:dPr>
+          <m:r>
+            <m:rPr>
+              <m:sty m:val="p"/>
+            </m:rPr>
+            <m:t>(</m:t>
+          </m:r>
+          <m:sSub>
             <m:e>
-              <m:sSub>
-                <m:e>
-                  <m:r>
-                    <m:t>φ</m:t>
-                  </m:r>
-                </m:e>
-                <m:sub>
-                  <m:r>
-                    <m:rPr>
-                      <m:nor/>
-                      <m:sty m:val="p"/>
-                    </m:rPr>
-                    <m:t>SLC</m:t>
-                  </m:r>
-                  <m:r>
-                    <m:rPr>
-                      <m:sty m:val="p"/>
-                    </m:rPr>
-                    <m:t>_</m:t>
-                  </m:r>
-                  <m:r>
-                    <m:t>1</m:t>
-                  </m:r>
-                </m:sub>
-              </m:sSub>
+              <m:r>
+                <m:t>φ</m:t>
+              </m:r>
+            </m:e>
+            <m:sub>
+              <m:r>
+                <m:rPr>
+                  <m:nor/>
+                  <m:sty m:val="p"/>
+                </m:rPr>
+                <m:t>SLC</m:t>
+              </m:r>
               <m:r>
                 <m:rPr>
                   <m:sty m:val="p"/>
                 </m:rPr>
-                <m:t>−</m:t>
-              </m:r>
-              <m:sSub>
-                <m:e>
-                  <m:r>
-                    <m:t>φ</m:t>
-                  </m:r>
-                </m:e>
-                <m:sub>
-                  <m:r>
-                    <m:rPr>
-                      <m:nor/>
-                      <m:sty m:val="p"/>
-                    </m:rPr>
-                    <m:t>DEM</m:t>
-                  </m:r>
-                  <m:r>
-                    <m:rPr>
-                      <m:sty m:val="p"/>
-                    </m:rPr>
-                    <m:t>_</m:t>
-                  </m:r>
-                  <m:r>
-                    <m:rPr>
-                      <m:nor/>
-                      <m:sty m:val="p"/>
-                    </m:rPr>
-                    <m:t>OrbRef</m:t>
-                  </m:r>
-                </m:sub>
-              </m:sSub>
-              <m:r>
-                <m:rPr>
-                  <m:sty m:val="p"/>
-                </m:rPr>
-                <m:t>−</m:t>
-              </m:r>
-              <m:sSub>
-                <m:e>
-                  <m:r>
-                    <m:t>φ</m:t>
-                  </m:r>
-                </m:e>
-                <m:sub>
-                  <m:r>
-                    <m:rPr>
-                      <m:nor/>
-                      <m:sty m:val="p"/>
-                    </m:rPr>
-                    <m:t>DEM</m:t>
-                  </m:r>
-                  <m:r>
-                    <m:rPr>
-                      <m:sty m:val="p"/>
-                    </m:rPr>
-                    <m:t>_</m:t>
-                  </m:r>
-                  <m:r>
-                    <m:rPr>
-                      <m:nor/>
-                      <m:sty m:val="p"/>
-                    </m:rPr>
-                    <m:t>SLC</m:t>
-                  </m:r>
-                  <m:r>
-                    <m:rPr>
-                      <m:sty m:val="p"/>
-                    </m:rPr>
-                    <m:t>_</m:t>
-                  </m:r>
-                  <m:r>
-                    <m:t>1</m:t>
-                  </m:r>
-                </m:sub>
-              </m:sSub>
-            </m:e>
-          </m:d>
+                <m:t>_</m:t>
+              </m:r>
+              <m:r>
+                <m:t>1</m:t>
+              </m:r>
+            </m:sub>
+          </m:sSub>
           <m:r>
             <m:rPr>
               <m:sty m:val="p"/>
             </m:rPr>
             <m:t>−</m:t>
           </m:r>
-          <m:d>
-            <m:dPr>
-              <m:begChr m:val="("/>
-              <m:sepChr m:val=""/>
-              <m:endChr m:val=")"/>
-              <m:grow/>
-            </m:dPr>
-            <m:e>
-              <m:sSub>
-                <m:e>
-                  <m:r>
-                    <m:t>φ</m:t>
-                  </m:r>
-                </m:e>
-                <m:sub>
-                  <m:r>
-                    <m:rPr>
-                      <m:nor/>
-                      <m:sty m:val="p"/>
-                    </m:rPr>
-                    <m:t>SLC</m:t>
-                  </m:r>
-                  <m:r>
-                    <m:rPr>
-                      <m:sty m:val="p"/>
-                    </m:rPr>
-                    <m:t>_</m:t>
-                  </m:r>
-                  <m:r>
-                    <m:t>2</m:t>
-                  </m:r>
-                </m:sub>
-              </m:sSub>
-              <m:r>
-                <m:rPr>
-                  <m:sty m:val="p"/>
-                </m:rPr>
-                <m:t>−</m:t>
-              </m:r>
-              <m:sSub>
-                <m:e>
-                  <m:r>
-                    <m:t>φ</m:t>
-                  </m:r>
-                </m:e>
-                <m:sub>
-                  <m:r>
-                    <m:rPr>
-                      <m:nor/>
-                      <m:sty m:val="p"/>
-                    </m:rPr>
-                    <m:t>DEM</m:t>
-                  </m:r>
-                  <m:r>
-                    <m:rPr>
-                      <m:sty m:val="p"/>
-                    </m:rPr>
-                    <m:t>_</m:t>
-                  </m:r>
-                  <m:r>
-                    <m:rPr>
-                      <m:nor/>
-                      <m:sty m:val="p"/>
-                    </m:rPr>
-                    <m:t>OrbRef</m:t>
-                  </m:r>
-                </m:sub>
-              </m:sSub>
-              <m:r>
-                <m:rPr>
-                  <m:sty m:val="p"/>
-                </m:rPr>
-                <m:t>−</m:t>
-              </m:r>
-              <m:sSub>
-                <m:e>
-                  <m:r>
-                    <m:t>φ</m:t>
-                  </m:r>
-                </m:e>
-                <m:sub>
-                  <m:r>
-                    <m:rPr>
-                      <m:nor/>
-                      <m:sty m:val="p"/>
-                    </m:rPr>
-                    <m:t>DEM</m:t>
-                  </m:r>
-                  <m:r>
-                    <m:rPr>
-                      <m:sty m:val="p"/>
-                    </m:rPr>
-                    <m:t>_</m:t>
-                  </m:r>
-                  <m:r>
-                    <m:rPr>
-                      <m:nor/>
-                      <m:sty m:val="p"/>
-                    </m:rPr>
-                    <m:t>SLC</m:t>
-                  </m:r>
-                  <m:r>
-                    <m:rPr>
-                      <m:sty m:val="p"/>
-                    </m:rPr>
-                    <m:t>_</m:t>
-                  </m:r>
-                  <m:r>
-                    <m:t>2</m:t>
-                  </m:r>
-                </m:sub>
-              </m:sSub>
-            </m:e>
-          </m:d>
-          <m:r>
-            <m:t>  </m:t>
-          </m:r>
-          <m:d>
-            <m:dPr>
-              <m:begChr m:val="("/>
-              <m:sepChr m:val=""/>
-              <m:endChr m:val=")"/>
-              <m:grow/>
-            </m:dPr>
-            <m:e>
-              <m:r>
-                <m:t>7</m:t>
-              </m:r>
-            </m:e>
-          </m:d>
-        </m:oMath>
-      </m:oMathPara>
-      <w:bookmarkEnd w:id="289"/>
-    </w:p>
-    <w:p>
-      <w:pPr>
-        <w:pStyle w:val="FirstParagraph"/>
-      </w:pPr>
-      <w:bookmarkStart w:id="290" w:name="eq:sar-topographic-phase-removal-eq8"/>
-      <m:oMathPara>
-        <m:oMathParaPr>
-          <m:jc m:val="center"/>
-        </m:oMathParaPr>
-        <m:oMath>
-          <m:r>
-            <m:t>Δ</m:t>
-          </m:r>
           <m:sSub>
             <m:e>
               <m:r>
@@ -18475,7 +18202,7 @@
                   <m:nor/>
                   <m:sty m:val="p"/>
                 </m:rPr>
-                <m:t>CARD</m:t>
+                <m:t>DEM</m:t>
               </m:r>
               <m:r>
                 <m:rPr>
@@ -18484,29 +18211,11 @@
                 <m:t>_</m:t>
               </m:r>
               <m:r>
-                <m:t>1</m:t>
-              </m:r>
-              <m:r>
-                <m:rPr>
-                  <m:sty m:val="p"/>
-                </m:rPr>
-                <m:t>−</m:t>
-              </m:r>
-              <m:r>
                 <m:rPr>
                   <m:nor/>
                   <m:sty m:val="p"/>
                 </m:rPr>
-                <m:t>CARD</m:t>
-              </m:r>
-              <m:r>
-                <m:rPr>
-                  <m:sty m:val="p"/>
-                </m:rPr>
-                <m:t>_</m:t>
-              </m:r>
-              <m:r>
-                <m:t>2</m:t>
+                <m:t>OrbRef</m:t>
               </m:r>
             </m:sub>
           </m:sSub>
@@ -18514,128 +18223,124 @@
             <m:rPr>
               <m:sty m:val="p"/>
             </m:rPr>
-            <m:t>=</m:t>
+            <m:t>−</m:t>
           </m:r>
-          <m:d>
-            <m:dPr>
-              <m:begChr m:val="("/>
-              <m:sepChr m:val=""/>
-              <m:endChr m:val=")"/>
-              <m:grow/>
-            </m:dPr>
+          <m:sSub>
             <m:e>
-              <m:sSub>
-                <m:e>
-                  <m:r>
-                    <m:t>φ</m:t>
-                  </m:r>
-                </m:e>
-                <m:sub>
-                  <m:r>
-                    <m:rPr>
-                      <m:nor/>
-                      <m:sty m:val="p"/>
-                    </m:rPr>
-                    <m:t>SLC</m:t>
-                  </m:r>
-                  <m:r>
-                    <m:rPr>
-                      <m:sty m:val="p"/>
-                    </m:rPr>
-                    <m:t>_</m:t>
-                  </m:r>
-                  <m:r>
-                    <m:t>1</m:t>
-                  </m:r>
-                </m:sub>
-              </m:sSub>
+              <m:r>
+                <m:t>φ</m:t>
+              </m:r>
+            </m:e>
+            <m:sub>
+              <m:r>
+                <m:rPr>
+                  <m:nor/>
+                  <m:sty m:val="p"/>
+                </m:rPr>
+                <m:t>DEM</m:t>
+              </m:r>
               <m:r>
                 <m:rPr>
                   <m:sty m:val="p"/>
                 </m:rPr>
-                <m:t>−</m:t>
-              </m:r>
-              <m:sSub>
-                <m:e>
-                  <m:r>
-                    <m:t>φ</m:t>
-                  </m:r>
-                </m:e>
-                <m:sub>
-                  <m:r>
-                    <m:rPr>
-                      <m:nor/>
-                      <m:sty m:val="p"/>
-                    </m:rPr>
-                    <m:t>SLC</m:t>
-                  </m:r>
-                  <m:r>
-                    <m:rPr>
-                      <m:sty m:val="p"/>
-                    </m:rPr>
-                    <m:t>_</m:t>
-                  </m:r>
-                  <m:r>
-                    <m:t>2</m:t>
-                  </m:r>
-                </m:sub>
-              </m:sSub>
-            </m:e>
-          </m:d>
+                <m:t>_</m:t>
+              </m:r>
+              <m:r>
+                <m:rPr>
+                  <m:nor/>
+                  <m:sty m:val="p"/>
+                </m:rPr>
+                <m:t>SLC</m:t>
+              </m:r>
+              <m:r>
+                <m:rPr>
+                  <m:sty m:val="p"/>
+                </m:rPr>
+                <m:t>_</m:t>
+              </m:r>
+              <m:r>
+                <m:t>1</m:t>
+              </m:r>
+            </m:sub>
+          </m:sSub>
+          <m:r>
+            <m:rPr>
+              <m:sty m:val="p"/>
+            </m:rPr>
+            <m:t>)</m:t>
+          </m:r>
           <m:r>
             <m:rPr>
               <m:sty m:val="p"/>
             </m:rPr>
             <m:t>−</m:t>
           </m:r>
-          <m:d>
-            <m:dPr>
-              <m:begChr m:val="("/>
-              <m:sepChr m:val=""/>
-              <m:endChr m:val=")"/>
-              <m:grow/>
-            </m:dPr>
+          <m:r>
+            <m:rPr>
+              <m:sty m:val="p"/>
+            </m:rPr>
+            <m:t>(</m:t>
+          </m:r>
+          <m:sSub>
             <m:e>
-              <m:sSub>
-                <m:e>
-                  <m:r>
-                    <m:t>φ</m:t>
-                  </m:r>
-                </m:e>
-                <m:sub>
-                  <m:r>
-                    <m:rPr>
-                      <m:nor/>
-                      <m:sty m:val="p"/>
-                    </m:rPr>
-                    <m:t>DEM</m:t>
-                  </m:r>
-                  <m:r>
-                    <m:rPr>
-                      <m:sty m:val="p"/>
-                    </m:rPr>
-                    <m:t>_</m:t>
-                  </m:r>
-                  <m:r>
-                    <m:rPr>
-                      <m:nor/>
-                      <m:sty m:val="p"/>
-                    </m:rPr>
-                    <m:t>SLC</m:t>
-                  </m:r>
-                  <m:r>
-                    <m:rPr>
-                      <m:sty m:val="p"/>
-                    </m:rPr>
-                    <m:t>_</m:t>
-                  </m:r>
-                  <m:r>
-                    <m:t>1</m:t>
-                  </m:r>
-                </m:sub>
-              </m:sSub>
+              <m:r>
+                <m:t>φ</m:t>
+              </m:r>
             </m:e>
-          </m:d>
+            <m:sub>
+              <m:r>
+                <m:rPr>
+                  <m:nor/>
+                  <m:sty m:val="p"/>
+                </m:rPr>
+                <m:t>SLC</m:t>
+              </m:r>
+              <m:r>
+                <m:rPr>
+                  <m:sty m:val="p"/>
+                </m:rPr>
+                <m:t>_</m:t>
+              </m:r>
+              <m:r>
+                <m:t>2</m:t>
+              </m:r>
+            </m:sub>
+          </m:sSub>
+          <m:r>
+            <m:rPr>
+              <m:sty m:val="p"/>
+            </m:rPr>
+            <m:t>−</m:t>
+          </m:r>
+          <m:sSub>
+            <m:e>
+              <m:r>
+                <m:t>φ</m:t>
+              </m:r>
+            </m:e>
+            <m:sub>
+              <m:r>
+                <m:rPr>
+                  <m:nor/>
+                  <m:sty m:val="p"/>
+                </m:rPr>
+                <m:t>DEM</m:t>
+              </m:r>
+              <m:r>
+                <m:rPr>
+                  <m:sty m:val="p"/>
+                </m:rPr>
+                <m:t>_</m:t>
+              </m:r>
+              <m:r>
+                <m:rPr>
+                  <m:nor/>
+                  <m:sty m:val="p"/>
+                </m:rPr>
+                <m:t>OrbRef</m:t>
+              </m:r>
+            </m:sub>
+          </m:sSub>
           <m:r>
             <m:rPr>
               <m:sty m:val="p"/>
@@ -18689,34 +18394,39 @@
           <m:r>
             <m:t>  </m:t>
           </m:r>
-          <m:d>
-            <m:dPr>
-              <m:begChr m:val="("/>
-              <m:sepChr m:val=""/>
-              <m:endChr m:val=")"/>
-              <m:grow/>
-            </m:dPr>
-            <m:e>
-              <m:r>
-                <m:t>8</m:t>
-              </m:r>
-            </m:e>
-          </m:d>
+          <m:r>
+            <m:rPr>
+              <m:sty m:val="p"/>
+            </m:rPr>
+            <m:t>(</m:t>
+          </m:r>
+          <m:r>
+            <m:t>7</m:t>
+          </m:r>
+          <m:r>
+            <m:rPr>
+              <m:sty m:val="p"/>
+            </m:rPr>
+            <m:t>)</m:t>
+          </m:r>
         </m:oMath>
       </m:oMathPara>
-      <w:bookmarkEnd w:id="290"/>
+      <w:bookmarkEnd w:id="292"/>
     </w:p>
     <w:p>
       <w:pPr>
         <w:pStyle w:val="FirstParagraph"/>
       </w:pPr>
-      <w:bookmarkStart w:id="291" w:name="eq:sar-topographic-phase-removal-eq9"/>
+      <w:bookmarkStart w:id="293" w:name="eq:sar-topographic-phase-removal-eq8"/>
       <m:oMathPara>
         <m:oMathParaPr>
           <m:jc m:val="center"/>
         </m:oMathParaPr>
         <m:oMath>
           <m:r>
+            <m:rPr>
+              <m:sty m:val="p"/>
+            </m:rPr>
             <m:t>Δ</m:t>
           </m:r>
           <m:sSub>
@@ -18773,6 +18483,274 @@
             <m:t>=</m:t>
           </m:r>
           <m:r>
+            <m:rPr>
+              <m:sty m:val="p"/>
+            </m:rPr>
+            <m:t>(</m:t>
+          </m:r>
+          <m:sSub>
+            <m:e>
+              <m:r>
+                <m:t>φ</m:t>
+              </m:r>
+            </m:e>
+            <m:sub>
+              <m:r>
+                <m:rPr>
+                  <m:nor/>
+                  <m:sty m:val="p"/>
+                </m:rPr>
+                <m:t>SLC</m:t>
+              </m:r>
+              <m:r>
+                <m:rPr>
+                  <m:sty m:val="p"/>
+                </m:rPr>
+                <m:t>_</m:t>
+              </m:r>
+              <m:r>
+                <m:t>1</m:t>
+              </m:r>
+            </m:sub>
+          </m:sSub>
+          <m:r>
+            <m:rPr>
+              <m:sty m:val="p"/>
+            </m:rPr>
+            <m:t>−</m:t>
+          </m:r>
+          <m:sSub>
+            <m:e>
+              <m:r>
+                <m:t>φ</m:t>
+              </m:r>
+            </m:e>
+            <m:sub>
+              <m:r>
+                <m:rPr>
+                  <m:nor/>
+                  <m:sty m:val="p"/>
+                </m:rPr>
+                <m:t>SLC</m:t>
+              </m:r>
+              <m:r>
+                <m:rPr>
+                  <m:sty m:val="p"/>
+                </m:rPr>
+                <m:t>_</m:t>
+              </m:r>
+              <m:r>
+                <m:t>2</m:t>
+              </m:r>
+            </m:sub>
+          </m:sSub>
+          <m:r>
+            <m:rPr>
+              <m:sty m:val="p"/>
+            </m:rPr>
+            <m:t>)</m:t>
+          </m:r>
+          <m:r>
+            <m:rPr>
+              <m:sty m:val="p"/>
+            </m:rPr>
+            <m:t>−</m:t>
+          </m:r>
+          <m:r>
+            <m:rPr>
+              <m:sty m:val="p"/>
+            </m:rPr>
+            <m:t>(</m:t>
+          </m:r>
+          <m:sSub>
+            <m:e>
+              <m:r>
+                <m:t>φ</m:t>
+              </m:r>
+            </m:e>
+            <m:sub>
+              <m:r>
+                <m:rPr>
+                  <m:nor/>
+                  <m:sty m:val="p"/>
+                </m:rPr>
+                <m:t>DEM</m:t>
+              </m:r>
+              <m:r>
+                <m:rPr>
+                  <m:sty m:val="p"/>
+                </m:rPr>
+                <m:t>_</m:t>
+              </m:r>
+              <m:r>
+                <m:rPr>
+                  <m:nor/>
+                  <m:sty m:val="p"/>
+                </m:rPr>
+                <m:t>SLC</m:t>
+              </m:r>
+              <m:r>
+                <m:rPr>
+                  <m:sty m:val="p"/>
+                </m:rPr>
+                <m:t>_</m:t>
+              </m:r>
+              <m:r>
+                <m:t>1</m:t>
+              </m:r>
+            </m:sub>
+          </m:sSub>
+          <m:r>
+            <m:rPr>
+              <m:sty m:val="p"/>
+            </m:rPr>
+            <m:t>)</m:t>
+          </m:r>
+          <m:r>
+            <m:rPr>
+              <m:sty m:val="p"/>
+            </m:rPr>
+            <m:t>−</m:t>
+          </m:r>
+          <m:sSub>
+            <m:e>
+              <m:r>
+                <m:t>φ</m:t>
+              </m:r>
+            </m:e>
+            <m:sub>
+              <m:r>
+                <m:rPr>
+                  <m:nor/>
+                  <m:sty m:val="p"/>
+                </m:rPr>
+                <m:t>DEM</m:t>
+              </m:r>
+              <m:r>
+                <m:rPr>
+                  <m:sty m:val="p"/>
+                </m:rPr>
+                <m:t>_</m:t>
+              </m:r>
+              <m:r>
+                <m:rPr>
+                  <m:nor/>
+                  <m:sty m:val="p"/>
+                </m:rPr>
+                <m:t>SLC</m:t>
+              </m:r>
+              <m:r>
+                <m:rPr>
+                  <m:sty m:val="p"/>
+                </m:rPr>
+                <m:t>_</m:t>
+              </m:r>
+              <m:r>
+                <m:t>2</m:t>
+              </m:r>
+            </m:sub>
+          </m:sSub>
+          <m:r>
+            <m:rPr>
+              <m:sty m:val="p"/>
+            </m:rPr>
+            <m:t>)</m:t>
+          </m:r>
+          <m:r>
+            <m:t>  </m:t>
+          </m:r>
+          <m:r>
+            <m:rPr>
+              <m:sty m:val="p"/>
+            </m:rPr>
+            <m:t>(</m:t>
+          </m:r>
+          <m:r>
+            <m:t>8</m:t>
+          </m:r>
+          <m:r>
+            <m:rPr>
+              <m:sty m:val="p"/>
+            </m:rPr>
+            <m:t>)</m:t>
+          </m:r>
+        </m:oMath>
+      </m:oMathPara>
+      <w:bookmarkEnd w:id="293"/>
+    </w:p>
+    <w:p>
+      <w:pPr>
+        <w:pStyle w:val="FirstParagraph"/>
+      </w:pPr>
+      <w:bookmarkStart w:id="294" w:name="eq:sar-topographic-phase-removal-eq9"/>
+      <m:oMathPara>
+        <m:oMathParaPr>
+          <m:jc m:val="center"/>
+        </m:oMathParaPr>
+        <m:oMath>
+          <m:r>
+            <m:rPr>
+              <m:sty m:val="p"/>
+            </m:rPr>
+            <m:t>Δ</m:t>
+          </m:r>
+          <m:sSub>
+            <m:e>
+              <m:r>
+                <m:t>φ</m:t>
+              </m:r>
+            </m:e>
+            <m:sub>
+              <m:r>
+                <m:rPr>
+                  <m:nor/>
+                  <m:sty m:val="p"/>
+                </m:rPr>
+                <m:t>CARD</m:t>
+              </m:r>
+              <m:r>
+                <m:rPr>
+                  <m:sty m:val="p"/>
+                </m:rPr>
+                <m:t>_</m:t>
+              </m:r>
+              <m:r>
+                <m:t>1</m:t>
+              </m:r>
+              <m:r>
+                <m:rPr>
+                  <m:sty m:val="p"/>
+                </m:rPr>
+                <m:t>−</m:t>
+              </m:r>
+              <m:r>
+                <m:rPr>
+                  <m:nor/>
+                  <m:sty m:val="p"/>
+                </m:rPr>
+                <m:t>CARD</m:t>
+              </m:r>
+              <m:r>
+                <m:rPr>
+                  <m:sty m:val="p"/>
+                </m:rPr>
+                <m:t>_</m:t>
+              </m:r>
+              <m:r>
+                <m:t>2</m:t>
+              </m:r>
+            </m:sub>
+          </m:sSub>
+          <m:r>
+            <m:rPr>
+              <m:sty m:val="p"/>
+            </m:rPr>
+            <m:t>=</m:t>
+          </m:r>
+          <m:r>
+            <m:rPr>
+              <m:sty m:val="p"/>
+            </m:rPr>
             <m:t>Δ</m:t>
           </m:r>
           <m:sSub>
@@ -18829,6 +18807,9 @@
             <m:t>−</m:t>
           </m:r>
           <m:r>
+            <m:rPr>
+              <m:sty m:val="p"/>
+            </m:rPr>
             <m:t>Δ</m:t>
           </m:r>
           <m:sSub>
@@ -18868,22 +18849,24 @@
           <m:r>
             <m:t>  </m:t>
           </m:r>
-          <m:d>
-            <m:dPr>
-              <m:begChr m:val="("/>
-              <m:sepChr m:val=""/>
-              <m:endChr m:val=")"/>
-              <m:grow/>
-            </m:dPr>
-            <m:e>
-              <m:r>
-                <m:t>9</m:t>
-              </m:r>
-            </m:e>
-          </m:d>
+          <m:r>
+            <m:rPr>
+              <m:sty m:val="p"/>
+            </m:rPr>
+            <m:t>(</m:t>
+          </m:r>
+          <m:r>
+            <m:t>9</m:t>
+          </m:r>
+          <m:r>
+            <m:rPr>
+              <m:sty m:val="p"/>
+            </m:rPr>
+            <m:t>)</m:t>
+          </m:r>
         </m:oMath>
       </m:oMathPara>
-      <w:bookmarkEnd w:id="291"/>
+      <w:bookmarkEnd w:id="294"/>
     </w:p>
     <w:p>
       <w:pPr>
@@ -18897,6 +18880,9 @@
       </w:r>
       <m:oMath>
         <m:r>
+          <m:rPr>
+            <m:sty m:val="p"/>
+          </m:rPr>
           <m:t>Δ</m:t>
         </m:r>
         <m:sSub>
@@ -18969,283 +18955,16 @@
       <w:pPr>
         <w:pStyle w:val="Textkrper"/>
       </w:pPr>
-      <w:bookmarkStart w:id="292" w:name="eq:sar-topographic-phase-removal-eq10"/>
+      <w:bookmarkStart w:id="295" w:name="eq:sar-topographic-phase-removal-eq10"/>
       <m:oMathPara>
         <m:oMathParaPr>
           <m:jc m:val="center"/>
         </m:oMathParaPr>
         <m:oMath>
           <m:r>
-            <m:t>Δ</m:t>
-          </m:r>
-          <m:sSub>
-            <m:e>
-              <m:r>
-                <m:t>φ</m:t>
-              </m:r>
-            </m:e>
-            <m:sub>
-              <m:r>
-                <m:rPr>
-                  <m:nor/>
-                  <m:sty m:val="p"/>
-                </m:rPr>
-                <m:t>CARD</m:t>
-              </m:r>
-              <m:r>
-                <m:rPr>
-                  <m:sty m:val="p"/>
-                </m:rPr>
-                <m:t>_</m:t>
-              </m:r>
-              <m:r>
-                <m:t>1</m:t>
-              </m:r>
-              <m:r>
-                <m:rPr>
-                  <m:sty m:val="p"/>
-                </m:rPr>
-                <m:t>−</m:t>
-              </m:r>
-              <m:r>
-                <m:rPr>
-                  <m:nor/>
-                  <m:sty m:val="p"/>
-                </m:rPr>
-                <m:t>CARD</m:t>
-              </m:r>
-              <m:r>
-                <m:rPr>
-                  <m:sty m:val="p"/>
-                </m:rPr>
-                <m:t>_</m:t>
-              </m:r>
-              <m:r>
-                <m:t>2</m:t>
-              </m:r>
-            </m:sub>
-          </m:sSub>
-          <m:r>
             <m:rPr>
               <m:sty m:val="p"/>
             </m:rPr>
-            <m:t>=</m:t>
-          </m:r>
-          <m:d>
-            <m:dPr>
-              <m:begChr m:val="("/>
-              <m:sepChr m:val=""/>
-              <m:endChr m:val=")"/>
-              <m:grow/>
-            </m:dPr>
-            <m:e>
-              <m:r>
-                <m:t>Δ</m:t>
-              </m:r>
-              <m:sSub>
-                <m:e>
-                  <m:r>
-                    <m:t>φ</m:t>
-                  </m:r>
-                </m:e>
-                <m:sub>
-                  <m:r>
-                    <m:rPr>
-                      <m:nor/>
-                      <m:sty m:val="p"/>
-                    </m:rPr>
-                    <m:t>Topo</m:t>
-                  </m:r>
-                  <m:r>
-                    <m:rPr>
-                      <m:sty m:val="p"/>
-                    </m:rPr>
-                    <m:t>_</m:t>
-                  </m:r>
-                  <m:r>
-                    <m:t>1</m:t>
-                  </m:r>
-                  <m:r>
-                    <m:rPr>
-                      <m:sty m:val="p"/>
-                    </m:rPr>
-                    <m:t>−</m:t>
-                  </m:r>
-                  <m:r>
-                    <m:t>2</m:t>
-                  </m:r>
-                </m:sub>
-              </m:sSub>
-              <m:r>
-                <m:rPr>
-                  <m:sty m:val="p"/>
-                </m:rPr>
-                <m:t>+</m:t>
-              </m:r>
-              <m:r>
-                <m:t>Δ</m:t>
-              </m:r>
-              <m:sSub>
-                <m:e>
-                  <m:r>
-                    <m:t>φ</m:t>
-                  </m:r>
-                </m:e>
-                <m:sub>
-                  <m:r>
-                    <m:rPr>
-                      <m:nor/>
-                      <m:sty m:val="p"/>
-                    </m:rPr>
-                    <m:t>Disp</m:t>
-                  </m:r>
-                  <m:r>
-                    <m:rPr>
-                      <m:sty m:val="p"/>
-                    </m:rPr>
-                    <m:t>_</m:t>
-                  </m:r>
-                  <m:r>
-                    <m:t>1</m:t>
-                  </m:r>
-                  <m:r>
-                    <m:rPr>
-                      <m:sty m:val="p"/>
-                    </m:rPr>
-                    <m:t>−</m:t>
-                  </m:r>
-                  <m:r>
-                    <m:t>2</m:t>
-                  </m:r>
-                </m:sub>
-              </m:sSub>
-              <m:r>
-                <m:rPr>
-                  <m:sty m:val="p"/>
-                </m:rPr>
-                <m:t>+</m:t>
-              </m:r>
-              <m:r>
-                <m:t>Δ</m:t>
-              </m:r>
-              <m:sSub>
-                <m:e>
-                  <m:r>
-                    <m:t>φ</m:t>
-                  </m:r>
-                </m:e>
-                <m:sub>
-                  <m:r>
-                    <m:rPr>
-                      <m:nor/>
-                      <m:sty m:val="p"/>
-                    </m:rPr>
-                    <m:t>Noise</m:t>
-                  </m:r>
-                  <m:r>
-                    <m:rPr>
-                      <m:sty m:val="p"/>
-                    </m:rPr>
-                    <m:t>_</m:t>
-                  </m:r>
-                  <m:r>
-                    <m:t>1</m:t>
-                  </m:r>
-                  <m:r>
-                    <m:rPr>
-                      <m:sty m:val="p"/>
-                    </m:rPr>
-                    <m:t>−</m:t>
-                  </m:r>
-                  <m:r>
-                    <m:t>2</m:t>
-                  </m:r>
-                </m:sub>
-              </m:sSub>
-            </m:e>
-          </m:d>
-          <m:r>
-            <m:rPr>
-              <m:sty m:val="p"/>
-            </m:rPr>
-            <m:t>−</m:t>
-          </m:r>
-          <m:r>
-            <m:t>Δ</m:t>
-          </m:r>
-          <m:sSub>
-            <m:e>
-              <m:r>
-                <m:t>φ</m:t>
-              </m:r>
-            </m:e>
-            <m:sub>
-              <m:r>
-                <m:rPr>
-                  <m:nor/>
-                  <m:sty m:val="p"/>
-                </m:rPr>
-                <m:t>Topo</m:t>
-              </m:r>
-              <m:r>
-                <m:rPr>
-                  <m:sty m:val="p"/>
-                </m:rPr>
-                <m:t>_</m:t>
-              </m:r>
-              <m:r>
-                <m:t>1</m:t>
-              </m:r>
-              <m:r>
-                <m:rPr>
-                  <m:sty m:val="p"/>
-                </m:rPr>
-                <m:t>−</m:t>
-              </m:r>
-              <m:r>
-                <m:t>2</m:t>
-              </m:r>
-            </m:sub>
-          </m:sSub>
-          <m:r>
-            <m:t>  </m:t>
-          </m:r>
-          <m:d>
-            <m:dPr>
-              <m:begChr m:val="("/>
-              <m:sepChr m:val=""/>
-              <m:endChr m:val=")"/>
-              <m:grow/>
-            </m:dPr>
-            <m:e>
-              <m:r>
-                <m:t>10</m:t>
-              </m:r>
-            </m:e>
-          </m:d>
-        </m:oMath>
-      </m:oMathPara>
-      <w:bookmarkEnd w:id="292"/>
-    </w:p>
-    <w:p>
-      <w:pPr>
-        <w:pStyle w:val="FirstParagraph"/>
-      </w:pPr>
-      <w:r>
-        <w:t xml:space="preserve">Consequently, the differential phase of two CEOS-ARD products doesn’t contain a topographic phase and is already unwrapped (at least over stable areas). It is only function of the surface displacement and of the noise term. Depending on the reference DEM and the satellite orbital state vector accuracies, some residual topographic phase could be present. Atmospheric (item 2.15) and ionospheric (item 2.16) phase corrections could be performed during the production of CEOS-ARD products, which reduces the differential phase noise in an InSAR analysis.</w:t>
-      </w:r>
-    </w:p>
-    <w:p>
-      <w:pPr>
-        <w:pStyle w:val="Textkrper"/>
-      </w:pPr>
-      <w:bookmarkStart w:id="293" w:name="eq:sar-topographic-phase-removal-eq11"/>
-      <m:oMathPara>
-        <m:oMathParaPr>
-          <m:jc m:val="center"/>
-        </m:oMathParaPr>
-        <m:oMath>
-          <m:r>
             <m:t>Δ</m:t>
           </m:r>
           <m:sSub>
@@ -19302,6 +19021,15 @@
             <m:t>=</m:t>
           </m:r>
           <m:r>
+            <m:rPr>
+              <m:sty m:val="p"/>
+            </m:rPr>
+            <m:t>(</m:t>
+          </m:r>
+          <m:r>
+            <m:rPr>
+              <m:sty m:val="p"/>
+            </m:rPr>
             <m:t>Δ</m:t>
           </m:r>
           <m:sSub>
@@ -19316,7 +19044,7 @@
                   <m:nor/>
                   <m:sty m:val="p"/>
                 </m:rPr>
-                <m:t>Disp</m:t>
+                <m:t>Topo</m:t>
               </m:r>
               <m:r>
                 <m:rPr>
@@ -19345,6 +19073,292 @@
             <m:t>+</m:t>
           </m:r>
           <m:r>
+            <m:rPr>
+              <m:sty m:val="p"/>
+            </m:rPr>
+            <m:t>Δ</m:t>
+          </m:r>
+          <m:sSub>
+            <m:e>
+              <m:r>
+                <m:t>φ</m:t>
+              </m:r>
+            </m:e>
+            <m:sub>
+              <m:r>
+                <m:rPr>
+                  <m:nor/>
+                  <m:sty m:val="p"/>
+                </m:rPr>
+                <m:t>Disp</m:t>
+              </m:r>
+              <m:r>
+                <m:rPr>
+                  <m:sty m:val="p"/>
+                </m:rPr>
+                <m:t>_</m:t>
+              </m:r>
+              <m:r>
+                <m:t>1</m:t>
+              </m:r>
+              <m:r>
+                <m:rPr>
+                  <m:sty m:val="p"/>
+                </m:rPr>
+                <m:t>−</m:t>
+              </m:r>
+              <m:r>
+                <m:t>2</m:t>
+              </m:r>
+            </m:sub>
+          </m:sSub>
+          <m:r>
+            <m:rPr>
+              <m:sty m:val="p"/>
+            </m:rPr>
+            <m:t>+</m:t>
+          </m:r>
+          <m:r>
+            <m:rPr>
+              <m:sty m:val="p"/>
+            </m:rPr>
+            <m:t>Δ</m:t>
+          </m:r>
+          <m:sSub>
+            <m:e>
+              <m:r>
+                <m:t>φ</m:t>
+              </m:r>
+            </m:e>
+            <m:sub>
+              <m:r>
+                <m:rPr>
+                  <m:nor/>
+                  <m:sty m:val="p"/>
+                </m:rPr>
+                <m:t>Noise</m:t>
+              </m:r>
+              <m:r>
+                <m:rPr>
+                  <m:sty m:val="p"/>
+                </m:rPr>
+                <m:t>_</m:t>
+              </m:r>
+              <m:r>
+                <m:t>1</m:t>
+              </m:r>
+              <m:r>
+                <m:rPr>
+                  <m:sty m:val="p"/>
+                </m:rPr>
+                <m:t>−</m:t>
+              </m:r>
+              <m:r>
+                <m:t>2</m:t>
+              </m:r>
+            </m:sub>
+          </m:sSub>
+          <m:r>
+            <m:rPr>
+              <m:sty m:val="p"/>
+            </m:rPr>
+            <m:t>)</m:t>
+          </m:r>
+          <m:r>
+            <m:rPr>
+              <m:sty m:val="p"/>
+            </m:rPr>
+            <m:t>−</m:t>
+          </m:r>
+          <m:r>
+            <m:rPr>
+              <m:sty m:val="p"/>
+            </m:rPr>
+            <m:t>Δ</m:t>
+          </m:r>
+          <m:sSub>
+            <m:e>
+              <m:r>
+                <m:t>φ</m:t>
+              </m:r>
+            </m:e>
+            <m:sub>
+              <m:r>
+                <m:rPr>
+                  <m:nor/>
+                  <m:sty m:val="p"/>
+                </m:rPr>
+                <m:t>Topo</m:t>
+              </m:r>
+              <m:r>
+                <m:rPr>
+                  <m:sty m:val="p"/>
+                </m:rPr>
+                <m:t>_</m:t>
+              </m:r>
+              <m:r>
+                <m:t>1</m:t>
+              </m:r>
+              <m:r>
+                <m:rPr>
+                  <m:sty m:val="p"/>
+                </m:rPr>
+                <m:t>−</m:t>
+              </m:r>
+              <m:r>
+                <m:t>2</m:t>
+              </m:r>
+            </m:sub>
+          </m:sSub>
+          <m:r>
+            <m:t>  </m:t>
+          </m:r>
+          <m:r>
+            <m:rPr>
+              <m:sty m:val="p"/>
+            </m:rPr>
+            <m:t>(</m:t>
+          </m:r>
+          <m:r>
+            <m:t>10</m:t>
+          </m:r>
+          <m:r>
+            <m:rPr>
+              <m:sty m:val="p"/>
+            </m:rPr>
+            <m:t>)</m:t>
+          </m:r>
+        </m:oMath>
+      </m:oMathPara>
+      <w:bookmarkEnd w:id="295"/>
+    </w:p>
+    <w:p>
+      <w:pPr>
+        <w:pStyle w:val="FirstParagraph"/>
+      </w:pPr>
+      <w:r>
+        <w:t xml:space="preserve">Consequently, the differential phase of two CEOS-ARD products doesn’t contain a topographic phase and is already unwrapped (at least over stable areas). It is only function of the surface displacement and of the noise term. Depending on the reference DEM and the satellite orbital state vector accuracies, some residual topographic phase could be present. Atmospheric (item 2.15) and ionospheric (item 2.16) phase corrections could be performed during the production of CEOS-ARD products, which reduces the differential phase noise in an InSAR analysis.</w:t>
+      </w:r>
+    </w:p>
+    <w:p>
+      <w:pPr>
+        <w:pStyle w:val="Textkrper"/>
+      </w:pPr>
+      <w:bookmarkStart w:id="296" w:name="eq:sar-topographic-phase-removal-eq11"/>
+      <m:oMathPara>
+        <m:oMathParaPr>
+          <m:jc m:val="center"/>
+        </m:oMathParaPr>
+        <m:oMath>
+          <m:r>
+            <m:rPr>
+              <m:sty m:val="p"/>
+            </m:rPr>
+            <m:t>Δ</m:t>
+          </m:r>
+          <m:sSub>
+            <m:e>
+              <m:r>
+                <m:t>φ</m:t>
+              </m:r>
+            </m:e>
+            <m:sub>
+              <m:r>
+                <m:rPr>
+                  <m:nor/>
+                  <m:sty m:val="p"/>
+                </m:rPr>
+                <m:t>CARD</m:t>
+              </m:r>
+              <m:r>
+                <m:rPr>
+                  <m:sty m:val="p"/>
+                </m:rPr>
+                <m:t>_</m:t>
+              </m:r>
+              <m:r>
+                <m:t>1</m:t>
+              </m:r>
+              <m:r>
+                <m:rPr>
+                  <m:sty m:val="p"/>
+                </m:rPr>
+                <m:t>−</m:t>
+              </m:r>
+              <m:r>
+                <m:rPr>
+                  <m:nor/>
+                  <m:sty m:val="p"/>
+                </m:rPr>
+                <m:t>CARD</m:t>
+              </m:r>
+              <m:r>
+                <m:rPr>
+                  <m:sty m:val="p"/>
+                </m:rPr>
+                <m:t>_</m:t>
+              </m:r>
+              <m:r>
+                <m:t>2</m:t>
+              </m:r>
+            </m:sub>
+          </m:sSub>
+          <m:r>
+            <m:rPr>
+              <m:sty m:val="p"/>
+            </m:rPr>
+            <m:t>=</m:t>
+          </m:r>
+          <m:r>
+            <m:rPr>
+              <m:sty m:val="p"/>
+            </m:rPr>
+            <m:t>Δ</m:t>
+          </m:r>
+          <m:sSub>
+            <m:e>
+              <m:r>
+                <m:t>φ</m:t>
+              </m:r>
+            </m:e>
+            <m:sub>
+              <m:r>
+                <m:rPr>
+                  <m:nor/>
+                  <m:sty m:val="p"/>
+                </m:rPr>
+                <m:t>Disp</m:t>
+              </m:r>
+              <m:r>
+                <m:rPr>
+                  <m:sty m:val="p"/>
+                </m:rPr>
+                <m:t>_</m:t>
+              </m:r>
+              <m:r>
+                <m:t>1</m:t>
+              </m:r>
+              <m:r>
+                <m:rPr>
+                  <m:sty m:val="p"/>
+                </m:rPr>
+                <m:t>−</m:t>
+              </m:r>
+              <m:r>
+                <m:t>2</m:t>
+              </m:r>
+            </m:sub>
+          </m:sSub>
+          <m:r>
+            <m:rPr>
+              <m:sty m:val="p"/>
+            </m:rPr>
+            <m:t>+</m:t>
+          </m:r>
+          <m:r>
+            <m:rPr>
+              <m:sty m:val="p"/>
+            </m:rPr>
             <m:t>Δ</m:t>
           </m:r>
           <m:sSub>
@@ -19390,25 +19404,27 @@
           <m:r>
             <m:t>  </m:t>
           </m:r>
-          <m:d>
-            <m:dPr>
-              <m:begChr m:val="("/>
-              <m:sepChr m:val=""/>
-              <m:endChr m:val=")"/>
-              <m:grow/>
-            </m:dPr>
-            <m:e>
-              <m:r>
-                <m:t>11</m:t>
-              </m:r>
-            </m:e>
-          </m:d>
+          <m:r>
+            <m:rPr>
+              <m:sty m:val="p"/>
+            </m:rPr>
+            <m:t>(</m:t>
+          </m:r>
+          <m:r>
+            <m:t>11</m:t>
+          </m:r>
+          <m:r>
+            <m:rPr>
+              <m:sty m:val="p"/>
+            </m:rPr>
+            <m:t>)</m:t>
+          </m:r>
         </m:oMath>
       </m:oMathPara>
-      <w:bookmarkEnd w:id="293"/>
-    </w:p>
-    <w:bookmarkEnd w:id="294"/>
-    <w:bookmarkStart w:id="301" w:name="sec:annex-sar-pol-covmat"/>
+      <w:bookmarkEnd w:id="296"/>
+    </w:p>
+    <w:bookmarkEnd w:id="297"/>
+    <w:bookmarkStart w:id="304" w:name="sec:annex-sar-pol-covmat"/>
     <w:p>
       <w:pPr>
         <w:pStyle w:val="berschrift3"/>
@@ -19469,7 +19485,7 @@
       <w:pPr>
         <w:pStyle w:val="Textkrper"/>
       </w:pPr>
-      <w:bookmarkStart w:id="295" w:name="eq:sar-pol-covmat-eq1"/>
+      <w:bookmarkStart w:id="298" w:name="eq:sar-pol-covmat-eq1"/>
       <m:oMathPara>
         <m:oMathParaPr>
           <m:jc m:val="center"/>
@@ -19522,30 +19538,32 @@
                 </m:mPr>
                 <m:mr>
                   <m:e>
+                    <m:r>
+                      <m:rPr>
+                        <m:sty m:val="p"/>
+                      </m:rPr>
+                      <m:t>|</m:t>
+                    </m:r>
+                    <m:r>
+                      <m:rPr>
+                        <m:sty m:val="b"/>
+                      </m:rPr>
+                      <m:t>H</m:t>
+                    </m:r>
+                    <m:r>
+                      <m:rPr>
+                        <m:sty m:val="b"/>
+                      </m:rPr>
+                      <m:t>H</m:t>
+                    </m:r>
                     <m:sSup>
                       <m:e>
-                        <m:d>
-                          <m:dPr>
-                            <m:begChr m:val="|"/>
-                            <m:sepChr m:val=""/>
-                            <m:endChr m:val="|"/>
-                            <m:grow/>
-                          </m:dPr>
-                          <m:e>
-                            <m:r>
-                              <m:rPr>
-                                <m:sty m:val="b"/>
-                              </m:rPr>
-                              <m:t>H</m:t>
-                            </m:r>
-                            <m:r>
-                              <m:rPr>
-                                <m:sty m:val="b"/>
-                              </m:rPr>
-                              <m:t>H</m:t>
-                            </m:r>
-                          </m:e>
-                        </m:d>
+                        <m:r>
+                          <m:rPr>
+                            <m:sty m:val="p"/>
+                          </m:rPr>
+                          <m:t>|</m:t>
+                        </m:r>
                       </m:e>
                       <m:sup>
                         <m:r>
@@ -19720,30 +19738,32 @@
                       </m:rPr>
                       <m:t>⋅</m:t>
                     </m:r>
+                    <m:r>
+                      <m:rPr>
+                        <m:sty m:val="p"/>
+                      </m:rPr>
+                      <m:t>|</m:t>
+                    </m:r>
+                    <m:r>
+                      <m:rPr>
+                        <m:sty m:val="b"/>
+                      </m:rPr>
+                      <m:t>H</m:t>
+                    </m:r>
+                    <m:r>
+                      <m:rPr>
+                        <m:sty m:val="b"/>
+                      </m:rPr>
+                      <m:t>V</m:t>
+                    </m:r>
                     <m:sSup>
                       <m:e>
-                        <m:d>
-                          <m:dPr>
-                            <m:begChr m:val="|"/>
-                            <m:sepChr m:val=""/>
-                            <m:endChr m:val="|"/>
-                            <m:grow/>
-                          </m:dPr>
-                          <m:e>
-                            <m:r>
-                              <m:rPr>
-                                <m:sty m:val="b"/>
-                              </m:rPr>
-                              <m:t>H</m:t>
-                            </m:r>
-                            <m:r>
-                              <m:rPr>
-                                <m:sty m:val="b"/>
-                              </m:rPr>
-                              <m:t>V</m:t>
-                            </m:r>
-                          </m:e>
-                        </m:d>
+                        <m:r>
+                          <m:rPr>
+                            <m:sty m:val="p"/>
+                          </m:rPr>
+                          <m:t>|</m:t>
+                        </m:r>
                       </m:e>
                       <m:sup>
                         <m:r>
@@ -19897,30 +19917,32 @@
                     </m:sSup>
                   </m:e>
                   <m:e>
+                    <m:r>
+                      <m:rPr>
+                        <m:sty m:val="p"/>
+                      </m:rPr>
+                      <m:t>|</m:t>
+                    </m:r>
+                    <m:r>
+                      <m:rPr>
+                        <m:sty m:val="b"/>
+                      </m:rPr>
+                      <m:t>V</m:t>
+                    </m:r>
+                    <m:r>
+                      <m:rPr>
+                        <m:sty m:val="b"/>
+                      </m:rPr>
+                      <m:t>V</m:t>
+                    </m:r>
                     <m:sSup>
                       <m:e>
-                        <m:d>
-                          <m:dPr>
-                            <m:begChr m:val="|"/>
-                            <m:sepChr m:val=""/>
-                            <m:endChr m:val="|"/>
-                            <m:grow/>
-                          </m:dPr>
-                          <m:e>
-                            <m:r>
-                              <m:rPr>
-                                <m:sty m:val="b"/>
-                              </m:rPr>
-                              <m:t>V</m:t>
-                            </m:r>
-                            <m:r>
-                              <m:rPr>
-                                <m:sty m:val="b"/>
-                              </m:rPr>
-                              <m:t>V</m:t>
-                            </m:r>
-                          </m:e>
-                        </m:d>
+                        <m:r>
+                          <m:rPr>
+                            <m:sty m:val="p"/>
+                          </m:rPr>
+                          <m:t>|</m:t>
+                        </m:r>
                       </m:e>
                       <m:sup>
                         <m:r>
@@ -19936,22 +19958,24 @@
           <m:r>
             <m:t>  </m:t>
           </m:r>
-          <m:d>
-            <m:dPr>
-              <m:begChr m:val="("/>
-              <m:sepChr m:val=""/>
-              <m:endChr m:val=")"/>
-              <m:grow/>
-            </m:dPr>
-            <m:e>
-              <m:r>
-                <m:t>12</m:t>
-              </m:r>
-            </m:e>
-          </m:d>
+          <m:r>
+            <m:rPr>
+              <m:sty m:val="p"/>
+            </m:rPr>
+            <m:t>(</m:t>
+          </m:r>
+          <m:r>
+            <m:t>12</m:t>
+          </m:r>
+          <m:r>
+            <m:rPr>
+              <m:sty m:val="p"/>
+            </m:rPr>
+            <m:t>)</m:t>
+          </m:r>
         </m:oMath>
       </m:oMathPara>
-      <w:bookmarkEnd w:id="295"/>
+      <w:bookmarkEnd w:id="298"/>
     </w:p>
     <w:p>
       <w:pPr>
@@ -19977,7 +20001,7 @@
       <w:pPr>
         <w:pStyle w:val="Textkrper"/>
       </w:pPr>
-      <w:bookmarkStart w:id="296" w:name="eq:sar-pol-covmat-eq2"/>
+      <w:bookmarkStart w:id="299" w:name="eq:sar-pol-covmat-eq2"/>
       <m:oMathPara>
         <m:oMathParaPr>
           <m:jc m:val="center"/>
@@ -20034,30 +20058,32 @@
                 </m:mPr>
                 <m:mr>
                   <m:e>
+                    <m:r>
+                      <m:rPr>
+                        <m:sty m:val="p"/>
+                      </m:rPr>
+                      <m:t>|</m:t>
+                    </m:r>
+                    <m:r>
+                      <m:rPr>
+                        <m:sty m:val="b"/>
+                      </m:rPr>
+                      <m:t>H</m:t>
+                    </m:r>
+                    <m:r>
+                      <m:rPr>
+                        <m:sty m:val="b"/>
+                      </m:rPr>
+                      <m:t>H</m:t>
+                    </m:r>
                     <m:sSup>
                       <m:e>
-                        <m:d>
-                          <m:dPr>
-                            <m:begChr m:val="|"/>
-                            <m:sepChr m:val=""/>
-                            <m:endChr m:val="|"/>
-                            <m:grow/>
-                          </m:dPr>
-                          <m:e>
-                            <m:r>
-                              <m:rPr>
-                                <m:sty m:val="b"/>
-                              </m:rPr>
-                              <m:t>H</m:t>
-                            </m:r>
-                            <m:r>
-                              <m:rPr>
-                                <m:sty m:val="b"/>
-                              </m:rPr>
-                              <m:t>H</m:t>
-                            </m:r>
-                          </m:e>
-                        </m:d>
+                        <m:r>
+                          <m:rPr>
+                            <m:sty m:val="p"/>
+                          </m:rPr>
+                          <m:t>|</m:t>
+                        </m:r>
                       </m:e>
                       <m:sup>
                         <m:r>
@@ -20145,30 +20171,32 @@
                     </m:sSup>
                   </m:e>
                   <m:e>
+                    <m:r>
+                      <m:rPr>
+                        <m:sty m:val="p"/>
+                      </m:rPr>
+                      <m:t>|</m:t>
+                    </m:r>
+                    <m:r>
+                      <m:rPr>
+                        <m:sty m:val="b"/>
+                      </m:rPr>
+                      <m:t>H</m:t>
+                    </m:r>
+                    <m:r>
+                      <m:rPr>
+                        <m:sty m:val="b"/>
+                      </m:rPr>
+                      <m:t>V</m:t>
+                    </m:r>
                     <m:sSup>
                       <m:e>
-                        <m:d>
-                          <m:dPr>
-                            <m:begChr m:val="|"/>
-                            <m:sepChr m:val=""/>
-                            <m:endChr m:val="|"/>
-                            <m:grow/>
-                          </m:dPr>
-                          <m:e>
-                            <m:r>
-                              <m:rPr>
-                                <m:sty m:val="b"/>
-                              </m:rPr>
-                              <m:t>H</m:t>
-                            </m:r>
-                            <m:r>
-                              <m:rPr>
-                                <m:sty m:val="b"/>
-                              </m:rPr>
-                              <m:t>V</m:t>
-                            </m:r>
-                          </m:e>
-                        </m:d>
+                        <m:r>
+                          <m:rPr>
+                            <m:sty m:val="p"/>
+                          </m:rPr>
+                          <m:t>|</m:t>
+                        </m:r>
                       </m:e>
                       <m:sup>
                         <m:r>
@@ -20184,28 +20212,30 @@
           <m:r>
             <m:t>  </m:t>
           </m:r>
-          <m:d>
-            <m:dPr>
-              <m:begChr m:val="("/>
-              <m:sepChr m:val=""/>
-              <m:endChr m:val=")"/>
-              <m:grow/>
-            </m:dPr>
-            <m:e>
-              <m:r>
-                <m:t>13</m:t>
-              </m:r>
-            </m:e>
-          </m:d>
+          <m:r>
+            <m:rPr>
+              <m:sty m:val="p"/>
+            </m:rPr>
+            <m:t>(</m:t>
+          </m:r>
+          <m:r>
+            <m:t>13</m:t>
+          </m:r>
+          <m:r>
+            <m:rPr>
+              <m:sty m:val="p"/>
+            </m:rPr>
+            <m:t>)</m:t>
+          </m:r>
         </m:oMath>
       </m:oMathPara>
-      <w:bookmarkEnd w:id="296"/>
+      <w:bookmarkEnd w:id="299"/>
     </w:p>
     <w:p>
       <w:pPr>
         <w:pStyle w:val="FirstParagraph"/>
       </w:pPr>
-      <w:bookmarkStart w:id="297" w:name="eq:sar-pol-covmat-eq3"/>
+      <w:bookmarkStart w:id="300" w:name="eq:sar-pol-covmat-eq3"/>
       <m:oMathPara>
         <m:oMathParaPr>
           <m:jc m:val="center"/>
@@ -20262,30 +20292,32 @@
                 </m:mPr>
                 <m:mr>
                   <m:e>
+                    <m:r>
+                      <m:rPr>
+                        <m:sty m:val="p"/>
+                      </m:rPr>
+                      <m:t>|</m:t>
+                    </m:r>
+                    <m:r>
+                      <m:rPr>
+                        <m:sty m:val="b"/>
+                      </m:rPr>
+                      <m:t>V</m:t>
+                    </m:r>
+                    <m:r>
+                      <m:rPr>
+                        <m:sty m:val="b"/>
+                      </m:rPr>
+                      <m:t>H</m:t>
+                    </m:r>
                     <m:sSup>
                       <m:e>
-                        <m:d>
-                          <m:dPr>
-                            <m:begChr m:val="|"/>
-                            <m:sepChr m:val=""/>
-                            <m:endChr m:val="|"/>
-                            <m:grow/>
-                          </m:dPr>
-                          <m:e>
-                            <m:r>
-                              <m:rPr>
-                                <m:sty m:val="b"/>
-                              </m:rPr>
-                              <m:t>V</m:t>
-                            </m:r>
-                            <m:r>
-                              <m:rPr>
-                                <m:sty m:val="b"/>
-                              </m:rPr>
-                              <m:t>H</m:t>
-                            </m:r>
-                          </m:e>
-                        </m:d>
+                        <m:r>
+                          <m:rPr>
+                            <m:sty m:val="p"/>
+                          </m:rPr>
+                          <m:t>|</m:t>
+                        </m:r>
                       </m:e>
                       <m:sup>
                         <m:r>
@@ -20373,30 +20405,32 @@
                     </m:sSup>
                   </m:e>
                   <m:e>
+                    <m:r>
+                      <m:rPr>
+                        <m:sty m:val="p"/>
+                      </m:rPr>
+                      <m:t>|</m:t>
+                    </m:r>
+                    <m:r>
+                      <m:rPr>
+                        <m:sty m:val="b"/>
+                      </m:rPr>
+                      <m:t>V</m:t>
+                    </m:r>
+                    <m:r>
+                      <m:rPr>
+                        <m:sty m:val="b"/>
+                      </m:rPr>
+                      <m:t>V</m:t>
+                    </m:r>
                     <m:sSup>
                       <m:e>
-                        <m:d>
-                          <m:dPr>
-                            <m:begChr m:val="|"/>
-                            <m:sepChr m:val=""/>
-                            <m:endChr m:val="|"/>
-                            <m:grow/>
-                          </m:dPr>
-                          <m:e>
-                            <m:r>
-                              <m:rPr>
-                                <m:sty m:val="b"/>
-                              </m:rPr>
-                              <m:t>V</m:t>
-                            </m:r>
-                            <m:r>
-                              <m:rPr>
-                                <m:sty m:val="b"/>
-                              </m:rPr>
-                              <m:t>V</m:t>
-                            </m:r>
-                          </m:e>
-                        </m:d>
+                        <m:r>
+                          <m:rPr>
+                            <m:sty m:val="p"/>
+                          </m:rPr>
+                          <m:t>|</m:t>
+                        </m:r>
                       </m:e>
                       <m:sup>
                         <m:r>
@@ -20412,28 +20446,30 @@
           <m:r>
             <m:t>  </m:t>
           </m:r>
-          <m:d>
-            <m:dPr>
-              <m:begChr m:val="("/>
-              <m:sepChr m:val=""/>
-              <m:endChr m:val=")"/>
-              <m:grow/>
-            </m:dPr>
-            <m:e>
-              <m:r>
-                <m:t>14</m:t>
-              </m:r>
-            </m:e>
-          </m:d>
+          <m:r>
+            <m:rPr>
+              <m:sty m:val="p"/>
+            </m:rPr>
+            <m:t>(</m:t>
+          </m:r>
+          <m:r>
+            <m:t>14</m:t>
+          </m:r>
+          <m:r>
+            <m:rPr>
+              <m:sty m:val="p"/>
+            </m:rPr>
+            <m:t>)</m:t>
+          </m:r>
         </m:oMath>
       </m:oMathPara>
-      <w:bookmarkEnd w:id="297"/>
+      <w:bookmarkEnd w:id="300"/>
     </w:p>
     <w:p>
       <w:pPr>
         <w:pStyle w:val="FirstParagraph"/>
       </w:pPr>
-      <w:bookmarkStart w:id="298" w:name="eq:eq:sar-pol-covmat-eq4"/>
+      <w:bookmarkStart w:id="301" w:name="eq:eq:sar-pol-covmat-eq4"/>
       <m:oMathPara>
         <m:oMathParaPr>
           <m:jc m:val="center"/>
@@ -20490,30 +20526,32 @@
                 </m:mPr>
                 <m:mr>
                   <m:e>
+                    <m:r>
+                      <m:rPr>
+                        <m:sty m:val="p"/>
+                      </m:rPr>
+                      <m:t>|</m:t>
+                    </m:r>
+                    <m:r>
+                      <m:rPr>
+                        <m:sty m:val="b"/>
+                      </m:rPr>
+                      <m:t>C</m:t>
+                    </m:r>
+                    <m:r>
+                      <m:rPr>
+                        <m:sty m:val="b"/>
+                      </m:rPr>
+                      <m:t>H</m:t>
+                    </m:r>
                     <m:sSup>
                       <m:e>
-                        <m:d>
-                          <m:dPr>
-                            <m:begChr m:val="|"/>
-                            <m:sepChr m:val=""/>
-                            <m:endChr m:val="|"/>
-                            <m:grow/>
-                          </m:dPr>
-                          <m:e>
-                            <m:r>
-                              <m:rPr>
-                                <m:sty m:val="b"/>
-                              </m:rPr>
-                              <m:t>C</m:t>
-                            </m:r>
-                            <m:r>
-                              <m:rPr>
-                                <m:sty m:val="b"/>
-                              </m:rPr>
-                              <m:t>H</m:t>
-                            </m:r>
-                          </m:e>
-                        </m:d>
+                        <m:r>
+                          <m:rPr>
+                            <m:sty m:val="p"/>
+                          </m:rPr>
+                          <m:t>|</m:t>
+                        </m:r>
                       </m:e>
                       <m:sup>
                         <m:r>
@@ -20601,30 +20639,32 @@
                     </m:sSup>
                   </m:e>
                   <m:e>
+                    <m:r>
+                      <m:rPr>
+                        <m:sty m:val="p"/>
+                      </m:rPr>
+                      <m:t>|</m:t>
+                    </m:r>
+                    <m:r>
+                      <m:rPr>
+                        <m:sty m:val="b"/>
+                      </m:rPr>
+                      <m:t>C</m:t>
+                    </m:r>
+                    <m:r>
+                      <m:rPr>
+                        <m:sty m:val="b"/>
+                      </m:rPr>
+                      <m:t>V</m:t>
+                    </m:r>
                     <m:sSup>
                       <m:e>
-                        <m:d>
-                          <m:dPr>
-                            <m:begChr m:val="|"/>
-                            <m:sepChr m:val=""/>
-                            <m:endChr m:val="|"/>
-                            <m:grow/>
-                          </m:dPr>
-                          <m:e>
-                            <m:r>
-                              <m:rPr>
-                                <m:sty m:val="b"/>
-                              </m:rPr>
-                              <m:t>C</m:t>
-                            </m:r>
-                            <m:r>
-                              <m:rPr>
-                                <m:sty m:val="b"/>
-                              </m:rPr>
-                              <m:t>V</m:t>
-                            </m:r>
-                          </m:e>
-                        </m:d>
+                        <m:r>
+                          <m:rPr>
+                            <m:sty m:val="p"/>
+                          </m:rPr>
+                          <m:t>|</m:t>
+                        </m:r>
                       </m:e>
                       <m:sup>
                         <m:r>
@@ -20640,22 +20680,24 @@
           <m:r>
             <m:t>  </m:t>
           </m:r>
-          <m:d>
-            <m:dPr>
-              <m:begChr m:val="("/>
-              <m:sepChr m:val=""/>
-              <m:endChr m:val=")"/>
-              <m:grow/>
-            </m:dPr>
-            <m:e>
-              <m:r>
-                <m:t>15</m:t>
-              </m:r>
-            </m:e>
-          </m:d>
+          <m:r>
+            <m:rPr>
+              <m:sty m:val="p"/>
+            </m:rPr>
+            <m:t>(</m:t>
+          </m:r>
+          <m:r>
+            <m:t>15</m:t>
+          </m:r>
+          <m:r>
+            <m:rPr>
+              <m:sty m:val="p"/>
+            </m:rPr>
+            <m:t>)</m:t>
+          </m:r>
         </m:oMath>
       </m:oMathPara>
-      <w:bookmarkEnd w:id="298"/>
+      <w:bookmarkEnd w:id="301"/>
     </w:p>
     <w:p>
       <w:pPr>
@@ -20749,19 +20791,7 @@
         </w:r>
       </w:hyperlink>
       <w:r>
-        <w:t xml:space="preserve">. Users will have to take care of this non-standard representation when applying their polarimetric analytic tools.</w:t>
-      </w:r>
-      <w:r>
-        <w:t xml:space="preserve"> </w:t>
-      </w:r>
-      <w:r>
-        <w:t xml:space="preserve">“&lt; &gt;”</w:t>
-      </w:r>
-      <w:r>
-        <w:t xml:space="preserve"> </w:t>
-      </w:r>
-      <w:r>
-        <w:t xml:space="preserve">means that ARD matrix elements are speckle filtered. Eq. </w:t>
+        <w:t xml:space="preserve">. Users will have to take care of this non-standard representation when applying their polarimetric analytic tools. “&lt; &gt;” means that ARD matrix elements are speckle filtered. Eq. </w:t>
       </w:r>
       <w:hyperlink w:anchor="eq:sar-pol-covmat-eq5">
         <w:r>
@@ -20782,7 +20812,7 @@
       <w:pPr>
         <w:pStyle w:val="Textkrper"/>
       </w:pPr>
-      <w:bookmarkStart w:id="299" w:name="eq:sar-pol-covmat-eq5"/>
+      <w:bookmarkStart w:id="302" w:name="eq:sar-pol-covmat-eq5"/>
       <m:oMathPara>
         <m:oMathParaPr>
           <m:jc m:val="center"/>
@@ -20854,36 +20884,38 @@
                 </m:mPr>
                 <m:mr>
                   <m:e>
+                    <m:r>
+                      <m:rPr>
+                        <m:sty m:val="p"/>
+                      </m:rPr>
+                      <m:t>|</m:t>
+                    </m:r>
+                    <m:r>
+                      <m:rPr>
+                        <m:sty m:val="p"/>
+                      </m:rPr>
+                      <m:t>⟨</m:t>
+                    </m:r>
+                    <m:r>
+                      <m:rPr>
+                        <m:sty m:val="b"/>
+                      </m:rPr>
+                      <m:t>H</m:t>
+                    </m:r>
+                    <m:r>
+                      <m:rPr>
+                        <m:sty m:val="b"/>
+                      </m:rPr>
+                      <m:t>H</m:t>
+                    </m:r>
                     <m:sSup>
                       <m:e>
-                        <m:d>
-                          <m:dPr>
-                            <m:begChr m:val="|"/>
-                            <m:sepChr m:val=""/>
-                            <m:endChr m:val="|"/>
-                            <m:grow/>
-                          </m:dPr>
-                          <m:e>
-                            <m:r>
-                              <m:rPr>
-                                <m:sty m:val="p"/>
-                              </m:rPr>
-                              <m:t>⟨</m:t>
-                            </m:r>
-                            <m:r>
-                              <m:rPr>
-                                <m:sty m:val="b"/>
-                              </m:rPr>
-                              <m:t>H</m:t>
-                            </m:r>
-                            <m:r>
-                              <m:rPr>
-                                <m:sty m:val="b"/>
-                              </m:rPr>
-                              <m:t>H</m:t>
-                            </m:r>
-                          </m:e>
-                        </m:d>
+                        <m:r>
+                          <m:rPr>
+                            <m:sty m:val="p"/>
+                          </m:rPr>
+                          <m:t>|</m:t>
+                        </m:r>
                       </m:e>
                       <m:sup>
                         <m:r>
@@ -21063,30 +21095,32 @@
                       </m:rPr>
                       <m:t>⟨</m:t>
                     </m:r>
+                    <m:r>
+                      <m:rPr>
+                        <m:sty m:val="p"/>
+                      </m:rPr>
+                      <m:t>|</m:t>
+                    </m:r>
+                    <m:r>
+                      <m:rPr>
+                        <m:sty m:val="b"/>
+                      </m:rPr>
+                      <m:t>H</m:t>
+                    </m:r>
+                    <m:r>
+                      <m:rPr>
+                        <m:sty m:val="b"/>
+                      </m:rPr>
+                      <m:t>V</m:t>
+                    </m:r>
                     <m:sSup>
                       <m:e>
-                        <m:d>
-                          <m:dPr>
-                            <m:begChr m:val="|"/>
-                            <m:sepChr m:val=""/>
-                            <m:endChr m:val="|"/>
-                            <m:grow/>
-                          </m:dPr>
-                          <m:e>
-                            <m:r>
-                              <m:rPr>
-                                <m:sty m:val="b"/>
-                              </m:rPr>
-                              <m:t>H</m:t>
-                            </m:r>
-                            <m:r>
-                              <m:rPr>
-                                <m:sty m:val="b"/>
-                              </m:rPr>
-                              <m:t>V</m:t>
-                            </m:r>
-                          </m:e>
-                        </m:d>
+                        <m:r>
+                          <m:rPr>
+                            <m:sty m:val="p"/>
+                          </m:rPr>
+                          <m:t>|</m:t>
+                        </m:r>
                       </m:e>
                       <m:sup>
                         <m:r>
@@ -21254,30 +21288,32 @@
                       </m:rPr>
                       <m:t>⟨</m:t>
                     </m:r>
+                    <m:r>
+                      <m:rPr>
+                        <m:sty m:val="p"/>
+                      </m:rPr>
+                      <m:t>|</m:t>
+                    </m:r>
+                    <m:r>
+                      <m:rPr>
+                        <m:sty m:val="b"/>
+                      </m:rPr>
+                      <m:t>V</m:t>
+                    </m:r>
+                    <m:r>
+                      <m:rPr>
+                        <m:sty m:val="b"/>
+                      </m:rPr>
+                      <m:t>V</m:t>
+                    </m:r>
                     <m:sSup>
                       <m:e>
-                        <m:d>
-                          <m:dPr>
-                            <m:begChr m:val="|"/>
-                            <m:sepChr m:val=""/>
-                            <m:endChr m:val="|"/>
-                            <m:grow/>
-                          </m:dPr>
-                          <m:e>
-                            <m:r>
-                              <m:rPr>
-                                <m:sty m:val="b"/>
-                              </m:rPr>
-                              <m:t>V</m:t>
-                            </m:r>
-                            <m:r>
-                              <m:rPr>
-                                <m:sty m:val="b"/>
-                              </m:rPr>
-                              <m:t>V</m:t>
-                            </m:r>
-                          </m:e>
-                        </m:d>
+                        <m:r>
+                          <m:rPr>
+                            <m:sty m:val="p"/>
+                          </m:rPr>
+                          <m:t>|</m:t>
+                        </m:r>
                       </m:e>
                       <m:sup>
                         <m:r>
@@ -21299,22 +21335,24 @@
           <m:r>
             <m:t>  </m:t>
           </m:r>
-          <m:d>
-            <m:dPr>
-              <m:begChr m:val="("/>
-              <m:sepChr m:val=""/>
-              <m:endChr m:val=")"/>
-              <m:grow/>
-            </m:dPr>
-            <m:e>
-              <m:r>
-                <m:t>16</m:t>
-              </m:r>
-            </m:e>
-          </m:d>
+          <m:r>
+            <m:rPr>
+              <m:sty m:val="p"/>
+            </m:rPr>
+            <m:t>(</m:t>
+          </m:r>
+          <m:r>
+            <m:t>16</m:t>
+          </m:r>
+          <m:r>
+            <m:rPr>
+              <m:sty m:val="p"/>
+            </m:rPr>
+            <m:t>)</m:t>
+          </m:r>
         </m:oMath>
       </m:oMathPara>
-      <w:bookmarkEnd w:id="299"/>
+      <w:bookmarkEnd w:id="302"/>
     </w:p>
     <w:p>
       <w:pPr>
@@ -21339,7 +21377,7 @@
       <w:pPr>
         <w:pStyle w:val="Textkrper"/>
       </w:pPr>
-      <w:bookmarkStart w:id="300" w:name="eq:sar-pol-covmat-eq6"/>
+      <w:bookmarkStart w:id="303" w:name="eq:sar-pol-covmat-eq6"/>
       <m:oMathPara>
         <m:oMathParaPr>
           <m:jc m:val="center"/>
@@ -21411,30 +21449,32 @@
                       </m:rPr>
                       <m:t>⟨</m:t>
                     </m:r>
+                    <m:r>
+                      <m:rPr>
+                        <m:sty m:val="p"/>
+                      </m:rPr>
+                      <m:t>|</m:t>
+                    </m:r>
+                    <m:r>
+                      <m:rPr>
+                        <m:sty m:val="b"/>
+                      </m:rPr>
+                      <m:t>R</m:t>
+                    </m:r>
+                    <m:r>
+                      <m:rPr>
+                        <m:sty m:val="b"/>
+                      </m:rPr>
+                      <m:t>R</m:t>
+                    </m:r>
                     <m:sSup>
                       <m:e>
-                        <m:d>
-                          <m:dPr>
-                            <m:begChr m:val="|"/>
-                            <m:sepChr m:val=""/>
-                            <m:endChr m:val="|"/>
-                            <m:grow/>
-                          </m:dPr>
-                          <m:e>
-                            <m:r>
-                              <m:rPr>
-                                <m:sty m:val="b"/>
-                              </m:rPr>
-                              <m:t>R</m:t>
-                            </m:r>
-                            <m:r>
-                              <m:rPr>
-                                <m:sty m:val="b"/>
-                              </m:rPr>
-                              <m:t>R</m:t>
-                            </m:r>
-                          </m:e>
-                        </m:d>
+                        <m:r>
+                          <m:rPr>
+                            <m:sty m:val="p"/>
+                          </m:rPr>
+                          <m:t>|</m:t>
+                        </m:r>
                       </m:e>
                       <m:sup>
                         <m:r>
@@ -21558,30 +21598,32 @@
                       </m:rPr>
                       <m:t>⟨</m:t>
                     </m:r>
+                    <m:r>
+                      <m:rPr>
+                        <m:sty m:val="p"/>
+                      </m:rPr>
+                      <m:t>|</m:t>
+                    </m:r>
+                    <m:r>
+                      <m:rPr>
+                        <m:sty m:val="b"/>
+                      </m:rPr>
+                      <m:t>R</m:t>
+                    </m:r>
+                    <m:r>
+                      <m:rPr>
+                        <m:sty m:val="b"/>
+                      </m:rPr>
+                      <m:t>L</m:t>
+                    </m:r>
                     <m:sSup>
                       <m:e>
-                        <m:d>
-                          <m:dPr>
-                            <m:begChr m:val="|"/>
-                            <m:sepChr m:val=""/>
-                            <m:endChr m:val="|"/>
-                            <m:grow/>
-                          </m:dPr>
-                          <m:e>
-                            <m:r>
-                              <m:rPr>
-                                <m:sty m:val="b"/>
-                              </m:rPr>
-                              <m:t>R</m:t>
-                            </m:r>
-                            <m:r>
-                              <m:rPr>
-                                <m:sty m:val="b"/>
-                              </m:rPr>
-                              <m:t>L</m:t>
-                            </m:r>
-                          </m:e>
-                        </m:d>
+                        <m:r>
+                          <m:rPr>
+                            <m:sty m:val="p"/>
+                          </m:rPr>
+                          <m:t>|</m:t>
+                        </m:r>
                       </m:e>
                       <m:sup>
                         <m:r>
@@ -21603,25 +21645,27 @@
           <m:r>
             <m:t>  </m:t>
           </m:r>
-          <m:d>
-            <m:dPr>
-              <m:begChr m:val="("/>
-              <m:sepChr m:val=""/>
-              <m:endChr m:val=")"/>
-              <m:grow/>
-            </m:dPr>
-            <m:e>
-              <m:r>
-                <m:t>17</m:t>
-              </m:r>
-            </m:e>
-          </m:d>
+          <m:r>
+            <m:rPr>
+              <m:sty m:val="p"/>
+            </m:rPr>
+            <m:t>(</m:t>
+          </m:r>
+          <m:r>
+            <m:t>17</m:t>
+          </m:r>
+          <m:r>
+            <m:rPr>
+              <m:sty m:val="p"/>
+            </m:rPr>
+            <m:t>)</m:t>
+          </m:r>
         </m:oMath>
       </m:oMathPara>
-      <w:bookmarkEnd w:id="300"/>
-    </w:p>
-    <w:bookmarkEnd w:id="301"/>
-    <w:bookmarkStart w:id="326" w:name="sec:annex-sar-orb-example"/>
+      <w:bookmarkEnd w:id="303"/>
+    </w:p>
+    <w:bookmarkEnd w:id="304"/>
+    <w:bookmarkStart w:id="329" w:name="sec:annex-sar-orb-example"/>
     <w:p>
       <w:pPr>
         <w:pStyle w:val="berschrift3"/>
@@ -21668,19 +21712,7 @@
         </w:r>
       </w:hyperlink>
       <w:r>
-        <w:t xml:space="preserve">), which is recommended for most ocean applications. In addition, availability of the</w:t>
-      </w:r>
-      <w:r>
-        <w:t xml:space="preserve"> </w:t>
-      </w:r>
-      <w:r>
-        <w:t xml:space="preserve">“Local (or Ellipsoidal) Incidence Angle Image”</w:t>
-      </w:r>
-      <w:r>
-        <w:t xml:space="preserve"> </w:t>
-      </w:r>
-      <w:r>
-        <w:t xml:space="preserve">(Figure </w:t>
+        <w:t xml:space="preserve">), which is recommended for most ocean applications. In addition, availability of the “Local (or Ellipsoidal) Incidence Angle Image” (Figure </w:t>
       </w:r>
       <w:hyperlink w:anchor="fig:sar-orb-example-fig1d">
         <w:r>
@@ -21691,28 +21723,7 @@
         </w:r>
       </w:hyperlink>
       <w:r>
-        <w:t xml:space="preserve">) and</w:t>
-      </w:r>
-      <w:r>
-        <w:t xml:space="preserve"> </w:t>
-      </w:r>
-      <w:r>
-        <w:t xml:space="preserve">“Look Direction Image”</w:t>
-      </w:r>
-      <w:r>
-        <w:t xml:space="preserve"> </w:t>
-      </w:r>
-      <w:r>
-        <w:t xml:space="preserve">per-pixel metadata are highly recommended (otherwise the general metadata</w:t>
-      </w:r>
-      <w:r>
-        <w:t xml:space="preserve"> </w:t>
-      </w:r>
-      <w:r>
-        <w:t xml:space="preserve">“Look Direction Polynomials”</w:t>
-      </w:r>
-      <w:r>
-        <w:t xml:space="preserve">) since they required for operational applications like ocean wind field estimates.</w:t>
+        <w:t xml:space="preserve">) and “Look Direction Image” per-pixel metadata are highly recommended (otherwise the general metadata “Look Direction Polynomials”) since they required for operational applications like ocean wind field estimates.</w:t>
       </w:r>
     </w:p>
     <w:p>
@@ -21723,7 +21734,7 @@
         <w:t xml:space="preserve">The following figures show Sentinel-1 ORB products of the Tropical Cyclone Harold passing Vanuatu on April 6, 2020:</w:t>
       </w:r>
     </w:p>
-    <w:bookmarkStart w:id="305" w:name="fig:sar-orb-example-fig1a"/>
+    <w:bookmarkStart w:id="308" w:name="fig:sar-orb-example-fig1a"/>
     <w:p>
       <w:pPr>
         <w:pStyle w:val="CaptionedFigure"/>
@@ -21733,18 +21744,18 @@
           <wp:inline>
             <wp:extent cx="3810000" cy="2540000"/>
             <wp:effectExtent b="0" l="0" r="0" t="0"/>
-            <wp:docPr descr="Figure 1: VV intensity; Processing: A. Rosenqvist (soloEO)" title="" id="303" name="Picture"/>
+            <wp:docPr descr="Figure 1: VV intensity; Processing: A. Rosenqvist (soloEO)" title="" id="306" name="Picture"/>
             <a:graphic>
               <a:graphicData uri="http://schemas.openxmlformats.org/drawingml/2006/picture">
                 <pic:pic>
                   <pic:nvPicPr>
-                    <pic:cNvPr descr="assets/sar-orb-examples/S1-ORB-VV.png" id="304" name="Picture"/>
+                    <pic:cNvPr descr="assets/sar-orb-examples/S1-ORB-VV.png" id="307" name="Picture"/>
                     <pic:cNvPicPr>
                       <a:picLocks noChangeArrowheads="1" noChangeAspect="1"/>
                     </pic:cNvPicPr>
                   </pic:nvPicPr>
                   <pic:blipFill>
-                    <a:blip r:embed="rId302"/>
+                    <a:blip r:embed="rId305"/>
                     <a:stretch>
                       <a:fillRect/>
                     </a:stretch>
@@ -21779,8 +21790,8 @@
         <w:t xml:space="preserve">Figure 1: VV intensity; Processing: A. Rosenqvist (soloEO)</w:t>
       </w:r>
     </w:p>
-    <w:bookmarkEnd w:id="305"/>
-    <w:bookmarkStart w:id="309" w:name="fig:sar-orb-example-fig1b"/>
+    <w:bookmarkEnd w:id="308"/>
+    <w:bookmarkStart w:id="312" w:name="fig:sar-orb-example-fig1b"/>
     <w:p>
       <w:pPr>
         <w:pStyle w:val="CaptionedFigure"/>
@@ -21790,18 +21801,18 @@
           <wp:inline>
             <wp:extent cx="3810000" cy="2540000"/>
             <wp:effectExtent b="0" l="0" r="0" t="0"/>
-            <wp:docPr descr="Figure 2: VH intensity; Processing: A. Rosenqvist (soloEO)" title="" id="307" name="Picture"/>
+            <wp:docPr descr="Figure 2: VH intensity; Processing: A. Rosenqvist (soloEO)" title="" id="310" name="Picture"/>
             <a:graphic>
               <a:graphicData uri="http://schemas.openxmlformats.org/drawingml/2006/picture">
                 <pic:pic>
                   <pic:nvPicPr>
-                    <pic:cNvPr descr="assets/sar-orb-examples/S1-ORB-VH.png" id="308" name="Picture"/>
+                    <pic:cNvPr descr="assets/sar-orb-examples/S1-ORB-VH.png" id="311" name="Picture"/>
                     <pic:cNvPicPr>
                       <a:picLocks noChangeArrowheads="1" noChangeAspect="1"/>
                     </pic:cNvPicPr>
                   </pic:nvPicPr>
                   <pic:blipFill>
-                    <a:blip r:embed="rId306"/>
+                    <a:blip r:embed="rId309"/>
                     <a:stretch>
                       <a:fillRect/>
                     </a:stretch>
@@ -21836,8 +21847,8 @@
         <w:t xml:space="preserve">Figure 2: VH intensity; Processing: A. Rosenqvist (soloEO)</w:t>
       </w:r>
     </w:p>
-    <w:bookmarkEnd w:id="309"/>
-    <w:bookmarkStart w:id="313" w:name="fig:sar-orb-example-fig1c"/>
+    <w:bookmarkEnd w:id="312"/>
+    <w:bookmarkStart w:id="316" w:name="fig:sar-orb-example-fig1c"/>
     <w:p>
       <w:pPr>
         <w:pStyle w:val="CaptionedFigure"/>
@@ -21847,18 +21858,18 @@
           <wp:inline>
             <wp:extent cx="3810000" cy="2540000"/>
             <wp:effectExtent b="0" l="0" r="0" t="0"/>
-            <wp:docPr descr="Figure 3: Data mask image; Processing: A. Rosenqvist (soloEO)" title="" id="311" name="Picture"/>
+            <wp:docPr descr="Figure 3: Data mask image; Processing: A. Rosenqvist (soloEO)" title="" id="314" name="Picture"/>
             <a:graphic>
               <a:graphicData uri="http://schemas.openxmlformats.org/drawingml/2006/picture">
                 <pic:pic>
                   <pic:nvPicPr>
-                    <pic:cNvPr descr="assets/sar-orb-examples/S1-ORB-data-mask.png" id="312" name="Picture"/>
+                    <pic:cNvPr descr="assets/sar-orb-examples/S1-ORB-data-mask.png" id="315" name="Picture"/>
                     <pic:cNvPicPr>
                       <a:picLocks noChangeArrowheads="1" noChangeAspect="1"/>
                     </pic:cNvPicPr>
                   </pic:nvPicPr>
                   <pic:blipFill>
-                    <a:blip r:embed="rId310"/>
+                    <a:blip r:embed="rId313"/>
                     <a:stretch>
                       <a:fillRect/>
                     </a:stretch>
@@ -21893,8 +21904,8 @@
         <w:t xml:space="preserve">Figure 3: Data mask image; Processing: A. Rosenqvist (soloEO)</w:t>
       </w:r>
     </w:p>
-    <w:bookmarkEnd w:id="313"/>
-    <w:bookmarkStart w:id="317" w:name="fig:sar-orb-example-fig1d"/>
+    <w:bookmarkEnd w:id="316"/>
+    <w:bookmarkStart w:id="320" w:name="fig:sar-orb-example-fig1d"/>
     <w:p>
       <w:pPr>
         <w:pStyle w:val="CaptionedFigure"/>
@@ -21904,18 +21915,18 @@
           <wp:inline>
             <wp:extent cx="3810000" cy="2540000"/>
             <wp:effectExtent b="0" l="0" r="0" t="0"/>
-            <wp:docPr descr="Figure 4: Local incident angle; Processing: A. Rosenqvist (soloEO)" title="" id="315" name="Picture"/>
+            <wp:docPr descr="Figure 4: Local incident angle; Processing: A. Rosenqvist (soloEO)" title="" id="318" name="Picture"/>
             <a:graphic>
               <a:graphicData uri="http://schemas.openxmlformats.org/drawingml/2006/picture">
                 <pic:pic>
                   <pic:nvPicPr>
-                    <pic:cNvPr descr="assets/sar-orb-examples/S1-ORB-local-indicident-angle.png" id="316" name="Picture"/>
+                    <pic:cNvPr descr="assets/sar-orb-examples/S1-ORB-local-indicident-angle.png" id="319" name="Picture"/>
                     <pic:cNvPicPr>
                       <a:picLocks noChangeArrowheads="1" noChangeAspect="1"/>
                     </pic:cNvPicPr>
                   </pic:nvPicPr>
                   <pic:blipFill>
-                    <a:blip r:embed="rId314"/>
+                    <a:blip r:embed="rId317"/>
                     <a:stretch>
                       <a:fillRect/>
                     </a:stretch>
@@ -21950,25 +21961,13 @@
         <w:t xml:space="preserve">Figure 4: Local incident angle; Processing: A. Rosenqvist (soloEO)</w:t>
       </w:r>
     </w:p>
-    <w:bookmarkEnd w:id="317"/>
+    <w:bookmarkEnd w:id="320"/>
     <w:p>
       <w:pPr>
         <w:pStyle w:val="Textkrper"/>
       </w:pPr>
       <w:r>
-        <w:t xml:space="preserve">Another useful file is the</w:t>
-      </w:r>
-      <w:r>
-        <w:t xml:space="preserve"> </w:t>
-      </w:r>
-      <w:r>
-        <w:t xml:space="preserve">“Mean Wind-Normalised Backscatter Measurements”</w:t>
-      </w:r>
-      <w:r>
-        <w:t xml:space="preserve"> </w:t>
-      </w:r>
-      <w:r>
-        <w:t xml:space="preserve">(Figure </w:t>
+        <w:t xml:space="preserve">Another useful file is the “Mean Wind-Normalised Backscatter Measurements” (Figure </w:t>
       </w:r>
       <w:hyperlink w:anchor="fig:sar-orb-example-fig2b">
         <w:r>
@@ -22036,7 +22035,7 @@
         <w:t xml:space="preserve">The following figures show Sentinel-1 EW ORB products:</w:t>
       </w:r>
     </w:p>
-    <w:bookmarkStart w:id="321" w:name="fig:sar-orb-example-fig2a"/>
+    <w:bookmarkStart w:id="324" w:name="fig:sar-orb-example-fig2a"/>
     <w:p>
       <w:pPr>
         <w:pStyle w:val="CaptionedFigure"/>
@@ -22046,18 +22045,18 @@
           <wp:inline>
             <wp:extent cx="3810000" cy="2540000"/>
             <wp:effectExtent b="0" l="0" r="0" t="0"/>
-            <wp:docPr descr="Figure 5: ORB intensity (Sigma-Nought); Processing: G. Hajduch (CLS)" title="" id="319" name="Picture"/>
+            <wp:docPr descr="Figure 5: ORB intensity (Sigma-Nought); Processing: G. Hajduch (CLS)" title="" id="322" name="Picture"/>
             <a:graphic>
               <a:graphicData uri="http://schemas.openxmlformats.org/drawingml/2006/picture">
                 <pic:pic>
                   <pic:nvPicPr>
-                    <pic:cNvPr descr="assets/sar-orb-examples/S1-ORB-sigma-nought.png" id="320" name="Picture"/>
+                    <pic:cNvPr descr="assets/sar-orb-examples/S1-ORB-sigma-nought.png" id="323" name="Picture"/>
                     <pic:cNvPicPr>
                       <a:picLocks noChangeArrowheads="1" noChangeAspect="1"/>
                     </pic:cNvPicPr>
                   </pic:nvPicPr>
                   <pic:blipFill>
-                    <a:blip r:embed="rId318"/>
+                    <a:blip r:embed="rId321"/>
                     <a:stretch>
                       <a:fillRect/>
                     </a:stretch>
@@ -22092,8 +22091,8 @@
         <w:t xml:space="preserve">Figure 5: ORB intensity (Sigma-Nought); Processing: G. Hajduch (CLS)</w:t>
       </w:r>
     </w:p>
-    <w:bookmarkEnd w:id="321"/>
-    <w:bookmarkStart w:id="325" w:name="fig:sar-orb-example-fig2b"/>
+    <w:bookmarkEnd w:id="324"/>
+    <w:bookmarkStart w:id="328" w:name="fig:sar-orb-example-fig2b"/>
     <w:p>
       <w:pPr>
         <w:pStyle w:val="CaptionedFigure"/>
@@ -22103,18 +22102,18 @@
           <wp:inline>
             <wp:extent cx="3810000" cy="2540000"/>
             <wp:effectExtent b="0" l="0" r="0" t="0"/>
-            <wp:docPr descr="Figure 6: Intensity compensated with the “Mean Wind-Normalised Backscatter Measurement” (i.e., not Sigma-Nought) and geocoded; Processing: G. Hajduch (CLS)" title="" id="323" name="Picture"/>
+            <wp:docPr descr="Figure 6: Intensity compensated with the “Mean Wind-Normalised Backscatter Measurement” (i.e., not Sigma-Nought) and geocoded; Processing: G. Hajduch (CLS)" title="" id="326" name="Picture"/>
             <a:graphic>
               <a:graphicData uri="http://schemas.openxmlformats.org/drawingml/2006/picture">
                 <pic:pic>
                   <pic:nvPicPr>
-                    <pic:cNvPr descr="assets/sar-orb-examples/S1-ORB-intesity-compensated.png" id="324" name="Picture"/>
+                    <pic:cNvPr descr="assets/sar-orb-examples/S1-ORB-intesity-compensated.png" id="327" name="Picture"/>
                     <pic:cNvPicPr>
                       <a:picLocks noChangeArrowheads="1" noChangeAspect="1"/>
                     </pic:cNvPicPr>
                   </pic:nvPicPr>
                   <pic:blipFill>
-                    <a:blip r:embed="rId322"/>
+                    <a:blip r:embed="rId325"/>
                     <a:stretch>
                       <a:fillRect/>
                     </a:stretch>
@@ -22146,31 +22145,19 @@
         <w:pStyle w:val="ImageCaption"/>
       </w:pPr>
       <w:r>
-        <w:t xml:space="preserve">Figure 6: Intensity compensated with the</w:t>
-      </w:r>
-      <w:r>
-        <w:t xml:space="preserve"> </w:t>
-      </w:r>
-      <w:r>
-        <w:t xml:space="preserve">“Mean Wind-Normalised Backscatter Measurement”</w:t>
-      </w:r>
-      <w:r>
-        <w:t xml:space="preserve"> </w:t>
-      </w:r>
-      <w:r>
-        <w:t xml:space="preserve">(i.e., not Sigma-Nought) and geocoded; Processing: G. Hajduch (CLS)</w:t>
-      </w:r>
-    </w:p>
-    <w:bookmarkEnd w:id="325"/>
-    <w:bookmarkEnd w:id="326"/>
-    <w:bookmarkEnd w:id="327"/>
+        <w:t xml:space="preserve">Figure 6: Intensity compensated with the “Mean Wind-Normalised Backscatter Measurement” (i.e., not Sigma-Nought) and geocoded; Processing: G. Hajduch (CLS)</w:t>
+      </w:r>
+    </w:p>
     <w:bookmarkEnd w:id="328"/>
+    <w:bookmarkEnd w:id="329"/>
+    <w:bookmarkEnd w:id="330"/>
+    <w:bookmarkEnd w:id="331"/>
     <w:sectPr>
-      <w:headerReference r:id="rId11" w:type="even"/>
+      <w:headerReference r:id="rId9" w:type="even"/>
       <w:headerReference r:id="rId10" w:type="default"/>
-      <w:footerReference r:id="rId13" w:type="even"/>
+      <w:footerReference r:id="rId11" w:type="even"/>
       <w:footerReference r:id="rId12" w:type="default"/>
-      <w:headerReference r:id="rId9" w:type="first"/>
+      <w:headerReference r:id="rId13" w:type="first"/>
       <w:footerReference r:id="rId14" w:type="first"/>
       <w:pgSz w:code="9" w:h="16838" w:w="11906"/>
       <w:pgMar w:bottom="1080" w:footer="567" w:gutter="0" w:header="567" w:left="1440" w:right="1440" w:top="1080"/>
@@ -22231,7 +22218,7 @@
       </w:r>
     </w:p>
   </w:footnote>
-  <w:footnote w:id="76">
+  <w:footnote w:id="79">
     <w:p>
       <w:pPr>
         <w:pStyle w:val="Funotentext"/>
@@ -22246,23 +22233,11 @@
         <w:t xml:space="preserve"> </w:t>
       </w:r>
       <w:r>
-        <w:t xml:space="preserve">For data crossing the North or South Pole, it is recommended to produce two distinct products and to use the appropriate</w:t>
-      </w:r>
-      <w:r>
-        <w:t xml:space="preserve"> </w:t>
-      </w:r>
-      <w:r>
-        <w:t xml:space="preserve">“Pass direction”</w:t>
-      </w:r>
-      <w:r>
-        <w:t xml:space="preserve"> </w:t>
-      </w:r>
-      <w:r>
-        <w:t xml:space="preserve">in each.</w:t>
+        <w:t xml:space="preserve">For data crossing the North or South Pole, it is recommended to produce two distinct products and to use the appropriate “Pass direction” in each.</w:t>
       </w:r>
     </w:p>
   </w:footnote>
-  <w:footnote w:id="154">
+  <w:footnote w:id="157">
     <w:p>
       <w:pPr>
         <w:pStyle w:val="Funotentext"/>
